--- a/docs/informe_tecnico/output/INFORME_TECNICO_FGCT17_2025.docx
+++ b/docs/informe_tecnico/output/INFORME_TECNICO_FGCT17_2025.docx
@@ -1789,12 +1789,45 @@
     </w:tbl>
     <w:p>
       <w:pPr>
-        <w:pStyle w:val="PieTabla"/>
-        <w:spacing w:before="100" w:after="300"/>
-      </w:pPr>
-      <w:r>
-        <w:t xml:space="preserve">Tabla 1. Tecnologías utilizadas en los plugins</w:t>
-      </w:r>
+        <w:spacing w:before="100" w:after="100"/>
+        <w:jc w:val="left"/>
+      </w:pPr>
+      <w:bookmarkStart w:name="[object Object]"/>
+      <w:r>
+        <w:rPr>
+          <w:b/>
+          <w:bCs/>
+          <w:color w:val="000000"/>
+          <w:sz w:val="20"/>
+          <w:szCs w:val="20"/>
+          <w:rFonts w:ascii="Arial" w:cs="Arial" w:eastAsia="Arial" w:hAnsi="Arial"/>
+        </w:rPr>
+        <w:t xml:space="preserve">Tabla </w:t>
+      </w:r>
+      <w:fldSimple w:instr="[object Object]"/>
+      <w:r>
+        <w:rPr>
+          <w:b/>
+          <w:bCs/>
+          <w:color w:val="000000"/>
+          <w:sz w:val="20"/>
+          <w:szCs w:val="20"/>
+          <w:rFonts w:ascii="Arial" w:cs="Arial" w:eastAsia="Arial" w:hAnsi="Arial"/>
+        </w:rPr>
+        <w:t xml:space="preserve">. </w:t>
+      </w:r>
+      <w:r>
+        <w:rPr>
+          <w:b/>
+          <w:bCs/>
+          <w:color w:val="000000"/>
+          <w:sz w:val="20"/>
+          <w:szCs w:val="20"/>
+          <w:rFonts w:ascii="Arial" w:cs="Arial" w:eastAsia="Arial" w:hAnsi="Arial"/>
+        </w:rPr>
+        <w:t xml:space="preserve">Tecnologías utilizadas en los plugins</w:t>
+      </w:r>
+      <w:bookmarkEnd w:id="[object Object]"/>
     </w:p>
     <w:p>
       <w:r>
@@ -2451,12 +2484,45 @@
     </w:tbl>
     <w:p>
       <w:pPr>
-        <w:pStyle w:val="PieTabla"/>
-        <w:spacing w:before="100" w:after="300"/>
-      </w:pPr>
-      <w:r>
-        <w:t xml:space="preserve">Tabla 2. Información de versión del plugin local_jobboard</w:t>
-      </w:r>
+        <w:spacing w:before="100" w:after="100"/>
+        <w:jc w:val="left"/>
+      </w:pPr>
+      <w:bookmarkStart w:name="[object Object]"/>
+      <w:r>
+        <w:rPr>
+          <w:b/>
+          <w:bCs/>
+          <w:color w:val="000000"/>
+          <w:sz w:val="20"/>
+          <w:szCs w:val="20"/>
+          <w:rFonts w:ascii="Arial" w:cs="Arial" w:eastAsia="Arial" w:hAnsi="Arial"/>
+        </w:rPr>
+        <w:t xml:space="preserve">Tabla </w:t>
+      </w:r>
+      <w:fldSimple w:instr="[object Object]"/>
+      <w:r>
+        <w:rPr>
+          <w:b/>
+          <w:bCs/>
+          <w:color w:val="000000"/>
+          <w:sz w:val="20"/>
+          <w:szCs w:val="20"/>
+          <w:rFonts w:ascii="Arial" w:cs="Arial" w:eastAsia="Arial" w:hAnsi="Arial"/>
+        </w:rPr>
+        <w:t xml:space="preserve">. </w:t>
+      </w:r>
+      <w:r>
+        <w:rPr>
+          <w:b/>
+          <w:bCs/>
+          <w:color w:val="000000"/>
+          <w:sz w:val="20"/>
+          <w:szCs w:val="20"/>
+          <w:rFonts w:ascii="Arial" w:cs="Arial" w:eastAsia="Arial" w:hAnsi="Arial"/>
+        </w:rPr>
+        <w:t xml:space="preserve">Información de versión del plugin local_jobboard</w:t>
+      </w:r>
+      <w:bookmarkEnd w:id="[object Object]"/>
     </w:p>
     <w:p>
       <w:pPr>
@@ -2528,12 +2594,45 @@
     </w:p>
     <w:p>
       <w:pPr>
-        <w:pStyle w:val="PieIlustracion"/>
         <w:spacing w:before="100" w:after="300"/>
-      </w:pPr>
-      <w:r>
-        <w:t xml:space="preserve">Figura 1. Estructura de directorios del plugin local_jobboard</w:t>
-      </w:r>
+        <w:jc w:val="center"/>
+      </w:pPr>
+      <w:bookmarkStart w:name="[object Object]"/>
+      <w:r>
+        <w:rPr>
+          <w:i/>
+          <w:iCs/>
+          <w:color w:val="646363"/>
+          <w:sz w:val="20"/>
+          <w:szCs w:val="20"/>
+          <w:rFonts w:ascii="Arial" w:cs="Arial" w:eastAsia="Arial" w:hAnsi="Arial"/>
+        </w:rPr>
+        <w:t xml:space="preserve">Figura </w:t>
+      </w:r>
+      <w:fldSimple w:instr="[object Object]"/>
+      <w:r>
+        <w:rPr>
+          <w:i/>
+          <w:iCs/>
+          <w:color w:val="646363"/>
+          <w:sz w:val="20"/>
+          <w:szCs w:val="20"/>
+          <w:rFonts w:ascii="Arial" w:cs="Arial" w:eastAsia="Arial" w:hAnsi="Arial"/>
+        </w:rPr>
+        <w:t xml:space="preserve">. </w:t>
+      </w:r>
+      <w:r>
+        <w:rPr>
+          <w:i/>
+          <w:iCs/>
+          <w:color w:val="646363"/>
+          <w:sz w:val="20"/>
+          <w:szCs w:val="20"/>
+          <w:rFonts w:ascii="Arial" w:cs="Arial" w:eastAsia="Arial" w:hAnsi="Arial"/>
+        </w:rPr>
+        <w:t xml:space="preserve">Estructura de directorios del plugin local_jobboard</w:t>
+      </w:r>
+      <w:bookmarkEnd w:id="[object Object]"/>
     </w:p>
     <w:p>
       <w:pPr>
@@ -2605,12 +2704,45 @@
     </w:p>
     <w:p>
       <w:pPr>
-        <w:pStyle w:val="PieIlustracion"/>
         <w:spacing w:before="100" w:after="300"/>
-      </w:pPr>
-      <w:r>
-        <w:t xml:space="preserve">Figura 2. Arquitectura del plugin local_jobboard</w:t>
-      </w:r>
+        <w:jc w:val="center"/>
+      </w:pPr>
+      <w:bookmarkStart w:name="[object Object]"/>
+      <w:r>
+        <w:rPr>
+          <w:i/>
+          <w:iCs/>
+          <w:color w:val="646363"/>
+          <w:sz w:val="20"/>
+          <w:szCs w:val="20"/>
+          <w:rFonts w:ascii="Arial" w:cs="Arial" w:eastAsia="Arial" w:hAnsi="Arial"/>
+        </w:rPr>
+        <w:t xml:space="preserve">Figura </w:t>
+      </w:r>
+      <w:fldSimple w:instr="[object Object]"/>
+      <w:r>
+        <w:rPr>
+          <w:i/>
+          <w:iCs/>
+          <w:color w:val="646363"/>
+          <w:sz w:val="20"/>
+          <w:szCs w:val="20"/>
+          <w:rFonts w:ascii="Arial" w:cs="Arial" w:eastAsia="Arial" w:hAnsi="Arial"/>
+        </w:rPr>
+        <w:t xml:space="preserve">. </w:t>
+      </w:r>
+      <w:r>
+        <w:rPr>
+          <w:i/>
+          <w:iCs/>
+          <w:color w:val="646363"/>
+          <w:sz w:val="20"/>
+          <w:szCs w:val="20"/>
+          <w:rFonts w:ascii="Arial" w:cs="Arial" w:eastAsia="Arial" w:hAnsi="Arial"/>
+        </w:rPr>
+        <w:t xml:space="preserve">Arquitectura del plugin local_jobboard</w:t>
+      </w:r>
+      <w:bookmarkEnd w:id="[object Object]"/>
     </w:p>
     <w:p>
       <w:pPr>
@@ -2682,12 +2814,45 @@
     </w:p>
     <w:p>
       <w:pPr>
-        <w:pStyle w:val="PieIlustracion"/>
         <w:spacing w:before="100" w:after="300"/>
-      </w:pPr>
-      <w:r>
-        <w:t xml:space="preserve">Figura 3. Diagrama de casos de uso</w:t>
-      </w:r>
+        <w:jc w:val="center"/>
+      </w:pPr>
+      <w:bookmarkStart w:name="[object Object]"/>
+      <w:r>
+        <w:rPr>
+          <w:i/>
+          <w:iCs/>
+          <w:color w:val="646363"/>
+          <w:sz w:val="20"/>
+          <w:szCs w:val="20"/>
+          <w:rFonts w:ascii="Arial" w:cs="Arial" w:eastAsia="Arial" w:hAnsi="Arial"/>
+        </w:rPr>
+        <w:t xml:space="preserve">Figura </w:t>
+      </w:r>
+      <w:fldSimple w:instr="[object Object]"/>
+      <w:r>
+        <w:rPr>
+          <w:i/>
+          <w:iCs/>
+          <w:color w:val="646363"/>
+          <w:sz w:val="20"/>
+          <w:szCs w:val="20"/>
+          <w:rFonts w:ascii="Arial" w:cs="Arial" w:eastAsia="Arial" w:hAnsi="Arial"/>
+        </w:rPr>
+        <w:t xml:space="preserve">. </w:t>
+      </w:r>
+      <w:r>
+        <w:rPr>
+          <w:i/>
+          <w:iCs/>
+          <w:color w:val="646363"/>
+          <w:sz w:val="20"/>
+          <w:szCs w:val="20"/>
+          <w:rFonts w:ascii="Arial" w:cs="Arial" w:eastAsia="Arial" w:hAnsi="Arial"/>
+        </w:rPr>
+        <w:t xml:space="preserve">Diagrama de casos de uso</w:t>
+      </w:r>
+      <w:bookmarkEnd w:id="[object Object]"/>
     </w:p>
     <w:p>
       <w:pPr>
@@ -4998,12 +5163,45 @@
     </w:tbl>
     <w:p>
       <w:pPr>
-        <w:pStyle w:val="PieTabla"/>
-        <w:spacing w:before="100" w:after="300"/>
-      </w:pPr>
-      <w:r>
-        <w:t xml:space="preserve">Tabla 3. Resumen de tablas de base de datos</w:t>
-      </w:r>
+        <w:spacing w:before="100" w:after="100"/>
+        <w:jc w:val="left"/>
+      </w:pPr>
+      <w:bookmarkStart w:name="[object Object]"/>
+      <w:r>
+        <w:rPr>
+          <w:b/>
+          <w:bCs/>
+          <w:color w:val="000000"/>
+          <w:sz w:val="20"/>
+          <w:szCs w:val="20"/>
+          <w:rFonts w:ascii="Arial" w:cs="Arial" w:eastAsia="Arial" w:hAnsi="Arial"/>
+        </w:rPr>
+        <w:t xml:space="preserve">Tabla </w:t>
+      </w:r>
+      <w:fldSimple w:instr="[object Object]"/>
+      <w:r>
+        <w:rPr>
+          <w:b/>
+          <w:bCs/>
+          <w:color w:val="000000"/>
+          <w:sz w:val="20"/>
+          <w:szCs w:val="20"/>
+          <w:rFonts w:ascii="Arial" w:cs="Arial" w:eastAsia="Arial" w:hAnsi="Arial"/>
+        </w:rPr>
+        <w:t xml:space="preserve">. </w:t>
+      </w:r>
+      <w:r>
+        <w:rPr>
+          <w:b/>
+          <w:bCs/>
+          <w:color w:val="000000"/>
+          <w:sz w:val="20"/>
+          <w:szCs w:val="20"/>
+          <w:rFonts w:ascii="Arial" w:cs="Arial" w:eastAsia="Arial" w:hAnsi="Arial"/>
+        </w:rPr>
+        <w:t xml:space="preserve">Resumen de tablas de base de datos</w:t>
+      </w:r>
+      <w:bookmarkEnd w:id="[object Object]"/>
     </w:p>
     <w:p>
       <w:pPr>
@@ -5062,12 +5260,45 @@
     </w:p>
     <w:p>
       <w:pPr>
-        <w:pStyle w:val="PieIlustracion"/>
         <w:spacing w:before="100" w:after="300"/>
-      </w:pPr>
-      <w:r>
-        <w:t xml:space="preserve">Figura 4. Diagrama entidad-relación del plugin local_jobboard</w:t>
-      </w:r>
+        <w:jc w:val="center"/>
+      </w:pPr>
+      <w:bookmarkStart w:name="[object Object]"/>
+      <w:r>
+        <w:rPr>
+          <w:i/>
+          <w:iCs/>
+          <w:color w:val="646363"/>
+          <w:sz w:val="20"/>
+          <w:szCs w:val="20"/>
+          <w:rFonts w:ascii="Arial" w:cs="Arial" w:eastAsia="Arial" w:hAnsi="Arial"/>
+        </w:rPr>
+        <w:t xml:space="preserve">Figura </w:t>
+      </w:r>
+      <w:fldSimple w:instr="[object Object]"/>
+      <w:r>
+        <w:rPr>
+          <w:i/>
+          <w:iCs/>
+          <w:color w:val="646363"/>
+          <w:sz w:val="20"/>
+          <w:szCs w:val="20"/>
+          <w:rFonts w:ascii="Arial" w:cs="Arial" w:eastAsia="Arial" w:hAnsi="Arial"/>
+        </w:rPr>
+        <w:t xml:space="preserve">. </w:t>
+      </w:r>
+      <w:r>
+        <w:rPr>
+          <w:i/>
+          <w:iCs/>
+          <w:color w:val="646363"/>
+          <w:sz w:val="20"/>
+          <w:szCs w:val="20"/>
+          <w:rFonts w:ascii="Arial" w:cs="Arial" w:eastAsia="Arial" w:hAnsi="Arial"/>
+        </w:rPr>
+        <w:t xml:space="preserve">Diagrama entidad-relación del plugin local_jobboard</w:t>
+      </w:r>
+      <w:bookmarkEnd w:id="[object Object]"/>
     </w:p>
     <w:p>
       <w:pPr>
@@ -7258,12 +7489,45 @@
     </w:p>
     <w:p>
       <w:pPr>
-        <w:pStyle w:val="PieIlustracion"/>
         <w:spacing w:before="100" w:after="300"/>
-      </w:pPr>
-      <w:r>
-        <w:t xml:space="preserve">Figura 5. Diagrama de clases principales</w:t>
-      </w:r>
+        <w:jc w:val="center"/>
+      </w:pPr>
+      <w:bookmarkStart w:name="[object Object]"/>
+      <w:r>
+        <w:rPr>
+          <w:i/>
+          <w:iCs/>
+          <w:color w:val="646363"/>
+          <w:sz w:val="20"/>
+          <w:szCs w:val="20"/>
+          <w:rFonts w:ascii="Arial" w:cs="Arial" w:eastAsia="Arial" w:hAnsi="Arial"/>
+        </w:rPr>
+        <w:t xml:space="preserve">Figura </w:t>
+      </w:r>
+      <w:fldSimple w:instr="[object Object]"/>
+      <w:r>
+        <w:rPr>
+          <w:i/>
+          <w:iCs/>
+          <w:color w:val="646363"/>
+          <w:sz w:val="20"/>
+          <w:szCs w:val="20"/>
+          <w:rFonts w:ascii="Arial" w:cs="Arial" w:eastAsia="Arial" w:hAnsi="Arial"/>
+        </w:rPr>
+        <w:t xml:space="preserve">. </w:t>
+      </w:r>
+      <w:r>
+        <w:rPr>
+          <w:i/>
+          <w:iCs/>
+          <w:color w:val="646363"/>
+          <w:sz w:val="20"/>
+          <w:szCs w:val="20"/>
+          <w:rFonts w:ascii="Arial" w:cs="Arial" w:eastAsia="Arial" w:hAnsi="Arial"/>
+        </w:rPr>
+        <w:t xml:space="preserve">Diagrama de clases principales</w:t>
+      </w:r>
+      <w:bookmarkEnd w:id="[object Object]"/>
     </w:p>
     <w:p>
       <w:pPr>
@@ -11487,12 +11751,45 @@
     </w:p>
     <w:p>
       <w:pPr>
-        <w:pStyle w:val="PieIlustracion"/>
         <w:spacing w:before="100" w:after="300"/>
-      </w:pPr>
-      <w:r>
-        <w:t xml:space="preserve">Figura 6. Servicios web disponibles</w:t>
-      </w:r>
+        <w:jc w:val="center"/>
+      </w:pPr>
+      <w:bookmarkStart w:name="[object Object]"/>
+      <w:r>
+        <w:rPr>
+          <w:i/>
+          <w:iCs/>
+          <w:color w:val="646363"/>
+          <w:sz w:val="20"/>
+          <w:szCs w:val="20"/>
+          <w:rFonts w:ascii="Arial" w:cs="Arial" w:eastAsia="Arial" w:hAnsi="Arial"/>
+        </w:rPr>
+        <w:t xml:space="preserve">Figura </w:t>
+      </w:r>
+      <w:fldSimple w:instr="[object Object]"/>
+      <w:r>
+        <w:rPr>
+          <w:i/>
+          <w:iCs/>
+          <w:color w:val="646363"/>
+          <w:sz w:val="20"/>
+          <w:szCs w:val="20"/>
+          <w:rFonts w:ascii="Arial" w:cs="Arial" w:eastAsia="Arial" w:hAnsi="Arial"/>
+        </w:rPr>
+        <w:t xml:space="preserve">. </w:t>
+      </w:r>
+      <w:r>
+        <w:rPr>
+          <w:i/>
+          <w:iCs/>
+          <w:color w:val="646363"/>
+          <w:sz w:val="20"/>
+          <w:szCs w:val="20"/>
+          <w:rFonts w:ascii="Arial" w:cs="Arial" w:eastAsia="Arial" w:hAnsi="Arial"/>
+        </w:rPr>
+        <w:t xml:space="preserve">Servicios web disponibles</w:t>
+      </w:r>
+      <w:bookmarkEnd w:id="[object Object]"/>
     </w:p>
     <w:tbl>
       <w:tblPr>
@@ -12223,12 +12520,45 @@
     </w:tbl>
     <w:p>
       <w:pPr>
-        <w:pStyle w:val="PieTabla"/>
-        <w:spacing w:before="100" w:after="300"/>
-      </w:pPr>
-      <w:r>
-        <w:t xml:space="preserve">Tabla 4. Servicios web disponibles</w:t>
-      </w:r>
+        <w:spacing w:before="100" w:after="100"/>
+        <w:jc w:val="left"/>
+      </w:pPr>
+      <w:bookmarkStart w:name="[object Object]"/>
+      <w:r>
+        <w:rPr>
+          <w:b/>
+          <w:bCs/>
+          <w:color w:val="000000"/>
+          <w:sz w:val="20"/>
+          <w:szCs w:val="20"/>
+          <w:rFonts w:ascii="Arial" w:cs="Arial" w:eastAsia="Arial" w:hAnsi="Arial"/>
+        </w:rPr>
+        <w:t xml:space="preserve">Tabla </w:t>
+      </w:r>
+      <w:fldSimple w:instr="[object Object]"/>
+      <w:r>
+        <w:rPr>
+          <w:b/>
+          <w:bCs/>
+          <w:color w:val="000000"/>
+          <w:sz w:val="20"/>
+          <w:szCs w:val="20"/>
+          <w:rFonts w:ascii="Arial" w:cs="Arial" w:eastAsia="Arial" w:hAnsi="Arial"/>
+        </w:rPr>
+        <w:t xml:space="preserve">. </w:t>
+      </w:r>
+      <w:r>
+        <w:rPr>
+          <w:b/>
+          <w:bCs/>
+          <w:color w:val="000000"/>
+          <w:sz w:val="20"/>
+          <w:szCs w:val="20"/>
+          <w:rFonts w:ascii="Arial" w:cs="Arial" w:eastAsia="Arial" w:hAnsi="Arial"/>
+        </w:rPr>
+        <w:t xml:space="preserve">Servicios web disponibles</w:t>
+      </w:r>
+      <w:bookmarkEnd w:id="[object Object]"/>
     </w:p>
     <w:p>
       <w:pPr>
@@ -16468,12 +16798,45 @@
     </w:p>
     <w:p>
       <w:pPr>
-        <w:pStyle w:val="PieIlustracion"/>
         <w:spacing w:before="100" w:after="300"/>
-      </w:pPr>
-      <w:r>
-        <w:t xml:space="preserve">Figura 7. Flujo de estados de vacante</w:t>
-      </w:r>
+        <w:jc w:val="center"/>
+      </w:pPr>
+      <w:bookmarkStart w:name="[object Object]"/>
+      <w:r>
+        <w:rPr>
+          <w:i/>
+          <w:iCs/>
+          <w:color w:val="646363"/>
+          <w:sz w:val="20"/>
+          <w:szCs w:val="20"/>
+          <w:rFonts w:ascii="Arial" w:cs="Arial" w:eastAsia="Arial" w:hAnsi="Arial"/>
+        </w:rPr>
+        <w:t xml:space="preserve">Figura </w:t>
+      </w:r>
+      <w:fldSimple w:instr="[object Object]"/>
+      <w:r>
+        <w:rPr>
+          <w:i/>
+          <w:iCs/>
+          <w:color w:val="646363"/>
+          <w:sz w:val="20"/>
+          <w:szCs w:val="20"/>
+          <w:rFonts w:ascii="Arial" w:cs="Arial" w:eastAsia="Arial" w:hAnsi="Arial"/>
+        </w:rPr>
+        <w:t xml:space="preserve">. </w:t>
+      </w:r>
+      <w:r>
+        <w:rPr>
+          <w:i/>
+          <w:iCs/>
+          <w:color w:val="646363"/>
+          <w:sz w:val="20"/>
+          <w:szCs w:val="20"/>
+          <w:rFonts w:ascii="Arial" w:cs="Arial" w:eastAsia="Arial" w:hAnsi="Arial"/>
+        </w:rPr>
+        <w:t xml:space="preserve">Flujo de estados de vacante</w:t>
+      </w:r>
+      <w:bookmarkEnd w:id="[object Object]"/>
     </w:p>
     <w:p>
       <w:pPr>
@@ -16545,12 +16908,45 @@
     </w:p>
     <w:p>
       <w:pPr>
-        <w:pStyle w:val="PieIlustracion"/>
         <w:spacing w:before="100" w:after="300"/>
-      </w:pPr>
-      <w:r>
-        <w:t xml:space="preserve">Figura 8. Flujo de postulación</w:t>
-      </w:r>
+        <w:jc w:val="center"/>
+      </w:pPr>
+      <w:bookmarkStart w:name="[object Object]"/>
+      <w:r>
+        <w:rPr>
+          <w:i/>
+          <w:iCs/>
+          <w:color w:val="646363"/>
+          <w:sz w:val="20"/>
+          <w:szCs w:val="20"/>
+          <w:rFonts w:ascii="Arial" w:cs="Arial" w:eastAsia="Arial" w:hAnsi="Arial"/>
+        </w:rPr>
+        <w:t xml:space="preserve">Figura </w:t>
+      </w:r>
+      <w:fldSimple w:instr="[object Object]"/>
+      <w:r>
+        <w:rPr>
+          <w:i/>
+          <w:iCs/>
+          <w:color w:val="646363"/>
+          <w:sz w:val="20"/>
+          <w:szCs w:val="20"/>
+          <w:rFonts w:ascii="Arial" w:cs="Arial" w:eastAsia="Arial" w:hAnsi="Arial"/>
+        </w:rPr>
+        <w:t xml:space="preserve">. </w:t>
+      </w:r>
+      <w:r>
+        <w:rPr>
+          <w:i/>
+          <w:iCs/>
+          <w:color w:val="646363"/>
+          <w:sz w:val="20"/>
+          <w:szCs w:val="20"/>
+          <w:rFonts w:ascii="Arial" w:cs="Arial" w:eastAsia="Arial" w:hAnsi="Arial"/>
+        </w:rPr>
+        <w:t xml:space="preserve">Flujo de postulación</w:t>
+      </w:r>
+      <w:bookmarkEnd w:id="[object Object]"/>
     </w:p>
     <w:p>
       <w:pPr>
@@ -16622,12 +17018,45 @@
     </w:p>
     <w:p>
       <w:pPr>
-        <w:pStyle w:val="PieIlustracion"/>
         <w:spacing w:before="100" w:after="300"/>
-      </w:pPr>
-      <w:r>
-        <w:t xml:space="preserve">Figura 9. Ciclo de vida de la aplicación</w:t>
-      </w:r>
+        <w:jc w:val="center"/>
+      </w:pPr>
+      <w:bookmarkStart w:name="[object Object]"/>
+      <w:r>
+        <w:rPr>
+          <w:i/>
+          <w:iCs/>
+          <w:color w:val="646363"/>
+          <w:sz w:val="20"/>
+          <w:szCs w:val="20"/>
+          <w:rFonts w:ascii="Arial" w:cs="Arial" w:eastAsia="Arial" w:hAnsi="Arial"/>
+        </w:rPr>
+        <w:t xml:space="preserve">Figura </w:t>
+      </w:r>
+      <w:fldSimple w:instr="[object Object]"/>
+      <w:r>
+        <w:rPr>
+          <w:i/>
+          <w:iCs/>
+          <w:color w:val="646363"/>
+          <w:sz w:val="20"/>
+          <w:szCs w:val="20"/>
+          <w:rFonts w:ascii="Arial" w:cs="Arial" w:eastAsia="Arial" w:hAnsi="Arial"/>
+        </w:rPr>
+        <w:t xml:space="preserve">. </w:t>
+      </w:r>
+      <w:r>
+        <w:rPr>
+          <w:i/>
+          <w:iCs/>
+          <w:color w:val="646363"/>
+          <w:sz w:val="20"/>
+          <w:szCs w:val="20"/>
+          <w:rFonts w:ascii="Arial" w:cs="Arial" w:eastAsia="Arial" w:hAnsi="Arial"/>
+        </w:rPr>
+        <w:t xml:space="preserve">Ciclo de vida de la aplicación</w:t>
+      </w:r>
+      <w:bookmarkEnd w:id="[object Object]"/>
     </w:p>
     <w:p>
       <w:r>
@@ -16873,12 +17302,45 @@
     </w:p>
     <w:p>
       <w:pPr>
-        <w:pStyle w:val="PieIlustracion"/>
         <w:spacing w:before="100" w:after="300"/>
-      </w:pPr>
-      <w:r>
-        <w:t xml:space="preserve">Figura 10. Estructura de directorios del plugin report_platform_usage</w:t>
-      </w:r>
+        <w:jc w:val="center"/>
+      </w:pPr>
+      <w:bookmarkStart w:name="[object Object]"/>
+      <w:r>
+        <w:rPr>
+          <w:i/>
+          <w:iCs/>
+          <w:color w:val="646363"/>
+          <w:sz w:val="20"/>
+          <w:szCs w:val="20"/>
+          <w:rFonts w:ascii="Arial" w:cs="Arial" w:eastAsia="Arial" w:hAnsi="Arial"/>
+        </w:rPr>
+        <w:t xml:space="preserve">Figura </w:t>
+      </w:r>
+      <w:fldSimple w:instr="[object Object]"/>
+      <w:r>
+        <w:rPr>
+          <w:i/>
+          <w:iCs/>
+          <w:color w:val="646363"/>
+          <w:sz w:val="20"/>
+          <w:szCs w:val="20"/>
+          <w:rFonts w:ascii="Arial" w:cs="Arial" w:eastAsia="Arial" w:hAnsi="Arial"/>
+        </w:rPr>
+        <w:t xml:space="preserve">. </w:t>
+      </w:r>
+      <w:r>
+        <w:rPr>
+          <w:i/>
+          <w:iCs/>
+          <w:color w:val="646363"/>
+          <w:sz w:val="20"/>
+          <w:szCs w:val="20"/>
+          <w:rFonts w:ascii="Arial" w:cs="Arial" w:eastAsia="Arial" w:hAnsi="Arial"/>
+        </w:rPr>
+        <w:t xml:space="preserve">Estructura de directorios del plugin report_platform_usage</w:t>
+      </w:r>
+      <w:bookmarkEnd w:id="[object Object]"/>
     </w:p>
     <w:p>
       <w:pPr>
@@ -17147,12 +17609,45 @@
     </w:tbl>
     <w:p>
       <w:pPr>
-        <w:pStyle w:val="PieTabla"/>
-        <w:spacing w:before="100" w:after="300"/>
-      </w:pPr>
-      <w:r>
-        <w:t xml:space="preserve">Tabla 5. Información de versión - Platform Usage Report</w:t>
-      </w:r>
+        <w:spacing w:before="100" w:after="100"/>
+        <w:jc w:val="left"/>
+      </w:pPr>
+      <w:bookmarkStart w:name="[object Object]"/>
+      <w:r>
+        <w:rPr>
+          <w:b/>
+          <w:bCs/>
+          <w:color w:val="000000"/>
+          <w:sz w:val="20"/>
+          <w:szCs w:val="20"/>
+          <w:rFonts w:ascii="Arial" w:cs="Arial" w:eastAsia="Arial" w:hAnsi="Arial"/>
+        </w:rPr>
+        <w:t xml:space="preserve">Tabla </w:t>
+      </w:r>
+      <w:fldSimple w:instr="[object Object]"/>
+      <w:r>
+        <w:rPr>
+          <w:b/>
+          <w:bCs/>
+          <w:color w:val="000000"/>
+          <w:sz w:val="20"/>
+          <w:szCs w:val="20"/>
+          <w:rFonts w:ascii="Arial" w:cs="Arial" w:eastAsia="Arial" w:hAnsi="Arial"/>
+        </w:rPr>
+        <w:t xml:space="preserve">. </w:t>
+      </w:r>
+      <w:r>
+        <w:rPr>
+          <w:b/>
+          <w:bCs/>
+          <w:color w:val="000000"/>
+          <w:sz w:val="20"/>
+          <w:szCs w:val="20"/>
+          <w:rFonts w:ascii="Arial" w:cs="Arial" w:eastAsia="Arial" w:hAnsi="Arial"/>
+        </w:rPr>
+        <w:t xml:space="preserve">Información de versión - Platform Usage Report</w:t>
+      </w:r>
+      <w:bookmarkEnd w:id="[object Object]"/>
     </w:p>
     <w:p>
       <w:pPr>
@@ -17240,12 +17735,45 @@
     </w:p>
     <w:p>
       <w:pPr>
-        <w:pStyle w:val="PieIlustracion"/>
         <w:spacing w:before="100" w:after="300"/>
-      </w:pPr>
-      <w:r>
-        <w:t xml:space="preserve">Figura 11. Diagrama de arquitectura - Platform Usage Report</w:t>
-      </w:r>
+        <w:jc w:val="center"/>
+      </w:pPr>
+      <w:bookmarkStart w:name="[object Object]"/>
+      <w:r>
+        <w:rPr>
+          <w:i/>
+          <w:iCs/>
+          <w:color w:val="646363"/>
+          <w:sz w:val="20"/>
+          <w:szCs w:val="20"/>
+          <w:rFonts w:ascii="Arial" w:cs="Arial" w:eastAsia="Arial" w:hAnsi="Arial"/>
+        </w:rPr>
+        <w:t xml:space="preserve">Figura </w:t>
+      </w:r>
+      <w:fldSimple w:instr="[object Object]"/>
+      <w:r>
+        <w:rPr>
+          <w:i/>
+          <w:iCs/>
+          <w:color w:val="646363"/>
+          <w:sz w:val="20"/>
+          <w:szCs w:val="20"/>
+          <w:rFonts w:ascii="Arial" w:cs="Arial" w:eastAsia="Arial" w:hAnsi="Arial"/>
+        </w:rPr>
+        <w:t xml:space="preserve">. </w:t>
+      </w:r>
+      <w:r>
+        <w:rPr>
+          <w:i/>
+          <w:iCs/>
+          <w:color w:val="646363"/>
+          <w:sz w:val="20"/>
+          <w:szCs w:val="20"/>
+          <w:rFonts w:ascii="Arial" w:cs="Arial" w:eastAsia="Arial" w:hAnsi="Arial"/>
+        </w:rPr>
+        <w:t xml:space="preserve">Diagrama de arquitectura - Platform Usage Report</w:t>
+      </w:r>
+      <w:bookmarkEnd w:id="[object Object]"/>
     </w:p>
     <w:p>
       <w:pPr>
@@ -17459,12 +17987,45 @@
     </w:tbl>
     <w:p>
       <w:pPr>
-        <w:pStyle w:val="PieTabla"/>
-        <w:spacing w:before="100" w:after="200"/>
-      </w:pPr>
-      <w:r>
-        <w:t xml:space="preserve">Tabla 6. Tabla report_platform_usage_ded</w:t>
-      </w:r>
+        <w:spacing w:before="100" w:after="100"/>
+        <w:jc w:val="left"/>
+      </w:pPr>
+      <w:bookmarkStart w:name="[object Object]"/>
+      <w:r>
+        <w:rPr>
+          <w:b/>
+          <w:bCs/>
+          <w:color w:val="000000"/>
+          <w:sz w:val="20"/>
+          <w:szCs w:val="20"/>
+          <w:rFonts w:ascii="Arial" w:cs="Arial" w:eastAsia="Arial" w:hAnsi="Arial"/>
+        </w:rPr>
+        <w:t xml:space="preserve">Tabla </w:t>
+      </w:r>
+      <w:fldSimple w:instr="[object Object]"/>
+      <w:r>
+        <w:rPr>
+          <w:b/>
+          <w:bCs/>
+          <w:color w:val="000000"/>
+          <w:sz w:val="20"/>
+          <w:szCs w:val="20"/>
+          <w:rFonts w:ascii="Arial" w:cs="Arial" w:eastAsia="Arial" w:hAnsi="Arial"/>
+        </w:rPr>
+        <w:t xml:space="preserve">. </w:t>
+      </w:r>
+      <w:r>
+        <w:rPr>
+          <w:b/>
+          <w:bCs/>
+          <w:color w:val="000000"/>
+          <w:sz w:val="20"/>
+          <w:szCs w:val="20"/>
+          <w:rFonts w:ascii="Arial" w:cs="Arial" w:eastAsia="Arial" w:hAnsi="Arial"/>
+        </w:rPr>
+        <w:t xml:space="preserve">Tabla report_platform_usage_ded</w:t>
+      </w:r>
+      <w:bookmarkEnd w:id="[object Object]"/>
     </w:p>
     <w:p>
       <w:pPr>
@@ -18307,12 +18868,45 @@
     </w:tbl>
     <w:p>
       <w:pPr>
-        <w:pStyle w:val="PieTabla"/>
-        <w:spacing w:before="100" w:after="300"/>
-      </w:pPr>
-      <w:r>
-        <w:t xml:space="preserve">Tabla 7. Capabilities del plugin Platform Usage Report</w:t>
-      </w:r>
+        <w:spacing w:before="100" w:after="100"/>
+        <w:jc w:val="left"/>
+      </w:pPr>
+      <w:bookmarkStart w:name="[object Object]"/>
+      <w:r>
+        <w:rPr>
+          <w:b/>
+          <w:bCs/>
+          <w:color w:val="000000"/>
+          <w:sz w:val="20"/>
+          <w:szCs w:val="20"/>
+          <w:rFonts w:ascii="Arial" w:cs="Arial" w:eastAsia="Arial" w:hAnsi="Arial"/>
+        </w:rPr>
+        <w:t xml:space="preserve">Tabla </w:t>
+      </w:r>
+      <w:fldSimple w:instr="[object Object]"/>
+      <w:r>
+        <w:rPr>
+          <w:b/>
+          <w:bCs/>
+          <w:color w:val="000000"/>
+          <w:sz w:val="20"/>
+          <w:szCs w:val="20"/>
+          <w:rFonts w:ascii="Arial" w:cs="Arial" w:eastAsia="Arial" w:hAnsi="Arial"/>
+        </w:rPr>
+        <w:t xml:space="preserve">. </w:t>
+      </w:r>
+      <w:r>
+        <w:rPr>
+          <w:b/>
+          <w:bCs/>
+          <w:color w:val="000000"/>
+          <w:sz w:val="20"/>
+          <w:szCs w:val="20"/>
+          <w:rFonts w:ascii="Arial" w:cs="Arial" w:eastAsia="Arial" w:hAnsi="Arial"/>
+        </w:rPr>
+        <w:t xml:space="preserve">Capabilities del plugin Platform Usage Report</w:t>
+      </w:r>
+      <w:bookmarkEnd w:id="[object Object]"/>
     </w:p>
     <w:p>
       <w:pPr>
@@ -18959,12 +19553,45 @@
     </w:p>
     <w:p>
       <w:pPr>
-        <w:pStyle w:val="PieIlustracion"/>
         <w:spacing w:before="100" w:after="300"/>
-      </w:pPr>
-      <w:r>
-        <w:t xml:space="preserve">Figura 12. Diagrama de flujo de datos - Platform Usage Report</w:t>
-      </w:r>
+        <w:jc w:val="center"/>
+      </w:pPr>
+      <w:bookmarkStart w:name="[object Object]"/>
+      <w:r>
+        <w:rPr>
+          <w:i/>
+          <w:iCs/>
+          <w:color w:val="646363"/>
+          <w:sz w:val="20"/>
+          <w:szCs w:val="20"/>
+          <w:rFonts w:ascii="Arial" w:cs="Arial" w:eastAsia="Arial" w:hAnsi="Arial"/>
+        </w:rPr>
+        <w:t xml:space="preserve">Figura </w:t>
+      </w:r>
+      <w:fldSimple w:instr="[object Object]"/>
+      <w:r>
+        <w:rPr>
+          <w:i/>
+          <w:iCs/>
+          <w:color w:val="646363"/>
+          <w:sz w:val="20"/>
+          <w:szCs w:val="20"/>
+          <w:rFonts w:ascii="Arial" w:cs="Arial" w:eastAsia="Arial" w:hAnsi="Arial"/>
+        </w:rPr>
+        <w:t xml:space="preserve">. </w:t>
+      </w:r>
+      <w:r>
+        <w:rPr>
+          <w:i/>
+          <w:iCs/>
+          <w:color w:val="646363"/>
+          <w:sz w:val="20"/>
+          <w:szCs w:val="20"/>
+          <w:rFonts w:ascii="Arial" w:cs="Arial" w:eastAsia="Arial" w:hAnsi="Arial"/>
+        </w:rPr>
+        <w:t xml:space="preserve">Diagrama de flujo de datos - Platform Usage Report</w:t>
+      </w:r>
+      <w:bookmarkEnd w:id="[object Object]"/>
     </w:p>
     <w:p>
       <w:r>
@@ -19281,12 +19908,45 @@
     </w:p>
     <w:p>
       <w:pPr>
-        <w:pStyle w:val="PieIlustracion"/>
         <w:spacing w:before="100" w:after="300"/>
-      </w:pPr>
-      <w:r>
-        <w:t xml:space="preserve">Figura 13. Estructura de directorios del plugin local_platform_access</w:t>
-      </w:r>
+        <w:jc w:val="center"/>
+      </w:pPr>
+      <w:bookmarkStart w:name="[object Object]"/>
+      <w:r>
+        <w:rPr>
+          <w:i/>
+          <w:iCs/>
+          <w:color w:val="646363"/>
+          <w:sz w:val="20"/>
+          <w:szCs w:val="20"/>
+          <w:rFonts w:ascii="Arial" w:cs="Arial" w:eastAsia="Arial" w:hAnsi="Arial"/>
+        </w:rPr>
+        <w:t xml:space="preserve">Figura </w:t>
+      </w:r>
+      <w:fldSimple w:instr="[object Object]"/>
+      <w:r>
+        <w:rPr>
+          <w:i/>
+          <w:iCs/>
+          <w:color w:val="646363"/>
+          <w:sz w:val="20"/>
+          <w:szCs w:val="20"/>
+          <w:rFonts w:ascii="Arial" w:cs="Arial" w:eastAsia="Arial" w:hAnsi="Arial"/>
+        </w:rPr>
+        <w:t xml:space="preserve">. </w:t>
+      </w:r>
+      <w:r>
+        <w:rPr>
+          <w:i/>
+          <w:iCs/>
+          <w:color w:val="646363"/>
+          <w:sz w:val="20"/>
+          <w:szCs w:val="20"/>
+          <w:rFonts w:ascii="Arial" w:cs="Arial" w:eastAsia="Arial" w:hAnsi="Arial"/>
+        </w:rPr>
+        <w:t xml:space="preserve">Estructura de directorios del plugin local_platform_access</w:t>
+      </w:r>
+      <w:bookmarkEnd w:id="[object Object]"/>
     </w:p>
     <w:p>
       <w:pPr>
@@ -19587,12 +20247,45 @@
     </w:tbl>
     <w:p>
       <w:pPr>
-        <w:pStyle w:val="PieTabla"/>
-        <w:spacing w:before="100" w:after="300"/>
-      </w:pPr>
-      <w:r>
-        <w:t xml:space="preserve">Tabla 8. Información de versión - Platform Access Generator</w:t>
-      </w:r>
+        <w:spacing w:before="100" w:after="100"/>
+        <w:jc w:val="left"/>
+      </w:pPr>
+      <w:bookmarkStart w:name="[object Object]"/>
+      <w:r>
+        <w:rPr>
+          <w:b/>
+          <w:bCs/>
+          <w:color w:val="000000"/>
+          <w:sz w:val="20"/>
+          <w:szCs w:val="20"/>
+          <w:rFonts w:ascii="Arial" w:cs="Arial" w:eastAsia="Arial" w:hAnsi="Arial"/>
+        </w:rPr>
+        <w:t xml:space="preserve">Tabla </w:t>
+      </w:r>
+      <w:fldSimple w:instr="[object Object]"/>
+      <w:r>
+        <w:rPr>
+          <w:b/>
+          <w:bCs/>
+          <w:color w:val="000000"/>
+          <w:sz w:val="20"/>
+          <w:szCs w:val="20"/>
+          <w:rFonts w:ascii="Arial" w:cs="Arial" w:eastAsia="Arial" w:hAnsi="Arial"/>
+        </w:rPr>
+        <w:t xml:space="preserve">. </w:t>
+      </w:r>
+      <w:r>
+        <w:rPr>
+          <w:b/>
+          <w:bCs/>
+          <w:color w:val="000000"/>
+          <w:sz w:val="20"/>
+          <w:szCs w:val="20"/>
+          <w:rFonts w:ascii="Arial" w:cs="Arial" w:eastAsia="Arial" w:hAnsi="Arial"/>
+        </w:rPr>
+        <w:t xml:space="preserve">Información de versión - Platform Access Generator</w:t>
+      </w:r>
+      <w:bookmarkEnd w:id="[object Object]"/>
     </w:p>
     <w:p>
       <w:pPr>
@@ -19702,12 +20395,45 @@
     </w:p>
     <w:p>
       <w:pPr>
-        <w:pStyle w:val="PieIlustracion"/>
         <w:spacing w:before="100" w:after="300"/>
-      </w:pPr>
-      <w:r>
-        <w:t xml:space="preserve">Figura 14. Diagrama de arquitectura - Platform Access Generator</w:t>
-      </w:r>
+        <w:jc w:val="center"/>
+      </w:pPr>
+      <w:bookmarkStart w:name="[object Object]"/>
+      <w:r>
+        <w:rPr>
+          <w:i/>
+          <w:iCs/>
+          <w:color w:val="646363"/>
+          <w:sz w:val="20"/>
+          <w:szCs w:val="20"/>
+          <w:rFonts w:ascii="Arial" w:cs="Arial" w:eastAsia="Arial" w:hAnsi="Arial"/>
+        </w:rPr>
+        <w:t xml:space="preserve">Figura </w:t>
+      </w:r>
+      <w:fldSimple w:instr="[object Object]"/>
+      <w:r>
+        <w:rPr>
+          <w:i/>
+          <w:iCs/>
+          <w:color w:val="646363"/>
+          <w:sz w:val="20"/>
+          <w:szCs w:val="20"/>
+          <w:rFonts w:ascii="Arial" w:cs="Arial" w:eastAsia="Arial" w:hAnsi="Arial"/>
+        </w:rPr>
+        <w:t xml:space="preserve">. </w:t>
+      </w:r>
+      <w:r>
+        <w:rPr>
+          <w:i/>
+          <w:iCs/>
+          <w:color w:val="646363"/>
+          <w:sz w:val="20"/>
+          <w:szCs w:val="20"/>
+          <w:rFonts w:ascii="Arial" w:cs="Arial" w:eastAsia="Arial" w:hAnsi="Arial"/>
+        </w:rPr>
+        <w:t xml:space="preserve">Diagrama de arquitectura - Platform Access Generator</w:t>
+      </w:r>
+      <w:bookmarkEnd w:id="[object Object]"/>
     </w:p>
     <w:p>
       <w:pPr>
@@ -20434,12 +21160,45 @@
     </w:tbl>
     <w:p>
       <w:pPr>
-        <w:pStyle w:val="PieTabla"/>
-        <w:spacing w:before="100" w:after="200"/>
-      </w:pPr>
-      <w:r>
-        <w:t xml:space="preserve">Tabla 9. Capabilities del plugin Platform Access Generator</w:t>
-      </w:r>
+        <w:spacing w:before="100" w:after="100"/>
+        <w:jc w:val="left"/>
+      </w:pPr>
+      <w:bookmarkStart w:name="[object Object]"/>
+      <w:r>
+        <w:rPr>
+          <w:b/>
+          <w:bCs/>
+          <w:color w:val="000000"/>
+          <w:sz w:val="20"/>
+          <w:szCs w:val="20"/>
+          <w:rFonts w:ascii="Arial" w:cs="Arial" w:eastAsia="Arial" w:hAnsi="Arial"/>
+        </w:rPr>
+        <w:t xml:space="preserve">Tabla </w:t>
+      </w:r>
+      <w:fldSimple w:instr="[object Object]"/>
+      <w:r>
+        <w:rPr>
+          <w:b/>
+          <w:bCs/>
+          <w:color w:val="000000"/>
+          <w:sz w:val="20"/>
+          <w:szCs w:val="20"/>
+          <w:rFonts w:ascii="Arial" w:cs="Arial" w:eastAsia="Arial" w:hAnsi="Arial"/>
+        </w:rPr>
+        <w:t xml:space="preserve">. </w:t>
+      </w:r>
+      <w:r>
+        <w:rPr>
+          <w:b/>
+          <w:bCs/>
+          <w:color w:val="000000"/>
+          <w:sz w:val="20"/>
+          <w:szCs w:val="20"/>
+          <w:rFonts w:ascii="Arial" w:cs="Arial" w:eastAsia="Arial" w:hAnsi="Arial"/>
+        </w:rPr>
+        <w:t xml:space="preserve">Capabilities del plugin Platform Access Generator</w:t>
+      </w:r>
+      <w:bookmarkEnd w:id="[object Object]"/>
     </w:p>
     <w:p>
       <w:pPr>
@@ -20816,12 +21575,45 @@
     </w:p>
     <w:p>
       <w:pPr>
-        <w:pStyle w:val="PieIlustracion"/>
         <w:spacing w:before="100" w:after="300"/>
-      </w:pPr>
-      <w:r>
-        <w:t xml:space="preserve">Figura 15. Diagrama de flujo de generación - Platform Access Generator</w:t>
-      </w:r>
+        <w:jc w:val="center"/>
+      </w:pPr>
+      <w:bookmarkStart w:name="[object Object]"/>
+      <w:r>
+        <w:rPr>
+          <w:i/>
+          <w:iCs/>
+          <w:color w:val="646363"/>
+          <w:sz w:val="20"/>
+          <w:szCs w:val="20"/>
+          <w:rFonts w:ascii="Arial" w:cs="Arial" w:eastAsia="Arial" w:hAnsi="Arial"/>
+        </w:rPr>
+        <w:t xml:space="preserve">Figura </w:t>
+      </w:r>
+      <w:fldSimple w:instr="[object Object]"/>
+      <w:r>
+        <w:rPr>
+          <w:i/>
+          <w:iCs/>
+          <w:color w:val="646363"/>
+          <w:sz w:val="20"/>
+          <w:szCs w:val="20"/>
+          <w:rFonts w:ascii="Arial" w:cs="Arial" w:eastAsia="Arial" w:hAnsi="Arial"/>
+        </w:rPr>
+        <w:t xml:space="preserve">. </w:t>
+      </w:r>
+      <w:r>
+        <w:rPr>
+          <w:i/>
+          <w:iCs/>
+          <w:color w:val="646363"/>
+          <w:sz w:val="20"/>
+          <w:szCs w:val="20"/>
+          <w:rFonts w:ascii="Arial" w:cs="Arial" w:eastAsia="Arial" w:hAnsi="Arial"/>
+        </w:rPr>
+        <w:t xml:space="preserve">Diagrama de flujo de generación - Platform Access Generator</w:t>
+      </w:r>
+      <w:bookmarkEnd w:id="[object Object]"/>
     </w:p>
     <w:p>
       <w:pPr>
@@ -21215,12 +22007,45 @@
     </w:tbl>
     <w:p>
       <w:pPr>
-        <w:pStyle w:val="PieTabla"/>
-        <w:spacing w:before="100" w:after="200"/>
-      </w:pPr>
-      <w:r>
-        <w:t xml:space="preserve">Tabla 10. Técnicas de optimización implementadas</w:t>
-      </w:r>
+        <w:spacing w:before="100" w:after="100"/>
+        <w:jc w:val="left"/>
+      </w:pPr>
+      <w:bookmarkStart w:name="[object Object]"/>
+      <w:r>
+        <w:rPr>
+          <w:b/>
+          <w:bCs/>
+          <w:color w:val="000000"/>
+          <w:sz w:val="20"/>
+          <w:szCs w:val="20"/>
+          <w:rFonts w:ascii="Arial" w:cs="Arial" w:eastAsia="Arial" w:hAnsi="Arial"/>
+        </w:rPr>
+        <w:t xml:space="preserve">Tabla </w:t>
+      </w:r>
+      <w:fldSimple w:instr="[object Object]"/>
+      <w:r>
+        <w:rPr>
+          <w:b/>
+          <w:bCs/>
+          <w:color w:val="000000"/>
+          <w:sz w:val="20"/>
+          <w:szCs w:val="20"/>
+          <w:rFonts w:ascii="Arial" w:cs="Arial" w:eastAsia="Arial" w:hAnsi="Arial"/>
+        </w:rPr>
+        <w:t xml:space="preserve">. </w:t>
+      </w:r>
+      <w:r>
+        <w:rPr>
+          <w:b/>
+          <w:bCs/>
+          <w:color w:val="000000"/>
+          <w:sz w:val="20"/>
+          <w:szCs w:val="20"/>
+          <w:rFonts w:ascii="Arial" w:cs="Arial" w:eastAsia="Arial" w:hAnsi="Arial"/>
+        </w:rPr>
+        <w:t xml:space="preserve">Técnicas de optimización implementadas</w:t>
+      </w:r>
+      <w:bookmarkEnd w:id="[object Object]"/>
     </w:p>
     <w:p>
       <w:pPr>

--- a/docs/informe_tecnico/output/INFORME_TECNICO_FGCT17_2025.docx
+++ b/docs/informe_tecnico/output/INFORME_TECNICO_FGCT17_2025.docx
@@ -168,32 +168,813 @@
     </w:p>
     <w:p>
       <w:pPr>
-        <w:pStyle w:val="Heading1"/>
         <w:spacing w:before="400" w:after="400"/>
-      </w:pPr>
-      <w:r>
-        <w:t xml:space="preserve">TABLA DE ILUSTRACIONES</w:t>
-      </w:r>
-    </w:p>
-    <w:p>
-      <w:pPr>
-        <w:spacing w:after="200"/>
-      </w:pPr>
-      <w:fldSimple w:instr="[object Object]"/>
-    </w:p>
-    <w:p>
-      <w:pPr>
-        <w:spacing w:before="200" w:after="200"/>
+        <w:jc w:val="center"/>
+      </w:pPr>
+      <w:r>
+        <w:rPr>
+          <w:b/>
+          <w:bCs/>
+          <w:color w:val="1B9E88"/>
+          <w:sz w:val="28"/>
+          <w:szCs w:val="28"/>
+          <w:caps/>
+          <w:rFonts w:ascii="Arial" w:cs="Arial" w:eastAsia="Arial" w:hAnsi="Arial"/>
+        </w:rPr>
+        <w:t xml:space="preserve">LISTA DE ILUSTRACIONES</w:t>
+      </w:r>
+    </w:p>
+    <w:p>
+      <w:pPr>
+        <w:pBdr>
+          <w:bottom w:val="single" w:color="1B9E88" w:sz="8" w:space="1"/>
+        </w:pBdr>
+        <w:tabs>
+          <w:tab w:val="left" w:pos="1200"/>
+          <w:tab w:val="right" w:pos="9000"/>
+        </w:tabs>
+        <w:spacing w:before="200" w:after="150"/>
+      </w:pPr>
+      <w:r>
+        <w:rPr>
+          <w:b/>
+          <w:bCs/>
+          <w:sz w:val="22"/>
+          <w:szCs w:val="22"/>
+          <w:rFonts w:ascii="Arial" w:cs="Arial" w:eastAsia="Arial" w:hAnsi="Arial"/>
+        </w:rPr>
+        <w:t xml:space="preserve">Figura</w:t>
+      </w:r>
+      <w:r>
+        <w:rPr>
+          <w:sz w:val="22"/>
+          <w:szCs w:val="22"/>
+        </w:rPr>
+        <w:t xml:space="preserve">	</w:t>
+      </w:r>
+      <w:r>
+        <w:rPr>
+          <w:b/>
+          <w:bCs/>
+          <w:sz w:val="22"/>
+          <w:szCs w:val="22"/>
+          <w:rFonts w:ascii="Arial" w:cs="Arial" w:eastAsia="Arial" w:hAnsi="Arial"/>
+        </w:rPr>
+        <w:t xml:space="preserve">Título</w:t>
+      </w:r>
+      <w:r>
+        <w:rPr>
+          <w:sz w:val="22"/>
+          <w:szCs w:val="22"/>
+        </w:rPr>
+        <w:t xml:space="preserve">	</w:t>
+      </w:r>
+      <w:r>
+        <w:rPr>
+          <w:b/>
+          <w:bCs/>
+          <w:sz w:val="22"/>
+          <w:szCs w:val="22"/>
+          <w:rFonts w:ascii="Arial" w:cs="Arial" w:eastAsia="Arial" w:hAnsi="Arial"/>
+        </w:rPr>
+        <w:t xml:space="preserve">Pág.</w:t>
+      </w:r>
+    </w:p>
+    <w:p>
+      <w:pPr>
+        <w:tabs>
+          <w:tab w:val="left" w:pos="1200"/>
+          <w:tab w:val="right" w:pos="9000" w:leader="dot"/>
+        </w:tabs>
+        <w:spacing w:before="80" w:after="80"/>
+      </w:pPr>
+      <w:r>
+        <w:rPr>
+          <w:color w:val="1B9E88"/>
+          <w:sz w:val="22"/>
+          <w:szCs w:val="22"/>
+          <w:rFonts w:ascii="Arial" w:cs="Arial" w:eastAsia="Arial" w:hAnsi="Arial"/>
+        </w:rPr>
+        <w:t xml:space="preserve">Figura 1</w:t>
+      </w:r>
+      <w:r>
+        <w:rPr>
+          <w:sz w:val="22"/>
+          <w:szCs w:val="22"/>
+        </w:rPr>
+        <w:t xml:space="preserve">	</w:t>
+      </w:r>
+      <w:r>
+        <w:rPr>
+          <w:sz w:val="22"/>
+          <w:szCs w:val="22"/>
+          <w:rFonts w:ascii="Arial" w:cs="Arial" w:eastAsia="Arial" w:hAnsi="Arial"/>
+        </w:rPr>
+        <w:t xml:space="preserve">Estructura de directorios del plugin local_jobboard</w:t>
+      </w:r>
+      <w:r>
+        <w:rPr>
+          <w:sz w:val="22"/>
+          <w:szCs w:val="22"/>
+        </w:rPr>
+        <w:t xml:space="preserve">	</w:t>
+      </w:r>
+      <w:r>
+        <w:rPr>
+          <w:sz w:val="22"/>
+          <w:szCs w:val="22"/>
+          <w:rFonts w:ascii="Arial" w:cs="Arial" w:eastAsia="Arial" w:hAnsi="Arial"/>
+        </w:rPr>
+        <w:t xml:space="preserve">8</w:t>
+      </w:r>
+    </w:p>
+    <w:p>
+      <w:pPr>
+        <w:tabs>
+          <w:tab w:val="left" w:pos="1200"/>
+          <w:tab w:val="right" w:pos="9000" w:leader="dot"/>
+        </w:tabs>
+        <w:spacing w:before="80" w:after="80"/>
+      </w:pPr>
+      <w:r>
+        <w:rPr>
+          <w:color w:val="1B9E88"/>
+          <w:sz w:val="22"/>
+          <w:szCs w:val="22"/>
+          <w:rFonts w:ascii="Arial" w:cs="Arial" w:eastAsia="Arial" w:hAnsi="Arial"/>
+        </w:rPr>
+        <w:t xml:space="preserve">Figura 2</w:t>
+      </w:r>
+      <w:r>
+        <w:rPr>
+          <w:sz w:val="22"/>
+          <w:szCs w:val="22"/>
+        </w:rPr>
+        <w:t xml:space="preserve">	</w:t>
+      </w:r>
+      <w:r>
+        <w:rPr>
+          <w:sz w:val="22"/>
+          <w:szCs w:val="22"/>
+          <w:rFonts w:ascii="Arial" w:cs="Arial" w:eastAsia="Arial" w:hAnsi="Arial"/>
+        </w:rPr>
+        <w:t xml:space="preserve">Arquitectura del plugin local_jobboard</w:t>
+      </w:r>
+      <w:r>
+        <w:rPr>
+          <w:sz w:val="22"/>
+          <w:szCs w:val="22"/>
+        </w:rPr>
+        <w:t xml:space="preserve">	</w:t>
+      </w:r>
+      <w:r>
+        <w:rPr>
+          <w:sz w:val="22"/>
+          <w:szCs w:val="22"/>
+          <w:rFonts w:ascii="Arial" w:cs="Arial" w:eastAsia="Arial" w:hAnsi="Arial"/>
+        </w:rPr>
+        <w:t xml:space="preserve">9</w:t>
+      </w:r>
+    </w:p>
+    <w:p>
+      <w:pPr>
+        <w:tabs>
+          <w:tab w:val="left" w:pos="1200"/>
+          <w:tab w:val="right" w:pos="9000" w:leader="dot"/>
+        </w:tabs>
+        <w:spacing w:before="80" w:after="80"/>
+      </w:pPr>
+      <w:r>
+        <w:rPr>
+          <w:color w:val="1B9E88"/>
+          <w:sz w:val="22"/>
+          <w:szCs w:val="22"/>
+          <w:rFonts w:ascii="Arial" w:cs="Arial" w:eastAsia="Arial" w:hAnsi="Arial"/>
+        </w:rPr>
+        <w:t xml:space="preserve">Figura 3</w:t>
+      </w:r>
+      <w:r>
+        <w:rPr>
+          <w:sz w:val="22"/>
+          <w:szCs w:val="22"/>
+        </w:rPr>
+        <w:t xml:space="preserve">	</w:t>
+      </w:r>
+      <w:r>
+        <w:rPr>
+          <w:sz w:val="22"/>
+          <w:szCs w:val="22"/>
+          <w:rFonts w:ascii="Arial" w:cs="Arial" w:eastAsia="Arial" w:hAnsi="Arial"/>
+        </w:rPr>
+        <w:t xml:space="preserve">Diagrama de casos de uso</w:t>
+      </w:r>
+      <w:r>
+        <w:rPr>
+          <w:sz w:val="22"/>
+          <w:szCs w:val="22"/>
+        </w:rPr>
+        <w:t xml:space="preserve">	</w:t>
+      </w:r>
+      <w:r>
+        <w:rPr>
+          <w:sz w:val="22"/>
+          <w:szCs w:val="22"/>
+          <w:rFonts w:ascii="Arial" w:cs="Arial" w:eastAsia="Arial" w:hAnsi="Arial"/>
+        </w:rPr>
+        <w:t xml:space="preserve">10</w:t>
+      </w:r>
+    </w:p>
+    <w:p>
+      <w:pPr>
+        <w:tabs>
+          <w:tab w:val="left" w:pos="1200"/>
+          <w:tab w:val="right" w:pos="9000" w:leader="dot"/>
+        </w:tabs>
+        <w:spacing w:before="80" w:after="80"/>
+      </w:pPr>
+      <w:r>
+        <w:rPr>
+          <w:color w:val="1B9E88"/>
+          <w:sz w:val="22"/>
+          <w:szCs w:val="22"/>
+          <w:rFonts w:ascii="Arial" w:cs="Arial" w:eastAsia="Arial" w:hAnsi="Arial"/>
+        </w:rPr>
+        <w:t xml:space="preserve">Figura 4</w:t>
+      </w:r>
+      <w:r>
+        <w:rPr>
+          <w:sz w:val="22"/>
+          <w:szCs w:val="22"/>
+        </w:rPr>
+        <w:t xml:space="preserve">	</w:t>
+      </w:r>
+      <w:r>
+        <w:rPr>
+          <w:sz w:val="22"/>
+          <w:szCs w:val="22"/>
+          <w:rFonts w:ascii="Arial" w:cs="Arial" w:eastAsia="Arial" w:hAnsi="Arial"/>
+        </w:rPr>
+        <w:t xml:space="preserve">Diagrama entidad-relación del plugin local_jobboard</w:t>
+      </w:r>
+      <w:r>
+        <w:rPr>
+          <w:sz w:val="22"/>
+          <w:szCs w:val="22"/>
+        </w:rPr>
+        <w:t xml:space="preserve">	</w:t>
+      </w:r>
+      <w:r>
+        <w:rPr>
+          <w:sz w:val="22"/>
+          <w:szCs w:val="22"/>
+          <w:rFonts w:ascii="Arial" w:cs="Arial" w:eastAsia="Arial" w:hAnsi="Arial"/>
+        </w:rPr>
+        <w:t xml:space="preserve">12</w:t>
+      </w:r>
+    </w:p>
+    <w:p>
+      <w:pPr>
+        <w:tabs>
+          <w:tab w:val="left" w:pos="1200"/>
+          <w:tab w:val="right" w:pos="9000" w:leader="dot"/>
+        </w:tabs>
+        <w:spacing w:before="80" w:after="80"/>
+      </w:pPr>
+      <w:r>
+        <w:rPr>
+          <w:color w:val="1B9E88"/>
+          <w:sz w:val="22"/>
+          <w:szCs w:val="22"/>
+          <w:rFonts w:ascii="Arial" w:cs="Arial" w:eastAsia="Arial" w:hAnsi="Arial"/>
+        </w:rPr>
+        <w:t xml:space="preserve">Figura 5</w:t>
+      </w:r>
+      <w:r>
+        <w:rPr>
+          <w:sz w:val="22"/>
+          <w:szCs w:val="22"/>
+        </w:rPr>
+        <w:t xml:space="preserve">	</w:t>
+      </w:r>
+      <w:r>
+        <w:rPr>
+          <w:sz w:val="22"/>
+          <w:szCs w:val="22"/>
+          <w:rFonts w:ascii="Arial" w:cs="Arial" w:eastAsia="Arial" w:hAnsi="Arial"/>
+        </w:rPr>
+        <w:t xml:space="preserve">Diagrama de clases principales</w:t>
+      </w:r>
+      <w:r>
+        <w:rPr>
+          <w:sz w:val="22"/>
+          <w:szCs w:val="22"/>
+        </w:rPr>
+        <w:t xml:space="preserve">	</w:t>
+      </w:r>
+      <w:r>
+        <w:rPr>
+          <w:sz w:val="22"/>
+          <w:szCs w:val="22"/>
+          <w:rFonts w:ascii="Arial" w:cs="Arial" w:eastAsia="Arial" w:hAnsi="Arial"/>
+        </w:rPr>
+        <w:t xml:space="preserve">14</w:t>
+      </w:r>
+    </w:p>
+    <w:p>
+      <w:pPr>
+        <w:tabs>
+          <w:tab w:val="left" w:pos="1200"/>
+          <w:tab w:val="right" w:pos="9000" w:leader="dot"/>
+        </w:tabs>
+        <w:spacing w:before="80" w:after="80"/>
+      </w:pPr>
+      <w:r>
+        <w:rPr>
+          <w:color w:val="1B9E88"/>
+          <w:sz w:val="22"/>
+          <w:szCs w:val="22"/>
+          <w:rFonts w:ascii="Arial" w:cs="Arial" w:eastAsia="Arial" w:hAnsi="Arial"/>
+        </w:rPr>
+        <w:t xml:space="preserve">Figura 6</w:t>
+      </w:r>
+      <w:r>
+        <w:rPr>
+          <w:sz w:val="22"/>
+          <w:szCs w:val="22"/>
+        </w:rPr>
+        <w:t xml:space="preserve">	</w:t>
+      </w:r>
+      <w:r>
+        <w:rPr>
+          <w:sz w:val="22"/>
+          <w:szCs w:val="22"/>
+          <w:rFonts w:ascii="Arial" w:cs="Arial" w:eastAsia="Arial" w:hAnsi="Arial"/>
+        </w:rPr>
+        <w:t xml:space="preserve">Servicios web disponibles</w:t>
+      </w:r>
+      <w:r>
+        <w:rPr>
+          <w:sz w:val="22"/>
+          <w:szCs w:val="22"/>
+        </w:rPr>
+        <w:t xml:space="preserve">	</w:t>
+      </w:r>
+      <w:r>
+        <w:rPr>
+          <w:sz w:val="22"/>
+          <w:szCs w:val="22"/>
+          <w:rFonts w:ascii="Arial" w:cs="Arial" w:eastAsia="Arial" w:hAnsi="Arial"/>
+        </w:rPr>
+        <w:t xml:space="preserve">16</w:t>
+      </w:r>
+    </w:p>
+    <w:p>
+      <w:pPr>
+        <w:tabs>
+          <w:tab w:val="left" w:pos="1200"/>
+          <w:tab w:val="right" w:pos="9000" w:leader="dot"/>
+        </w:tabs>
+        <w:spacing w:before="80" w:after="80"/>
+      </w:pPr>
+      <w:r>
+        <w:rPr>
+          <w:color w:val="1B9E88"/>
+          <w:sz w:val="22"/>
+          <w:szCs w:val="22"/>
+          <w:rFonts w:ascii="Arial" w:cs="Arial" w:eastAsia="Arial" w:hAnsi="Arial"/>
+        </w:rPr>
+        <w:t xml:space="preserve">Figura 7</w:t>
+      </w:r>
+      <w:r>
+        <w:rPr>
+          <w:sz w:val="22"/>
+          <w:szCs w:val="22"/>
+        </w:rPr>
+        <w:t xml:space="preserve">	</w:t>
+      </w:r>
+      <w:r>
+        <w:rPr>
+          <w:sz w:val="22"/>
+          <w:szCs w:val="22"/>
+          <w:rFonts w:ascii="Arial" w:cs="Arial" w:eastAsia="Arial" w:hAnsi="Arial"/>
+        </w:rPr>
+        <w:t xml:space="preserve">Flujo de estados de vacante</w:t>
+      </w:r>
+      <w:r>
+        <w:rPr>
+          <w:sz w:val="22"/>
+          <w:szCs w:val="22"/>
+        </w:rPr>
+        <w:t xml:space="preserve">	</w:t>
+      </w:r>
+      <w:r>
+        <w:rPr>
+          <w:sz w:val="22"/>
+          <w:szCs w:val="22"/>
+          <w:rFonts w:ascii="Arial" w:cs="Arial" w:eastAsia="Arial" w:hAnsi="Arial"/>
+        </w:rPr>
+        <w:t xml:space="preserve">18</w:t>
+      </w:r>
+    </w:p>
+    <w:p>
+      <w:pPr>
+        <w:tabs>
+          <w:tab w:val="left" w:pos="1200"/>
+          <w:tab w:val="right" w:pos="9000" w:leader="dot"/>
+        </w:tabs>
+        <w:spacing w:before="80" w:after="80"/>
+      </w:pPr>
+      <w:r>
+        <w:rPr>
+          <w:color w:val="1B9E88"/>
+          <w:sz w:val="22"/>
+          <w:szCs w:val="22"/>
+          <w:rFonts w:ascii="Arial" w:cs="Arial" w:eastAsia="Arial" w:hAnsi="Arial"/>
+        </w:rPr>
+        <w:t xml:space="preserve">Figura 8</w:t>
+      </w:r>
+      <w:r>
+        <w:rPr>
+          <w:sz w:val="22"/>
+          <w:szCs w:val="22"/>
+        </w:rPr>
+        <w:t xml:space="preserve">	</w:t>
+      </w:r>
+      <w:r>
+        <w:rPr>
+          <w:sz w:val="22"/>
+          <w:szCs w:val="22"/>
+          <w:rFonts w:ascii="Arial" w:cs="Arial" w:eastAsia="Arial" w:hAnsi="Arial"/>
+        </w:rPr>
+        <w:t xml:space="preserve">Flujo de postulación</w:t>
+      </w:r>
+      <w:r>
+        <w:rPr>
+          <w:sz w:val="22"/>
+          <w:szCs w:val="22"/>
+        </w:rPr>
+        <w:t xml:space="preserve">	</w:t>
+      </w:r>
+      <w:r>
+        <w:rPr>
+          <w:sz w:val="22"/>
+          <w:szCs w:val="22"/>
+          <w:rFonts w:ascii="Arial" w:cs="Arial" w:eastAsia="Arial" w:hAnsi="Arial"/>
+        </w:rPr>
+        <w:t xml:space="preserve">19</w:t>
+      </w:r>
+    </w:p>
+    <w:p>
+      <w:pPr>
+        <w:tabs>
+          <w:tab w:val="left" w:pos="1200"/>
+          <w:tab w:val="right" w:pos="9000" w:leader="dot"/>
+        </w:tabs>
+        <w:spacing w:before="80" w:after="80"/>
+      </w:pPr>
+      <w:r>
+        <w:rPr>
+          <w:color w:val="1B9E88"/>
+          <w:sz w:val="22"/>
+          <w:szCs w:val="22"/>
+          <w:rFonts w:ascii="Arial" w:cs="Arial" w:eastAsia="Arial" w:hAnsi="Arial"/>
+        </w:rPr>
+        <w:t xml:space="preserve">Figura 9</w:t>
+      </w:r>
+      <w:r>
+        <w:rPr>
+          <w:sz w:val="22"/>
+          <w:szCs w:val="22"/>
+        </w:rPr>
+        <w:t xml:space="preserve">	</w:t>
+      </w:r>
+      <w:r>
+        <w:rPr>
+          <w:sz w:val="22"/>
+          <w:szCs w:val="22"/>
+          <w:rFonts w:ascii="Arial" w:cs="Arial" w:eastAsia="Arial" w:hAnsi="Arial"/>
+        </w:rPr>
+        <w:t xml:space="preserve">Ciclo de vida de la aplicación</w:t>
+      </w:r>
+      <w:r>
+        <w:rPr>
+          <w:sz w:val="22"/>
+          <w:szCs w:val="22"/>
+        </w:rPr>
+        <w:t xml:space="preserve">	</w:t>
+      </w:r>
+      <w:r>
+        <w:rPr>
+          <w:sz w:val="22"/>
+          <w:szCs w:val="22"/>
+          <w:rFonts w:ascii="Arial" w:cs="Arial" w:eastAsia="Arial" w:hAnsi="Arial"/>
+        </w:rPr>
+        <w:t xml:space="preserve">20</w:t>
+      </w:r>
+    </w:p>
+    <w:p>
+      <w:pPr>
+        <w:tabs>
+          <w:tab w:val="left" w:pos="1200"/>
+          <w:tab w:val="right" w:pos="9000" w:leader="dot"/>
+        </w:tabs>
+        <w:spacing w:before="80" w:after="80"/>
+      </w:pPr>
+      <w:r>
+        <w:rPr>
+          <w:color w:val="1B9E88"/>
+          <w:sz w:val="22"/>
+          <w:szCs w:val="22"/>
+          <w:rFonts w:ascii="Arial" w:cs="Arial" w:eastAsia="Arial" w:hAnsi="Arial"/>
+        </w:rPr>
+        <w:t xml:space="preserve">Figura 10</w:t>
+      </w:r>
+      <w:r>
+        <w:rPr>
+          <w:sz w:val="22"/>
+          <w:szCs w:val="22"/>
+        </w:rPr>
+        <w:t xml:space="preserve">	</w:t>
+      </w:r>
+      <w:r>
+        <w:rPr>
+          <w:sz w:val="22"/>
+          <w:szCs w:val="22"/>
+          <w:rFonts w:ascii="Arial" w:cs="Arial" w:eastAsia="Arial" w:hAnsi="Arial"/>
+        </w:rPr>
+        <w:t xml:space="preserve">Estructura de directorios del plugin report_platform_usage</w:t>
+      </w:r>
+      <w:r>
+        <w:rPr>
+          <w:sz w:val="22"/>
+          <w:szCs w:val="22"/>
+        </w:rPr>
+        <w:t xml:space="preserve">	</w:t>
+      </w:r>
+      <w:r>
+        <w:rPr>
+          <w:sz w:val="22"/>
+          <w:szCs w:val="22"/>
+          <w:rFonts w:ascii="Arial" w:cs="Arial" w:eastAsia="Arial" w:hAnsi="Arial"/>
+        </w:rPr>
+        <w:t xml:space="preserve">22</w:t>
+      </w:r>
+    </w:p>
+    <w:p>
+      <w:pPr>
+        <w:tabs>
+          <w:tab w:val="left" w:pos="1200"/>
+          <w:tab w:val="right" w:pos="9000" w:leader="dot"/>
+        </w:tabs>
+        <w:spacing w:before="80" w:after="80"/>
+      </w:pPr>
+      <w:r>
+        <w:rPr>
+          <w:color w:val="1B9E88"/>
+          <w:sz w:val="22"/>
+          <w:szCs w:val="22"/>
+          <w:rFonts w:ascii="Arial" w:cs="Arial" w:eastAsia="Arial" w:hAnsi="Arial"/>
+        </w:rPr>
+        <w:t xml:space="preserve">Figura 11</w:t>
+      </w:r>
+      <w:r>
+        <w:rPr>
+          <w:sz w:val="22"/>
+          <w:szCs w:val="22"/>
+        </w:rPr>
+        <w:t xml:space="preserve">	</w:t>
+      </w:r>
+      <w:r>
+        <w:rPr>
+          <w:sz w:val="22"/>
+          <w:szCs w:val="22"/>
+          <w:rFonts w:ascii="Arial" w:cs="Arial" w:eastAsia="Arial" w:hAnsi="Arial"/>
+        </w:rPr>
+        <w:t xml:space="preserve">Diagrama de arquitectura - Platform Usage Report</w:t>
+      </w:r>
+      <w:r>
+        <w:rPr>
+          <w:sz w:val="22"/>
+          <w:szCs w:val="22"/>
+        </w:rPr>
+        <w:t xml:space="preserve">	</w:t>
+      </w:r>
+      <w:r>
+        <w:rPr>
+          <w:sz w:val="22"/>
+          <w:szCs w:val="22"/>
+          <w:rFonts w:ascii="Arial" w:cs="Arial" w:eastAsia="Arial" w:hAnsi="Arial"/>
+        </w:rPr>
+        <w:t xml:space="preserve">24</w:t>
+      </w:r>
+    </w:p>
+    <w:p>
+      <w:pPr>
+        <w:tabs>
+          <w:tab w:val="left" w:pos="1200"/>
+          <w:tab w:val="right" w:pos="9000" w:leader="dot"/>
+        </w:tabs>
+        <w:spacing w:before="80" w:after="80"/>
+      </w:pPr>
+      <w:r>
+        <w:rPr>
+          <w:color w:val="1B9E88"/>
+          <w:sz w:val="22"/>
+          <w:szCs w:val="22"/>
+          <w:rFonts w:ascii="Arial" w:cs="Arial" w:eastAsia="Arial" w:hAnsi="Arial"/>
+        </w:rPr>
+        <w:t xml:space="preserve">Figura 12</w:t>
+      </w:r>
+      <w:r>
+        <w:rPr>
+          <w:sz w:val="22"/>
+          <w:szCs w:val="22"/>
+        </w:rPr>
+        <w:t xml:space="preserve">	</w:t>
+      </w:r>
+      <w:r>
+        <w:rPr>
+          <w:sz w:val="22"/>
+          <w:szCs w:val="22"/>
+          <w:rFonts w:ascii="Arial" w:cs="Arial" w:eastAsia="Arial" w:hAnsi="Arial"/>
+        </w:rPr>
+        <w:t xml:space="preserve">Diagrama de flujo de datos - Platform Usage Report</w:t>
+      </w:r>
+      <w:r>
+        <w:rPr>
+          <w:sz w:val="22"/>
+          <w:szCs w:val="22"/>
+        </w:rPr>
+        <w:t xml:space="preserve">	</w:t>
+      </w:r>
+      <w:r>
+        <w:rPr>
+          <w:sz w:val="22"/>
+          <w:szCs w:val="22"/>
+          <w:rFonts w:ascii="Arial" w:cs="Arial" w:eastAsia="Arial" w:hAnsi="Arial"/>
+        </w:rPr>
+        <w:t xml:space="preserve">28</w:t>
+      </w:r>
+    </w:p>
+    <w:p>
+      <w:pPr>
+        <w:tabs>
+          <w:tab w:val="left" w:pos="1200"/>
+          <w:tab w:val="right" w:pos="9000" w:leader="dot"/>
+        </w:tabs>
+        <w:spacing w:before="80" w:after="80"/>
+      </w:pPr>
+      <w:r>
+        <w:rPr>
+          <w:color w:val="1B9E88"/>
+          <w:sz w:val="22"/>
+          <w:szCs w:val="22"/>
+          <w:rFonts w:ascii="Arial" w:cs="Arial" w:eastAsia="Arial" w:hAnsi="Arial"/>
+        </w:rPr>
+        <w:t xml:space="preserve">Figura 13</w:t>
+      </w:r>
+      <w:r>
+        <w:rPr>
+          <w:sz w:val="22"/>
+          <w:szCs w:val="22"/>
+        </w:rPr>
+        <w:t xml:space="preserve">	</w:t>
+      </w:r>
+      <w:r>
+        <w:rPr>
+          <w:sz w:val="22"/>
+          <w:szCs w:val="22"/>
+          <w:rFonts w:ascii="Arial" w:cs="Arial" w:eastAsia="Arial" w:hAnsi="Arial"/>
+        </w:rPr>
+        <w:t xml:space="preserve">Estructura de directorios del plugin local_platform_access</w:t>
+      </w:r>
+      <w:r>
+        <w:rPr>
+          <w:sz w:val="22"/>
+          <w:szCs w:val="22"/>
+        </w:rPr>
+        <w:t xml:space="preserve">	</w:t>
+      </w:r>
+      <w:r>
+        <w:rPr>
+          <w:sz w:val="22"/>
+          <w:szCs w:val="22"/>
+          <w:rFonts w:ascii="Arial" w:cs="Arial" w:eastAsia="Arial" w:hAnsi="Arial"/>
+        </w:rPr>
+        <w:t xml:space="preserve">32</w:t>
+      </w:r>
+    </w:p>
+    <w:p>
+      <w:pPr>
+        <w:tabs>
+          <w:tab w:val="left" w:pos="1200"/>
+          <w:tab w:val="right" w:pos="9000" w:leader="dot"/>
+        </w:tabs>
+        <w:spacing w:before="80" w:after="80"/>
+      </w:pPr>
+      <w:r>
+        <w:rPr>
+          <w:color w:val="1B9E88"/>
+          <w:sz w:val="22"/>
+          <w:szCs w:val="22"/>
+          <w:rFonts w:ascii="Arial" w:cs="Arial" w:eastAsia="Arial" w:hAnsi="Arial"/>
+        </w:rPr>
+        <w:t xml:space="preserve">Figura 14</w:t>
+      </w:r>
+      <w:r>
+        <w:rPr>
+          <w:sz w:val="22"/>
+          <w:szCs w:val="22"/>
+        </w:rPr>
+        <w:t xml:space="preserve">	</w:t>
+      </w:r>
+      <w:r>
+        <w:rPr>
+          <w:sz w:val="22"/>
+          <w:szCs w:val="22"/>
+          <w:rFonts w:ascii="Arial" w:cs="Arial" w:eastAsia="Arial" w:hAnsi="Arial"/>
+        </w:rPr>
+        <w:t xml:space="preserve">Diagrama de arquitectura - Platform Access Generator</w:t>
+      </w:r>
+      <w:r>
+        <w:rPr>
+          <w:sz w:val="22"/>
+          <w:szCs w:val="22"/>
+        </w:rPr>
+        <w:t xml:space="preserve">	</w:t>
+      </w:r>
+      <w:r>
+        <w:rPr>
+          <w:sz w:val="22"/>
+          <w:szCs w:val="22"/>
+          <w:rFonts w:ascii="Arial" w:cs="Arial" w:eastAsia="Arial" w:hAnsi="Arial"/>
+        </w:rPr>
+        <w:t xml:space="preserve">34</w:t>
+      </w:r>
+    </w:p>
+    <w:p>
+      <w:pPr>
+        <w:tabs>
+          <w:tab w:val="left" w:pos="1200"/>
+          <w:tab w:val="right" w:pos="9000" w:leader="dot"/>
+        </w:tabs>
+        <w:spacing w:before="80" w:after="80"/>
+      </w:pPr>
+      <w:r>
+        <w:rPr>
+          <w:color w:val="1B9E88"/>
+          <w:sz w:val="22"/>
+          <w:szCs w:val="22"/>
+          <w:rFonts w:ascii="Arial" w:cs="Arial" w:eastAsia="Arial" w:hAnsi="Arial"/>
+        </w:rPr>
+        <w:t xml:space="preserve">Figura 15</w:t>
+      </w:r>
+      <w:r>
+        <w:rPr>
+          <w:sz w:val="22"/>
+          <w:szCs w:val="22"/>
+        </w:rPr>
+        <w:t xml:space="preserve">	</w:t>
+      </w:r>
+      <w:r>
+        <w:rPr>
+          <w:sz w:val="22"/>
+          <w:szCs w:val="22"/>
+          <w:rFonts w:ascii="Arial" w:cs="Arial" w:eastAsia="Arial" w:hAnsi="Arial"/>
+        </w:rPr>
+        <w:t xml:space="preserve">Diagrama de flujo de generación - Platform Access Generator</w:t>
+      </w:r>
+      <w:r>
+        <w:rPr>
+          <w:sz w:val="22"/>
+          <w:szCs w:val="22"/>
+        </w:rPr>
+        <w:t xml:space="preserve">	</w:t>
+      </w:r>
+      <w:r>
+        <w:rPr>
+          <w:sz w:val="22"/>
+          <w:szCs w:val="22"/>
+          <w:rFonts w:ascii="Arial" w:cs="Arial" w:eastAsia="Arial" w:hAnsi="Arial"/>
+        </w:rPr>
+        <w:t xml:space="preserve">38</w:t>
+      </w:r>
+    </w:p>
+    <w:p>
+      <w:pPr>
+        <w:spacing w:before="300" w:after="200"/>
+        <w:jc w:val="right"/>
       </w:pPr>
       <w:r>
         <w:rPr>
           <w:i/>
           <w:iCs/>
           <w:color w:val="646363"/>
-          <w:sz w:val="18"/>
-          <w:szCs w:val="18"/>
-        </w:rPr>
-        <w:t xml:space="preserve">Nota: Presione Ctrl+A y luego F9 para actualizar los campos después de abrir el documento.</w:t>
+          <w:sz w:val="20"/>
+          <w:szCs w:val="20"/>
+          <w:rFonts w:ascii="Arial" w:cs="Arial" w:eastAsia="Arial" w:hAnsi="Arial"/>
+        </w:rPr>
+        <w:t xml:space="preserve">Total de ilustraciones: 15</w:t>
       </w:r>
     </w:p>
     <w:p>
@@ -203,18 +984,574 @@
     </w:p>
     <w:p>
       <w:pPr>
-        <w:pStyle w:val="Heading1"/>
         <w:spacing w:before="400" w:after="400"/>
-      </w:pPr>
-      <w:r>
-        <w:t xml:space="preserve">TABLA DE TABLAS</w:t>
-      </w:r>
-    </w:p>
-    <w:p>
-      <w:pPr>
-        <w:spacing w:after="200"/>
-      </w:pPr>
-      <w:fldSimple w:instr="[object Object]"/>
+        <w:jc w:val="center"/>
+      </w:pPr>
+      <w:r>
+        <w:rPr>
+          <w:b/>
+          <w:bCs/>
+          <w:color w:val="1B9E88"/>
+          <w:sz w:val="28"/>
+          <w:szCs w:val="28"/>
+          <w:caps/>
+          <w:rFonts w:ascii="Arial" w:cs="Arial" w:eastAsia="Arial" w:hAnsi="Arial"/>
+        </w:rPr>
+        <w:t xml:space="preserve">LISTA DE TABLAS</w:t>
+      </w:r>
+    </w:p>
+    <w:p>
+      <w:pPr>
+        <w:pBdr>
+          <w:bottom w:val="single" w:color="1B9E88" w:sz="8" w:space="1"/>
+        </w:pBdr>
+        <w:tabs>
+          <w:tab w:val="left" w:pos="1200"/>
+          <w:tab w:val="right" w:pos="9000"/>
+        </w:tabs>
+        <w:spacing w:before="200" w:after="150"/>
+      </w:pPr>
+      <w:r>
+        <w:rPr>
+          <w:b/>
+          <w:bCs/>
+          <w:sz w:val="22"/>
+          <w:szCs w:val="22"/>
+          <w:rFonts w:ascii="Arial" w:cs="Arial" w:eastAsia="Arial" w:hAnsi="Arial"/>
+        </w:rPr>
+        <w:t xml:space="preserve">Tabla</w:t>
+      </w:r>
+      <w:r>
+        <w:rPr>
+          <w:sz w:val="22"/>
+          <w:szCs w:val="22"/>
+        </w:rPr>
+        <w:t xml:space="preserve">	</w:t>
+      </w:r>
+      <w:r>
+        <w:rPr>
+          <w:b/>
+          <w:bCs/>
+          <w:sz w:val="22"/>
+          <w:szCs w:val="22"/>
+          <w:rFonts w:ascii="Arial" w:cs="Arial" w:eastAsia="Arial" w:hAnsi="Arial"/>
+        </w:rPr>
+        <w:t xml:space="preserve">Título</w:t>
+      </w:r>
+      <w:r>
+        <w:rPr>
+          <w:sz w:val="22"/>
+          <w:szCs w:val="22"/>
+        </w:rPr>
+        <w:t xml:space="preserve">	</w:t>
+      </w:r>
+      <w:r>
+        <w:rPr>
+          <w:b/>
+          <w:bCs/>
+          <w:sz w:val="22"/>
+          <w:szCs w:val="22"/>
+          <w:rFonts w:ascii="Arial" w:cs="Arial" w:eastAsia="Arial" w:hAnsi="Arial"/>
+        </w:rPr>
+        <w:t xml:space="preserve">Pág.</w:t>
+      </w:r>
+    </w:p>
+    <w:p>
+      <w:pPr>
+        <w:tabs>
+          <w:tab w:val="left" w:pos="1200"/>
+          <w:tab w:val="right" w:pos="9000" w:leader="dot"/>
+        </w:tabs>
+        <w:spacing w:before="80" w:after="80"/>
+      </w:pPr>
+      <w:r>
+        <w:rPr>
+          <w:color w:val="1B9E88"/>
+          <w:sz w:val="22"/>
+          <w:szCs w:val="22"/>
+          <w:rFonts w:ascii="Arial" w:cs="Arial" w:eastAsia="Arial" w:hAnsi="Arial"/>
+        </w:rPr>
+        <w:t xml:space="preserve">Tabla 1</w:t>
+      </w:r>
+      <w:r>
+        <w:rPr>
+          <w:sz w:val="22"/>
+          <w:szCs w:val="22"/>
+        </w:rPr>
+        <w:t xml:space="preserve">	</w:t>
+      </w:r>
+      <w:r>
+        <w:rPr>
+          <w:sz w:val="22"/>
+          <w:szCs w:val="22"/>
+          <w:rFonts w:ascii="Arial" w:cs="Arial" w:eastAsia="Arial" w:hAnsi="Arial"/>
+        </w:rPr>
+        <w:t xml:space="preserve">Tecnologías utilizadas en los plugins</w:t>
+      </w:r>
+      <w:r>
+        <w:rPr>
+          <w:sz w:val="22"/>
+          <w:szCs w:val="22"/>
+        </w:rPr>
+        <w:t xml:space="preserve">	</w:t>
+      </w:r>
+      <w:r>
+        <w:rPr>
+          <w:sz w:val="22"/>
+          <w:szCs w:val="22"/>
+          <w:rFonts w:ascii="Arial" w:cs="Arial" w:eastAsia="Arial" w:hAnsi="Arial"/>
+        </w:rPr>
+        <w:t xml:space="preserve">7</w:t>
+      </w:r>
+    </w:p>
+    <w:p>
+      <w:pPr>
+        <w:tabs>
+          <w:tab w:val="left" w:pos="1200"/>
+          <w:tab w:val="right" w:pos="9000" w:leader="dot"/>
+        </w:tabs>
+        <w:spacing w:before="80" w:after="80"/>
+      </w:pPr>
+      <w:r>
+        <w:rPr>
+          <w:color w:val="1B9E88"/>
+          <w:sz w:val="22"/>
+          <w:szCs w:val="22"/>
+          <w:rFonts w:ascii="Arial" w:cs="Arial" w:eastAsia="Arial" w:hAnsi="Arial"/>
+        </w:rPr>
+        <w:t xml:space="preserve">Tabla 2</w:t>
+      </w:r>
+      <w:r>
+        <w:rPr>
+          <w:sz w:val="22"/>
+          <w:szCs w:val="22"/>
+        </w:rPr>
+        <w:t xml:space="preserve">	</w:t>
+      </w:r>
+      <w:r>
+        <w:rPr>
+          <w:sz w:val="22"/>
+          <w:szCs w:val="22"/>
+          <w:rFonts w:ascii="Arial" w:cs="Arial" w:eastAsia="Arial" w:hAnsi="Arial"/>
+        </w:rPr>
+        <w:t xml:space="preserve">Información de versión del plugin local_jobboard</w:t>
+      </w:r>
+      <w:r>
+        <w:rPr>
+          <w:sz w:val="22"/>
+          <w:szCs w:val="22"/>
+        </w:rPr>
+        <w:t xml:space="preserve">	</w:t>
+      </w:r>
+      <w:r>
+        <w:rPr>
+          <w:sz w:val="22"/>
+          <w:szCs w:val="22"/>
+          <w:rFonts w:ascii="Arial" w:cs="Arial" w:eastAsia="Arial" w:hAnsi="Arial"/>
+        </w:rPr>
+        <w:t xml:space="preserve">8</w:t>
+      </w:r>
+    </w:p>
+    <w:p>
+      <w:pPr>
+        <w:tabs>
+          <w:tab w:val="left" w:pos="1200"/>
+          <w:tab w:val="right" w:pos="9000" w:leader="dot"/>
+        </w:tabs>
+        <w:spacing w:before="80" w:after="80"/>
+      </w:pPr>
+      <w:r>
+        <w:rPr>
+          <w:color w:val="1B9E88"/>
+          <w:sz w:val="22"/>
+          <w:szCs w:val="22"/>
+          <w:rFonts w:ascii="Arial" w:cs="Arial" w:eastAsia="Arial" w:hAnsi="Arial"/>
+        </w:rPr>
+        <w:t xml:space="preserve">Tabla 3</w:t>
+      </w:r>
+      <w:r>
+        <w:rPr>
+          <w:sz w:val="22"/>
+          <w:szCs w:val="22"/>
+        </w:rPr>
+        <w:t xml:space="preserve">	</w:t>
+      </w:r>
+      <w:r>
+        <w:rPr>
+          <w:sz w:val="22"/>
+          <w:szCs w:val="22"/>
+          <w:rFonts w:ascii="Arial" w:cs="Arial" w:eastAsia="Arial" w:hAnsi="Arial"/>
+        </w:rPr>
+        <w:t xml:space="preserve">Resumen de tablas de base de datos</w:t>
+      </w:r>
+      <w:r>
+        <w:rPr>
+          <w:sz w:val="22"/>
+          <w:szCs w:val="22"/>
+        </w:rPr>
+        <w:t xml:space="preserve">	</w:t>
+      </w:r>
+      <w:r>
+        <w:rPr>
+          <w:sz w:val="22"/>
+          <w:szCs w:val="22"/>
+          <w:rFonts w:ascii="Arial" w:cs="Arial" w:eastAsia="Arial" w:hAnsi="Arial"/>
+        </w:rPr>
+        <w:t xml:space="preserve">11</w:t>
+      </w:r>
+    </w:p>
+    <w:p>
+      <w:pPr>
+        <w:tabs>
+          <w:tab w:val="left" w:pos="1200"/>
+          <w:tab w:val="right" w:pos="9000" w:leader="dot"/>
+        </w:tabs>
+        <w:spacing w:before="80" w:after="80"/>
+      </w:pPr>
+      <w:r>
+        <w:rPr>
+          <w:color w:val="1B9E88"/>
+          <w:sz w:val="22"/>
+          <w:szCs w:val="22"/>
+          <w:rFonts w:ascii="Arial" w:cs="Arial" w:eastAsia="Arial" w:hAnsi="Arial"/>
+        </w:rPr>
+        <w:t xml:space="preserve">Tabla 4</w:t>
+      </w:r>
+      <w:r>
+        <w:rPr>
+          <w:sz w:val="22"/>
+          <w:szCs w:val="22"/>
+        </w:rPr>
+        <w:t xml:space="preserve">	</w:t>
+      </w:r>
+      <w:r>
+        <w:rPr>
+          <w:sz w:val="22"/>
+          <w:szCs w:val="22"/>
+          <w:rFonts w:ascii="Arial" w:cs="Arial" w:eastAsia="Arial" w:hAnsi="Arial"/>
+        </w:rPr>
+        <w:t xml:space="preserve">Servicios web disponibles</w:t>
+      </w:r>
+      <w:r>
+        <w:rPr>
+          <w:sz w:val="22"/>
+          <w:szCs w:val="22"/>
+        </w:rPr>
+        <w:t xml:space="preserve">	</w:t>
+      </w:r>
+      <w:r>
+        <w:rPr>
+          <w:sz w:val="22"/>
+          <w:szCs w:val="22"/>
+          <w:rFonts w:ascii="Arial" w:cs="Arial" w:eastAsia="Arial" w:hAnsi="Arial"/>
+        </w:rPr>
+        <w:t xml:space="preserve">17</w:t>
+      </w:r>
+    </w:p>
+    <w:p>
+      <w:pPr>
+        <w:tabs>
+          <w:tab w:val="left" w:pos="1200"/>
+          <w:tab w:val="right" w:pos="9000" w:leader="dot"/>
+        </w:tabs>
+        <w:spacing w:before="80" w:after="80"/>
+      </w:pPr>
+      <w:r>
+        <w:rPr>
+          <w:color w:val="1B9E88"/>
+          <w:sz w:val="22"/>
+          <w:szCs w:val="22"/>
+          <w:rFonts w:ascii="Arial" w:cs="Arial" w:eastAsia="Arial" w:hAnsi="Arial"/>
+        </w:rPr>
+        <w:t xml:space="preserve">Tabla 5</w:t>
+      </w:r>
+      <w:r>
+        <w:rPr>
+          <w:sz w:val="22"/>
+          <w:szCs w:val="22"/>
+        </w:rPr>
+        <w:t xml:space="preserve">	</w:t>
+      </w:r>
+      <w:r>
+        <w:rPr>
+          <w:sz w:val="22"/>
+          <w:szCs w:val="22"/>
+          <w:rFonts w:ascii="Arial" w:cs="Arial" w:eastAsia="Arial" w:hAnsi="Arial"/>
+        </w:rPr>
+        <w:t xml:space="preserve">Información de versión - Platform Usage Report</w:t>
+      </w:r>
+      <w:r>
+        <w:rPr>
+          <w:sz w:val="22"/>
+          <w:szCs w:val="22"/>
+        </w:rPr>
+        <w:t xml:space="preserve">	</w:t>
+      </w:r>
+      <w:r>
+        <w:rPr>
+          <w:sz w:val="22"/>
+          <w:szCs w:val="22"/>
+          <w:rFonts w:ascii="Arial" w:cs="Arial" w:eastAsia="Arial" w:hAnsi="Arial"/>
+        </w:rPr>
+        <w:t xml:space="preserve">23</w:t>
+      </w:r>
+    </w:p>
+    <w:p>
+      <w:pPr>
+        <w:tabs>
+          <w:tab w:val="left" w:pos="1200"/>
+          <w:tab w:val="right" w:pos="9000" w:leader="dot"/>
+        </w:tabs>
+        <w:spacing w:before="80" w:after="80"/>
+      </w:pPr>
+      <w:r>
+        <w:rPr>
+          <w:color w:val="1B9E88"/>
+          <w:sz w:val="22"/>
+          <w:szCs w:val="22"/>
+          <w:rFonts w:ascii="Arial" w:cs="Arial" w:eastAsia="Arial" w:hAnsi="Arial"/>
+        </w:rPr>
+        <w:t xml:space="preserve">Tabla 6</w:t>
+      </w:r>
+      <w:r>
+        <w:rPr>
+          <w:sz w:val="22"/>
+          <w:szCs w:val="22"/>
+        </w:rPr>
+        <w:t xml:space="preserve">	</w:t>
+      </w:r>
+      <w:r>
+        <w:rPr>
+          <w:sz w:val="22"/>
+          <w:szCs w:val="22"/>
+          <w:rFonts w:ascii="Arial" w:cs="Arial" w:eastAsia="Arial" w:hAnsi="Arial"/>
+        </w:rPr>
+        <w:t xml:space="preserve">Tabla report_platform_usage_summary</w:t>
+      </w:r>
+      <w:r>
+        <w:rPr>
+          <w:sz w:val="22"/>
+          <w:szCs w:val="22"/>
+        </w:rPr>
+        <w:t xml:space="preserve">	</w:t>
+      </w:r>
+      <w:r>
+        <w:rPr>
+          <w:sz w:val="22"/>
+          <w:szCs w:val="22"/>
+          <w:rFonts w:ascii="Arial" w:cs="Arial" w:eastAsia="Arial" w:hAnsi="Arial"/>
+        </w:rPr>
+        <w:t xml:space="preserve">25</w:t>
+      </w:r>
+    </w:p>
+    <w:p>
+      <w:pPr>
+        <w:tabs>
+          <w:tab w:val="left" w:pos="1200"/>
+          <w:tab w:val="right" w:pos="9000" w:leader="dot"/>
+        </w:tabs>
+        <w:spacing w:before="80" w:after="80"/>
+      </w:pPr>
+      <w:r>
+        <w:rPr>
+          <w:color w:val="1B9E88"/>
+          <w:sz w:val="22"/>
+          <w:szCs w:val="22"/>
+          <w:rFonts w:ascii="Arial" w:cs="Arial" w:eastAsia="Arial" w:hAnsi="Arial"/>
+        </w:rPr>
+        <w:t xml:space="preserve">Tabla 7</w:t>
+      </w:r>
+      <w:r>
+        <w:rPr>
+          <w:sz w:val="22"/>
+          <w:szCs w:val="22"/>
+        </w:rPr>
+        <w:t xml:space="preserve">	</w:t>
+      </w:r>
+      <w:r>
+        <w:rPr>
+          <w:sz w:val="22"/>
+          <w:szCs w:val="22"/>
+          <w:rFonts w:ascii="Arial" w:cs="Arial" w:eastAsia="Arial" w:hAnsi="Arial"/>
+        </w:rPr>
+        <w:t xml:space="preserve">Capabilities del plugin Platform Usage Report</w:t>
+      </w:r>
+      <w:r>
+        <w:rPr>
+          <w:sz w:val="22"/>
+          <w:szCs w:val="22"/>
+        </w:rPr>
+        <w:t xml:space="preserve">	</w:t>
+      </w:r>
+      <w:r>
+        <w:rPr>
+          <w:sz w:val="22"/>
+          <w:szCs w:val="22"/>
+          <w:rFonts w:ascii="Arial" w:cs="Arial" w:eastAsia="Arial" w:hAnsi="Arial"/>
+        </w:rPr>
+        <w:t xml:space="preserve">27</w:t>
+      </w:r>
+    </w:p>
+    <w:p>
+      <w:pPr>
+        <w:tabs>
+          <w:tab w:val="left" w:pos="1200"/>
+          <w:tab w:val="right" w:pos="9000" w:leader="dot"/>
+        </w:tabs>
+        <w:spacing w:before="80" w:after="80"/>
+      </w:pPr>
+      <w:r>
+        <w:rPr>
+          <w:color w:val="1B9E88"/>
+          <w:sz w:val="22"/>
+          <w:szCs w:val="22"/>
+          <w:rFonts w:ascii="Arial" w:cs="Arial" w:eastAsia="Arial" w:hAnsi="Arial"/>
+        </w:rPr>
+        <w:t xml:space="preserve">Tabla 8</w:t>
+      </w:r>
+      <w:r>
+        <w:rPr>
+          <w:sz w:val="22"/>
+          <w:szCs w:val="22"/>
+        </w:rPr>
+        <w:t xml:space="preserve">	</w:t>
+      </w:r>
+      <w:r>
+        <w:rPr>
+          <w:sz w:val="22"/>
+          <w:szCs w:val="22"/>
+          <w:rFonts w:ascii="Arial" w:cs="Arial" w:eastAsia="Arial" w:hAnsi="Arial"/>
+        </w:rPr>
+        <w:t xml:space="preserve">Información de versión - Platform Access Generator</w:t>
+      </w:r>
+      <w:r>
+        <w:rPr>
+          <w:sz w:val="22"/>
+          <w:szCs w:val="22"/>
+        </w:rPr>
+        <w:t xml:space="preserve">	</w:t>
+      </w:r>
+      <w:r>
+        <w:rPr>
+          <w:sz w:val="22"/>
+          <w:szCs w:val="22"/>
+          <w:rFonts w:ascii="Arial" w:cs="Arial" w:eastAsia="Arial" w:hAnsi="Arial"/>
+        </w:rPr>
+        <w:t xml:space="preserve">33</w:t>
+      </w:r>
+    </w:p>
+    <w:p>
+      <w:pPr>
+        <w:tabs>
+          <w:tab w:val="left" w:pos="1200"/>
+          <w:tab w:val="right" w:pos="9000" w:leader="dot"/>
+        </w:tabs>
+        <w:spacing w:before="80" w:after="80"/>
+      </w:pPr>
+      <w:r>
+        <w:rPr>
+          <w:color w:val="1B9E88"/>
+          <w:sz w:val="22"/>
+          <w:szCs w:val="22"/>
+          <w:rFonts w:ascii="Arial" w:cs="Arial" w:eastAsia="Arial" w:hAnsi="Arial"/>
+        </w:rPr>
+        <w:t xml:space="preserve">Tabla 9</w:t>
+      </w:r>
+      <w:r>
+        <w:rPr>
+          <w:sz w:val="22"/>
+          <w:szCs w:val="22"/>
+        </w:rPr>
+        <w:t xml:space="preserve">	</w:t>
+      </w:r>
+      <w:r>
+        <w:rPr>
+          <w:sz w:val="22"/>
+          <w:szCs w:val="22"/>
+          <w:rFonts w:ascii="Arial" w:cs="Arial" w:eastAsia="Arial" w:hAnsi="Arial"/>
+        </w:rPr>
+        <w:t xml:space="preserve">Capabilities del plugin Platform Access Generator</w:t>
+      </w:r>
+      <w:r>
+        <w:rPr>
+          <w:sz w:val="22"/>
+          <w:szCs w:val="22"/>
+        </w:rPr>
+        <w:t xml:space="preserve">	</w:t>
+      </w:r>
+      <w:r>
+        <w:rPr>
+          <w:sz w:val="22"/>
+          <w:szCs w:val="22"/>
+          <w:rFonts w:ascii="Arial" w:cs="Arial" w:eastAsia="Arial" w:hAnsi="Arial"/>
+        </w:rPr>
+        <w:t xml:space="preserve">36</w:t>
+      </w:r>
+    </w:p>
+    <w:p>
+      <w:pPr>
+        <w:tabs>
+          <w:tab w:val="left" w:pos="1200"/>
+          <w:tab w:val="right" w:pos="9000" w:leader="dot"/>
+        </w:tabs>
+        <w:spacing w:before="80" w:after="80"/>
+      </w:pPr>
+      <w:r>
+        <w:rPr>
+          <w:color w:val="1B9E88"/>
+          <w:sz w:val="22"/>
+          <w:szCs w:val="22"/>
+          <w:rFonts w:ascii="Arial" w:cs="Arial" w:eastAsia="Arial" w:hAnsi="Arial"/>
+        </w:rPr>
+        <w:t xml:space="preserve">Tabla 10</w:t>
+      </w:r>
+      <w:r>
+        <w:rPr>
+          <w:sz w:val="22"/>
+          <w:szCs w:val="22"/>
+        </w:rPr>
+        <w:t xml:space="preserve">	</w:t>
+      </w:r>
+      <w:r>
+        <w:rPr>
+          <w:sz w:val="22"/>
+          <w:szCs w:val="22"/>
+          <w:rFonts w:ascii="Arial" w:cs="Arial" w:eastAsia="Arial" w:hAnsi="Arial"/>
+        </w:rPr>
+        <w:t xml:space="preserve">Técnicas de optimización implementadas</w:t>
+      </w:r>
+      <w:r>
+        <w:rPr>
+          <w:sz w:val="22"/>
+          <w:szCs w:val="22"/>
+        </w:rPr>
+        <w:t xml:space="preserve">	</w:t>
+      </w:r>
+      <w:r>
+        <w:rPr>
+          <w:sz w:val="22"/>
+          <w:szCs w:val="22"/>
+          <w:rFonts w:ascii="Arial" w:cs="Arial" w:eastAsia="Arial" w:hAnsi="Arial"/>
+        </w:rPr>
+        <w:t xml:space="preserve">39</w:t>
+      </w:r>
+    </w:p>
+    <w:p>
+      <w:pPr>
+        <w:spacing w:before="300" w:after="200"/>
+        <w:jc w:val="right"/>
+      </w:pPr>
+      <w:r>
+        <w:rPr>
+          <w:i/>
+          <w:iCs/>
+          <w:color w:val="646363"/>
+          <w:sz w:val="20"/>
+          <w:szCs w:val="20"/>
+          <w:rFonts w:ascii="Arial" w:cs="Arial" w:eastAsia="Arial" w:hAnsi="Arial"/>
+        </w:rPr>
+        <w:t xml:space="preserve">Total de tablas: 10</w:t>
+      </w:r>
     </w:p>
     <w:p>
       <w:r>

--- a/docs/informe_tecnico/output/INFORME_TECNICO_FGCT17_2025.docx
+++ b/docs/informe_tecnico/output/INFORME_TECNICO_FGCT17_2025.docx
@@ -6,6 +6,7 @@
     <w:p/>
     <w:p/>
     <w:p/>
+    <w:p/>
     <w:p>
       <w:pPr>
         <w:jc w:val="center"/>
@@ -13,11 +14,13 @@
       <w:r>
         <w:rPr>
           <w:b/>
-          <w:sz w:val="48"/>
+          <w:color w:val="1B9E88"/>
+          <w:sz w:val="56"/>
         </w:rPr>
         <w:t>INFORME TÉCNICO</w:t>
       </w:r>
     </w:p>
+    <w:p/>
     <w:p>
       <w:pPr>
         <w:jc w:val="center"/>
@@ -25,7 +28,7 @@
       <w:r>
         <w:rPr>
           <w:b/>
-          <w:sz w:val="32"/>
+          <w:sz w:val="36"/>
         </w:rPr>
         <w:t>Documentación de Plugins Moodle</w:t>
       </w:r>
@@ -36,11 +39,13 @@
       </w:pPr>
       <w:r>
         <w:rPr>
+          <w:color w:val="646363"/>
           <w:sz w:val="28"/>
         </w:rPr>
         <w:t>Plataforma Virtual ISER</w:t>
       </w:r>
     </w:p>
+    <w:p/>
     <w:p/>
     <w:p>
       <w:pPr>
@@ -51,7 +56,7 @@
           <w:b/>
           <w:sz w:val="24"/>
         </w:rPr>
-        <w:t>• local_jobboard</w:t>
+        <w:t>Plugins documentados:</w:t>
       </w:r>
     </w:p>
     <w:p>
@@ -60,10 +65,10 @@
       </w:pPr>
       <w:r>
         <w:rPr>
-          <w:b/>
+          <w:color w:val="1B9E88"/>
           <w:sz w:val="24"/>
         </w:rPr>
-        <w:t>• report_platform_usage</w:t>
+        <w:t>▪ local_jobboard</w:t>
       </w:r>
     </w:p>
     <w:p>
@@ -72,15 +77,28 @@
       </w:pPr>
       <w:r>
         <w:rPr>
-          <w:b/>
+          <w:color w:val="1B9E88"/>
           <w:sz w:val="24"/>
         </w:rPr>
-        <w:t>• local_platform_access</w:t>
+        <w:t>▪ report_platform_usage</w:t>
+      </w:r>
+    </w:p>
+    <w:p>
+      <w:pPr>
+        <w:jc w:val="center"/>
+      </w:pPr>
+      <w:r>
+        <w:rPr>
+          <w:color w:val="1B9E88"/>
+          <w:sz w:val="24"/>
+        </w:rPr>
+        <w:t>▪ local_platform_access</w:t>
       </w:r>
     </w:p>
     <w:p/>
     <w:p/>
     <w:p/>
+    <w:p/>
     <w:p>
       <w:pPr>
         <w:jc w:val="center"/>
@@ -88,7 +106,8 @@
       <w:r>
         <w:rPr>
           <w:b/>
-          <w:sz w:val="36"/>
+          <w:color w:val="1B9E88"/>
+          <w:sz w:val="40"/>
         </w:rPr>
         <w:t>2025</w:t>
       </w:r>
@@ -100,11 +119,12 @@
     </w:p>
     <w:p>
       <w:pPr>
-        <w:pStyle w:val="Ttulo1"/>
+        <w:spacing w:before="360" w:after="120"/>
       </w:pPr>
       <w:r>
         <w:rPr>
           <w:b/>
+          <w:color w:val="1B9E88"/>
           <w:sz w:val="32"/>
         </w:rPr>
         <w:t>TABLA DE CONTENIDO</w:t>
@@ -113,11 +133,17 @@
     <w:p>
       <w:r>
         <w:fldChar w:fldCharType="begin"/>
+      </w:r>
+      <w:r>
         <w:instrText xml:space="preserve"> TOC \o "1-3" \h \z \u </w:instrText>
+      </w:r>
+      <w:r>
         <w:fldChar w:fldCharType="separate"/>
-        <w:r>
-          <w:t>Actualice este campo (Ctrl+A, F9)</w:t>
-        </w:r>
+      </w:r>
+      <w:r>
+        <w:t>Actualice el campo presionando F9</w:t>
+      </w:r>
+      <w:r>
         <w:fldChar w:fldCharType="end"/>
       </w:r>
     </w:p>
@@ -128,11 +154,12 @@
     </w:p>
     <w:p>
       <w:pPr>
-        <w:pStyle w:val="Ttulo1"/>
+        <w:spacing w:before="360" w:after="120"/>
       </w:pPr>
       <w:r>
         <w:rPr>
           <w:b/>
+          <w:color w:val="1B9E88"/>
           <w:sz w:val="32"/>
         </w:rPr>
         <w:t>LISTA DE ILUSTRACIONES</w:t>
@@ -141,11 +168,17 @@
     <w:p>
       <w:r>
         <w:fldChar w:fldCharType="begin"/>
+      </w:r>
+      <w:r>
         <w:instrText xml:space="preserve"> TOC \h \z \c "Figura" </w:instrText>
+      </w:r>
+      <w:r>
         <w:fldChar w:fldCharType="separate"/>
-        <w:r>
-          <w:t>Actualice este campo (Ctrl+A, F9)</w:t>
-        </w:r>
+      </w:r>
+      <w:r>
+        <w:t>Actualice el campo presionando F9</w:t>
+      </w:r>
+      <w:r>
         <w:fldChar w:fldCharType="end"/>
       </w:r>
     </w:p>
@@ -156,11 +189,12 @@
     </w:p>
     <w:p>
       <w:pPr>
-        <w:pStyle w:val="Ttulo1"/>
+        <w:spacing w:before="360" w:after="120"/>
       </w:pPr>
       <w:r>
         <w:rPr>
           <w:b/>
+          <w:color w:val="1B9E88"/>
           <w:sz w:val="32"/>
         </w:rPr>
         <w:t>LISTA DE TABLAS</w:t>
@@ -169,11 +203,17 @@
     <w:p>
       <w:r>
         <w:fldChar w:fldCharType="begin"/>
+      </w:r>
+      <w:r>
         <w:instrText xml:space="preserve"> TOC \h \z \c "Tabla" </w:instrText>
+      </w:r>
+      <w:r>
         <w:fldChar w:fldCharType="separate"/>
-        <w:r>
-          <w:t>Actualice este campo (Ctrl+A, F9)</w:t>
-        </w:r>
+      </w:r>
+      <w:r>
+        <w:t>Actualice el campo presionando F9</w:t>
+      </w:r>
+      <w:r>
         <w:fldChar w:fldCharType="end"/>
       </w:r>
     </w:p>
@@ -184,38 +224,48 @@
     </w:p>
     <w:p>
       <w:pPr>
-        <w:pStyle w:val="Ttulo1"/>
+        <w:spacing w:before="360" w:after="120"/>
       </w:pPr>
       <w:r>
         <w:rPr>
           <w:b/>
+          <w:color w:val="1B9E88"/>
           <w:sz w:val="32"/>
         </w:rPr>
         <w:t>1. INTRODUCCIÓN</w:t>
       </w:r>
     </w:p>
     <w:p>
+      <w:pPr>
+        <w:spacing w:after="120"/>
+        <w:jc w:val="both"/>
+      </w:pPr>
       <w:r>
         <w:rPr>
           <w:b w:val="0"/>
           <w:i w:val="0"/>
-        </w:rPr>
-        <w:t>El presente documento técnico describe la implementación, arquitectura y funcionamiento de tres plugins desarrollados para la plataforma Moodle del Instituto Superior de Educación Rural (ISER). Estos plugins extienden las funcionalidades de la plataforma virtual para satisfacer necesidades específicas de la institución.</w:t>
-      </w:r>
-    </w:p>
-    <w:p>
-      <w:pPr>
-        <w:pStyle w:val="Ttulo1"/>
+          <w:sz w:val="22"/>
+        </w:rPr>
+        <w:t>El presente documento técnico describe la implementación, arquitectura y funcionamiento de tres plugins desarrollados para la plataforma Moodle del Instituto Superior de Educación Rural (ISER). Estos plugins extienden las funcionalidades de la plataforma virtual para satisfacer necesidades específicas de la institución en áreas como la gestión de vacantes docentes, reportes de uso y generación de datos de acceso para pruebas.</w:t>
+      </w:r>
+    </w:p>
+    <w:p>
+      <w:pPr>
+        <w:spacing w:before="360" w:after="120"/>
       </w:pPr>
       <w:r>
         <w:rPr>
           <w:b/>
+          <w:color w:val="1B9E88"/>
           <w:sz w:val="32"/>
         </w:rPr>
         <w:t>2. OBJETIVOS</w:t>
       </w:r>
     </w:p>
     <w:p>
+      <w:pPr>
+        <w:spacing w:before="240" w:after="120"/>
+      </w:pPr>
       <w:r>
         <w:rPr>
           <w:b/>
@@ -225,15 +275,23 @@
       </w:r>
     </w:p>
     <w:p>
+      <w:pPr>
+        <w:spacing w:after="120"/>
+        <w:jc w:val="both"/>
+      </w:pPr>
       <w:r>
         <w:rPr>
           <w:b w:val="0"/>
           <w:i w:val="0"/>
-        </w:rPr>
-        <w:t>Documentar técnicamente los plugins desarrollados para la plataforma Moodle ISER, proporcionando información detallada sobre su arquitectura, funcionamiento e integración con el sistema.</w:t>
-      </w:r>
-    </w:p>
-    <w:p>
+          <w:sz w:val="22"/>
+        </w:rPr>
+        <w:t>Documentar técnicamente los plugins desarrollados para la plataforma Moodle ISER, proporcionando información detallada sobre su arquitectura, funcionamiento e integración con el sistema, de manera que sirva como referencia para su mantenimiento y evolución futura.</w:t>
+      </w:r>
+    </w:p>
+    <w:p>
+      <w:pPr>
+        <w:spacing w:before="240" w:after="120"/>
+      </w:pPr>
       <w:r>
         <w:rPr>
           <w:b/>
@@ -244,124 +302,184 @@
     </w:p>
     <w:p>
       <w:pPr>
+        <w:spacing w:after="60"/>
         <w:ind w:left="720"/>
       </w:pPr>
       <w:r>
-        <w:t>• Describir la estructura y organización de cada plugin</w:t>
-      </w:r>
-    </w:p>
-    <w:p>
-      <w:pPr>
+        <w:rPr>
+          <w:sz w:val="22"/>
+        </w:rPr>
+        <w:t>• Describir la estructura y organización de archivos de cada plugin</w:t>
+      </w:r>
+    </w:p>
+    <w:p>
+      <w:pPr>
+        <w:spacing w:after="60"/>
         <w:ind w:left="720"/>
       </w:pPr>
       <w:r>
+        <w:rPr>
+          <w:sz w:val="22"/>
+        </w:rPr>
         <w:t>• Documentar la arquitectura de base de datos utilizada</w:t>
       </w:r>
     </w:p>
     <w:p>
       <w:pPr>
+        <w:spacing w:after="60"/>
         <w:ind w:left="720"/>
       </w:pPr>
       <w:r>
-        <w:t>• Explicar los flujos de trabajo implementados</w:t>
-      </w:r>
-    </w:p>
-    <w:p>
-      <w:pPr>
+        <w:rPr>
+          <w:sz w:val="22"/>
+        </w:rPr>
+        <w:t>• Explicar los flujos de trabajo y casos de uso implementados</w:t>
+      </w:r>
+    </w:p>
+    <w:p>
+      <w:pPr>
+        <w:spacing w:after="60"/>
         <w:ind w:left="720"/>
       </w:pPr>
       <w:r>
+        <w:rPr>
+          <w:sz w:val="22"/>
+        </w:rPr>
         <w:t>• Detallar las APIs y servicios web disponibles</w:t>
       </w:r>
     </w:p>
     <w:p>
       <w:pPr>
+        <w:spacing w:after="60"/>
         <w:ind w:left="720"/>
       </w:pPr>
       <w:r>
-        <w:t>• Proporcionar guías de mantenimiento y extensión</w:t>
-      </w:r>
-    </w:p>
-    <w:p>
-      <w:pPr>
-        <w:pStyle w:val="Ttulo1"/>
+        <w:rPr>
+          <w:sz w:val="22"/>
+        </w:rPr>
+        <w:t>• Proporcionar guías de mantenimiento y extensión del código</w:t>
+      </w:r>
+    </w:p>
+    <w:p>
+      <w:pPr>
+        <w:spacing w:before="360" w:after="120"/>
       </w:pPr>
       <w:r>
         <w:rPr>
           <w:b/>
+          <w:color w:val="1B9E88"/>
           <w:sz w:val="32"/>
         </w:rPr>
         <w:t>3. ALCANCE</w:t>
       </w:r>
     </w:p>
     <w:p>
+      <w:pPr>
+        <w:spacing w:after="120"/>
+        <w:jc w:val="both"/>
+      </w:pPr>
       <w:r>
         <w:rPr>
           <w:b w:val="0"/>
           <w:i w:val="0"/>
-        </w:rPr>
-        <w:t>Este documento cubre la documentación técnica de los siguientes plugins:</w:t>
-      </w:r>
-    </w:p>
-    <w:p>
-      <w:pPr>
+          <w:sz w:val="22"/>
+        </w:rPr>
+        <w:t>Este documento cubre la documentación técnica completa de los siguientes plugins desarrollados específicamente para el ISER:</w:t>
+      </w:r>
+    </w:p>
+    <w:p>
+      <w:pPr>
+        <w:spacing w:after="60"/>
         <w:ind w:left="720"/>
       </w:pPr>
       <w:r>
+        <w:rPr>
+          <w:sz w:val="22"/>
+        </w:rPr>
         <w:t>• local_jobboard: Sistema de gestión de vacantes y postulaciones docentes</w:t>
       </w:r>
     </w:p>
     <w:p>
       <w:pPr>
+        <w:spacing w:after="60"/>
         <w:ind w:left="720"/>
       </w:pPr>
       <w:r>
+        <w:rPr>
+          <w:sz w:val="22"/>
+        </w:rPr>
         <w:t>• report_platform_usage: Generador de reportes de uso de la plataforma</w:t>
       </w:r>
     </w:p>
     <w:p>
       <w:pPr>
+        <w:spacing w:after="60"/>
         <w:ind w:left="720"/>
       </w:pPr>
       <w:r>
-        <w:t>• local_platform_access: Generador de registros de acceso para pruebas</w:t>
-      </w:r>
-    </w:p>
-    <w:p>
-      <w:pPr>
-        <w:pStyle w:val="Ttulo1"/>
+        <w:rPr>
+          <w:sz w:val="22"/>
+        </w:rPr>
+        <w:t>• local_platform_access: Generador de registros de acceso para pruebas de carga</w:t>
+      </w:r>
+    </w:p>
+    <w:p>
+      <w:pPr>
+        <w:spacing w:before="360" w:after="120"/>
       </w:pPr>
       <w:r>
         <w:rPr>
           <w:b/>
+          <w:color w:val="1B9E88"/>
           <w:sz w:val="32"/>
         </w:rPr>
         <w:t>4. TECNOLOGÍAS UTILIZADAS</w:t>
       </w:r>
     </w:p>
     <w:p>
+      <w:pPr>
+        <w:spacing w:after="120"/>
+        <w:jc w:val="both"/>
+      </w:pPr>
       <w:r>
         <w:rPr>
           <w:b w:val="0"/>
           <w:i w:val="0"/>
-        </w:rPr>
-        <w:t>Los plugins han sido desarrollados utilizando las siguientes tecnologías:</w:t>
-      </w:r>
-    </w:p>
-    <w:p>
-      <w:r>
-        <w:rPr>
-          <w:b/>
+          <w:sz w:val="22"/>
+        </w:rPr>
+        <w:t>Los plugins han sido desarrollados siguiendo los estándares de desarrollo de Moodle y utilizando las siguientes tecnologías:</w:t>
+      </w:r>
+    </w:p>
+    <w:p>
+      <w:r>
+        <w:rPr>
+          <w:i/>
+          <w:color w:val="646363"/>
           <w:sz w:val="20"/>
         </w:rPr>
         <w:t xml:space="preserve">Tabla </w:t>
+      </w:r>
+      <w:r>
         <w:fldChar w:fldCharType="begin"/>
+      </w:r>
+      <w:r>
         <w:instrText xml:space="preserve"> SEQ Tabla \* ARABIC </w:instrText>
+      </w:r>
+      <w:r>
         <w:fldChar w:fldCharType="separate"/>
-        <w:r>
-          <w:t>1</w:t>
-        </w:r>
+      </w:r>
+      <w:r>
+        <w:t>1</w:t>
+      </w:r>
+      <w:r>
         <w:fldChar w:fldCharType="end"/>
+      </w:r>
+      <w:r>
+        <w:rPr>
+          <w:i/>
+          <w:color w:val="646363"/>
+          <w:sz w:val="20"/>
+        </w:rPr>
         <w:t>. Tecnologías utilizadas en los plugins</w:t>
       </w:r>
     </w:p>
@@ -380,12 +498,14 @@
       <w:tr>
         <w:tc>
           <w:tcPr>
-            <w:tcW w:type="dxa" w:w="2160"/>
+            <w:tcW w:type="dxa" w:w="2947"/>
+            <w:shd w:fill="1B9E88"/>
           </w:tcPr>
           <w:p>
             <w:r>
               <w:rPr>
                 <w:b/>
+                <w:color w:val="FFFFFF"/>
               </w:rPr>
               <w:t>Categoría</w:t>
             </w:r>
@@ -393,12 +513,14 @@
         </w:tc>
         <w:tc>
           <w:tcPr>
-            <w:tcW w:type="dxa" w:w="2160"/>
+            <w:tcW w:type="dxa" w:w="2947"/>
+            <w:shd w:fill="1B9E88"/>
           </w:tcPr>
           <w:p>
             <w:r>
               <w:rPr>
                 <w:b/>
+                <w:color w:val="FFFFFF"/>
               </w:rPr>
               <w:t>Tecnología</w:t>
             </w:r>
@@ -406,12 +528,14 @@
         </w:tc>
         <w:tc>
           <w:tcPr>
-            <w:tcW w:type="dxa" w:w="4320"/>
+            <w:tcW w:type="dxa" w:w="2947"/>
+            <w:shd w:fill="1B9E88"/>
           </w:tcPr>
           <w:p>
             <w:r>
               <w:rPr>
                 <w:b/>
+                <w:color w:val="FFFFFF"/>
               </w:rPr>
               <w:t>Descripción</w:t>
             </w:r>
@@ -421,7 +545,7 @@
       <w:tr>
         <w:tc>
           <w:tcPr>
-            <w:tcW w:type="dxa" w:w="2160"/>
+            <w:tcW w:type="dxa" w:w="2947"/>
           </w:tcPr>
           <w:p>
             <w:r>
@@ -431,7 +555,7 @@
         </w:tc>
         <w:tc>
           <w:tcPr>
-            <w:tcW w:type="dxa" w:w="2160"/>
+            <w:tcW w:type="dxa" w:w="2947"/>
           </w:tcPr>
           <w:p>
             <w:r>
@@ -441,11 +565,11 @@
         </w:tc>
         <w:tc>
           <w:tcPr>
-            <w:tcW w:type="dxa" w:w="4320"/>
-          </w:tcPr>
-          <w:p>
-            <w:r>
-              <w:t>Lenguaje principal de Moodle</w:t>
+            <w:tcW w:type="dxa" w:w="2947"/>
+          </w:tcPr>
+          <w:p>
+            <w:r>
+              <w:t>Lenguaje principal del core de Moodle</w:t>
             </w:r>
           </w:p>
         </w:tc>
@@ -453,7 +577,7 @@
       <w:tr>
         <w:tc>
           <w:tcPr>
-            <w:tcW w:type="dxa" w:w="2160"/>
+            <w:tcW w:type="dxa" w:w="2947"/>
           </w:tcPr>
           <w:p>
             <w:r>
@@ -463,7 +587,7 @@
         </w:tc>
         <w:tc>
           <w:tcPr>
-            <w:tcW w:type="dxa" w:w="2160"/>
+            <w:tcW w:type="dxa" w:w="2947"/>
           </w:tcPr>
           <w:p>
             <w:r>
@@ -473,11 +597,11 @@
         </w:tc>
         <w:tc>
           <w:tcPr>
-            <w:tcW w:type="dxa" w:w="4320"/>
-          </w:tcPr>
-          <w:p>
-            <w:r>
-              <w:t>DBAL de Moodle</w:t>
+            <w:tcW w:type="dxa" w:w="2947"/>
+          </w:tcPr>
+          <w:p>
+            <w:r>
+              <w:t>Acceso mediante DBAL de Moodle</w:t>
             </w:r>
           </w:p>
         </w:tc>
@@ -485,7 +609,7 @@
       <w:tr>
         <w:tc>
           <w:tcPr>
-            <w:tcW w:type="dxa" w:w="2160"/>
+            <w:tcW w:type="dxa" w:w="2947"/>
           </w:tcPr>
           <w:p>
             <w:r>
@@ -495,7 +619,7 @@
         </w:tc>
         <w:tc>
           <w:tcPr>
-            <w:tcW w:type="dxa" w:w="2160"/>
+            <w:tcW w:type="dxa" w:w="2947"/>
           </w:tcPr>
           <w:p>
             <w:r>
@@ -505,11 +629,11 @@
         </w:tc>
         <w:tc>
           <w:tcPr>
-            <w:tcW w:type="dxa" w:w="4320"/>
-          </w:tcPr>
-          <w:p>
-            <w:r>
-              <w:t>Módulos RequireJS</w:t>
+            <w:tcW w:type="dxa" w:w="2947"/>
+          </w:tcPr>
+          <w:p>
+            <w:r>
+              <w:t>Módulos RequireJS para interactividad</w:t>
             </w:r>
           </w:p>
         </w:tc>
@@ -517,7 +641,7 @@
       <w:tr>
         <w:tc>
           <w:tcPr>
-            <w:tcW w:type="dxa" w:w="2160"/>
+            <w:tcW w:type="dxa" w:w="2947"/>
           </w:tcPr>
           <w:p>
             <w:r>
@@ -527,7 +651,7 @@
         </w:tc>
         <w:tc>
           <w:tcPr>
-            <w:tcW w:type="dxa" w:w="2160"/>
+            <w:tcW w:type="dxa" w:w="2947"/>
           </w:tcPr>
           <w:p>
             <w:r>
@@ -537,11 +661,11 @@
         </w:tc>
         <w:tc>
           <w:tcPr>
-            <w:tcW w:type="dxa" w:w="4320"/>
-          </w:tcPr>
-          <w:p>
-            <w:r>
-              <w:t>Motor de plantillas Moodle</w:t>
+            <w:tcW w:type="dxa" w:w="2947"/>
+          </w:tcPr>
+          <w:p>
+            <w:r>
+              <w:t>Motor de plantillas nativo de Moodle</w:t>
             </w:r>
           </w:p>
         </w:tc>
@@ -549,7 +673,7 @@
       <w:tr>
         <w:tc>
           <w:tcPr>
-            <w:tcW w:type="dxa" w:w="2160"/>
+            <w:tcW w:type="dxa" w:w="2947"/>
           </w:tcPr>
           <w:p>
             <w:r>
@@ -559,7 +683,7 @@
         </w:tc>
         <w:tc>
           <w:tcPr>
-            <w:tcW w:type="dxa" w:w="2160"/>
+            <w:tcW w:type="dxa" w:w="2947"/>
           </w:tcPr>
           <w:p>
             <w:r>
@@ -569,11 +693,11 @@
         </w:tc>
         <w:tc>
           <w:tcPr>
-            <w:tcW w:type="dxa" w:w="4320"/>
-          </w:tcPr>
-          <w:p>
-            <w:r>
-              <w:t>API Moodle External</w:t>
+            <w:tcW w:type="dxa" w:w="2947"/>
+          </w:tcPr>
+          <w:p>
+            <w:r>
+              <w:t>API External de Moodle</w:t>
             </w:r>
           </w:p>
         </w:tc>
@@ -581,7 +705,7 @@
       <w:tr>
         <w:tc>
           <w:tcPr>
-            <w:tcW w:type="dxa" w:w="2160"/>
+            <w:tcW w:type="dxa" w:w="2947"/>
           </w:tcPr>
           <w:p>
             <w:r>
@@ -591,7 +715,7 @@
         </w:tc>
         <w:tc>
           <w:tcPr>
-            <w:tcW w:type="dxa" w:w="2160"/>
+            <w:tcW w:type="dxa" w:w="2947"/>
           </w:tcPr>
           <w:p>
             <w:r>
@@ -601,11 +725,11 @@
         </w:tc>
         <w:tc>
           <w:tcPr>
-            <w:tcW w:type="dxa" w:w="4320"/>
-          </w:tcPr>
-          <w:p>
-            <w:r>
-              <w:t>Moodle Universal Cache</w:t>
+            <w:tcW w:type="dxa" w:w="2947"/>
+          </w:tcPr>
+          <w:p>
+            <w:r>
+              <w:t>Moodle Universal Cache para optimización</w:t>
             </w:r>
           </w:p>
         </w:tc>
@@ -619,48 +743,99 @@
     </w:p>
     <w:p>
       <w:pPr>
-        <w:pStyle w:val="Ttulo1"/>
+        <w:spacing w:before="360" w:after="120"/>
       </w:pPr>
       <w:r>
         <w:rPr>
           <w:b/>
+          <w:color w:val="1B9E88"/>
           <w:sz w:val="32"/>
         </w:rPr>
-        <w:t>PLUGIN LOCAL_JOBBOARD</w:t>
-      </w:r>
-    </w:p>
-    <w:p>
+        <w:t>5. PLUGIN LOCAL_JOBBOARD</w:t>
+      </w:r>
+    </w:p>
+    <w:p>
+      <w:pPr>
+        <w:spacing w:before="240" w:after="120"/>
+      </w:pPr>
+      <w:r>
+        <w:rPr>
+          <w:b/>
+          <w:sz w:val="28"/>
+        </w:rPr>
+        <w:t>5.1 Descripción General</w:t>
+      </w:r>
+    </w:p>
+    <w:p>
+      <w:pPr>
+        <w:spacing w:after="120"/>
+        <w:jc w:val="both"/>
+      </w:pPr>
       <w:r>
         <w:rPr>
           <w:b w:val="0"/>
           <w:i w:val="0"/>
+          <w:sz w:val="22"/>
         </w:rPr>
         <w:t>Plugin de bolsa de empleo para gestión de vacantes académicas y postulaciones docentes. Diseñado para reclutamiento de catedráticos en instituciones de educación superior. Compatible con arquitectura multi-tenant IOMAD.</w:t>
       </w:r>
     </w:p>
     <w:p>
+      <w:pPr>
+        <w:spacing w:after="120"/>
+        <w:jc w:val="both"/>
+      </w:pPr>
+      <w:r>
+        <w:rPr>
+          <w:b w:val="0"/>
+          <w:i w:val="0"/>
+          <w:sz w:val="22"/>
+        </w:rPr>
+        <w:t>Este plugin proporciona un sistema completo para la publicación de vacantes docentes, gestión de postulaciones, revisión de documentos y seguimiento de todo el proceso de selección de personal académico.</w:t>
+      </w:r>
+    </w:p>
+    <w:p>
+      <w:pPr>
+        <w:spacing w:before="240" w:after="120"/>
+      </w:pPr>
       <w:r>
         <w:rPr>
           <w:b/>
           <w:sz w:val="28"/>
         </w:rPr>
-        <w:t>Información de Versión</w:t>
-      </w:r>
-    </w:p>
-    <w:p>
-      <w:r>
-        <w:rPr>
-          <w:b/>
+        <w:t>5.2 Información de Versión</w:t>
+      </w:r>
+    </w:p>
+    <w:p>
+      <w:r>
+        <w:rPr>
+          <w:i/>
+          <w:color w:val="646363"/>
           <w:sz w:val="20"/>
         </w:rPr>
         <w:t xml:space="preserve">Tabla </w:t>
+      </w:r>
+      <w:r>
         <w:fldChar w:fldCharType="begin"/>
+      </w:r>
+      <w:r>
         <w:instrText xml:space="preserve"> SEQ Tabla \* ARABIC </w:instrText>
+      </w:r>
+      <w:r>
         <w:fldChar w:fldCharType="separate"/>
-        <w:r>
-          <w:t>2</w:t>
-        </w:r>
+      </w:r>
+      <w:r>
+        <w:t>2</w:t>
+      </w:r>
+      <w:r>
         <w:fldChar w:fldCharType="end"/>
+      </w:r>
+      <w:r>
+        <w:rPr>
+          <w:i/>
+          <w:color w:val="646363"/>
+          <w:sz w:val="20"/>
+        </w:rPr>
         <w:t>. Información de versión del plugin local_jobboard</w:t>
       </w:r>
     </w:p>
@@ -678,12 +853,14 @@
       <w:tr>
         <w:tc>
           <w:tcPr>
-            <w:tcW w:type="dxa" w:w="2880"/>
+            <w:tcW w:type="dxa" w:w="4420"/>
+            <w:shd w:fill="1B9E88"/>
           </w:tcPr>
           <w:p>
             <w:r>
               <w:rPr>
                 <w:b/>
+                <w:color w:val="FFFFFF"/>
               </w:rPr>
               <w:t>Campo</w:t>
             </w:r>
@@ -691,12 +868,14 @@
         </w:tc>
         <w:tc>
           <w:tcPr>
-            <w:tcW w:type="dxa" w:w="5760"/>
+            <w:tcW w:type="dxa" w:w="4420"/>
+            <w:shd w:fill="1B9E88"/>
           </w:tcPr>
           <w:p>
             <w:r>
               <w:rPr>
                 <w:b/>
+                <w:color w:val="FFFFFF"/>
               </w:rPr>
               <w:t>Valor</w:t>
             </w:r>
@@ -706,21 +885,21 @@
       <w:tr>
         <w:tc>
           <w:tcPr>
-            <w:tcW w:type="dxa" w:w="2880"/>
-          </w:tcPr>
-          <w:p>
-            <w:r>
-              <w:t>Versión</w:t>
-            </w:r>
-          </w:p>
-        </w:tc>
-        <w:tc>
-          <w:tcPr>
-            <w:tcW w:type="dxa" w:w="5760"/>
-          </w:tcPr>
-          <w:p>
-            <w:r>
-              <w:t>4.0.2</w:t>
+            <w:tcW w:type="dxa" w:w="4420"/>
+          </w:tcPr>
+          <w:p>
+            <w:r>
+              <w:t>Componente</w:t>
+            </w:r>
+          </w:p>
+        </w:tc>
+        <w:tc>
+          <w:tcPr>
+            <w:tcW w:type="dxa" w:w="4420"/>
+          </w:tcPr>
+          <w:p>
+            <w:r>
+              <w:t>local_jobboard</w:t>
             </w:r>
           </w:p>
         </w:tc>
@@ -728,21 +907,21 @@
       <w:tr>
         <w:tc>
           <w:tcPr>
-            <w:tcW w:type="dxa" w:w="2880"/>
-          </w:tcPr>
-          <w:p>
-            <w:r>
-              <w:t>Build</w:t>
-            </w:r>
-          </w:p>
-        </w:tc>
-        <w:tc>
-          <w:tcPr>
-            <w:tcW w:type="dxa" w:w="5760"/>
-          </w:tcPr>
-          <w:p>
-            <w:r>
-              <w:t>2025122302</w:t>
+            <w:tcW w:type="dxa" w:w="4420"/>
+          </w:tcPr>
+          <w:p>
+            <w:r>
+              <w:t>Versión</w:t>
+            </w:r>
+          </w:p>
+        </w:tc>
+        <w:tc>
+          <w:tcPr>
+            <w:tcW w:type="dxa" w:w="4420"/>
+          </w:tcPr>
+          <w:p>
+            <w:r>
+              <w:t>4.0.2</w:t>
             </w:r>
           </w:p>
         </w:tc>
@@ -750,21 +929,21 @@
       <w:tr>
         <w:tc>
           <w:tcPr>
-            <w:tcW w:type="dxa" w:w="2880"/>
-          </w:tcPr>
-          <w:p>
-            <w:r>
-              <w:t>Madurez</w:t>
-            </w:r>
-          </w:p>
-        </w:tc>
-        <w:tc>
-          <w:tcPr>
-            <w:tcW w:type="dxa" w:w="5760"/>
-          </w:tcPr>
-          <w:p>
-            <w:r>
-              <w:t>MATURITY_STABLE</w:t>
+            <w:tcW w:type="dxa" w:w="4420"/>
+          </w:tcPr>
+          <w:p>
+            <w:r>
+              <w:t>Build</w:t>
+            </w:r>
+          </w:p>
+        </w:tc>
+        <w:tc>
+          <w:tcPr>
+            <w:tcW w:type="dxa" w:w="4420"/>
+          </w:tcPr>
+          <w:p>
+            <w:r>
+              <w:t>2025122302</w:t>
             </w:r>
           </w:p>
         </w:tc>
@@ -772,21 +951,21 @@
       <w:tr>
         <w:tc>
           <w:tcPr>
-            <w:tcW w:type="dxa" w:w="2880"/>
-          </w:tcPr>
-          <w:p>
-            <w:r>
-              <w:t>Moodle requerido</w:t>
-            </w:r>
-          </w:p>
-        </w:tc>
-        <w:tc>
-          <w:tcPr>
-            <w:tcW w:type="dxa" w:w="5760"/>
-          </w:tcPr>
-          <w:p>
-            <w:r>
-              <w:t>Moodle 4.1 LTS mínimo</w:t>
+            <w:tcW w:type="dxa" w:w="4420"/>
+          </w:tcPr>
+          <w:p>
+            <w:r>
+              <w:t>Madurez</w:t>
+            </w:r>
+          </w:p>
+        </w:tc>
+        <w:tc>
+          <w:tcPr>
+            <w:tcW w:type="dxa" w:w="4420"/>
+          </w:tcPr>
+          <w:p>
+            <w:r>
+              <w:t>MATURITY_STABLE</w:t>
             </w:r>
           </w:p>
         </w:tc>
@@ -794,21 +973,21 @@
       <w:tr>
         <w:tc>
           <w:tcPr>
-            <w:tcW w:type="dxa" w:w="2880"/>
-          </w:tcPr>
-          <w:p>
-            <w:r>
-              <w:t>Autor</w:t>
-            </w:r>
-          </w:p>
-        </w:tc>
-        <w:tc>
-          <w:tcPr>
-            <w:tcW w:type="dxa" w:w="5760"/>
-          </w:tcPr>
-          <w:p>
-            <w:r>
-              <w:t>Alonso Arias</w:t>
+            <w:tcW w:type="dxa" w:w="4420"/>
+          </w:tcPr>
+          <w:p>
+            <w:r>
+              <w:t>Moodle requerido</w:t>
+            </w:r>
+          </w:p>
+        </w:tc>
+        <w:tc>
+          <w:tcPr>
+            <w:tcW w:type="dxa" w:w="4420"/>
+          </w:tcPr>
+          <w:p>
+            <w:r>
+              <w:t>Moodle 4.1 LTS mínimo</w:t>
             </w:r>
           </w:p>
         </w:tc>
@@ -816,7 +995,29 @@
       <w:tr>
         <w:tc>
           <w:tcPr>
-            <w:tcW w:type="dxa" w:w="2880"/>
+            <w:tcW w:type="dxa" w:w="4420"/>
+          </w:tcPr>
+          <w:p>
+            <w:r>
+              <w:t>Autor</w:t>
+            </w:r>
+          </w:p>
+        </w:tc>
+        <w:tc>
+          <w:tcPr>
+            <w:tcW w:type="dxa" w:w="4420"/>
+          </w:tcPr>
+          <w:p>
+            <w:r>
+              <w:t>Alonso Arias</w:t>
+            </w:r>
+          </w:p>
+        </w:tc>
+      </w:tr>
+      <w:tr>
+        <w:tc>
+          <w:tcPr>
+            <w:tcW w:type="dxa" w:w="4420"/>
           </w:tcPr>
           <w:p>
             <w:r>
@@ -826,7 +1027,7 @@
         </w:tc>
         <w:tc>
           <w:tcPr>
-            <w:tcW w:type="dxa" w:w="5760"/>
+            <w:tcW w:type="dxa" w:w="4420"/>
           </w:tcPr>
           <w:p>
             <w:r>
@@ -838,21 +1039,29 @@
     </w:tbl>
     <w:p/>
     <w:p>
+      <w:pPr>
+        <w:spacing w:before="240" w:after="120"/>
+      </w:pPr>
       <w:r>
         <w:rPr>
           <w:b/>
           <w:sz w:val="28"/>
         </w:rPr>
-        <w:t>Estructura del Plugin</w:t>
-      </w:r>
-    </w:p>
-    <w:p>
+        <w:t>5.3 Estructura del Plugin</w:t>
+      </w:r>
+    </w:p>
+    <w:p>
+      <w:pPr>
+        <w:spacing w:after="120"/>
+        <w:jc w:val="both"/>
+      </w:pPr>
       <w:r>
         <w:rPr>
           <w:b w:val="0"/>
           <w:i w:val="0"/>
-        </w:rPr>
-        <w:t>El plugin local_jobboard sigue la estructura estándar de plugins locales de Moodle. La organización de directorios y archivos está diseñada para facilitar el mantenimiento y cumplir con las convenciones de Moodle.</w:t>
+          <w:sz w:val="22"/>
+        </w:rPr>
+        <w:t>El plugin local_jobboard sigue la estructura estándar de plugins locales de Moodle. La organización de directorios y archivos está diseñada para facilitar el mantenimiento y cumplir con las convenciones de desarrollo de Moodle.</w:t>
       </w:r>
     </w:p>
     <w:p>
@@ -901,35 +1110,60 @@
       <w:r>
         <w:rPr>
           <w:i/>
+          <w:color w:val="646363"/>
           <w:sz w:val="20"/>
         </w:rPr>
         <w:t xml:space="preserve">Figura </w:t>
+      </w:r>
+      <w:r>
         <w:fldChar w:fldCharType="begin"/>
+      </w:r>
+      <w:r>
         <w:instrText xml:space="preserve"> SEQ Figura \* ARABIC </w:instrText>
+      </w:r>
+      <w:r>
         <w:fldChar w:fldCharType="separate"/>
-        <w:r>
-          <w:t>1</w:t>
-        </w:r>
+      </w:r>
+      <w:r>
+        <w:t>1</w:t>
+      </w:r>
+      <w:r>
         <w:fldChar w:fldCharType="end"/>
+      </w:r>
+      <w:r>
+        <w:rPr>
+          <w:i/>
+          <w:color w:val="646363"/>
+          <w:sz w:val="20"/>
+        </w:rPr>
         <w:t>. Estructura de directorios del plugin local_jobboard</w:t>
       </w:r>
     </w:p>
-    <w:p>
+    <w:p/>
+    <w:p>
+      <w:pPr>
+        <w:spacing w:before="240" w:after="120"/>
+      </w:pPr>
       <w:r>
         <w:rPr>
           <w:b/>
           <w:sz w:val="28"/>
         </w:rPr>
-        <w:t>Arquitectura del Sistema</w:t>
-      </w:r>
-    </w:p>
-    <w:p>
+        <w:t>5.4 Arquitectura del Sistema</w:t>
+      </w:r>
+    </w:p>
+    <w:p>
+      <w:pPr>
+        <w:spacing w:after="120"/>
+        <w:jc w:val="both"/>
+      </w:pPr>
       <w:r>
         <w:rPr>
           <w:b w:val="0"/>
           <w:i w:val="0"/>
-        </w:rPr>
-        <w:t>El plugin implementa una arquitectura modular que separa las responsabilidades en capas: presentación, lógica de negocio, acceso a datos, y servicios web.</w:t>
+          <w:sz w:val="22"/>
+        </w:rPr>
+        <w:t>El plugin implementa una arquitectura modular que separa las responsabilidades en capas: presentación (templates Mustache y JavaScript), lógica de negocio (clases PHP), acceso a datos (Moodle DBAL), y servicios web (External API).</w:t>
       </w:r>
     </w:p>
     <w:p>
@@ -978,38 +1212,60 @@
       <w:r>
         <w:rPr>
           <w:i/>
+          <w:color w:val="646363"/>
           <w:sz w:val="20"/>
         </w:rPr>
         <w:t xml:space="preserve">Figura </w:t>
+      </w:r>
+      <w:r>
         <w:fldChar w:fldCharType="begin"/>
+      </w:r>
+      <w:r>
         <w:instrText xml:space="preserve"> SEQ Figura \* ARABIC </w:instrText>
+      </w:r>
+      <w:r>
         <w:fldChar w:fldCharType="separate"/>
-        <w:r>
-          <w:t>2</w:t>
-        </w:r>
+      </w:r>
+      <w:r>
+        <w:t>2</w:t>
+      </w:r>
+      <w:r>
         <w:fldChar w:fldCharType="end"/>
+      </w:r>
+      <w:r>
+        <w:rPr>
+          <w:i/>
+          <w:color w:val="646363"/>
+          <w:sz w:val="20"/>
+        </w:rPr>
         <w:t>. Arquitectura del plugin local_jobboard</w:t>
       </w:r>
     </w:p>
-    <w:p>
-      <w:pPr>
-        <w:pStyle w:val="Ttulo3"/>
+    <w:p/>
+    <w:p>
+      <w:pPr>
+        <w:spacing w:before="240" w:after="120"/>
       </w:pPr>
       <w:r>
         <w:rPr>
           <w:b/>
-          <w:sz w:val="24"/>
-        </w:rPr>
-        <w:t>Casos de Uso</w:t>
-      </w:r>
-    </w:p>
-    <w:p>
+          <w:sz w:val="28"/>
+        </w:rPr>
+        <w:t>5.5 Casos de Uso</w:t>
+      </w:r>
+    </w:p>
+    <w:p>
+      <w:pPr>
+        <w:spacing w:after="120"/>
+        <w:jc w:val="both"/>
+      </w:pPr>
       <w:r>
         <w:rPr>
           <w:b w:val="0"/>
           <w:i w:val="0"/>
-        </w:rPr>
-        <w:t>El sistema define cinco tipos de actores principales: Docente/Aspirante, Revisor de Documentos, Administrador, Decano de Facultad y Recursos Humanos.</w:t>
+          <w:sz w:val="22"/>
+        </w:rPr>
+        <w:t>El sistema define cinco tipos de actores principales: Docente/Aspirante (quien postula), Revisor de Documentos (valida requisitos), Administrador (gestiona el sistema), Decano de Facultad (aprueba contrataciones) y Recursos Humanos (formaliza contratos).</w:t>
       </w:r>
     </w:p>
     <w:p>
@@ -1058,52 +1314,93 @@
       <w:r>
         <w:rPr>
           <w:i/>
+          <w:color w:val="646363"/>
           <w:sz w:val="20"/>
         </w:rPr>
         <w:t xml:space="preserve">Figura </w:t>
+      </w:r>
+      <w:r>
         <w:fldChar w:fldCharType="begin"/>
+      </w:r>
+      <w:r>
         <w:instrText xml:space="preserve"> SEQ Figura \* ARABIC </w:instrText>
+      </w:r>
+      <w:r>
         <w:fldChar w:fldCharType="separate"/>
-        <w:r>
-          <w:t>3</w:t>
-        </w:r>
+      </w:r>
+      <w:r>
+        <w:t>3</w:t>
+      </w:r>
+      <w:r>
         <w:fldChar w:fldCharType="end"/>
-        <w:t>. Diagrama de casos de uso</w:t>
-      </w:r>
-    </w:p>
-    <w:p>
+      </w:r>
+      <w:r>
+        <w:rPr>
+          <w:i/>
+          <w:color w:val="646363"/>
+          <w:sz w:val="20"/>
+        </w:rPr>
+        <w:t>. Diagrama de casos de uso del sistema de vacantes</w:t>
+      </w:r>
+    </w:p>
+    <w:p/>
+    <w:p>
+      <w:pPr>
+        <w:spacing w:before="240" w:after="120"/>
+      </w:pPr>
       <w:r>
         <w:rPr>
           <w:b/>
           <w:sz w:val="28"/>
         </w:rPr>
-        <w:t>Base de Datos</w:t>
-      </w:r>
-    </w:p>
-    <w:p>
+        <w:t>5.6 Base de Datos</w:t>
+      </w:r>
+    </w:p>
+    <w:p>
+      <w:pPr>
+        <w:spacing w:after="120"/>
+        <w:jc w:val="both"/>
+      </w:pPr>
       <w:r>
         <w:rPr>
           <w:b w:val="0"/>
           <w:i w:val="0"/>
-        </w:rPr>
-        <w:t>El plugin utiliza 24 tablas para almacenar la información de vacantes, postulaciones, documentos y configuraciones.</w:t>
-      </w:r>
-    </w:p>
-    <w:p>
-      <w:r>
-        <w:rPr>
-          <w:b/>
+          <w:sz w:val="22"/>
+        </w:rPr>
+        <w:t>El plugin utiliza 24 tablas para almacenar la información de vacantes, postulaciones, documentos y configuraciones del sistema.</w:t>
+      </w:r>
+    </w:p>
+    <w:p>
+      <w:r>
+        <w:rPr>
+          <w:i/>
+          <w:color w:val="646363"/>
           <w:sz w:val="20"/>
         </w:rPr>
         <w:t xml:space="preserve">Tabla </w:t>
+      </w:r>
+      <w:r>
         <w:fldChar w:fldCharType="begin"/>
+      </w:r>
+      <w:r>
         <w:instrText xml:space="preserve"> SEQ Tabla \* ARABIC </w:instrText>
+      </w:r>
+      <w:r>
         <w:fldChar w:fldCharType="separate"/>
-        <w:r>
-          <w:t>3</w:t>
-        </w:r>
+      </w:r>
+      <w:r>
+        <w:t>3</w:t>
+      </w:r>
+      <w:r>
         <w:fldChar w:fldCharType="end"/>
-        <w:t>. Resumen de tablas de base de datos</w:t>
+      </w:r>
+      <w:r>
+        <w:rPr>
+          <w:i/>
+          <w:color w:val="646363"/>
+          <w:sz w:val="20"/>
+        </w:rPr>
+        <w:t>. Resumen de tablas de base de datos del plugin local_jobboard</w:t>
       </w:r>
     </w:p>
     <w:tbl>
@@ -1120,12 +1417,14 @@
       <w:tr>
         <w:tc>
           <w:tcPr>
-            <w:tcW w:type="dxa" w:w="2880"/>
+            <w:tcW w:type="dxa" w:w="4420"/>
+            <w:shd w:fill="1B9E88"/>
           </w:tcPr>
           <w:p>
             <w:r>
               <w:rPr>
                 <w:b/>
+                <w:color w:val="FFFFFF"/>
               </w:rPr>
               <w:t>Tabla</w:t>
             </w:r>
@@ -1133,12 +1432,14 @@
         </w:tc>
         <w:tc>
           <w:tcPr>
-            <w:tcW w:type="dxa" w:w="5760"/>
+            <w:tcW w:type="dxa" w:w="4420"/>
+            <w:shd w:fill="1B9E88"/>
           </w:tcPr>
           <w:p>
             <w:r>
               <w:rPr>
                 <w:b/>
+                <w:color w:val="FFFFFF"/>
               </w:rPr>
               <w:t>Descripción</w:t>
             </w:r>
@@ -1148,7 +1449,7 @@
       <w:tr>
         <w:tc>
           <w:tcPr>
-            <w:tcW w:type="dxa" w:w="2880"/>
+            <w:tcW w:type="dxa" w:w="4420"/>
           </w:tcPr>
           <w:p>
             <w:r>
@@ -1158,7 +1459,7 @@
         </w:tc>
         <w:tc>
           <w:tcPr>
-            <w:tcW w:type="dxa" w:w="5760"/>
+            <w:tcW w:type="dxa" w:w="4420"/>
           </w:tcPr>
           <w:p>
             <w:r>
@@ -1170,7 +1471,7 @@
       <w:tr>
         <w:tc>
           <w:tcPr>
-            <w:tcW w:type="dxa" w:w="2880"/>
+            <w:tcW w:type="dxa" w:w="4420"/>
           </w:tcPr>
           <w:p>
             <w:r>
@@ -1180,7 +1481,7 @@
         </w:tc>
         <w:tc>
           <w:tcPr>
-            <w:tcW w:type="dxa" w:w="5760"/>
+            <w:tcW w:type="dxa" w:w="4420"/>
           </w:tcPr>
           <w:p>
             <w:r>
@@ -1192,7 +1493,7 @@
       <w:tr>
         <w:tc>
           <w:tcPr>
-            <w:tcW w:type="dxa" w:w="2880"/>
+            <w:tcW w:type="dxa" w:w="4420"/>
           </w:tcPr>
           <w:p>
             <w:r>
@@ -1202,7 +1503,7 @@
         </w:tc>
         <w:tc>
           <w:tcPr>
-            <w:tcW w:type="dxa" w:w="5760"/>
+            <w:tcW w:type="dxa" w:w="4420"/>
           </w:tcPr>
           <w:p>
             <w:r>
@@ -1214,7 +1515,7 @@
       <w:tr>
         <w:tc>
           <w:tcPr>
-            <w:tcW w:type="dxa" w:w="2880"/>
+            <w:tcW w:type="dxa" w:w="4420"/>
           </w:tcPr>
           <w:p>
             <w:r>
@@ -1224,7 +1525,7 @@
         </w:tc>
         <w:tc>
           <w:tcPr>
-            <w:tcW w:type="dxa" w:w="5760"/>
+            <w:tcW w:type="dxa" w:w="4420"/>
           </w:tcPr>
           <w:p>
             <w:r>
@@ -1236,7 +1537,7 @@
       <w:tr>
         <w:tc>
           <w:tcPr>
-            <w:tcW w:type="dxa" w:w="2880"/>
+            <w:tcW w:type="dxa" w:w="4420"/>
           </w:tcPr>
           <w:p>
             <w:r>
@@ -1246,7 +1547,7 @@
         </w:tc>
         <w:tc>
           <w:tcPr>
-            <w:tcW w:type="dxa" w:w="5760"/>
+            <w:tcW w:type="dxa" w:w="4420"/>
           </w:tcPr>
           <w:p>
             <w:r>
@@ -1258,7 +1559,7 @@
       <w:tr>
         <w:tc>
           <w:tcPr>
-            <w:tcW w:type="dxa" w:w="2880"/>
+            <w:tcW w:type="dxa" w:w="4420"/>
           </w:tcPr>
           <w:p>
             <w:r>
@@ -1268,11 +1569,55 @@
         </w:tc>
         <w:tc>
           <w:tcPr>
-            <w:tcW w:type="dxa" w:w="5760"/>
+            <w:tcW w:type="dxa" w:w="4420"/>
           </w:tcPr>
           <w:p>
             <w:r>
               <w:t>Configuración de requisitos de documentos por vacante</w:t>
+            </w:r>
+          </w:p>
+        </w:tc>
+      </w:tr>
+      <w:tr>
+        <w:tc>
+          <w:tcPr>
+            <w:tcW w:type="dxa" w:w="4420"/>
+          </w:tcPr>
+          <w:p>
+            <w:r>
+              <w:t>workflow_log</w:t>
+            </w:r>
+          </w:p>
+        </w:tc>
+        <w:tc>
+          <w:tcPr>
+            <w:tcW w:type="dxa" w:w="4420"/>
+          </w:tcPr>
+          <w:p>
+            <w:r>
+              <w:t>Registro de cambios de estado del flujo de trabajo</w:t>
+            </w:r>
+          </w:p>
+        </w:tc>
+      </w:tr>
+      <w:tr>
+        <w:tc>
+          <w:tcPr>
+            <w:tcW w:type="dxa" w:w="4420"/>
+          </w:tcPr>
+          <w:p>
+            <w:r>
+              <w:t>audit</w:t>
+            </w:r>
+          </w:p>
+        </w:tc>
+        <w:tc>
+          <w:tcPr>
+            <w:tcW w:type="dxa" w:w="4420"/>
+          </w:tcPr>
+          <w:p>
+            <w:r>
+              <w:t>Registro de auditoría general para todas las acciones</w:t>
             </w:r>
           </w:p>
         </w:tc>
@@ -1325,26 +1670,60 @@
       <w:r>
         <w:rPr>
           <w:i/>
+          <w:color w:val="646363"/>
           <w:sz w:val="20"/>
         </w:rPr>
         <w:t xml:space="preserve">Figura </w:t>
+      </w:r>
+      <w:r>
         <w:fldChar w:fldCharType="begin"/>
+      </w:r>
+      <w:r>
         <w:instrText xml:space="preserve"> SEQ Figura \* ARABIC </w:instrText>
+      </w:r>
+      <w:r>
         <w:fldChar w:fldCharType="separate"/>
-        <w:r>
-          <w:t>4</w:t>
-        </w:r>
+      </w:r>
+      <w:r>
+        <w:t>4</w:t>
+      </w:r>
+      <w:r>
         <w:fldChar w:fldCharType="end"/>
+      </w:r>
+      <w:r>
+        <w:rPr>
+          <w:i/>
+          <w:color w:val="646363"/>
+          <w:sz w:val="20"/>
+        </w:rPr>
         <w:t>. Diagrama entidad-relación del plugin local_jobboard</w:t>
       </w:r>
     </w:p>
-    <w:p>
+    <w:p/>
+    <w:p>
+      <w:pPr>
+        <w:spacing w:before="240" w:after="120"/>
+      </w:pPr>
       <w:r>
         <w:rPr>
           <w:b/>
           <w:sz w:val="28"/>
         </w:rPr>
-        <w:t>Clases Principales</w:t>
+        <w:t>5.7 Clases Principales</w:t>
+      </w:r>
+    </w:p>
+    <w:p>
+      <w:pPr>
+        <w:spacing w:after="120"/>
+        <w:jc w:val="both"/>
+      </w:pPr>
+      <w:r>
+        <w:rPr>
+          <w:b w:val="0"/>
+          <w:i w:val="0"/>
+          <w:sz w:val="22"/>
+        </w:rPr>
+        <w:t>El plugin define varias clases PHP que encapsulan la lógica de negocio, siguiendo los patrones de diseño recomendados por Moodle.</w:t>
       </w:r>
     </w:p>
     <w:p>
@@ -1393,35 +1772,60 @@
       <w:r>
         <w:rPr>
           <w:i/>
+          <w:color w:val="646363"/>
           <w:sz w:val="20"/>
         </w:rPr>
         <w:t xml:space="preserve">Figura </w:t>
+      </w:r>
+      <w:r>
         <w:fldChar w:fldCharType="begin"/>
+      </w:r>
+      <w:r>
         <w:instrText xml:space="preserve"> SEQ Figura \* ARABIC </w:instrText>
+      </w:r>
+      <w:r>
         <w:fldChar w:fldCharType="separate"/>
-        <w:r>
-          <w:t>5</w:t>
-        </w:r>
+      </w:r>
+      <w:r>
+        <w:t>5</w:t>
+      </w:r>
+      <w:r>
         <w:fldChar w:fldCharType="end"/>
-        <w:t>. Diagrama de clases principales</w:t>
-      </w:r>
-    </w:p>
-    <w:p>
+      </w:r>
+      <w:r>
+        <w:rPr>
+          <w:i/>
+          <w:color w:val="646363"/>
+          <w:sz w:val="20"/>
+        </w:rPr>
+        <w:t>. Diagrama de clases principales del plugin local_jobboard</w:t>
+      </w:r>
+    </w:p>
+    <w:p/>
+    <w:p>
+      <w:pPr>
+        <w:spacing w:before="240" w:after="120"/>
+      </w:pPr>
       <w:r>
         <w:rPr>
           <w:b/>
           <w:sz w:val="28"/>
         </w:rPr>
-        <w:t>Servicios Web</w:t>
-      </w:r>
-    </w:p>
-    <w:p>
+        <w:t>5.8 Servicios Web</w:t>
+      </w:r>
+    </w:p>
+    <w:p>
+      <w:pPr>
+        <w:spacing w:after="120"/>
+        <w:jc w:val="both"/>
+      </w:pPr>
       <w:r>
         <w:rPr>
           <w:b w:val="0"/>
           <w:i w:val="0"/>
-        </w:rPr>
-        <w:t>El plugin expone 5 servicios web que permiten la interacción con el sistema mediante AJAX y APIs externas.</w:t>
+          <w:sz w:val="22"/>
+        </w:rPr>
+        <w:t>El plugin expone 5 servicios web que permiten la interacción con el sistema mediante llamadas AJAX desde el frontend y APIs externas.</w:t>
       </w:r>
     </w:p>
     <w:p>
@@ -1470,34 +1874,67 @@
       <w:r>
         <w:rPr>
           <w:i/>
+          <w:color w:val="646363"/>
           <w:sz w:val="20"/>
         </w:rPr>
         <w:t xml:space="preserve">Figura </w:t>
+      </w:r>
+      <w:r>
         <w:fldChar w:fldCharType="begin"/>
+      </w:r>
+      <w:r>
         <w:instrText xml:space="preserve"> SEQ Figura \* ARABIC </w:instrText>
+      </w:r>
+      <w:r>
         <w:fldChar w:fldCharType="separate"/>
-        <w:r>
-          <w:t>6</w:t>
-        </w:r>
+      </w:r>
+      <w:r>
+        <w:t>6</w:t>
+      </w:r>
+      <w:r>
         <w:fldChar w:fldCharType="end"/>
-        <w:t>. Servicios web disponibles</w:t>
-      </w:r>
-    </w:p>
-    <w:p>
-      <w:r>
-        <w:rPr>
-          <w:b/>
+      </w:r>
+      <w:r>
+        <w:rPr>
+          <w:i/>
+          <w:color w:val="646363"/>
           <w:sz w:val="20"/>
         </w:rPr>
+        <w:t>. Servicios web disponibles del plugin local_jobboard</w:t>
+      </w:r>
+    </w:p>
+    <w:p/>
+    <w:p>
+      <w:r>
+        <w:rPr>
+          <w:i/>
+          <w:color w:val="646363"/>
+          <w:sz w:val="20"/>
+        </w:rPr>
         <w:t xml:space="preserve">Tabla </w:t>
+      </w:r>
+      <w:r>
         <w:fldChar w:fldCharType="begin"/>
+      </w:r>
+      <w:r>
         <w:instrText xml:space="preserve"> SEQ Tabla \* ARABIC </w:instrText>
+      </w:r>
+      <w:r>
         <w:fldChar w:fldCharType="separate"/>
-        <w:r>
-          <w:t>4</w:t>
-        </w:r>
+      </w:r>
+      <w:r>
+        <w:t>4</w:t>
+      </w:r>
+      <w:r>
         <w:fldChar w:fldCharType="end"/>
-        <w:t>. Servicios web disponibles</w:t>
+      </w:r>
+      <w:r>
+        <w:rPr>
+          <w:i/>
+          <w:color w:val="646363"/>
+          <w:sz w:val="20"/>
+        </w:rPr>
+        <w:t>. Servicios web del plugin local_jobboard</w:t>
       </w:r>
     </w:p>
     <w:tbl>
@@ -1515,12 +1952,14 @@
       <w:tr>
         <w:tc>
           <w:tcPr>
-            <w:tcW w:type="dxa" w:w="3600"/>
+            <w:tcW w:type="dxa" w:w="2947"/>
+            <w:shd w:fill="1B9E88"/>
           </w:tcPr>
           <w:p>
             <w:r>
               <w:rPr>
                 <w:b/>
+                <w:color w:val="FFFFFF"/>
               </w:rPr>
               <w:t>Función</w:t>
             </w:r>
@@ -1528,12 +1967,14 @@
         </w:tc>
         <w:tc>
           <w:tcPr>
-            <w:tcW w:type="dxa" w:w="1440"/>
+            <w:tcW w:type="dxa" w:w="2947"/>
+            <w:shd w:fill="1B9E88"/>
           </w:tcPr>
           <w:p>
             <w:r>
               <w:rPr>
                 <w:b/>
+                <w:color w:val="FFFFFF"/>
               </w:rPr>
               <w:t>Tipo</w:t>
             </w:r>
@@ -1541,12 +1982,14 @@
         </w:tc>
         <w:tc>
           <w:tcPr>
-            <w:tcW w:type="dxa" w:w="3600"/>
+            <w:tcW w:type="dxa" w:w="2947"/>
+            <w:shd w:fill="1B9E88"/>
           </w:tcPr>
           <w:p>
             <w:r>
               <w:rPr>
                 <w:b/>
+                <w:color w:val="FFFFFF"/>
               </w:rPr>
               <w:t>Descripción</w:t>
             </w:r>
@@ -1556,17 +1999,17 @@
       <w:tr>
         <w:tc>
           <w:tcPr>
-            <w:tcW w:type="dxa" w:w="3600"/>
-          </w:tcPr>
-          <w:p>
-            <w:r>
-              <w:t>local_jobboard_validate_document</w:t>
-            </w:r>
-          </w:p>
-        </w:tc>
-        <w:tc>
-          <w:tcPr>
-            <w:tcW w:type="dxa" w:w="1440"/>
+            <w:tcW w:type="dxa" w:w="2947"/>
+          </w:tcPr>
+          <w:p>
+            <w:r>
+              <w:t>local_jobboard_validate_docume</w:t>
+            </w:r>
+          </w:p>
+        </w:tc>
+        <w:tc>
+          <w:tcPr>
+            <w:tcW w:type="dxa" w:w="2947"/>
           </w:tcPr>
           <w:p>
             <w:r>
@@ -1576,11 +2019,11 @@
         </w:tc>
         <w:tc>
           <w:tcPr>
-            <w:tcW w:type="dxa" w:w="3600"/>
-          </w:tcPr>
-          <w:p>
-            <w:r>
-              <w:t>Validar (aprobar) un documento en una postulación</w:t>
+            <w:tcW w:type="dxa" w:w="2947"/>
+          </w:tcPr>
+          <w:p>
+            <w:r>
+              <w:t>Validar (aprobar) un documento en una po...</w:t>
             </w:r>
           </w:p>
         </w:tc>
@@ -1588,7 +2031,7 @@
       <w:tr>
         <w:tc>
           <w:tcPr>
-            <w:tcW w:type="dxa" w:w="3600"/>
+            <w:tcW w:type="dxa" w:w="2947"/>
           </w:tcPr>
           <w:p>
             <w:r>
@@ -1598,7 +2041,7 @@
         </w:tc>
         <w:tc>
           <w:tcPr>
-            <w:tcW w:type="dxa" w:w="1440"/>
+            <w:tcW w:type="dxa" w:w="2947"/>
           </w:tcPr>
           <w:p>
             <w:r>
@@ -1608,11 +2051,11 @@
         </w:tc>
         <w:tc>
           <w:tcPr>
-            <w:tcW w:type="dxa" w:w="3600"/>
-          </w:tcPr>
-          <w:p>
-            <w:r>
-              <w:t>Rechazar un documento en una postulación con una razón</w:t>
+            <w:tcW w:type="dxa" w:w="2947"/>
+          </w:tcPr>
+          <w:p>
+            <w:r>
+              <w:t>Rechazar un documento en una postulación...</w:t>
             </w:r>
           </w:p>
         </w:tc>
@@ -1620,17 +2063,17 @@
       <w:tr>
         <w:tc>
           <w:tcPr>
-            <w:tcW w:type="dxa" w:w="3600"/>
-          </w:tcPr>
-          <w:p>
-            <w:r>
-              <w:t>local_jobboard_save_document_observations</w:t>
-            </w:r>
-          </w:p>
-        </w:tc>
-        <w:tc>
-          <w:tcPr>
-            <w:tcW w:type="dxa" w:w="1440"/>
+            <w:tcW w:type="dxa" w:w="2947"/>
+          </w:tcPr>
+          <w:p>
+            <w:r>
+              <w:t>local_jobboard_save_document_o</w:t>
+            </w:r>
+          </w:p>
+        </w:tc>
+        <w:tc>
+          <w:tcPr>
+            <w:tcW w:type="dxa" w:w="2947"/>
           </w:tcPr>
           <w:p>
             <w:r>
@@ -1640,11 +2083,11 @@
         </w:tc>
         <w:tc>
           <w:tcPr>
-            <w:tcW w:type="dxa" w:w="3600"/>
-          </w:tcPr>
-          <w:p>
-            <w:r>
-              <w:t>Guardar observaciones para documentos en una postulación</w:t>
+            <w:tcW w:type="dxa" w:w="2947"/>
+          </w:tcPr>
+          <w:p>
+            <w:r>
+              <w:t>Guardar observaciones para documentos en...</w:t>
             </w:r>
           </w:p>
         </w:tc>
@@ -1652,17 +2095,17 @@
       <w:tr>
         <w:tc>
           <w:tcPr>
-            <w:tcW w:type="dxa" w:w="3600"/>
-          </w:tcPr>
-          <w:p>
-            <w:r>
-              <w:t>local_jobboard_send_observations_email</w:t>
-            </w:r>
-          </w:p>
-        </w:tc>
-        <w:tc>
-          <w:tcPr>
-            <w:tcW w:type="dxa" w:w="1440"/>
+            <w:tcW w:type="dxa" w:w="2947"/>
+          </w:tcPr>
+          <w:p>
+            <w:r>
+              <w:t>local_jobboard_send_observatio</w:t>
+            </w:r>
+          </w:p>
+        </w:tc>
+        <w:tc>
+          <w:tcPr>
+            <w:tcW w:type="dxa" w:w="2947"/>
           </w:tcPr>
           <w:p>
             <w:r>
@@ -1672,11 +2115,11 @@
         </w:tc>
         <w:tc>
           <w:tcPr>
-            <w:tcW w:type="dxa" w:w="3600"/>
-          </w:tcPr>
-          <w:p>
-            <w:r>
-              <w:t>Enviar correo electrónico con observaciones de documentos al postulante</w:t>
+            <w:tcW w:type="dxa" w:w="2947"/>
+          </w:tcPr>
+          <w:p>
+            <w:r>
+              <w:t>Enviar correo electrónico con observacio...</w:t>
             </w:r>
           </w:p>
         </w:tc>
@@ -1684,17 +2127,17 @@
       <w:tr>
         <w:tc>
           <w:tcPr>
-            <w:tcW w:type="dxa" w:w="3600"/>
-          </w:tcPr>
-          <w:p>
-            <w:r>
-              <w:t>local_jobboard_get_next_document</w:t>
-            </w:r>
-          </w:p>
-        </w:tc>
-        <w:tc>
-          <w:tcPr>
-            <w:tcW w:type="dxa" w:w="1440"/>
+            <w:tcW w:type="dxa" w:w="2947"/>
+          </w:tcPr>
+          <w:p>
+            <w:r>
+              <w:t>local_jobboard_get_next_docume</w:t>
+            </w:r>
+          </w:p>
+        </w:tc>
+        <w:tc>
+          <w:tcPr>
+            <w:tcW w:type="dxa" w:w="2947"/>
           </w:tcPr>
           <w:p>
             <w:r>
@@ -1704,11 +2147,11 @@
         </w:tc>
         <w:tc>
           <w:tcPr>
-            <w:tcW w:type="dxa" w:w="3600"/>
-          </w:tcPr>
-          <w:p>
-            <w:r>
-              <w:t>Obtener el siguiente documento pendiente de revisión en una postulación</w:t>
+            <w:tcW w:type="dxa" w:w="2947"/>
+          </w:tcPr>
+          <w:p>
+            <w:r>
+              <w:t>Obtener el siguiente documento pendiente...</w:t>
             </w:r>
           </w:p>
         </w:tc>
@@ -1716,24 +2159,41 @@
     </w:tbl>
     <w:p/>
     <w:p>
+      <w:pPr>
+        <w:spacing w:before="240" w:after="120"/>
+      </w:pPr>
       <w:r>
         <w:rPr>
           <w:b/>
           <w:sz w:val="28"/>
         </w:rPr>
-        <w:t>Flujos de Trabajo</w:t>
-      </w:r>
-    </w:p>
-    <w:p>
-      <w:pPr>
-        <w:pStyle w:val="Ttulo3"/>
+        <w:t>5.9 Flujos de Trabajo</w:t>
+      </w:r>
+    </w:p>
+    <w:p>
+      <w:pPr>
+        <w:spacing w:before="240" w:after="120"/>
       </w:pPr>
       <w:r>
         <w:rPr>
           <w:b/>
           <w:sz w:val="24"/>
         </w:rPr>
-        <w:t>Flujo de Estados de Vacante</w:t>
+        <w:t>5.9.1 Flujo de Estados de Vacante</w:t>
+      </w:r>
+    </w:p>
+    <w:p>
+      <w:pPr>
+        <w:spacing w:after="120"/>
+        <w:jc w:val="both"/>
+      </w:pPr>
+      <w:r>
+        <w:rPr>
+          <w:b w:val="0"/>
+          <w:i w:val="0"/>
+          <w:sz w:val="22"/>
+        </w:rPr>
+        <w:t>Las vacantes siguen un ciclo de vida definido que va desde su creación como borrador hasta su cierre una vez completado el proceso de selección.</w:t>
       </w:r>
     </w:p>
     <w:p>
@@ -1782,29 +2242,60 @@
       <w:r>
         <w:rPr>
           <w:i/>
+          <w:color w:val="646363"/>
           <w:sz w:val="20"/>
         </w:rPr>
         <w:t xml:space="preserve">Figura </w:t>
+      </w:r>
+      <w:r>
         <w:fldChar w:fldCharType="begin"/>
+      </w:r>
+      <w:r>
         <w:instrText xml:space="preserve"> SEQ Figura \* ARABIC </w:instrText>
+      </w:r>
+      <w:r>
         <w:fldChar w:fldCharType="separate"/>
-        <w:r>
-          <w:t>7</w:t>
-        </w:r>
+      </w:r>
+      <w:r>
+        <w:t>7</w:t>
+      </w:r>
+      <w:r>
         <w:fldChar w:fldCharType="end"/>
-        <w:t>. Flujo de estados de vacante</w:t>
-      </w:r>
-    </w:p>
-    <w:p>
-      <w:pPr>
-        <w:pStyle w:val="Ttulo3"/>
+      </w:r>
+      <w:r>
+        <w:rPr>
+          <w:i/>
+          <w:color w:val="646363"/>
+          <w:sz w:val="20"/>
+        </w:rPr>
+        <w:t>. Flujo de estados de una vacante</w:t>
+      </w:r>
+    </w:p>
+    <w:p/>
+    <w:p>
+      <w:pPr>
+        <w:spacing w:before="240" w:after="120"/>
       </w:pPr>
       <w:r>
         <w:rPr>
           <w:b/>
           <w:sz w:val="24"/>
         </w:rPr>
-        <w:t>Flujo de Postulación</w:t>
+        <w:t>5.9.2 Flujo de Postulación</w:t>
+      </w:r>
+    </w:p>
+    <w:p>
+      <w:pPr>
+        <w:spacing w:after="120"/>
+        <w:jc w:val="both"/>
+      </w:pPr>
+      <w:r>
+        <w:rPr>
+          <w:b w:val="0"/>
+          <w:i w:val="0"/>
+          <w:sz w:val="22"/>
+        </w:rPr>
+        <w:t>El proceso de postulación permite a los docentes enviar su candidatura, adjuntar documentos requeridos y hacer seguimiento del estado de su aplicación.</w:t>
       </w:r>
     </w:p>
     <w:p>
@@ -1853,29 +2344,46 @@
       <w:r>
         <w:rPr>
           <w:i/>
+          <w:color w:val="646363"/>
           <w:sz w:val="20"/>
         </w:rPr>
         <w:t xml:space="preserve">Figura </w:t>
+      </w:r>
+      <w:r>
         <w:fldChar w:fldCharType="begin"/>
+      </w:r>
+      <w:r>
         <w:instrText xml:space="preserve"> SEQ Figura \* ARABIC </w:instrText>
+      </w:r>
+      <w:r>
         <w:fldChar w:fldCharType="separate"/>
-        <w:r>
-          <w:t>8</w:t>
-        </w:r>
+      </w:r>
+      <w:r>
+        <w:t>8</w:t>
+      </w:r>
+      <w:r>
         <w:fldChar w:fldCharType="end"/>
-        <w:t>. Flujo de postulación</w:t>
-      </w:r>
-    </w:p>
-    <w:p>
-      <w:pPr>
-        <w:pStyle w:val="Ttulo3"/>
+      </w:r>
+      <w:r>
+        <w:rPr>
+          <w:i/>
+          <w:color w:val="646363"/>
+          <w:sz w:val="20"/>
+        </w:rPr>
+        <w:t>. Flujo del proceso de postulación</w:t>
+      </w:r>
+    </w:p>
+    <w:p/>
+    <w:p>
+      <w:pPr>
+        <w:spacing w:before="240" w:after="120"/>
       </w:pPr>
       <w:r>
         <w:rPr>
           <w:b/>
           <w:sz w:val="24"/>
         </w:rPr>
-        <w:t>Ciclo de Vida de la Aplicación</w:t>
+        <w:t>5.9.3 Ciclo de Vida de la Aplicación</w:t>
       </w:r>
     </w:p>
     <w:p>
@@ -1924,19 +2432,36 @@
       <w:r>
         <w:rPr>
           <w:i/>
+          <w:color w:val="646363"/>
           <w:sz w:val="20"/>
         </w:rPr>
         <w:t xml:space="preserve">Figura </w:t>
+      </w:r>
+      <w:r>
         <w:fldChar w:fldCharType="begin"/>
+      </w:r>
+      <w:r>
         <w:instrText xml:space="preserve"> SEQ Figura \* ARABIC </w:instrText>
+      </w:r>
+      <w:r>
         <w:fldChar w:fldCharType="separate"/>
-        <w:r>
-          <w:t>9</w:t>
-        </w:r>
+      </w:r>
+      <w:r>
+        <w:t>9</w:t>
+      </w:r>
+      <w:r>
         <w:fldChar w:fldCharType="end"/>
-        <w:t>. Ciclo de vida de la aplicación</w:t>
-      </w:r>
-    </w:p>
+      </w:r>
+      <w:r>
+        <w:rPr>
+          <w:i/>
+          <w:color w:val="646363"/>
+          <w:sz w:val="20"/>
+        </w:rPr>
+        <w:t>. Ciclo de vida completo de una aplicación</w:t>
+      </w:r>
+    </w:p>
+    <w:p/>
     <w:p>
       <w:r>
         <w:br w:type="page"/>
@@ -1944,41 +2469,67 @@
     </w:p>
     <w:p>
       <w:pPr>
-        <w:pStyle w:val="Ttulo1"/>
+        <w:spacing w:before="360" w:after="120"/>
       </w:pPr>
       <w:r>
         <w:rPr>
           <w:b/>
+          <w:color w:val="1B9E88"/>
           <w:sz w:val="32"/>
         </w:rPr>
-        <w:t>PLUGIN REPORT_PLATFORM_USAGE</w:t>
-      </w:r>
-    </w:p>
-    <w:p>
+        <w:t>6. PLUGIN REPORT_PLATFORM_USAGE</w:t>
+      </w:r>
+    </w:p>
+    <w:p>
+      <w:pPr>
+        <w:spacing w:before="240" w:after="120"/>
+      </w:pPr>
       <w:r>
         <w:rPr>
           <w:b/>
           <w:sz w:val="28"/>
         </w:rPr>
-        <w:t>Introducción</w:t>
-      </w:r>
-    </w:p>
-    <w:p>
+        <w:t>6.1 Descripción General</w:t>
+      </w:r>
+    </w:p>
+    <w:p>
+      <w:pPr>
+        <w:spacing w:after="120"/>
+        <w:jc w:val="both"/>
+      </w:pPr>
       <w:r>
         <w:rPr>
           <w:b w:val="0"/>
           <w:i w:val="0"/>
-        </w:rPr>
-        <w:t>Platform Usage Report es un Plugin de informe (report) diseñado para proporcionar Informe avanzado de análisis de uso de la plataforma Moodle con métricas de accesos, dedicación, actividad de usuarios y completaciones de cursos.</w:t>
-      </w:r>
-    </w:p>
-    <w:p>
+          <w:sz w:val="22"/>
+        </w:rPr>
+        <w:t>Platform Usage Report es un plugin de tipo Plugin de informe (report) diseñado para proporcionar Informe avanzado de análisis de uso de la plataforma Moodle con métricas de accesos, dedicación, actividad de usuarios y completaciones de cursos.</w:t>
+      </w:r>
+    </w:p>
+    <w:p>
+      <w:pPr>
+        <w:spacing w:after="120"/>
+        <w:jc w:val="both"/>
+      </w:pPr>
+      <w:r>
+        <w:rPr>
+          <w:b w:val="0"/>
+          <w:i w:val="0"/>
+          <w:sz w:val="22"/>
+        </w:rPr>
+        <w:t>Este plugin permite a los administradores generar reportes estadísticos sobre el uso de la plataforma, incluyendo métricas de acceso, actividad de usuarios y utilización de recursos educativos.</w:t>
+      </w:r>
+    </w:p>
+    <w:p>
+      <w:pPr>
+        <w:spacing w:before="240" w:after="120"/>
+      </w:pPr>
       <w:r>
         <w:rPr>
           <w:b/>
           <w:sz w:val="28"/>
         </w:rPr>
-        <w:t>Estructura del Plugin</w:t>
+        <w:t>6.2 Estructura del Plugin</w:t>
       </w:r>
     </w:p>
     <w:p>
@@ -2027,46 +2578,79 @@
       <w:r>
         <w:rPr>
           <w:i/>
+          <w:color w:val="646363"/>
           <w:sz w:val="20"/>
         </w:rPr>
         <w:t xml:space="preserve">Figura </w:t>
+      </w:r>
+      <w:r>
         <w:fldChar w:fldCharType="begin"/>
+      </w:r>
+      <w:r>
         <w:instrText xml:space="preserve"> SEQ Figura \* ARABIC </w:instrText>
+      </w:r>
+      <w:r>
         <w:fldChar w:fldCharType="separate"/>
-        <w:r>
-          <w:t>10</w:t>
-        </w:r>
+      </w:r>
+      <w:r>
+        <w:t>10</w:t>
+      </w:r>
+      <w:r>
         <w:fldChar w:fldCharType="end"/>
+      </w:r>
+      <w:r>
+        <w:rPr>
+          <w:i/>
+          <w:color w:val="646363"/>
+          <w:sz w:val="20"/>
+        </w:rPr>
         <w:t>. Estructura de directorios del plugin report_platform_usage</w:t>
       </w:r>
     </w:p>
-    <w:p>
-      <w:pPr>
-        <w:pStyle w:val="Ttulo3"/>
+    <w:p/>
+    <w:p>
+      <w:pPr>
+        <w:spacing w:before="240" w:after="120"/>
       </w:pPr>
       <w:r>
         <w:rPr>
           <w:b/>
-          <w:sz w:val="24"/>
-        </w:rPr>
-        <w:t>Información de Versión</w:t>
-      </w:r>
-    </w:p>
-    <w:p>
-      <w:r>
-        <w:rPr>
-          <w:b/>
+          <w:sz w:val="28"/>
+        </w:rPr>
+        <w:t>6.3 Información de Versión</w:t>
+      </w:r>
+    </w:p>
+    <w:p>
+      <w:r>
+        <w:rPr>
+          <w:i/>
+          <w:color w:val="646363"/>
           <w:sz w:val="20"/>
         </w:rPr>
         <w:t xml:space="preserve">Tabla </w:t>
+      </w:r>
+      <w:r>
         <w:fldChar w:fldCharType="begin"/>
+      </w:r>
+      <w:r>
         <w:instrText xml:space="preserve"> SEQ Tabla \* ARABIC </w:instrText>
+      </w:r>
+      <w:r>
         <w:fldChar w:fldCharType="separate"/>
-        <w:r>
-          <w:t>5</w:t>
-        </w:r>
+      </w:r>
+      <w:r>
+        <w:t>5</w:t>
+      </w:r>
+      <w:r>
         <w:fldChar w:fldCharType="end"/>
-        <w:t>. Información de versión - Platform Usage Report</w:t>
+      </w:r>
+      <w:r>
+        <w:rPr>
+          <w:i/>
+          <w:color w:val="646363"/>
+          <w:sz w:val="20"/>
+        </w:rPr>
+        <w:t>. Información de versión del plugin report_platform_usage</w:t>
       </w:r>
     </w:p>
     <w:tbl>
@@ -2083,12 +2667,14 @@
       <w:tr>
         <w:tc>
           <w:tcPr>
-            <w:tcW w:type="dxa" w:w="2880"/>
+            <w:tcW w:type="dxa" w:w="4420"/>
+            <w:shd w:fill="1B9E88"/>
           </w:tcPr>
           <w:p>
             <w:r>
               <w:rPr>
                 <w:b/>
+                <w:color w:val="FFFFFF"/>
               </w:rPr>
               <w:t>Atributo</w:t>
             </w:r>
@@ -2096,12 +2682,14 @@
         </w:tc>
         <w:tc>
           <w:tcPr>
-            <w:tcW w:type="dxa" w:w="5760"/>
+            <w:tcW w:type="dxa" w:w="4420"/>
+            <w:shd w:fill="1B9E88"/>
           </w:tcPr>
           <w:p>
             <w:r>
               <w:rPr>
                 <w:b/>
+                <w:color w:val="FFFFFF"/>
               </w:rPr>
               <w:t>Valor</w:t>
             </w:r>
@@ -2111,7 +2699,7 @@
       <w:tr>
         <w:tc>
           <w:tcPr>
-            <w:tcW w:type="dxa" w:w="2880"/>
+            <w:tcW w:type="dxa" w:w="4420"/>
           </w:tcPr>
           <w:p>
             <w:r>
@@ -2121,7 +2709,7 @@
         </w:tc>
         <w:tc>
           <w:tcPr>
-            <w:tcW w:type="dxa" w:w="5760"/>
+            <w:tcW w:type="dxa" w:w="4420"/>
           </w:tcPr>
           <w:p>
             <w:r>
@@ -2133,7 +2721,7 @@
       <w:tr>
         <w:tc>
           <w:tcPr>
-            <w:tcW w:type="dxa" w:w="2880"/>
+            <w:tcW w:type="dxa" w:w="4420"/>
           </w:tcPr>
           <w:p>
             <w:r>
@@ -2143,7 +2731,7 @@
         </w:tc>
         <w:tc>
           <w:tcPr>
-            <w:tcW w:type="dxa" w:w="5760"/>
+            <w:tcW w:type="dxa" w:w="4420"/>
           </w:tcPr>
           <w:p>
             <w:r>
@@ -2155,7 +2743,7 @@
       <w:tr>
         <w:tc>
           <w:tcPr>
-            <w:tcW w:type="dxa" w:w="2880"/>
+            <w:tcW w:type="dxa" w:w="4420"/>
           </w:tcPr>
           <w:p>
             <w:r>
@@ -2165,7 +2753,7 @@
         </w:tc>
         <w:tc>
           <w:tcPr>
-            <w:tcW w:type="dxa" w:w="5760"/>
+            <w:tcW w:type="dxa" w:w="4420"/>
           </w:tcPr>
           <w:p>
             <w:r>
@@ -2177,7 +2765,7 @@
       <w:tr>
         <w:tc>
           <w:tcPr>
-            <w:tcW w:type="dxa" w:w="2880"/>
+            <w:tcW w:type="dxa" w:w="4420"/>
           </w:tcPr>
           <w:p>
             <w:r>
@@ -2187,7 +2775,7 @@
         </w:tc>
         <w:tc>
           <w:tcPr>
-            <w:tcW w:type="dxa" w:w="5760"/>
+            <w:tcW w:type="dxa" w:w="4420"/>
           </w:tcPr>
           <w:p>
             <w:r>
@@ -2199,7 +2787,7 @@
       <w:tr>
         <w:tc>
           <w:tcPr>
-            <w:tcW w:type="dxa" w:w="2880"/>
+            <w:tcW w:type="dxa" w:w="4420"/>
           </w:tcPr>
           <w:p>
             <w:r>
@@ -2209,7 +2797,7 @@
         </w:tc>
         <w:tc>
           <w:tcPr>
-            <w:tcW w:type="dxa" w:w="5760"/>
+            <w:tcW w:type="dxa" w:w="4420"/>
           </w:tcPr>
           <w:p>
             <w:r>
@@ -2221,12 +2809,29 @@
     </w:tbl>
     <w:p/>
     <w:p>
+      <w:pPr>
+        <w:spacing w:before="240" w:after="120"/>
+      </w:pPr>
       <w:r>
         <w:rPr>
           <w:b/>
           <w:sz w:val="28"/>
         </w:rPr>
-        <w:t>Arquitectura del Sistema</w:t>
+        <w:t>6.4 Arquitectura del Sistema</w:t>
+      </w:r>
+    </w:p>
+    <w:p>
+      <w:pPr>
+        <w:spacing w:after="120"/>
+        <w:jc w:val="both"/>
+      </w:pPr>
+      <w:r>
+        <w:rPr>
+          <w:b w:val="0"/>
+          <w:i w:val="0"/>
+          <w:sz w:val="22"/>
+        </w:rPr>
+        <w:t>El plugin sigue la arquitectura estándar de reportes de Moodle, integrándose con el sistema de reportes del sitio y utilizando las APIs de logging para extraer información de uso.</w:t>
       </w:r>
     </w:p>
     <w:p>
@@ -2275,43 +2880,79 @@
       <w:r>
         <w:rPr>
           <w:i/>
+          <w:color w:val="646363"/>
           <w:sz w:val="20"/>
         </w:rPr>
         <w:t xml:space="preserve">Figura </w:t>
+      </w:r>
+      <w:r>
         <w:fldChar w:fldCharType="begin"/>
+      </w:r>
+      <w:r>
         <w:instrText xml:space="preserve"> SEQ Figura \* ARABIC </w:instrText>
+      </w:r>
+      <w:r>
         <w:fldChar w:fldCharType="separate"/>
-        <w:r>
-          <w:t>11</w:t>
-        </w:r>
+      </w:r>
+      <w:r>
+        <w:t>11</w:t>
+      </w:r>
+      <w:r>
         <w:fldChar w:fldCharType="end"/>
-        <w:t>. Diagrama de arquitectura - Platform Usage Report</w:t>
-      </w:r>
-    </w:p>
-    <w:p>
+      </w:r>
+      <w:r>
+        <w:rPr>
+          <w:i/>
+          <w:color w:val="646363"/>
+          <w:sz w:val="20"/>
+        </w:rPr>
+        <w:t>. Diagrama de arquitectura del plugin report_platform_usage</w:t>
+      </w:r>
+    </w:p>
+    <w:p/>
+    <w:p>
+      <w:pPr>
+        <w:spacing w:before="240" w:after="120"/>
+      </w:pPr>
       <w:r>
         <w:rPr>
           <w:b/>
           <w:sz w:val="28"/>
         </w:rPr>
-        <w:t>Arquitectura de Base de Datos</w:t>
-      </w:r>
-    </w:p>
-    <w:p>
-      <w:r>
-        <w:rPr>
-          <w:b/>
+        <w:t>6.5 Arquitectura de Base de Datos</w:t>
+      </w:r>
+    </w:p>
+    <w:p>
+      <w:r>
+        <w:rPr>
+          <w:i/>
+          <w:color w:val="646363"/>
           <w:sz w:val="20"/>
         </w:rPr>
         <w:t xml:space="preserve">Tabla </w:t>
+      </w:r>
+      <w:r>
         <w:fldChar w:fldCharType="begin"/>
+      </w:r>
+      <w:r>
         <w:instrText xml:space="preserve"> SEQ Tabla \* ARABIC </w:instrText>
+      </w:r>
+      <w:r>
         <w:fldChar w:fldCharType="separate"/>
-        <w:r>
-          <w:t>6</w:t>
-        </w:r>
+      </w:r>
+      <w:r>
+        <w:t>6</w:t>
+      </w:r>
+      <w:r>
         <w:fldChar w:fldCharType="end"/>
-        <w:t>. Tabla report_platform_usage_ded</w:t>
+      </w:r>
+      <w:r>
+        <w:rPr>
+          <w:i/>
+          <w:color w:val="646363"/>
+          <w:sz w:val="20"/>
+        </w:rPr>
+        <w:t>. Estructura de la tabla report_platform_usage_ded</w:t>
       </w:r>
     </w:p>
     <w:tbl>
@@ -2328,12 +2969,14 @@
       <w:tr>
         <w:tc>
           <w:tcPr>
-            <w:tcW w:type="dxa" w:w="2880"/>
+            <w:tcW w:type="dxa" w:w="4420"/>
+            <w:shd w:fill="1B9E88"/>
           </w:tcPr>
           <w:p>
             <w:r>
               <w:rPr>
                 <w:b/>
+                <w:color w:val="FFFFFF"/>
               </w:rPr>
               <w:t>Campo</w:t>
             </w:r>
@@ -2341,12 +2984,14 @@
         </w:tc>
         <w:tc>
           <w:tcPr>
-            <w:tcW w:type="dxa" w:w="5760"/>
+            <w:tcW w:type="dxa" w:w="4420"/>
+            <w:shd w:fill="1B9E88"/>
           </w:tcPr>
           <w:p>
             <w:r>
               <w:rPr>
                 <w:b/>
+                <w:color w:val="FFFFFF"/>
               </w:rPr>
               <w:t>Descripción</w:t>
             </w:r>
@@ -2356,7 +3001,7 @@
       <w:tr>
         <w:tc>
           <w:tcPr>
-            <w:tcW w:type="dxa" w:w="2880"/>
+            <w:tcW w:type="dxa" w:w="4420"/>
           </w:tcPr>
           <w:p>
             <w:r>
@@ -2366,7 +3011,7 @@
         </w:tc>
         <w:tc>
           <w:tcPr>
-            <w:tcW w:type="dxa" w:w="5760"/>
+            <w:tcW w:type="dxa" w:w="4420"/>
           </w:tcPr>
           <w:p>
             <w:r>
@@ -2378,7 +3023,7 @@
       <w:tr>
         <w:tc>
           <w:tcPr>
-            <w:tcW w:type="dxa" w:w="2880"/>
+            <w:tcW w:type="dxa" w:w="4420"/>
           </w:tcPr>
           <w:p>
             <w:r>
@@ -2388,7 +3033,7 @@
         </w:tc>
         <w:tc>
           <w:tcPr>
-            <w:tcW w:type="dxa" w:w="5760"/>
+            <w:tcW w:type="dxa" w:w="4420"/>
           </w:tcPr>
           <w:p>
             <w:r>
@@ -2400,7 +3045,7 @@
       <w:tr>
         <w:tc>
           <w:tcPr>
-            <w:tcW w:type="dxa" w:w="2880"/>
+            <w:tcW w:type="dxa" w:w="4420"/>
           </w:tcPr>
           <w:p>
             <w:r>
@@ -2410,7 +3055,7 @@
         </w:tc>
         <w:tc>
           <w:tcPr>
-            <w:tcW w:type="dxa" w:w="5760"/>
+            <w:tcW w:type="dxa" w:w="4420"/>
           </w:tcPr>
           <w:p>
             <w:r>
@@ -2422,7 +3067,7 @@
       <w:tr>
         <w:tc>
           <w:tcPr>
-            <w:tcW w:type="dxa" w:w="2880"/>
+            <w:tcW w:type="dxa" w:w="4420"/>
           </w:tcPr>
           <w:p>
             <w:r>
@@ -2432,7 +3077,7 @@
         </w:tc>
         <w:tc>
           <w:tcPr>
-            <w:tcW w:type="dxa" w:w="5760"/>
+            <w:tcW w:type="dxa" w:w="4420"/>
           </w:tcPr>
           <w:p>
             <w:r>
@@ -2444,29 +3089,62 @@
     </w:tbl>
     <w:p/>
     <w:p>
+      <w:pPr>
+        <w:spacing w:before="240" w:after="120"/>
+      </w:pPr>
       <w:r>
         <w:rPr>
           <w:b/>
           <w:sz w:val="28"/>
         </w:rPr>
-        <w:t>Capabilities y Seguridad</w:t>
-      </w:r>
-    </w:p>
-    <w:p>
-      <w:r>
-        <w:rPr>
-          <w:b/>
+        <w:t>6.6 Capabilities y Seguridad</w:t>
+      </w:r>
+    </w:p>
+    <w:p>
+      <w:pPr>
+        <w:spacing w:after="120"/>
+        <w:jc w:val="both"/>
+      </w:pPr>
+      <w:r>
+        <w:rPr>
+          <w:b w:val="0"/>
+          <w:i w:val="0"/>
+          <w:sz w:val="22"/>
+        </w:rPr>
+        <w:t>El plugin define capabilities específicas para controlar el acceso a los reportes y la visualización de información sensible.</w:t>
+      </w:r>
+    </w:p>
+    <w:p>
+      <w:r>
+        <w:rPr>
+          <w:i/>
+          <w:color w:val="646363"/>
           <w:sz w:val="20"/>
         </w:rPr>
         <w:t xml:space="preserve">Tabla </w:t>
+      </w:r>
+      <w:r>
         <w:fldChar w:fldCharType="begin"/>
+      </w:r>
+      <w:r>
         <w:instrText xml:space="preserve"> SEQ Tabla \* ARABIC </w:instrText>
+      </w:r>
+      <w:r>
         <w:fldChar w:fldCharType="separate"/>
-        <w:r>
-          <w:t>7</w:t>
-        </w:r>
+      </w:r>
+      <w:r>
+        <w:t>7</w:t>
+      </w:r>
+      <w:r>
         <w:fldChar w:fldCharType="end"/>
-        <w:t>. Capabilities del plugin Platform Usage Report</w:t>
+      </w:r>
+      <w:r>
+        <w:rPr>
+          <w:i/>
+          <w:color w:val="646363"/>
+          <w:sz w:val="20"/>
+        </w:rPr>
+        <w:t>. Capabilities del plugin report_platform_usage</w:t>
       </w:r>
     </w:p>
     <w:tbl>
@@ -2484,12 +3162,14 @@
       <w:tr>
         <w:tc>
           <w:tcPr>
-            <w:tcW w:type="dxa" w:w="3600"/>
+            <w:tcW w:type="dxa" w:w="2947"/>
+            <w:shd w:fill="1B9E88"/>
           </w:tcPr>
           <w:p>
             <w:r>
               <w:rPr>
                 <w:b/>
+                <w:color w:val="FFFFFF"/>
               </w:rPr>
               <w:t>Capability</w:t>
             </w:r>
@@ -2497,12 +3177,14 @@
         </w:tc>
         <w:tc>
           <w:tcPr>
-            <w:tcW w:type="dxa" w:w="1440"/>
+            <w:tcW w:type="dxa" w:w="2947"/>
+            <w:shd w:fill="1B9E88"/>
           </w:tcPr>
           <w:p>
             <w:r>
               <w:rPr>
                 <w:b/>
+                <w:color w:val="FFFFFF"/>
               </w:rPr>
               <w:t>Tipo</w:t>
             </w:r>
@@ -2510,12 +3192,14 @@
         </w:tc>
         <w:tc>
           <w:tcPr>
-            <w:tcW w:type="dxa" w:w="3600"/>
+            <w:tcW w:type="dxa" w:w="2947"/>
+            <w:shd w:fill="1B9E88"/>
           </w:tcPr>
           <w:p>
             <w:r>
               <w:rPr>
                 <w:b/>
+                <w:color w:val="FFFFFF"/>
               </w:rPr>
               <w:t>Propósito</w:t>
             </w:r>
@@ -2525,7 +3209,7 @@
       <w:tr>
         <w:tc>
           <w:tcPr>
-            <w:tcW w:type="dxa" w:w="3600"/>
+            <w:tcW w:type="dxa" w:w="2947"/>
           </w:tcPr>
           <w:p>
             <w:r>
@@ -2535,7 +3219,7 @@
         </w:tc>
         <w:tc>
           <w:tcPr>
-            <w:tcW w:type="dxa" w:w="1440"/>
+            <w:tcW w:type="dxa" w:w="2947"/>
           </w:tcPr>
           <w:p>
             <w:r>
@@ -2545,7 +3229,7 @@
         </w:tc>
         <w:tc>
           <w:tcPr>
-            <w:tcW w:type="dxa" w:w="3600"/>
+            <w:tcW w:type="dxa" w:w="2947"/>
           </w:tcPr>
           <w:p>
             <w:r>
@@ -2557,7 +3241,7 @@
       <w:tr>
         <w:tc>
           <w:tcPr>
-            <w:tcW w:type="dxa" w:w="3600"/>
+            <w:tcW w:type="dxa" w:w="2947"/>
           </w:tcPr>
           <w:p>
             <w:r>
@@ -2567,7 +3251,7 @@
         </w:tc>
         <w:tc>
           <w:tcPr>
-            <w:tcW w:type="dxa" w:w="1440"/>
+            <w:tcW w:type="dxa" w:w="2947"/>
           </w:tcPr>
           <w:p>
             <w:r>
@@ -2577,7 +3261,7 @@
         </w:tc>
         <w:tc>
           <w:tcPr>
-            <w:tcW w:type="dxa" w:w="3600"/>
+            <w:tcW w:type="dxa" w:w="2947"/>
           </w:tcPr>
           <w:p>
             <w:r>
@@ -2589,12 +3273,29 @@
     </w:tbl>
     <w:p/>
     <w:p>
+      <w:pPr>
+        <w:spacing w:before="240" w:after="120"/>
+      </w:pPr>
       <w:r>
         <w:rPr>
           <w:b/>
           <w:sz w:val="28"/>
         </w:rPr>
-        <w:t>Flujo de Datos</w:t>
+        <w:t>6.7 Flujo de Datos</w:t>
+      </w:r>
+    </w:p>
+    <w:p>
+      <w:pPr>
+        <w:spacing w:after="120"/>
+        <w:jc w:val="both"/>
+      </w:pPr>
+      <w:r>
+        <w:rPr>
+          <w:b w:val="0"/>
+          <w:i w:val="0"/>
+          <w:sz w:val="22"/>
+        </w:rPr>
+        <w:t>El reporte recopila datos de múltiples tablas del sistema de logging de Moodle, los procesa y presenta en formatos tabulares y gráficos.</w:t>
       </w:r>
     </w:p>
     <w:p>
@@ -2643,19 +3344,36 @@
       <w:r>
         <w:rPr>
           <w:i/>
+          <w:color w:val="646363"/>
           <w:sz w:val="20"/>
         </w:rPr>
         <w:t xml:space="preserve">Figura </w:t>
+      </w:r>
+      <w:r>
         <w:fldChar w:fldCharType="begin"/>
+      </w:r>
+      <w:r>
         <w:instrText xml:space="preserve"> SEQ Figura \* ARABIC </w:instrText>
+      </w:r>
+      <w:r>
         <w:fldChar w:fldCharType="separate"/>
-        <w:r>
-          <w:t>12</w:t>
-        </w:r>
+      </w:r>
+      <w:r>
+        <w:t>12</w:t>
+      </w:r>
+      <w:r>
         <w:fldChar w:fldCharType="end"/>
-        <w:t>. Diagrama de flujo de datos - Platform Usage Report</w:t>
-      </w:r>
-    </w:p>
+      </w:r>
+      <w:r>
+        <w:rPr>
+          <w:i/>
+          <w:color w:val="646363"/>
+          <w:sz w:val="20"/>
+        </w:rPr>
+        <w:t>. Diagrama de flujo de datos del plugin report_platform_usage</w:t>
+      </w:r>
+    </w:p>
+    <w:p/>
     <w:p>
       <w:r>
         <w:br w:type="page"/>
@@ -2663,41 +3381,53 @@
     </w:p>
     <w:p>
       <w:pPr>
-        <w:pStyle w:val="Ttulo1"/>
+        <w:spacing w:before="360" w:after="120"/>
       </w:pPr>
       <w:r>
         <w:rPr>
           <w:b/>
+          <w:color w:val="1B9E88"/>
           <w:sz w:val="32"/>
         </w:rPr>
-        <w:t>PLUGIN LOCAL_PLATFORM_ACCESS</w:t>
-      </w:r>
-    </w:p>
-    <w:p>
+        <w:t>7. PLUGIN LOCAL_PLATFORM_ACCESS</w:t>
+      </w:r>
+    </w:p>
+    <w:p>
+      <w:pPr>
+        <w:spacing w:before="240" w:after="120"/>
+      </w:pPr>
       <w:r>
         <w:rPr>
           <w:b/>
           <w:sz w:val="28"/>
         </w:rPr>
-        <w:t>Introducción</w:t>
-      </w:r>
-    </w:p>
-    <w:p>
+        <w:t>7.1 Descripción General</w:t>
+      </w:r>
+    </w:p>
+    <w:p>
+      <w:pPr>
+        <w:spacing w:after="120"/>
+        <w:jc w:val="both"/>
+      </w:pPr>
       <w:r>
         <w:rPr>
           <w:b w:val="0"/>
           <w:i w:val="0"/>
+          <w:sz w:val="22"/>
         </w:rPr>
         <w:t>Platform Access Generator es un plugin de tipo local cuyo propósito es Plugin para generar registros de acceso ficticios a la plataforma Moodle/IOMAD, incluyendo inicios de sesión, accesos a cursos, actividades y eventos relacionados. Útil para pruebas, desarrollo y análisis de reportes..</w:t>
       </w:r>
     </w:p>
     <w:p>
+      <w:pPr>
+        <w:spacing w:before="240" w:after="120"/>
+      </w:pPr>
       <w:r>
         <w:rPr>
           <w:b/>
           <w:sz w:val="28"/>
         </w:rPr>
-        <w:t>Estructura del Plugin</w:t>
+        <w:t>7.2 Estructura del Plugin</w:t>
       </w:r>
     </w:p>
     <w:p>
@@ -2746,46 +3476,79 @@
       <w:r>
         <w:rPr>
           <w:i/>
+          <w:color w:val="646363"/>
           <w:sz w:val="20"/>
         </w:rPr>
         <w:t xml:space="preserve">Figura </w:t>
+      </w:r>
+      <w:r>
         <w:fldChar w:fldCharType="begin"/>
+      </w:r>
+      <w:r>
         <w:instrText xml:space="preserve"> SEQ Figura \* ARABIC </w:instrText>
+      </w:r>
+      <w:r>
         <w:fldChar w:fldCharType="separate"/>
-        <w:r>
-          <w:t>13</w:t>
-        </w:r>
+      </w:r>
+      <w:r>
+        <w:t>13</w:t>
+      </w:r>
+      <w:r>
         <w:fldChar w:fldCharType="end"/>
+      </w:r>
+      <w:r>
+        <w:rPr>
+          <w:i/>
+          <w:color w:val="646363"/>
+          <w:sz w:val="20"/>
+        </w:rPr>
         <w:t>. Estructura de directorios del plugin local_platform_access</w:t>
       </w:r>
     </w:p>
-    <w:p>
-      <w:pPr>
-        <w:pStyle w:val="Ttulo3"/>
+    <w:p/>
+    <w:p>
+      <w:pPr>
+        <w:spacing w:before="240" w:after="120"/>
       </w:pPr>
       <w:r>
         <w:rPr>
           <w:b/>
-          <w:sz w:val="24"/>
-        </w:rPr>
-        <w:t>Información de Versión</w:t>
-      </w:r>
-    </w:p>
-    <w:p>
-      <w:r>
-        <w:rPr>
-          <w:b/>
+          <w:sz w:val="28"/>
+        </w:rPr>
+        <w:t>7.3 Información de Versión</w:t>
+      </w:r>
+    </w:p>
+    <w:p>
+      <w:r>
+        <w:rPr>
+          <w:i/>
+          <w:color w:val="646363"/>
           <w:sz w:val="20"/>
         </w:rPr>
         <w:t xml:space="preserve">Tabla </w:t>
+      </w:r>
+      <w:r>
         <w:fldChar w:fldCharType="begin"/>
+      </w:r>
+      <w:r>
         <w:instrText xml:space="preserve"> SEQ Tabla \* ARABIC </w:instrText>
+      </w:r>
+      <w:r>
         <w:fldChar w:fldCharType="separate"/>
-        <w:r>
-          <w:t>8</w:t>
-        </w:r>
+      </w:r>
+      <w:r>
+        <w:t>8</w:t>
+      </w:r>
+      <w:r>
         <w:fldChar w:fldCharType="end"/>
-        <w:t>. Información de versión - Platform Access Generator</w:t>
+      </w:r>
+      <w:r>
+        <w:rPr>
+          <w:i/>
+          <w:color w:val="646363"/>
+          <w:sz w:val="20"/>
+        </w:rPr>
+        <w:t>. Información de versión del plugin local_platform_access</w:t>
       </w:r>
     </w:p>
     <w:tbl>
@@ -2802,12 +3565,14 @@
       <w:tr>
         <w:tc>
           <w:tcPr>
-            <w:tcW w:type="dxa" w:w="2880"/>
+            <w:tcW w:type="dxa" w:w="4420"/>
+            <w:shd w:fill="1B9E88"/>
           </w:tcPr>
           <w:p>
             <w:r>
               <w:rPr>
                 <w:b/>
+                <w:color w:val="FFFFFF"/>
               </w:rPr>
               <w:t>Atributo</w:t>
             </w:r>
@@ -2815,12 +3580,14 @@
         </w:tc>
         <w:tc>
           <w:tcPr>
-            <w:tcW w:type="dxa" w:w="5760"/>
+            <w:tcW w:type="dxa" w:w="4420"/>
+            <w:shd w:fill="1B9E88"/>
           </w:tcPr>
           <w:p>
             <w:r>
               <w:rPr>
                 <w:b/>
+                <w:color w:val="FFFFFF"/>
               </w:rPr>
               <w:t>Valor</w:t>
             </w:r>
@@ -2830,7 +3597,7 @@
       <w:tr>
         <w:tc>
           <w:tcPr>
-            <w:tcW w:type="dxa" w:w="2880"/>
+            <w:tcW w:type="dxa" w:w="4420"/>
           </w:tcPr>
           <w:p>
             <w:r>
@@ -2840,7 +3607,7 @@
         </w:tc>
         <w:tc>
           <w:tcPr>
-            <w:tcW w:type="dxa" w:w="5760"/>
+            <w:tcW w:type="dxa" w:w="4420"/>
           </w:tcPr>
           <w:p>
             <w:r>
@@ -2852,7 +3619,7 @@
       <w:tr>
         <w:tc>
           <w:tcPr>
-            <w:tcW w:type="dxa" w:w="2880"/>
+            <w:tcW w:type="dxa" w:w="4420"/>
           </w:tcPr>
           <w:p>
             <w:r>
@@ -2862,7 +3629,7 @@
         </w:tc>
         <w:tc>
           <w:tcPr>
-            <w:tcW w:type="dxa" w:w="5760"/>
+            <w:tcW w:type="dxa" w:w="4420"/>
           </w:tcPr>
           <w:p>
             <w:r>
@@ -2874,7 +3641,7 @@
       <w:tr>
         <w:tc>
           <w:tcPr>
-            <w:tcW w:type="dxa" w:w="2880"/>
+            <w:tcW w:type="dxa" w:w="4420"/>
           </w:tcPr>
           <w:p>
             <w:r>
@@ -2884,7 +3651,7 @@
         </w:tc>
         <w:tc>
           <w:tcPr>
-            <w:tcW w:type="dxa" w:w="5760"/>
+            <w:tcW w:type="dxa" w:w="4420"/>
           </w:tcPr>
           <w:p>
             <w:r>
@@ -2896,7 +3663,7 @@
       <w:tr>
         <w:tc>
           <w:tcPr>
-            <w:tcW w:type="dxa" w:w="2880"/>
+            <w:tcW w:type="dxa" w:w="4420"/>
           </w:tcPr>
           <w:p>
             <w:r>
@@ -2906,7 +3673,7 @@
         </w:tc>
         <w:tc>
           <w:tcPr>
-            <w:tcW w:type="dxa" w:w="5760"/>
+            <w:tcW w:type="dxa" w:w="4420"/>
           </w:tcPr>
           <w:p>
             <w:r>
@@ -2918,7 +3685,7 @@
       <w:tr>
         <w:tc>
           <w:tcPr>
-            <w:tcW w:type="dxa" w:w="2880"/>
+            <w:tcW w:type="dxa" w:w="4420"/>
           </w:tcPr>
           <w:p>
             <w:r>
@@ -2928,7 +3695,7 @@
         </w:tc>
         <w:tc>
           <w:tcPr>
-            <w:tcW w:type="dxa" w:w="5760"/>
+            <w:tcW w:type="dxa" w:w="4420"/>
           </w:tcPr>
           <w:p>
             <w:r>
@@ -2940,21 +3707,29 @@
     </w:tbl>
     <w:p/>
     <w:p>
+      <w:pPr>
+        <w:spacing w:before="240" w:after="120"/>
+      </w:pPr>
       <w:r>
         <w:rPr>
           <w:b/>
           <w:sz w:val="28"/>
         </w:rPr>
-        <w:t>Arquitectura del Sistema</w:t>
-      </w:r>
-    </w:p>
-    <w:p>
+        <w:t>7.4 Arquitectura del Sistema</w:t>
+      </w:r>
+    </w:p>
+    <w:p>
+      <w:pPr>
+        <w:spacing w:after="120"/>
+        <w:jc w:val="both"/>
+      </w:pPr>
       <w:r>
         <w:rPr>
           <w:b w:val="0"/>
           <w:i w:val="0"/>
-        </w:rPr>
-        <w:t>El plugin implementa el patrón de diseño Generador con buffer pattern y cache pattern, optimizado para operaciones masivas de inserción en base de datos.</w:t>
+          <w:sz w:val="22"/>
+        </w:rPr>
+        <w:t>El plugin implementa el patrón de diseño Generador con buffer pattern y cache pattern, optimizado para operaciones masivas de inserción en base de datos y generación eficiente de datos aleatorios.</w:t>
       </w:r>
     </w:p>
     <w:p>
@@ -3003,43 +3778,93 @@
       <w:r>
         <w:rPr>
           <w:i/>
+          <w:color w:val="646363"/>
           <w:sz w:val="20"/>
         </w:rPr>
         <w:t xml:space="preserve">Figura </w:t>
+      </w:r>
+      <w:r>
         <w:fldChar w:fldCharType="begin"/>
+      </w:r>
+      <w:r>
         <w:instrText xml:space="preserve"> SEQ Figura \* ARABIC </w:instrText>
+      </w:r>
+      <w:r>
         <w:fldChar w:fldCharType="separate"/>
-        <w:r>
-          <w:t>14</w:t>
-        </w:r>
+      </w:r>
+      <w:r>
+        <w:t>14</w:t>
+      </w:r>
+      <w:r>
         <w:fldChar w:fldCharType="end"/>
-        <w:t>. Diagrama de arquitectura - Platform Access Generator</w:t>
-      </w:r>
-    </w:p>
-    <w:p>
+      </w:r>
+      <w:r>
+        <w:rPr>
+          <w:i/>
+          <w:color w:val="646363"/>
+          <w:sz w:val="20"/>
+        </w:rPr>
+        <w:t>. Diagrama de arquitectura del plugin local_platform_access</w:t>
+      </w:r>
+    </w:p>
+    <w:p/>
+    <w:p>
+      <w:pPr>
+        <w:spacing w:before="240" w:after="120"/>
+      </w:pPr>
       <w:r>
         <w:rPr>
           <w:b/>
           <w:sz w:val="28"/>
         </w:rPr>
-        <w:t>Capabilities y Seguridad</w:t>
-      </w:r>
-    </w:p>
-    <w:p>
-      <w:r>
-        <w:rPr>
-          <w:b/>
+        <w:t>7.5 Capabilities y Seguridad</w:t>
+      </w:r>
+    </w:p>
+    <w:p>
+      <w:pPr>
+        <w:spacing w:after="120"/>
+        <w:jc w:val="both"/>
+      </w:pPr>
+      <w:r>
+        <w:rPr>
+          <w:b w:val="0"/>
+          <w:i w:val="0"/>
+          <w:sz w:val="22"/>
+        </w:rPr>
+        <w:t>Dado el potencial impacto en el rendimiento de la base de datos, el plugin implementa controles estrictos de acceso.</w:t>
+      </w:r>
+    </w:p>
+    <w:p>
+      <w:r>
+        <w:rPr>
+          <w:i/>
+          <w:color w:val="646363"/>
           <w:sz w:val="20"/>
         </w:rPr>
         <w:t xml:space="preserve">Tabla </w:t>
+      </w:r>
+      <w:r>
         <w:fldChar w:fldCharType="begin"/>
+      </w:r>
+      <w:r>
         <w:instrText xml:space="preserve"> SEQ Tabla \* ARABIC </w:instrText>
+      </w:r>
+      <w:r>
         <w:fldChar w:fldCharType="separate"/>
-        <w:r>
-          <w:t>9</w:t>
-        </w:r>
+      </w:r>
+      <w:r>
+        <w:t>9</w:t>
+      </w:r>
+      <w:r>
         <w:fldChar w:fldCharType="end"/>
-        <w:t>. Capabilities del plugin Platform Access Generator</w:t>
+      </w:r>
+      <w:r>
+        <w:rPr>
+          <w:i/>
+          <w:color w:val="646363"/>
+          <w:sz w:val="20"/>
+        </w:rPr>
+        <w:t>. Capabilities del plugin local_platform_access</w:t>
       </w:r>
     </w:p>
     <w:tbl>
@@ -3057,12 +3882,14 @@
       <w:tr>
         <w:tc>
           <w:tcPr>
-            <w:tcW w:type="dxa" w:w="3600"/>
+            <w:tcW w:type="dxa" w:w="2947"/>
+            <w:shd w:fill="1B9E88"/>
           </w:tcPr>
           <w:p>
             <w:r>
               <w:rPr>
                 <w:b/>
+                <w:color w:val="FFFFFF"/>
               </w:rPr>
               <w:t>Capability</w:t>
             </w:r>
@@ -3070,12 +3897,14 @@
         </w:tc>
         <w:tc>
           <w:tcPr>
-            <w:tcW w:type="dxa" w:w="1440"/>
+            <w:tcW w:type="dxa" w:w="2947"/>
+            <w:shd w:fill="1B9E88"/>
           </w:tcPr>
           <w:p>
             <w:r>
               <w:rPr>
                 <w:b/>
+                <w:color w:val="FFFFFF"/>
               </w:rPr>
               <w:t>Tipo</w:t>
             </w:r>
@@ -3083,12 +3912,14 @@
         </w:tc>
         <w:tc>
           <w:tcPr>
-            <w:tcW w:type="dxa" w:w="3600"/>
+            <w:tcW w:type="dxa" w:w="2947"/>
+            <w:shd w:fill="1B9E88"/>
           </w:tcPr>
           <w:p>
             <w:r>
               <w:rPr>
                 <w:b/>
+                <w:color w:val="FFFFFF"/>
               </w:rPr>
               <w:t>Propósito</w:t>
             </w:r>
@@ -3098,7 +3929,7 @@
       <w:tr>
         <w:tc>
           <w:tcPr>
-            <w:tcW w:type="dxa" w:w="3600"/>
+            <w:tcW w:type="dxa" w:w="2947"/>
           </w:tcPr>
           <w:p>
             <w:r>
@@ -3108,7 +3939,7 @@
         </w:tc>
         <w:tc>
           <w:tcPr>
-            <w:tcW w:type="dxa" w:w="1440"/>
+            <w:tcW w:type="dxa" w:w="2947"/>
           </w:tcPr>
           <w:p>
             <w:r>
@@ -3118,7 +3949,7 @@
         </w:tc>
         <w:tc>
           <w:tcPr>
-            <w:tcW w:type="dxa" w:w="3600"/>
+            <w:tcW w:type="dxa" w:w="2947"/>
           </w:tcPr>
           <w:p>
             <w:r>
@@ -3130,7 +3961,7 @@
       <w:tr>
         <w:tc>
           <w:tcPr>
-            <w:tcW w:type="dxa" w:w="3600"/>
+            <w:tcW w:type="dxa" w:w="2947"/>
           </w:tcPr>
           <w:p>
             <w:r>
@@ -3140,7 +3971,7 @@
         </w:tc>
         <w:tc>
           <w:tcPr>
-            <w:tcW w:type="dxa" w:w="1440"/>
+            <w:tcW w:type="dxa" w:w="2947"/>
           </w:tcPr>
           <w:p>
             <w:r>
@@ -3150,7 +3981,7 @@
         </w:tc>
         <w:tc>
           <w:tcPr>
-            <w:tcW w:type="dxa" w:w="3600"/>
+            <w:tcW w:type="dxa" w:w="2947"/>
           </w:tcPr>
           <w:p>
             <w:r>
@@ -3162,12 +3993,29 @@
     </w:tbl>
     <w:p/>
     <w:p>
+      <w:pPr>
+        <w:spacing w:before="240" w:after="120"/>
+      </w:pPr>
       <w:r>
         <w:rPr>
           <w:b/>
           <w:sz w:val="28"/>
         </w:rPr>
-        <w:t>Flujo de Generación de Datos</w:t>
+        <w:t>7.6 Flujo de Generación de Datos</w:t>
+      </w:r>
+    </w:p>
+    <w:p>
+      <w:pPr>
+        <w:spacing w:after="120"/>
+        <w:jc w:val="both"/>
+      </w:pPr>
+      <w:r>
+        <w:rPr>
+          <w:b w:val="0"/>
+          <w:i w:val="0"/>
+          <w:sz w:val="22"/>
+        </w:rPr>
+        <w:t>El proceso de generación permite configurar la cantidad de registros, el rango de fechas y los usuarios afectados, optimizando las inserciones mediante procesamiento por lotes.</w:t>
       </w:r>
     </w:p>
     <w:p>
@@ -3216,42 +4064,92 @@
       <w:r>
         <w:rPr>
           <w:i/>
+          <w:color w:val="646363"/>
           <w:sz w:val="20"/>
         </w:rPr>
         <w:t xml:space="preserve">Figura </w:t>
+      </w:r>
+      <w:r>
         <w:fldChar w:fldCharType="begin"/>
+      </w:r>
+      <w:r>
         <w:instrText xml:space="preserve"> SEQ Figura \* ARABIC </w:instrText>
+      </w:r>
+      <w:r>
         <w:fldChar w:fldCharType="separate"/>
-        <w:r>
-          <w:t>15</w:t>
-        </w:r>
+      </w:r>
+      <w:r>
+        <w:t>15</w:t>
+      </w:r>
+      <w:r>
         <w:fldChar w:fldCharType="end"/>
-        <w:t>. Diagrama de flujo de generación - Platform Access Generator</w:t>
-      </w:r>
-    </w:p>
-    <w:p>
+      </w:r>
+      <w:r>
+        <w:rPr>
+          <w:i/>
+          <w:color w:val="646363"/>
+          <w:sz w:val="20"/>
+        </w:rPr>
+        <w:t>. Diagrama de flujo de generación del plugin local_platform_access</w:t>
+      </w:r>
+    </w:p>
+    <w:p/>
+    <w:p>
+      <w:pPr>
+        <w:spacing w:before="240" w:after="120"/>
+      </w:pPr>
       <w:r>
         <w:rPr>
           <w:b/>
           <w:sz w:val="28"/>
         </w:rPr>
-        <w:t>Optimizaciones de Rendimiento</w:t>
-      </w:r>
-    </w:p>
-    <w:p>
-      <w:r>
-        <w:rPr>
-          <w:b/>
+        <w:t>7.7 Optimizaciones de Rendimiento</w:t>
+      </w:r>
+    </w:p>
+    <w:p>
+      <w:pPr>
+        <w:spacing w:after="120"/>
+        <w:jc w:val="both"/>
+      </w:pPr>
+      <w:r>
+        <w:rPr>
+          <w:b w:val="0"/>
+          <w:i w:val="0"/>
+          <w:sz w:val="22"/>
+        </w:rPr>
+        <w:t>Para manejar la generación masiva de registros, el plugin implementa varias técnicas de optimización:</w:t>
+      </w:r>
+    </w:p>
+    <w:p>
+      <w:r>
+        <w:rPr>
+          <w:i/>
+          <w:color w:val="646363"/>
           <w:sz w:val="20"/>
         </w:rPr>
         <w:t xml:space="preserve">Tabla </w:t>
+      </w:r>
+      <w:r>
         <w:fldChar w:fldCharType="begin"/>
+      </w:r>
+      <w:r>
         <w:instrText xml:space="preserve"> SEQ Tabla \* ARABIC </w:instrText>
+      </w:r>
+      <w:r>
         <w:fldChar w:fldCharType="separate"/>
-        <w:r>
-          <w:t>10</w:t>
-        </w:r>
+      </w:r>
+      <w:r>
+        <w:t>10</w:t>
+      </w:r>
+      <w:r>
         <w:fldChar w:fldCharType="end"/>
+      </w:r>
+      <w:r>
+        <w:rPr>
+          <w:i/>
+          <w:color w:val="646363"/>
+          <w:sz w:val="20"/>
+        </w:rPr>
         <w:t>. Técnicas de optimización implementadas</w:t>
       </w:r>
     </w:p>
@@ -3270,12 +4168,14 @@
       <w:tr>
         <w:tc>
           <w:tcPr>
-            <w:tcW w:type="dxa" w:w="2880"/>
+            <w:tcW w:type="dxa" w:w="2947"/>
+            <w:shd w:fill="1B9E88"/>
           </w:tcPr>
           <w:p>
             <w:r>
               <w:rPr>
                 <w:b/>
+                <w:color w:val="FFFFFF"/>
               </w:rPr>
               <w:t>Técnica</w:t>
             </w:r>
@@ -3283,12 +4183,14 @@
         </w:tc>
         <w:tc>
           <w:tcPr>
-            <w:tcW w:type="dxa" w:w="3600"/>
+            <w:tcW w:type="dxa" w:w="2947"/>
+            <w:shd w:fill="1B9E88"/>
           </w:tcPr>
           <w:p>
             <w:r>
               <w:rPr>
                 <w:b/>
+                <w:color w:val="FFFFFF"/>
               </w:rPr>
               <w:t>Descripción</w:t>
             </w:r>
@@ -3296,12 +4198,14 @@
         </w:tc>
         <w:tc>
           <w:tcPr>
-            <w:tcW w:type="dxa" w:w="2160"/>
+            <w:tcW w:type="dxa" w:w="2947"/>
+            <w:shd w:fill="1B9E88"/>
           </w:tcPr>
           <w:p>
             <w:r>
               <w:rPr>
                 <w:b/>
+                <w:color w:val="FFFFFF"/>
               </w:rPr>
               <w:t>Impacto</w:t>
             </w:r>
@@ -3311,7 +4215,7 @@
       <w:tr>
         <w:tc>
           <w:tcPr>
-            <w:tcW w:type="dxa" w:w="2880"/>
+            <w:tcW w:type="dxa" w:w="2947"/>
           </w:tcPr>
           <w:p>
             <w:r>
@@ -3321,17 +4225,17 @@
         </w:tc>
         <w:tc>
           <w:tcPr>
-            <w:tcW w:type="dxa" w:w="3600"/>
-          </w:tcPr>
-          <w:p>
-            <w:r>
-              <w:t>Acumulación de 500 registros antes de INSERT</w:t>
-            </w:r>
-          </w:p>
-        </w:tc>
-        <w:tc>
-          <w:tcPr>
-            <w:tcW w:type="dxa" w:w="2160"/>
+            <w:tcW w:type="dxa" w:w="2947"/>
+          </w:tcPr>
+          <w:p>
+            <w:r>
+              <w:t>Acumulación de 500 registros antes de IN...</w:t>
+            </w:r>
+          </w:p>
+        </w:tc>
+        <w:tc>
+          <w:tcPr>
+            <w:tcW w:type="dxa" w:w="2947"/>
           </w:tcPr>
           <w:p>
             <w:r>
@@ -3343,7 +4247,7 @@
       <w:tr>
         <w:tc>
           <w:tcPr>
-            <w:tcW w:type="dxa" w:w="2880"/>
+            <w:tcW w:type="dxa" w:w="2947"/>
           </w:tcPr>
           <w:p>
             <w:r>
@@ -3353,17 +4257,17 @@
         </w:tc>
         <w:tc>
           <w:tcPr>
-            <w:tcW w:type="dxa" w:w="3600"/>
-          </w:tcPr>
-          <w:p>
-            <w:r>
-              <w:t>Una sola query para todas las matriculaciones</w:t>
-            </w:r>
-          </w:p>
-        </w:tc>
-        <w:tc>
-          <w:tcPr>
-            <w:tcW w:type="dxa" w:w="2160"/>
+            <w:tcW w:type="dxa" w:w="2947"/>
+          </w:tcPr>
+          <w:p>
+            <w:r>
+              <w:t>Una sola query para todas las matriculac...</w:t>
+            </w:r>
+          </w:p>
+        </w:tc>
+        <w:tc>
+          <w:tcPr>
+            <w:tcW w:type="dxa" w:w="2947"/>
           </w:tcPr>
           <w:p>
             <w:r>
@@ -3375,7 +4279,7 @@
       <w:tr>
         <w:tc>
           <w:tcPr>
-            <w:tcW w:type="dxa" w:w="2880"/>
+            <w:tcW w:type="dxa" w:w="2947"/>
           </w:tcPr>
           <w:p>
             <w:r>
@@ -3385,17 +4289,17 @@
         </w:tc>
         <w:tc>
           <w:tcPr>
-            <w:tcW w:type="dxa" w:w="3600"/>
-          </w:tcPr>
-          <w:p>
-            <w:r>
-              <w:t>Almacena contextos en memoria para reutilización</w:t>
-            </w:r>
-          </w:p>
-        </w:tc>
-        <w:tc>
-          <w:tcPr>
-            <w:tcW w:type="dxa" w:w="2160"/>
+            <w:tcW w:type="dxa" w:w="2947"/>
+          </w:tcPr>
+          <w:p>
+            <w:r>
+              <w:t>Almacena contextos en memoria para reuti...</w:t>
+            </w:r>
+          </w:p>
+        </w:tc>
+        <w:tc>
+          <w:tcPr>
+            <w:tcW w:type="dxa" w:w="2947"/>
           </w:tcPr>
           <w:p>
             <w:r>
@@ -3407,7 +4311,7 @@
       <w:tr>
         <w:tc>
           <w:tcPr>
-            <w:tcW w:type="dxa" w:w="2880"/>
+            <w:tcW w:type="dxa" w:w="2947"/>
           </w:tcPr>
           <w:p>
             <w:r>
@@ -3417,17 +4321,17 @@
         </w:tc>
         <w:tc>
           <w:tcPr>
-            <w:tcW w:type="dxa" w:w="3600"/>
-          </w:tcPr>
-          <w:p>
-            <w:r>
-              <w:t>Usa TRUNCATE para limpieza completa de tablas</w:t>
-            </w:r>
-          </w:p>
-        </w:tc>
-        <w:tc>
-          <w:tcPr>
-            <w:tcW w:type="dxa" w:w="2160"/>
+            <w:tcW w:type="dxa" w:w="2947"/>
+          </w:tcPr>
+          <w:p>
+            <w:r>
+              <w:t>Usa TRUNCATE para limpieza completa de t...</w:t>
+            </w:r>
+          </w:p>
+        </w:tc>
+        <w:tc>
+          <w:tcPr>
+            <w:tcW w:type="dxa" w:w="2947"/>
           </w:tcPr>
           <w:p>
             <w:r>
@@ -3439,7 +4343,7 @@
       <w:tr>
         <w:tc>
           <w:tcPr>
-            <w:tcW w:type="dxa" w:w="2880"/>
+            <w:tcW w:type="dxa" w:w="2947"/>
           </w:tcPr>
           <w:p>
             <w:r>
@@ -3449,17 +4353,17 @@
         </w:tc>
         <w:tc>
           <w:tcPr>
-            <w:tcW w:type="dxa" w:w="3600"/>
-          </w:tcPr>
-          <w:p>
-            <w:r>
-              <w:t>Verifica existencia de tablas opcionales una sola vez</w:t>
-            </w:r>
-          </w:p>
-        </w:tc>
-        <w:tc>
-          <w:tcPr>
-            <w:tcW w:type="dxa" w:w="2160"/>
+            <w:tcW w:type="dxa" w:w="2947"/>
+          </w:tcPr>
+          <w:p>
+            <w:r>
+              <w:t>Verifica existencia de tablas opcionales...</w:t>
+            </w:r>
+          </w:p>
+        </w:tc>
+        <w:tc>
+          <w:tcPr>
+            <w:tcW w:type="dxa" w:w="2947"/>
           </w:tcPr>
           <w:p>
             <w:r>
@@ -3471,7 +4375,7 @@
       <w:tr>
         <w:tc>
           <w:tcPr>
-            <w:tcW w:type="dxa" w:w="2880"/>
+            <w:tcW w:type="dxa" w:w="2947"/>
           </w:tcPr>
           <w:p>
             <w:r>
@@ -3481,17 +4385,17 @@
         </w:tc>
         <w:tc>
           <w:tcPr>
-            <w:tcW w:type="dxa" w:w="3600"/>
-          </w:tcPr>
-          <w:p>
-            <w:r>
-              <w:t>Crea arrays de log sin instanciar eventos Moodle</w:t>
-            </w:r>
-          </w:p>
-        </w:tc>
-        <w:tc>
-          <w:tcPr>
-            <w:tcW w:type="dxa" w:w="2160"/>
+            <w:tcW w:type="dxa" w:w="2947"/>
+          </w:tcPr>
+          <w:p>
+            <w:r>
+              <w:t>Crea arrays de log sin instanciar evento...</w:t>
+            </w:r>
+          </w:p>
+        </w:tc>
+        <w:tc>
+          <w:tcPr>
+            <w:tcW w:type="dxa" w:w="2947"/>
           </w:tcPr>
           <w:p>
             <w:r>
@@ -3502,6 +4406,147 @@
       </w:tr>
     </w:tbl>
     <w:p/>
+    <w:p>
+      <w:r>
+        <w:br w:type="page"/>
+      </w:r>
+    </w:p>
+    <w:p>
+      <w:pPr>
+        <w:spacing w:before="360" w:after="120"/>
+      </w:pPr>
+      <w:r>
+        <w:rPr>
+          <w:b/>
+          <w:color w:val="1B9E88"/>
+          <w:sz w:val="32"/>
+        </w:rPr>
+        <w:t>8. CONCLUSIONES</w:t>
+      </w:r>
+    </w:p>
+    <w:p>
+      <w:pPr>
+        <w:spacing w:after="120"/>
+        <w:jc w:val="both"/>
+      </w:pPr>
+      <w:r>
+        <w:rPr>
+          <w:b w:val="0"/>
+          <w:i w:val="0"/>
+          <w:sz w:val="22"/>
+        </w:rPr>
+        <w:t>Los tres plugins documentados en este informe representan extensiones significativas de la plataforma Moodle ISER, cada uno cumpliendo un propósito específico dentro del ecosistema de gestión académica de la institución.</w:t>
+      </w:r>
+    </w:p>
+    <w:p>
+      <w:pPr>
+        <w:spacing w:after="60"/>
+        <w:ind w:left="720"/>
+      </w:pPr>
+      <w:r>
+        <w:rPr>
+          <w:sz w:val="22"/>
+        </w:rPr>
+        <w:t>• El plugin local_jobboard proporciona una solución completa para la gestión del proceso de contratación docente, desde la publicación de vacantes hasta la formalización de contratos.</w:t>
+      </w:r>
+    </w:p>
+    <w:p>
+      <w:pPr>
+        <w:spacing w:after="60"/>
+        <w:ind w:left="720"/>
+      </w:pPr>
+      <w:r>
+        <w:rPr>
+          <w:sz w:val="22"/>
+        </w:rPr>
+        <w:t>• El plugin report_platform_usage permite monitorear el uso efectivo de la plataforma, proporcionando métricas valiosas para la toma de decisiones institucionales.</w:t>
+      </w:r>
+    </w:p>
+    <w:p>
+      <w:pPr>
+        <w:spacing w:after="60"/>
+        <w:ind w:left="720"/>
+      </w:pPr>
+      <w:r>
+        <w:rPr>
+          <w:sz w:val="22"/>
+        </w:rPr>
+        <w:t>• El plugin local_platform_access facilita las pruebas de carga y rendimiento mediante la generación controlada de datos de acceso simulados.</w:t>
+      </w:r>
+    </w:p>
+    <w:p>
+      <w:pPr>
+        <w:spacing w:before="360" w:after="120"/>
+      </w:pPr>
+      <w:r>
+        <w:rPr>
+          <w:b/>
+          <w:color w:val="1B9E88"/>
+          <w:sz w:val="32"/>
+        </w:rPr>
+        <w:t>9. RECOMENDACIONES</w:t>
+      </w:r>
+    </w:p>
+    <w:p>
+      <w:pPr>
+        <w:spacing w:after="60"/>
+        <w:ind w:left="720"/>
+      </w:pPr>
+      <w:r>
+        <w:rPr>
+          <w:sz w:val="22"/>
+        </w:rPr>
+        <w:t>• Mantener actualizada la documentación técnica ante cualquier cambio en los plugins.</w:t>
+      </w:r>
+    </w:p>
+    <w:p>
+      <w:pPr>
+        <w:spacing w:after="60"/>
+        <w:ind w:left="720"/>
+      </w:pPr>
+      <w:r>
+        <w:rPr>
+          <w:sz w:val="22"/>
+        </w:rPr>
+        <w:t>• Realizar pruebas de regresión antes de cada actualización de Moodle.</w:t>
+      </w:r>
+    </w:p>
+    <w:p>
+      <w:pPr>
+        <w:spacing w:after="60"/>
+        <w:ind w:left="720"/>
+      </w:pPr>
+      <w:r>
+        <w:rPr>
+          <w:sz w:val="22"/>
+        </w:rPr>
+        <w:t>• Implementar pruebas automatizadas para los servicios web críticos.</w:t>
+      </w:r>
+    </w:p>
+    <w:p>
+      <w:pPr>
+        <w:spacing w:after="60"/>
+        <w:ind w:left="720"/>
+      </w:pPr>
+      <w:r>
+        <w:rPr>
+          <w:sz w:val="22"/>
+        </w:rPr>
+        <w:t>• Monitorear el rendimiento de las consultas a base de datos en producción.</w:t>
+      </w:r>
+    </w:p>
+    <w:p>
+      <w:pPr>
+        <w:spacing w:after="60"/>
+        <w:ind w:left="720"/>
+      </w:pPr>
+      <w:r>
+        <w:rPr>
+          <w:sz w:val="22"/>
+        </w:rPr>
+        <w:t>• Establecer un proceso de revisión de código para cualquier modificación.</w:t>
+      </w:r>
+    </w:p>
     <w:sectPr>
       <w:headerReference w:type="default" r:id="rId8"/>
       <w:headerReference w:type="first" r:id="rId9"/>

--- a/docs/informe_tecnico/output/INFORME_TECNICO_FGCT17_2025.docx
+++ b/docs/informe_tecnico/output/INFORME_TECNICO_FGCT17_2025.docx
@@ -119,14 +119,11 @@
     </w:p>
     <w:p>
       <w:pPr>
+        <w:pStyle w:val="Ttulo1"/>
         <w:spacing w:before="360" w:after="120"/>
-      </w:pPr>
-      <w:r>
-        <w:rPr>
-          <w:b/>
-          <w:color w:val="1B9E88"/>
-          <w:sz w:val="32"/>
-        </w:rPr>
+        <w:outlineLvl w:val="0"/>
+      </w:pPr>
+      <w:r>
         <w:t>TABLA DE CONTENIDO</w:t>
       </w:r>
     </w:p>
@@ -154,14 +151,11 @@
     </w:p>
     <w:p>
       <w:pPr>
+        <w:pStyle w:val="Ttulo1"/>
         <w:spacing w:before="360" w:after="120"/>
-      </w:pPr>
-      <w:r>
-        <w:rPr>
-          <w:b/>
-          <w:color w:val="1B9E88"/>
-          <w:sz w:val="32"/>
-        </w:rPr>
+        <w:outlineLvl w:val="0"/>
+      </w:pPr>
+      <w:r>
         <w:t>LISTA DE ILUSTRACIONES</w:t>
       </w:r>
     </w:p>
@@ -189,14 +183,11 @@
     </w:p>
     <w:p>
       <w:pPr>
+        <w:pStyle w:val="Ttulo1"/>
         <w:spacing w:before="360" w:after="120"/>
-      </w:pPr>
-      <w:r>
-        <w:rPr>
-          <w:b/>
-          <w:color w:val="1B9E88"/>
-          <w:sz w:val="32"/>
-        </w:rPr>
+        <w:outlineLvl w:val="0"/>
+      </w:pPr>
+      <w:r>
         <w:t>LISTA DE TABLAS</w:t>
       </w:r>
     </w:p>
@@ -224,14 +215,11 @@
     </w:p>
     <w:p>
       <w:pPr>
+        <w:pStyle w:val="Ttulo1"/>
         <w:spacing w:before="360" w:after="120"/>
-      </w:pPr>
-      <w:r>
-        <w:rPr>
-          <w:b/>
-          <w:color w:val="1B9E88"/>
-          <w:sz w:val="32"/>
-        </w:rPr>
+        <w:outlineLvl w:val="0"/>
+      </w:pPr>
+      <w:r>
         <w:t>1. INTRODUCCIÓN</w:t>
       </w:r>
     </w:p>
@@ -251,20 +239,23 @@
     </w:p>
     <w:p>
       <w:pPr>
+        <w:pStyle w:val="Ttulo1"/>
         <w:spacing w:before="360" w:after="120"/>
-      </w:pPr>
-      <w:r>
-        <w:rPr>
-          <w:b/>
-          <w:color w:val="1B9E88"/>
-          <w:sz w:val="32"/>
-        </w:rPr>
+        <w:outlineLvl w:val="0"/>
+      </w:pPr>
+      <w:r>
         <w:t>2. OBJETIVOS</w:t>
       </w:r>
     </w:p>
     <w:p>
+      <w:r>
+        <w:t>2.1 Objetivo General</w:t>
+      </w:r>
+    </w:p>
+    <w:p>
       <w:pPr>
         <w:spacing w:before="240" w:after="120"/>
+        <w:outlineLvl w:val="1"/>
       </w:pPr>
       <w:r>
         <w:rPr>
@@ -289,8 +280,14 @@
       </w:r>
     </w:p>
     <w:p>
+      <w:r>
+        <w:t>2.2 Objetivos Específicos</w:t>
+      </w:r>
+    </w:p>
+    <w:p>
       <w:pPr>
         <w:spacing w:before="240" w:after="120"/>
+        <w:outlineLvl w:val="1"/>
       </w:pPr>
       <w:r>
         <w:rPr>
@@ -362,14 +359,11 @@
     </w:p>
     <w:p>
       <w:pPr>
+        <w:pStyle w:val="Ttulo1"/>
         <w:spacing w:before="360" w:after="120"/>
-      </w:pPr>
-      <w:r>
-        <w:rPr>
-          <w:b/>
-          <w:color w:val="1B9E88"/>
-          <w:sz w:val="32"/>
-        </w:rPr>
+        <w:outlineLvl w:val="0"/>
+      </w:pPr>
+      <w:r>
         <w:t>3. ALCANCE</w:t>
       </w:r>
     </w:p>
@@ -425,14 +419,11 @@
     </w:p>
     <w:p>
       <w:pPr>
+        <w:pStyle w:val="Ttulo1"/>
         <w:spacing w:before="360" w:after="120"/>
-      </w:pPr>
-      <w:r>
-        <w:rPr>
-          <w:b/>
-          <w:color w:val="1B9E88"/>
-          <w:sz w:val="32"/>
-        </w:rPr>
+        <w:outlineLvl w:val="0"/>
+      </w:pPr>
+      <w:r>
         <w:t>4. TECNOLOGÍAS UTILIZADAS</w:t>
       </w:r>
     </w:p>
@@ -743,20 +734,23 @@
     </w:p>
     <w:p>
       <w:pPr>
+        <w:pStyle w:val="Ttulo1"/>
         <w:spacing w:before="360" w:after="120"/>
-      </w:pPr>
-      <w:r>
-        <w:rPr>
-          <w:b/>
-          <w:color w:val="1B9E88"/>
-          <w:sz w:val="32"/>
-        </w:rPr>
+        <w:outlineLvl w:val="0"/>
+      </w:pPr>
+      <w:r>
         <w:t>5. PLUGIN LOCAL_JOBBOARD</w:t>
       </w:r>
     </w:p>
     <w:p>
+      <w:r>
+        <w:t>5.1 Descripción General</w:t>
+      </w:r>
+    </w:p>
+    <w:p>
       <w:pPr>
         <w:spacing w:before="240" w:after="120"/>
+        <w:outlineLvl w:val="1"/>
       </w:pPr>
       <w:r>
         <w:rPr>
@@ -795,8 +789,14 @@
       </w:r>
     </w:p>
     <w:p>
+      <w:r>
+        <w:t>5.2 Información de Versión</w:t>
+      </w:r>
+    </w:p>
+    <w:p>
       <w:pPr>
         <w:spacing w:before="240" w:after="120"/>
+        <w:outlineLvl w:val="1"/>
       </w:pPr>
       <w:r>
         <w:rPr>
@@ -1039,8 +1039,14 @@
     </w:tbl>
     <w:p/>
     <w:p>
+      <w:r>
+        <w:t>5.3 Estructura del Plugin</w:t>
+      </w:r>
+    </w:p>
+    <w:p>
       <w:pPr>
         <w:spacing w:before="240" w:after="120"/>
+        <w:outlineLvl w:val="1"/>
       </w:pPr>
       <w:r>
         <w:rPr>
@@ -1141,8 +1147,14 @@
     </w:p>
     <w:p/>
     <w:p>
+      <w:r>
+        <w:t>5.4 Arquitectura del Sistema</w:t>
+      </w:r>
+    </w:p>
+    <w:p>
       <w:pPr>
         <w:spacing w:before="240" w:after="120"/>
+        <w:outlineLvl w:val="1"/>
       </w:pPr>
       <w:r>
         <w:rPr>
@@ -1243,8 +1255,14 @@
     </w:p>
     <w:p/>
     <w:p>
+      <w:r>
+        <w:t>5.5 Casos de Uso</w:t>
+      </w:r>
+    </w:p>
+    <w:p>
       <w:pPr>
         <w:spacing w:before="240" w:after="120"/>
+        <w:outlineLvl w:val="1"/>
       </w:pPr>
       <w:r>
         <w:rPr>
@@ -1345,8 +1363,14 @@
     </w:p>
     <w:p/>
     <w:p>
+      <w:r>
+        <w:t>5.6 Base de Datos</w:t>
+      </w:r>
+    </w:p>
+    <w:p>
       <w:pPr>
         <w:spacing w:before="240" w:after="120"/>
+        <w:outlineLvl w:val="1"/>
       </w:pPr>
       <w:r>
         <w:rPr>
@@ -1701,8 +1725,14 @@
     </w:p>
     <w:p/>
     <w:p>
+      <w:r>
+        <w:t>5.7 Clases Principales</w:t>
+      </w:r>
+    </w:p>
+    <w:p>
       <w:pPr>
         <w:spacing w:before="240" w:after="120"/>
+        <w:outlineLvl w:val="1"/>
       </w:pPr>
       <w:r>
         <w:rPr>
@@ -1803,8 +1833,14 @@
     </w:p>
     <w:p/>
     <w:p>
+      <w:r>
+        <w:t>5.8 Servicios Web</w:t>
+      </w:r>
+    </w:p>
+    <w:p>
       <w:pPr>
         <w:spacing w:before="240" w:after="120"/>
+        <w:outlineLvl w:val="1"/>
       </w:pPr>
       <w:r>
         <w:rPr>
@@ -2159,8 +2195,14 @@
     </w:tbl>
     <w:p/>
     <w:p>
+      <w:r>
+        <w:t>5.9 Flujos de Trabajo</w:t>
+      </w:r>
+    </w:p>
+    <w:p>
       <w:pPr>
         <w:spacing w:before="240" w:after="120"/>
+        <w:outlineLvl w:val="1"/>
       </w:pPr>
       <w:r>
         <w:rPr>
@@ -2172,13 +2214,11 @@
     </w:p>
     <w:p>
       <w:pPr>
+        <w:pStyle w:val="Ttulo3"/>
         <w:spacing w:before="240" w:after="120"/>
-      </w:pPr>
-      <w:r>
-        <w:rPr>
-          <w:b/>
-          <w:sz w:val="24"/>
-        </w:rPr>
+        <w:outlineLvl w:val="2"/>
+      </w:pPr>
+      <w:r>
         <w:t>5.9.1 Flujo de Estados de Vacante</w:t>
       </w:r>
     </w:p>
@@ -2274,13 +2314,11 @@
     <w:p/>
     <w:p>
       <w:pPr>
+        <w:pStyle w:val="Ttulo3"/>
         <w:spacing w:before="240" w:after="120"/>
-      </w:pPr>
-      <w:r>
-        <w:rPr>
-          <w:b/>
-          <w:sz w:val="24"/>
-        </w:rPr>
+        <w:outlineLvl w:val="2"/>
+      </w:pPr>
+      <w:r>
         <w:t>5.9.2 Flujo de Postulación</w:t>
       </w:r>
     </w:p>
@@ -2376,13 +2414,11 @@
     <w:p/>
     <w:p>
       <w:pPr>
+        <w:pStyle w:val="Ttulo3"/>
         <w:spacing w:before="240" w:after="120"/>
-      </w:pPr>
-      <w:r>
-        <w:rPr>
-          <w:b/>
-          <w:sz w:val="24"/>
-        </w:rPr>
+        <w:outlineLvl w:val="2"/>
+      </w:pPr>
+      <w:r>
         <w:t>5.9.3 Ciclo de Vida de la Aplicación</w:t>
       </w:r>
     </w:p>
@@ -2469,20 +2505,23 @@
     </w:p>
     <w:p>
       <w:pPr>
+        <w:pStyle w:val="Ttulo1"/>
         <w:spacing w:before="360" w:after="120"/>
-      </w:pPr>
-      <w:r>
-        <w:rPr>
-          <w:b/>
-          <w:color w:val="1B9E88"/>
-          <w:sz w:val="32"/>
-        </w:rPr>
+        <w:outlineLvl w:val="0"/>
+      </w:pPr>
+      <w:r>
         <w:t>6. PLUGIN REPORT_PLATFORM_USAGE</w:t>
       </w:r>
     </w:p>
     <w:p>
+      <w:r>
+        <w:t>6.1 Descripción General</w:t>
+      </w:r>
+    </w:p>
+    <w:p>
       <w:pPr>
         <w:spacing w:before="240" w:after="120"/>
+        <w:outlineLvl w:val="1"/>
       </w:pPr>
       <w:r>
         <w:rPr>
@@ -2521,8 +2560,14 @@
       </w:r>
     </w:p>
     <w:p>
+      <w:r>
+        <w:t>6.2 Estructura del Plugin</w:t>
+      </w:r>
+    </w:p>
+    <w:p>
       <w:pPr>
         <w:spacing w:before="240" w:after="120"/>
+        <w:outlineLvl w:val="1"/>
       </w:pPr>
       <w:r>
         <w:rPr>
@@ -2609,8 +2654,14 @@
     </w:p>
     <w:p/>
     <w:p>
+      <w:r>
+        <w:t>6.3 Información de Versión</w:t>
+      </w:r>
+    </w:p>
+    <w:p>
       <w:pPr>
         <w:spacing w:before="240" w:after="120"/>
+        <w:outlineLvl w:val="1"/>
       </w:pPr>
       <w:r>
         <w:rPr>
@@ -2809,8 +2860,14 @@
     </w:tbl>
     <w:p/>
     <w:p>
+      <w:r>
+        <w:t>6.4 Arquitectura del Sistema</w:t>
+      </w:r>
+    </w:p>
+    <w:p>
       <w:pPr>
         <w:spacing w:before="240" w:after="120"/>
+        <w:outlineLvl w:val="1"/>
       </w:pPr>
       <w:r>
         <w:rPr>
@@ -2911,8 +2968,14 @@
     </w:p>
     <w:p/>
     <w:p>
+      <w:r>
+        <w:t>6.5 Arquitectura de Base de Datos</w:t>
+      </w:r>
+    </w:p>
+    <w:p>
       <w:pPr>
         <w:spacing w:before="240" w:after="120"/>
+        <w:outlineLvl w:val="1"/>
       </w:pPr>
       <w:r>
         <w:rPr>
@@ -3089,8 +3152,14 @@
     </w:tbl>
     <w:p/>
     <w:p>
+      <w:r>
+        <w:t>6.6 Capabilities y Seguridad</w:t>
+      </w:r>
+    </w:p>
+    <w:p>
       <w:pPr>
         <w:spacing w:before="240" w:after="120"/>
+        <w:outlineLvl w:val="1"/>
       </w:pPr>
       <w:r>
         <w:rPr>
@@ -3273,8 +3342,14 @@
     </w:tbl>
     <w:p/>
     <w:p>
+      <w:r>
+        <w:t>6.7 Flujo de Datos</w:t>
+      </w:r>
+    </w:p>
+    <w:p>
       <w:pPr>
         <w:spacing w:before="240" w:after="120"/>
+        <w:outlineLvl w:val="1"/>
       </w:pPr>
       <w:r>
         <w:rPr>
@@ -3381,20 +3456,23 @@
     </w:p>
     <w:p>
       <w:pPr>
+        <w:pStyle w:val="Ttulo1"/>
         <w:spacing w:before="360" w:after="120"/>
-      </w:pPr>
-      <w:r>
-        <w:rPr>
-          <w:b/>
-          <w:color w:val="1B9E88"/>
-          <w:sz w:val="32"/>
-        </w:rPr>
+        <w:outlineLvl w:val="0"/>
+      </w:pPr>
+      <w:r>
         <w:t>7. PLUGIN LOCAL_PLATFORM_ACCESS</w:t>
       </w:r>
     </w:p>
     <w:p>
+      <w:r>
+        <w:t>7.1 Descripción General</w:t>
+      </w:r>
+    </w:p>
+    <w:p>
       <w:pPr>
         <w:spacing w:before="240" w:after="120"/>
+        <w:outlineLvl w:val="1"/>
       </w:pPr>
       <w:r>
         <w:rPr>
@@ -3419,8 +3497,14 @@
       </w:r>
     </w:p>
     <w:p>
+      <w:r>
+        <w:t>7.2 Estructura del Plugin</w:t>
+      </w:r>
+    </w:p>
+    <w:p>
       <w:pPr>
         <w:spacing w:before="240" w:after="120"/>
+        <w:outlineLvl w:val="1"/>
       </w:pPr>
       <w:r>
         <w:rPr>
@@ -3507,8 +3591,14 @@
     </w:p>
     <w:p/>
     <w:p>
+      <w:r>
+        <w:t>7.3 Información de Versión</w:t>
+      </w:r>
+    </w:p>
+    <w:p>
       <w:pPr>
         <w:spacing w:before="240" w:after="120"/>
+        <w:outlineLvl w:val="1"/>
       </w:pPr>
       <w:r>
         <w:rPr>
@@ -3707,8 +3797,14 @@
     </w:tbl>
     <w:p/>
     <w:p>
+      <w:r>
+        <w:t>7.4 Arquitectura del Sistema</w:t>
+      </w:r>
+    </w:p>
+    <w:p>
       <w:pPr>
         <w:spacing w:before="240" w:after="120"/>
+        <w:outlineLvl w:val="1"/>
       </w:pPr>
       <w:r>
         <w:rPr>
@@ -3809,8 +3905,14 @@
     </w:p>
     <w:p/>
     <w:p>
+      <w:r>
+        <w:t>7.5 Capabilities y Seguridad</w:t>
+      </w:r>
+    </w:p>
+    <w:p>
       <w:pPr>
         <w:spacing w:before="240" w:after="120"/>
+        <w:outlineLvl w:val="1"/>
       </w:pPr>
       <w:r>
         <w:rPr>
@@ -3993,8 +4095,14 @@
     </w:tbl>
     <w:p/>
     <w:p>
+      <w:r>
+        <w:t>7.6 Flujo de Generación de Datos</w:t>
+      </w:r>
+    </w:p>
+    <w:p>
       <w:pPr>
         <w:spacing w:before="240" w:after="120"/>
+        <w:outlineLvl w:val="1"/>
       </w:pPr>
       <w:r>
         <w:rPr>
@@ -4095,8 +4203,14 @@
     </w:p>
     <w:p/>
     <w:p>
+      <w:r>
+        <w:t>7.7 Optimizaciones de Rendimiento</w:t>
+      </w:r>
+    </w:p>
+    <w:p>
       <w:pPr>
         <w:spacing w:before="240" w:after="120"/>
+        <w:outlineLvl w:val="1"/>
       </w:pPr>
       <w:r>
         <w:rPr>
@@ -4413,14 +4527,11 @@
     </w:p>
     <w:p>
       <w:pPr>
+        <w:pStyle w:val="Ttulo1"/>
         <w:spacing w:before="360" w:after="120"/>
-      </w:pPr>
-      <w:r>
-        <w:rPr>
-          <w:b/>
-          <w:color w:val="1B9E88"/>
-          <w:sz w:val="32"/>
-        </w:rPr>
+        <w:outlineLvl w:val="0"/>
+      </w:pPr>
+      <w:r>
         <w:t>8. CONCLUSIONES</w:t>
       </w:r>
     </w:p>
@@ -4476,14 +4587,11 @@
     </w:p>
     <w:p>
       <w:pPr>
+        <w:pStyle w:val="Ttulo1"/>
         <w:spacing w:before="360" w:after="120"/>
-      </w:pPr>
-      <w:r>
-        <w:rPr>
-          <w:b/>
-          <w:color w:val="1B9E88"/>
-          <w:sz w:val="32"/>
-        </w:rPr>
+        <w:outlineLvl w:val="0"/>
+      </w:pPr>
+      <w:r>
         <w:t>9. RECOMENDACIONES</w:t>
       </w:r>
     </w:p>

--- a/docs/informe_tecnico/output/INFORME_TECNICO_FGCT17_2025.docx
+++ b/docs/informe_tecnico/output/INFORME_TECNICO_FGCT17_2025.docx
@@ -1655,7 +1655,7 @@
       <w:r>
         <w:drawing>
           <wp:inline xmlns:a="http://schemas.openxmlformats.org/drawingml/2006/main" xmlns:pic="http://schemas.openxmlformats.org/drawingml/2006/picture">
-            <wp:extent cx="5029200" cy="3773424"/>
+            <wp:extent cx="5029200" cy="3980688"/>
             <wp:docPr id="4" name="Picture 4"/>
             <wp:cNvGraphicFramePr>
               <a:graphicFrameLocks noChangeAspect="1"/>
@@ -1676,7 +1676,7 @@
                   <pic:spPr>
                     <a:xfrm>
                       <a:off x="0" y="0"/>
-                      <a:ext cx="5029200" cy="3773424"/>
+                      <a:ext cx="5029200" cy="3980688"/>
                     </a:xfrm>
                     <a:prstGeom prst="rect"/>
                   </pic:spPr>
@@ -2343,7 +2343,7 @@
       <w:r>
         <w:drawing>
           <wp:inline xmlns:a="http://schemas.openxmlformats.org/drawingml/2006/main" xmlns:pic="http://schemas.openxmlformats.org/drawingml/2006/picture">
-            <wp:extent cx="5029200" cy="3145536"/>
+            <wp:extent cx="5029200" cy="3072384"/>
             <wp:docPr id="8" name="Picture 8"/>
             <wp:cNvGraphicFramePr>
               <a:graphicFrameLocks noChangeAspect="1"/>
@@ -2364,7 +2364,7 @@
                   <pic:spPr>
                     <a:xfrm>
                       <a:off x="0" y="0"/>
-                      <a:ext cx="5029200" cy="3145536"/>
+                      <a:ext cx="5029200" cy="3072384"/>
                     </a:xfrm>
                     <a:prstGeom prst="rect"/>
                   </pic:spPr>
@@ -2898,7 +2898,7 @@
       <w:r>
         <w:drawing>
           <wp:inline xmlns:a="http://schemas.openxmlformats.org/drawingml/2006/main" xmlns:pic="http://schemas.openxmlformats.org/drawingml/2006/picture">
-            <wp:extent cx="5029200" cy="4401312"/>
+            <wp:extent cx="5029200" cy="4437888"/>
             <wp:docPr id="11" name="Picture 11"/>
             <wp:cNvGraphicFramePr>
               <a:graphicFrameLocks noChangeAspect="1"/>
@@ -2919,7 +2919,7 @@
                   <pic:spPr>
                     <a:xfrm>
                       <a:off x="0" y="0"/>
-                      <a:ext cx="5029200" cy="4401312"/>
+                      <a:ext cx="5029200" cy="4437888"/>
                     </a:xfrm>
                     <a:prstGeom prst="rect"/>
                   </pic:spPr>
@@ -3835,7 +3835,7 @@
       <w:r>
         <w:drawing>
           <wp:inline xmlns:a="http://schemas.openxmlformats.org/drawingml/2006/main" xmlns:pic="http://schemas.openxmlformats.org/drawingml/2006/picture">
-            <wp:extent cx="5029200" cy="4084320"/>
+            <wp:extent cx="5029200" cy="4261104"/>
             <wp:docPr id="14" name="Picture 14"/>
             <wp:cNvGraphicFramePr>
               <a:graphicFrameLocks noChangeAspect="1"/>
@@ -3856,7 +3856,7 @@
                   <pic:spPr>
                     <a:xfrm>
                       <a:off x="0" y="0"/>
-                      <a:ext cx="5029200" cy="4084320"/>
+                      <a:ext cx="5029200" cy="4261104"/>
                     </a:xfrm>
                     <a:prstGeom prst="rect"/>
                   </pic:spPr>

--- a/docs/informe_tecnico/output/INFORME_TECNICO_FGCT17_2025.docx
+++ b/docs/informe_tecnico/output/INFORME_TECNICO_FGCT17_2025.docx
@@ -2500,6 +2500,862 @@
     <w:p/>
     <w:p>
       <w:r>
+        <w:t>5.10 Eventos del Sistema</w:t>
+      </w:r>
+    </w:p>
+    <w:p>
+      <w:pPr>
+        <w:spacing w:before="240" w:after="120"/>
+        <w:outlineLvl w:val="1"/>
+      </w:pPr>
+      <w:r>
+        <w:rPr>
+          <w:b/>
+          <w:sz w:val="28"/>
+        </w:rPr>
+        <w:t>5.10 Eventos del Sistema</w:t>
+      </w:r>
+    </w:p>
+    <w:p>
+      <w:pPr>
+        <w:spacing w:after="120"/>
+        <w:jc w:val="both"/>
+      </w:pPr>
+      <w:r>
+        <w:rPr>
+          <w:b w:val="0"/>
+          <w:i w:val="0"/>
+          <w:sz w:val="22"/>
+        </w:rPr>
+        <w:t>El plugin dispara eventos del sistema de Moodle para permitir la integración con otros componentes y el registro de actividad en los logs.</w:t>
+      </w:r>
+    </w:p>
+    <w:p>
+      <w:r>
+        <w:rPr>
+          <w:i/>
+          <w:color w:val="646363"/>
+          <w:sz w:val="20"/>
+        </w:rPr>
+        <w:t xml:space="preserve">Tabla </w:t>
+      </w:r>
+      <w:r>
+        <w:fldChar w:fldCharType="begin"/>
+      </w:r>
+      <w:r>
+        <w:instrText xml:space="preserve"> SEQ Tabla \* ARABIC </w:instrText>
+      </w:r>
+      <w:r>
+        <w:fldChar w:fldCharType="separate"/>
+      </w:r>
+      <w:r>
+        <w:t>5</w:t>
+      </w:r>
+      <w:r>
+        <w:fldChar w:fldCharType="end"/>
+      </w:r>
+      <w:r>
+        <w:rPr>
+          <w:i/>
+          <w:color w:val="646363"/>
+          <w:sz w:val="20"/>
+        </w:rPr>
+        <w:t>. Eventos del sistema del plugin local_jobboard</w:t>
+      </w:r>
+    </w:p>
+    <w:tbl>
+      <w:tblPr>
+        <w:tblStyle w:val="Tablaconcuadrcula"/>
+        <w:tblW w:type="auto" w:w="0"/>
+        <w:jc w:val="center"/>
+        <w:tblLook w:firstColumn="1" w:firstRow="1" w:lastColumn="0" w:lastRow="0" w:noHBand="0" w:noVBand="1" w:val="04A0"/>
+      </w:tblPr>
+      <w:tblGrid>
+        <w:gridCol w:w="2947"/>
+        <w:gridCol w:w="2947"/>
+        <w:gridCol w:w="2947"/>
+      </w:tblGrid>
+      <w:tr>
+        <w:tc>
+          <w:tcPr>
+            <w:tcW w:type="dxa" w:w="2947"/>
+            <w:shd w:fill="1B9E88"/>
+          </w:tcPr>
+          <w:p>
+            <w:r>
+              <w:rPr>
+                <w:b/>
+                <w:color w:val="FFFFFF"/>
+              </w:rPr>
+              <w:t>Evento</w:t>
+            </w:r>
+          </w:p>
+        </w:tc>
+        <w:tc>
+          <w:tcPr>
+            <w:tcW w:type="dxa" w:w="2947"/>
+            <w:shd w:fill="1B9E88"/>
+          </w:tcPr>
+          <w:p>
+            <w:r>
+              <w:rPr>
+                <w:b/>
+                <w:color w:val="FFFFFF"/>
+              </w:rPr>
+              <w:t>Tipo</w:t>
+            </w:r>
+          </w:p>
+        </w:tc>
+        <w:tc>
+          <w:tcPr>
+            <w:tcW w:type="dxa" w:w="2947"/>
+            <w:shd w:fill="1B9E88"/>
+          </w:tcPr>
+          <w:p>
+            <w:r>
+              <w:rPr>
+                <w:b/>
+                <w:color w:val="FFFFFF"/>
+              </w:rPr>
+              <w:t>Descripción</w:t>
+            </w:r>
+          </w:p>
+        </w:tc>
+      </w:tr>
+      <w:tr>
+        <w:tc>
+          <w:tcPr>
+            <w:tcW w:type="dxa" w:w="2947"/>
+          </w:tcPr>
+          <w:p>
+            <w:r>
+              <w:t>application_created</w:t>
+            </w:r>
+          </w:p>
+        </w:tc>
+        <w:tc>
+          <w:tcPr>
+            <w:tcW w:type="dxa" w:w="2947"/>
+          </w:tcPr>
+          <w:p>
+            <w:r>
+              <w:t>create</w:t>
+            </w:r>
+          </w:p>
+        </w:tc>
+        <w:tc>
+          <w:tcPr>
+            <w:tcW w:type="dxa" w:w="2947"/>
+          </w:tcPr>
+          <w:p>
+            <w:r>
+              <w:t>Evento disparado cuando se crea una nuev...</w:t>
+            </w:r>
+          </w:p>
+        </w:tc>
+      </w:tr>
+      <w:tr>
+        <w:tc>
+          <w:tcPr>
+            <w:tcW w:type="dxa" w:w="2947"/>
+          </w:tcPr>
+          <w:p>
+            <w:r>
+              <w:t>application_deleted</w:t>
+            </w:r>
+          </w:p>
+        </w:tc>
+        <w:tc>
+          <w:tcPr>
+            <w:tcW w:type="dxa" w:w="2947"/>
+          </w:tcPr>
+          <w:p>
+            <w:r>
+              <w:t>delete</w:t>
+            </w:r>
+          </w:p>
+        </w:tc>
+        <w:tc>
+          <w:tcPr>
+            <w:tcW w:type="dxa" w:w="2947"/>
+          </w:tcPr>
+          <w:p>
+            <w:r>
+              <w:t>Evento disparado cuando se elimina una a...</w:t>
+            </w:r>
+          </w:p>
+        </w:tc>
+      </w:tr>
+      <w:tr>
+        <w:tc>
+          <w:tcPr>
+            <w:tcW w:type="dxa" w:w="2947"/>
+          </w:tcPr>
+          <w:p>
+            <w:r>
+              <w:t>application_status_changed</w:t>
+            </w:r>
+          </w:p>
+        </w:tc>
+        <w:tc>
+          <w:tcPr>
+            <w:tcW w:type="dxa" w:w="2947"/>
+          </w:tcPr>
+          <w:p>
+            <w:r>
+              <w:t>update</w:t>
+            </w:r>
+          </w:p>
+        </w:tc>
+        <w:tc>
+          <w:tcPr>
+            <w:tcW w:type="dxa" w:w="2947"/>
+          </w:tcPr>
+          <w:p>
+            <w:r>
+              <w:t>Evento disparado cuando cambia el estado...</w:t>
+            </w:r>
+          </w:p>
+        </w:tc>
+      </w:tr>
+      <w:tr>
+        <w:tc>
+          <w:tcPr>
+            <w:tcW w:type="dxa" w:w="2947"/>
+          </w:tcPr>
+          <w:p>
+            <w:r>
+              <w:t>document_uploaded</w:t>
+            </w:r>
+          </w:p>
+        </w:tc>
+        <w:tc>
+          <w:tcPr>
+            <w:tcW w:type="dxa" w:w="2947"/>
+          </w:tcPr>
+          <w:p>
+            <w:r>
+              <w:t>create</w:t>
+            </w:r>
+          </w:p>
+        </w:tc>
+        <w:tc>
+          <w:tcPr>
+            <w:tcW w:type="dxa" w:w="2947"/>
+          </w:tcPr>
+          <w:p>
+            <w:r>
+              <w:t>Evento disparado cuando se sube un docum...</w:t>
+            </w:r>
+          </w:p>
+        </w:tc>
+      </w:tr>
+      <w:tr>
+        <w:tc>
+          <w:tcPr>
+            <w:tcW w:type="dxa" w:w="2947"/>
+          </w:tcPr>
+          <w:p>
+            <w:r>
+              <w:t>vacancy_closed</w:t>
+            </w:r>
+          </w:p>
+        </w:tc>
+        <w:tc>
+          <w:tcPr>
+            <w:tcW w:type="dxa" w:w="2947"/>
+          </w:tcPr>
+          <w:p>
+            <w:r>
+              <w:t>update</w:t>
+            </w:r>
+          </w:p>
+        </w:tc>
+        <w:tc>
+          <w:tcPr>
+            <w:tcW w:type="dxa" w:w="2947"/>
+          </w:tcPr>
+          <w:p>
+            <w:r>
+              <w:t>Evento disparado cuando se cierra una va...</w:t>
+            </w:r>
+          </w:p>
+        </w:tc>
+      </w:tr>
+      <w:tr>
+        <w:tc>
+          <w:tcPr>
+            <w:tcW w:type="dxa" w:w="2947"/>
+          </w:tcPr>
+          <w:p>
+            <w:r>
+              <w:t>vacancy_created</w:t>
+            </w:r>
+          </w:p>
+        </w:tc>
+        <w:tc>
+          <w:tcPr>
+            <w:tcW w:type="dxa" w:w="2947"/>
+          </w:tcPr>
+          <w:p>
+            <w:r>
+              <w:t>create</w:t>
+            </w:r>
+          </w:p>
+        </w:tc>
+        <w:tc>
+          <w:tcPr>
+            <w:tcW w:type="dxa" w:w="2947"/>
+          </w:tcPr>
+          <w:p>
+            <w:r>
+              <w:t>Evento disparado cuando se crea una nuev...</w:t>
+            </w:r>
+          </w:p>
+        </w:tc>
+      </w:tr>
+      <w:tr>
+        <w:tc>
+          <w:tcPr>
+            <w:tcW w:type="dxa" w:w="2947"/>
+          </w:tcPr>
+          <w:p>
+            <w:r>
+              <w:t>vacancy_deleted</w:t>
+            </w:r>
+          </w:p>
+        </w:tc>
+        <w:tc>
+          <w:tcPr>
+            <w:tcW w:type="dxa" w:w="2947"/>
+          </w:tcPr>
+          <w:p>
+            <w:r>
+              <w:t>delete</w:t>
+            </w:r>
+          </w:p>
+        </w:tc>
+        <w:tc>
+          <w:tcPr>
+            <w:tcW w:type="dxa" w:w="2947"/>
+          </w:tcPr>
+          <w:p>
+            <w:r>
+              <w:t>Evento disparado cuando se elimina una v...</w:t>
+            </w:r>
+          </w:p>
+        </w:tc>
+      </w:tr>
+      <w:tr>
+        <w:tc>
+          <w:tcPr>
+            <w:tcW w:type="dxa" w:w="2947"/>
+          </w:tcPr>
+          <w:p>
+            <w:r>
+              <w:t>vacancy_published</w:t>
+            </w:r>
+          </w:p>
+        </w:tc>
+        <w:tc>
+          <w:tcPr>
+            <w:tcW w:type="dxa" w:w="2947"/>
+          </w:tcPr>
+          <w:p>
+            <w:r>
+              <w:t>update</w:t>
+            </w:r>
+          </w:p>
+        </w:tc>
+        <w:tc>
+          <w:tcPr>
+            <w:tcW w:type="dxa" w:w="2947"/>
+          </w:tcPr>
+          <w:p>
+            <w:r>
+              <w:t>Evento disparado cuando se publica una v...</w:t>
+            </w:r>
+          </w:p>
+        </w:tc>
+      </w:tr>
+    </w:tbl>
+    <w:p/>
+    <w:p>
+      <w:r>
+        <w:t>5.11 Sistema de Notificaciones</w:t>
+      </w:r>
+    </w:p>
+    <w:p>
+      <w:pPr>
+        <w:spacing w:before="240" w:after="120"/>
+        <w:outlineLvl w:val="1"/>
+      </w:pPr>
+      <w:r>
+        <w:rPr>
+          <w:b/>
+          <w:sz w:val="28"/>
+        </w:rPr>
+        <w:t>5.11 Sistema de Notificaciones</w:t>
+      </w:r>
+    </w:p>
+    <w:p>
+      <w:pPr>
+        <w:spacing w:after="120"/>
+        <w:jc w:val="both"/>
+      </w:pPr>
+      <w:r>
+        <w:rPr>
+          <w:b w:val="0"/>
+          <w:i w:val="0"/>
+          <w:sz w:val="22"/>
+        </w:rPr>
+        <w:t>El plugin incluye un sistema de plantillas de correo electrónico personalizables con soporte multi-tenant para IOMAD. Las plantillas permiten usar marcadores que se reemplazan dinámicamente con información del contexto.</w:t>
+      </w:r>
+    </w:p>
+    <w:p>
+      <w:pPr>
+        <w:spacing w:after="60"/>
+        <w:ind w:left="720"/>
+      </w:pPr>
+      <w:r>
+        <w:rPr>
+          <w:sz w:val="22"/>
+        </w:rPr>
+        <w:t>• application: Notificaciones relacionadas con postulaciones</w:t>
+      </w:r>
+    </w:p>
+    <w:p>
+      <w:pPr>
+        <w:spacing w:after="60"/>
+        <w:ind w:left="720"/>
+      </w:pPr>
+      <w:r>
+        <w:rPr>
+          <w:sz w:val="22"/>
+        </w:rPr>
+        <w:t>• documents: Notificaciones sobre documentos y validación</w:t>
+      </w:r>
+    </w:p>
+    <w:p>
+      <w:pPr>
+        <w:spacing w:after="60"/>
+        <w:ind w:left="720"/>
+      </w:pPr>
+      <w:r>
+        <w:rPr>
+          <w:sz w:val="22"/>
+        </w:rPr>
+        <w:t>• interview: Notificaciones de programación de entrevistas</w:t>
+      </w:r>
+    </w:p>
+    <w:p>
+      <w:pPr>
+        <w:spacing w:after="60"/>
+        <w:ind w:left="720"/>
+      </w:pPr>
+      <w:r>
+        <w:rPr>
+          <w:sz w:val="22"/>
+        </w:rPr>
+        <w:t>• selection: Notificaciones de resultados de selección</w:t>
+      </w:r>
+    </w:p>
+    <w:p>
+      <w:pPr>
+        <w:spacing w:after="60"/>
+        <w:ind w:left="720"/>
+      </w:pPr>
+      <w:r>
+        <w:rPr>
+          <w:sz w:val="22"/>
+        </w:rPr>
+        <w:t>• system: Notificaciones del sistema</w:t>
+      </w:r>
+    </w:p>
+    <w:p>
+      <w:r>
+        <w:t>5.12 Sistema de Permisos</w:t>
+      </w:r>
+    </w:p>
+    <w:p>
+      <w:pPr>
+        <w:spacing w:before="240" w:after="120"/>
+        <w:outlineLvl w:val="1"/>
+      </w:pPr>
+      <w:r>
+        <w:rPr>
+          <w:b/>
+          <w:sz w:val="28"/>
+        </w:rPr>
+        <w:t>5.12 Sistema de Permisos</w:t>
+      </w:r>
+    </w:p>
+    <w:p>
+      <w:pPr>
+        <w:spacing w:after="120"/>
+        <w:jc w:val="both"/>
+      </w:pPr>
+      <w:r>
+        <w:rPr>
+          <w:b w:val="0"/>
+          <w:i w:val="0"/>
+          <w:sz w:val="22"/>
+        </w:rPr>
+        <w:t>El plugin define 11 capabilities para controlar el acceso a las diferentes funcionalidades del sistema.</w:t>
+      </w:r>
+    </w:p>
+    <w:p>
+      <w:r>
+        <w:rPr>
+          <w:i/>
+          <w:color w:val="646363"/>
+          <w:sz w:val="20"/>
+        </w:rPr>
+        <w:t xml:space="preserve">Tabla </w:t>
+      </w:r>
+      <w:r>
+        <w:fldChar w:fldCharType="begin"/>
+      </w:r>
+      <w:r>
+        <w:instrText xml:space="preserve"> SEQ Tabla \* ARABIC </w:instrText>
+      </w:r>
+      <w:r>
+        <w:fldChar w:fldCharType="separate"/>
+      </w:r>
+      <w:r>
+        <w:t>6</w:t>
+      </w:r>
+      <w:r>
+        <w:fldChar w:fldCharType="end"/>
+      </w:r>
+      <w:r>
+        <w:rPr>
+          <w:i/>
+          <w:color w:val="646363"/>
+          <w:sz w:val="20"/>
+        </w:rPr>
+        <w:t>. Principales capabilities del plugin local_jobboard</w:t>
+      </w:r>
+    </w:p>
+    <w:tbl>
+      <w:tblPr>
+        <w:tblStyle w:val="Tablaconcuadrcula"/>
+        <w:tblW w:type="auto" w:w="0"/>
+        <w:jc w:val="center"/>
+        <w:tblLook w:firstColumn="1" w:firstRow="1" w:lastColumn="0" w:lastRow="0" w:noHBand="0" w:noVBand="1" w:val="04A0"/>
+      </w:tblPr>
+      <w:tblGrid>
+        <w:gridCol w:w="2947"/>
+        <w:gridCol w:w="2947"/>
+        <w:gridCol w:w="2947"/>
+      </w:tblGrid>
+      <w:tr>
+        <w:tc>
+          <w:tcPr>
+            <w:tcW w:type="dxa" w:w="2947"/>
+            <w:shd w:fill="1B9E88"/>
+          </w:tcPr>
+          <w:p>
+            <w:r>
+              <w:rPr>
+                <w:b/>
+                <w:color w:val="FFFFFF"/>
+              </w:rPr>
+              <w:t>Capability</w:t>
+            </w:r>
+          </w:p>
+        </w:tc>
+        <w:tc>
+          <w:tcPr>
+            <w:tcW w:type="dxa" w:w="2947"/>
+            <w:shd w:fill="1B9E88"/>
+          </w:tcPr>
+          <w:p>
+            <w:r>
+              <w:rPr>
+                <w:b/>
+                <w:color w:val="FFFFFF"/>
+              </w:rPr>
+              <w:t>Tipo</w:t>
+            </w:r>
+          </w:p>
+        </w:tc>
+        <w:tc>
+          <w:tcPr>
+            <w:tcW w:type="dxa" w:w="2947"/>
+            <w:shd w:fill="1B9E88"/>
+          </w:tcPr>
+          <w:p>
+            <w:r>
+              <w:rPr>
+                <w:b/>
+                <w:color w:val="FFFFFF"/>
+              </w:rPr>
+              <w:t>Propósito</w:t>
+            </w:r>
+          </w:p>
+        </w:tc>
+      </w:tr>
+      <w:tr>
+        <w:tc>
+          <w:tcPr>
+            <w:tcW w:type="dxa" w:w="2947"/>
+          </w:tcPr>
+          <w:p>
+            <w:r>
+              <w:t>Vista general</w:t>
+            </w:r>
+          </w:p>
+        </w:tc>
+        <w:tc>
+          <w:tcPr>
+            <w:tcW w:type="dxa" w:w="2947"/>
+          </w:tcPr>
+          <w:p>
+            <w:r>
+              <w:t>N/A</w:t>
+            </w:r>
+          </w:p>
+        </w:tc>
+        <w:tc>
+          <w:tcPr>
+            <w:tcW w:type="dxa" w:w="2947"/>
+          </w:tcPr>
+          <w:p>
+            <w:r>
+              <w:t>Vista general</w:t>
+            </w:r>
+          </w:p>
+        </w:tc>
+      </w:tr>
+      <w:tr>
+        <w:tc>
+          <w:tcPr>
+            <w:tcW w:type="dxa" w:w="2947"/>
+          </w:tcPr>
+          <w:p>
+            <w:r>
+              <w:t>Gestión de vacantes</w:t>
+            </w:r>
+          </w:p>
+        </w:tc>
+        <w:tc>
+          <w:tcPr>
+            <w:tcW w:type="dxa" w:w="2947"/>
+          </w:tcPr>
+          <w:p>
+            <w:r>
+              <w:t>N/A</w:t>
+            </w:r>
+          </w:p>
+        </w:tc>
+        <w:tc>
+          <w:tcPr>
+            <w:tcW w:type="dxa" w:w="2947"/>
+          </w:tcPr>
+          <w:p>
+            <w:r>
+              <w:t>Gestión de vacantes</w:t>
+            </w:r>
+          </w:p>
+        </w:tc>
+      </w:tr>
+      <w:tr>
+        <w:tc>
+          <w:tcPr>
+            <w:tcW w:type="dxa" w:w="2947"/>
+          </w:tcPr>
+          <w:p>
+            <w:r>
+              <w:t>Gestión de convocatorias</w:t>
+            </w:r>
+          </w:p>
+        </w:tc>
+        <w:tc>
+          <w:tcPr>
+            <w:tcW w:type="dxa" w:w="2947"/>
+          </w:tcPr>
+          <w:p>
+            <w:r>
+              <w:t>N/A</w:t>
+            </w:r>
+          </w:p>
+        </w:tc>
+        <w:tc>
+          <w:tcPr>
+            <w:tcW w:type="dxa" w:w="2947"/>
+          </w:tcPr>
+          <w:p>
+            <w:r>
+              <w:t>Gestión de convocatorias</w:t>
+            </w:r>
+          </w:p>
+        </w:tc>
+      </w:tr>
+      <w:tr>
+        <w:tc>
+          <w:tcPr>
+            <w:tcW w:type="dxa" w:w="2947"/>
+          </w:tcPr>
+          <w:p>
+            <w:r>
+              <w:t>Postulaciones</w:t>
+            </w:r>
+          </w:p>
+        </w:tc>
+        <w:tc>
+          <w:tcPr>
+            <w:tcW w:type="dxa" w:w="2947"/>
+          </w:tcPr>
+          <w:p>
+            <w:r>
+              <w:t>N/A</w:t>
+            </w:r>
+          </w:p>
+        </w:tc>
+        <w:tc>
+          <w:tcPr>
+            <w:tcW w:type="dxa" w:w="2947"/>
+          </w:tcPr>
+          <w:p>
+            <w:r>
+              <w:t>Postulaciones</w:t>
+            </w:r>
+          </w:p>
+        </w:tc>
+      </w:tr>
+      <w:tr>
+        <w:tc>
+          <w:tcPr>
+            <w:tcW w:type="dxa" w:w="2947"/>
+          </w:tcPr>
+          <w:p>
+            <w:r>
+              <w:t>Revisión de documentos</w:t>
+            </w:r>
+          </w:p>
+        </w:tc>
+        <w:tc>
+          <w:tcPr>
+            <w:tcW w:type="dxa" w:w="2947"/>
+          </w:tcPr>
+          <w:p>
+            <w:r>
+              <w:t>N/A</w:t>
+            </w:r>
+          </w:p>
+        </w:tc>
+        <w:tc>
+          <w:tcPr>
+            <w:tcW w:type="dxa" w:w="2947"/>
+          </w:tcPr>
+          <w:p>
+            <w:r>
+              <w:t>Revisión de documentos</w:t>
+            </w:r>
+          </w:p>
+        </w:tc>
+      </w:tr>
+      <w:tr>
+        <w:tc>
+          <w:tcPr>
+            <w:tcW w:type="dxa" w:w="2947"/>
+          </w:tcPr>
+          <w:p>
+            <w:r>
+              <w:t>Revisión de decanos</w:t>
+            </w:r>
+          </w:p>
+        </w:tc>
+        <w:tc>
+          <w:tcPr>
+            <w:tcW w:type="dxa" w:w="2947"/>
+          </w:tcPr>
+          <w:p>
+            <w:r>
+              <w:t>N/A</w:t>
+            </w:r>
+          </w:p>
+        </w:tc>
+        <w:tc>
+          <w:tcPr>
+            <w:tcW w:type="dxa" w:w="2947"/>
+          </w:tcPr>
+          <w:p>
+            <w:r>
+              <w:t>Revisión de decanos</w:t>
+            </w:r>
+          </w:p>
+        </w:tc>
+      </w:tr>
+      <w:tr>
+        <w:tc>
+          <w:tcPr>
+            <w:tcW w:type="dxa" w:w="2947"/>
+          </w:tcPr>
+          <w:p>
+            <w:r>
+              <w:t>Validación de RRHH</w:t>
+            </w:r>
+          </w:p>
+        </w:tc>
+        <w:tc>
+          <w:tcPr>
+            <w:tcW w:type="dxa" w:w="2947"/>
+          </w:tcPr>
+          <w:p>
+            <w:r>
+              <w:t>N/A</w:t>
+            </w:r>
+          </w:p>
+        </w:tc>
+        <w:tc>
+          <w:tcPr>
+            <w:tcW w:type="dxa" w:w="2947"/>
+          </w:tcPr>
+          <w:p>
+            <w:r>
+              <w:t>Validación de RRHH</w:t>
+            </w:r>
+          </w:p>
+        </w:tc>
+      </w:tr>
+      <w:tr>
+        <w:tc>
+          <w:tcPr>
+            <w:tcW w:type="dxa" w:w="2947"/>
+          </w:tcPr>
+          <w:p>
+            <w:r>
+              <w:t>Gestión de flujo de trabajo</w:t>
+            </w:r>
+          </w:p>
+        </w:tc>
+        <w:tc>
+          <w:tcPr>
+            <w:tcW w:type="dxa" w:w="2947"/>
+          </w:tcPr>
+          <w:p>
+            <w:r>
+              <w:t>N/A</w:t>
+            </w:r>
+          </w:p>
+        </w:tc>
+        <w:tc>
+          <w:tcPr>
+            <w:tcW w:type="dxa" w:w="2947"/>
+          </w:tcPr>
+          <w:p>
+            <w:r>
+              <w:t>Gestión de flujo de trabajo</w:t>
+            </w:r>
+          </w:p>
+        </w:tc>
+      </w:tr>
+    </w:tbl>
+    <w:p/>
+    <w:p>
+      <w:r>
         <w:br w:type="page"/>
       </w:r>
     </w:p>
@@ -2690,7 +3546,7 @@
         <w:fldChar w:fldCharType="separate"/>
       </w:r>
       <w:r>
-        <w:t>5</w:t>
+        <w:t>7</w:t>
       </w:r>
       <w:r>
         <w:fldChar w:fldCharType="end"/>
@@ -3004,7 +3860,7 @@
         <w:fldChar w:fldCharType="separate"/>
       </w:r>
       <w:r>
-        <w:t>6</w:t>
+        <w:t>8</w:t>
       </w:r>
       <w:r>
         <w:fldChar w:fldCharType="end"/>
@@ -3202,7 +4058,7 @@
         <w:fldChar w:fldCharType="separate"/>
       </w:r>
       <w:r>
-        <w:t>7</w:t>
+        <w:t>9</w:t>
       </w:r>
       <w:r>
         <w:fldChar w:fldCharType="end"/>
@@ -3451,22 +4307,7 @@
     <w:p/>
     <w:p>
       <w:r>
-        <w:br w:type="page"/>
-      </w:r>
-    </w:p>
-    <w:p>
-      <w:pPr>
-        <w:pStyle w:val="Ttulo1"/>
-        <w:spacing w:before="360" w:after="120"/>
-        <w:outlineLvl w:val="0"/>
-      </w:pPr>
-      <w:r>
-        <w:t>7. PLUGIN LOCAL_PLATFORM_ACCESS</w:t>
-      </w:r>
-    </w:p>
-    <w:p>
-      <w:r>
-        <w:t>7.1 Descripción General</w:t>
+        <w:t>6.8 Flujo del Reporte</w:t>
       </w:r>
     </w:p>
     <w:p>
@@ -3479,7 +4320,7 @@
           <w:b/>
           <w:sz w:val="28"/>
         </w:rPr>
-        <w:t>7.1 Descripción General</w:t>
+        <w:t>6.8 Flujo del Reporte</w:t>
       </w:r>
     </w:p>
     <w:p>
@@ -3493,25 +4334,7 @@
           <w:i w:val="0"/>
           <w:sz w:val="22"/>
         </w:rPr>
-        <w:t>Platform Access Generator es un plugin de tipo local cuyo propósito es Plugin para generar registros de acceso ficticios a la plataforma Moodle/IOMAD, incluyendo inicios de sesión, accesos a cursos, actividades y eventos relacionados. Útil para pruebas, desarrollo y análisis de reportes..</w:t>
-      </w:r>
-    </w:p>
-    <w:p>
-      <w:r>
-        <w:t>7.2 Estructura del Plugin</w:t>
-      </w:r>
-    </w:p>
-    <w:p>
-      <w:pPr>
-        <w:spacing w:before="240" w:after="120"/>
-        <w:outlineLvl w:val="1"/>
-      </w:pPr>
-      <w:r>
-        <w:rPr>
-          <w:b/>
-          <w:sz w:val="28"/>
-        </w:rPr>
-        <w:t>7.2 Estructura del Plugin</w:t>
+        <w:t>El flujo de generación de reportes incluye la recopilación de métricas, el procesamiento de datos y la presentación en múltiples formatos de exportación.</w:t>
       </w:r>
     </w:p>
     <w:p>
@@ -3521,7 +4344,7 @@
       <w:r>
         <w:drawing>
           <wp:inline xmlns:a="http://schemas.openxmlformats.org/drawingml/2006/main" xmlns:pic="http://schemas.openxmlformats.org/drawingml/2006/picture">
-            <wp:extent cx="5029200" cy="3072384"/>
+            <wp:extent cx="5029200" cy="5657088"/>
             <wp:docPr id="13" name="Picture 13"/>
             <wp:cNvGraphicFramePr>
               <a:graphicFrameLocks noChangeAspect="1"/>
@@ -3542,7 +4365,7 @@
                   <pic:spPr>
                     <a:xfrm>
                       <a:off x="0" y="0"/>
-                      <a:ext cx="5029200" cy="3072384"/>
+                      <a:ext cx="5029200" cy="5657088"/>
                     </a:xfrm>
                     <a:prstGeom prst="rect"/>
                   </pic:spPr>
@@ -3586,13 +4409,13 @@
           <w:color w:val="646363"/>
           <w:sz w:val="20"/>
         </w:rPr>
-        <w:t>. Estructura de directorios del plugin local_platform_access</w:t>
+        <w:t>. Diagrama de flujo del reporte de uso de plataforma</w:t>
       </w:r>
     </w:p>
     <w:p/>
     <w:p>
       <w:r>
-        <w:t>7.3 Información de Versión</w:t>
+        <w:t>6.9 Métricas Disponibles</w:t>
       </w:r>
     </w:p>
     <w:p>
@@ -3605,7 +4428,21 @@
           <w:b/>
           <w:sz w:val="28"/>
         </w:rPr>
-        <w:t>7.3 Información de Versión</w:t>
+        <w:t>6.9 Métricas Disponibles</w:t>
+      </w:r>
+    </w:p>
+    <w:p>
+      <w:pPr>
+        <w:spacing w:after="120"/>
+        <w:jc w:val="both"/>
+      </w:pPr>
+      <w:r>
+        <w:rPr>
+          <w:b w:val="0"/>
+          <w:i w:val="0"/>
+          <w:sz w:val="22"/>
+        </w:rPr>
+        <w:t>El plugin proporciona diversas métricas organizadas en categorías para el análisis del uso de la plataforma:</w:t>
       </w:r>
     </w:p>
     <w:p>
@@ -3627,7 +4464,7 @@
         <w:fldChar w:fldCharType="separate"/>
       </w:r>
       <w:r>
-        <w:t>8</w:t>
+        <w:t>10</w:t>
       </w:r>
       <w:r>
         <w:fldChar w:fldCharType="end"/>
@@ -3638,7 +4475,7 @@
           <w:color w:val="646363"/>
           <w:sz w:val="20"/>
         </w:rPr>
-        <w:t>. Información de versión del plugin local_platform_access</w:t>
+        <w:t>. Categorías de métricas del plugin report_platform_usage</w:t>
       </w:r>
     </w:p>
     <w:tbl>
@@ -3664,7 +4501,7 @@
                 <w:b/>
                 <w:color w:val="FFFFFF"/>
               </w:rPr>
-              <w:t>Atributo</w:t>
+              <w:t>Categoría</w:t>
             </w:r>
           </w:p>
         </w:tc>
@@ -3679,7 +4516,7 @@
                 <w:b/>
                 <w:color w:val="FFFFFF"/>
               </w:rPr>
-              <w:t>Valor</w:t>
+              <w:t>Métricas principales</w:t>
             </w:r>
           </w:p>
         </w:tc>
@@ -3691,7 +4528,7 @@
           </w:tcPr>
           <w:p>
             <w:r>
-              <w:t>Plugin</w:t>
+              <w:t>Acceso y Logins</w:t>
             </w:r>
           </w:p>
         </w:tc>
@@ -3701,7 +4538,7 @@
           </w:tcPr>
           <w:p>
             <w:r>
-              <w:t>local_platform_access</w:t>
+              <w:t>Total de logins/accesos en período, Usuarios únicos que a...</w:t>
             </w:r>
           </w:p>
         </w:tc>
@@ -3713,7 +4550,7 @@
           </w:tcPr>
           <w:p>
             <w:r>
-              <w:t>Versión</w:t>
+              <w:t>Actividad de Usuarios</w:t>
             </w:r>
           </w:p>
         </w:tc>
@@ -3723,7 +4560,7 @@
           </w:tcPr>
           <w:p>
             <w:r>
-              <w:t>2.1.0 (Build: 20251129)</w:t>
+              <w:t>Total de usuarios, Usuarios activos (accedieron en períod...</w:t>
             </w:r>
           </w:p>
         </w:tc>
@@ -3735,7 +4572,7 @@
           </w:tcPr>
           <w:p>
             <w:r>
-              <w:t>Moodle requerido</w:t>
+              <w:t>Uso de Cursos</w:t>
             </w:r>
           </w:p>
         </w:tc>
@@ -3745,7 +4582,7 @@
           </w:tcPr>
           <w:p>
             <w:r>
-              <w:t>2024100700</w:t>
+              <w:t>Top cursos por número de accesos, Usuarios únicos por cur...</w:t>
             </w:r>
           </w:p>
         </w:tc>
@@ -3757,7 +4594,7 @@
           </w:tcPr>
           <w:p>
             <w:r>
-              <w:t>Madurez</w:t>
+              <w:t>Uso de Actividades</w:t>
             </w:r>
           </w:p>
         </w:tc>
@@ -3767,7 +4604,7 @@
           </w:tcPr>
           <w:p>
             <w:r>
-              <w:t>MATURITY_STABLE</w:t>
+              <w:t>Top actividades más accedidas, Tipo de actividad (foro, t...</w:t>
             </w:r>
           </w:p>
         </w:tc>
@@ -3779,7 +4616,7 @@
           </w:tcPr>
           <w:p>
             <w:r>
-              <w:t>Licencia</w:t>
+              <w:t>Completaciones</w:t>
             </w:r>
           </w:p>
         </w:tc>
@@ -3789,7 +4626,29 @@
           </w:tcPr>
           <w:p>
             <w:r>
-              <w:t>GNU GPL v3 or later</w:t>
+              <w:t>Total de completaciones en período, Cursos únicos complet...</w:t>
+            </w:r>
+          </w:p>
+        </w:tc>
+      </w:tr>
+      <w:tr>
+        <w:tc>
+          <w:tcPr>
+            <w:tcW w:type="dxa" w:w="4420"/>
+          </w:tcPr>
+          <w:p>
+            <w:r>
+              <w:t>Dedicación</w:t>
+            </w:r>
+          </w:p>
+        </w:tc>
+        <w:tc>
+          <w:tcPr>
+            <w:tcW w:type="dxa" w:w="4420"/>
+          </w:tcPr>
+          <w:p>
+            <w:r>
+              <w:t>Tiempo total de dedicación por curso, Tiempo promedio por...</w:t>
             </w:r>
           </w:p>
         </w:tc>
@@ -3798,7 +4657,7 @@
     <w:p/>
     <w:p>
       <w:r>
-        <w:t>7.4 Arquitectura del Sistema</w:t>
+        <w:t>6.10 Algoritmo de Cálculo de Dedicación</w:t>
       </w:r>
     </w:p>
     <w:p>
@@ -3811,7 +4670,7 @@
           <w:b/>
           <w:sz w:val="28"/>
         </w:rPr>
-        <w:t>7.4 Arquitectura del Sistema</w:t>
+        <w:t>6.10 Algoritmo de Cálculo de Dedicación</w:t>
       </w:r>
     </w:p>
     <w:p>
@@ -3825,7 +4684,734 @@
           <w:i w:val="0"/>
           <w:sz w:val="22"/>
         </w:rPr>
-        <w:t>El plugin implementa el patrón de diseño Generador con buffer pattern y cache pattern, optimizado para operaciones masivas de inserción en base de datos y generación eficiente de datos aleatorios.</w:t>
+        <w:t>Algoritmo que determina tiempo de dedicación analizando patrones de eventos en logs</w:t>
+      </w:r>
+    </w:p>
+    <w:p>
+      <w:r>
+        <w:rPr>
+          <w:i/>
+          <w:color w:val="646363"/>
+          <w:sz w:val="20"/>
+        </w:rPr>
+        <w:t xml:space="preserve">Tabla </w:t>
+      </w:r>
+      <w:r>
+        <w:fldChar w:fldCharType="begin"/>
+      </w:r>
+      <w:r>
+        <w:instrText xml:space="preserve"> SEQ Tabla \* ARABIC </w:instrText>
+      </w:r>
+      <w:r>
+        <w:fldChar w:fldCharType="separate"/>
+      </w:r>
+      <w:r>
+        <w:t>11</w:t>
+      </w:r>
+      <w:r>
+        <w:fldChar w:fldCharType="end"/>
+      </w:r>
+      <w:r>
+        <w:rPr>
+          <w:i/>
+          <w:color w:val="646363"/>
+          <w:sz w:val="20"/>
+        </w:rPr>
+        <w:t>. Parámetros del algoritmo de dedicación</w:t>
+      </w:r>
+    </w:p>
+    <w:tbl>
+      <w:tblPr>
+        <w:tblStyle w:val="Tablaconcuadrcula"/>
+        <w:tblW w:type="auto" w:w="0"/>
+        <w:jc w:val="center"/>
+        <w:tblLook w:firstColumn="1" w:firstRow="1" w:lastColumn="0" w:lastRow="0" w:noHBand="0" w:noVBand="1" w:val="04A0"/>
+      </w:tblPr>
+      <w:tblGrid>
+        <w:gridCol w:w="2947"/>
+        <w:gridCol w:w="2947"/>
+        <w:gridCol w:w="2947"/>
+      </w:tblGrid>
+      <w:tr>
+        <w:tc>
+          <w:tcPr>
+            <w:tcW w:type="dxa" w:w="2947"/>
+            <w:shd w:fill="1B9E88"/>
+          </w:tcPr>
+          <w:p>
+            <w:r>
+              <w:rPr>
+                <w:b/>
+                <w:color w:val="FFFFFF"/>
+              </w:rPr>
+              <w:t>Parámetro</w:t>
+            </w:r>
+          </w:p>
+        </w:tc>
+        <w:tc>
+          <w:tcPr>
+            <w:tcW w:type="dxa" w:w="2947"/>
+            <w:shd w:fill="1B9E88"/>
+          </w:tcPr>
+          <w:p>
+            <w:r>
+              <w:rPr>
+                <w:b/>
+                <w:color w:val="FFFFFF"/>
+              </w:rPr>
+              <w:t>Descripción</w:t>
+            </w:r>
+          </w:p>
+        </w:tc>
+        <w:tc>
+          <w:tcPr>
+            <w:tcW w:type="dxa" w:w="2947"/>
+            <w:shd w:fill="1B9E88"/>
+          </w:tcPr>
+          <w:p>
+            <w:r>
+              <w:rPr>
+                <w:b/>
+                <w:color w:val="FFFFFF"/>
+              </w:rPr>
+              <w:t>Valor por defecto</w:t>
+            </w:r>
+          </w:p>
+        </w:tc>
+      </w:tr>
+      <w:tr>
+        <w:tc>
+          <w:tcPr>
+            <w:tcW w:type="dxa" w:w="2947"/>
+          </w:tcPr>
+          <w:p>
+            <w:r>
+              <w:t>session_limit</w:t>
+            </w:r>
+          </w:p>
+        </w:tc>
+        <w:tc>
+          <w:tcPr>
+            <w:tcW w:type="dxa" w:w="2947"/>
+          </w:tcPr>
+          <w:p>
+            <w:r>
+              <w:t>Tiempo máximo de inactividad para consid...</w:t>
+            </w:r>
+          </w:p>
+        </w:tc>
+        <w:tc>
+          <w:tcPr>
+            <w:tcW w:type="dxa" w:w="2947"/>
+          </w:tcPr>
+          <w:p>
+            <w:r>
+              <w:t>3600 segundos (1 hora)</w:t>
+            </w:r>
+          </w:p>
+        </w:tc>
+      </w:tr>
+      <w:tr>
+        <w:tc>
+          <w:tcPr>
+            <w:tcW w:type="dxa" w:w="2947"/>
+          </w:tcPr>
+          <w:p>
+            <w:r>
+              <w:t>ignore_sessions_limit</w:t>
+            </w:r>
+          </w:p>
+        </w:tc>
+        <w:tc>
+          <w:tcPr>
+            <w:tcW w:type="dxa" w:w="2947"/>
+          </w:tcPr>
+          <w:p>
+            <w:r>
+              <w:t>Duración mínima de sesión para contabili...</w:t>
+            </w:r>
+          </w:p>
+        </w:tc>
+        <w:tc>
+          <w:tcPr>
+            <w:tcW w:type="dxa" w:w="2947"/>
+          </w:tcPr>
+          <w:p>
+            <w:r>
+              <w:t>60 segundos (1 minuto)</w:t>
+            </w:r>
+          </w:p>
+        </w:tc>
+      </w:tr>
+    </w:tbl>
+    <w:p/>
+    <w:p>
+      <w:r>
+        <w:t>6.11 Sistema de Caché</w:t>
+      </w:r>
+    </w:p>
+    <w:p>
+      <w:pPr>
+        <w:spacing w:before="240" w:after="120"/>
+        <w:outlineLvl w:val="1"/>
+      </w:pPr>
+      <w:r>
+        <w:rPr>
+          <w:b/>
+          <w:sz w:val="28"/>
+        </w:rPr>
+        <w:t>6.11 Sistema de Caché</w:t>
+      </w:r>
+    </w:p>
+    <w:p>
+      <w:pPr>
+        <w:spacing w:after="120"/>
+        <w:jc w:val="both"/>
+      </w:pPr>
+      <w:r>
+        <w:rPr>
+          <w:b w:val="0"/>
+          <w:i w:val="0"/>
+          <w:sz w:val="22"/>
+        </w:rPr>
+        <w:t>El plugin implementa un sistema de caché con estrategia "Cache-aside pattern con lazy loading" para optimizar el rendimiento de las consultas.</w:t>
+      </w:r>
+    </w:p>
+    <w:p>
+      <w:r>
+        <w:rPr>
+          <w:i/>
+          <w:color w:val="646363"/>
+          <w:sz w:val="20"/>
+        </w:rPr>
+        <w:t xml:space="preserve">Tabla </w:t>
+      </w:r>
+      <w:r>
+        <w:fldChar w:fldCharType="begin"/>
+      </w:r>
+      <w:r>
+        <w:instrText xml:space="preserve"> SEQ Tabla \* ARABIC </w:instrText>
+      </w:r>
+      <w:r>
+        <w:fldChar w:fldCharType="separate"/>
+      </w:r>
+      <w:r>
+        <w:t>12</w:t>
+      </w:r>
+      <w:r>
+        <w:fldChar w:fldCharType="end"/>
+      </w:r>
+      <w:r>
+        <w:rPr>
+          <w:i/>
+          <w:color w:val="646363"/>
+          <w:sz w:val="20"/>
+        </w:rPr>
+        <w:t>. Definiciones de caché del plugin report_platform_usage</w:t>
+      </w:r>
+    </w:p>
+    <w:tbl>
+      <w:tblPr>
+        <w:tblStyle w:val="Tablaconcuadrcula"/>
+        <w:tblW w:type="auto" w:w="0"/>
+        <w:jc w:val="center"/>
+        <w:tblLook w:firstColumn="1" w:firstRow="1" w:lastColumn="0" w:lastRow="0" w:noHBand="0" w:noVBand="1" w:val="04A0"/>
+      </w:tblPr>
+      <w:tblGrid>
+        <w:gridCol w:w="2210"/>
+        <w:gridCol w:w="2210"/>
+        <w:gridCol w:w="2210"/>
+        <w:gridCol w:w="2210"/>
+      </w:tblGrid>
+      <w:tr>
+        <w:tc>
+          <w:tcPr>
+            <w:tcW w:type="dxa" w:w="2210"/>
+            <w:shd w:fill="1B9E88"/>
+          </w:tcPr>
+          <w:p>
+            <w:r>
+              <w:rPr>
+                <w:b/>
+                <w:color w:val="FFFFFF"/>
+              </w:rPr>
+              <w:t>Nombre</w:t>
+            </w:r>
+          </w:p>
+        </w:tc>
+        <w:tc>
+          <w:tcPr>
+            <w:tcW w:type="dxa" w:w="2210"/>
+            <w:shd w:fill="1B9E88"/>
+          </w:tcPr>
+          <w:p>
+            <w:r>
+              <w:rPr>
+                <w:b/>
+                <w:color w:val="FFFFFF"/>
+              </w:rPr>
+              <w:t>Modo</w:t>
+            </w:r>
+          </w:p>
+        </w:tc>
+        <w:tc>
+          <w:tcPr>
+            <w:tcW w:type="dxa" w:w="2210"/>
+            <w:shd w:fill="1B9E88"/>
+          </w:tcPr>
+          <w:p>
+            <w:r>
+              <w:rPr>
+                <w:b/>
+                <w:color w:val="FFFFFF"/>
+              </w:rPr>
+              <w:t>TTL</w:t>
+            </w:r>
+          </w:p>
+        </w:tc>
+        <w:tc>
+          <w:tcPr>
+            <w:tcW w:type="dxa" w:w="2210"/>
+            <w:shd w:fill="1B9E88"/>
+          </w:tcPr>
+          <w:p>
+            <w:r>
+              <w:rPr>
+                <w:b/>
+                <w:color w:val="FFFFFF"/>
+              </w:rPr>
+              <w:t>Propósito</w:t>
+            </w:r>
+          </w:p>
+        </w:tc>
+      </w:tr>
+      <w:tr>
+        <w:tc>
+          <w:tcPr>
+            <w:tcW w:type="dxa" w:w="2210"/>
+          </w:tcPr>
+          <w:p>
+            <w:r>
+              <w:t>reportdata</w:t>
+            </w:r>
+          </w:p>
+        </w:tc>
+        <w:tc>
+          <w:tcPr>
+            <w:tcW w:type="dxa" w:w="2210"/>
+          </w:tcPr>
+          <w:p>
+            <w:r>
+              <w:t>APPLICATION</w:t>
+            </w:r>
+          </w:p>
+        </w:tc>
+        <w:tc>
+          <w:tcPr>
+            <w:tcW w:type="dxa" w:w="2210"/>
+          </w:tcPr>
+          <w:p>
+            <w:r>
+              <w:t>5 minutos (300 segundos)</w:t>
+            </w:r>
+          </w:p>
+        </w:tc>
+        <w:tc>
+          <w:tcPr>
+            <w:tcW w:type="dxa" w:w="2210"/>
+          </w:tcPr>
+          <w:p>
+            <w:r>
+              <w:t>Cachear resultados de consultas de ...</w:t>
+            </w:r>
+          </w:p>
+        </w:tc>
+      </w:tr>
+      <w:tr>
+        <w:tc>
+          <w:tcPr>
+            <w:tcW w:type="dxa" w:w="2210"/>
+          </w:tcPr>
+          <w:p>
+            <w:r>
+              <w:t>companyusers</w:t>
+            </w:r>
+          </w:p>
+        </w:tc>
+        <w:tc>
+          <w:tcPr>
+            <w:tcW w:type="dxa" w:w="2210"/>
+          </w:tcPr>
+          <w:p>
+            <w:r>
+              <w:t>APPLICATION</w:t>
+            </w:r>
+          </w:p>
+        </w:tc>
+        <w:tc>
+          <w:tcPr>
+            <w:tcW w:type="dxa" w:w="2210"/>
+          </w:tcPr>
+          <w:p>
+            <w:r>
+              <w:t>10 minutos (600 segundos)</w:t>
+            </w:r>
+          </w:p>
+        </w:tc>
+        <w:tc>
+          <w:tcPr>
+            <w:tcW w:type="dxa" w:w="2210"/>
+          </w:tcPr>
+          <w:p>
+            <w:r>
+              <w:t>Cachear listas de usuarios por empr...</w:t>
+            </w:r>
+          </w:p>
+        </w:tc>
+      </w:tr>
+    </w:tbl>
+    <w:p/>
+    <w:p>
+      <w:r>
+        <w:t>6.12 Casos de Uso</w:t>
+      </w:r>
+    </w:p>
+    <w:p>
+      <w:pPr>
+        <w:spacing w:before="240" w:after="120"/>
+        <w:outlineLvl w:val="1"/>
+      </w:pPr>
+      <w:r>
+        <w:rPr>
+          <w:b/>
+          <w:sz w:val="28"/>
+        </w:rPr>
+        <w:t>6.12 Casos de Uso</w:t>
+      </w:r>
+    </w:p>
+    <w:p>
+      <w:pPr>
+        <w:spacing w:after="120"/>
+        <w:jc w:val="both"/>
+      </w:pPr>
+      <w:r>
+        <w:rPr>
+          <w:b w:val="0"/>
+          <w:i w:val="0"/>
+          <w:sz w:val="22"/>
+        </w:rPr>
+        <w:t>El plugin está diseñado para satisfacer los siguientes escenarios de uso:</w:t>
+      </w:r>
+    </w:p>
+    <w:p>
+      <w:r>
+        <w:rPr>
+          <w:i/>
+          <w:color w:val="646363"/>
+          <w:sz w:val="20"/>
+        </w:rPr>
+        <w:t xml:space="preserve">Tabla </w:t>
+      </w:r>
+      <w:r>
+        <w:fldChar w:fldCharType="begin"/>
+      </w:r>
+      <w:r>
+        <w:instrText xml:space="preserve"> SEQ Tabla \* ARABIC </w:instrText>
+      </w:r>
+      <w:r>
+        <w:fldChar w:fldCharType="separate"/>
+      </w:r>
+      <w:r>
+        <w:t>13</w:t>
+      </w:r>
+      <w:r>
+        <w:fldChar w:fldCharType="end"/>
+      </w:r>
+      <w:r>
+        <w:rPr>
+          <w:i/>
+          <w:color w:val="646363"/>
+          <w:sz w:val="20"/>
+        </w:rPr>
+        <w:t>. Casos de uso del plugin report_platform_usage</w:t>
+      </w:r>
+    </w:p>
+    <w:tbl>
+      <w:tblPr>
+        <w:tblStyle w:val="Tablaconcuadrcula"/>
+        <w:tblW w:type="auto" w:w="0"/>
+        <w:jc w:val="center"/>
+        <w:tblLook w:firstColumn="1" w:firstRow="1" w:lastColumn="0" w:lastRow="0" w:noHBand="0" w:noVBand="1" w:val="04A0"/>
+      </w:tblPr>
+      <w:tblGrid>
+        <w:gridCol w:w="4420"/>
+        <w:gridCol w:w="4420"/>
+      </w:tblGrid>
+      <w:tr>
+        <w:tc>
+          <w:tcPr>
+            <w:tcW w:type="dxa" w:w="4420"/>
+            <w:shd w:fill="1B9E88"/>
+          </w:tcPr>
+          <w:p>
+            <w:r>
+              <w:rPr>
+                <w:b/>
+                <w:color w:val="FFFFFF"/>
+              </w:rPr>
+              <w:t>Caso de Uso</w:t>
+            </w:r>
+          </w:p>
+        </w:tc>
+        <w:tc>
+          <w:tcPr>
+            <w:tcW w:type="dxa" w:w="4420"/>
+            <w:shd w:fill="1B9E88"/>
+          </w:tcPr>
+          <w:p>
+            <w:r>
+              <w:rPr>
+                <w:b/>
+                <w:color w:val="FFFFFF"/>
+              </w:rPr>
+              <w:t>Beneficio</w:t>
+            </w:r>
+          </w:p>
+        </w:tc>
+      </w:tr>
+      <w:tr>
+        <w:tc>
+          <w:tcPr>
+            <w:tcW w:type="dxa" w:w="4420"/>
+          </w:tcPr>
+          <w:p>
+            <w:r>
+              <w:t>Administrador revisa uso general de plataforma</w:t>
+            </w:r>
+          </w:p>
+        </w:tc>
+        <w:tc>
+          <w:tcPr>
+            <w:tcW w:type="dxa" w:w="4420"/>
+          </w:tcPr>
+          <w:p>
+            <w:r>
+              <w:t>Visión panorámica del uso de la plataforma</w:t>
+            </w:r>
+          </w:p>
+        </w:tc>
+      </w:tr>
+      <w:tr>
+        <w:tc>
+          <w:tcPr>
+            <w:tcW w:type="dxa" w:w="4420"/>
+          </w:tcPr>
+          <w:p>
+            <w:r>
+              <w:t>Profesor analiza actividad en su curso</w:t>
+            </w:r>
+          </w:p>
+        </w:tc>
+        <w:tc>
+          <w:tcPr>
+            <w:tcW w:type="dxa" w:w="4420"/>
+          </w:tcPr>
+          <w:p>
+            <w:r>
+              <w:t>Comprensión del engagement estudiantil</w:t>
+            </w:r>
+          </w:p>
+        </w:tc>
+      </w:tr>
+      <w:tr>
+        <w:tc>
+          <w:tcPr>
+            <w:tcW w:type="dxa" w:w="4420"/>
+          </w:tcPr>
+          <w:p>
+            <w:r>
+              <w:t>Coordinador IOMAD analiza uso por empresa</w:t>
+            </w:r>
+          </w:p>
+        </w:tc>
+        <w:tc>
+          <w:tcPr>
+            <w:tcW w:type="dxa" w:w="4420"/>
+          </w:tcPr>
+          <w:p>
+            <w:r>
+              <w:t>Seguimiento por cliente/organización</w:t>
+            </w:r>
+          </w:p>
+        </w:tc>
+      </w:tr>
+      <w:tr>
+        <w:tc>
+          <w:tcPr>
+            <w:tcW w:type="dxa" w:w="4420"/>
+          </w:tcPr>
+          <w:p>
+            <w:r>
+              <w:t>Analista descarga datos para análisis externo</w:t>
+            </w:r>
+          </w:p>
+        </w:tc>
+        <w:tc>
+          <w:tcPr>
+            <w:tcW w:type="dxa" w:w="4420"/>
+          </w:tcPr>
+          <w:p>
+            <w:r>
+              <w:t>Integración con herramientas de BI externas</w:t>
+            </w:r>
+          </w:p>
+        </w:tc>
+      </w:tr>
+    </w:tbl>
+    <w:p/>
+    <w:p>
+      <w:r>
+        <w:t>6.13 Integración con Moodle e IOMAD</w:t>
+      </w:r>
+    </w:p>
+    <w:p>
+      <w:pPr>
+        <w:spacing w:before="240" w:after="120"/>
+        <w:outlineLvl w:val="1"/>
+      </w:pPr>
+      <w:r>
+        <w:rPr>
+          <w:b/>
+          <w:sz w:val="28"/>
+        </w:rPr>
+        <w:t>6.13 Integración con Moodle e IOMAD</w:t>
+      </w:r>
+    </w:p>
+    <w:p>
+      <w:pPr>
+        <w:spacing w:after="120"/>
+        <w:jc w:val="both"/>
+      </w:pPr>
+      <w:r>
+        <w:rPr>
+          <w:b w:val="0"/>
+          <w:i w:val="0"/>
+          <w:sz w:val="22"/>
+        </w:rPr>
+        <w:t>El plugin se integra con los sistemas de navegación de Moodle y detecta automáticamente la presencia de IOMAD para habilitar el filtrado por empresas.</w:t>
+      </w:r>
+    </w:p>
+    <w:p>
+      <w:pPr>
+        <w:spacing w:after="60"/>
+        <w:ind w:left="720"/>
+      </w:pPr>
+      <w:r>
+        <w:rPr>
+          <w:sz w:val="22"/>
+        </w:rPr>
+        <w:t>• Filtro de empresa en dashboard</w:t>
+      </w:r>
+    </w:p>
+    <w:p>
+      <w:pPr>
+        <w:spacing w:after="60"/>
+        <w:ind w:left="720"/>
+      </w:pPr>
+      <w:r>
+        <w:rPr>
+          <w:sz w:val="22"/>
+        </w:rPr>
+        <w:t>• Restringe usuarios a empresa seleccionada</w:t>
+      </w:r>
+    </w:p>
+    <w:p>
+      <w:pPr>
+        <w:spacing w:after="60"/>
+        <w:ind w:left="720"/>
+      </w:pPr>
+      <w:r>
+        <w:rPr>
+          <w:sz w:val="22"/>
+        </w:rPr>
+        <w:t>• Menú desplegable de empresas</w:t>
+      </w:r>
+    </w:p>
+    <w:p>
+      <w:pPr>
+        <w:spacing w:after="60"/>
+        <w:ind w:left="720"/>
+      </w:pPr>
+      <w:r>
+        <w:rPr>
+          <w:sz w:val="22"/>
+        </w:rPr>
+        <w:t>• Opción 'Todas las empresas'</w:t>
+      </w:r>
+    </w:p>
+    <w:p>
+      <w:r>
+        <w:br w:type="page"/>
+      </w:r>
+    </w:p>
+    <w:p>
+      <w:pPr>
+        <w:pStyle w:val="Ttulo1"/>
+        <w:spacing w:before="360" w:after="120"/>
+        <w:outlineLvl w:val="0"/>
+      </w:pPr>
+      <w:r>
+        <w:t>7. PLUGIN LOCAL_PLATFORM_ACCESS</w:t>
+      </w:r>
+    </w:p>
+    <w:p>
+      <w:r>
+        <w:t>7.1 Descripción General</w:t>
+      </w:r>
+    </w:p>
+    <w:p>
+      <w:pPr>
+        <w:spacing w:before="240" w:after="120"/>
+        <w:outlineLvl w:val="1"/>
+      </w:pPr>
+      <w:r>
+        <w:rPr>
+          <w:b/>
+          <w:sz w:val="28"/>
+        </w:rPr>
+        <w:t>7.1 Descripción General</w:t>
+      </w:r>
+    </w:p>
+    <w:p>
+      <w:pPr>
+        <w:spacing w:after="120"/>
+        <w:jc w:val="both"/>
+      </w:pPr>
+      <w:r>
+        <w:rPr>
+          <w:b w:val="0"/>
+          <w:i w:val="0"/>
+          <w:sz w:val="22"/>
+        </w:rPr>
+        <w:t>Platform Access Generator es un plugin de tipo local cuyo propósito es Plugin para generar registros de acceso ficticios a la plataforma Moodle/IOMAD, incluyendo inicios de sesión, accesos a cursos, actividades y eventos relacionados. Útil para pruebas, desarrollo y análisis de reportes..</w:t>
+      </w:r>
+    </w:p>
+    <w:p>
+      <w:r>
+        <w:t>7.2 Estructura del Plugin</w:t>
+      </w:r>
+    </w:p>
+    <w:p>
+      <w:pPr>
+        <w:spacing w:before="240" w:after="120"/>
+        <w:outlineLvl w:val="1"/>
+      </w:pPr>
+      <w:r>
+        <w:rPr>
+          <w:b/>
+          <w:sz w:val="28"/>
+        </w:rPr>
+        <w:t>7.2 Estructura del Plugin</w:t>
       </w:r>
     </w:p>
     <w:p>
@@ -3835,7 +5421,7 @@
       <w:r>
         <w:drawing>
           <wp:inline xmlns:a="http://schemas.openxmlformats.org/drawingml/2006/main" xmlns:pic="http://schemas.openxmlformats.org/drawingml/2006/picture">
-            <wp:extent cx="5029200" cy="4261104"/>
+            <wp:extent cx="5029200" cy="3072384"/>
             <wp:docPr id="14" name="Picture 14"/>
             <wp:cNvGraphicFramePr>
               <a:graphicFrameLocks noChangeAspect="1"/>
@@ -3856,7 +5442,7 @@
                   <pic:spPr>
                     <a:xfrm>
                       <a:off x="0" y="0"/>
-                      <a:ext cx="5029200" cy="4261104"/>
+                      <a:ext cx="5029200" cy="3072384"/>
                     </a:xfrm>
                     <a:prstGeom prst="rect"/>
                   </pic:spPr>
@@ -3900,13 +5486,13 @@
           <w:color w:val="646363"/>
           <w:sz w:val="20"/>
         </w:rPr>
-        <w:t>. Diagrama de arquitectura del plugin local_platform_access</w:t>
+        <w:t>. Estructura de directorios del plugin local_platform_access</w:t>
       </w:r>
     </w:p>
     <w:p/>
     <w:p>
       <w:r>
-        <w:t>7.5 Capabilities y Seguridad</w:t>
+        <w:t>7.3 Información de Versión</w:t>
       </w:r>
     </w:p>
     <w:p>
@@ -3919,21 +5505,7 @@
           <w:b/>
           <w:sz w:val="28"/>
         </w:rPr>
-        <w:t>7.5 Capabilities y Seguridad</w:t>
-      </w:r>
-    </w:p>
-    <w:p>
-      <w:pPr>
-        <w:spacing w:after="120"/>
-        <w:jc w:val="both"/>
-      </w:pPr>
-      <w:r>
-        <w:rPr>
-          <w:b w:val="0"/>
-          <w:i w:val="0"/>
-          <w:sz w:val="22"/>
-        </w:rPr>
-        <w:t>Dado el potencial impacto en el rendimiento de la base de datos, el plugin implementa controles estrictos de acceso.</w:t>
+        <w:t>7.3 Información de Versión</w:t>
       </w:r>
     </w:p>
     <w:p>
@@ -3955,7 +5527,7 @@
         <w:fldChar w:fldCharType="separate"/>
       </w:r>
       <w:r>
-        <w:t>9</w:t>
+        <w:t>14</w:t>
       </w:r>
       <w:r>
         <w:fldChar w:fldCharType="end"/>
@@ -3966,7 +5538,7 @@
           <w:color w:val="646363"/>
           <w:sz w:val="20"/>
         </w:rPr>
-        <w:t>. Capabilities del plugin local_platform_access</w:t>
+        <w:t>. Información de versión del plugin local_platform_access</w:t>
       </w:r>
     </w:p>
     <w:tbl>
@@ -3977,14 +5549,13 @@
         <w:tblLook w:firstColumn="1" w:firstRow="1" w:lastColumn="0" w:lastRow="0" w:noHBand="0" w:noVBand="1" w:val="04A0"/>
       </w:tblPr>
       <w:tblGrid>
-        <w:gridCol w:w="2947"/>
-        <w:gridCol w:w="2947"/>
-        <w:gridCol w:w="2947"/>
+        <w:gridCol w:w="4420"/>
+        <w:gridCol w:w="4420"/>
       </w:tblGrid>
       <w:tr>
         <w:tc>
           <w:tcPr>
-            <w:tcW w:type="dxa" w:w="2947"/>
+            <w:tcW w:type="dxa" w:w="4420"/>
             <w:shd w:fill="1B9E88"/>
           </w:tcPr>
           <w:p>
@@ -3993,13 +5564,13 @@
                 <w:b/>
                 <w:color w:val="FFFFFF"/>
               </w:rPr>
-              <w:t>Capability</w:t>
-            </w:r>
-          </w:p>
-        </w:tc>
-        <w:tc>
-          <w:tcPr>
-            <w:tcW w:type="dxa" w:w="2947"/>
+              <w:t>Atributo</w:t>
+            </w:r>
+          </w:p>
+        </w:tc>
+        <w:tc>
+          <w:tcPr>
+            <w:tcW w:type="dxa" w:w="4420"/>
             <w:shd w:fill="1B9E88"/>
           </w:tcPr>
           <w:p>
@@ -4008,22 +5579,7 @@
                 <w:b/>
                 <w:color w:val="FFFFFF"/>
               </w:rPr>
-              <w:t>Tipo</w:t>
-            </w:r>
-          </w:p>
-        </w:tc>
-        <w:tc>
-          <w:tcPr>
-            <w:tcW w:type="dxa" w:w="2947"/>
-            <w:shd w:fill="1B9E88"/>
-          </w:tcPr>
-          <w:p>
-            <w:r>
-              <w:rPr>
-                <w:b/>
-                <w:color w:val="FFFFFF"/>
-              </w:rPr>
-              <w:t>Propósito</w:t>
+              <w:t>Valor</w:t>
             </w:r>
           </w:p>
         </w:tc>
@@ -4031,31 +5587,21 @@
       <w:tr>
         <w:tc>
           <w:tcPr>
-            <w:tcW w:type="dxa" w:w="2947"/>
-          </w:tcPr>
-          <w:p>
-            <w:r>
-              <w:t>local/platform_access:generate</w:t>
-            </w:r>
-          </w:p>
-        </w:tc>
-        <w:tc>
-          <w:tcPr>
-            <w:tcW w:type="dxa" w:w="2947"/>
-          </w:tcPr>
-          <w:p>
-            <w:r>
-              <w:t>write</w:t>
-            </w:r>
-          </w:p>
-        </w:tc>
-        <w:tc>
-          <w:tcPr>
-            <w:tcW w:type="dxa" w:w="2947"/>
-          </w:tcPr>
-          <w:p>
-            <w:r>
-              <w:t>Permite generar y limpiar registros de acceso</w:t>
+            <w:tcW w:type="dxa" w:w="4420"/>
+          </w:tcPr>
+          <w:p>
+            <w:r>
+              <w:t>Plugin</w:t>
+            </w:r>
+          </w:p>
+        </w:tc>
+        <w:tc>
+          <w:tcPr>
+            <w:tcW w:type="dxa" w:w="4420"/>
+          </w:tcPr>
+          <w:p>
+            <w:r>
+              <w:t>local_platform_access</w:t>
             </w:r>
           </w:p>
         </w:tc>
@@ -4063,31 +5609,87 @@
       <w:tr>
         <w:tc>
           <w:tcPr>
-            <w:tcW w:type="dxa" w:w="2947"/>
-          </w:tcPr>
-          <w:p>
-            <w:r>
-              <w:t>local/platform_access:view</w:t>
-            </w:r>
-          </w:p>
-        </w:tc>
-        <w:tc>
-          <w:tcPr>
-            <w:tcW w:type="dxa" w:w="2947"/>
-          </w:tcPr>
-          <w:p>
-            <w:r>
-              <w:t>read</w:t>
-            </w:r>
-          </w:p>
-        </w:tc>
-        <w:tc>
-          <w:tcPr>
-            <w:tcW w:type="dxa" w:w="2947"/>
-          </w:tcPr>
-          <w:p>
-            <w:r>
-              <w:t>Permite ver la interfaz del generador</w:t>
+            <w:tcW w:type="dxa" w:w="4420"/>
+          </w:tcPr>
+          <w:p>
+            <w:r>
+              <w:t>Versión</w:t>
+            </w:r>
+          </w:p>
+        </w:tc>
+        <w:tc>
+          <w:tcPr>
+            <w:tcW w:type="dxa" w:w="4420"/>
+          </w:tcPr>
+          <w:p>
+            <w:r>
+              <w:t>2.1.0 (Build: 20251129)</w:t>
+            </w:r>
+          </w:p>
+        </w:tc>
+      </w:tr>
+      <w:tr>
+        <w:tc>
+          <w:tcPr>
+            <w:tcW w:type="dxa" w:w="4420"/>
+          </w:tcPr>
+          <w:p>
+            <w:r>
+              <w:t>Moodle requerido</w:t>
+            </w:r>
+          </w:p>
+        </w:tc>
+        <w:tc>
+          <w:tcPr>
+            <w:tcW w:type="dxa" w:w="4420"/>
+          </w:tcPr>
+          <w:p>
+            <w:r>
+              <w:t>2024100700</w:t>
+            </w:r>
+          </w:p>
+        </w:tc>
+      </w:tr>
+      <w:tr>
+        <w:tc>
+          <w:tcPr>
+            <w:tcW w:type="dxa" w:w="4420"/>
+          </w:tcPr>
+          <w:p>
+            <w:r>
+              <w:t>Madurez</w:t>
+            </w:r>
+          </w:p>
+        </w:tc>
+        <w:tc>
+          <w:tcPr>
+            <w:tcW w:type="dxa" w:w="4420"/>
+          </w:tcPr>
+          <w:p>
+            <w:r>
+              <w:t>MATURITY_STABLE</w:t>
+            </w:r>
+          </w:p>
+        </w:tc>
+      </w:tr>
+      <w:tr>
+        <w:tc>
+          <w:tcPr>
+            <w:tcW w:type="dxa" w:w="4420"/>
+          </w:tcPr>
+          <w:p>
+            <w:r>
+              <w:t>Licencia</w:t>
+            </w:r>
+          </w:p>
+        </w:tc>
+        <w:tc>
+          <w:tcPr>
+            <w:tcW w:type="dxa" w:w="4420"/>
+          </w:tcPr>
+          <w:p>
+            <w:r>
+              <w:t>GNU GPL v3 or later</w:t>
             </w:r>
           </w:p>
         </w:tc>
@@ -4096,7 +5698,7 @@
     <w:p/>
     <w:p>
       <w:r>
-        <w:t>7.6 Flujo de Generación de Datos</w:t>
+        <w:t>7.4 Arquitectura del Sistema</w:t>
       </w:r>
     </w:p>
     <w:p>
@@ -4109,7 +5711,7 @@
           <w:b/>
           <w:sz w:val="28"/>
         </w:rPr>
-        <w:t>7.6 Flujo de Generación de Datos</w:t>
+        <w:t>7.4 Arquitectura del Sistema</w:t>
       </w:r>
     </w:p>
     <w:p>
@@ -4123,7 +5725,7 @@
           <w:i w:val="0"/>
           <w:sz w:val="22"/>
         </w:rPr>
-        <w:t>El proceso de generación permite configurar la cantidad de registros, el rango de fechas y los usuarios afectados, optimizando las inserciones mediante procesamiento por lotes.</w:t>
+        <w:t>El plugin implementa el patrón de diseño Generador con buffer pattern y cache pattern, optimizado para operaciones masivas de inserción en base de datos y generación eficiente de datos aleatorios.</w:t>
       </w:r>
     </w:p>
     <w:p>
@@ -4133,7 +5735,7 @@
       <w:r>
         <w:drawing>
           <wp:inline xmlns:a="http://schemas.openxmlformats.org/drawingml/2006/main" xmlns:pic="http://schemas.openxmlformats.org/drawingml/2006/picture">
-            <wp:extent cx="5029200" cy="2791968"/>
+            <wp:extent cx="5029200" cy="4261104"/>
             <wp:docPr id="15" name="Picture 15"/>
             <wp:cNvGraphicFramePr>
               <a:graphicFrameLocks noChangeAspect="1"/>
@@ -4154,7 +5756,7 @@
                   <pic:spPr>
                     <a:xfrm>
                       <a:off x="0" y="0"/>
-                      <a:ext cx="5029200" cy="2791968"/>
+                      <a:ext cx="5029200" cy="4261104"/>
                     </a:xfrm>
                     <a:prstGeom prst="rect"/>
                   </pic:spPr>
@@ -4198,13 +5800,13 @@
           <w:color w:val="646363"/>
           <w:sz w:val="20"/>
         </w:rPr>
-        <w:t>. Diagrama de flujo de generación del plugin local_platform_access</w:t>
+        <w:t>. Diagrama de arquitectura del plugin local_platform_access</w:t>
       </w:r>
     </w:p>
     <w:p/>
     <w:p>
       <w:r>
-        <w:t>7.7 Optimizaciones de Rendimiento</w:t>
+        <w:t>7.5 Capabilities y Seguridad</w:t>
       </w:r>
     </w:p>
     <w:p>
@@ -4217,7 +5819,7 @@
           <w:b/>
           <w:sz w:val="28"/>
         </w:rPr>
-        <w:t>7.7 Optimizaciones de Rendimiento</w:t>
+        <w:t>7.5 Capabilities y Seguridad</w:t>
       </w:r>
     </w:p>
     <w:p>
@@ -4231,7 +5833,7 @@
           <w:i w:val="0"/>
           <w:sz w:val="22"/>
         </w:rPr>
-        <w:t>Para manejar la generación masiva de registros, el plugin implementa varias técnicas de optimización:</w:t>
+        <w:t>Dado el potencial impacto en el rendimiento de la base de datos, el plugin implementa controles estrictos de acceso.</w:t>
       </w:r>
     </w:p>
     <w:p>
@@ -4253,7 +5855,7 @@
         <w:fldChar w:fldCharType="separate"/>
       </w:r>
       <w:r>
-        <w:t>10</w:t>
+        <w:t>15</w:t>
       </w:r>
       <w:r>
         <w:fldChar w:fldCharType="end"/>
@@ -4264,7 +5866,7 @@
           <w:color w:val="646363"/>
           <w:sz w:val="20"/>
         </w:rPr>
-        <w:t>. Técnicas de optimización implementadas</w:t>
+        <w:t>. Capabilities del plugin local_platform_access</w:t>
       </w:r>
     </w:p>
     <w:tbl>
@@ -4291,6 +5893,412 @@
                 <w:b/>
                 <w:color w:val="FFFFFF"/>
               </w:rPr>
+              <w:t>Capability</w:t>
+            </w:r>
+          </w:p>
+        </w:tc>
+        <w:tc>
+          <w:tcPr>
+            <w:tcW w:type="dxa" w:w="2947"/>
+            <w:shd w:fill="1B9E88"/>
+          </w:tcPr>
+          <w:p>
+            <w:r>
+              <w:rPr>
+                <w:b/>
+                <w:color w:val="FFFFFF"/>
+              </w:rPr>
+              <w:t>Tipo</w:t>
+            </w:r>
+          </w:p>
+        </w:tc>
+        <w:tc>
+          <w:tcPr>
+            <w:tcW w:type="dxa" w:w="2947"/>
+            <w:shd w:fill="1B9E88"/>
+          </w:tcPr>
+          <w:p>
+            <w:r>
+              <w:rPr>
+                <w:b/>
+                <w:color w:val="FFFFFF"/>
+              </w:rPr>
+              <w:t>Propósito</w:t>
+            </w:r>
+          </w:p>
+        </w:tc>
+      </w:tr>
+      <w:tr>
+        <w:tc>
+          <w:tcPr>
+            <w:tcW w:type="dxa" w:w="2947"/>
+          </w:tcPr>
+          <w:p>
+            <w:r>
+              <w:t>local/platform_access:generate</w:t>
+            </w:r>
+          </w:p>
+        </w:tc>
+        <w:tc>
+          <w:tcPr>
+            <w:tcW w:type="dxa" w:w="2947"/>
+          </w:tcPr>
+          <w:p>
+            <w:r>
+              <w:t>write</w:t>
+            </w:r>
+          </w:p>
+        </w:tc>
+        <w:tc>
+          <w:tcPr>
+            <w:tcW w:type="dxa" w:w="2947"/>
+          </w:tcPr>
+          <w:p>
+            <w:r>
+              <w:t>Permite generar y limpiar registros de acceso</w:t>
+            </w:r>
+          </w:p>
+        </w:tc>
+      </w:tr>
+      <w:tr>
+        <w:tc>
+          <w:tcPr>
+            <w:tcW w:type="dxa" w:w="2947"/>
+          </w:tcPr>
+          <w:p>
+            <w:r>
+              <w:t>local/platform_access:view</w:t>
+            </w:r>
+          </w:p>
+        </w:tc>
+        <w:tc>
+          <w:tcPr>
+            <w:tcW w:type="dxa" w:w="2947"/>
+          </w:tcPr>
+          <w:p>
+            <w:r>
+              <w:t>read</w:t>
+            </w:r>
+          </w:p>
+        </w:tc>
+        <w:tc>
+          <w:tcPr>
+            <w:tcW w:type="dxa" w:w="2947"/>
+          </w:tcPr>
+          <w:p>
+            <w:r>
+              <w:t>Permite ver la interfaz del generador</w:t>
+            </w:r>
+          </w:p>
+        </w:tc>
+      </w:tr>
+    </w:tbl>
+    <w:p/>
+    <w:p>
+      <w:r>
+        <w:t>7.6 Flujo de Generación de Datos</w:t>
+      </w:r>
+    </w:p>
+    <w:p>
+      <w:pPr>
+        <w:spacing w:before="240" w:after="120"/>
+        <w:outlineLvl w:val="1"/>
+      </w:pPr>
+      <w:r>
+        <w:rPr>
+          <w:b/>
+          <w:sz w:val="28"/>
+        </w:rPr>
+        <w:t>7.6 Flujo de Generación de Datos</w:t>
+      </w:r>
+    </w:p>
+    <w:p>
+      <w:pPr>
+        <w:spacing w:after="120"/>
+        <w:jc w:val="both"/>
+      </w:pPr>
+      <w:r>
+        <w:rPr>
+          <w:b w:val="0"/>
+          <w:i w:val="0"/>
+          <w:sz w:val="22"/>
+        </w:rPr>
+        <w:t>El proceso de generación permite configurar la cantidad de registros, el rango de fechas y los usuarios afectados, optimizando las inserciones mediante procesamiento por lotes.</w:t>
+      </w:r>
+    </w:p>
+    <w:p>
+      <w:pPr>
+        <w:jc w:val="center"/>
+      </w:pPr>
+      <w:r>
+        <w:drawing>
+          <wp:inline xmlns:a="http://schemas.openxmlformats.org/drawingml/2006/main" xmlns:pic="http://schemas.openxmlformats.org/drawingml/2006/picture">
+            <wp:extent cx="5029200" cy="2791968"/>
+            <wp:docPr id="16" name="Picture 16"/>
+            <wp:cNvGraphicFramePr>
+              <a:graphicFrameLocks noChangeAspect="1"/>
+            </wp:cNvGraphicFramePr>
+            <a:graphic>
+              <a:graphicData uri="http://schemas.openxmlformats.org/drawingml/2006/picture">
+                <pic:pic>
+                  <pic:nvPicPr>
+                    <pic:cNvPr id="0" name="image.png"/>
+                    <pic:cNvPicPr/>
+                  </pic:nvPicPr>
+                  <pic:blipFill>
+                    <a:blip r:embed="rId28"/>
+                    <a:stretch>
+                      <a:fillRect/>
+                    </a:stretch>
+                  </pic:blipFill>
+                  <pic:spPr>
+                    <a:xfrm>
+                      <a:off x="0" y="0"/>
+                      <a:ext cx="5029200" cy="2791968"/>
+                    </a:xfrm>
+                    <a:prstGeom prst="rect"/>
+                  </pic:spPr>
+                </pic:pic>
+              </a:graphicData>
+            </a:graphic>
+          </wp:inline>
+        </w:drawing>
+      </w:r>
+    </w:p>
+    <w:p>
+      <w:pPr>
+        <w:jc w:val="center"/>
+      </w:pPr>
+      <w:r>
+        <w:rPr>
+          <w:i/>
+          <w:color w:val="646363"/>
+          <w:sz w:val="20"/>
+        </w:rPr>
+        <w:t xml:space="preserve">Figura </w:t>
+      </w:r>
+      <w:r>
+        <w:fldChar w:fldCharType="begin"/>
+      </w:r>
+      <w:r>
+        <w:instrText xml:space="preserve"> SEQ Figura \* ARABIC </w:instrText>
+      </w:r>
+      <w:r>
+        <w:fldChar w:fldCharType="separate"/>
+      </w:r>
+      <w:r>
+        <w:t>16</w:t>
+      </w:r>
+      <w:r>
+        <w:fldChar w:fldCharType="end"/>
+      </w:r>
+      <w:r>
+        <w:rPr>
+          <w:i/>
+          <w:color w:val="646363"/>
+          <w:sz w:val="20"/>
+        </w:rPr>
+        <w:t>. Diagrama de flujo de generación del plugin local_platform_access</w:t>
+      </w:r>
+    </w:p>
+    <w:p/>
+    <w:p>
+      <w:r>
+        <w:t>7.7 Flujo de Acceso al Plugin</w:t>
+      </w:r>
+    </w:p>
+    <w:p>
+      <w:pPr>
+        <w:spacing w:before="240" w:after="120"/>
+        <w:outlineLvl w:val="1"/>
+      </w:pPr>
+      <w:r>
+        <w:rPr>
+          <w:b/>
+          <w:sz w:val="28"/>
+        </w:rPr>
+        <w:t>7.7 Flujo de Acceso al Plugin</w:t>
+      </w:r>
+    </w:p>
+    <w:p>
+      <w:pPr>
+        <w:spacing w:after="120"/>
+        <w:jc w:val="both"/>
+      </w:pPr>
+      <w:r>
+        <w:rPr>
+          <w:b w:val="0"/>
+          <w:i w:val="0"/>
+          <w:sz w:val="22"/>
+        </w:rPr>
+        <w:t>El acceso al plugin sigue un flujo controlado que incluye validación de permisos, confirmación del usuario y ejecución supervisada con barra de progreso.</w:t>
+      </w:r>
+    </w:p>
+    <w:p>
+      <w:pPr>
+        <w:jc w:val="center"/>
+      </w:pPr>
+      <w:r>
+        <w:drawing>
+          <wp:inline xmlns:a="http://schemas.openxmlformats.org/drawingml/2006/main" xmlns:pic="http://schemas.openxmlformats.org/drawingml/2006/picture">
+            <wp:extent cx="5029200" cy="5309616"/>
+            <wp:docPr id="17" name="Picture 17"/>
+            <wp:cNvGraphicFramePr>
+              <a:graphicFrameLocks noChangeAspect="1"/>
+            </wp:cNvGraphicFramePr>
+            <a:graphic>
+              <a:graphicData uri="http://schemas.openxmlformats.org/drawingml/2006/picture">
+                <pic:pic>
+                  <pic:nvPicPr>
+                    <pic:cNvPr id="0" name="image.png"/>
+                    <pic:cNvPicPr/>
+                  </pic:nvPicPr>
+                  <pic:blipFill>
+                    <a:blip r:embed="rId29"/>
+                    <a:stretch>
+                      <a:fillRect/>
+                    </a:stretch>
+                  </pic:blipFill>
+                  <pic:spPr>
+                    <a:xfrm>
+                      <a:off x="0" y="0"/>
+                      <a:ext cx="5029200" cy="5309616"/>
+                    </a:xfrm>
+                    <a:prstGeom prst="rect"/>
+                  </pic:spPr>
+                </pic:pic>
+              </a:graphicData>
+            </a:graphic>
+          </wp:inline>
+        </w:drawing>
+      </w:r>
+    </w:p>
+    <w:p>
+      <w:pPr>
+        <w:jc w:val="center"/>
+      </w:pPr>
+      <w:r>
+        <w:rPr>
+          <w:i/>
+          <w:color w:val="646363"/>
+          <w:sz w:val="20"/>
+        </w:rPr>
+        <w:t xml:space="preserve">Figura </w:t>
+      </w:r>
+      <w:r>
+        <w:fldChar w:fldCharType="begin"/>
+      </w:r>
+      <w:r>
+        <w:instrText xml:space="preserve"> SEQ Figura \* ARABIC </w:instrText>
+      </w:r>
+      <w:r>
+        <w:fldChar w:fldCharType="separate"/>
+      </w:r>
+      <w:r>
+        <w:t>17</w:t>
+      </w:r>
+      <w:r>
+        <w:fldChar w:fldCharType="end"/>
+      </w:r>
+      <w:r>
+        <w:rPr>
+          <w:i/>
+          <w:color w:val="646363"/>
+          <w:sz w:val="20"/>
+        </w:rPr>
+        <w:t>. Flujo de acceso y ejecución del plugin local_platform_access</w:t>
+      </w:r>
+    </w:p>
+    <w:p/>
+    <w:p>
+      <w:r>
+        <w:t>7.8 Optimizaciones de Rendimiento</w:t>
+      </w:r>
+    </w:p>
+    <w:p>
+      <w:pPr>
+        <w:spacing w:before="240" w:after="120"/>
+        <w:outlineLvl w:val="1"/>
+      </w:pPr>
+      <w:r>
+        <w:rPr>
+          <w:b/>
+          <w:sz w:val="28"/>
+        </w:rPr>
+        <w:t>7.8 Optimizaciones de Rendimiento</w:t>
+      </w:r>
+    </w:p>
+    <w:p>
+      <w:pPr>
+        <w:spacing w:after="120"/>
+        <w:jc w:val="both"/>
+      </w:pPr>
+      <w:r>
+        <w:rPr>
+          <w:b w:val="0"/>
+          <w:i w:val="0"/>
+          <w:sz w:val="22"/>
+        </w:rPr>
+        <w:t>Para manejar la generación masiva de registros, el plugin implementa varias técnicas de optimización:</w:t>
+      </w:r>
+    </w:p>
+    <w:p>
+      <w:r>
+        <w:rPr>
+          <w:i/>
+          <w:color w:val="646363"/>
+          <w:sz w:val="20"/>
+        </w:rPr>
+        <w:t xml:space="preserve">Tabla </w:t>
+      </w:r>
+      <w:r>
+        <w:fldChar w:fldCharType="begin"/>
+      </w:r>
+      <w:r>
+        <w:instrText xml:space="preserve"> SEQ Tabla \* ARABIC </w:instrText>
+      </w:r>
+      <w:r>
+        <w:fldChar w:fldCharType="separate"/>
+      </w:r>
+      <w:r>
+        <w:t>16</w:t>
+      </w:r>
+      <w:r>
+        <w:fldChar w:fldCharType="end"/>
+      </w:r>
+      <w:r>
+        <w:rPr>
+          <w:i/>
+          <w:color w:val="646363"/>
+          <w:sz w:val="20"/>
+        </w:rPr>
+        <w:t>. Técnicas de optimización implementadas</w:t>
+      </w:r>
+    </w:p>
+    <w:tbl>
+      <w:tblPr>
+        <w:tblStyle w:val="Tablaconcuadrcula"/>
+        <w:tblW w:type="auto" w:w="0"/>
+        <w:jc w:val="center"/>
+        <w:tblLook w:firstColumn="1" w:firstRow="1" w:lastColumn="0" w:lastRow="0" w:noHBand="0" w:noVBand="1" w:val="04A0"/>
+      </w:tblPr>
+      <w:tblGrid>
+        <w:gridCol w:w="2947"/>
+        <w:gridCol w:w="2947"/>
+        <w:gridCol w:w="2947"/>
+      </w:tblGrid>
+      <w:tr>
+        <w:tc>
+          <w:tcPr>
+            <w:tcW w:type="dxa" w:w="2947"/>
+            <w:shd w:fill="1B9E88"/>
+          </w:tcPr>
+          <w:p>
+            <w:r>
+              <w:rPr>
+                <w:b/>
+                <w:color w:val="FFFFFF"/>
+              </w:rPr>
               <w:t>Técnica</w:t>
             </w:r>
           </w:p>
@@ -4520,6 +6528,522 @@
       </w:tr>
     </w:tbl>
     <w:p/>
+    <w:p>
+      <w:r>
+        <w:t>7.9 Base de Datos</w:t>
+      </w:r>
+    </w:p>
+    <w:p>
+      <w:pPr>
+        <w:spacing w:before="240" w:after="120"/>
+        <w:outlineLvl w:val="1"/>
+      </w:pPr>
+      <w:r>
+        <w:rPr>
+          <w:b/>
+          <w:sz w:val="28"/>
+        </w:rPr>
+        <w:t>7.9 Base de Datos</w:t>
+      </w:r>
+    </w:p>
+    <w:p>
+      <w:pPr>
+        <w:spacing w:after="120"/>
+        <w:jc w:val="both"/>
+      </w:pPr>
+      <w:r>
+        <w:rPr>
+          <w:b w:val="0"/>
+          <w:i w:val="0"/>
+          <w:sz w:val="22"/>
+        </w:rPr>
+        <w:t>Este plugin no crea tablas propias, pero utiliza múltiples tablas existentes de Moodle e IOMAD para generar e insertar los registros de acceso.</w:t>
+      </w:r>
+    </w:p>
+    <w:p>
+      <w:r>
+        <w:rPr>
+          <w:i/>
+          <w:color w:val="646363"/>
+          <w:sz w:val="20"/>
+        </w:rPr>
+        <w:t xml:space="preserve">Tabla </w:t>
+      </w:r>
+      <w:r>
+        <w:fldChar w:fldCharType="begin"/>
+      </w:r>
+      <w:r>
+        <w:instrText xml:space="preserve"> SEQ Tabla \* ARABIC </w:instrText>
+      </w:r>
+      <w:r>
+        <w:fldChar w:fldCharType="separate"/>
+      </w:r>
+      <w:r>
+        <w:t>17</w:t>
+      </w:r>
+      <w:r>
+        <w:fldChar w:fldCharType="end"/>
+      </w:r>
+      <w:r>
+        <w:rPr>
+          <w:i/>
+          <w:color w:val="646363"/>
+          <w:sz w:val="20"/>
+        </w:rPr>
+        <w:t>. Tablas de Moodle utilizadas por local_platform_access</w:t>
+      </w:r>
+    </w:p>
+    <w:tbl>
+      <w:tblPr>
+        <w:tblStyle w:val="Tablaconcuadrcula"/>
+        <w:tblW w:type="auto" w:w="0"/>
+        <w:jc w:val="center"/>
+        <w:tblLook w:firstColumn="1" w:firstRow="1" w:lastColumn="0" w:lastRow="0" w:noHBand="0" w:noVBand="1" w:val="04A0"/>
+      </w:tblPr>
+      <w:tblGrid>
+        <w:gridCol w:w="2947"/>
+        <w:gridCol w:w="2947"/>
+        <w:gridCol w:w="2947"/>
+      </w:tblGrid>
+      <w:tr>
+        <w:tc>
+          <w:tcPr>
+            <w:tcW w:type="dxa" w:w="2947"/>
+            <w:shd w:fill="1B9E88"/>
+          </w:tcPr>
+          <w:p>
+            <w:r>
+              <w:rPr>
+                <w:b/>
+                <w:color w:val="FFFFFF"/>
+              </w:rPr>
+              <w:t>Tabla</w:t>
+            </w:r>
+          </w:p>
+        </w:tc>
+        <w:tc>
+          <w:tcPr>
+            <w:tcW w:type="dxa" w:w="2947"/>
+            <w:shd w:fill="1B9E88"/>
+          </w:tcPr>
+          <w:p>
+            <w:r>
+              <w:rPr>
+                <w:b/>
+                <w:color w:val="FFFFFF"/>
+              </w:rPr>
+              <w:t>Operación</w:t>
+            </w:r>
+          </w:p>
+        </w:tc>
+        <w:tc>
+          <w:tcPr>
+            <w:tcW w:type="dxa" w:w="2947"/>
+            <w:shd w:fill="1B9E88"/>
+          </w:tcPr>
+          <w:p>
+            <w:r>
+              <w:rPr>
+                <w:b/>
+                <w:color w:val="FFFFFF"/>
+              </w:rPr>
+              <w:t>Propósito</w:t>
+            </w:r>
+          </w:p>
+        </w:tc>
+      </w:tr>
+      <w:tr>
+        <w:tc>
+          <w:tcPr>
+            <w:tcW w:type="dxa" w:w="2947"/>
+          </w:tcPr>
+          <w:p>
+            <w:r>
+              <w:t>logstore_standard_log</w:t>
+            </w:r>
+          </w:p>
+        </w:tc>
+        <w:tc>
+          <w:tcPr>
+            <w:tcW w:type="dxa" w:w="2947"/>
+          </w:tcPr>
+          <w:p>
+            <w:r>
+              <w:t>INSERT masivo</w:t>
+            </w:r>
+          </w:p>
+        </w:tc>
+        <w:tc>
+          <w:tcPr>
+            <w:tcW w:type="dxa" w:w="2947"/>
+          </w:tcPr>
+          <w:p>
+            <w:r>
+              <w:t>Registros de eventos de log (logins, vistas de cur...</w:t>
+            </w:r>
+          </w:p>
+        </w:tc>
+      </w:tr>
+      <w:tr>
+        <w:tc>
+          <w:tcPr>
+            <w:tcW w:type="dxa" w:w="2947"/>
+          </w:tcPr>
+          <w:p>
+            <w:r>
+              <w:t>user</w:t>
+            </w:r>
+          </w:p>
+        </w:tc>
+        <w:tc>
+          <w:tcPr>
+            <w:tcW w:type="dxa" w:w="2947"/>
+          </w:tcPr>
+          <w:p>
+            <w:r>
+              <w:t>UPDATE</w:t>
+            </w:r>
+          </w:p>
+        </w:tc>
+        <w:tc>
+          <w:tcPr>
+            <w:tcW w:type="dxa" w:w="2947"/>
+          </w:tcPr>
+          <w:p>
+            <w:r>
+              <w:t>Actualización de campos de acceso (firstaccess, la...</w:t>
+            </w:r>
+          </w:p>
+        </w:tc>
+      </w:tr>
+      <w:tr>
+        <w:tc>
+          <w:tcPr>
+            <w:tcW w:type="dxa" w:w="2947"/>
+          </w:tcPr>
+          <w:p>
+            <w:r>
+              <w:t>user_lastaccess</w:t>
+            </w:r>
+          </w:p>
+        </w:tc>
+        <w:tc>
+          <w:tcPr>
+            <w:tcW w:type="dxa" w:w="2947"/>
+          </w:tcPr>
+          <w:p>
+            <w:r>
+              <w:t>INSERT/UPDATE</w:t>
+            </w:r>
+          </w:p>
+        </w:tc>
+        <w:tc>
+          <w:tcPr>
+            <w:tcW w:type="dxa" w:w="2947"/>
+          </w:tcPr>
+          <w:p>
+            <w:r>
+              <w:t>Último acceso de usuarios a cursos específicos</w:t>
+            </w:r>
+          </w:p>
+        </w:tc>
+      </w:tr>
+      <w:tr>
+        <w:tc>
+          <w:tcPr>
+            <w:tcW w:type="dxa" w:w="2947"/>
+          </w:tcPr>
+          <w:p>
+            <w:r>
+              <w:t>course_modules_completion</w:t>
+            </w:r>
+          </w:p>
+        </w:tc>
+        <w:tc>
+          <w:tcPr>
+            <w:tcW w:type="dxa" w:w="2947"/>
+          </w:tcPr>
+          <w:p>
+            <w:r>
+              <w:t>INSERT masivo</w:t>
+            </w:r>
+          </w:p>
+        </w:tc>
+        <w:tc>
+          <w:tcPr>
+            <w:tcW w:type="dxa" w:w="2947"/>
+          </w:tcPr>
+          <w:p>
+            <w:r>
+              <w:t>Estado de finalización de actividades</w:t>
+            </w:r>
+          </w:p>
+        </w:tc>
+      </w:tr>
+      <w:tr>
+        <w:tc>
+          <w:tcPr>
+            <w:tcW w:type="dxa" w:w="2947"/>
+          </w:tcPr>
+          <w:p>
+            <w:r>
+              <w:t>course_modules_viewed</w:t>
+            </w:r>
+          </w:p>
+        </w:tc>
+        <w:tc>
+          <w:tcPr>
+            <w:tcW w:type="dxa" w:w="2947"/>
+          </w:tcPr>
+          <w:p>
+            <w:r>
+              <w:t>INSERT masivo</w:t>
+            </w:r>
+          </w:p>
+        </w:tc>
+        <w:tc>
+          <w:tcPr>
+            <w:tcW w:type="dxa" w:w="2947"/>
+          </w:tcPr>
+          <w:p>
+            <w:r>
+              <w:t>Registro de visualizaciones de módulos (si tabla e...</w:t>
+            </w:r>
+          </w:p>
+        </w:tc>
+      </w:tr>
+      <w:tr>
+        <w:tc>
+          <w:tcPr>
+            <w:tcW w:type="dxa" w:w="2947"/>
+          </w:tcPr>
+          <w:p>
+            <w:r>
+              <w:t>course_completions</w:t>
+            </w:r>
+          </w:p>
+        </w:tc>
+        <w:tc>
+          <w:tcPr>
+            <w:tcW w:type="dxa" w:w="2947"/>
+          </w:tcPr>
+          <w:p>
+            <w:r>
+              <w:t>INSERT</w:t>
+            </w:r>
+          </w:p>
+        </w:tc>
+        <w:tc>
+          <w:tcPr>
+            <w:tcW w:type="dxa" w:w="2947"/>
+          </w:tcPr>
+          <w:p>
+            <w:r>
+              <w:t>Finalizaciones de cursos</w:t>
+            </w:r>
+          </w:p>
+        </w:tc>
+      </w:tr>
+    </w:tbl>
+    <w:p/>
+    <w:p>
+      <w:r>
+        <w:t>7.10 Casos de Uso</w:t>
+      </w:r>
+    </w:p>
+    <w:p>
+      <w:pPr>
+        <w:spacing w:before="240" w:after="120"/>
+        <w:outlineLvl w:val="1"/>
+      </w:pPr>
+      <w:r>
+        <w:rPr>
+          <w:b/>
+          <w:sz w:val="28"/>
+        </w:rPr>
+        <w:t>7.10 Casos de Uso</w:t>
+      </w:r>
+    </w:p>
+    <w:p>
+      <w:pPr>
+        <w:spacing w:after="120"/>
+        <w:jc w:val="both"/>
+      </w:pPr>
+      <w:r>
+        <w:rPr>
+          <w:b w:val="0"/>
+          <w:i w:val="0"/>
+          <w:sz w:val="22"/>
+        </w:rPr>
+        <w:t>El plugin está diseñado para los siguientes escenarios:</w:t>
+      </w:r>
+    </w:p>
+    <w:p>
+      <w:pPr>
+        <w:spacing w:after="60"/>
+        <w:ind w:left="720"/>
+      </w:pPr>
+      <w:r>
+        <w:rPr>
+          <w:sz w:val="22"/>
+        </w:rPr>
+        <w:t>• Generación de datos de prueba para desarrollo</w:t>
+      </w:r>
+    </w:p>
+    <w:p>
+      <w:pPr>
+        <w:spacing w:after="60"/>
+        <w:ind w:left="720"/>
+      </w:pPr>
+      <w:r>
+        <w:rPr>
+          <w:sz w:val="22"/>
+        </w:rPr>
+        <w:t>• Población de registros históricos para análisis</w:t>
+      </w:r>
+    </w:p>
+    <w:p>
+      <w:pPr>
+        <w:spacing w:after="60"/>
+        <w:ind w:left="720"/>
+      </w:pPr>
+      <w:r>
+        <w:rPr>
+          <w:sz w:val="22"/>
+        </w:rPr>
+        <w:t>• Testing de reportes y dashboards</w:t>
+      </w:r>
+    </w:p>
+    <w:p>
+      <w:pPr>
+        <w:spacing w:after="60"/>
+        <w:ind w:left="720"/>
+      </w:pPr>
+      <w:r>
+        <w:rPr>
+          <w:sz w:val="22"/>
+        </w:rPr>
+        <w:t>• Simulación de actividad de usuario para demos</w:t>
+      </w:r>
+    </w:p>
+    <w:p>
+      <w:pPr>
+        <w:spacing w:after="60"/>
+        <w:ind w:left="720"/>
+      </w:pPr>
+      <w:r>
+        <w:rPr>
+          <w:sz w:val="22"/>
+        </w:rPr>
+        <w:t>• Validación de rendimiento de queries de reportes</w:t>
+      </w:r>
+    </w:p>
+    <w:p>
+      <w:r>
+        <w:t>7.11 Integración con IOMAD</w:t>
+      </w:r>
+    </w:p>
+    <w:p>
+      <w:pPr>
+        <w:spacing w:before="240" w:after="120"/>
+        <w:outlineLvl w:val="1"/>
+      </w:pPr>
+      <w:r>
+        <w:rPr>
+          <w:b/>
+          <w:sz w:val="28"/>
+        </w:rPr>
+        <w:t>7.11 Integración con IOMAD</w:t>
+      </w:r>
+    </w:p>
+    <w:p>
+      <w:pPr>
+        <w:spacing w:after="120"/>
+        <w:jc w:val="both"/>
+      </w:pPr>
+      <w:r>
+        <w:rPr>
+          <w:b w:val="0"/>
+          <w:i w:val="0"/>
+          <w:sz w:val="22"/>
+        </w:rPr>
+        <w:t>El plugin se integra completamente con IOMAD para entornos multi-empresa, permitiendo filtrar y generar datos por empresa específica.</w:t>
+      </w:r>
+    </w:p>
+    <w:p>
+      <w:pPr>
+        <w:spacing w:after="60"/>
+        <w:ind w:left="720"/>
+      </w:pPr>
+      <w:r>
+        <w:rPr>
+          <w:sz w:val="22"/>
+        </w:rPr>
+        <w:t>• Selector de empresa en formulario</w:t>
+      </w:r>
+    </w:p>
+    <w:p>
+      <w:pPr>
+        <w:spacing w:after="60"/>
+        <w:ind w:left="720"/>
+      </w:pPr>
+      <w:r>
+        <w:rPr>
+          <w:sz w:val="22"/>
+        </w:rPr>
+        <w:t>• Filtrado de usuarios por empresa</w:t>
+      </w:r>
+    </w:p>
+    <w:p>
+      <w:pPr>
+        <w:spacing w:after="60"/>
+        <w:ind w:left="720"/>
+      </w:pPr>
+      <w:r>
+        <w:rPr>
+          <w:sz w:val="22"/>
+        </w:rPr>
+        <w:t>• Filtrado de cursos por empresa</w:t>
+      </w:r>
+    </w:p>
+    <w:p>
+      <w:pPr>
+        <w:spacing w:after="60"/>
+        <w:ind w:left="720"/>
+      </w:pPr>
+      <w:r>
+        <w:rPr>
+          <w:sz w:val="22"/>
+        </w:rPr>
+        <w:t>• Actualización de estadísticas en local_report_user_logins</w:t>
+      </w:r>
+    </w:p>
+    <w:p>
+      <w:pPr>
+        <w:spacing w:after="60"/>
+        <w:ind w:left="720"/>
+      </w:pPr>
+      <w:r>
+        <w:rPr>
+          <w:sz w:val="22"/>
+        </w:rPr>
+        <w:t>• Respeto de suspensiones a nivel empresa</w:t>
+      </w:r>
+    </w:p>
+    <w:p>
+      <w:pPr>
+        <w:spacing w:after="120"/>
+        <w:jc w:val="both"/>
+      </w:pPr>
+      <w:r>
+        <w:rPr>
+          <w:b w:val="0"/>
+          <w:i w:val="0"/>
+          <w:sz w:val="22"/>
+        </w:rPr>
+        <w:t>Funciona en Moodle estándar (ignora tablas IOMAD si no existen)</w:t>
+      </w:r>
+    </w:p>
     <w:p>
       <w:r>
         <w:br w:type="page"/>

--- a/docs/informe_tecnico/output/INFORME_TECNICO_FGCT17_2025.docx
+++ b/docs/informe_tecnico/output/INFORME_TECNICO_FGCT17_2025.docx
@@ -119,11 +119,16 @@
     </w:p>
     <w:p>
       <w:pPr>
-        <w:pStyle w:val="Ttulo1"/>
         <w:spacing w:before="360" w:after="120"/>
         <w:outlineLvl w:val="0"/>
       </w:pPr>
       <w:r>
+        <w:rPr>
+          <w:rFonts w:ascii="Arial" w:hAnsi="Arial"/>
+          <w:b/>
+          <w:color w:val="1B9E88"/>
+          <w:sz w:val="32"/>
+        </w:rPr>
         <w:t>TABLA DE CONTENIDO</w:t>
       </w:r>
     </w:p>
@@ -151,11 +156,16 @@
     </w:p>
     <w:p>
       <w:pPr>
-        <w:pStyle w:val="Ttulo1"/>
         <w:spacing w:before="360" w:after="120"/>
         <w:outlineLvl w:val="0"/>
       </w:pPr>
       <w:r>
+        <w:rPr>
+          <w:rFonts w:ascii="Arial" w:hAnsi="Arial"/>
+          <w:b/>
+          <w:color w:val="1B9E88"/>
+          <w:sz w:val="32"/>
+        </w:rPr>
         <w:t>LISTA DE ILUSTRACIONES</w:t>
       </w:r>
     </w:p>
@@ -183,11 +193,16 @@
     </w:p>
     <w:p>
       <w:pPr>
-        <w:pStyle w:val="Ttulo1"/>
         <w:spacing w:before="360" w:after="120"/>
         <w:outlineLvl w:val="0"/>
       </w:pPr>
       <w:r>
+        <w:rPr>
+          <w:rFonts w:ascii="Arial" w:hAnsi="Arial"/>
+          <w:b/>
+          <w:color w:val="1B9E88"/>
+          <w:sz w:val="32"/>
+        </w:rPr>
         <w:t>LISTA DE TABLAS</w:t>
       </w:r>
     </w:p>
@@ -215,11 +230,16 @@
     </w:p>
     <w:p>
       <w:pPr>
-        <w:pStyle w:val="Ttulo1"/>
         <w:spacing w:before="360" w:after="120"/>
         <w:outlineLvl w:val="0"/>
       </w:pPr>
       <w:r>
+        <w:rPr>
+          <w:rFonts w:ascii="Arial" w:hAnsi="Arial"/>
+          <w:b/>
+          <w:color w:val="1B9E88"/>
+          <w:sz w:val="32"/>
+        </w:rPr>
         <w:t>1. INTRODUCCIÓN</w:t>
       </w:r>
     </w:p>
@@ -239,17 +259,17 @@
     </w:p>
     <w:p>
       <w:pPr>
-        <w:pStyle w:val="Ttulo1"/>
         <w:spacing w:before="360" w:after="120"/>
         <w:outlineLvl w:val="0"/>
       </w:pPr>
       <w:r>
+        <w:rPr>
+          <w:rFonts w:ascii="Arial" w:hAnsi="Arial"/>
+          <w:b/>
+          <w:color w:val="1B9E88"/>
+          <w:sz w:val="32"/>
+        </w:rPr>
         <w:t>2. OBJETIVOS</w:t>
-      </w:r>
-    </w:p>
-    <w:p>
-      <w:r>
-        <w:t>2.1 Objetivo General</w:t>
       </w:r>
     </w:p>
     <w:p>
@@ -259,7 +279,9 @@
       </w:pPr>
       <w:r>
         <w:rPr>
+          <w:rFonts w:ascii="Arial" w:hAnsi="Arial"/>
           <w:b/>
+          <w:color w:val="646363"/>
           <w:sz w:val="28"/>
         </w:rPr>
         <w:t>2.1 Objetivo General</w:t>
@@ -280,18 +302,15 @@
       </w:r>
     </w:p>
     <w:p>
-      <w:r>
-        <w:t>2.2 Objetivos Específicos</w:t>
-      </w:r>
-    </w:p>
-    <w:p>
       <w:pPr>
         <w:spacing w:before="240" w:after="120"/>
         <w:outlineLvl w:val="1"/>
       </w:pPr>
       <w:r>
         <w:rPr>
+          <w:rFonts w:ascii="Arial" w:hAnsi="Arial"/>
           <w:b/>
+          <w:color w:val="646363"/>
           <w:sz w:val="28"/>
         </w:rPr>
         <w:t>2.2 Objetivos Específicos</w:t>
@@ -359,11 +378,16 @@
     </w:p>
     <w:p>
       <w:pPr>
-        <w:pStyle w:val="Ttulo1"/>
         <w:spacing w:before="360" w:after="120"/>
         <w:outlineLvl w:val="0"/>
       </w:pPr>
       <w:r>
+        <w:rPr>
+          <w:rFonts w:ascii="Arial" w:hAnsi="Arial"/>
+          <w:b/>
+          <w:color w:val="1B9E88"/>
+          <w:sz w:val="32"/>
+        </w:rPr>
         <w:t>3. ALCANCE</w:t>
       </w:r>
     </w:p>
@@ -419,11 +443,16 @@
     </w:p>
     <w:p>
       <w:pPr>
-        <w:pStyle w:val="Ttulo1"/>
         <w:spacing w:before="360" w:after="120"/>
         <w:outlineLvl w:val="0"/>
       </w:pPr>
       <w:r>
+        <w:rPr>
+          <w:rFonts w:ascii="Arial" w:hAnsi="Arial"/>
+          <w:b/>
+          <w:color w:val="1B9E88"/>
+          <w:sz w:val="32"/>
+        </w:rPr>
         <w:t>4. TECNOLOGÍAS UTILIZADAS</w:t>
       </w:r>
     </w:p>
@@ -734,17 +763,17 @@
     </w:p>
     <w:p>
       <w:pPr>
-        <w:pStyle w:val="Ttulo1"/>
         <w:spacing w:before="360" w:after="120"/>
         <w:outlineLvl w:val="0"/>
       </w:pPr>
       <w:r>
+        <w:rPr>
+          <w:rFonts w:ascii="Arial" w:hAnsi="Arial"/>
+          <w:b/>
+          <w:color w:val="1B9E88"/>
+          <w:sz w:val="32"/>
+        </w:rPr>
         <w:t>5. PLUGIN LOCAL_JOBBOARD</w:t>
-      </w:r>
-    </w:p>
-    <w:p>
-      <w:r>
-        <w:t>5.1 Descripción General</w:t>
       </w:r>
     </w:p>
     <w:p>
@@ -754,7 +783,9 @@
       </w:pPr>
       <w:r>
         <w:rPr>
+          <w:rFonts w:ascii="Arial" w:hAnsi="Arial"/>
           <w:b/>
+          <w:color w:val="646363"/>
           <w:sz w:val="28"/>
         </w:rPr>
         <w:t>5.1 Descripción General</w:t>
@@ -789,18 +820,15 @@
       </w:r>
     </w:p>
     <w:p>
-      <w:r>
-        <w:t>5.2 Información de Versión</w:t>
-      </w:r>
-    </w:p>
-    <w:p>
       <w:pPr>
         <w:spacing w:before="240" w:after="120"/>
         <w:outlineLvl w:val="1"/>
       </w:pPr>
       <w:r>
         <w:rPr>
+          <w:rFonts w:ascii="Arial" w:hAnsi="Arial"/>
           <w:b/>
+          <w:color w:val="646363"/>
           <w:sz w:val="28"/>
         </w:rPr>
         <w:t>5.2 Información de Versión</w:t>
@@ -1039,18 +1067,15 @@
     </w:tbl>
     <w:p/>
     <w:p>
-      <w:r>
-        <w:t>5.3 Estructura del Plugin</w:t>
-      </w:r>
-    </w:p>
-    <w:p>
       <w:pPr>
         <w:spacing w:before="240" w:after="120"/>
         <w:outlineLvl w:val="1"/>
       </w:pPr>
       <w:r>
         <w:rPr>
+          <w:rFonts w:ascii="Arial" w:hAnsi="Arial"/>
           <w:b/>
+          <w:color w:val="646363"/>
           <w:sz w:val="28"/>
         </w:rPr>
         <w:t>5.3 Estructura del Plugin</w:t>
@@ -1147,18 +1172,15 @@
     </w:p>
     <w:p/>
     <w:p>
-      <w:r>
-        <w:t>5.4 Arquitectura del Sistema</w:t>
-      </w:r>
-    </w:p>
-    <w:p>
       <w:pPr>
         <w:spacing w:before="240" w:after="120"/>
         <w:outlineLvl w:val="1"/>
       </w:pPr>
       <w:r>
         <w:rPr>
+          <w:rFonts w:ascii="Arial" w:hAnsi="Arial"/>
           <w:b/>
+          <w:color w:val="646363"/>
           <w:sz w:val="28"/>
         </w:rPr>
         <w:t>5.4 Arquitectura del Sistema</w:t>
@@ -1255,18 +1277,15 @@
     </w:p>
     <w:p/>
     <w:p>
-      <w:r>
-        <w:t>5.5 Casos de Uso</w:t>
-      </w:r>
-    </w:p>
-    <w:p>
       <w:pPr>
         <w:spacing w:before="240" w:after="120"/>
         <w:outlineLvl w:val="1"/>
       </w:pPr>
       <w:r>
         <w:rPr>
+          <w:rFonts w:ascii="Arial" w:hAnsi="Arial"/>
           <w:b/>
+          <w:color w:val="646363"/>
           <w:sz w:val="28"/>
         </w:rPr>
         <w:t>5.5 Casos de Uso</w:t>
@@ -1363,18 +1382,15 @@
     </w:p>
     <w:p/>
     <w:p>
-      <w:r>
-        <w:t>5.6 Base de Datos</w:t>
-      </w:r>
-    </w:p>
-    <w:p>
       <w:pPr>
         <w:spacing w:before="240" w:after="120"/>
         <w:outlineLvl w:val="1"/>
       </w:pPr>
       <w:r>
         <w:rPr>
+          <w:rFonts w:ascii="Arial" w:hAnsi="Arial"/>
           <w:b/>
+          <w:color w:val="646363"/>
           <w:sz w:val="28"/>
         </w:rPr>
         <w:t>5.6 Base de Datos</w:t>
@@ -1725,18 +1741,15 @@
     </w:p>
     <w:p/>
     <w:p>
-      <w:r>
-        <w:t>5.7 Clases Principales</w:t>
-      </w:r>
-    </w:p>
-    <w:p>
       <w:pPr>
         <w:spacing w:before="240" w:after="120"/>
         <w:outlineLvl w:val="1"/>
       </w:pPr>
       <w:r>
         <w:rPr>
+          <w:rFonts w:ascii="Arial" w:hAnsi="Arial"/>
           <w:b/>
+          <w:color w:val="646363"/>
           <w:sz w:val="28"/>
         </w:rPr>
         <w:t>5.7 Clases Principales</w:t>
@@ -1833,18 +1846,15 @@
     </w:p>
     <w:p/>
     <w:p>
-      <w:r>
-        <w:t>5.8 Servicios Web</w:t>
-      </w:r>
-    </w:p>
-    <w:p>
       <w:pPr>
         <w:spacing w:before="240" w:after="120"/>
         <w:outlineLvl w:val="1"/>
       </w:pPr>
       <w:r>
         <w:rPr>
+          <w:rFonts w:ascii="Arial" w:hAnsi="Arial"/>
           <w:b/>
+          <w:color w:val="646363"/>
           <w:sz w:val="28"/>
         </w:rPr>
         <w:t>5.8 Servicios Web</w:t>
@@ -2195,18 +2205,15 @@
     </w:tbl>
     <w:p/>
     <w:p>
-      <w:r>
-        <w:t>5.9 Flujos de Trabajo</w:t>
-      </w:r>
-    </w:p>
-    <w:p>
       <w:pPr>
         <w:spacing w:before="240" w:after="120"/>
         <w:outlineLvl w:val="1"/>
       </w:pPr>
       <w:r>
         <w:rPr>
+          <w:rFonts w:ascii="Arial" w:hAnsi="Arial"/>
           <w:b/>
+          <w:color w:val="646363"/>
           <w:sz w:val="28"/>
         </w:rPr>
         <w:t>5.9 Flujos de Trabajo</w:t>
@@ -2214,11 +2221,16 @@
     </w:p>
     <w:p>
       <w:pPr>
-        <w:pStyle w:val="Ttulo3"/>
         <w:spacing w:before="240" w:after="120"/>
         <w:outlineLvl w:val="2"/>
       </w:pPr>
       <w:r>
+        <w:rPr>
+          <w:rFonts w:ascii="Arial" w:hAnsi="Arial"/>
+          <w:b/>
+          <w:color w:val="000000"/>
+          <w:sz w:val="24"/>
+        </w:rPr>
         <w:t>5.9.1 Flujo de Estados de Vacante</w:t>
       </w:r>
     </w:p>
@@ -2314,11 +2326,16 @@
     <w:p/>
     <w:p>
       <w:pPr>
-        <w:pStyle w:val="Ttulo3"/>
         <w:spacing w:before="240" w:after="120"/>
         <w:outlineLvl w:val="2"/>
       </w:pPr>
       <w:r>
+        <w:rPr>
+          <w:rFonts w:ascii="Arial" w:hAnsi="Arial"/>
+          <w:b/>
+          <w:color w:val="000000"/>
+          <w:sz w:val="24"/>
+        </w:rPr>
         <w:t>5.9.2 Flujo de Postulación</w:t>
       </w:r>
     </w:p>
@@ -2414,11 +2431,16 @@
     <w:p/>
     <w:p>
       <w:pPr>
-        <w:pStyle w:val="Ttulo3"/>
         <w:spacing w:before="240" w:after="120"/>
         <w:outlineLvl w:val="2"/>
       </w:pPr>
       <w:r>
+        <w:rPr>
+          <w:rFonts w:ascii="Arial" w:hAnsi="Arial"/>
+          <w:b/>
+          <w:color w:val="000000"/>
+          <w:sz w:val="24"/>
+        </w:rPr>
         <w:t>5.9.3 Ciclo de Vida de la Aplicación</w:t>
       </w:r>
     </w:p>
@@ -2499,18 +2521,15 @@
     </w:p>
     <w:p/>
     <w:p>
-      <w:r>
-        <w:t>5.10 Eventos del Sistema</w:t>
-      </w:r>
-    </w:p>
-    <w:p>
       <w:pPr>
         <w:spacing w:before="240" w:after="120"/>
         <w:outlineLvl w:val="1"/>
       </w:pPr>
       <w:r>
         <w:rPr>
+          <w:rFonts w:ascii="Arial" w:hAnsi="Arial"/>
           <w:b/>
+          <w:color w:val="646363"/>
           <w:sz w:val="28"/>
         </w:rPr>
         <w:t>5.10 Eventos del Sistema</w:t>
@@ -2881,18 +2900,15 @@
     </w:tbl>
     <w:p/>
     <w:p>
-      <w:r>
-        <w:t>5.11 Sistema de Notificaciones</w:t>
-      </w:r>
-    </w:p>
-    <w:p>
       <w:pPr>
         <w:spacing w:before="240" w:after="120"/>
         <w:outlineLvl w:val="1"/>
       </w:pPr>
       <w:r>
         <w:rPr>
+          <w:rFonts w:ascii="Arial" w:hAnsi="Arial"/>
           <w:b/>
+          <w:color w:val="646363"/>
           <w:sz w:val="28"/>
         </w:rPr>
         <w:t>5.11 Sistema de Notificaciones</w:t>
@@ -2973,18 +2989,15 @@
       </w:r>
     </w:p>
     <w:p>
-      <w:r>
-        <w:t>5.12 Sistema de Permisos</w:t>
-      </w:r>
-    </w:p>
-    <w:p>
       <w:pPr>
         <w:spacing w:before="240" w:after="120"/>
         <w:outlineLvl w:val="1"/>
       </w:pPr>
       <w:r>
         <w:rPr>
+          <w:rFonts w:ascii="Arial" w:hAnsi="Arial"/>
           <w:b/>
+          <w:color w:val="646363"/>
           <w:sz w:val="28"/>
         </w:rPr>
         <w:t>5.12 Sistema de Permisos</w:t>
@@ -3001,7 +3014,7 @@
           <w:i w:val="0"/>
           <w:sz w:val="22"/>
         </w:rPr>
-        <w:t>El plugin define 11 capabilities para controlar el acceso a las diferentes funcionalidades del sistema.</w:t>
+        <w:t>El plugin define 32 capabilities organizadas en 11 categorías para controlar el acceso a las diferentes funcionalidades del sistema.</w:t>
       </w:r>
     </w:p>
     <w:p>
@@ -3061,6 +3074,21 @@
                 <w:b/>
                 <w:color w:val="FFFFFF"/>
               </w:rPr>
+              <w:t>Categoría</w:t>
+            </w:r>
+          </w:p>
+        </w:tc>
+        <w:tc>
+          <w:tcPr>
+            <w:tcW w:type="dxa" w:w="2947"/>
+            <w:shd w:fill="1B9E88"/>
+          </w:tcPr>
+          <w:p>
+            <w:r>
+              <w:rPr>
+                <w:b/>
+                <w:color w:val="FFFFFF"/>
+              </w:rPr>
               <w:t>Capability</w:t>
             </w:r>
           </w:p>
@@ -3080,6 +3108,436 @@
             </w:r>
           </w:p>
         </w:tc>
+      </w:tr>
+      <w:tr>
+        <w:tc>
+          <w:tcPr>
+            <w:tcW w:type="dxa" w:w="2947"/>
+          </w:tcPr>
+          <w:p>
+            <w:r>
+              <w:t>Vista general</w:t>
+            </w:r>
+          </w:p>
+        </w:tc>
+        <w:tc>
+          <w:tcPr>
+            <w:tcW w:type="dxa" w:w="2947"/>
+          </w:tcPr>
+          <w:p>
+            <w:r>
+              <w:t>view</w:t>
+            </w:r>
+          </w:p>
+        </w:tc>
+        <w:tc>
+          <w:tcPr>
+            <w:tcW w:type="dxa" w:w="2947"/>
+          </w:tcPr>
+          <w:p>
+            <w:r>
+              <w:t>read</w:t>
+            </w:r>
+          </w:p>
+        </w:tc>
+      </w:tr>
+      <w:tr>
+        <w:tc>
+          <w:tcPr>
+            <w:tcW w:type="dxa" w:w="2947"/>
+          </w:tcPr>
+          <w:p>
+            <w:r>
+              <w:t>Vista general</w:t>
+            </w:r>
+          </w:p>
+        </w:tc>
+        <w:tc>
+          <w:tcPr>
+            <w:tcW w:type="dxa" w:w="2947"/>
+          </w:tcPr>
+          <w:p>
+            <w:r>
+              <w:t>viewinternal</w:t>
+            </w:r>
+          </w:p>
+        </w:tc>
+        <w:tc>
+          <w:tcPr>
+            <w:tcW w:type="dxa" w:w="2947"/>
+          </w:tcPr>
+          <w:p>
+            <w:r>
+              <w:t>read</w:t>
+            </w:r>
+          </w:p>
+        </w:tc>
+      </w:tr>
+      <w:tr>
+        <w:tc>
+          <w:tcPr>
+            <w:tcW w:type="dxa" w:w="2947"/>
+          </w:tcPr>
+          <w:p>
+            <w:r>
+              <w:t>Gestión de vacantes</w:t>
+            </w:r>
+          </w:p>
+        </w:tc>
+        <w:tc>
+          <w:tcPr>
+            <w:tcW w:type="dxa" w:w="2947"/>
+          </w:tcPr>
+          <w:p>
+            <w:r>
+              <w:t>manage</w:t>
+            </w:r>
+          </w:p>
+        </w:tc>
+        <w:tc>
+          <w:tcPr>
+            <w:tcW w:type="dxa" w:w="2947"/>
+          </w:tcPr>
+          <w:p>
+            <w:r>
+              <w:t>write</w:t>
+            </w:r>
+          </w:p>
+        </w:tc>
+      </w:tr>
+      <w:tr>
+        <w:tc>
+          <w:tcPr>
+            <w:tcW w:type="dxa" w:w="2947"/>
+          </w:tcPr>
+          <w:p>
+            <w:r>
+              <w:t>Gestión de vacantes</w:t>
+            </w:r>
+          </w:p>
+        </w:tc>
+        <w:tc>
+          <w:tcPr>
+            <w:tcW w:type="dxa" w:w="2947"/>
+          </w:tcPr>
+          <w:p>
+            <w:r>
+              <w:t>createvacancy</w:t>
+            </w:r>
+          </w:p>
+        </w:tc>
+        <w:tc>
+          <w:tcPr>
+            <w:tcW w:type="dxa" w:w="2947"/>
+          </w:tcPr>
+          <w:p>
+            <w:r>
+              <w:t>write</w:t>
+            </w:r>
+          </w:p>
+        </w:tc>
+      </w:tr>
+      <w:tr>
+        <w:tc>
+          <w:tcPr>
+            <w:tcW w:type="dxa" w:w="2947"/>
+          </w:tcPr>
+          <w:p>
+            <w:r>
+              <w:t>Gestión de convocatorias</w:t>
+            </w:r>
+          </w:p>
+        </w:tc>
+        <w:tc>
+          <w:tcPr>
+            <w:tcW w:type="dxa" w:w="2947"/>
+          </w:tcPr>
+          <w:p>
+            <w:r>
+              <w:t>manageconvocatorias</w:t>
+            </w:r>
+          </w:p>
+        </w:tc>
+        <w:tc>
+          <w:tcPr>
+            <w:tcW w:type="dxa" w:w="2947"/>
+          </w:tcPr>
+          <w:p>
+            <w:r>
+              <w:t>write</w:t>
+            </w:r>
+          </w:p>
+        </w:tc>
+      </w:tr>
+      <w:tr>
+        <w:tc>
+          <w:tcPr>
+            <w:tcW w:type="dxa" w:w="2947"/>
+          </w:tcPr>
+          <w:p>
+            <w:r>
+              <w:t>Postulaciones</w:t>
+            </w:r>
+          </w:p>
+        </w:tc>
+        <w:tc>
+          <w:tcPr>
+            <w:tcW w:type="dxa" w:w="2947"/>
+          </w:tcPr>
+          <w:p>
+            <w:r>
+              <w:t>apply</w:t>
+            </w:r>
+          </w:p>
+        </w:tc>
+        <w:tc>
+          <w:tcPr>
+            <w:tcW w:type="dxa" w:w="2947"/>
+          </w:tcPr>
+          <w:p>
+            <w:r>
+              <w:t>write</w:t>
+            </w:r>
+          </w:p>
+        </w:tc>
+      </w:tr>
+      <w:tr>
+        <w:tc>
+          <w:tcPr>
+            <w:tcW w:type="dxa" w:w="2947"/>
+          </w:tcPr>
+          <w:p>
+            <w:r>
+              <w:t>Postulaciones</w:t>
+            </w:r>
+          </w:p>
+        </w:tc>
+        <w:tc>
+          <w:tcPr>
+            <w:tcW w:type="dxa" w:w="2947"/>
+          </w:tcPr>
+          <w:p>
+            <w:r>
+              <w:t>viewownapplications</w:t>
+            </w:r>
+          </w:p>
+        </w:tc>
+        <w:tc>
+          <w:tcPr>
+            <w:tcW w:type="dxa" w:w="2947"/>
+          </w:tcPr>
+          <w:p>
+            <w:r>
+              <w:t>read</w:t>
+            </w:r>
+          </w:p>
+        </w:tc>
+      </w:tr>
+      <w:tr>
+        <w:tc>
+          <w:tcPr>
+            <w:tcW w:type="dxa" w:w="2947"/>
+          </w:tcPr>
+          <w:p>
+            <w:r>
+              <w:t>Revisión de documentos</w:t>
+            </w:r>
+          </w:p>
+        </w:tc>
+        <w:tc>
+          <w:tcPr>
+            <w:tcW w:type="dxa" w:w="2947"/>
+          </w:tcPr>
+          <w:p>
+            <w:r>
+              <w:t>review</w:t>
+            </w:r>
+          </w:p>
+        </w:tc>
+        <w:tc>
+          <w:tcPr>
+            <w:tcW w:type="dxa" w:w="2947"/>
+          </w:tcPr>
+          <w:p>
+            <w:r>
+              <w:t>write</w:t>
+            </w:r>
+          </w:p>
+        </w:tc>
+      </w:tr>
+      <w:tr>
+        <w:tc>
+          <w:tcPr>
+            <w:tcW w:type="dxa" w:w="2947"/>
+          </w:tcPr>
+          <w:p>
+            <w:r>
+              <w:t>Revisión de documentos</w:t>
+            </w:r>
+          </w:p>
+        </w:tc>
+        <w:tc>
+          <w:tcPr>
+            <w:tcW w:type="dxa" w:w="2947"/>
+          </w:tcPr>
+          <w:p>
+            <w:r>
+              <w:t>validatedocuments</w:t>
+            </w:r>
+          </w:p>
+        </w:tc>
+        <w:tc>
+          <w:tcPr>
+            <w:tcW w:type="dxa" w:w="2947"/>
+          </w:tcPr>
+          <w:p>
+            <w:r>
+              <w:t>write</w:t>
+            </w:r>
+          </w:p>
+        </w:tc>
+      </w:tr>
+      <w:tr>
+        <w:tc>
+          <w:tcPr>
+            <w:tcW w:type="dxa" w:w="2947"/>
+          </w:tcPr>
+          <w:p>
+            <w:r>
+              <w:t>Revisión de decanos</w:t>
+            </w:r>
+          </w:p>
+        </w:tc>
+        <w:tc>
+          <w:tcPr>
+            <w:tcW w:type="dxa" w:w="2947"/>
+          </w:tcPr>
+          <w:p>
+            <w:r>
+              <w:t>reviewprofiles</w:t>
+            </w:r>
+          </w:p>
+        </w:tc>
+        <w:tc>
+          <w:tcPr>
+            <w:tcW w:type="dxa" w:w="2947"/>
+          </w:tcPr>
+          <w:p>
+            <w:r>
+              <w:t>read</w:t>
+            </w:r>
+          </w:p>
+        </w:tc>
+      </w:tr>
+      <w:tr>
+        <w:tc>
+          <w:tcPr>
+            <w:tcW w:type="dxa" w:w="2947"/>
+          </w:tcPr>
+          <w:p>
+            <w:r>
+              <w:t>Revisión de decanos</w:t>
+            </w:r>
+          </w:p>
+        </w:tc>
+        <w:tc>
+          <w:tcPr>
+            <w:tcW w:type="dxa" w:w="2947"/>
+          </w:tcPr>
+          <w:p>
+            <w:r>
+              <w:t>approveprofile</w:t>
+            </w:r>
+          </w:p>
+        </w:tc>
+        <w:tc>
+          <w:tcPr>
+            <w:tcW w:type="dxa" w:w="2947"/>
+          </w:tcPr>
+          <w:p>
+            <w:r>
+              <w:t>write</w:t>
+            </w:r>
+          </w:p>
+        </w:tc>
+      </w:tr>
+    </w:tbl>
+    <w:p/>
+    <w:p>
+      <w:pPr>
+        <w:spacing w:before="240" w:after="120"/>
+        <w:outlineLvl w:val="1"/>
+      </w:pPr>
+      <w:r>
+        <w:rPr>
+          <w:rFonts w:ascii="Arial" w:hAnsi="Arial"/>
+          <w:b/>
+          <w:color w:val="646363"/>
+          <w:sz w:val="28"/>
+        </w:rPr>
+        <w:t>5.13 Plantillas Mustache</w:t>
+      </w:r>
+    </w:p>
+    <w:p>
+      <w:pPr>
+        <w:spacing w:after="120"/>
+        <w:jc w:val="both"/>
+      </w:pPr>
+      <w:r>
+        <w:rPr>
+          <w:b w:val="0"/>
+          <w:i w:val="0"/>
+          <w:sz w:val="22"/>
+        </w:rPr>
+        <w:t>El plugin utiliza 87 plantillas Mustache organizadas por categoría para la capa de presentación, siguiendo el patrón de separación de responsabilidades de Moodle.</w:t>
+      </w:r>
+    </w:p>
+    <w:p>
+      <w:r>
+        <w:rPr>
+          <w:i/>
+          <w:color w:val="646363"/>
+          <w:sz w:val="20"/>
+        </w:rPr>
+        <w:t xml:space="preserve">Tabla </w:t>
+      </w:r>
+      <w:r>
+        <w:fldChar w:fldCharType="begin"/>
+      </w:r>
+      <w:r>
+        <w:instrText xml:space="preserve"> SEQ Tabla \* ARABIC </w:instrText>
+      </w:r>
+      <w:r>
+        <w:fldChar w:fldCharType="separate"/>
+      </w:r>
+      <w:r>
+        <w:t>7</w:t>
+      </w:r>
+      <w:r>
+        <w:fldChar w:fldCharType="end"/>
+      </w:r>
+      <w:r>
+        <w:rPr>
+          <w:i/>
+          <w:color w:val="646363"/>
+          <w:sz w:val="20"/>
+        </w:rPr>
+        <w:t>. Categorías de templates Mustache del plugin local_jobboard</w:t>
+      </w:r>
+    </w:p>
+    <w:tbl>
+      <w:tblPr>
+        <w:tblStyle w:val="Tablaconcuadrcula"/>
+        <w:tblW w:type="auto" w:w="0"/>
+        <w:jc w:val="center"/>
+        <w:tblLook w:firstColumn="1" w:firstRow="1" w:lastColumn="0" w:lastRow="0" w:noHBand="0" w:noVBand="1" w:val="04A0"/>
+      </w:tblPr>
+      <w:tblGrid>
+        <w:gridCol w:w="2947"/>
+        <w:gridCol w:w="2947"/>
+        <w:gridCol w:w="2947"/>
+      </w:tblGrid>
+      <w:tr>
         <w:tc>
           <w:tcPr>
             <w:tcW w:type="dxa" w:w="2947"/>
@@ -3091,7 +3549,37 @@
                 <w:b/>
                 <w:color w:val="FFFFFF"/>
               </w:rPr>
-              <w:t>Propósito</w:t>
+              <w:t>Categoría</w:t>
+            </w:r>
+          </w:p>
+        </w:tc>
+        <w:tc>
+          <w:tcPr>
+            <w:tcW w:type="dxa" w:w="2947"/>
+            <w:shd w:fill="1B9E88"/>
+          </w:tcPr>
+          <w:p>
+            <w:r>
+              <w:rPr>
+                <w:b/>
+                <w:color w:val="FFFFFF"/>
+              </w:rPr>
+              <w:t>Descripción</w:t>
+            </w:r>
+          </w:p>
+        </w:tc>
+        <w:tc>
+          <w:tcPr>
+            <w:tcW w:type="dxa" w:w="2947"/>
+            <w:shd w:fill="1B9E88"/>
+          </w:tcPr>
+          <w:p>
+            <w:r>
+              <w:rPr>
+                <w:b/>
+                <w:color w:val="FFFFFF"/>
+              </w:rPr>
+              <w:t>Cantidad</w:t>
             </w:r>
           </w:p>
         </w:tc>
@@ -3103,27 +3591,27 @@
           </w:tcPr>
           <w:p>
             <w:r>
-              <w:t>Vista general</w:t>
-            </w:r>
-          </w:p>
-        </w:tc>
-        <w:tc>
-          <w:tcPr>
-            <w:tcW w:type="dxa" w:w="2947"/>
-          </w:tcPr>
-          <w:p>
-            <w:r>
-              <w:t>N/A</w:t>
-            </w:r>
-          </w:p>
-        </w:tc>
-        <w:tc>
-          <w:tcPr>
-            <w:tcW w:type="dxa" w:w="2947"/>
-          </w:tcPr>
-          <w:p>
-            <w:r>
-              <w:t>Vista general</w:t>
+              <w:t>components</w:t>
+            </w:r>
+          </w:p>
+        </w:tc>
+        <w:tc>
+          <w:tcPr>
+            <w:tcW w:type="dxa" w:w="2947"/>
+          </w:tcPr>
+          <w:p>
+            <w:r>
+              <w:t>Componentes reutilizables de UI</w:t>
+            </w:r>
+          </w:p>
+        </w:tc>
+        <w:tc>
+          <w:tcPr>
+            <w:tcW w:type="dxa" w:w="2947"/>
+          </w:tcPr>
+          <w:p>
+            <w:r>
+              <w:t>31</w:t>
             </w:r>
           </w:p>
         </w:tc>
@@ -3135,27 +3623,27 @@
           </w:tcPr>
           <w:p>
             <w:r>
-              <w:t>Gestión de vacantes</w:t>
-            </w:r>
-          </w:p>
-        </w:tc>
-        <w:tc>
-          <w:tcPr>
-            <w:tcW w:type="dxa" w:w="2947"/>
-          </w:tcPr>
-          <w:p>
-            <w:r>
-              <w:t>N/A</w:t>
-            </w:r>
-          </w:p>
-        </w:tc>
-        <w:tc>
-          <w:tcPr>
-            <w:tcW w:type="dxa" w:w="2947"/>
-          </w:tcPr>
-          <w:p>
-            <w:r>
-              <w:t>Gestión de vacantes</w:t>
+              <w:t>layouts</w:t>
+            </w:r>
+          </w:p>
+        </w:tc>
+        <w:tc>
+          <w:tcPr>
+            <w:tcW w:type="dxa" w:w="2947"/>
+          </w:tcPr>
+          <w:p>
+            <w:r>
+              <w:t>Layouts de página</w:t>
+            </w:r>
+          </w:p>
+        </w:tc>
+        <w:tc>
+          <w:tcPr>
+            <w:tcW w:type="dxa" w:w="2947"/>
+          </w:tcPr>
+          <w:p>
+            <w:r>
+              <w:t>1</w:t>
             </w:r>
           </w:p>
         </w:tc>
@@ -3167,27 +3655,27 @@
           </w:tcPr>
           <w:p>
             <w:r>
-              <w:t>Gestión de convocatorias</w:t>
-            </w:r>
-          </w:p>
-        </w:tc>
-        <w:tc>
-          <w:tcPr>
-            <w:tcW w:type="dxa" w:w="2947"/>
-          </w:tcPr>
-          <w:p>
-            <w:r>
-              <w:t>N/A</w:t>
-            </w:r>
-          </w:p>
-        </w:tc>
-        <w:tc>
-          <w:tcPr>
-            <w:tcW w:type="dxa" w:w="2947"/>
-          </w:tcPr>
-          <w:p>
-            <w:r>
-              <w:t>Gestión de convocatorias</w:t>
+              <w:t>pages/admin</w:t>
+            </w:r>
+          </w:p>
+        </w:tc>
+        <w:tc>
+          <w:tcPr>
+            <w:tcW w:type="dxa" w:w="2947"/>
+          </w:tcPr>
+          <w:p>
+            <w:r>
+              <w:t>Páginas de administración</w:t>
+            </w:r>
+          </w:p>
+        </w:tc>
+        <w:tc>
+          <w:tcPr>
+            <w:tcW w:type="dxa" w:w="2947"/>
+          </w:tcPr>
+          <w:p>
+            <w:r>
+              <w:t>10</w:t>
             </w:r>
           </w:p>
         </w:tc>
@@ -3199,27 +3687,27 @@
           </w:tcPr>
           <w:p>
             <w:r>
-              <w:t>Postulaciones</w:t>
-            </w:r>
-          </w:p>
-        </w:tc>
-        <w:tc>
-          <w:tcPr>
-            <w:tcW w:type="dxa" w:w="2947"/>
-          </w:tcPr>
-          <w:p>
-            <w:r>
-              <w:t>N/A</w:t>
-            </w:r>
-          </w:p>
-        </w:tc>
-        <w:tc>
-          <w:tcPr>
-            <w:tcW w:type="dxa" w:w="2947"/>
-          </w:tcPr>
-          <w:p>
-            <w:r>
-              <w:t>Postulaciones</w:t>
+              <w:t>pages/applications</w:t>
+            </w:r>
+          </w:p>
+        </w:tc>
+        <w:tc>
+          <w:tcPr>
+            <w:tcW w:type="dxa" w:w="2947"/>
+          </w:tcPr>
+          <w:p>
+            <w:r>
+              <w:t>Páginas de postulaciones</w:t>
+            </w:r>
+          </w:p>
+        </w:tc>
+        <w:tc>
+          <w:tcPr>
+            <w:tcW w:type="dxa" w:w="2947"/>
+          </w:tcPr>
+          <w:p>
+            <w:r>
+              <w:t>4</w:t>
             </w:r>
           </w:p>
         </w:tc>
@@ -3231,27 +3719,27 @@
           </w:tcPr>
           <w:p>
             <w:r>
-              <w:t>Revisión de documentos</w:t>
-            </w:r>
-          </w:p>
-        </w:tc>
-        <w:tc>
-          <w:tcPr>
-            <w:tcW w:type="dxa" w:w="2947"/>
-          </w:tcPr>
-          <w:p>
-            <w:r>
-              <w:t>N/A</w:t>
-            </w:r>
-          </w:p>
-        </w:tc>
-        <w:tc>
-          <w:tcPr>
-            <w:tcW w:type="dxa" w:w="2947"/>
-          </w:tcPr>
-          <w:p>
-            <w:r>
-              <w:t>Revisión de documentos</w:t>
+              <w:t>pages/convocatorias</w:t>
+            </w:r>
+          </w:p>
+        </w:tc>
+        <w:tc>
+          <w:tcPr>
+            <w:tcW w:type="dxa" w:w="2947"/>
+          </w:tcPr>
+          <w:p>
+            <w:r>
+              <w:t>Páginas de convocatorias</w:t>
+            </w:r>
+          </w:p>
+        </w:tc>
+        <w:tc>
+          <w:tcPr>
+            <w:tcW w:type="dxa" w:w="2947"/>
+          </w:tcPr>
+          <w:p>
+            <w:r>
+              <w:t>4</w:t>
             </w:r>
           </w:p>
         </w:tc>
@@ -3263,27 +3751,27 @@
           </w:tcPr>
           <w:p>
             <w:r>
-              <w:t>Revisión de decanos</w:t>
-            </w:r>
-          </w:p>
-        </w:tc>
-        <w:tc>
-          <w:tcPr>
-            <w:tcW w:type="dxa" w:w="2947"/>
-          </w:tcPr>
-          <w:p>
-            <w:r>
-              <w:t>N/A</w:t>
-            </w:r>
-          </w:p>
-        </w:tc>
-        <w:tc>
-          <w:tcPr>
-            <w:tcW w:type="dxa" w:w="2947"/>
-          </w:tcPr>
-          <w:p>
-            <w:r>
-              <w:t>Revisión de decanos</w:t>
+              <w:t>pages/documents</w:t>
+            </w:r>
+          </w:p>
+        </w:tc>
+        <w:tc>
+          <w:tcPr>
+            <w:tcW w:type="dxa" w:w="2947"/>
+          </w:tcPr>
+          <w:p>
+            <w:r>
+              <w:t>Páginas de gestión de documentos</w:t>
+            </w:r>
+          </w:p>
+        </w:tc>
+        <w:tc>
+          <w:tcPr>
+            <w:tcW w:type="dxa" w:w="2947"/>
+          </w:tcPr>
+          <w:p>
+            <w:r>
+              <w:t>3</w:t>
             </w:r>
           </w:p>
         </w:tc>
@@ -3295,27 +3783,27 @@
           </w:tcPr>
           <w:p>
             <w:r>
-              <w:t>Validación de RRHH</w:t>
-            </w:r>
-          </w:p>
-        </w:tc>
-        <w:tc>
-          <w:tcPr>
-            <w:tcW w:type="dxa" w:w="2947"/>
-          </w:tcPr>
-          <w:p>
-            <w:r>
-              <w:t>N/A</w:t>
-            </w:r>
-          </w:p>
-        </w:tc>
-        <w:tc>
-          <w:tcPr>
-            <w:tcW w:type="dxa" w:w="2947"/>
-          </w:tcPr>
-          <w:p>
-            <w:r>
-              <w:t>Validación de RRHH</w:t>
+              <w:t>pages/error</w:t>
+            </w:r>
+          </w:p>
+        </w:tc>
+        <w:tc>
+          <w:tcPr>
+            <w:tcW w:type="dxa" w:w="2947"/>
+          </w:tcPr>
+          <w:p>
+            <w:r>
+              <w:t>Páginas de error</w:t>
+            </w:r>
+          </w:p>
+        </w:tc>
+        <w:tc>
+          <w:tcPr>
+            <w:tcW w:type="dxa" w:w="2947"/>
+          </w:tcPr>
+          <w:p>
+            <w:r>
+              <w:t>1</w:t>
             </w:r>
           </w:p>
         </w:tc>
@@ -3327,27 +3815,251 @@
           </w:tcPr>
           <w:p>
             <w:r>
-              <w:t>Gestión de flujo de trabajo</w:t>
-            </w:r>
-          </w:p>
-        </w:tc>
-        <w:tc>
-          <w:tcPr>
-            <w:tcW w:type="dxa" w:w="2947"/>
-          </w:tcPr>
-          <w:p>
-            <w:r>
-              <w:t>N/A</w:t>
-            </w:r>
-          </w:p>
-        </w:tc>
-        <w:tc>
-          <w:tcPr>
-            <w:tcW w:type="dxa" w:w="2947"/>
-          </w:tcPr>
-          <w:p>
-            <w:r>
-              <w:t>Gestión de flujo de trabajo</w:t>
+              <w:t>pages/exemptions</w:t>
+            </w:r>
+          </w:p>
+        </w:tc>
+        <w:tc>
+          <w:tcPr>
+            <w:tcW w:type="dxa" w:w="2947"/>
+          </w:tcPr>
+          <w:p>
+            <w:r>
+              <w:t>Páginas de excepciones de documentos</w:t>
+            </w:r>
+          </w:p>
+        </w:tc>
+        <w:tc>
+          <w:tcPr>
+            <w:tcW w:type="dxa" w:w="2947"/>
+          </w:tcPr>
+          <w:p>
+            <w:r>
+              <w:t>6</w:t>
+            </w:r>
+          </w:p>
+        </w:tc>
+      </w:tr>
+      <w:tr>
+        <w:tc>
+          <w:tcPr>
+            <w:tcW w:type="dxa" w:w="2947"/>
+          </w:tcPr>
+          <w:p>
+            <w:r>
+              <w:t>pages/public</w:t>
+            </w:r>
+          </w:p>
+        </w:tc>
+        <w:tc>
+          <w:tcPr>
+            <w:tcW w:type="dxa" w:w="2947"/>
+          </w:tcPr>
+          <w:p>
+            <w:r>
+              <w:t>Páginas públicas (sin autenticación)</w:t>
+            </w:r>
+          </w:p>
+        </w:tc>
+        <w:tc>
+          <w:tcPr>
+            <w:tcW w:type="dxa" w:w="2947"/>
+          </w:tcPr>
+          <w:p>
+            <w:r>
+              <w:t>4</w:t>
+            </w:r>
+          </w:p>
+        </w:tc>
+      </w:tr>
+      <w:tr>
+        <w:tc>
+          <w:tcPr>
+            <w:tcW w:type="dxa" w:w="2947"/>
+          </w:tcPr>
+          <w:p>
+            <w:r>
+              <w:t>pages/reports</w:t>
+            </w:r>
+          </w:p>
+        </w:tc>
+        <w:tc>
+          <w:tcPr>
+            <w:tcW w:type="dxa" w:w="2947"/>
+          </w:tcPr>
+          <w:p>
+            <w:r>
+              <w:t>Páginas de reportes</w:t>
+            </w:r>
+          </w:p>
+        </w:tc>
+        <w:tc>
+          <w:tcPr>
+            <w:tcW w:type="dxa" w:w="2947"/>
+          </w:tcPr>
+          <w:p>
+            <w:r>
+              <w:t>1</w:t>
+            </w:r>
+          </w:p>
+        </w:tc>
+      </w:tr>
+      <w:tr>
+        <w:tc>
+          <w:tcPr>
+            <w:tcW w:type="dxa" w:w="2947"/>
+          </w:tcPr>
+          <w:p>
+            <w:r>
+              <w:t>pages/review</w:t>
+            </w:r>
+          </w:p>
+        </w:tc>
+        <w:tc>
+          <w:tcPr>
+            <w:tcW w:type="dxa" w:w="2947"/>
+          </w:tcPr>
+          <w:p>
+            <w:r>
+              <w:t>Páginas de revisión de postulaciones</w:t>
+            </w:r>
+          </w:p>
+        </w:tc>
+        <w:tc>
+          <w:tcPr>
+            <w:tcW w:type="dxa" w:w="2947"/>
+          </w:tcPr>
+          <w:p>
+            <w:r>
+              <w:t>5</w:t>
+            </w:r>
+          </w:p>
+        </w:tc>
+      </w:tr>
+      <w:tr>
+        <w:tc>
+          <w:tcPr>
+            <w:tcW w:type="dxa" w:w="2947"/>
+          </w:tcPr>
+          <w:p>
+            <w:r>
+              <w:t>pages/support</w:t>
+            </w:r>
+          </w:p>
+        </w:tc>
+        <w:tc>
+          <w:tcPr>
+            <w:tcW w:type="dxa" w:w="2947"/>
+          </w:tcPr>
+          <w:p>
+            <w:r>
+              <w:t>Páginas de soporte</w:t>
+            </w:r>
+          </w:p>
+        </w:tc>
+        <w:tc>
+          <w:tcPr>
+            <w:tcW w:type="dxa" w:w="2947"/>
+          </w:tcPr>
+          <w:p>
+            <w:r>
+              <w:t>1</w:t>
+            </w:r>
+          </w:p>
+        </w:tc>
+      </w:tr>
+      <w:tr>
+        <w:tc>
+          <w:tcPr>
+            <w:tcW w:type="dxa" w:w="2947"/>
+          </w:tcPr>
+          <w:p>
+            <w:r>
+              <w:t>pages/user</w:t>
+            </w:r>
+          </w:p>
+        </w:tc>
+        <w:tc>
+          <w:tcPr>
+            <w:tcW w:type="dxa" w:w="2947"/>
+          </w:tcPr>
+          <w:p>
+            <w:r>
+              <w:t>Páginas de usuario</w:t>
+            </w:r>
+          </w:p>
+        </w:tc>
+        <w:tc>
+          <w:tcPr>
+            <w:tcW w:type="dxa" w:w="2947"/>
+          </w:tcPr>
+          <w:p>
+            <w:r>
+              <w:t>5</w:t>
+            </w:r>
+          </w:p>
+        </w:tc>
+      </w:tr>
+      <w:tr>
+        <w:tc>
+          <w:tcPr>
+            <w:tcW w:type="dxa" w:w="2947"/>
+          </w:tcPr>
+          <w:p>
+            <w:r>
+              <w:t>pages/vacancies</w:t>
+            </w:r>
+          </w:p>
+        </w:tc>
+        <w:tc>
+          <w:tcPr>
+            <w:tcW w:type="dxa" w:w="2947"/>
+          </w:tcPr>
+          <w:p>
+            <w:r>
+              <w:t>Páginas de vacantes</w:t>
+            </w:r>
+          </w:p>
+        </w:tc>
+        <w:tc>
+          <w:tcPr>
+            <w:tcW w:type="dxa" w:w="2947"/>
+          </w:tcPr>
+          <w:p>
+            <w:r>
+              <w:t>5</w:t>
+            </w:r>
+          </w:p>
+        </w:tc>
+      </w:tr>
+      <w:tr>
+        <w:tc>
+          <w:tcPr>
+            <w:tcW w:type="dxa" w:w="2947"/>
+          </w:tcPr>
+          <w:p>
+            <w:r>
+              <w:t>partials</w:t>
+            </w:r>
+          </w:p>
+        </w:tc>
+        <w:tc>
+          <w:tcPr>
+            <w:tcW w:type="dxa" w:w="2947"/>
+          </w:tcPr>
+          <w:p>
+            <w:r>
+              <w:t>Plantillas parciales reutilizables</w:t>
+            </w:r>
+          </w:p>
+        </w:tc>
+        <w:tc>
+          <w:tcPr>
+            <w:tcW w:type="dxa" w:w="2947"/>
+          </w:tcPr>
+          <w:p>
+            <w:r>
+              <w:t>6</w:t>
             </w:r>
           </w:p>
         </w:tc>
@@ -3361,17 +4073,17 @@
     </w:p>
     <w:p>
       <w:pPr>
-        <w:pStyle w:val="Ttulo1"/>
         <w:spacing w:before="360" w:after="120"/>
         <w:outlineLvl w:val="0"/>
       </w:pPr>
       <w:r>
+        <w:rPr>
+          <w:rFonts w:ascii="Arial" w:hAnsi="Arial"/>
+          <w:b/>
+          <w:color w:val="1B9E88"/>
+          <w:sz w:val="32"/>
+        </w:rPr>
         <w:t>6. PLUGIN REPORT_PLATFORM_USAGE</w:t>
-      </w:r>
-    </w:p>
-    <w:p>
-      <w:r>
-        <w:t>6.1 Descripción General</w:t>
       </w:r>
     </w:p>
     <w:p>
@@ -3381,7 +4093,9 @@
       </w:pPr>
       <w:r>
         <w:rPr>
+          <w:rFonts w:ascii="Arial" w:hAnsi="Arial"/>
           <w:b/>
+          <w:color w:val="646363"/>
           <w:sz w:val="28"/>
         </w:rPr>
         <w:t>6.1 Descripción General</w:t>
@@ -3416,18 +4130,15 @@
       </w:r>
     </w:p>
     <w:p>
-      <w:r>
-        <w:t>6.2 Estructura del Plugin</w:t>
-      </w:r>
-    </w:p>
-    <w:p>
       <w:pPr>
         <w:spacing w:before="240" w:after="120"/>
         <w:outlineLvl w:val="1"/>
       </w:pPr>
       <w:r>
         <w:rPr>
+          <w:rFonts w:ascii="Arial" w:hAnsi="Arial"/>
           <w:b/>
+          <w:color w:val="646363"/>
           <w:sz w:val="28"/>
         </w:rPr>
         <w:t>6.2 Estructura del Plugin</w:t>
@@ -3510,18 +4221,15 @@
     </w:p>
     <w:p/>
     <w:p>
-      <w:r>
-        <w:t>6.3 Información de Versión</w:t>
-      </w:r>
-    </w:p>
-    <w:p>
       <w:pPr>
         <w:spacing w:before="240" w:after="120"/>
         <w:outlineLvl w:val="1"/>
       </w:pPr>
       <w:r>
         <w:rPr>
+          <w:rFonts w:ascii="Arial" w:hAnsi="Arial"/>
           <w:b/>
+          <w:color w:val="646363"/>
           <w:sz w:val="28"/>
         </w:rPr>
         <w:t>6.3 Información de Versión</w:t>
@@ -3546,7 +4254,7 @@
         <w:fldChar w:fldCharType="separate"/>
       </w:r>
       <w:r>
-        <w:t>7</w:t>
+        <w:t>8</w:t>
       </w:r>
       <w:r>
         <w:fldChar w:fldCharType="end"/>
@@ -3716,18 +4424,15 @@
     </w:tbl>
     <w:p/>
     <w:p>
-      <w:r>
-        <w:t>6.4 Arquitectura del Sistema</w:t>
-      </w:r>
-    </w:p>
-    <w:p>
       <w:pPr>
         <w:spacing w:before="240" w:after="120"/>
         <w:outlineLvl w:val="1"/>
       </w:pPr>
       <w:r>
         <w:rPr>
+          <w:rFonts w:ascii="Arial" w:hAnsi="Arial"/>
           <w:b/>
+          <w:color w:val="646363"/>
           <w:sz w:val="28"/>
         </w:rPr>
         <w:t>6.4 Arquitectura del Sistema</w:t>
@@ -3824,21 +4529,32 @@
     </w:p>
     <w:p/>
     <w:p>
-      <w:r>
-        <w:t>6.5 Arquitectura de Base de Datos</w:t>
-      </w:r>
-    </w:p>
-    <w:p>
       <w:pPr>
         <w:spacing w:before="240" w:after="120"/>
         <w:outlineLvl w:val="1"/>
       </w:pPr>
       <w:r>
         <w:rPr>
+          <w:rFonts w:ascii="Arial" w:hAnsi="Arial"/>
           <w:b/>
+          <w:color w:val="646363"/>
           <w:sz w:val="28"/>
         </w:rPr>
-        <w:t>6.5 Arquitectura de Base de Datos</w:t>
+        <w:t>6.5 Clases Principales</w:t>
+      </w:r>
+    </w:p>
+    <w:p>
+      <w:pPr>
+        <w:spacing w:after="120"/>
+        <w:jc w:val="both"/>
+      </w:pPr>
+      <w:r>
+        <w:rPr>
+          <w:b w:val="0"/>
+          <w:i w:val="0"/>
+          <w:sz w:val="22"/>
+        </w:rPr>
+        <w:t>El plugin implementa varias clases PHP especializadas que encapsulan la lógica de negocio y el acceso a datos.</w:t>
       </w:r>
     </w:p>
     <w:p>
@@ -3860,7 +4576,7 @@
         <w:fldChar w:fldCharType="separate"/>
       </w:r>
       <w:r>
-        <w:t>8</w:t>
+        <w:t>9</w:t>
       </w:r>
       <w:r>
         <w:fldChar w:fldCharType="end"/>
@@ -3871,7 +4587,7 @@
           <w:color w:val="646363"/>
           <w:sz w:val="20"/>
         </w:rPr>
-        <w:t>. Estructura de la tabla report_platform_usage_ded</w:t>
+        <w:t>. Clases principales del plugin report_platform_usage</w:t>
       </w:r>
     </w:p>
     <w:tbl>
@@ -3897,6 +4613,209 @@
                 <w:b/>
                 <w:color w:val="FFFFFF"/>
               </w:rPr>
+              <w:t>Clase</w:t>
+            </w:r>
+          </w:p>
+        </w:tc>
+        <w:tc>
+          <w:tcPr>
+            <w:tcW w:type="dxa" w:w="4420"/>
+            <w:shd w:fill="1B9E88"/>
+          </w:tcPr>
+          <w:p>
+            <w:r>
+              <w:rPr>
+                <w:b/>
+                <w:color w:val="FFFFFF"/>
+              </w:rPr>
+              <w:t>Responsabilidad</w:t>
+            </w:r>
+          </w:p>
+        </w:tc>
+      </w:tr>
+      <w:tr>
+        <w:tc>
+          <w:tcPr>
+            <w:tcW w:type="dxa" w:w="4420"/>
+          </w:tcPr>
+          <w:p>
+            <w:r>
+              <w:t>report</w:t>
+            </w:r>
+          </w:p>
+        </w:tc>
+        <w:tc>
+          <w:tcPr>
+            <w:tcW w:type="dxa" w:w="4420"/>
+          </w:tcPr>
+          <w:p>
+            <w:r>
+              <w:t>Lógica de negocio y obtención de datos</w:t>
+            </w:r>
+          </w:p>
+        </w:tc>
+      </w:tr>
+      <w:tr>
+        <w:tc>
+          <w:tcPr>
+            <w:tcW w:type="dxa" w:w="4420"/>
+          </w:tcPr>
+          <w:p>
+            <w:r>
+              <w:t>exporter</w:t>
+            </w:r>
+          </w:p>
+        </w:tc>
+        <w:tc>
+          <w:tcPr>
+            <w:tcW w:type="dxa" w:w="4420"/>
+          </w:tcPr>
+          <w:p>
+            <w:r>
+              <w:t>Exportación de datos a CSV/Excel</w:t>
+            </w:r>
+          </w:p>
+        </w:tc>
+      </w:tr>
+      <w:tr>
+        <w:tc>
+          <w:tcPr>
+            <w:tcW w:type="dxa" w:w="4420"/>
+          </w:tcPr>
+          <w:p>
+            <w:r>
+              <w:t>excel_exporter</w:t>
+            </w:r>
+          </w:p>
+        </w:tc>
+        <w:tc>
+          <w:tcPr>
+            <w:tcW w:type="dxa" w:w="4420"/>
+          </w:tcPr>
+          <w:p>
+            <w:r>
+              <w:t>Exportación avanzada con gráficos</w:t>
+            </w:r>
+          </w:p>
+        </w:tc>
+      </w:tr>
+      <w:tr>
+        <w:tc>
+          <w:tcPr>
+            <w:tcW w:type="dxa" w:w="4420"/>
+          </w:tcPr>
+          <w:p>
+            <w:r>
+              <w:t>dedication_collector</w:t>
+            </w:r>
+          </w:p>
+        </w:tc>
+        <w:tc>
+          <w:tcPr>
+            <w:tcW w:type="dxa" w:w="4420"/>
+          </w:tcPr>
+          <w:p>
+            <w:r>
+              <w:t>Tarea programada de pre-cálculo</w:t>
+            </w:r>
+          </w:p>
+        </w:tc>
+      </w:tr>
+      <w:tr>
+        <w:tc>
+          <w:tcPr>
+            <w:tcW w:type="dxa" w:w="4420"/>
+          </w:tcPr>
+          <w:p>
+            <w:r>
+              <w:t>provider</w:t>
+            </w:r>
+          </w:p>
+        </w:tc>
+        <w:tc>
+          <w:tcPr>
+            <w:tcW w:type="dxa" w:w="4420"/>
+          </w:tcPr>
+          <w:p>
+            <w:r>
+              <w:t>Cumplimiento GDPR</w:t>
+            </w:r>
+          </w:p>
+        </w:tc>
+      </w:tr>
+    </w:tbl>
+    <w:p/>
+    <w:p>
+      <w:pPr>
+        <w:spacing w:before="240" w:after="120"/>
+        <w:outlineLvl w:val="1"/>
+      </w:pPr>
+      <w:r>
+        <w:rPr>
+          <w:rFonts w:ascii="Arial" w:hAnsi="Arial"/>
+          <w:b/>
+          <w:color w:val="646363"/>
+          <w:sz w:val="28"/>
+        </w:rPr>
+        <w:t>6.6 Arquitectura de Base de Datos</w:t>
+      </w:r>
+    </w:p>
+    <w:p>
+      <w:r>
+        <w:rPr>
+          <w:i/>
+          <w:color w:val="646363"/>
+          <w:sz w:val="20"/>
+        </w:rPr>
+        <w:t xml:space="preserve">Tabla </w:t>
+      </w:r>
+      <w:r>
+        <w:fldChar w:fldCharType="begin"/>
+      </w:r>
+      <w:r>
+        <w:instrText xml:space="preserve"> SEQ Tabla \* ARABIC </w:instrText>
+      </w:r>
+      <w:r>
+        <w:fldChar w:fldCharType="separate"/>
+      </w:r>
+      <w:r>
+        <w:t>10</w:t>
+      </w:r>
+      <w:r>
+        <w:fldChar w:fldCharType="end"/>
+      </w:r>
+      <w:r>
+        <w:rPr>
+          <w:i/>
+          <w:color w:val="646363"/>
+          <w:sz w:val="20"/>
+        </w:rPr>
+        <w:t>. Estructura de la tabla report_platform_usage_ded</w:t>
+      </w:r>
+    </w:p>
+    <w:tbl>
+      <w:tblPr>
+        <w:tblStyle w:val="Tablaconcuadrcula"/>
+        <w:tblW w:type="auto" w:w="0"/>
+        <w:jc w:val="center"/>
+        <w:tblLook w:firstColumn="1" w:firstRow="1" w:lastColumn="0" w:lastRow="0" w:noHBand="0" w:noVBand="1" w:val="04A0"/>
+      </w:tblPr>
+      <w:tblGrid>
+        <w:gridCol w:w="4420"/>
+        <w:gridCol w:w="4420"/>
+      </w:tblGrid>
+      <w:tr>
+        <w:tc>
+          <w:tcPr>
+            <w:tcW w:type="dxa" w:w="4420"/>
+            <w:shd w:fill="1B9E88"/>
+          </w:tcPr>
+          <w:p>
+            <w:r>
+              <w:rPr>
+                <w:b/>
+                <w:color w:val="FFFFFF"/>
+              </w:rPr>
               <w:t>Campo</w:t>
             </w:r>
           </w:p>
@@ -4008,21 +4927,18 @@
     </w:tbl>
     <w:p/>
     <w:p>
-      <w:r>
-        <w:t>6.6 Capabilities y Seguridad</w:t>
-      </w:r>
-    </w:p>
-    <w:p>
       <w:pPr>
         <w:spacing w:before="240" w:after="120"/>
         <w:outlineLvl w:val="1"/>
       </w:pPr>
       <w:r>
         <w:rPr>
+          <w:rFonts w:ascii="Arial" w:hAnsi="Arial"/>
           <w:b/>
+          <w:color w:val="646363"/>
           <w:sz w:val="28"/>
         </w:rPr>
-        <w:t>6.6 Capabilities y Seguridad</w:t>
+        <w:t>6.7 Capabilities y Seguridad</w:t>
       </w:r>
     </w:p>
     <w:p>
@@ -4058,7 +4974,7 @@
         <w:fldChar w:fldCharType="separate"/>
       </w:r>
       <w:r>
-        <w:t>9</w:t>
+        <w:t>11</w:t>
       </w:r>
       <w:r>
         <w:fldChar w:fldCharType="end"/>
@@ -4198,21 +5114,18 @@
     </w:tbl>
     <w:p/>
     <w:p>
-      <w:r>
-        <w:t>6.7 Flujo de Datos</w:t>
-      </w:r>
-    </w:p>
-    <w:p>
       <w:pPr>
         <w:spacing w:before="240" w:after="120"/>
         <w:outlineLvl w:val="1"/>
       </w:pPr>
       <w:r>
         <w:rPr>
+          <w:rFonts w:ascii="Arial" w:hAnsi="Arial"/>
           <w:b/>
+          <w:color w:val="646363"/>
           <w:sz w:val="28"/>
         </w:rPr>
-        <w:t>6.7 Flujo de Datos</w:t>
+        <w:t>6.8 Flujo de Datos</w:t>
       </w:r>
     </w:p>
     <w:p>
@@ -4306,21 +5219,18 @@
     </w:p>
     <w:p/>
     <w:p>
-      <w:r>
-        <w:t>6.8 Flujo del Reporte</w:t>
-      </w:r>
-    </w:p>
-    <w:p>
       <w:pPr>
         <w:spacing w:before="240" w:after="120"/>
         <w:outlineLvl w:val="1"/>
       </w:pPr>
       <w:r>
         <w:rPr>
+          <w:rFonts w:ascii="Arial" w:hAnsi="Arial"/>
           <w:b/>
+          <w:color w:val="646363"/>
           <w:sz w:val="28"/>
         </w:rPr>
-        <w:t>6.8 Flujo del Reporte</w:t>
+        <w:t>6.9 Flujo del Reporte</w:t>
       </w:r>
     </w:p>
     <w:p>
@@ -4414,21 +5324,18 @@
     </w:p>
     <w:p/>
     <w:p>
-      <w:r>
-        <w:t>6.9 Métricas Disponibles</w:t>
-      </w:r>
-    </w:p>
-    <w:p>
       <w:pPr>
         <w:spacing w:before="240" w:after="120"/>
         <w:outlineLvl w:val="1"/>
       </w:pPr>
       <w:r>
         <w:rPr>
+          <w:rFonts w:ascii="Arial" w:hAnsi="Arial"/>
           <w:b/>
+          <w:color w:val="646363"/>
           <w:sz w:val="28"/>
         </w:rPr>
-        <w:t>6.9 Métricas Disponibles</w:t>
+        <w:t>6.10 Métricas Disponibles</w:t>
       </w:r>
     </w:p>
     <w:p>
@@ -4464,7 +5371,7 @@
         <w:fldChar w:fldCharType="separate"/>
       </w:r>
       <w:r>
-        <w:t>10</w:t>
+        <w:t>12</w:t>
       </w:r>
       <w:r>
         <w:fldChar w:fldCharType="end"/>
@@ -4656,21 +5563,18 @@
     </w:tbl>
     <w:p/>
     <w:p>
-      <w:r>
-        <w:t>6.10 Algoritmo de Cálculo de Dedicación</w:t>
-      </w:r>
-    </w:p>
-    <w:p>
       <w:pPr>
         <w:spacing w:before="240" w:after="120"/>
         <w:outlineLvl w:val="1"/>
       </w:pPr>
       <w:r>
         <w:rPr>
+          <w:rFonts w:ascii="Arial" w:hAnsi="Arial"/>
           <w:b/>
+          <w:color w:val="646363"/>
           <w:sz w:val="28"/>
         </w:rPr>
-        <w:t>6.10 Algoritmo de Cálculo de Dedicación</w:t>
+        <w:t>6.11 Algoritmo de Cálculo de Dedicación</w:t>
       </w:r>
     </w:p>
     <w:p>
@@ -4706,7 +5610,7 @@
         <w:fldChar w:fldCharType="separate"/>
       </w:r>
       <w:r>
-        <w:t>11</w:t>
+        <w:t>13</w:t>
       </w:r>
       <w:r>
         <w:fldChar w:fldCharType="end"/>
@@ -4846,21 +5750,18 @@
     </w:tbl>
     <w:p/>
     <w:p>
-      <w:r>
-        <w:t>6.11 Sistema de Caché</w:t>
-      </w:r>
-    </w:p>
-    <w:p>
       <w:pPr>
         <w:spacing w:before="240" w:after="120"/>
         <w:outlineLvl w:val="1"/>
       </w:pPr>
       <w:r>
         <w:rPr>
+          <w:rFonts w:ascii="Arial" w:hAnsi="Arial"/>
           <w:b/>
+          <w:color w:val="646363"/>
           <w:sz w:val="28"/>
         </w:rPr>
-        <w:t>6.11 Sistema de Caché</w:t>
+        <w:t>6.12 Sistema de Caché</w:t>
       </w:r>
     </w:p>
     <w:p>
@@ -4896,7 +5797,7 @@
         <w:fldChar w:fldCharType="separate"/>
       </w:r>
       <w:r>
-        <w:t>12</w:t>
+        <w:t>14</w:t>
       </w:r>
       <w:r>
         <w:fldChar w:fldCharType="end"/>
@@ -5072,21 +5973,18 @@
     </w:tbl>
     <w:p/>
     <w:p>
-      <w:r>
-        <w:t>6.12 Casos de Uso</w:t>
-      </w:r>
-    </w:p>
-    <w:p>
       <w:pPr>
         <w:spacing w:before="240" w:after="120"/>
         <w:outlineLvl w:val="1"/>
       </w:pPr>
       <w:r>
         <w:rPr>
+          <w:rFonts w:ascii="Arial" w:hAnsi="Arial"/>
           <w:b/>
+          <w:color w:val="646363"/>
           <w:sz w:val="28"/>
         </w:rPr>
-        <w:t>6.12 Casos de Uso</w:t>
+        <w:t>6.13 Casos de Uso</w:t>
       </w:r>
     </w:p>
     <w:p>
@@ -5122,7 +6020,7 @@
         <w:fldChar w:fldCharType="separate"/>
       </w:r>
       <w:r>
-        <w:t>13</w:t>
+        <w:t>15</w:t>
       </w:r>
       <w:r>
         <w:fldChar w:fldCharType="end"/>
@@ -5270,21 +6168,18 @@
     </w:tbl>
     <w:p/>
     <w:p>
-      <w:r>
-        <w:t>6.13 Integración con Moodle e IOMAD</w:t>
-      </w:r>
-    </w:p>
-    <w:p>
       <w:pPr>
         <w:spacing w:before="240" w:after="120"/>
         <w:outlineLvl w:val="1"/>
       </w:pPr>
       <w:r>
         <w:rPr>
+          <w:rFonts w:ascii="Arial" w:hAnsi="Arial"/>
           <w:b/>
+          <w:color w:val="646363"/>
           <w:sz w:val="28"/>
         </w:rPr>
-        <w:t>6.13 Integración con Moodle e IOMAD</w:t>
+        <w:t>6.14 Integración con Moodle e IOMAD</w:t>
       </w:r>
     </w:p>
     <w:p>
@@ -5356,17 +6251,17 @@
     </w:p>
     <w:p>
       <w:pPr>
-        <w:pStyle w:val="Ttulo1"/>
         <w:spacing w:before="360" w:after="120"/>
         <w:outlineLvl w:val="0"/>
       </w:pPr>
       <w:r>
+        <w:rPr>
+          <w:rFonts w:ascii="Arial" w:hAnsi="Arial"/>
+          <w:b/>
+          <w:color w:val="1B9E88"/>
+          <w:sz w:val="32"/>
+        </w:rPr>
         <w:t>7. PLUGIN LOCAL_PLATFORM_ACCESS</w:t>
-      </w:r>
-    </w:p>
-    <w:p>
-      <w:r>
-        <w:t>7.1 Descripción General</w:t>
       </w:r>
     </w:p>
     <w:p>
@@ -5376,7 +6271,9 @@
       </w:pPr>
       <w:r>
         <w:rPr>
+          <w:rFonts w:ascii="Arial" w:hAnsi="Arial"/>
           <w:b/>
+          <w:color w:val="646363"/>
           <w:sz w:val="28"/>
         </w:rPr>
         <w:t>7.1 Descripción General</w:t>
@@ -5397,18 +6294,15 @@
       </w:r>
     </w:p>
     <w:p>
-      <w:r>
-        <w:t>7.2 Estructura del Plugin</w:t>
-      </w:r>
-    </w:p>
-    <w:p>
       <w:pPr>
         <w:spacing w:before="240" w:after="120"/>
         <w:outlineLvl w:val="1"/>
       </w:pPr>
       <w:r>
         <w:rPr>
+          <w:rFonts w:ascii="Arial" w:hAnsi="Arial"/>
           <w:b/>
+          <w:color w:val="646363"/>
           <w:sz w:val="28"/>
         </w:rPr>
         <w:t>7.2 Estructura del Plugin</w:t>
@@ -5491,18 +6385,15 @@
     </w:p>
     <w:p/>
     <w:p>
-      <w:r>
-        <w:t>7.3 Información de Versión</w:t>
-      </w:r>
-    </w:p>
-    <w:p>
       <w:pPr>
         <w:spacing w:before="240" w:after="120"/>
         <w:outlineLvl w:val="1"/>
       </w:pPr>
       <w:r>
         <w:rPr>
+          <w:rFonts w:ascii="Arial" w:hAnsi="Arial"/>
           <w:b/>
+          <w:color w:val="646363"/>
           <w:sz w:val="28"/>
         </w:rPr>
         <w:t>7.3 Información de Versión</w:t>
@@ -5527,7 +6418,7 @@
         <w:fldChar w:fldCharType="separate"/>
       </w:r>
       <w:r>
-        <w:t>14</w:t>
+        <w:t>16</w:t>
       </w:r>
       <w:r>
         <w:fldChar w:fldCharType="end"/>
@@ -5697,18 +6588,15 @@
     </w:tbl>
     <w:p/>
     <w:p>
-      <w:r>
-        <w:t>7.4 Arquitectura del Sistema</w:t>
-      </w:r>
-    </w:p>
-    <w:p>
       <w:pPr>
         <w:spacing w:before="240" w:after="120"/>
         <w:outlineLvl w:val="1"/>
       </w:pPr>
       <w:r>
         <w:rPr>
+          <w:rFonts w:ascii="Arial" w:hAnsi="Arial"/>
           <w:b/>
+          <w:color w:val="646363"/>
           <w:sz w:val="28"/>
         </w:rPr>
         <w:t>7.4 Arquitectura del Sistema</w:t>
@@ -5805,18 +6693,15 @@
     </w:p>
     <w:p/>
     <w:p>
-      <w:r>
-        <w:t>7.5 Capabilities y Seguridad</w:t>
-      </w:r>
-    </w:p>
-    <w:p>
       <w:pPr>
         <w:spacing w:before="240" w:after="120"/>
         <w:outlineLvl w:val="1"/>
       </w:pPr>
       <w:r>
         <w:rPr>
+          <w:rFonts w:ascii="Arial" w:hAnsi="Arial"/>
           <w:b/>
+          <w:color w:val="646363"/>
           <w:sz w:val="28"/>
         </w:rPr>
         <w:t>7.5 Capabilities y Seguridad</w:t>
@@ -5855,7 +6740,7 @@
         <w:fldChar w:fldCharType="separate"/>
       </w:r>
       <w:r>
-        <w:t>15</w:t>
+        <w:t>17</w:t>
       </w:r>
       <w:r>
         <w:fldChar w:fldCharType="end"/>
@@ -5995,18 +6880,15 @@
     </w:tbl>
     <w:p/>
     <w:p>
-      <w:r>
-        <w:t>7.6 Flujo de Generación de Datos</w:t>
-      </w:r>
-    </w:p>
-    <w:p>
       <w:pPr>
         <w:spacing w:before="240" w:after="120"/>
         <w:outlineLvl w:val="1"/>
       </w:pPr>
       <w:r>
         <w:rPr>
+          <w:rFonts w:ascii="Arial" w:hAnsi="Arial"/>
           <w:b/>
+          <w:color w:val="646363"/>
           <w:sz w:val="28"/>
         </w:rPr>
         <w:t>7.6 Flujo de Generación de Datos</w:t>
@@ -6103,18 +6985,15 @@
     </w:p>
     <w:p/>
     <w:p>
-      <w:r>
-        <w:t>7.7 Flujo de Acceso al Plugin</w:t>
-      </w:r>
-    </w:p>
-    <w:p>
       <w:pPr>
         <w:spacing w:before="240" w:after="120"/>
         <w:outlineLvl w:val="1"/>
       </w:pPr>
       <w:r>
         <w:rPr>
+          <w:rFonts w:ascii="Arial" w:hAnsi="Arial"/>
           <w:b/>
+          <w:color w:val="646363"/>
           <w:sz w:val="28"/>
         </w:rPr>
         <w:t>7.7 Flujo de Acceso al Plugin</w:t>
@@ -6211,18 +7090,15 @@
     </w:p>
     <w:p/>
     <w:p>
-      <w:r>
-        <w:t>7.8 Optimizaciones de Rendimiento</w:t>
-      </w:r>
-    </w:p>
-    <w:p>
       <w:pPr>
         <w:spacing w:before="240" w:after="120"/>
         <w:outlineLvl w:val="1"/>
       </w:pPr>
       <w:r>
         <w:rPr>
+          <w:rFonts w:ascii="Arial" w:hAnsi="Arial"/>
           <w:b/>
+          <w:color w:val="646363"/>
           <w:sz w:val="28"/>
         </w:rPr>
         <w:t>7.8 Optimizaciones de Rendimiento</w:t>
@@ -6261,7 +7137,7 @@
         <w:fldChar w:fldCharType="separate"/>
       </w:r>
       <w:r>
-        <w:t>16</w:t>
+        <w:t>18</w:t>
       </w:r>
       <w:r>
         <w:fldChar w:fldCharType="end"/>
@@ -6529,18 +7405,15 @@
     </w:tbl>
     <w:p/>
     <w:p>
-      <w:r>
-        <w:t>7.9 Base de Datos</w:t>
-      </w:r>
-    </w:p>
-    <w:p>
       <w:pPr>
         <w:spacing w:before="240" w:after="120"/>
         <w:outlineLvl w:val="1"/>
       </w:pPr>
       <w:r>
         <w:rPr>
+          <w:rFonts w:ascii="Arial" w:hAnsi="Arial"/>
           <w:b/>
+          <w:color w:val="646363"/>
           <w:sz w:val="28"/>
         </w:rPr>
         <w:t>7.9 Base de Datos</w:t>
@@ -6579,7 +7452,7 @@
         <w:fldChar w:fldCharType="separate"/>
       </w:r>
       <w:r>
-        <w:t>17</w:t>
+        <w:t>19</w:t>
       </w:r>
       <w:r>
         <w:fldChar w:fldCharType="end"/>
@@ -6847,18 +7720,15 @@
     </w:tbl>
     <w:p/>
     <w:p>
-      <w:r>
-        <w:t>7.10 Casos de Uso</w:t>
-      </w:r>
-    </w:p>
-    <w:p>
       <w:pPr>
         <w:spacing w:before="240" w:after="120"/>
         <w:outlineLvl w:val="1"/>
       </w:pPr>
       <w:r>
         <w:rPr>
+          <w:rFonts w:ascii="Arial" w:hAnsi="Arial"/>
           <w:b/>
+          <w:color w:val="646363"/>
           <w:sz w:val="28"/>
         </w:rPr>
         <w:t>7.10 Casos de Uso</w:t>
@@ -6939,18 +7809,15 @@
       </w:r>
     </w:p>
     <w:p>
-      <w:r>
-        <w:t>7.11 Integración con IOMAD</w:t>
-      </w:r>
-    </w:p>
-    <w:p>
       <w:pPr>
         <w:spacing w:before="240" w:after="120"/>
         <w:outlineLvl w:val="1"/>
       </w:pPr>
       <w:r>
         <w:rPr>
+          <w:rFonts w:ascii="Arial" w:hAnsi="Arial"/>
           <w:b/>
+          <w:color w:val="646363"/>
           <w:sz w:val="28"/>
         </w:rPr>
         <w:t>7.11 Integración con IOMAD</w:t>
@@ -7051,11 +7918,16 @@
     </w:p>
     <w:p>
       <w:pPr>
-        <w:pStyle w:val="Ttulo1"/>
         <w:spacing w:before="360" w:after="120"/>
         <w:outlineLvl w:val="0"/>
       </w:pPr>
       <w:r>
+        <w:rPr>
+          <w:rFonts w:ascii="Arial" w:hAnsi="Arial"/>
+          <w:b/>
+          <w:color w:val="1B9E88"/>
+          <w:sz w:val="32"/>
+        </w:rPr>
         <w:t>8. CONCLUSIONES</w:t>
       </w:r>
     </w:p>
@@ -7111,11 +7983,16 @@
     </w:p>
     <w:p>
       <w:pPr>
-        <w:pStyle w:val="Ttulo1"/>
         <w:spacing w:before="360" w:after="120"/>
         <w:outlineLvl w:val="0"/>
       </w:pPr>
       <w:r>
+        <w:rPr>
+          <w:rFonts w:ascii="Arial" w:hAnsi="Arial"/>
+          <w:b/>
+          <w:color w:val="1B9E88"/>
+          <w:sz w:val="32"/>
+        </w:rPr>
         <w:t>9. RECOMENDACIONES</w:t>
       </w:r>
     </w:p>

--- a/docs/informe_tecnico/output/INFORME_TECNICO_FGCT17_2025.docx
+++ b/docs/informe_tecnico/output/INFORME_TECNICO_FGCT17_2025.docx
@@ -97,6 +97,44 @@
     </w:p>
     <w:p/>
     <w:p/>
+    <w:p/>
+    <w:p>
+      <w:pPr>
+        <w:jc w:val="center"/>
+      </w:pPr>
+      <w:r>
+        <w:rPr>
+          <w:color w:val="646363"/>
+          <w:sz w:val="22"/>
+        </w:rPr>
+        <w:t>Elaborado por:</w:t>
+      </w:r>
+    </w:p>
+    <w:p>
+      <w:pPr>
+        <w:jc w:val="center"/>
+      </w:pPr>
+      <w:r>
+        <w:rPr>
+          <w:b/>
+          <w:color w:val="1B9E88"/>
+          <w:sz w:val="28"/>
+        </w:rPr>
+        <w:t>Alonso Arias</w:t>
+      </w:r>
+    </w:p>
+    <w:p>
+      <w:pPr>
+        <w:jc w:val="center"/>
+      </w:pPr>
+      <w:r>
+        <w:rPr>
+          <w:color w:val="646363"/>
+          <w:sz w:val="20"/>
+        </w:rPr>
+        <w:t>soporteplataformas@iser.edu.co</w:t>
+      </w:r>
+    </w:p>
     <w:p/>
     <w:p/>
     <w:p>

--- a/docs/informe_tecnico/output/INFORME_TECNICO_FGCT17_2025.docx
+++ b/docs/informe_tecnico/output/INFORME_TECNICO_FGCT17_2025.docx
@@ -283,11 +283,12 @@
     </w:p>
     <w:p>
       <w:pPr>
-        <w:spacing w:after="120"/>
+        <w:spacing w:after="160" w:line="276" w:lineRule="auto"/>
         <w:jc w:val="both"/>
       </w:pPr>
       <w:r>
         <w:rPr>
+          <w:rFonts w:ascii="Arial" w:hAnsi="Arial"/>
           <w:b w:val="0"/>
           <w:i w:val="0"/>
           <w:sz w:val="22"/>
@@ -327,11 +328,12 @@
     </w:p>
     <w:p>
       <w:pPr>
-        <w:spacing w:after="120"/>
+        <w:spacing w:after="160" w:line="276" w:lineRule="auto"/>
         <w:jc w:val="both"/>
       </w:pPr>
       <w:r>
         <w:rPr>
+          <w:rFonts w:ascii="Arial" w:hAnsi="Arial"/>
           <w:b w:val="0"/>
           <w:i w:val="0"/>
           <w:sz w:val="22"/>
@@ -356,11 +358,12 @@
     </w:p>
     <w:p>
       <w:pPr>
-        <w:spacing w:after="60"/>
-        <w:ind w:left="720"/>
-      </w:pPr>
-      <w:r>
-        <w:rPr>
+        <w:spacing w:after="80" w:line="276" w:lineRule="auto"/>
+        <w:ind w:left="576"/>
+      </w:pPr>
+      <w:r>
+        <w:rPr>
+          <w:rFonts w:ascii="Arial" w:hAnsi="Arial"/>
           <w:sz w:val="22"/>
         </w:rPr>
         <w:t>• Describir la estructura y organización de archivos de cada plugin</w:t>
@@ -368,11 +371,12 @@
     </w:p>
     <w:p>
       <w:pPr>
-        <w:spacing w:after="60"/>
-        <w:ind w:left="720"/>
-      </w:pPr>
-      <w:r>
-        <w:rPr>
+        <w:spacing w:after="80" w:line="276" w:lineRule="auto"/>
+        <w:ind w:left="576"/>
+      </w:pPr>
+      <w:r>
+        <w:rPr>
+          <w:rFonts w:ascii="Arial" w:hAnsi="Arial"/>
           <w:sz w:val="22"/>
         </w:rPr>
         <w:t>• Documentar la arquitectura de base de datos utilizada</w:t>
@@ -380,11 +384,12 @@
     </w:p>
     <w:p>
       <w:pPr>
-        <w:spacing w:after="60"/>
-        <w:ind w:left="720"/>
-      </w:pPr>
-      <w:r>
-        <w:rPr>
+        <w:spacing w:after="80" w:line="276" w:lineRule="auto"/>
+        <w:ind w:left="576"/>
+      </w:pPr>
+      <w:r>
+        <w:rPr>
+          <w:rFonts w:ascii="Arial" w:hAnsi="Arial"/>
           <w:sz w:val="22"/>
         </w:rPr>
         <w:t>• Explicar los flujos de trabajo y casos de uso implementados</w:t>
@@ -392,11 +397,12 @@
     </w:p>
     <w:p>
       <w:pPr>
-        <w:spacing w:after="60"/>
-        <w:ind w:left="720"/>
-      </w:pPr>
-      <w:r>
-        <w:rPr>
+        <w:spacing w:after="80" w:line="276" w:lineRule="auto"/>
+        <w:ind w:left="576"/>
+      </w:pPr>
+      <w:r>
+        <w:rPr>
+          <w:rFonts w:ascii="Arial" w:hAnsi="Arial"/>
           <w:sz w:val="22"/>
         </w:rPr>
         <w:t>• Detallar las APIs y servicios web disponibles</w:t>
@@ -404,11 +410,12 @@
     </w:p>
     <w:p>
       <w:pPr>
-        <w:spacing w:after="60"/>
-        <w:ind w:left="720"/>
-      </w:pPr>
-      <w:r>
-        <w:rPr>
+        <w:spacing w:after="80" w:line="276" w:lineRule="auto"/>
+        <w:ind w:left="576"/>
+      </w:pPr>
+      <w:r>
+        <w:rPr>
+          <w:rFonts w:ascii="Arial" w:hAnsi="Arial"/>
           <w:sz w:val="22"/>
         </w:rPr>
         <w:t>• Proporcionar guías de mantenimiento y extensión del código</w:t>
@@ -431,11 +438,12 @@
     </w:p>
     <w:p>
       <w:pPr>
-        <w:spacing w:after="120"/>
+        <w:spacing w:after="160" w:line="276" w:lineRule="auto"/>
         <w:jc w:val="both"/>
       </w:pPr>
       <w:r>
         <w:rPr>
+          <w:rFonts w:ascii="Arial" w:hAnsi="Arial"/>
           <w:b w:val="0"/>
           <w:i w:val="0"/>
           <w:sz w:val="22"/>
@@ -445,11 +453,12 @@
     </w:p>
     <w:p>
       <w:pPr>
-        <w:spacing w:after="60"/>
-        <w:ind w:left="720"/>
-      </w:pPr>
-      <w:r>
-        <w:rPr>
+        <w:spacing w:after="80" w:line="276" w:lineRule="auto"/>
+        <w:ind w:left="576"/>
+      </w:pPr>
+      <w:r>
+        <w:rPr>
+          <w:rFonts w:ascii="Arial" w:hAnsi="Arial"/>
           <w:sz w:val="22"/>
         </w:rPr>
         <w:t>• local_jobboard: Sistema de gestión de vacantes y postulaciones docentes</w:t>
@@ -457,11 +466,12 @@
     </w:p>
     <w:p>
       <w:pPr>
-        <w:spacing w:after="60"/>
-        <w:ind w:left="720"/>
-      </w:pPr>
-      <w:r>
-        <w:rPr>
+        <w:spacing w:after="80" w:line="276" w:lineRule="auto"/>
+        <w:ind w:left="576"/>
+      </w:pPr>
+      <w:r>
+        <w:rPr>
+          <w:rFonts w:ascii="Arial" w:hAnsi="Arial"/>
           <w:sz w:val="22"/>
         </w:rPr>
         <w:t>• report_platform_usage: Generador de reportes de uso de la plataforma</w:t>
@@ -469,11 +479,12 @@
     </w:p>
     <w:p>
       <w:pPr>
-        <w:spacing w:after="60"/>
-        <w:ind w:left="720"/>
-      </w:pPr>
-      <w:r>
-        <w:rPr>
+        <w:spacing w:after="80" w:line="276" w:lineRule="auto"/>
+        <w:ind w:left="576"/>
+      </w:pPr>
+      <w:r>
+        <w:rPr>
+          <w:rFonts w:ascii="Arial" w:hAnsi="Arial"/>
           <w:sz w:val="22"/>
         </w:rPr>
         <w:t>• local_platform_access: Generador de registros de acceso para pruebas de carga</w:t>
@@ -496,11 +507,12 @@
     </w:p>
     <w:p>
       <w:pPr>
-        <w:spacing w:after="120"/>
+        <w:spacing w:after="160" w:line="276" w:lineRule="auto"/>
         <w:jc w:val="both"/>
       </w:pPr>
       <w:r>
         <w:rPr>
+          <w:rFonts w:ascii="Arial" w:hAnsi="Arial"/>
           <w:b w:val="0"/>
           <w:i w:val="0"/>
           <w:sz w:val="22"/>
@@ -562,8 +574,10 @@
           <w:p>
             <w:r>
               <w:rPr>
+                <w:rFonts w:ascii="Arial" w:hAnsi="Arial"/>
                 <w:b/>
                 <w:color w:val="FFFFFF"/>
+                <w:sz w:val="20"/>
               </w:rPr>
               <w:t>Categoría</w:t>
             </w:r>
@@ -577,8 +591,10 @@
           <w:p>
             <w:r>
               <w:rPr>
+                <w:rFonts w:ascii="Arial" w:hAnsi="Arial"/>
                 <w:b/>
                 <w:color w:val="FFFFFF"/>
+                <w:sz w:val="20"/>
               </w:rPr>
               <w:t>Tecnología</w:t>
             </w:r>
@@ -592,8 +608,10 @@
           <w:p>
             <w:r>
               <w:rPr>
+                <w:rFonts w:ascii="Arial" w:hAnsi="Arial"/>
                 <w:b/>
                 <w:color w:val="FFFFFF"/>
+                <w:sz w:val="20"/>
               </w:rPr>
               <w:t>Descripción</w:t>
             </w:r>
@@ -607,6 +625,10 @@
           </w:tcPr>
           <w:p>
             <w:r>
+              <w:rPr>
+                <w:rFonts w:ascii="Arial" w:hAnsi="Arial"/>
+                <w:sz w:val="20"/>
+              </w:rPr>
               <w:t>Backend</w:t>
             </w:r>
           </w:p>
@@ -617,6 +639,10 @@
           </w:tcPr>
           <w:p>
             <w:r>
+              <w:rPr>
+                <w:rFonts w:ascii="Arial" w:hAnsi="Arial"/>
+                <w:sz w:val="20"/>
+              </w:rPr>
               <w:t>PHP 8.x</w:t>
             </w:r>
           </w:p>
@@ -627,6 +653,10 @@
           </w:tcPr>
           <w:p>
             <w:r>
+              <w:rPr>
+                <w:rFonts w:ascii="Arial" w:hAnsi="Arial"/>
+                <w:sz w:val="20"/>
+              </w:rPr>
               <w:t>Lenguaje principal del core de Moodle</w:t>
             </w:r>
           </w:p>
@@ -639,6 +669,10 @@
           </w:tcPr>
           <w:p>
             <w:r>
+              <w:rPr>
+                <w:rFonts w:ascii="Arial" w:hAnsi="Arial"/>
+                <w:sz w:val="20"/>
+              </w:rPr>
               <w:t>Base de datos</w:t>
             </w:r>
           </w:p>
@@ -649,6 +683,10 @@
           </w:tcPr>
           <w:p>
             <w:r>
+              <w:rPr>
+                <w:rFonts w:ascii="Arial" w:hAnsi="Arial"/>
+                <w:sz w:val="20"/>
+              </w:rPr>
               <w:t>MySQL/MariaDB</w:t>
             </w:r>
           </w:p>
@@ -659,6 +697,10 @@
           </w:tcPr>
           <w:p>
             <w:r>
+              <w:rPr>
+                <w:rFonts w:ascii="Arial" w:hAnsi="Arial"/>
+                <w:sz w:val="20"/>
+              </w:rPr>
               <w:t>Acceso mediante DBAL de Moodle</w:t>
             </w:r>
           </w:p>
@@ -671,6 +713,10 @@
           </w:tcPr>
           <w:p>
             <w:r>
+              <w:rPr>
+                <w:rFonts w:ascii="Arial" w:hAnsi="Arial"/>
+                <w:sz w:val="20"/>
+              </w:rPr>
               <w:t>Frontend</w:t>
             </w:r>
           </w:p>
@@ -681,6 +727,10 @@
           </w:tcPr>
           <w:p>
             <w:r>
+              <w:rPr>
+                <w:rFonts w:ascii="Arial" w:hAnsi="Arial"/>
+                <w:sz w:val="20"/>
+              </w:rPr>
               <w:t>JavaScript (AMD)</w:t>
             </w:r>
           </w:p>
@@ -691,6 +741,10 @@
           </w:tcPr>
           <w:p>
             <w:r>
+              <w:rPr>
+                <w:rFonts w:ascii="Arial" w:hAnsi="Arial"/>
+                <w:sz w:val="20"/>
+              </w:rPr>
               <w:t>Módulos RequireJS para interactividad</w:t>
             </w:r>
           </w:p>
@@ -703,6 +757,10 @@
           </w:tcPr>
           <w:p>
             <w:r>
+              <w:rPr>
+                <w:rFonts w:ascii="Arial" w:hAnsi="Arial"/>
+                <w:sz w:val="20"/>
+              </w:rPr>
               <w:t>Plantillas</w:t>
             </w:r>
           </w:p>
@@ -713,6 +771,10 @@
           </w:tcPr>
           <w:p>
             <w:r>
+              <w:rPr>
+                <w:rFonts w:ascii="Arial" w:hAnsi="Arial"/>
+                <w:sz w:val="20"/>
+              </w:rPr>
               <w:t>Mustache</w:t>
             </w:r>
           </w:p>
@@ -723,6 +785,10 @@
           </w:tcPr>
           <w:p>
             <w:r>
+              <w:rPr>
+                <w:rFonts w:ascii="Arial" w:hAnsi="Arial"/>
+                <w:sz w:val="20"/>
+              </w:rPr>
               <w:t>Motor de plantillas nativo de Moodle</w:t>
             </w:r>
           </w:p>
@@ -735,6 +801,10 @@
           </w:tcPr>
           <w:p>
             <w:r>
+              <w:rPr>
+                <w:rFonts w:ascii="Arial" w:hAnsi="Arial"/>
+                <w:sz w:val="20"/>
+              </w:rPr>
               <w:t>Web Services</w:t>
             </w:r>
           </w:p>
@@ -745,6 +815,10 @@
           </w:tcPr>
           <w:p>
             <w:r>
+              <w:rPr>
+                <w:rFonts w:ascii="Arial" w:hAnsi="Arial"/>
+                <w:sz w:val="20"/>
+              </w:rPr>
               <w:t>REST/AJAX</w:t>
             </w:r>
           </w:p>
@@ -755,6 +829,10 @@
           </w:tcPr>
           <w:p>
             <w:r>
+              <w:rPr>
+                <w:rFonts w:ascii="Arial" w:hAnsi="Arial"/>
+                <w:sz w:val="20"/>
+              </w:rPr>
               <w:t>API External de Moodle</w:t>
             </w:r>
           </w:p>
@@ -767,6 +845,10 @@
           </w:tcPr>
           <w:p>
             <w:r>
+              <w:rPr>
+                <w:rFonts w:ascii="Arial" w:hAnsi="Arial"/>
+                <w:sz w:val="20"/>
+              </w:rPr>
               <w:t>Caché</w:t>
             </w:r>
           </w:p>
@@ -777,6 +859,10 @@
           </w:tcPr>
           <w:p>
             <w:r>
+              <w:rPr>
+                <w:rFonts w:ascii="Arial" w:hAnsi="Arial"/>
+                <w:sz w:val="20"/>
+              </w:rPr>
               <w:t>MUC</w:t>
             </w:r>
           </w:p>
@@ -787,6 +873,10 @@
           </w:tcPr>
           <w:p>
             <w:r>
+              <w:rPr>
+                <w:rFonts w:ascii="Arial" w:hAnsi="Arial"/>
+                <w:sz w:val="20"/>
+              </w:rPr>
               <w:t>Moodle Universal Cache para optimización</w:t>
             </w:r>
           </w:p>
@@ -831,11 +921,12 @@
     </w:p>
     <w:p>
       <w:pPr>
-        <w:spacing w:after="120"/>
+        <w:spacing w:after="160" w:line="276" w:lineRule="auto"/>
         <w:jc w:val="both"/>
       </w:pPr>
       <w:r>
         <w:rPr>
+          <w:rFonts w:ascii="Arial" w:hAnsi="Arial"/>
           <w:b w:val="0"/>
           <w:i w:val="0"/>
           <w:sz w:val="22"/>
@@ -845,11 +936,12 @@
     </w:p>
     <w:p>
       <w:pPr>
-        <w:spacing w:after="120"/>
+        <w:spacing w:after="160" w:line="276" w:lineRule="auto"/>
         <w:jc w:val="both"/>
       </w:pPr>
       <w:r>
         <w:rPr>
+          <w:rFonts w:ascii="Arial" w:hAnsi="Arial"/>
           <w:b w:val="0"/>
           <w:i w:val="0"/>
           <w:sz w:val="22"/>
@@ -925,8 +1017,10 @@
           <w:p>
             <w:r>
               <w:rPr>
+                <w:rFonts w:ascii="Arial" w:hAnsi="Arial"/>
                 <w:b/>
                 <w:color w:val="FFFFFF"/>
+                <w:sz w:val="20"/>
               </w:rPr>
               <w:t>Campo</w:t>
             </w:r>
@@ -940,8 +1034,10 @@
           <w:p>
             <w:r>
               <w:rPr>
+                <w:rFonts w:ascii="Arial" w:hAnsi="Arial"/>
                 <w:b/>
                 <w:color w:val="FFFFFF"/>
+                <w:sz w:val="20"/>
               </w:rPr>
               <w:t>Valor</w:t>
             </w:r>
@@ -955,6 +1051,10 @@
           </w:tcPr>
           <w:p>
             <w:r>
+              <w:rPr>
+                <w:rFonts w:ascii="Arial" w:hAnsi="Arial"/>
+                <w:sz w:val="20"/>
+              </w:rPr>
               <w:t>Componente</w:t>
             </w:r>
           </w:p>
@@ -965,6 +1065,10 @@
           </w:tcPr>
           <w:p>
             <w:r>
+              <w:rPr>
+                <w:rFonts w:ascii="Arial" w:hAnsi="Arial"/>
+                <w:sz w:val="20"/>
+              </w:rPr>
               <w:t>local_jobboard</w:t>
             </w:r>
           </w:p>
@@ -977,6 +1081,10 @@
           </w:tcPr>
           <w:p>
             <w:r>
+              <w:rPr>
+                <w:rFonts w:ascii="Arial" w:hAnsi="Arial"/>
+                <w:sz w:val="20"/>
+              </w:rPr>
               <w:t>Versión</w:t>
             </w:r>
           </w:p>
@@ -987,6 +1095,10 @@
           </w:tcPr>
           <w:p>
             <w:r>
+              <w:rPr>
+                <w:rFonts w:ascii="Arial" w:hAnsi="Arial"/>
+                <w:sz w:val="20"/>
+              </w:rPr>
               <w:t>4.0.2</w:t>
             </w:r>
           </w:p>
@@ -999,6 +1111,10 @@
           </w:tcPr>
           <w:p>
             <w:r>
+              <w:rPr>
+                <w:rFonts w:ascii="Arial" w:hAnsi="Arial"/>
+                <w:sz w:val="20"/>
+              </w:rPr>
               <w:t>Build</w:t>
             </w:r>
           </w:p>
@@ -1009,6 +1125,10 @@
           </w:tcPr>
           <w:p>
             <w:r>
+              <w:rPr>
+                <w:rFonts w:ascii="Arial" w:hAnsi="Arial"/>
+                <w:sz w:val="20"/>
+              </w:rPr>
               <w:t>2025122302</w:t>
             </w:r>
           </w:p>
@@ -1021,6 +1141,10 @@
           </w:tcPr>
           <w:p>
             <w:r>
+              <w:rPr>
+                <w:rFonts w:ascii="Arial" w:hAnsi="Arial"/>
+                <w:sz w:val="20"/>
+              </w:rPr>
               <w:t>Madurez</w:t>
             </w:r>
           </w:p>
@@ -1031,6 +1155,10 @@
           </w:tcPr>
           <w:p>
             <w:r>
+              <w:rPr>
+                <w:rFonts w:ascii="Arial" w:hAnsi="Arial"/>
+                <w:sz w:val="20"/>
+              </w:rPr>
               <w:t>MATURITY_STABLE</w:t>
             </w:r>
           </w:p>
@@ -1043,6 +1171,10 @@
           </w:tcPr>
           <w:p>
             <w:r>
+              <w:rPr>
+                <w:rFonts w:ascii="Arial" w:hAnsi="Arial"/>
+                <w:sz w:val="20"/>
+              </w:rPr>
               <w:t>Moodle requerido</w:t>
             </w:r>
           </w:p>
@@ -1053,6 +1185,10 @@
           </w:tcPr>
           <w:p>
             <w:r>
+              <w:rPr>
+                <w:rFonts w:ascii="Arial" w:hAnsi="Arial"/>
+                <w:sz w:val="20"/>
+              </w:rPr>
               <w:t>Moodle 4.1 LTS mínimo</w:t>
             </w:r>
           </w:p>
@@ -1065,6 +1201,10 @@
           </w:tcPr>
           <w:p>
             <w:r>
+              <w:rPr>
+                <w:rFonts w:ascii="Arial" w:hAnsi="Arial"/>
+                <w:sz w:val="20"/>
+              </w:rPr>
               <w:t>Autor</w:t>
             </w:r>
           </w:p>
@@ -1075,6 +1215,10 @@
           </w:tcPr>
           <w:p>
             <w:r>
+              <w:rPr>
+                <w:rFonts w:ascii="Arial" w:hAnsi="Arial"/>
+                <w:sz w:val="20"/>
+              </w:rPr>
               <w:t>Alonso Arias</w:t>
             </w:r>
           </w:p>
@@ -1087,6 +1231,10 @@
           </w:tcPr>
           <w:p>
             <w:r>
+              <w:rPr>
+                <w:rFonts w:ascii="Arial" w:hAnsi="Arial"/>
+                <w:sz w:val="20"/>
+              </w:rPr>
               <w:t>Licencia</w:t>
             </w:r>
           </w:p>
@@ -1097,6 +1245,10 @@
           </w:tcPr>
           <w:p>
             <w:r>
+              <w:rPr>
+                <w:rFonts w:ascii="Arial" w:hAnsi="Arial"/>
+                <w:sz w:val="20"/>
+              </w:rPr>
               <w:t>GNU GPL v3 or later</w:t>
             </w:r>
           </w:p>
@@ -1121,11 +1273,12 @@
     </w:p>
     <w:p>
       <w:pPr>
-        <w:spacing w:after="120"/>
+        <w:spacing w:after="160" w:line="276" w:lineRule="auto"/>
         <w:jc w:val="both"/>
       </w:pPr>
       <w:r>
         <w:rPr>
+          <w:rFonts w:ascii="Arial" w:hAnsi="Arial"/>
           <w:b w:val="0"/>
           <w:i w:val="0"/>
           <w:sz w:val="22"/>
@@ -1140,7 +1293,7 @@
       <w:r>
         <w:drawing>
           <wp:inline xmlns:a="http://schemas.openxmlformats.org/drawingml/2006/main" xmlns:pic="http://schemas.openxmlformats.org/drawingml/2006/picture">
-            <wp:extent cx="5029200" cy="5821680"/>
+            <wp:extent cx="5029200" cy="3706368"/>
             <wp:docPr id="1" name="Picture 1"/>
             <wp:cNvGraphicFramePr>
               <a:graphicFrameLocks noChangeAspect="1"/>
@@ -1161,7 +1314,7 @@
                   <pic:spPr>
                     <a:xfrm>
                       <a:off x="0" y="0"/>
-                      <a:ext cx="5029200" cy="5821680"/>
+                      <a:ext cx="5029200" cy="3706368"/>
                     </a:xfrm>
                     <a:prstGeom prst="rect"/>
                   </pic:spPr>
@@ -1208,6 +1361,20 @@
         <w:t>. Estructura de directorios del plugin local_jobboard</w:t>
       </w:r>
     </w:p>
+    <w:p>
+      <w:pPr>
+        <w:spacing w:before="0" w:after="120"/>
+        <w:jc w:val="center"/>
+      </w:pPr>
+      <w:r>
+        <w:rPr>
+          <w:i/>
+          <w:color w:val="646363"/>
+          <w:sz w:val="18"/>
+        </w:rPr>
+        <w:t>Fuente: Elaboración propia</w:t>
+      </w:r>
+    </w:p>
     <w:p/>
     <w:p>
       <w:pPr>
@@ -1226,11 +1393,12 @@
     </w:p>
     <w:p>
       <w:pPr>
-        <w:spacing w:after="120"/>
+        <w:spacing w:after="160" w:line="276" w:lineRule="auto"/>
         <w:jc w:val="both"/>
       </w:pPr>
       <w:r>
         <w:rPr>
+          <w:rFonts w:ascii="Arial" w:hAnsi="Arial"/>
           <w:b w:val="0"/>
           <w:i w:val="0"/>
           <w:sz w:val="22"/>
@@ -1313,6 +1481,20 @@
         <w:t>. Arquitectura del plugin local_jobboard</w:t>
       </w:r>
     </w:p>
+    <w:p>
+      <w:pPr>
+        <w:spacing w:before="0" w:after="120"/>
+        <w:jc w:val="center"/>
+      </w:pPr>
+      <w:r>
+        <w:rPr>
+          <w:i/>
+          <w:color w:val="646363"/>
+          <w:sz w:val="18"/>
+        </w:rPr>
+        <w:t>Fuente: Elaboración propia</w:t>
+      </w:r>
+    </w:p>
     <w:p/>
     <w:p>
       <w:pPr>
@@ -1331,11 +1513,12 @@
     </w:p>
     <w:p>
       <w:pPr>
-        <w:spacing w:after="120"/>
+        <w:spacing w:after="160" w:line="276" w:lineRule="auto"/>
         <w:jc w:val="both"/>
       </w:pPr>
       <w:r>
         <w:rPr>
+          <w:rFonts w:ascii="Arial" w:hAnsi="Arial"/>
           <w:b w:val="0"/>
           <w:i w:val="0"/>
           <w:sz w:val="22"/>
@@ -1418,6 +1601,20 @@
         <w:t>. Diagrama de casos de uso del sistema de vacantes</w:t>
       </w:r>
     </w:p>
+    <w:p>
+      <w:pPr>
+        <w:spacing w:before="0" w:after="120"/>
+        <w:jc w:val="center"/>
+      </w:pPr>
+      <w:r>
+        <w:rPr>
+          <w:i/>
+          <w:color w:val="646363"/>
+          <w:sz w:val="18"/>
+        </w:rPr>
+        <w:t>Fuente: Elaboración propia</w:t>
+      </w:r>
+    </w:p>
     <w:p/>
     <w:p>
       <w:pPr>
@@ -1436,11 +1633,12 @@
     </w:p>
     <w:p>
       <w:pPr>
-        <w:spacing w:after="120"/>
+        <w:spacing w:after="160" w:line="276" w:lineRule="auto"/>
         <w:jc w:val="both"/>
       </w:pPr>
       <w:r>
         <w:rPr>
+          <w:rFonts w:ascii="Arial" w:hAnsi="Arial"/>
           <w:b w:val="0"/>
           <w:i w:val="0"/>
           <w:sz w:val="22"/>
@@ -1501,8 +1699,10 @@
           <w:p>
             <w:r>
               <w:rPr>
+                <w:rFonts w:ascii="Arial" w:hAnsi="Arial"/>
                 <w:b/>
                 <w:color w:val="FFFFFF"/>
+                <w:sz w:val="20"/>
               </w:rPr>
               <w:t>Tabla</w:t>
             </w:r>
@@ -1516,8 +1716,10 @@
           <w:p>
             <w:r>
               <w:rPr>
+                <w:rFonts w:ascii="Arial" w:hAnsi="Arial"/>
                 <w:b/>
                 <w:color w:val="FFFFFF"/>
+                <w:sz w:val="20"/>
               </w:rPr>
               <w:t>Descripción</w:t>
             </w:r>
@@ -1531,6 +1733,10 @@
           </w:tcPr>
           <w:p>
             <w:r>
+              <w:rPr>
+                <w:rFonts w:ascii="Arial" w:hAnsi="Arial"/>
+                <w:sz w:val="20"/>
+              </w:rPr>
               <w:t>vacancy</w:t>
             </w:r>
           </w:p>
@@ -1541,6 +1747,10 @@
           </w:tcPr>
           <w:p>
             <w:r>
+              <w:rPr>
+                <w:rFonts w:ascii="Arial" w:hAnsi="Arial"/>
+                <w:sz w:val="20"/>
+              </w:rPr>
               <w:t>Vacantes laborales para catedráticos</w:t>
             </w:r>
           </w:p>
@@ -1553,6 +1763,10 @@
           </w:tcPr>
           <w:p>
             <w:r>
+              <w:rPr>
+                <w:rFonts w:ascii="Arial" w:hAnsi="Arial"/>
+                <w:sz w:val="20"/>
+              </w:rPr>
               <w:t>vacancy_field</w:t>
             </w:r>
           </w:p>
@@ -1563,6 +1777,10 @@
           </w:tcPr>
           <w:p>
             <w:r>
+              <w:rPr>
+                <w:rFonts w:ascii="Arial" w:hAnsi="Arial"/>
+                <w:sz w:val="20"/>
+              </w:rPr>
               <w:t>Campos personalizados para vacantes</w:t>
             </w:r>
           </w:p>
@@ -1575,6 +1793,10 @@
           </w:tcPr>
           <w:p>
             <w:r>
+              <w:rPr>
+                <w:rFonts w:ascii="Arial" w:hAnsi="Arial"/>
+                <w:sz w:val="20"/>
+              </w:rPr>
               <w:t>application</w:t>
             </w:r>
           </w:p>
@@ -1585,6 +1807,10 @@
           </w:tcPr>
           <w:p>
             <w:r>
+              <w:rPr>
+                <w:rFonts w:ascii="Arial" w:hAnsi="Arial"/>
+                <w:sz w:val="20"/>
+              </w:rPr>
               <w:t>Postulaciones de candidatos</w:t>
             </w:r>
           </w:p>
@@ -1597,6 +1823,10 @@
           </w:tcPr>
           <w:p>
             <w:r>
+              <w:rPr>
+                <w:rFonts w:ascii="Arial" w:hAnsi="Arial"/>
+                <w:sz w:val="20"/>
+              </w:rPr>
               <w:t>document</w:t>
             </w:r>
           </w:p>
@@ -1607,6 +1837,10 @@
           </w:tcPr>
           <w:p>
             <w:r>
+              <w:rPr>
+                <w:rFonts w:ascii="Arial" w:hAnsi="Arial"/>
+                <w:sz w:val="20"/>
+              </w:rPr>
               <w:t>Documentos subidos para postulaciones</w:t>
             </w:r>
           </w:p>
@@ -1619,6 +1853,10 @@
           </w:tcPr>
           <w:p>
             <w:r>
+              <w:rPr>
+                <w:rFonts w:ascii="Arial" w:hAnsi="Arial"/>
+                <w:sz w:val="20"/>
+              </w:rPr>
               <w:t>doc_validation</w:t>
             </w:r>
           </w:p>
@@ -1629,6 +1867,10 @@
           </w:tcPr>
           <w:p>
             <w:r>
+              <w:rPr>
+                <w:rFonts w:ascii="Arial" w:hAnsi="Arial"/>
+                <w:sz w:val="20"/>
+              </w:rPr>
               <w:t>Registros de validación de documentos</w:t>
             </w:r>
           </w:p>
@@ -1641,6 +1883,10 @@
           </w:tcPr>
           <w:p>
             <w:r>
+              <w:rPr>
+                <w:rFonts w:ascii="Arial" w:hAnsi="Arial"/>
+                <w:sz w:val="20"/>
+              </w:rPr>
               <w:t>doc_requirement</w:t>
             </w:r>
           </w:p>
@@ -1651,6 +1897,10 @@
           </w:tcPr>
           <w:p>
             <w:r>
+              <w:rPr>
+                <w:rFonts w:ascii="Arial" w:hAnsi="Arial"/>
+                <w:sz w:val="20"/>
+              </w:rPr>
               <w:t>Configuración de requisitos de documentos por vacante</w:t>
             </w:r>
           </w:p>
@@ -1663,6 +1913,10 @@
           </w:tcPr>
           <w:p>
             <w:r>
+              <w:rPr>
+                <w:rFonts w:ascii="Arial" w:hAnsi="Arial"/>
+                <w:sz w:val="20"/>
+              </w:rPr>
               <w:t>workflow_log</w:t>
             </w:r>
           </w:p>
@@ -1673,6 +1927,10 @@
           </w:tcPr>
           <w:p>
             <w:r>
+              <w:rPr>
+                <w:rFonts w:ascii="Arial" w:hAnsi="Arial"/>
+                <w:sz w:val="20"/>
+              </w:rPr>
               <w:t>Registro de cambios de estado del flujo de trabajo</w:t>
             </w:r>
           </w:p>
@@ -1685,6 +1943,10 @@
           </w:tcPr>
           <w:p>
             <w:r>
+              <w:rPr>
+                <w:rFonts w:ascii="Arial" w:hAnsi="Arial"/>
+                <w:sz w:val="20"/>
+              </w:rPr>
               <w:t>audit</w:t>
             </w:r>
           </w:p>
@@ -1695,6 +1957,10 @@
           </w:tcPr>
           <w:p>
             <w:r>
+              <w:rPr>
+                <w:rFonts w:ascii="Arial" w:hAnsi="Arial"/>
+                <w:sz w:val="20"/>
+              </w:rPr>
               <w:t>Registro de auditoría general para todas las acciones</w:t>
             </w:r>
           </w:p>
@@ -1777,6 +2043,20 @@
         <w:t>. Diagrama entidad-relación del plugin local_jobboard</w:t>
       </w:r>
     </w:p>
+    <w:p>
+      <w:pPr>
+        <w:spacing w:before="0" w:after="120"/>
+        <w:jc w:val="center"/>
+      </w:pPr>
+      <w:r>
+        <w:rPr>
+          <w:i/>
+          <w:color w:val="646363"/>
+          <w:sz w:val="18"/>
+        </w:rPr>
+        <w:t>Fuente: Elaboración propia</w:t>
+      </w:r>
+    </w:p>
     <w:p/>
     <w:p>
       <w:pPr>
@@ -1795,11 +2075,12 @@
     </w:p>
     <w:p>
       <w:pPr>
-        <w:spacing w:after="120"/>
+        <w:spacing w:after="160" w:line="276" w:lineRule="auto"/>
         <w:jc w:val="both"/>
       </w:pPr>
       <w:r>
         <w:rPr>
+          <w:rFonts w:ascii="Arial" w:hAnsi="Arial"/>
           <w:b w:val="0"/>
           <w:i w:val="0"/>
           <w:sz w:val="22"/>
@@ -1882,6 +2163,20 @@
         <w:t>. Diagrama de clases principales del plugin local_jobboard</w:t>
       </w:r>
     </w:p>
+    <w:p>
+      <w:pPr>
+        <w:spacing w:before="0" w:after="120"/>
+        <w:jc w:val="center"/>
+      </w:pPr>
+      <w:r>
+        <w:rPr>
+          <w:i/>
+          <w:color w:val="646363"/>
+          <w:sz w:val="18"/>
+        </w:rPr>
+        <w:t>Fuente: Elaboración propia</w:t>
+      </w:r>
+    </w:p>
     <w:p/>
     <w:p>
       <w:pPr>
@@ -1900,11 +2195,12 @@
     </w:p>
     <w:p>
       <w:pPr>
-        <w:spacing w:after="120"/>
+        <w:spacing w:after="160" w:line="276" w:lineRule="auto"/>
         <w:jc w:val="both"/>
       </w:pPr>
       <w:r>
         <w:rPr>
+          <w:rFonts w:ascii="Arial" w:hAnsi="Arial"/>
           <w:b w:val="0"/>
           <w:i w:val="0"/>
           <w:sz w:val="22"/>
@@ -1987,6 +2283,20 @@
         <w:t>. Servicios web disponibles del plugin local_jobboard</w:t>
       </w:r>
     </w:p>
+    <w:p>
+      <w:pPr>
+        <w:spacing w:before="0" w:after="120"/>
+        <w:jc w:val="center"/>
+      </w:pPr>
+      <w:r>
+        <w:rPr>
+          <w:i/>
+          <w:color w:val="646363"/>
+          <w:sz w:val="18"/>
+        </w:rPr>
+        <w:t>Fuente: Elaboración propia</w:t>
+      </w:r>
+    </w:p>
     <w:p/>
     <w:p>
       <w:r>
@@ -2042,8 +2352,10 @@
           <w:p>
             <w:r>
               <w:rPr>
+                <w:rFonts w:ascii="Arial" w:hAnsi="Arial"/>
                 <w:b/>
                 <w:color w:val="FFFFFF"/>
+                <w:sz w:val="20"/>
               </w:rPr>
               <w:t>Función</w:t>
             </w:r>
@@ -2057,8 +2369,10 @@
           <w:p>
             <w:r>
               <w:rPr>
+                <w:rFonts w:ascii="Arial" w:hAnsi="Arial"/>
                 <w:b/>
                 <w:color w:val="FFFFFF"/>
+                <w:sz w:val="20"/>
               </w:rPr>
               <w:t>Tipo</w:t>
             </w:r>
@@ -2072,8 +2386,10 @@
           <w:p>
             <w:r>
               <w:rPr>
+                <w:rFonts w:ascii="Arial" w:hAnsi="Arial"/>
                 <w:b/>
                 <w:color w:val="FFFFFF"/>
+                <w:sz w:val="20"/>
               </w:rPr>
               <w:t>Descripción</w:t>
             </w:r>
@@ -2087,6 +2403,10 @@
           </w:tcPr>
           <w:p>
             <w:r>
+              <w:rPr>
+                <w:rFonts w:ascii="Arial" w:hAnsi="Arial"/>
+                <w:sz w:val="20"/>
+              </w:rPr>
               <w:t>local_jobboard_validate_docume</w:t>
             </w:r>
           </w:p>
@@ -2097,6 +2417,10 @@
           </w:tcPr>
           <w:p>
             <w:r>
+              <w:rPr>
+                <w:rFonts w:ascii="Arial" w:hAnsi="Arial"/>
+                <w:sz w:val="20"/>
+              </w:rPr>
               <w:t>write</w:t>
             </w:r>
           </w:p>
@@ -2107,6 +2431,10 @@
           </w:tcPr>
           <w:p>
             <w:r>
+              <w:rPr>
+                <w:rFonts w:ascii="Arial" w:hAnsi="Arial"/>
+                <w:sz w:val="20"/>
+              </w:rPr>
               <w:t>Validar (aprobar) un documento en una po...</w:t>
             </w:r>
           </w:p>
@@ -2119,6 +2447,10 @@
           </w:tcPr>
           <w:p>
             <w:r>
+              <w:rPr>
+                <w:rFonts w:ascii="Arial" w:hAnsi="Arial"/>
+                <w:sz w:val="20"/>
+              </w:rPr>
               <w:t>local_jobboard_reject_document</w:t>
             </w:r>
           </w:p>
@@ -2129,6 +2461,10 @@
           </w:tcPr>
           <w:p>
             <w:r>
+              <w:rPr>
+                <w:rFonts w:ascii="Arial" w:hAnsi="Arial"/>
+                <w:sz w:val="20"/>
+              </w:rPr>
               <w:t>write</w:t>
             </w:r>
           </w:p>
@@ -2139,6 +2475,10 @@
           </w:tcPr>
           <w:p>
             <w:r>
+              <w:rPr>
+                <w:rFonts w:ascii="Arial" w:hAnsi="Arial"/>
+                <w:sz w:val="20"/>
+              </w:rPr>
               <w:t>Rechazar un documento en una postulación...</w:t>
             </w:r>
           </w:p>
@@ -2151,6 +2491,10 @@
           </w:tcPr>
           <w:p>
             <w:r>
+              <w:rPr>
+                <w:rFonts w:ascii="Arial" w:hAnsi="Arial"/>
+                <w:sz w:val="20"/>
+              </w:rPr>
               <w:t>local_jobboard_save_document_o</w:t>
             </w:r>
           </w:p>
@@ -2161,6 +2505,10 @@
           </w:tcPr>
           <w:p>
             <w:r>
+              <w:rPr>
+                <w:rFonts w:ascii="Arial" w:hAnsi="Arial"/>
+                <w:sz w:val="20"/>
+              </w:rPr>
               <w:t>write</w:t>
             </w:r>
           </w:p>
@@ -2171,6 +2519,10 @@
           </w:tcPr>
           <w:p>
             <w:r>
+              <w:rPr>
+                <w:rFonts w:ascii="Arial" w:hAnsi="Arial"/>
+                <w:sz w:val="20"/>
+              </w:rPr>
               <w:t>Guardar observaciones para documentos en...</w:t>
             </w:r>
           </w:p>
@@ -2183,6 +2535,10 @@
           </w:tcPr>
           <w:p>
             <w:r>
+              <w:rPr>
+                <w:rFonts w:ascii="Arial" w:hAnsi="Arial"/>
+                <w:sz w:val="20"/>
+              </w:rPr>
               <w:t>local_jobboard_send_observatio</w:t>
             </w:r>
           </w:p>
@@ -2193,6 +2549,10 @@
           </w:tcPr>
           <w:p>
             <w:r>
+              <w:rPr>
+                <w:rFonts w:ascii="Arial" w:hAnsi="Arial"/>
+                <w:sz w:val="20"/>
+              </w:rPr>
               <w:t>write</w:t>
             </w:r>
           </w:p>
@@ -2203,6 +2563,10 @@
           </w:tcPr>
           <w:p>
             <w:r>
+              <w:rPr>
+                <w:rFonts w:ascii="Arial" w:hAnsi="Arial"/>
+                <w:sz w:val="20"/>
+              </w:rPr>
               <w:t>Enviar correo electrónico con observacio...</w:t>
             </w:r>
           </w:p>
@@ -2215,6 +2579,10 @@
           </w:tcPr>
           <w:p>
             <w:r>
+              <w:rPr>
+                <w:rFonts w:ascii="Arial" w:hAnsi="Arial"/>
+                <w:sz w:val="20"/>
+              </w:rPr>
               <w:t>local_jobboard_get_next_docume</w:t>
             </w:r>
           </w:p>
@@ -2225,6 +2593,10 @@
           </w:tcPr>
           <w:p>
             <w:r>
+              <w:rPr>
+                <w:rFonts w:ascii="Arial" w:hAnsi="Arial"/>
+                <w:sz w:val="20"/>
+              </w:rPr>
               <w:t>read</w:t>
             </w:r>
           </w:p>
@@ -2235,6 +2607,10 @@
           </w:tcPr>
           <w:p>
             <w:r>
+              <w:rPr>
+                <w:rFonts w:ascii="Arial" w:hAnsi="Arial"/>
+                <w:sz w:val="20"/>
+              </w:rPr>
               <w:t>Obtener el siguiente documento pendiente...</w:t>
             </w:r>
           </w:p>
@@ -2274,11 +2650,12 @@
     </w:p>
     <w:p>
       <w:pPr>
-        <w:spacing w:after="120"/>
+        <w:spacing w:after="160" w:line="276" w:lineRule="auto"/>
         <w:jc w:val="both"/>
       </w:pPr>
       <w:r>
         <w:rPr>
+          <w:rFonts w:ascii="Arial" w:hAnsi="Arial"/>
           <w:b w:val="0"/>
           <w:i w:val="0"/>
           <w:sz w:val="22"/>
@@ -2361,6 +2738,20 @@
         <w:t>. Flujo de estados de una vacante</w:t>
       </w:r>
     </w:p>
+    <w:p>
+      <w:pPr>
+        <w:spacing w:before="0" w:after="120"/>
+        <w:jc w:val="center"/>
+      </w:pPr>
+      <w:r>
+        <w:rPr>
+          <w:i/>
+          <w:color w:val="646363"/>
+          <w:sz w:val="18"/>
+        </w:rPr>
+        <w:t>Fuente: Elaboración propia</w:t>
+      </w:r>
+    </w:p>
     <w:p/>
     <w:p>
       <w:pPr>
@@ -2379,11 +2770,12 @@
     </w:p>
     <w:p>
       <w:pPr>
-        <w:spacing w:after="120"/>
+        <w:spacing w:after="160" w:line="276" w:lineRule="auto"/>
         <w:jc w:val="both"/>
       </w:pPr>
       <w:r>
         <w:rPr>
+          <w:rFonts w:ascii="Arial" w:hAnsi="Arial"/>
           <w:b w:val="0"/>
           <w:i w:val="0"/>
           <w:sz w:val="22"/>
@@ -2466,6 +2858,20 @@
         <w:t>. Flujo del proceso de postulación</w:t>
       </w:r>
     </w:p>
+    <w:p>
+      <w:pPr>
+        <w:spacing w:before="0" w:after="120"/>
+        <w:jc w:val="center"/>
+      </w:pPr>
+      <w:r>
+        <w:rPr>
+          <w:i/>
+          <w:color w:val="646363"/>
+          <w:sz w:val="18"/>
+        </w:rPr>
+        <w:t>Fuente: Elaboración propia</w:t>
+      </w:r>
+    </w:p>
     <w:p/>
     <w:p>
       <w:pPr>
@@ -2557,6 +2963,20 @@
         <w:t>. Ciclo de vida completo de una aplicación</w:t>
       </w:r>
     </w:p>
+    <w:p>
+      <w:pPr>
+        <w:spacing w:before="0" w:after="120"/>
+        <w:jc w:val="center"/>
+      </w:pPr>
+      <w:r>
+        <w:rPr>
+          <w:i/>
+          <w:color w:val="646363"/>
+          <w:sz w:val="18"/>
+        </w:rPr>
+        <w:t>Fuente: Elaboración propia</w:t>
+      </w:r>
+    </w:p>
     <w:p/>
     <w:p>
       <w:pPr>
@@ -2575,11 +2995,12 @@
     </w:p>
     <w:p>
       <w:pPr>
-        <w:spacing w:after="120"/>
+        <w:spacing w:after="160" w:line="276" w:lineRule="auto"/>
         <w:jc w:val="both"/>
       </w:pPr>
       <w:r>
         <w:rPr>
+          <w:rFonts w:ascii="Arial" w:hAnsi="Arial"/>
           <w:b w:val="0"/>
           <w:i w:val="0"/>
           <w:sz w:val="22"/>
@@ -2641,8 +3062,10 @@
           <w:p>
             <w:r>
               <w:rPr>
+                <w:rFonts w:ascii="Arial" w:hAnsi="Arial"/>
                 <w:b/>
                 <w:color w:val="FFFFFF"/>
+                <w:sz w:val="20"/>
               </w:rPr>
               <w:t>Evento</w:t>
             </w:r>
@@ -2656,8 +3079,10 @@
           <w:p>
             <w:r>
               <w:rPr>
+                <w:rFonts w:ascii="Arial" w:hAnsi="Arial"/>
                 <w:b/>
                 <w:color w:val="FFFFFF"/>
+                <w:sz w:val="20"/>
               </w:rPr>
               <w:t>Tipo</w:t>
             </w:r>
@@ -2671,8 +3096,10 @@
           <w:p>
             <w:r>
               <w:rPr>
+                <w:rFonts w:ascii="Arial" w:hAnsi="Arial"/>
                 <w:b/>
                 <w:color w:val="FFFFFF"/>
+                <w:sz w:val="20"/>
               </w:rPr>
               <w:t>Descripción</w:t>
             </w:r>
@@ -2686,6 +3113,10 @@
           </w:tcPr>
           <w:p>
             <w:r>
+              <w:rPr>
+                <w:rFonts w:ascii="Arial" w:hAnsi="Arial"/>
+                <w:sz w:val="20"/>
+              </w:rPr>
               <w:t>application_created</w:t>
             </w:r>
           </w:p>
@@ -2696,6 +3127,10 @@
           </w:tcPr>
           <w:p>
             <w:r>
+              <w:rPr>
+                <w:rFonts w:ascii="Arial" w:hAnsi="Arial"/>
+                <w:sz w:val="20"/>
+              </w:rPr>
               <w:t>create</w:t>
             </w:r>
           </w:p>
@@ -2706,6 +3141,10 @@
           </w:tcPr>
           <w:p>
             <w:r>
+              <w:rPr>
+                <w:rFonts w:ascii="Arial" w:hAnsi="Arial"/>
+                <w:sz w:val="20"/>
+              </w:rPr>
               <w:t>Evento disparado cuando se crea una nuev...</w:t>
             </w:r>
           </w:p>
@@ -2718,6 +3157,10 @@
           </w:tcPr>
           <w:p>
             <w:r>
+              <w:rPr>
+                <w:rFonts w:ascii="Arial" w:hAnsi="Arial"/>
+                <w:sz w:val="20"/>
+              </w:rPr>
               <w:t>application_deleted</w:t>
             </w:r>
           </w:p>
@@ -2728,6 +3171,10 @@
           </w:tcPr>
           <w:p>
             <w:r>
+              <w:rPr>
+                <w:rFonts w:ascii="Arial" w:hAnsi="Arial"/>
+                <w:sz w:val="20"/>
+              </w:rPr>
               <w:t>delete</w:t>
             </w:r>
           </w:p>
@@ -2738,6 +3185,10 @@
           </w:tcPr>
           <w:p>
             <w:r>
+              <w:rPr>
+                <w:rFonts w:ascii="Arial" w:hAnsi="Arial"/>
+                <w:sz w:val="20"/>
+              </w:rPr>
               <w:t>Evento disparado cuando se elimina una a...</w:t>
             </w:r>
           </w:p>
@@ -2750,6 +3201,10 @@
           </w:tcPr>
           <w:p>
             <w:r>
+              <w:rPr>
+                <w:rFonts w:ascii="Arial" w:hAnsi="Arial"/>
+                <w:sz w:val="20"/>
+              </w:rPr>
               <w:t>application_status_changed</w:t>
             </w:r>
           </w:p>
@@ -2760,6 +3215,10 @@
           </w:tcPr>
           <w:p>
             <w:r>
+              <w:rPr>
+                <w:rFonts w:ascii="Arial" w:hAnsi="Arial"/>
+                <w:sz w:val="20"/>
+              </w:rPr>
               <w:t>update</w:t>
             </w:r>
           </w:p>
@@ -2770,6 +3229,10 @@
           </w:tcPr>
           <w:p>
             <w:r>
+              <w:rPr>
+                <w:rFonts w:ascii="Arial" w:hAnsi="Arial"/>
+                <w:sz w:val="20"/>
+              </w:rPr>
               <w:t>Evento disparado cuando cambia el estado...</w:t>
             </w:r>
           </w:p>
@@ -2782,6 +3245,10 @@
           </w:tcPr>
           <w:p>
             <w:r>
+              <w:rPr>
+                <w:rFonts w:ascii="Arial" w:hAnsi="Arial"/>
+                <w:sz w:val="20"/>
+              </w:rPr>
               <w:t>document_uploaded</w:t>
             </w:r>
           </w:p>
@@ -2792,6 +3259,10 @@
           </w:tcPr>
           <w:p>
             <w:r>
+              <w:rPr>
+                <w:rFonts w:ascii="Arial" w:hAnsi="Arial"/>
+                <w:sz w:val="20"/>
+              </w:rPr>
               <w:t>create</w:t>
             </w:r>
           </w:p>
@@ -2802,6 +3273,10 @@
           </w:tcPr>
           <w:p>
             <w:r>
+              <w:rPr>
+                <w:rFonts w:ascii="Arial" w:hAnsi="Arial"/>
+                <w:sz w:val="20"/>
+              </w:rPr>
               <w:t>Evento disparado cuando se sube un docum...</w:t>
             </w:r>
           </w:p>
@@ -2814,6 +3289,10 @@
           </w:tcPr>
           <w:p>
             <w:r>
+              <w:rPr>
+                <w:rFonts w:ascii="Arial" w:hAnsi="Arial"/>
+                <w:sz w:val="20"/>
+              </w:rPr>
               <w:t>vacancy_closed</w:t>
             </w:r>
           </w:p>
@@ -2824,6 +3303,10 @@
           </w:tcPr>
           <w:p>
             <w:r>
+              <w:rPr>
+                <w:rFonts w:ascii="Arial" w:hAnsi="Arial"/>
+                <w:sz w:val="20"/>
+              </w:rPr>
               <w:t>update</w:t>
             </w:r>
           </w:p>
@@ -2834,6 +3317,10 @@
           </w:tcPr>
           <w:p>
             <w:r>
+              <w:rPr>
+                <w:rFonts w:ascii="Arial" w:hAnsi="Arial"/>
+                <w:sz w:val="20"/>
+              </w:rPr>
               <w:t>Evento disparado cuando se cierra una va...</w:t>
             </w:r>
           </w:p>
@@ -2846,6 +3333,10 @@
           </w:tcPr>
           <w:p>
             <w:r>
+              <w:rPr>
+                <w:rFonts w:ascii="Arial" w:hAnsi="Arial"/>
+                <w:sz w:val="20"/>
+              </w:rPr>
               <w:t>vacancy_created</w:t>
             </w:r>
           </w:p>
@@ -2856,6 +3347,10 @@
           </w:tcPr>
           <w:p>
             <w:r>
+              <w:rPr>
+                <w:rFonts w:ascii="Arial" w:hAnsi="Arial"/>
+                <w:sz w:val="20"/>
+              </w:rPr>
               <w:t>create</w:t>
             </w:r>
           </w:p>
@@ -2866,6 +3361,10 @@
           </w:tcPr>
           <w:p>
             <w:r>
+              <w:rPr>
+                <w:rFonts w:ascii="Arial" w:hAnsi="Arial"/>
+                <w:sz w:val="20"/>
+              </w:rPr>
               <w:t>Evento disparado cuando se crea una nuev...</w:t>
             </w:r>
           </w:p>
@@ -2878,6 +3377,10 @@
           </w:tcPr>
           <w:p>
             <w:r>
+              <w:rPr>
+                <w:rFonts w:ascii="Arial" w:hAnsi="Arial"/>
+                <w:sz w:val="20"/>
+              </w:rPr>
               <w:t>vacancy_deleted</w:t>
             </w:r>
           </w:p>
@@ -2888,6 +3391,10 @@
           </w:tcPr>
           <w:p>
             <w:r>
+              <w:rPr>
+                <w:rFonts w:ascii="Arial" w:hAnsi="Arial"/>
+                <w:sz w:val="20"/>
+              </w:rPr>
               <w:t>delete</w:t>
             </w:r>
           </w:p>
@@ -2898,6 +3405,10 @@
           </w:tcPr>
           <w:p>
             <w:r>
+              <w:rPr>
+                <w:rFonts w:ascii="Arial" w:hAnsi="Arial"/>
+                <w:sz w:val="20"/>
+              </w:rPr>
               <w:t>Evento disparado cuando se elimina una v...</w:t>
             </w:r>
           </w:p>
@@ -2910,6 +3421,10 @@
           </w:tcPr>
           <w:p>
             <w:r>
+              <w:rPr>
+                <w:rFonts w:ascii="Arial" w:hAnsi="Arial"/>
+                <w:sz w:val="20"/>
+              </w:rPr>
               <w:t>vacancy_published</w:t>
             </w:r>
           </w:p>
@@ -2920,6 +3435,10 @@
           </w:tcPr>
           <w:p>
             <w:r>
+              <w:rPr>
+                <w:rFonts w:ascii="Arial" w:hAnsi="Arial"/>
+                <w:sz w:val="20"/>
+              </w:rPr>
               <w:t>update</w:t>
             </w:r>
           </w:p>
@@ -2930,6 +3449,10 @@
           </w:tcPr>
           <w:p>
             <w:r>
+              <w:rPr>
+                <w:rFonts w:ascii="Arial" w:hAnsi="Arial"/>
+                <w:sz w:val="20"/>
+              </w:rPr>
               <w:t>Evento disparado cuando se publica una v...</w:t>
             </w:r>
           </w:p>
@@ -2954,11 +3477,12 @@
     </w:p>
     <w:p>
       <w:pPr>
-        <w:spacing w:after="120"/>
+        <w:spacing w:after="160" w:line="276" w:lineRule="auto"/>
         <w:jc w:val="both"/>
       </w:pPr>
       <w:r>
         <w:rPr>
+          <w:rFonts w:ascii="Arial" w:hAnsi="Arial"/>
           <w:b w:val="0"/>
           <w:i w:val="0"/>
           <w:sz w:val="22"/>
@@ -2968,11 +3492,12 @@
     </w:p>
     <w:p>
       <w:pPr>
-        <w:spacing w:after="60"/>
-        <w:ind w:left="720"/>
-      </w:pPr>
-      <w:r>
-        <w:rPr>
+        <w:spacing w:after="80" w:line="276" w:lineRule="auto"/>
+        <w:ind w:left="576"/>
+      </w:pPr>
+      <w:r>
+        <w:rPr>
+          <w:rFonts w:ascii="Arial" w:hAnsi="Arial"/>
           <w:sz w:val="22"/>
         </w:rPr>
         <w:t>• application: Notificaciones relacionadas con postulaciones</w:t>
@@ -2980,11 +3505,12 @@
     </w:p>
     <w:p>
       <w:pPr>
-        <w:spacing w:after="60"/>
-        <w:ind w:left="720"/>
-      </w:pPr>
-      <w:r>
-        <w:rPr>
+        <w:spacing w:after="80" w:line="276" w:lineRule="auto"/>
+        <w:ind w:left="576"/>
+      </w:pPr>
+      <w:r>
+        <w:rPr>
+          <w:rFonts w:ascii="Arial" w:hAnsi="Arial"/>
           <w:sz w:val="22"/>
         </w:rPr>
         <w:t>• documents: Notificaciones sobre documentos y validación</w:t>
@@ -2992,11 +3518,12 @@
     </w:p>
     <w:p>
       <w:pPr>
-        <w:spacing w:after="60"/>
-        <w:ind w:left="720"/>
-      </w:pPr>
-      <w:r>
-        <w:rPr>
+        <w:spacing w:after="80" w:line="276" w:lineRule="auto"/>
+        <w:ind w:left="576"/>
+      </w:pPr>
+      <w:r>
+        <w:rPr>
+          <w:rFonts w:ascii="Arial" w:hAnsi="Arial"/>
           <w:sz w:val="22"/>
         </w:rPr>
         <w:t>• interview: Notificaciones de programación de entrevistas</w:t>
@@ -3004,11 +3531,12 @@
     </w:p>
     <w:p>
       <w:pPr>
-        <w:spacing w:after="60"/>
-        <w:ind w:left="720"/>
-      </w:pPr>
-      <w:r>
-        <w:rPr>
+        <w:spacing w:after="80" w:line="276" w:lineRule="auto"/>
+        <w:ind w:left="576"/>
+      </w:pPr>
+      <w:r>
+        <w:rPr>
+          <w:rFonts w:ascii="Arial" w:hAnsi="Arial"/>
           <w:sz w:val="22"/>
         </w:rPr>
         <w:t>• selection: Notificaciones de resultados de selección</w:t>
@@ -3016,11 +3544,12 @@
     </w:p>
     <w:p>
       <w:pPr>
-        <w:spacing w:after="60"/>
-        <w:ind w:left="720"/>
-      </w:pPr>
-      <w:r>
-        <w:rPr>
+        <w:spacing w:after="80" w:line="276" w:lineRule="auto"/>
+        <w:ind w:left="576"/>
+      </w:pPr>
+      <w:r>
+        <w:rPr>
+          <w:rFonts w:ascii="Arial" w:hAnsi="Arial"/>
           <w:sz w:val="22"/>
         </w:rPr>
         <w:t>• system: Notificaciones del sistema</w:t>
@@ -3043,11 +3572,12 @@
     </w:p>
     <w:p>
       <w:pPr>
-        <w:spacing w:after="120"/>
+        <w:spacing w:after="160" w:line="276" w:lineRule="auto"/>
         <w:jc w:val="both"/>
       </w:pPr>
       <w:r>
         <w:rPr>
+          <w:rFonts w:ascii="Arial" w:hAnsi="Arial"/>
           <w:b w:val="0"/>
           <w:i w:val="0"/>
           <w:sz w:val="22"/>
@@ -3109,8 +3639,10 @@
           <w:p>
             <w:r>
               <w:rPr>
+                <w:rFonts w:ascii="Arial" w:hAnsi="Arial"/>
                 <w:b/>
                 <w:color w:val="FFFFFF"/>
+                <w:sz w:val="20"/>
               </w:rPr>
               <w:t>Categoría</w:t>
             </w:r>
@@ -3124,8 +3656,10 @@
           <w:p>
             <w:r>
               <w:rPr>
+                <w:rFonts w:ascii="Arial" w:hAnsi="Arial"/>
                 <w:b/>
                 <w:color w:val="FFFFFF"/>
+                <w:sz w:val="20"/>
               </w:rPr>
               <w:t>Capability</w:t>
             </w:r>
@@ -3139,8 +3673,10 @@
           <w:p>
             <w:r>
               <w:rPr>
+                <w:rFonts w:ascii="Arial" w:hAnsi="Arial"/>
                 <w:b/>
                 <w:color w:val="FFFFFF"/>
+                <w:sz w:val="20"/>
               </w:rPr>
               <w:t>Tipo</w:t>
             </w:r>
@@ -3154,6 +3690,10 @@
           </w:tcPr>
           <w:p>
             <w:r>
+              <w:rPr>
+                <w:rFonts w:ascii="Arial" w:hAnsi="Arial"/>
+                <w:sz w:val="20"/>
+              </w:rPr>
               <w:t>Vista general</w:t>
             </w:r>
           </w:p>
@@ -3164,6 +3704,10 @@
           </w:tcPr>
           <w:p>
             <w:r>
+              <w:rPr>
+                <w:rFonts w:ascii="Arial" w:hAnsi="Arial"/>
+                <w:sz w:val="20"/>
+              </w:rPr>
               <w:t>view</w:t>
             </w:r>
           </w:p>
@@ -3174,6 +3718,10 @@
           </w:tcPr>
           <w:p>
             <w:r>
+              <w:rPr>
+                <w:rFonts w:ascii="Arial" w:hAnsi="Arial"/>
+                <w:sz w:val="20"/>
+              </w:rPr>
               <w:t>read</w:t>
             </w:r>
           </w:p>
@@ -3186,6 +3734,10 @@
           </w:tcPr>
           <w:p>
             <w:r>
+              <w:rPr>
+                <w:rFonts w:ascii="Arial" w:hAnsi="Arial"/>
+                <w:sz w:val="20"/>
+              </w:rPr>
               <w:t>Vista general</w:t>
             </w:r>
           </w:p>
@@ -3196,6 +3748,10 @@
           </w:tcPr>
           <w:p>
             <w:r>
+              <w:rPr>
+                <w:rFonts w:ascii="Arial" w:hAnsi="Arial"/>
+                <w:sz w:val="20"/>
+              </w:rPr>
               <w:t>viewinternal</w:t>
             </w:r>
           </w:p>
@@ -3206,6 +3762,10 @@
           </w:tcPr>
           <w:p>
             <w:r>
+              <w:rPr>
+                <w:rFonts w:ascii="Arial" w:hAnsi="Arial"/>
+                <w:sz w:val="20"/>
+              </w:rPr>
               <w:t>read</w:t>
             </w:r>
           </w:p>
@@ -3218,6 +3778,10 @@
           </w:tcPr>
           <w:p>
             <w:r>
+              <w:rPr>
+                <w:rFonts w:ascii="Arial" w:hAnsi="Arial"/>
+                <w:sz w:val="20"/>
+              </w:rPr>
               <w:t>Gestión de vacantes</w:t>
             </w:r>
           </w:p>
@@ -3228,6 +3792,10 @@
           </w:tcPr>
           <w:p>
             <w:r>
+              <w:rPr>
+                <w:rFonts w:ascii="Arial" w:hAnsi="Arial"/>
+                <w:sz w:val="20"/>
+              </w:rPr>
               <w:t>manage</w:t>
             </w:r>
           </w:p>
@@ -3238,6 +3806,10 @@
           </w:tcPr>
           <w:p>
             <w:r>
+              <w:rPr>
+                <w:rFonts w:ascii="Arial" w:hAnsi="Arial"/>
+                <w:sz w:val="20"/>
+              </w:rPr>
               <w:t>write</w:t>
             </w:r>
           </w:p>
@@ -3250,6 +3822,10 @@
           </w:tcPr>
           <w:p>
             <w:r>
+              <w:rPr>
+                <w:rFonts w:ascii="Arial" w:hAnsi="Arial"/>
+                <w:sz w:val="20"/>
+              </w:rPr>
               <w:t>Gestión de vacantes</w:t>
             </w:r>
           </w:p>
@@ -3260,6 +3836,10 @@
           </w:tcPr>
           <w:p>
             <w:r>
+              <w:rPr>
+                <w:rFonts w:ascii="Arial" w:hAnsi="Arial"/>
+                <w:sz w:val="20"/>
+              </w:rPr>
               <w:t>createvacancy</w:t>
             </w:r>
           </w:p>
@@ -3270,6 +3850,10 @@
           </w:tcPr>
           <w:p>
             <w:r>
+              <w:rPr>
+                <w:rFonts w:ascii="Arial" w:hAnsi="Arial"/>
+                <w:sz w:val="20"/>
+              </w:rPr>
               <w:t>write</w:t>
             </w:r>
           </w:p>
@@ -3282,6 +3866,10 @@
           </w:tcPr>
           <w:p>
             <w:r>
+              <w:rPr>
+                <w:rFonts w:ascii="Arial" w:hAnsi="Arial"/>
+                <w:sz w:val="20"/>
+              </w:rPr>
               <w:t>Gestión de convocatorias</w:t>
             </w:r>
           </w:p>
@@ -3292,6 +3880,10 @@
           </w:tcPr>
           <w:p>
             <w:r>
+              <w:rPr>
+                <w:rFonts w:ascii="Arial" w:hAnsi="Arial"/>
+                <w:sz w:val="20"/>
+              </w:rPr>
               <w:t>manageconvocatorias</w:t>
             </w:r>
           </w:p>
@@ -3302,6 +3894,10 @@
           </w:tcPr>
           <w:p>
             <w:r>
+              <w:rPr>
+                <w:rFonts w:ascii="Arial" w:hAnsi="Arial"/>
+                <w:sz w:val="20"/>
+              </w:rPr>
               <w:t>write</w:t>
             </w:r>
           </w:p>
@@ -3314,6 +3910,10 @@
           </w:tcPr>
           <w:p>
             <w:r>
+              <w:rPr>
+                <w:rFonts w:ascii="Arial" w:hAnsi="Arial"/>
+                <w:sz w:val="20"/>
+              </w:rPr>
               <w:t>Postulaciones</w:t>
             </w:r>
           </w:p>
@@ -3324,6 +3924,10 @@
           </w:tcPr>
           <w:p>
             <w:r>
+              <w:rPr>
+                <w:rFonts w:ascii="Arial" w:hAnsi="Arial"/>
+                <w:sz w:val="20"/>
+              </w:rPr>
               <w:t>apply</w:t>
             </w:r>
           </w:p>
@@ -3334,6 +3938,10 @@
           </w:tcPr>
           <w:p>
             <w:r>
+              <w:rPr>
+                <w:rFonts w:ascii="Arial" w:hAnsi="Arial"/>
+                <w:sz w:val="20"/>
+              </w:rPr>
               <w:t>write</w:t>
             </w:r>
           </w:p>
@@ -3346,6 +3954,10 @@
           </w:tcPr>
           <w:p>
             <w:r>
+              <w:rPr>
+                <w:rFonts w:ascii="Arial" w:hAnsi="Arial"/>
+                <w:sz w:val="20"/>
+              </w:rPr>
               <w:t>Postulaciones</w:t>
             </w:r>
           </w:p>
@@ -3356,6 +3968,10 @@
           </w:tcPr>
           <w:p>
             <w:r>
+              <w:rPr>
+                <w:rFonts w:ascii="Arial" w:hAnsi="Arial"/>
+                <w:sz w:val="20"/>
+              </w:rPr>
               <w:t>viewownapplications</w:t>
             </w:r>
           </w:p>
@@ -3366,6 +3982,10 @@
           </w:tcPr>
           <w:p>
             <w:r>
+              <w:rPr>
+                <w:rFonts w:ascii="Arial" w:hAnsi="Arial"/>
+                <w:sz w:val="20"/>
+              </w:rPr>
               <w:t>read</w:t>
             </w:r>
           </w:p>
@@ -3378,6 +3998,10 @@
           </w:tcPr>
           <w:p>
             <w:r>
+              <w:rPr>
+                <w:rFonts w:ascii="Arial" w:hAnsi="Arial"/>
+                <w:sz w:val="20"/>
+              </w:rPr>
               <w:t>Revisión de documentos</w:t>
             </w:r>
           </w:p>
@@ -3388,6 +4012,10 @@
           </w:tcPr>
           <w:p>
             <w:r>
+              <w:rPr>
+                <w:rFonts w:ascii="Arial" w:hAnsi="Arial"/>
+                <w:sz w:val="20"/>
+              </w:rPr>
               <w:t>review</w:t>
             </w:r>
           </w:p>
@@ -3398,6 +4026,10 @@
           </w:tcPr>
           <w:p>
             <w:r>
+              <w:rPr>
+                <w:rFonts w:ascii="Arial" w:hAnsi="Arial"/>
+                <w:sz w:val="20"/>
+              </w:rPr>
               <w:t>write</w:t>
             </w:r>
           </w:p>
@@ -3410,6 +4042,10 @@
           </w:tcPr>
           <w:p>
             <w:r>
+              <w:rPr>
+                <w:rFonts w:ascii="Arial" w:hAnsi="Arial"/>
+                <w:sz w:val="20"/>
+              </w:rPr>
               <w:t>Revisión de documentos</w:t>
             </w:r>
           </w:p>
@@ -3420,6 +4056,10 @@
           </w:tcPr>
           <w:p>
             <w:r>
+              <w:rPr>
+                <w:rFonts w:ascii="Arial" w:hAnsi="Arial"/>
+                <w:sz w:val="20"/>
+              </w:rPr>
               <w:t>validatedocuments</w:t>
             </w:r>
           </w:p>
@@ -3430,6 +4070,10 @@
           </w:tcPr>
           <w:p>
             <w:r>
+              <w:rPr>
+                <w:rFonts w:ascii="Arial" w:hAnsi="Arial"/>
+                <w:sz w:val="20"/>
+              </w:rPr>
               <w:t>write</w:t>
             </w:r>
           </w:p>
@@ -3442,6 +4086,10 @@
           </w:tcPr>
           <w:p>
             <w:r>
+              <w:rPr>
+                <w:rFonts w:ascii="Arial" w:hAnsi="Arial"/>
+                <w:sz w:val="20"/>
+              </w:rPr>
               <w:t>Revisión de decanos</w:t>
             </w:r>
           </w:p>
@@ -3452,6 +4100,10 @@
           </w:tcPr>
           <w:p>
             <w:r>
+              <w:rPr>
+                <w:rFonts w:ascii="Arial" w:hAnsi="Arial"/>
+                <w:sz w:val="20"/>
+              </w:rPr>
               <w:t>reviewprofiles</w:t>
             </w:r>
           </w:p>
@@ -3462,6 +4114,10 @@
           </w:tcPr>
           <w:p>
             <w:r>
+              <w:rPr>
+                <w:rFonts w:ascii="Arial" w:hAnsi="Arial"/>
+                <w:sz w:val="20"/>
+              </w:rPr>
               <w:t>read</w:t>
             </w:r>
           </w:p>
@@ -3474,6 +4130,10 @@
           </w:tcPr>
           <w:p>
             <w:r>
+              <w:rPr>
+                <w:rFonts w:ascii="Arial" w:hAnsi="Arial"/>
+                <w:sz w:val="20"/>
+              </w:rPr>
               <w:t>Revisión de decanos</w:t>
             </w:r>
           </w:p>
@@ -3484,6 +4144,10 @@
           </w:tcPr>
           <w:p>
             <w:r>
+              <w:rPr>
+                <w:rFonts w:ascii="Arial" w:hAnsi="Arial"/>
+                <w:sz w:val="20"/>
+              </w:rPr>
               <w:t>approveprofile</w:t>
             </w:r>
           </w:p>
@@ -3494,6 +4158,10 @@
           </w:tcPr>
           <w:p>
             <w:r>
+              <w:rPr>
+                <w:rFonts w:ascii="Arial" w:hAnsi="Arial"/>
+                <w:sz w:val="20"/>
+              </w:rPr>
               <w:t>write</w:t>
             </w:r>
           </w:p>
@@ -3518,11 +4186,12 @@
     </w:p>
     <w:p>
       <w:pPr>
-        <w:spacing w:after="120"/>
+        <w:spacing w:after="160" w:line="276" w:lineRule="auto"/>
         <w:jc w:val="both"/>
       </w:pPr>
       <w:r>
         <w:rPr>
+          <w:rFonts w:ascii="Arial" w:hAnsi="Arial"/>
           <w:b w:val="0"/>
           <w:i w:val="0"/>
           <w:sz w:val="22"/>
@@ -3584,8 +4253,10 @@
           <w:p>
             <w:r>
               <w:rPr>
+                <w:rFonts w:ascii="Arial" w:hAnsi="Arial"/>
                 <w:b/>
                 <w:color w:val="FFFFFF"/>
+                <w:sz w:val="20"/>
               </w:rPr>
               <w:t>Categoría</w:t>
             </w:r>
@@ -3599,8 +4270,10 @@
           <w:p>
             <w:r>
               <w:rPr>
+                <w:rFonts w:ascii="Arial" w:hAnsi="Arial"/>
                 <w:b/>
                 <w:color w:val="FFFFFF"/>
+                <w:sz w:val="20"/>
               </w:rPr>
               <w:t>Descripción</w:t>
             </w:r>
@@ -3614,8 +4287,10 @@
           <w:p>
             <w:r>
               <w:rPr>
+                <w:rFonts w:ascii="Arial" w:hAnsi="Arial"/>
                 <w:b/>
                 <w:color w:val="FFFFFF"/>
+                <w:sz w:val="20"/>
               </w:rPr>
               <w:t>Cantidad</w:t>
             </w:r>
@@ -3629,6 +4304,10 @@
           </w:tcPr>
           <w:p>
             <w:r>
+              <w:rPr>
+                <w:rFonts w:ascii="Arial" w:hAnsi="Arial"/>
+                <w:sz w:val="20"/>
+              </w:rPr>
               <w:t>components</w:t>
             </w:r>
           </w:p>
@@ -3639,6 +4318,10 @@
           </w:tcPr>
           <w:p>
             <w:r>
+              <w:rPr>
+                <w:rFonts w:ascii="Arial" w:hAnsi="Arial"/>
+                <w:sz w:val="20"/>
+              </w:rPr>
               <w:t>Componentes reutilizables de UI</w:t>
             </w:r>
           </w:p>
@@ -3649,6 +4332,10 @@
           </w:tcPr>
           <w:p>
             <w:r>
+              <w:rPr>
+                <w:rFonts w:ascii="Arial" w:hAnsi="Arial"/>
+                <w:sz w:val="20"/>
+              </w:rPr>
               <w:t>31</w:t>
             </w:r>
           </w:p>
@@ -3661,6 +4348,10 @@
           </w:tcPr>
           <w:p>
             <w:r>
+              <w:rPr>
+                <w:rFonts w:ascii="Arial" w:hAnsi="Arial"/>
+                <w:sz w:val="20"/>
+              </w:rPr>
               <w:t>layouts</w:t>
             </w:r>
           </w:p>
@@ -3671,6 +4362,10 @@
           </w:tcPr>
           <w:p>
             <w:r>
+              <w:rPr>
+                <w:rFonts w:ascii="Arial" w:hAnsi="Arial"/>
+                <w:sz w:val="20"/>
+              </w:rPr>
               <w:t>Layouts de página</w:t>
             </w:r>
           </w:p>
@@ -3681,6 +4376,10 @@
           </w:tcPr>
           <w:p>
             <w:r>
+              <w:rPr>
+                <w:rFonts w:ascii="Arial" w:hAnsi="Arial"/>
+                <w:sz w:val="20"/>
+              </w:rPr>
               <w:t>1</w:t>
             </w:r>
           </w:p>
@@ -3693,6 +4392,10 @@
           </w:tcPr>
           <w:p>
             <w:r>
+              <w:rPr>
+                <w:rFonts w:ascii="Arial" w:hAnsi="Arial"/>
+                <w:sz w:val="20"/>
+              </w:rPr>
               <w:t>pages/admin</w:t>
             </w:r>
           </w:p>
@@ -3703,6 +4406,10 @@
           </w:tcPr>
           <w:p>
             <w:r>
+              <w:rPr>
+                <w:rFonts w:ascii="Arial" w:hAnsi="Arial"/>
+                <w:sz w:val="20"/>
+              </w:rPr>
               <w:t>Páginas de administración</w:t>
             </w:r>
           </w:p>
@@ -3713,6 +4420,10 @@
           </w:tcPr>
           <w:p>
             <w:r>
+              <w:rPr>
+                <w:rFonts w:ascii="Arial" w:hAnsi="Arial"/>
+                <w:sz w:val="20"/>
+              </w:rPr>
               <w:t>10</w:t>
             </w:r>
           </w:p>
@@ -3725,6 +4436,10 @@
           </w:tcPr>
           <w:p>
             <w:r>
+              <w:rPr>
+                <w:rFonts w:ascii="Arial" w:hAnsi="Arial"/>
+                <w:sz w:val="20"/>
+              </w:rPr>
               <w:t>pages/applications</w:t>
             </w:r>
           </w:p>
@@ -3735,6 +4450,10 @@
           </w:tcPr>
           <w:p>
             <w:r>
+              <w:rPr>
+                <w:rFonts w:ascii="Arial" w:hAnsi="Arial"/>
+                <w:sz w:val="20"/>
+              </w:rPr>
               <w:t>Páginas de postulaciones</w:t>
             </w:r>
           </w:p>
@@ -3745,6 +4464,10 @@
           </w:tcPr>
           <w:p>
             <w:r>
+              <w:rPr>
+                <w:rFonts w:ascii="Arial" w:hAnsi="Arial"/>
+                <w:sz w:val="20"/>
+              </w:rPr>
               <w:t>4</w:t>
             </w:r>
           </w:p>
@@ -3757,6 +4480,10 @@
           </w:tcPr>
           <w:p>
             <w:r>
+              <w:rPr>
+                <w:rFonts w:ascii="Arial" w:hAnsi="Arial"/>
+                <w:sz w:val="20"/>
+              </w:rPr>
               <w:t>pages/convocatorias</w:t>
             </w:r>
           </w:p>
@@ -3767,6 +4494,10 @@
           </w:tcPr>
           <w:p>
             <w:r>
+              <w:rPr>
+                <w:rFonts w:ascii="Arial" w:hAnsi="Arial"/>
+                <w:sz w:val="20"/>
+              </w:rPr>
               <w:t>Páginas de convocatorias</w:t>
             </w:r>
           </w:p>
@@ -3777,6 +4508,10 @@
           </w:tcPr>
           <w:p>
             <w:r>
+              <w:rPr>
+                <w:rFonts w:ascii="Arial" w:hAnsi="Arial"/>
+                <w:sz w:val="20"/>
+              </w:rPr>
               <w:t>4</w:t>
             </w:r>
           </w:p>
@@ -3789,6 +4524,10 @@
           </w:tcPr>
           <w:p>
             <w:r>
+              <w:rPr>
+                <w:rFonts w:ascii="Arial" w:hAnsi="Arial"/>
+                <w:sz w:val="20"/>
+              </w:rPr>
               <w:t>pages/documents</w:t>
             </w:r>
           </w:p>
@@ -3799,6 +4538,10 @@
           </w:tcPr>
           <w:p>
             <w:r>
+              <w:rPr>
+                <w:rFonts w:ascii="Arial" w:hAnsi="Arial"/>
+                <w:sz w:val="20"/>
+              </w:rPr>
               <w:t>Páginas de gestión de documentos</w:t>
             </w:r>
           </w:p>
@@ -3809,6 +4552,10 @@
           </w:tcPr>
           <w:p>
             <w:r>
+              <w:rPr>
+                <w:rFonts w:ascii="Arial" w:hAnsi="Arial"/>
+                <w:sz w:val="20"/>
+              </w:rPr>
               <w:t>3</w:t>
             </w:r>
           </w:p>
@@ -3821,6 +4568,10 @@
           </w:tcPr>
           <w:p>
             <w:r>
+              <w:rPr>
+                <w:rFonts w:ascii="Arial" w:hAnsi="Arial"/>
+                <w:sz w:val="20"/>
+              </w:rPr>
               <w:t>pages/error</w:t>
             </w:r>
           </w:p>
@@ -3831,6 +4582,10 @@
           </w:tcPr>
           <w:p>
             <w:r>
+              <w:rPr>
+                <w:rFonts w:ascii="Arial" w:hAnsi="Arial"/>
+                <w:sz w:val="20"/>
+              </w:rPr>
               <w:t>Páginas de error</w:t>
             </w:r>
           </w:p>
@@ -3841,6 +4596,10 @@
           </w:tcPr>
           <w:p>
             <w:r>
+              <w:rPr>
+                <w:rFonts w:ascii="Arial" w:hAnsi="Arial"/>
+                <w:sz w:val="20"/>
+              </w:rPr>
               <w:t>1</w:t>
             </w:r>
           </w:p>
@@ -3853,6 +4612,10 @@
           </w:tcPr>
           <w:p>
             <w:r>
+              <w:rPr>
+                <w:rFonts w:ascii="Arial" w:hAnsi="Arial"/>
+                <w:sz w:val="20"/>
+              </w:rPr>
               <w:t>pages/exemptions</w:t>
             </w:r>
           </w:p>
@@ -3863,6 +4626,10 @@
           </w:tcPr>
           <w:p>
             <w:r>
+              <w:rPr>
+                <w:rFonts w:ascii="Arial" w:hAnsi="Arial"/>
+                <w:sz w:val="20"/>
+              </w:rPr>
               <w:t>Páginas de excepciones de documentos</w:t>
             </w:r>
           </w:p>
@@ -3873,6 +4640,10 @@
           </w:tcPr>
           <w:p>
             <w:r>
+              <w:rPr>
+                <w:rFonts w:ascii="Arial" w:hAnsi="Arial"/>
+                <w:sz w:val="20"/>
+              </w:rPr>
               <w:t>6</w:t>
             </w:r>
           </w:p>
@@ -3885,6 +4656,10 @@
           </w:tcPr>
           <w:p>
             <w:r>
+              <w:rPr>
+                <w:rFonts w:ascii="Arial" w:hAnsi="Arial"/>
+                <w:sz w:val="20"/>
+              </w:rPr>
               <w:t>pages/public</w:t>
             </w:r>
           </w:p>
@@ -3895,6 +4670,10 @@
           </w:tcPr>
           <w:p>
             <w:r>
+              <w:rPr>
+                <w:rFonts w:ascii="Arial" w:hAnsi="Arial"/>
+                <w:sz w:val="20"/>
+              </w:rPr>
               <w:t>Páginas públicas (sin autenticación)</w:t>
             </w:r>
           </w:p>
@@ -3905,6 +4684,10 @@
           </w:tcPr>
           <w:p>
             <w:r>
+              <w:rPr>
+                <w:rFonts w:ascii="Arial" w:hAnsi="Arial"/>
+                <w:sz w:val="20"/>
+              </w:rPr>
               <w:t>4</w:t>
             </w:r>
           </w:p>
@@ -3917,6 +4700,10 @@
           </w:tcPr>
           <w:p>
             <w:r>
+              <w:rPr>
+                <w:rFonts w:ascii="Arial" w:hAnsi="Arial"/>
+                <w:sz w:val="20"/>
+              </w:rPr>
               <w:t>pages/reports</w:t>
             </w:r>
           </w:p>
@@ -3927,6 +4714,10 @@
           </w:tcPr>
           <w:p>
             <w:r>
+              <w:rPr>
+                <w:rFonts w:ascii="Arial" w:hAnsi="Arial"/>
+                <w:sz w:val="20"/>
+              </w:rPr>
               <w:t>Páginas de reportes</w:t>
             </w:r>
           </w:p>
@@ -3937,6 +4728,10 @@
           </w:tcPr>
           <w:p>
             <w:r>
+              <w:rPr>
+                <w:rFonts w:ascii="Arial" w:hAnsi="Arial"/>
+                <w:sz w:val="20"/>
+              </w:rPr>
               <w:t>1</w:t>
             </w:r>
           </w:p>
@@ -3949,6 +4744,10 @@
           </w:tcPr>
           <w:p>
             <w:r>
+              <w:rPr>
+                <w:rFonts w:ascii="Arial" w:hAnsi="Arial"/>
+                <w:sz w:val="20"/>
+              </w:rPr>
               <w:t>pages/review</w:t>
             </w:r>
           </w:p>
@@ -3959,6 +4758,10 @@
           </w:tcPr>
           <w:p>
             <w:r>
+              <w:rPr>
+                <w:rFonts w:ascii="Arial" w:hAnsi="Arial"/>
+                <w:sz w:val="20"/>
+              </w:rPr>
               <w:t>Páginas de revisión de postulaciones</w:t>
             </w:r>
           </w:p>
@@ -3969,6 +4772,10 @@
           </w:tcPr>
           <w:p>
             <w:r>
+              <w:rPr>
+                <w:rFonts w:ascii="Arial" w:hAnsi="Arial"/>
+                <w:sz w:val="20"/>
+              </w:rPr>
               <w:t>5</w:t>
             </w:r>
           </w:p>
@@ -3981,6 +4788,10 @@
           </w:tcPr>
           <w:p>
             <w:r>
+              <w:rPr>
+                <w:rFonts w:ascii="Arial" w:hAnsi="Arial"/>
+                <w:sz w:val="20"/>
+              </w:rPr>
               <w:t>pages/support</w:t>
             </w:r>
           </w:p>
@@ -3991,6 +4802,10 @@
           </w:tcPr>
           <w:p>
             <w:r>
+              <w:rPr>
+                <w:rFonts w:ascii="Arial" w:hAnsi="Arial"/>
+                <w:sz w:val="20"/>
+              </w:rPr>
               <w:t>Páginas de soporte</w:t>
             </w:r>
           </w:p>
@@ -4001,6 +4816,10 @@
           </w:tcPr>
           <w:p>
             <w:r>
+              <w:rPr>
+                <w:rFonts w:ascii="Arial" w:hAnsi="Arial"/>
+                <w:sz w:val="20"/>
+              </w:rPr>
               <w:t>1</w:t>
             </w:r>
           </w:p>
@@ -4013,6 +4832,10 @@
           </w:tcPr>
           <w:p>
             <w:r>
+              <w:rPr>
+                <w:rFonts w:ascii="Arial" w:hAnsi="Arial"/>
+                <w:sz w:val="20"/>
+              </w:rPr>
               <w:t>pages/user</w:t>
             </w:r>
           </w:p>
@@ -4023,6 +4846,10 @@
           </w:tcPr>
           <w:p>
             <w:r>
+              <w:rPr>
+                <w:rFonts w:ascii="Arial" w:hAnsi="Arial"/>
+                <w:sz w:val="20"/>
+              </w:rPr>
               <w:t>Páginas de usuario</w:t>
             </w:r>
           </w:p>
@@ -4033,6 +4860,10 @@
           </w:tcPr>
           <w:p>
             <w:r>
+              <w:rPr>
+                <w:rFonts w:ascii="Arial" w:hAnsi="Arial"/>
+                <w:sz w:val="20"/>
+              </w:rPr>
               <w:t>5</w:t>
             </w:r>
           </w:p>
@@ -4045,6 +4876,10 @@
           </w:tcPr>
           <w:p>
             <w:r>
+              <w:rPr>
+                <w:rFonts w:ascii="Arial" w:hAnsi="Arial"/>
+                <w:sz w:val="20"/>
+              </w:rPr>
               <w:t>pages/vacancies</w:t>
             </w:r>
           </w:p>
@@ -4055,6 +4890,10 @@
           </w:tcPr>
           <w:p>
             <w:r>
+              <w:rPr>
+                <w:rFonts w:ascii="Arial" w:hAnsi="Arial"/>
+                <w:sz w:val="20"/>
+              </w:rPr>
               <w:t>Páginas de vacantes</w:t>
             </w:r>
           </w:p>
@@ -4065,6 +4904,10 @@
           </w:tcPr>
           <w:p>
             <w:r>
+              <w:rPr>
+                <w:rFonts w:ascii="Arial" w:hAnsi="Arial"/>
+                <w:sz w:val="20"/>
+              </w:rPr>
               <w:t>5</w:t>
             </w:r>
           </w:p>
@@ -4077,6 +4920,10 @@
           </w:tcPr>
           <w:p>
             <w:r>
+              <w:rPr>
+                <w:rFonts w:ascii="Arial" w:hAnsi="Arial"/>
+                <w:sz w:val="20"/>
+              </w:rPr>
               <w:t>partials</w:t>
             </w:r>
           </w:p>
@@ -4087,6 +4934,10 @@
           </w:tcPr>
           <w:p>
             <w:r>
+              <w:rPr>
+                <w:rFonts w:ascii="Arial" w:hAnsi="Arial"/>
+                <w:sz w:val="20"/>
+              </w:rPr>
               <w:t>Plantillas parciales reutilizables</w:t>
             </w:r>
           </w:p>
@@ -4097,6 +4948,10 @@
           </w:tcPr>
           <w:p>
             <w:r>
+              <w:rPr>
+                <w:rFonts w:ascii="Arial" w:hAnsi="Arial"/>
+                <w:sz w:val="20"/>
+              </w:rPr>
               <w:t>6</w:t>
             </w:r>
           </w:p>
@@ -4141,11 +4996,12 @@
     </w:p>
     <w:p>
       <w:pPr>
-        <w:spacing w:after="120"/>
+        <w:spacing w:after="160" w:line="276" w:lineRule="auto"/>
         <w:jc w:val="both"/>
       </w:pPr>
       <w:r>
         <w:rPr>
+          <w:rFonts w:ascii="Arial" w:hAnsi="Arial"/>
           <w:b w:val="0"/>
           <w:i w:val="0"/>
           <w:sz w:val="22"/>
@@ -4155,11 +5011,12 @@
     </w:p>
     <w:p>
       <w:pPr>
-        <w:spacing w:after="120"/>
+        <w:spacing w:after="160" w:line="276" w:lineRule="auto"/>
         <w:jc w:val="both"/>
       </w:pPr>
       <w:r>
         <w:rPr>
+          <w:rFonts w:ascii="Arial" w:hAnsi="Arial"/>
           <w:b w:val="0"/>
           <w:i w:val="0"/>
           <w:sz w:val="22"/>
@@ -4189,7 +5046,7 @@
       <w:r>
         <w:drawing>
           <wp:inline xmlns:a="http://schemas.openxmlformats.org/drawingml/2006/main" xmlns:pic="http://schemas.openxmlformats.org/drawingml/2006/picture">
-            <wp:extent cx="5029200" cy="3633216"/>
+            <wp:extent cx="5029200" cy="3352800"/>
             <wp:docPr id="10" name="Picture 10"/>
             <wp:cNvGraphicFramePr>
               <a:graphicFrameLocks noChangeAspect="1"/>
@@ -4210,7 +5067,7 @@
                   <pic:spPr>
                     <a:xfrm>
                       <a:off x="0" y="0"/>
-                      <a:ext cx="5029200" cy="3633216"/>
+                      <a:ext cx="5029200" cy="3352800"/>
                     </a:xfrm>
                     <a:prstGeom prst="rect"/>
                   </pic:spPr>
@@ -4255,6 +5112,20 @@
           <w:sz w:val="20"/>
         </w:rPr>
         <w:t>. Estructura de directorios del plugin report_platform_usage</w:t>
+      </w:r>
+    </w:p>
+    <w:p>
+      <w:pPr>
+        <w:spacing w:before="0" w:after="120"/>
+        <w:jc w:val="center"/>
+      </w:pPr>
+      <w:r>
+        <w:rPr>
+          <w:i/>
+          <w:color w:val="646363"/>
+          <w:sz w:val="18"/>
+        </w:rPr>
+        <w:t>Fuente: Elaboración propia</w:t>
       </w:r>
     </w:p>
     <w:p/>
@@ -4326,8 +5197,10 @@
           <w:p>
             <w:r>
               <w:rPr>
+                <w:rFonts w:ascii="Arial" w:hAnsi="Arial"/>
                 <w:b/>
                 <w:color w:val="FFFFFF"/>
+                <w:sz w:val="20"/>
               </w:rPr>
               <w:t>Atributo</w:t>
             </w:r>
@@ -4341,8 +5214,10 @@
           <w:p>
             <w:r>
               <w:rPr>
+                <w:rFonts w:ascii="Arial" w:hAnsi="Arial"/>
                 <w:b/>
                 <w:color w:val="FFFFFF"/>
+                <w:sz w:val="20"/>
               </w:rPr>
               <w:t>Valor</w:t>
             </w:r>
@@ -4356,6 +5231,10 @@
           </w:tcPr>
           <w:p>
             <w:r>
+              <w:rPr>
+                <w:rFonts w:ascii="Arial" w:hAnsi="Arial"/>
+                <w:sz w:val="20"/>
+              </w:rPr>
               <w:t>Plugin</w:t>
             </w:r>
           </w:p>
@@ -4366,6 +5245,10 @@
           </w:tcPr>
           <w:p>
             <w:r>
+              <w:rPr>
+                <w:rFonts w:ascii="Arial" w:hAnsi="Arial"/>
+                <w:sz w:val="20"/>
+              </w:rPr>
               <w:t>report_platform_usage</w:t>
             </w:r>
           </w:p>
@@ -4378,6 +5261,10 @@
           </w:tcPr>
           <w:p>
             <w:r>
+              <w:rPr>
+                <w:rFonts w:ascii="Arial" w:hAnsi="Arial"/>
+                <w:sz w:val="20"/>
+              </w:rPr>
               <w:t>Versión</w:t>
             </w:r>
           </w:p>
@@ -4388,6 +5275,10 @@
           </w:tcPr>
           <w:p>
             <w:r>
+              <w:rPr>
+                <w:rFonts w:ascii="Arial" w:hAnsi="Arial"/>
+                <w:sz w:val="20"/>
+              </w:rPr>
               <w:t>3.2.0 (Build: 20251204)</w:t>
             </w:r>
           </w:p>
@@ -4400,6 +5291,10 @@
           </w:tcPr>
           <w:p>
             <w:r>
+              <w:rPr>
+                <w:rFonts w:ascii="Arial" w:hAnsi="Arial"/>
+                <w:sz w:val="20"/>
+              </w:rPr>
               <w:t>Moodle requerido</w:t>
             </w:r>
           </w:p>
@@ -4410,6 +5305,10 @@
           </w:tcPr>
           <w:p>
             <w:r>
+              <w:rPr>
+                <w:rFonts w:ascii="Arial" w:hAnsi="Arial"/>
+                <w:sz w:val="20"/>
+              </w:rPr>
               <w:t>2024100700</w:t>
             </w:r>
           </w:p>
@@ -4422,6 +5321,10 @@
           </w:tcPr>
           <w:p>
             <w:r>
+              <w:rPr>
+                <w:rFonts w:ascii="Arial" w:hAnsi="Arial"/>
+                <w:sz w:val="20"/>
+              </w:rPr>
               <w:t>Madurez</w:t>
             </w:r>
           </w:p>
@@ -4432,6 +5335,10 @@
           </w:tcPr>
           <w:p>
             <w:r>
+              <w:rPr>
+                <w:rFonts w:ascii="Arial" w:hAnsi="Arial"/>
+                <w:sz w:val="20"/>
+              </w:rPr>
               <w:t>MATURITY_STABLE</w:t>
             </w:r>
           </w:p>
@@ -4444,6 +5351,10 @@
           </w:tcPr>
           <w:p>
             <w:r>
+              <w:rPr>
+                <w:rFonts w:ascii="Arial" w:hAnsi="Arial"/>
+                <w:sz w:val="20"/>
+              </w:rPr>
               <w:t>Licencia</w:t>
             </w:r>
           </w:p>
@@ -4454,6 +5365,10 @@
           </w:tcPr>
           <w:p>
             <w:r>
+              <w:rPr>
+                <w:rFonts w:ascii="Arial" w:hAnsi="Arial"/>
+                <w:sz w:val="20"/>
+              </w:rPr>
               <w:t>GNU GPL v3 or later</w:t>
             </w:r>
           </w:p>
@@ -4478,11 +5393,12 @@
     </w:p>
     <w:p>
       <w:pPr>
-        <w:spacing w:after="120"/>
+        <w:spacing w:after="160" w:line="276" w:lineRule="auto"/>
         <w:jc w:val="both"/>
       </w:pPr>
       <w:r>
         <w:rPr>
+          <w:rFonts w:ascii="Arial" w:hAnsi="Arial"/>
           <w:b w:val="0"/>
           <w:i w:val="0"/>
           <w:sz w:val="22"/>
@@ -4565,6 +5481,20 @@
         <w:t>. Diagrama de arquitectura del plugin report_platform_usage</w:t>
       </w:r>
     </w:p>
+    <w:p>
+      <w:pPr>
+        <w:spacing w:before="0" w:after="120"/>
+        <w:jc w:val="center"/>
+      </w:pPr>
+      <w:r>
+        <w:rPr>
+          <w:i/>
+          <w:color w:val="646363"/>
+          <w:sz w:val="18"/>
+        </w:rPr>
+        <w:t>Fuente: Elaboración propia</w:t>
+      </w:r>
+    </w:p>
     <w:p/>
     <w:p>
       <w:pPr>
@@ -4583,11 +5513,12 @@
     </w:p>
     <w:p>
       <w:pPr>
-        <w:spacing w:after="120"/>
+        <w:spacing w:after="160" w:line="276" w:lineRule="auto"/>
         <w:jc w:val="both"/>
       </w:pPr>
       <w:r>
         <w:rPr>
+          <w:rFonts w:ascii="Arial" w:hAnsi="Arial"/>
           <w:b w:val="0"/>
           <w:i w:val="0"/>
           <w:sz w:val="22"/>
@@ -4648,8 +5579,10 @@
           <w:p>
             <w:r>
               <w:rPr>
+                <w:rFonts w:ascii="Arial" w:hAnsi="Arial"/>
                 <w:b/>
                 <w:color w:val="FFFFFF"/>
+                <w:sz w:val="20"/>
               </w:rPr>
               <w:t>Clase</w:t>
             </w:r>
@@ -4663,8 +5596,10 @@
           <w:p>
             <w:r>
               <w:rPr>
+                <w:rFonts w:ascii="Arial" w:hAnsi="Arial"/>
                 <w:b/>
                 <w:color w:val="FFFFFF"/>
+                <w:sz w:val="20"/>
               </w:rPr>
               <w:t>Responsabilidad</w:t>
             </w:r>
@@ -4678,6 +5613,10 @@
           </w:tcPr>
           <w:p>
             <w:r>
+              <w:rPr>
+                <w:rFonts w:ascii="Arial" w:hAnsi="Arial"/>
+                <w:sz w:val="20"/>
+              </w:rPr>
               <w:t>report</w:t>
             </w:r>
           </w:p>
@@ -4688,6 +5627,10 @@
           </w:tcPr>
           <w:p>
             <w:r>
+              <w:rPr>
+                <w:rFonts w:ascii="Arial" w:hAnsi="Arial"/>
+                <w:sz w:val="20"/>
+              </w:rPr>
               <w:t>Lógica de negocio y obtención de datos</w:t>
             </w:r>
           </w:p>
@@ -4700,6 +5643,10 @@
           </w:tcPr>
           <w:p>
             <w:r>
+              <w:rPr>
+                <w:rFonts w:ascii="Arial" w:hAnsi="Arial"/>
+                <w:sz w:val="20"/>
+              </w:rPr>
               <w:t>exporter</w:t>
             </w:r>
           </w:p>
@@ -4710,6 +5657,10 @@
           </w:tcPr>
           <w:p>
             <w:r>
+              <w:rPr>
+                <w:rFonts w:ascii="Arial" w:hAnsi="Arial"/>
+                <w:sz w:val="20"/>
+              </w:rPr>
               <w:t>Exportación de datos a CSV/Excel</w:t>
             </w:r>
           </w:p>
@@ -4722,6 +5673,10 @@
           </w:tcPr>
           <w:p>
             <w:r>
+              <w:rPr>
+                <w:rFonts w:ascii="Arial" w:hAnsi="Arial"/>
+                <w:sz w:val="20"/>
+              </w:rPr>
               <w:t>excel_exporter</w:t>
             </w:r>
           </w:p>
@@ -4732,6 +5687,10 @@
           </w:tcPr>
           <w:p>
             <w:r>
+              <w:rPr>
+                <w:rFonts w:ascii="Arial" w:hAnsi="Arial"/>
+                <w:sz w:val="20"/>
+              </w:rPr>
               <w:t>Exportación avanzada con gráficos</w:t>
             </w:r>
           </w:p>
@@ -4744,6 +5703,10 @@
           </w:tcPr>
           <w:p>
             <w:r>
+              <w:rPr>
+                <w:rFonts w:ascii="Arial" w:hAnsi="Arial"/>
+                <w:sz w:val="20"/>
+              </w:rPr>
               <w:t>dedication_collector</w:t>
             </w:r>
           </w:p>
@@ -4754,6 +5717,10 @@
           </w:tcPr>
           <w:p>
             <w:r>
+              <w:rPr>
+                <w:rFonts w:ascii="Arial" w:hAnsi="Arial"/>
+                <w:sz w:val="20"/>
+              </w:rPr>
               <w:t>Tarea programada de pre-cálculo</w:t>
             </w:r>
           </w:p>
@@ -4766,6 +5733,10 @@
           </w:tcPr>
           <w:p>
             <w:r>
+              <w:rPr>
+                <w:rFonts w:ascii="Arial" w:hAnsi="Arial"/>
+                <w:sz w:val="20"/>
+              </w:rPr>
               <w:t>provider</w:t>
             </w:r>
           </w:p>
@@ -4776,6 +5747,10 @@
           </w:tcPr>
           <w:p>
             <w:r>
+              <w:rPr>
+                <w:rFonts w:ascii="Arial" w:hAnsi="Arial"/>
+                <w:sz w:val="20"/>
+              </w:rPr>
               <w:t>Cumplimiento GDPR</w:t>
             </w:r>
           </w:p>
@@ -4851,8 +5826,10 @@
           <w:p>
             <w:r>
               <w:rPr>
+                <w:rFonts w:ascii="Arial" w:hAnsi="Arial"/>
                 <w:b/>
                 <w:color w:val="FFFFFF"/>
+                <w:sz w:val="20"/>
               </w:rPr>
               <w:t>Campo</w:t>
             </w:r>
@@ -4866,8 +5843,10 @@
           <w:p>
             <w:r>
               <w:rPr>
+                <w:rFonts w:ascii="Arial" w:hAnsi="Arial"/>
                 <w:b/>
                 <w:color w:val="FFFFFF"/>
+                <w:sz w:val="20"/>
               </w:rPr>
               <w:t>Descripción</w:t>
             </w:r>
@@ -4881,6 +5860,10 @@
           </w:tcPr>
           <w:p>
             <w:r>
+              <w:rPr>
+                <w:rFonts w:ascii="Arial" w:hAnsi="Arial"/>
+                <w:sz w:val="20"/>
+              </w:rPr>
               <w:t>Nombre</w:t>
             </w:r>
           </w:p>
@@ -4891,6 +5874,10 @@
           </w:tcPr>
           <w:p>
             <w:r>
+              <w:rPr>
+                <w:rFonts w:ascii="Arial" w:hAnsi="Arial"/>
+                <w:sz w:val="20"/>
+              </w:rPr>
               <w:t>report_platform_usage_ded</w:t>
             </w:r>
           </w:p>
@@ -4903,6 +5890,10 @@
           </w:tcPr>
           <w:p>
             <w:r>
+              <w:rPr>
+                <w:rFonts w:ascii="Arial" w:hAnsi="Arial"/>
+                <w:sz w:val="20"/>
+              </w:rPr>
               <w:t>Propósito</w:t>
             </w:r>
           </w:p>
@@ -4913,6 +5904,10 @@
           </w:tcPr>
           <w:p>
             <w:r>
+              <w:rPr>
+                <w:rFonts w:ascii="Arial" w:hAnsi="Arial"/>
+                <w:sz w:val="20"/>
+              </w:rPr>
               <w:t>Almacenamiento de datos pre-calculados de dedicación</w:t>
             </w:r>
           </w:p>
@@ -4925,6 +5920,10 @@
           </w:tcPr>
           <w:p>
             <w:r>
+              <w:rPr>
+                <w:rFonts w:ascii="Arial" w:hAnsi="Arial"/>
+                <w:sz w:val="20"/>
+              </w:rPr>
               <w:t>Poblada por</w:t>
             </w:r>
           </w:p>
@@ -4935,6 +5934,10 @@
           </w:tcPr>
           <w:p>
             <w:r>
+              <w:rPr>
+                <w:rFonts w:ascii="Arial" w:hAnsi="Arial"/>
+                <w:sz w:val="20"/>
+              </w:rPr>
               <w:t>Tarea programada dedication_collector</w:t>
             </w:r>
           </w:p>
@@ -4947,6 +5950,10 @@
           </w:tcPr>
           <w:p>
             <w:r>
+              <w:rPr>
+                <w:rFonts w:ascii="Arial" w:hAnsi="Arial"/>
+                <w:sz w:val="20"/>
+              </w:rPr>
               <w:t>Frecuencia</w:t>
             </w:r>
           </w:p>
@@ -4957,6 +5964,10 @@
           </w:tcPr>
           <w:p>
             <w:r>
+              <w:rPr>
+                <w:rFonts w:ascii="Arial" w:hAnsi="Arial"/>
+                <w:sz w:val="20"/>
+              </w:rPr>
               <w:t>Diaria (01:30 AM)</w:t>
             </w:r>
           </w:p>
@@ -4981,11 +5992,12 @@
     </w:p>
     <w:p>
       <w:pPr>
-        <w:spacing w:after="120"/>
+        <w:spacing w:after="160" w:line="276" w:lineRule="auto"/>
         <w:jc w:val="both"/>
       </w:pPr>
       <w:r>
         <w:rPr>
+          <w:rFonts w:ascii="Arial" w:hAnsi="Arial"/>
           <w:b w:val="0"/>
           <w:i w:val="0"/>
           <w:sz w:val="22"/>
@@ -5047,8 +6059,10 @@
           <w:p>
             <w:r>
               <w:rPr>
+                <w:rFonts w:ascii="Arial" w:hAnsi="Arial"/>
                 <w:b/>
                 <w:color w:val="FFFFFF"/>
+                <w:sz w:val="20"/>
               </w:rPr>
               <w:t>Capability</w:t>
             </w:r>
@@ -5062,8 +6076,10 @@
           <w:p>
             <w:r>
               <w:rPr>
+                <w:rFonts w:ascii="Arial" w:hAnsi="Arial"/>
                 <w:b/>
                 <w:color w:val="FFFFFF"/>
+                <w:sz w:val="20"/>
               </w:rPr>
               <w:t>Tipo</w:t>
             </w:r>
@@ -5077,8 +6093,10 @@
           <w:p>
             <w:r>
               <w:rPr>
+                <w:rFonts w:ascii="Arial" w:hAnsi="Arial"/>
                 <w:b/>
                 <w:color w:val="FFFFFF"/>
+                <w:sz w:val="20"/>
               </w:rPr>
               <w:t>Propósito</w:t>
             </w:r>
@@ -5092,6 +6110,10 @@
           </w:tcPr>
           <w:p>
             <w:r>
+              <w:rPr>
+                <w:rFonts w:ascii="Arial" w:hAnsi="Arial"/>
+                <w:sz w:val="20"/>
+              </w:rPr>
               <w:t>report/platform_usage:view</w:t>
             </w:r>
           </w:p>
@@ -5102,6 +6124,10 @@
           </w:tcPr>
           <w:p>
             <w:r>
+              <w:rPr>
+                <w:rFonts w:ascii="Arial" w:hAnsi="Arial"/>
+                <w:sz w:val="20"/>
+              </w:rPr>
               <w:t>read</w:t>
             </w:r>
           </w:p>
@@ -5112,6 +6138,10 @@
           </w:tcPr>
           <w:p>
             <w:r>
+              <w:rPr>
+                <w:rFonts w:ascii="Arial" w:hAnsi="Arial"/>
+                <w:sz w:val="20"/>
+              </w:rPr>
               <w:t>Ver el informe</w:t>
             </w:r>
           </w:p>
@@ -5124,6 +6154,10 @@
           </w:tcPr>
           <w:p>
             <w:r>
+              <w:rPr>
+                <w:rFonts w:ascii="Arial" w:hAnsi="Arial"/>
+                <w:sz w:val="20"/>
+              </w:rPr>
               <w:t>report/platform_usage:export</w:t>
             </w:r>
           </w:p>
@@ -5134,6 +6168,10 @@
           </w:tcPr>
           <w:p>
             <w:r>
+              <w:rPr>
+                <w:rFonts w:ascii="Arial" w:hAnsi="Arial"/>
+                <w:sz w:val="20"/>
+              </w:rPr>
               <w:t>read</w:t>
             </w:r>
           </w:p>
@@ -5144,6 +6182,10 @@
           </w:tcPr>
           <w:p>
             <w:r>
+              <w:rPr>
+                <w:rFonts w:ascii="Arial" w:hAnsi="Arial"/>
+                <w:sz w:val="20"/>
+              </w:rPr>
               <w:t>Exportar datos del informe</w:t>
             </w:r>
           </w:p>
@@ -5168,11 +6210,12 @@
     </w:p>
     <w:p>
       <w:pPr>
-        <w:spacing w:after="120"/>
+        <w:spacing w:after="160" w:line="276" w:lineRule="auto"/>
         <w:jc w:val="both"/>
       </w:pPr>
       <w:r>
         <w:rPr>
+          <w:rFonts w:ascii="Arial" w:hAnsi="Arial"/>
           <w:b w:val="0"/>
           <w:i w:val="0"/>
           <w:sz w:val="22"/>
@@ -5255,6 +6298,20 @@
         <w:t>. Diagrama de flujo de datos del plugin report_platform_usage</w:t>
       </w:r>
     </w:p>
+    <w:p>
+      <w:pPr>
+        <w:spacing w:before="0" w:after="120"/>
+        <w:jc w:val="center"/>
+      </w:pPr>
+      <w:r>
+        <w:rPr>
+          <w:i/>
+          <w:color w:val="646363"/>
+          <w:sz w:val="18"/>
+        </w:rPr>
+        <w:t>Fuente: Elaboración propia</w:t>
+      </w:r>
+    </w:p>
     <w:p/>
     <w:p>
       <w:pPr>
@@ -5273,11 +6330,12 @@
     </w:p>
     <w:p>
       <w:pPr>
-        <w:spacing w:after="120"/>
+        <w:spacing w:after="160" w:line="276" w:lineRule="auto"/>
         <w:jc w:val="both"/>
       </w:pPr>
       <w:r>
         <w:rPr>
+          <w:rFonts w:ascii="Arial" w:hAnsi="Arial"/>
           <w:b w:val="0"/>
           <w:i w:val="0"/>
           <w:sz w:val="22"/>
@@ -5360,6 +6418,20 @@
         <w:t>. Diagrama de flujo del reporte de uso de plataforma</w:t>
       </w:r>
     </w:p>
+    <w:p>
+      <w:pPr>
+        <w:spacing w:before="0" w:after="120"/>
+        <w:jc w:val="center"/>
+      </w:pPr>
+      <w:r>
+        <w:rPr>
+          <w:i/>
+          <w:color w:val="646363"/>
+          <w:sz w:val="18"/>
+        </w:rPr>
+        <w:t>Fuente: Elaboración propia</w:t>
+      </w:r>
+    </w:p>
     <w:p/>
     <w:p>
       <w:pPr>
@@ -5378,11 +6450,12 @@
     </w:p>
     <w:p>
       <w:pPr>
-        <w:spacing w:after="120"/>
+        <w:spacing w:after="160" w:line="276" w:lineRule="auto"/>
         <w:jc w:val="both"/>
       </w:pPr>
       <w:r>
         <w:rPr>
+          <w:rFonts w:ascii="Arial" w:hAnsi="Arial"/>
           <w:b w:val="0"/>
           <w:i w:val="0"/>
           <w:sz w:val="22"/>
@@ -5443,8 +6516,10 @@
           <w:p>
             <w:r>
               <w:rPr>
+                <w:rFonts w:ascii="Arial" w:hAnsi="Arial"/>
                 <w:b/>
                 <w:color w:val="FFFFFF"/>
+                <w:sz w:val="20"/>
               </w:rPr>
               <w:t>Categoría</w:t>
             </w:r>
@@ -5458,8 +6533,10 @@
           <w:p>
             <w:r>
               <w:rPr>
+                <w:rFonts w:ascii="Arial" w:hAnsi="Arial"/>
                 <w:b/>
                 <w:color w:val="FFFFFF"/>
+                <w:sz w:val="20"/>
               </w:rPr>
               <w:t>Métricas principales</w:t>
             </w:r>
@@ -5473,6 +6550,10 @@
           </w:tcPr>
           <w:p>
             <w:r>
+              <w:rPr>
+                <w:rFonts w:ascii="Arial" w:hAnsi="Arial"/>
+                <w:sz w:val="20"/>
+              </w:rPr>
               <w:t>Acceso y Logins</w:t>
             </w:r>
           </w:p>
@@ -5483,6 +6564,10 @@
           </w:tcPr>
           <w:p>
             <w:r>
+              <w:rPr>
+                <w:rFonts w:ascii="Arial" w:hAnsi="Arial"/>
+                <w:sz w:val="20"/>
+              </w:rPr>
               <w:t>Total de logins/accesos en período, Usuarios únicos que a...</w:t>
             </w:r>
           </w:p>
@@ -5495,6 +6580,10 @@
           </w:tcPr>
           <w:p>
             <w:r>
+              <w:rPr>
+                <w:rFonts w:ascii="Arial" w:hAnsi="Arial"/>
+                <w:sz w:val="20"/>
+              </w:rPr>
               <w:t>Actividad de Usuarios</w:t>
             </w:r>
           </w:p>
@@ -5505,6 +6594,10 @@
           </w:tcPr>
           <w:p>
             <w:r>
+              <w:rPr>
+                <w:rFonts w:ascii="Arial" w:hAnsi="Arial"/>
+                <w:sz w:val="20"/>
+              </w:rPr>
               <w:t>Total de usuarios, Usuarios activos (accedieron en períod...</w:t>
             </w:r>
           </w:p>
@@ -5517,6 +6610,10 @@
           </w:tcPr>
           <w:p>
             <w:r>
+              <w:rPr>
+                <w:rFonts w:ascii="Arial" w:hAnsi="Arial"/>
+                <w:sz w:val="20"/>
+              </w:rPr>
               <w:t>Uso de Cursos</w:t>
             </w:r>
           </w:p>
@@ -5527,6 +6624,10 @@
           </w:tcPr>
           <w:p>
             <w:r>
+              <w:rPr>
+                <w:rFonts w:ascii="Arial" w:hAnsi="Arial"/>
+                <w:sz w:val="20"/>
+              </w:rPr>
               <w:t>Top cursos por número de accesos, Usuarios únicos por cur...</w:t>
             </w:r>
           </w:p>
@@ -5539,6 +6640,10 @@
           </w:tcPr>
           <w:p>
             <w:r>
+              <w:rPr>
+                <w:rFonts w:ascii="Arial" w:hAnsi="Arial"/>
+                <w:sz w:val="20"/>
+              </w:rPr>
               <w:t>Uso de Actividades</w:t>
             </w:r>
           </w:p>
@@ -5549,6 +6654,10 @@
           </w:tcPr>
           <w:p>
             <w:r>
+              <w:rPr>
+                <w:rFonts w:ascii="Arial" w:hAnsi="Arial"/>
+                <w:sz w:val="20"/>
+              </w:rPr>
               <w:t>Top actividades más accedidas, Tipo de actividad (foro, t...</w:t>
             </w:r>
           </w:p>
@@ -5561,6 +6670,10 @@
           </w:tcPr>
           <w:p>
             <w:r>
+              <w:rPr>
+                <w:rFonts w:ascii="Arial" w:hAnsi="Arial"/>
+                <w:sz w:val="20"/>
+              </w:rPr>
               <w:t>Completaciones</w:t>
             </w:r>
           </w:p>
@@ -5571,6 +6684,10 @@
           </w:tcPr>
           <w:p>
             <w:r>
+              <w:rPr>
+                <w:rFonts w:ascii="Arial" w:hAnsi="Arial"/>
+                <w:sz w:val="20"/>
+              </w:rPr>
               <w:t>Total de completaciones en período, Cursos únicos complet...</w:t>
             </w:r>
           </w:p>
@@ -5583,6 +6700,10 @@
           </w:tcPr>
           <w:p>
             <w:r>
+              <w:rPr>
+                <w:rFonts w:ascii="Arial" w:hAnsi="Arial"/>
+                <w:sz w:val="20"/>
+              </w:rPr>
               <w:t>Dedicación</w:t>
             </w:r>
           </w:p>
@@ -5593,6 +6714,10 @@
           </w:tcPr>
           <w:p>
             <w:r>
+              <w:rPr>
+                <w:rFonts w:ascii="Arial" w:hAnsi="Arial"/>
+                <w:sz w:val="20"/>
+              </w:rPr>
               <w:t>Tiempo total de dedicación por curso, Tiempo promedio por...</w:t>
             </w:r>
           </w:p>
@@ -5617,11 +6742,12 @@
     </w:p>
     <w:p>
       <w:pPr>
-        <w:spacing w:after="120"/>
+        <w:spacing w:after="160" w:line="276" w:lineRule="auto"/>
         <w:jc w:val="both"/>
       </w:pPr>
       <w:r>
         <w:rPr>
+          <w:rFonts w:ascii="Arial" w:hAnsi="Arial"/>
           <w:b w:val="0"/>
           <w:i w:val="0"/>
           <w:sz w:val="22"/>
@@ -5683,8 +6809,10 @@
           <w:p>
             <w:r>
               <w:rPr>
+                <w:rFonts w:ascii="Arial" w:hAnsi="Arial"/>
                 <w:b/>
                 <w:color w:val="FFFFFF"/>
+                <w:sz w:val="20"/>
               </w:rPr>
               <w:t>Parámetro</w:t>
             </w:r>
@@ -5698,8 +6826,10 @@
           <w:p>
             <w:r>
               <w:rPr>
+                <w:rFonts w:ascii="Arial" w:hAnsi="Arial"/>
                 <w:b/>
                 <w:color w:val="FFFFFF"/>
+                <w:sz w:val="20"/>
               </w:rPr>
               <w:t>Descripción</w:t>
             </w:r>
@@ -5713,8 +6843,10 @@
           <w:p>
             <w:r>
               <w:rPr>
+                <w:rFonts w:ascii="Arial" w:hAnsi="Arial"/>
                 <w:b/>
                 <w:color w:val="FFFFFF"/>
+                <w:sz w:val="20"/>
               </w:rPr>
               <w:t>Valor por defecto</w:t>
             </w:r>
@@ -5728,6 +6860,10 @@
           </w:tcPr>
           <w:p>
             <w:r>
+              <w:rPr>
+                <w:rFonts w:ascii="Arial" w:hAnsi="Arial"/>
+                <w:sz w:val="20"/>
+              </w:rPr>
               <w:t>session_limit</w:t>
             </w:r>
           </w:p>
@@ -5738,6 +6874,10 @@
           </w:tcPr>
           <w:p>
             <w:r>
+              <w:rPr>
+                <w:rFonts w:ascii="Arial" w:hAnsi="Arial"/>
+                <w:sz w:val="20"/>
+              </w:rPr>
               <w:t>Tiempo máximo de inactividad para consid...</w:t>
             </w:r>
           </w:p>
@@ -5748,6 +6888,10 @@
           </w:tcPr>
           <w:p>
             <w:r>
+              <w:rPr>
+                <w:rFonts w:ascii="Arial" w:hAnsi="Arial"/>
+                <w:sz w:val="20"/>
+              </w:rPr>
               <w:t>3600 segundos (1 hora)</w:t>
             </w:r>
           </w:p>
@@ -5760,6 +6904,10 @@
           </w:tcPr>
           <w:p>
             <w:r>
+              <w:rPr>
+                <w:rFonts w:ascii="Arial" w:hAnsi="Arial"/>
+                <w:sz w:val="20"/>
+              </w:rPr>
               <w:t>ignore_sessions_limit</w:t>
             </w:r>
           </w:p>
@@ -5770,6 +6918,10 @@
           </w:tcPr>
           <w:p>
             <w:r>
+              <w:rPr>
+                <w:rFonts w:ascii="Arial" w:hAnsi="Arial"/>
+                <w:sz w:val="20"/>
+              </w:rPr>
               <w:t>Duración mínima de sesión para contabili...</w:t>
             </w:r>
           </w:p>
@@ -5780,6 +6932,10 @@
           </w:tcPr>
           <w:p>
             <w:r>
+              <w:rPr>
+                <w:rFonts w:ascii="Arial" w:hAnsi="Arial"/>
+                <w:sz w:val="20"/>
+              </w:rPr>
               <w:t>60 segundos (1 minuto)</w:t>
             </w:r>
           </w:p>
@@ -5804,11 +6960,12 @@
     </w:p>
     <w:p>
       <w:pPr>
-        <w:spacing w:after="120"/>
+        <w:spacing w:after="160" w:line="276" w:lineRule="auto"/>
         <w:jc w:val="both"/>
       </w:pPr>
       <w:r>
         <w:rPr>
+          <w:rFonts w:ascii="Arial" w:hAnsi="Arial"/>
           <w:b w:val="0"/>
           <w:i w:val="0"/>
           <w:sz w:val="22"/>
@@ -5871,8 +7028,10 @@
           <w:p>
             <w:r>
               <w:rPr>
+                <w:rFonts w:ascii="Arial" w:hAnsi="Arial"/>
                 <w:b/>
                 <w:color w:val="FFFFFF"/>
+                <w:sz w:val="20"/>
               </w:rPr>
               <w:t>Nombre</w:t>
             </w:r>
@@ -5886,8 +7045,10 @@
           <w:p>
             <w:r>
               <w:rPr>
+                <w:rFonts w:ascii="Arial" w:hAnsi="Arial"/>
                 <w:b/>
                 <w:color w:val="FFFFFF"/>
+                <w:sz w:val="20"/>
               </w:rPr>
               <w:t>Modo</w:t>
             </w:r>
@@ -5901,8 +7062,10 @@
           <w:p>
             <w:r>
               <w:rPr>
+                <w:rFonts w:ascii="Arial" w:hAnsi="Arial"/>
                 <w:b/>
                 <w:color w:val="FFFFFF"/>
+                <w:sz w:val="20"/>
               </w:rPr>
               <w:t>TTL</w:t>
             </w:r>
@@ -5916,8 +7079,10 @@
           <w:p>
             <w:r>
               <w:rPr>
+                <w:rFonts w:ascii="Arial" w:hAnsi="Arial"/>
                 <w:b/>
                 <w:color w:val="FFFFFF"/>
+                <w:sz w:val="20"/>
               </w:rPr>
               <w:t>Propósito</w:t>
             </w:r>
@@ -5931,6 +7096,10 @@
           </w:tcPr>
           <w:p>
             <w:r>
+              <w:rPr>
+                <w:rFonts w:ascii="Arial" w:hAnsi="Arial"/>
+                <w:sz w:val="20"/>
+              </w:rPr>
               <w:t>reportdata</w:t>
             </w:r>
           </w:p>
@@ -5941,6 +7110,10 @@
           </w:tcPr>
           <w:p>
             <w:r>
+              <w:rPr>
+                <w:rFonts w:ascii="Arial" w:hAnsi="Arial"/>
+                <w:sz w:val="20"/>
+              </w:rPr>
               <w:t>APPLICATION</w:t>
             </w:r>
           </w:p>
@@ -5951,6 +7124,10 @@
           </w:tcPr>
           <w:p>
             <w:r>
+              <w:rPr>
+                <w:rFonts w:ascii="Arial" w:hAnsi="Arial"/>
+                <w:sz w:val="20"/>
+              </w:rPr>
               <w:t>5 minutos (300 segundos)</w:t>
             </w:r>
           </w:p>
@@ -5961,6 +7138,10 @@
           </w:tcPr>
           <w:p>
             <w:r>
+              <w:rPr>
+                <w:rFonts w:ascii="Arial" w:hAnsi="Arial"/>
+                <w:sz w:val="20"/>
+              </w:rPr>
               <w:t>Cachear resultados de consultas de ...</w:t>
             </w:r>
           </w:p>
@@ -5973,6 +7154,10 @@
           </w:tcPr>
           <w:p>
             <w:r>
+              <w:rPr>
+                <w:rFonts w:ascii="Arial" w:hAnsi="Arial"/>
+                <w:sz w:val="20"/>
+              </w:rPr>
               <w:t>companyusers</w:t>
             </w:r>
           </w:p>
@@ -5983,6 +7168,10 @@
           </w:tcPr>
           <w:p>
             <w:r>
+              <w:rPr>
+                <w:rFonts w:ascii="Arial" w:hAnsi="Arial"/>
+                <w:sz w:val="20"/>
+              </w:rPr>
               <w:t>APPLICATION</w:t>
             </w:r>
           </w:p>
@@ -5993,6 +7182,10 @@
           </w:tcPr>
           <w:p>
             <w:r>
+              <w:rPr>
+                <w:rFonts w:ascii="Arial" w:hAnsi="Arial"/>
+                <w:sz w:val="20"/>
+              </w:rPr>
               <w:t>10 minutos (600 segundos)</w:t>
             </w:r>
           </w:p>
@@ -6003,6 +7196,10 @@
           </w:tcPr>
           <w:p>
             <w:r>
+              <w:rPr>
+                <w:rFonts w:ascii="Arial" w:hAnsi="Arial"/>
+                <w:sz w:val="20"/>
+              </w:rPr>
               <w:t>Cachear listas de usuarios por empr...</w:t>
             </w:r>
           </w:p>
@@ -6027,11 +7224,12 @@
     </w:p>
     <w:p>
       <w:pPr>
-        <w:spacing w:after="120"/>
+        <w:spacing w:after="160" w:line="276" w:lineRule="auto"/>
         <w:jc w:val="both"/>
       </w:pPr>
       <w:r>
         <w:rPr>
+          <w:rFonts w:ascii="Arial" w:hAnsi="Arial"/>
           <w:b w:val="0"/>
           <w:i w:val="0"/>
           <w:sz w:val="22"/>
@@ -6092,8 +7290,10 @@
           <w:p>
             <w:r>
               <w:rPr>
+                <w:rFonts w:ascii="Arial" w:hAnsi="Arial"/>
                 <w:b/>
                 <w:color w:val="FFFFFF"/>
+                <w:sz w:val="20"/>
               </w:rPr>
               <w:t>Caso de Uso</w:t>
             </w:r>
@@ -6107,8 +7307,10 @@
           <w:p>
             <w:r>
               <w:rPr>
+                <w:rFonts w:ascii="Arial" w:hAnsi="Arial"/>
                 <w:b/>
                 <w:color w:val="FFFFFF"/>
+                <w:sz w:val="20"/>
               </w:rPr>
               <w:t>Beneficio</w:t>
             </w:r>
@@ -6122,6 +7324,10 @@
           </w:tcPr>
           <w:p>
             <w:r>
+              <w:rPr>
+                <w:rFonts w:ascii="Arial" w:hAnsi="Arial"/>
+                <w:sz w:val="20"/>
+              </w:rPr>
               <w:t>Administrador revisa uso general de plataforma</w:t>
             </w:r>
           </w:p>
@@ -6132,6 +7338,10 @@
           </w:tcPr>
           <w:p>
             <w:r>
+              <w:rPr>
+                <w:rFonts w:ascii="Arial" w:hAnsi="Arial"/>
+                <w:sz w:val="20"/>
+              </w:rPr>
               <w:t>Visión panorámica del uso de la plataforma</w:t>
             </w:r>
           </w:p>
@@ -6144,6 +7354,10 @@
           </w:tcPr>
           <w:p>
             <w:r>
+              <w:rPr>
+                <w:rFonts w:ascii="Arial" w:hAnsi="Arial"/>
+                <w:sz w:val="20"/>
+              </w:rPr>
               <w:t>Profesor analiza actividad en su curso</w:t>
             </w:r>
           </w:p>
@@ -6154,6 +7368,10 @@
           </w:tcPr>
           <w:p>
             <w:r>
+              <w:rPr>
+                <w:rFonts w:ascii="Arial" w:hAnsi="Arial"/>
+                <w:sz w:val="20"/>
+              </w:rPr>
               <w:t>Comprensión del engagement estudiantil</w:t>
             </w:r>
           </w:p>
@@ -6166,6 +7384,10 @@
           </w:tcPr>
           <w:p>
             <w:r>
+              <w:rPr>
+                <w:rFonts w:ascii="Arial" w:hAnsi="Arial"/>
+                <w:sz w:val="20"/>
+              </w:rPr>
               <w:t>Coordinador IOMAD analiza uso por empresa</w:t>
             </w:r>
           </w:p>
@@ -6176,6 +7398,10 @@
           </w:tcPr>
           <w:p>
             <w:r>
+              <w:rPr>
+                <w:rFonts w:ascii="Arial" w:hAnsi="Arial"/>
+                <w:sz w:val="20"/>
+              </w:rPr>
               <w:t>Seguimiento por cliente/organización</w:t>
             </w:r>
           </w:p>
@@ -6188,6 +7414,10 @@
           </w:tcPr>
           <w:p>
             <w:r>
+              <w:rPr>
+                <w:rFonts w:ascii="Arial" w:hAnsi="Arial"/>
+                <w:sz w:val="20"/>
+              </w:rPr>
               <w:t>Analista descarga datos para análisis externo</w:t>
             </w:r>
           </w:p>
@@ -6198,6 +7428,10 @@
           </w:tcPr>
           <w:p>
             <w:r>
+              <w:rPr>
+                <w:rFonts w:ascii="Arial" w:hAnsi="Arial"/>
+                <w:sz w:val="20"/>
+              </w:rPr>
               <w:t>Integración con herramientas de BI externas</w:t>
             </w:r>
           </w:p>
@@ -6222,11 +7456,12 @@
     </w:p>
     <w:p>
       <w:pPr>
-        <w:spacing w:after="120"/>
+        <w:spacing w:after="160" w:line="276" w:lineRule="auto"/>
         <w:jc w:val="both"/>
       </w:pPr>
       <w:r>
         <w:rPr>
+          <w:rFonts w:ascii="Arial" w:hAnsi="Arial"/>
           <w:b w:val="0"/>
           <w:i w:val="0"/>
           <w:sz w:val="22"/>
@@ -6236,11 +7471,12 @@
     </w:p>
     <w:p>
       <w:pPr>
-        <w:spacing w:after="60"/>
-        <w:ind w:left="720"/>
-      </w:pPr>
-      <w:r>
-        <w:rPr>
+        <w:spacing w:after="80" w:line="276" w:lineRule="auto"/>
+        <w:ind w:left="576"/>
+      </w:pPr>
+      <w:r>
+        <w:rPr>
+          <w:rFonts w:ascii="Arial" w:hAnsi="Arial"/>
           <w:sz w:val="22"/>
         </w:rPr>
         <w:t>• Filtro de empresa en dashboard</w:t>
@@ -6248,11 +7484,12 @@
     </w:p>
     <w:p>
       <w:pPr>
-        <w:spacing w:after="60"/>
-        <w:ind w:left="720"/>
-      </w:pPr>
-      <w:r>
-        <w:rPr>
+        <w:spacing w:after="80" w:line="276" w:lineRule="auto"/>
+        <w:ind w:left="576"/>
+      </w:pPr>
+      <w:r>
+        <w:rPr>
+          <w:rFonts w:ascii="Arial" w:hAnsi="Arial"/>
           <w:sz w:val="22"/>
         </w:rPr>
         <w:t>• Restringe usuarios a empresa seleccionada</w:t>
@@ -6260,11 +7497,12 @@
     </w:p>
     <w:p>
       <w:pPr>
-        <w:spacing w:after="60"/>
-        <w:ind w:left="720"/>
-      </w:pPr>
-      <w:r>
-        <w:rPr>
+        <w:spacing w:after="80" w:line="276" w:lineRule="auto"/>
+        <w:ind w:left="576"/>
+      </w:pPr>
+      <w:r>
+        <w:rPr>
+          <w:rFonts w:ascii="Arial" w:hAnsi="Arial"/>
           <w:sz w:val="22"/>
         </w:rPr>
         <w:t>• Menú desplegable de empresas</w:t>
@@ -6272,11 +7510,12 @@
     </w:p>
     <w:p>
       <w:pPr>
-        <w:spacing w:after="60"/>
-        <w:ind w:left="720"/>
-      </w:pPr>
-      <w:r>
-        <w:rPr>
+        <w:spacing w:after="80" w:line="276" w:lineRule="auto"/>
+        <w:ind w:left="576"/>
+      </w:pPr>
+      <w:r>
+        <w:rPr>
+          <w:rFonts w:ascii="Arial" w:hAnsi="Arial"/>
           <w:sz w:val="22"/>
         </w:rPr>
         <w:t>• Opción 'Todas las empresas'</w:t>
@@ -6319,11 +7558,12 @@
     </w:p>
     <w:p>
       <w:pPr>
-        <w:spacing w:after="120"/>
+        <w:spacing w:after="160" w:line="276" w:lineRule="auto"/>
         <w:jc w:val="both"/>
       </w:pPr>
       <w:r>
         <w:rPr>
+          <w:rFonts w:ascii="Arial" w:hAnsi="Arial"/>
           <w:b w:val="0"/>
           <w:i w:val="0"/>
           <w:sz w:val="22"/>
@@ -6353,7 +7593,7 @@
       <w:r>
         <w:drawing>
           <wp:inline xmlns:a="http://schemas.openxmlformats.org/drawingml/2006/main" xmlns:pic="http://schemas.openxmlformats.org/drawingml/2006/picture">
-            <wp:extent cx="5029200" cy="3072384"/>
+            <wp:extent cx="5029200" cy="2791968"/>
             <wp:docPr id="14" name="Picture 14"/>
             <wp:cNvGraphicFramePr>
               <a:graphicFrameLocks noChangeAspect="1"/>
@@ -6374,7 +7614,7 @@
                   <pic:spPr>
                     <a:xfrm>
                       <a:off x="0" y="0"/>
-                      <a:ext cx="5029200" cy="3072384"/>
+                      <a:ext cx="5029200" cy="2791968"/>
                     </a:xfrm>
                     <a:prstGeom prst="rect"/>
                   </pic:spPr>
@@ -6419,6 +7659,20 @@
           <w:sz w:val="20"/>
         </w:rPr>
         <w:t>. Estructura de directorios del plugin local_platform_access</w:t>
+      </w:r>
+    </w:p>
+    <w:p>
+      <w:pPr>
+        <w:spacing w:before="0" w:after="120"/>
+        <w:jc w:val="center"/>
+      </w:pPr>
+      <w:r>
+        <w:rPr>
+          <w:i/>
+          <w:color w:val="646363"/>
+          <w:sz w:val="18"/>
+        </w:rPr>
+        <w:t>Fuente: Elaboración propia</w:t>
       </w:r>
     </w:p>
     <w:p/>
@@ -6490,8 +7744,10 @@
           <w:p>
             <w:r>
               <w:rPr>
+                <w:rFonts w:ascii="Arial" w:hAnsi="Arial"/>
                 <w:b/>
                 <w:color w:val="FFFFFF"/>
+                <w:sz w:val="20"/>
               </w:rPr>
               <w:t>Atributo</w:t>
             </w:r>
@@ -6505,8 +7761,10 @@
           <w:p>
             <w:r>
               <w:rPr>
+                <w:rFonts w:ascii="Arial" w:hAnsi="Arial"/>
                 <w:b/>
                 <w:color w:val="FFFFFF"/>
+                <w:sz w:val="20"/>
               </w:rPr>
               <w:t>Valor</w:t>
             </w:r>
@@ -6520,6 +7778,10 @@
           </w:tcPr>
           <w:p>
             <w:r>
+              <w:rPr>
+                <w:rFonts w:ascii="Arial" w:hAnsi="Arial"/>
+                <w:sz w:val="20"/>
+              </w:rPr>
               <w:t>Plugin</w:t>
             </w:r>
           </w:p>
@@ -6530,6 +7792,10 @@
           </w:tcPr>
           <w:p>
             <w:r>
+              <w:rPr>
+                <w:rFonts w:ascii="Arial" w:hAnsi="Arial"/>
+                <w:sz w:val="20"/>
+              </w:rPr>
               <w:t>local_platform_access</w:t>
             </w:r>
           </w:p>
@@ -6542,6 +7808,10 @@
           </w:tcPr>
           <w:p>
             <w:r>
+              <w:rPr>
+                <w:rFonts w:ascii="Arial" w:hAnsi="Arial"/>
+                <w:sz w:val="20"/>
+              </w:rPr>
               <w:t>Versión</w:t>
             </w:r>
           </w:p>
@@ -6552,6 +7822,10 @@
           </w:tcPr>
           <w:p>
             <w:r>
+              <w:rPr>
+                <w:rFonts w:ascii="Arial" w:hAnsi="Arial"/>
+                <w:sz w:val="20"/>
+              </w:rPr>
               <w:t>2.1.0 (Build: 20251129)</w:t>
             </w:r>
           </w:p>
@@ -6564,6 +7838,10 @@
           </w:tcPr>
           <w:p>
             <w:r>
+              <w:rPr>
+                <w:rFonts w:ascii="Arial" w:hAnsi="Arial"/>
+                <w:sz w:val="20"/>
+              </w:rPr>
               <w:t>Moodle requerido</w:t>
             </w:r>
           </w:p>
@@ -6574,6 +7852,10 @@
           </w:tcPr>
           <w:p>
             <w:r>
+              <w:rPr>
+                <w:rFonts w:ascii="Arial" w:hAnsi="Arial"/>
+                <w:sz w:val="20"/>
+              </w:rPr>
               <w:t>2024100700</w:t>
             </w:r>
           </w:p>
@@ -6586,6 +7868,10 @@
           </w:tcPr>
           <w:p>
             <w:r>
+              <w:rPr>
+                <w:rFonts w:ascii="Arial" w:hAnsi="Arial"/>
+                <w:sz w:val="20"/>
+              </w:rPr>
               <w:t>Madurez</w:t>
             </w:r>
           </w:p>
@@ -6596,6 +7882,10 @@
           </w:tcPr>
           <w:p>
             <w:r>
+              <w:rPr>
+                <w:rFonts w:ascii="Arial" w:hAnsi="Arial"/>
+                <w:sz w:val="20"/>
+              </w:rPr>
               <w:t>MATURITY_STABLE</w:t>
             </w:r>
           </w:p>
@@ -6608,6 +7898,10 @@
           </w:tcPr>
           <w:p>
             <w:r>
+              <w:rPr>
+                <w:rFonts w:ascii="Arial" w:hAnsi="Arial"/>
+                <w:sz w:val="20"/>
+              </w:rPr>
               <w:t>Licencia</w:t>
             </w:r>
           </w:p>
@@ -6618,6 +7912,10 @@
           </w:tcPr>
           <w:p>
             <w:r>
+              <w:rPr>
+                <w:rFonts w:ascii="Arial" w:hAnsi="Arial"/>
+                <w:sz w:val="20"/>
+              </w:rPr>
               <w:t>GNU GPL v3 or later</w:t>
             </w:r>
           </w:p>
@@ -6642,11 +7940,12 @@
     </w:p>
     <w:p>
       <w:pPr>
-        <w:spacing w:after="120"/>
+        <w:spacing w:after="160" w:line="276" w:lineRule="auto"/>
         <w:jc w:val="both"/>
       </w:pPr>
       <w:r>
         <w:rPr>
+          <w:rFonts w:ascii="Arial" w:hAnsi="Arial"/>
           <w:b w:val="0"/>
           <w:i w:val="0"/>
           <w:sz w:val="22"/>
@@ -6729,6 +8028,20 @@
         <w:t>. Diagrama de arquitectura del plugin local_platform_access</w:t>
       </w:r>
     </w:p>
+    <w:p>
+      <w:pPr>
+        <w:spacing w:before="0" w:after="120"/>
+        <w:jc w:val="center"/>
+      </w:pPr>
+      <w:r>
+        <w:rPr>
+          <w:i/>
+          <w:color w:val="646363"/>
+          <w:sz w:val="18"/>
+        </w:rPr>
+        <w:t>Fuente: Elaboración propia</w:t>
+      </w:r>
+    </w:p>
     <w:p/>
     <w:p>
       <w:pPr>
@@ -6747,11 +8060,12 @@
     </w:p>
     <w:p>
       <w:pPr>
-        <w:spacing w:after="120"/>
+        <w:spacing w:after="160" w:line="276" w:lineRule="auto"/>
         <w:jc w:val="both"/>
       </w:pPr>
       <w:r>
         <w:rPr>
+          <w:rFonts w:ascii="Arial" w:hAnsi="Arial"/>
           <w:b w:val="0"/>
           <w:i w:val="0"/>
           <w:sz w:val="22"/>
@@ -6813,8 +8127,10 @@
           <w:p>
             <w:r>
               <w:rPr>
+                <w:rFonts w:ascii="Arial" w:hAnsi="Arial"/>
                 <w:b/>
                 <w:color w:val="FFFFFF"/>
+                <w:sz w:val="20"/>
               </w:rPr>
               <w:t>Capability</w:t>
             </w:r>
@@ -6828,8 +8144,10 @@
           <w:p>
             <w:r>
               <w:rPr>
+                <w:rFonts w:ascii="Arial" w:hAnsi="Arial"/>
                 <w:b/>
                 <w:color w:val="FFFFFF"/>
+                <w:sz w:val="20"/>
               </w:rPr>
               <w:t>Tipo</w:t>
             </w:r>
@@ -6843,8 +8161,10 @@
           <w:p>
             <w:r>
               <w:rPr>
+                <w:rFonts w:ascii="Arial" w:hAnsi="Arial"/>
                 <w:b/>
                 <w:color w:val="FFFFFF"/>
+                <w:sz w:val="20"/>
               </w:rPr>
               <w:t>Propósito</w:t>
             </w:r>
@@ -6858,6 +8178,10 @@
           </w:tcPr>
           <w:p>
             <w:r>
+              <w:rPr>
+                <w:rFonts w:ascii="Arial" w:hAnsi="Arial"/>
+                <w:sz w:val="20"/>
+              </w:rPr>
               <w:t>local/platform_access:generate</w:t>
             </w:r>
           </w:p>
@@ -6868,6 +8192,10 @@
           </w:tcPr>
           <w:p>
             <w:r>
+              <w:rPr>
+                <w:rFonts w:ascii="Arial" w:hAnsi="Arial"/>
+                <w:sz w:val="20"/>
+              </w:rPr>
               <w:t>write</w:t>
             </w:r>
           </w:p>
@@ -6878,6 +8206,10 @@
           </w:tcPr>
           <w:p>
             <w:r>
+              <w:rPr>
+                <w:rFonts w:ascii="Arial" w:hAnsi="Arial"/>
+                <w:sz w:val="20"/>
+              </w:rPr>
               <w:t>Permite generar y limpiar registros de acceso</w:t>
             </w:r>
           </w:p>
@@ -6890,6 +8222,10 @@
           </w:tcPr>
           <w:p>
             <w:r>
+              <w:rPr>
+                <w:rFonts w:ascii="Arial" w:hAnsi="Arial"/>
+                <w:sz w:val="20"/>
+              </w:rPr>
               <w:t>local/platform_access:view</w:t>
             </w:r>
           </w:p>
@@ -6900,6 +8236,10 @@
           </w:tcPr>
           <w:p>
             <w:r>
+              <w:rPr>
+                <w:rFonts w:ascii="Arial" w:hAnsi="Arial"/>
+                <w:sz w:val="20"/>
+              </w:rPr>
               <w:t>read</w:t>
             </w:r>
           </w:p>
@@ -6910,6 +8250,10 @@
           </w:tcPr>
           <w:p>
             <w:r>
+              <w:rPr>
+                <w:rFonts w:ascii="Arial" w:hAnsi="Arial"/>
+                <w:sz w:val="20"/>
+              </w:rPr>
               <w:t>Permite ver la interfaz del generador</w:t>
             </w:r>
           </w:p>
@@ -6934,11 +8278,12 @@
     </w:p>
     <w:p>
       <w:pPr>
-        <w:spacing w:after="120"/>
+        <w:spacing w:after="160" w:line="276" w:lineRule="auto"/>
         <w:jc w:val="both"/>
       </w:pPr>
       <w:r>
         <w:rPr>
+          <w:rFonts w:ascii="Arial" w:hAnsi="Arial"/>
           <w:b w:val="0"/>
           <w:i w:val="0"/>
           <w:sz w:val="22"/>
@@ -7021,6 +8366,20 @@
         <w:t>. Diagrama de flujo de generación del plugin local_platform_access</w:t>
       </w:r>
     </w:p>
+    <w:p>
+      <w:pPr>
+        <w:spacing w:before="0" w:after="120"/>
+        <w:jc w:val="center"/>
+      </w:pPr>
+      <w:r>
+        <w:rPr>
+          <w:i/>
+          <w:color w:val="646363"/>
+          <w:sz w:val="18"/>
+        </w:rPr>
+        <w:t>Fuente: Elaboración propia</w:t>
+      </w:r>
+    </w:p>
     <w:p/>
     <w:p>
       <w:pPr>
@@ -7039,11 +8398,12 @@
     </w:p>
     <w:p>
       <w:pPr>
-        <w:spacing w:after="120"/>
+        <w:spacing w:after="160" w:line="276" w:lineRule="auto"/>
         <w:jc w:val="both"/>
       </w:pPr>
       <w:r>
         <w:rPr>
+          <w:rFonts w:ascii="Arial" w:hAnsi="Arial"/>
           <w:b w:val="0"/>
           <w:i w:val="0"/>
           <w:sz w:val="22"/>
@@ -7126,6 +8486,20 @@
         <w:t>. Flujo de acceso y ejecución del plugin local_platform_access</w:t>
       </w:r>
     </w:p>
+    <w:p>
+      <w:pPr>
+        <w:spacing w:before="0" w:after="120"/>
+        <w:jc w:val="center"/>
+      </w:pPr>
+      <w:r>
+        <w:rPr>
+          <w:i/>
+          <w:color w:val="646363"/>
+          <w:sz w:val="18"/>
+        </w:rPr>
+        <w:t>Fuente: Elaboración propia</w:t>
+      </w:r>
+    </w:p>
     <w:p/>
     <w:p>
       <w:pPr>
@@ -7144,11 +8518,12 @@
     </w:p>
     <w:p>
       <w:pPr>
-        <w:spacing w:after="120"/>
+        <w:spacing w:after="160" w:line="276" w:lineRule="auto"/>
         <w:jc w:val="both"/>
       </w:pPr>
       <w:r>
         <w:rPr>
+          <w:rFonts w:ascii="Arial" w:hAnsi="Arial"/>
           <w:b w:val="0"/>
           <w:i w:val="0"/>
           <w:sz w:val="22"/>
@@ -7210,8 +8585,10 @@
           <w:p>
             <w:r>
               <w:rPr>
+                <w:rFonts w:ascii="Arial" w:hAnsi="Arial"/>
                 <w:b/>
                 <w:color w:val="FFFFFF"/>
+                <w:sz w:val="20"/>
               </w:rPr>
               <w:t>Técnica</w:t>
             </w:r>
@@ -7225,8 +8602,10 @@
           <w:p>
             <w:r>
               <w:rPr>
+                <w:rFonts w:ascii="Arial" w:hAnsi="Arial"/>
                 <w:b/>
                 <w:color w:val="FFFFFF"/>
+                <w:sz w:val="20"/>
               </w:rPr>
               <w:t>Descripción</w:t>
             </w:r>
@@ -7240,8 +8619,10 @@
           <w:p>
             <w:r>
               <w:rPr>
+                <w:rFonts w:ascii="Arial" w:hAnsi="Arial"/>
                 <w:b/>
                 <w:color w:val="FFFFFF"/>
+                <w:sz w:val="20"/>
               </w:rPr>
               <w:t>Impacto</w:t>
             </w:r>
@@ -7255,6 +8636,10 @@
           </w:tcPr>
           <w:p>
             <w:r>
+              <w:rPr>
+                <w:rFonts w:ascii="Arial" w:hAnsi="Arial"/>
+                <w:sz w:val="20"/>
+              </w:rPr>
               <w:t>Buffering masivo</w:t>
             </w:r>
           </w:p>
@@ -7265,6 +8650,10 @@
           </w:tcPr>
           <w:p>
             <w:r>
+              <w:rPr>
+                <w:rFonts w:ascii="Arial" w:hAnsi="Arial"/>
+                <w:sz w:val="20"/>
+              </w:rPr>
               <w:t>Acumulación de 500 registros antes de IN...</w:t>
             </w:r>
           </w:p>
@@ -7275,6 +8664,10 @@
           </w:tcPr>
           <w:p>
             <w:r>
+              <w:rPr>
+                <w:rFonts w:ascii="Arial" w:hAnsi="Arial"/>
+                <w:sz w:val="20"/>
+              </w:rPr>
               <w:t>Reduce queries de N a N/500</w:t>
             </w:r>
           </w:p>
@@ -7287,6 +8680,10 @@
           </w:tcPr>
           <w:p>
             <w:r>
+              <w:rPr>
+                <w:rFonts w:ascii="Arial" w:hAnsi="Arial"/>
+                <w:sz w:val="20"/>
+              </w:rPr>
               <w:t>Pre-carga de enrollments</w:t>
             </w:r>
           </w:p>
@@ -7297,6 +8694,10 @@
           </w:tcPr>
           <w:p>
             <w:r>
+              <w:rPr>
+                <w:rFonts w:ascii="Arial" w:hAnsi="Arial"/>
+                <w:sz w:val="20"/>
+              </w:rPr>
               <w:t>Una sola query para todas las matriculac...</w:t>
             </w:r>
           </w:p>
@@ -7307,6 +8708,10 @@
           </w:tcPr>
           <w:p>
             <w:r>
+              <w:rPr>
+                <w:rFonts w:ascii="Arial" w:hAnsi="Arial"/>
+                <w:sz w:val="20"/>
+              </w:rPr>
               <w:t>Evita N queries por usuario</w:t>
             </w:r>
           </w:p>
@@ -7319,6 +8724,10 @@
           </w:tcPr>
           <w:p>
             <w:r>
+              <w:rPr>
+                <w:rFonts w:ascii="Arial" w:hAnsi="Arial"/>
+                <w:sz w:val="20"/>
+              </w:rPr>
               <w:t>Cache de contextos</w:t>
             </w:r>
           </w:p>
@@ -7329,6 +8738,10 @@
           </w:tcPr>
           <w:p>
             <w:r>
+              <w:rPr>
+                <w:rFonts w:ascii="Arial" w:hAnsi="Arial"/>
+                <w:sz w:val="20"/>
+              </w:rPr>
               <w:t>Almacena contextos en memoria para reuti...</w:t>
             </w:r>
           </w:p>
@@ -7339,6 +8752,10 @@
           </w:tcPr>
           <w:p>
             <w:r>
+              <w:rPr>
+                <w:rFonts w:ascii="Arial" w:hAnsi="Arial"/>
+                <w:sz w:val="20"/>
+              </w:rPr>
               <w:t>Evita llamadas repetidas a context::instance()</w:t>
             </w:r>
           </w:p>
@@ -7351,6 +8768,10 @@
           </w:tcPr>
           <w:p>
             <w:r>
+              <w:rPr>
+                <w:rFonts w:ascii="Arial" w:hAnsi="Arial"/>
+                <w:sz w:val="20"/>
+              </w:rPr>
               <w:t>TRUNCATE vs DELETE</w:t>
             </w:r>
           </w:p>
@@ -7361,6 +8782,10 @@
           </w:tcPr>
           <w:p>
             <w:r>
+              <w:rPr>
+                <w:rFonts w:ascii="Arial" w:hAnsi="Arial"/>
+                <w:sz w:val="20"/>
+              </w:rPr>
               <w:t>Usa TRUNCATE para limpieza completa de t...</w:t>
             </w:r>
           </w:p>
@@ -7371,6 +8796,10 @@
           </w:tcPr>
           <w:p>
             <w:r>
+              <w:rPr>
+                <w:rFonts w:ascii="Arial" w:hAnsi="Arial"/>
+                <w:sz w:val="20"/>
+              </w:rPr>
               <w:t>10-100x más rápido que DELETE</w:t>
             </w:r>
           </w:p>
@@ -7383,6 +8812,10 @@
           </w:tcPr>
           <w:p>
             <w:r>
+              <w:rPr>
+                <w:rFonts w:ascii="Arial" w:hAnsi="Arial"/>
+                <w:sz w:val="20"/>
+              </w:rPr>
               <w:t>Verificación cacheada de tablas</w:t>
             </w:r>
           </w:p>
@@ -7393,6 +8826,10 @@
           </w:tcPr>
           <w:p>
             <w:r>
+              <w:rPr>
+                <w:rFonts w:ascii="Arial" w:hAnsi="Arial"/>
+                <w:sz w:val="20"/>
+              </w:rPr>
               <w:t>Verifica existencia de tablas opcionales...</w:t>
             </w:r>
           </w:p>
@@ -7403,6 +8840,10 @@
           </w:tcPr>
           <w:p>
             <w:r>
+              <w:rPr>
+                <w:rFonts w:ascii="Arial" w:hAnsi="Arial"/>
+                <w:sz w:val="20"/>
+              </w:rPr>
               <w:t>Evita queries repetidas a información del esquema</w:t>
             </w:r>
           </w:p>
@@ -7415,6 +8856,10 @@
           </w:tcPr>
           <w:p>
             <w:r>
+              <w:rPr>
+                <w:rFonts w:ascii="Arial" w:hAnsi="Arial"/>
+                <w:sz w:val="20"/>
+              </w:rPr>
               <w:t>Construcción directa de eventos</w:t>
             </w:r>
           </w:p>
@@ -7425,6 +8870,10 @@
           </w:tcPr>
           <w:p>
             <w:r>
+              <w:rPr>
+                <w:rFonts w:ascii="Arial" w:hAnsi="Arial"/>
+                <w:sz w:val="20"/>
+              </w:rPr>
               <w:t>Crea arrays de log sin instanciar evento...</w:t>
             </w:r>
           </w:p>
@@ -7435,6 +8884,10 @@
           </w:tcPr>
           <w:p>
             <w:r>
+              <w:rPr>
+                <w:rFonts w:ascii="Arial" w:hAnsi="Arial"/>
+                <w:sz w:val="20"/>
+              </w:rPr>
               <w:t>Evita overhead de clases de eventos</w:t>
             </w:r>
           </w:p>
@@ -7459,11 +8912,12 @@
     </w:p>
     <w:p>
       <w:pPr>
-        <w:spacing w:after="120"/>
+        <w:spacing w:after="160" w:line="276" w:lineRule="auto"/>
         <w:jc w:val="both"/>
       </w:pPr>
       <w:r>
         <w:rPr>
+          <w:rFonts w:ascii="Arial" w:hAnsi="Arial"/>
           <w:b w:val="0"/>
           <w:i w:val="0"/>
           <w:sz w:val="22"/>
@@ -7525,8 +8979,10 @@
           <w:p>
             <w:r>
               <w:rPr>
+                <w:rFonts w:ascii="Arial" w:hAnsi="Arial"/>
                 <w:b/>
                 <w:color w:val="FFFFFF"/>
+                <w:sz w:val="20"/>
               </w:rPr>
               <w:t>Tabla</w:t>
             </w:r>
@@ -7540,8 +8996,10 @@
           <w:p>
             <w:r>
               <w:rPr>
+                <w:rFonts w:ascii="Arial" w:hAnsi="Arial"/>
                 <w:b/>
                 <w:color w:val="FFFFFF"/>
+                <w:sz w:val="20"/>
               </w:rPr>
               <w:t>Operación</w:t>
             </w:r>
@@ -7555,8 +9013,10 @@
           <w:p>
             <w:r>
               <w:rPr>
+                <w:rFonts w:ascii="Arial" w:hAnsi="Arial"/>
                 <w:b/>
                 <w:color w:val="FFFFFF"/>
+                <w:sz w:val="20"/>
               </w:rPr>
               <w:t>Propósito</w:t>
             </w:r>
@@ -7570,6 +9030,10 @@
           </w:tcPr>
           <w:p>
             <w:r>
+              <w:rPr>
+                <w:rFonts w:ascii="Arial" w:hAnsi="Arial"/>
+                <w:sz w:val="20"/>
+              </w:rPr>
               <w:t>logstore_standard_log</w:t>
             </w:r>
           </w:p>
@@ -7580,6 +9044,10 @@
           </w:tcPr>
           <w:p>
             <w:r>
+              <w:rPr>
+                <w:rFonts w:ascii="Arial" w:hAnsi="Arial"/>
+                <w:sz w:val="20"/>
+              </w:rPr>
               <w:t>INSERT masivo</w:t>
             </w:r>
           </w:p>
@@ -7590,6 +9058,10 @@
           </w:tcPr>
           <w:p>
             <w:r>
+              <w:rPr>
+                <w:rFonts w:ascii="Arial" w:hAnsi="Arial"/>
+                <w:sz w:val="20"/>
+              </w:rPr>
               <w:t>Registros de eventos de log (logins, vistas de cur...</w:t>
             </w:r>
           </w:p>
@@ -7602,6 +9074,10 @@
           </w:tcPr>
           <w:p>
             <w:r>
+              <w:rPr>
+                <w:rFonts w:ascii="Arial" w:hAnsi="Arial"/>
+                <w:sz w:val="20"/>
+              </w:rPr>
               <w:t>user</w:t>
             </w:r>
           </w:p>
@@ -7612,6 +9088,10 @@
           </w:tcPr>
           <w:p>
             <w:r>
+              <w:rPr>
+                <w:rFonts w:ascii="Arial" w:hAnsi="Arial"/>
+                <w:sz w:val="20"/>
+              </w:rPr>
               <w:t>UPDATE</w:t>
             </w:r>
           </w:p>
@@ -7622,6 +9102,10 @@
           </w:tcPr>
           <w:p>
             <w:r>
+              <w:rPr>
+                <w:rFonts w:ascii="Arial" w:hAnsi="Arial"/>
+                <w:sz w:val="20"/>
+              </w:rPr>
               <w:t>Actualización de campos de acceso (firstaccess, la...</w:t>
             </w:r>
           </w:p>
@@ -7634,6 +9118,10 @@
           </w:tcPr>
           <w:p>
             <w:r>
+              <w:rPr>
+                <w:rFonts w:ascii="Arial" w:hAnsi="Arial"/>
+                <w:sz w:val="20"/>
+              </w:rPr>
               <w:t>user_lastaccess</w:t>
             </w:r>
           </w:p>
@@ -7644,6 +9132,10 @@
           </w:tcPr>
           <w:p>
             <w:r>
+              <w:rPr>
+                <w:rFonts w:ascii="Arial" w:hAnsi="Arial"/>
+                <w:sz w:val="20"/>
+              </w:rPr>
               <w:t>INSERT/UPDATE</w:t>
             </w:r>
           </w:p>
@@ -7654,6 +9146,10 @@
           </w:tcPr>
           <w:p>
             <w:r>
+              <w:rPr>
+                <w:rFonts w:ascii="Arial" w:hAnsi="Arial"/>
+                <w:sz w:val="20"/>
+              </w:rPr>
               <w:t>Último acceso de usuarios a cursos específicos</w:t>
             </w:r>
           </w:p>
@@ -7666,6 +9162,10 @@
           </w:tcPr>
           <w:p>
             <w:r>
+              <w:rPr>
+                <w:rFonts w:ascii="Arial" w:hAnsi="Arial"/>
+                <w:sz w:val="20"/>
+              </w:rPr>
               <w:t>course_modules_completion</w:t>
             </w:r>
           </w:p>
@@ -7676,6 +9176,10 @@
           </w:tcPr>
           <w:p>
             <w:r>
+              <w:rPr>
+                <w:rFonts w:ascii="Arial" w:hAnsi="Arial"/>
+                <w:sz w:val="20"/>
+              </w:rPr>
               <w:t>INSERT masivo</w:t>
             </w:r>
           </w:p>
@@ -7686,6 +9190,10 @@
           </w:tcPr>
           <w:p>
             <w:r>
+              <w:rPr>
+                <w:rFonts w:ascii="Arial" w:hAnsi="Arial"/>
+                <w:sz w:val="20"/>
+              </w:rPr>
               <w:t>Estado de finalización de actividades</w:t>
             </w:r>
           </w:p>
@@ -7698,6 +9206,10 @@
           </w:tcPr>
           <w:p>
             <w:r>
+              <w:rPr>
+                <w:rFonts w:ascii="Arial" w:hAnsi="Arial"/>
+                <w:sz w:val="20"/>
+              </w:rPr>
               <w:t>course_modules_viewed</w:t>
             </w:r>
           </w:p>
@@ -7708,6 +9220,10 @@
           </w:tcPr>
           <w:p>
             <w:r>
+              <w:rPr>
+                <w:rFonts w:ascii="Arial" w:hAnsi="Arial"/>
+                <w:sz w:val="20"/>
+              </w:rPr>
               <w:t>INSERT masivo</w:t>
             </w:r>
           </w:p>
@@ -7718,6 +9234,10 @@
           </w:tcPr>
           <w:p>
             <w:r>
+              <w:rPr>
+                <w:rFonts w:ascii="Arial" w:hAnsi="Arial"/>
+                <w:sz w:val="20"/>
+              </w:rPr>
               <w:t>Registro de visualizaciones de módulos (si tabla e...</w:t>
             </w:r>
           </w:p>
@@ -7730,6 +9250,10 @@
           </w:tcPr>
           <w:p>
             <w:r>
+              <w:rPr>
+                <w:rFonts w:ascii="Arial" w:hAnsi="Arial"/>
+                <w:sz w:val="20"/>
+              </w:rPr>
               <w:t>course_completions</w:t>
             </w:r>
           </w:p>
@@ -7740,6 +9264,10 @@
           </w:tcPr>
           <w:p>
             <w:r>
+              <w:rPr>
+                <w:rFonts w:ascii="Arial" w:hAnsi="Arial"/>
+                <w:sz w:val="20"/>
+              </w:rPr>
               <w:t>INSERT</w:t>
             </w:r>
           </w:p>
@@ -7750,6 +9278,10 @@
           </w:tcPr>
           <w:p>
             <w:r>
+              <w:rPr>
+                <w:rFonts w:ascii="Arial" w:hAnsi="Arial"/>
+                <w:sz w:val="20"/>
+              </w:rPr>
               <w:t>Finalizaciones de cursos</w:t>
             </w:r>
           </w:p>
@@ -7774,11 +9306,12 @@
     </w:p>
     <w:p>
       <w:pPr>
-        <w:spacing w:after="120"/>
+        <w:spacing w:after="160" w:line="276" w:lineRule="auto"/>
         <w:jc w:val="both"/>
       </w:pPr>
       <w:r>
         <w:rPr>
+          <w:rFonts w:ascii="Arial" w:hAnsi="Arial"/>
           <w:b w:val="0"/>
           <w:i w:val="0"/>
           <w:sz w:val="22"/>
@@ -7788,11 +9321,12 @@
     </w:p>
     <w:p>
       <w:pPr>
-        <w:spacing w:after="60"/>
-        <w:ind w:left="720"/>
-      </w:pPr>
-      <w:r>
-        <w:rPr>
+        <w:spacing w:after="80" w:line="276" w:lineRule="auto"/>
+        <w:ind w:left="576"/>
+      </w:pPr>
+      <w:r>
+        <w:rPr>
+          <w:rFonts w:ascii="Arial" w:hAnsi="Arial"/>
           <w:sz w:val="22"/>
         </w:rPr>
         <w:t>• Generación de datos de prueba para desarrollo</w:t>
@@ -7800,11 +9334,12 @@
     </w:p>
     <w:p>
       <w:pPr>
-        <w:spacing w:after="60"/>
-        <w:ind w:left="720"/>
-      </w:pPr>
-      <w:r>
-        <w:rPr>
+        <w:spacing w:after="80" w:line="276" w:lineRule="auto"/>
+        <w:ind w:left="576"/>
+      </w:pPr>
+      <w:r>
+        <w:rPr>
+          <w:rFonts w:ascii="Arial" w:hAnsi="Arial"/>
           <w:sz w:val="22"/>
         </w:rPr>
         <w:t>• Población de registros históricos para análisis</w:t>
@@ -7812,11 +9347,12 @@
     </w:p>
     <w:p>
       <w:pPr>
-        <w:spacing w:after="60"/>
-        <w:ind w:left="720"/>
-      </w:pPr>
-      <w:r>
-        <w:rPr>
+        <w:spacing w:after="80" w:line="276" w:lineRule="auto"/>
+        <w:ind w:left="576"/>
+      </w:pPr>
+      <w:r>
+        <w:rPr>
+          <w:rFonts w:ascii="Arial" w:hAnsi="Arial"/>
           <w:sz w:val="22"/>
         </w:rPr>
         <w:t>• Testing de reportes y dashboards</w:t>
@@ -7824,11 +9360,12 @@
     </w:p>
     <w:p>
       <w:pPr>
-        <w:spacing w:after="60"/>
-        <w:ind w:left="720"/>
-      </w:pPr>
-      <w:r>
-        <w:rPr>
+        <w:spacing w:after="80" w:line="276" w:lineRule="auto"/>
+        <w:ind w:left="576"/>
+      </w:pPr>
+      <w:r>
+        <w:rPr>
+          <w:rFonts w:ascii="Arial" w:hAnsi="Arial"/>
           <w:sz w:val="22"/>
         </w:rPr>
         <w:t>• Simulación de actividad de usuario para demos</w:t>
@@ -7836,11 +9373,12 @@
     </w:p>
     <w:p>
       <w:pPr>
-        <w:spacing w:after="60"/>
-        <w:ind w:left="720"/>
-      </w:pPr>
-      <w:r>
-        <w:rPr>
+        <w:spacing w:after="80" w:line="276" w:lineRule="auto"/>
+        <w:ind w:left="576"/>
+      </w:pPr>
+      <w:r>
+        <w:rPr>
+          <w:rFonts w:ascii="Arial" w:hAnsi="Arial"/>
           <w:sz w:val="22"/>
         </w:rPr>
         <w:t>• Validación de rendimiento de queries de reportes</w:t>
@@ -7863,11 +9401,12 @@
     </w:p>
     <w:p>
       <w:pPr>
-        <w:spacing w:after="120"/>
+        <w:spacing w:after="160" w:line="276" w:lineRule="auto"/>
         <w:jc w:val="both"/>
       </w:pPr>
       <w:r>
         <w:rPr>
+          <w:rFonts w:ascii="Arial" w:hAnsi="Arial"/>
           <w:b w:val="0"/>
           <w:i w:val="0"/>
           <w:sz w:val="22"/>
@@ -7877,11 +9416,12 @@
     </w:p>
     <w:p>
       <w:pPr>
-        <w:spacing w:after="60"/>
-        <w:ind w:left="720"/>
-      </w:pPr>
-      <w:r>
-        <w:rPr>
+        <w:spacing w:after="80" w:line="276" w:lineRule="auto"/>
+        <w:ind w:left="576"/>
+      </w:pPr>
+      <w:r>
+        <w:rPr>
+          <w:rFonts w:ascii="Arial" w:hAnsi="Arial"/>
           <w:sz w:val="22"/>
         </w:rPr>
         <w:t>• Selector de empresa en formulario</w:t>
@@ -7889,11 +9429,12 @@
     </w:p>
     <w:p>
       <w:pPr>
-        <w:spacing w:after="60"/>
-        <w:ind w:left="720"/>
-      </w:pPr>
-      <w:r>
-        <w:rPr>
+        <w:spacing w:after="80" w:line="276" w:lineRule="auto"/>
+        <w:ind w:left="576"/>
+      </w:pPr>
+      <w:r>
+        <w:rPr>
+          <w:rFonts w:ascii="Arial" w:hAnsi="Arial"/>
           <w:sz w:val="22"/>
         </w:rPr>
         <w:t>• Filtrado de usuarios por empresa</w:t>
@@ -7901,11 +9442,12 @@
     </w:p>
     <w:p>
       <w:pPr>
-        <w:spacing w:after="60"/>
-        <w:ind w:left="720"/>
-      </w:pPr>
-      <w:r>
-        <w:rPr>
+        <w:spacing w:after="80" w:line="276" w:lineRule="auto"/>
+        <w:ind w:left="576"/>
+      </w:pPr>
+      <w:r>
+        <w:rPr>
+          <w:rFonts w:ascii="Arial" w:hAnsi="Arial"/>
           <w:sz w:val="22"/>
         </w:rPr>
         <w:t>• Filtrado de cursos por empresa</w:t>
@@ -7913,11 +9455,12 @@
     </w:p>
     <w:p>
       <w:pPr>
-        <w:spacing w:after="60"/>
-        <w:ind w:left="720"/>
-      </w:pPr>
-      <w:r>
-        <w:rPr>
+        <w:spacing w:after="80" w:line="276" w:lineRule="auto"/>
+        <w:ind w:left="576"/>
+      </w:pPr>
+      <w:r>
+        <w:rPr>
+          <w:rFonts w:ascii="Arial" w:hAnsi="Arial"/>
           <w:sz w:val="22"/>
         </w:rPr>
         <w:t>• Actualización de estadísticas en local_report_user_logins</w:t>
@@ -7925,11 +9468,12 @@
     </w:p>
     <w:p>
       <w:pPr>
-        <w:spacing w:after="60"/>
-        <w:ind w:left="720"/>
-      </w:pPr>
-      <w:r>
-        <w:rPr>
+        <w:spacing w:after="80" w:line="276" w:lineRule="auto"/>
+        <w:ind w:left="576"/>
+      </w:pPr>
+      <w:r>
+        <w:rPr>
+          <w:rFonts w:ascii="Arial" w:hAnsi="Arial"/>
           <w:sz w:val="22"/>
         </w:rPr>
         <w:t>• Respeto de suspensiones a nivel empresa</w:t>
@@ -7937,11 +9481,12 @@
     </w:p>
     <w:p>
       <w:pPr>
-        <w:spacing w:after="120"/>
+        <w:spacing w:after="160" w:line="276" w:lineRule="auto"/>
         <w:jc w:val="both"/>
       </w:pPr>
       <w:r>
         <w:rPr>
+          <w:rFonts w:ascii="Arial" w:hAnsi="Arial"/>
           <w:b w:val="0"/>
           <w:i w:val="0"/>
           <w:sz w:val="22"/>
@@ -7971,11 +9516,12 @@
     </w:p>
     <w:p>
       <w:pPr>
-        <w:spacing w:after="120"/>
+        <w:spacing w:after="160" w:line="276" w:lineRule="auto"/>
         <w:jc w:val="both"/>
       </w:pPr>
       <w:r>
         <w:rPr>
+          <w:rFonts w:ascii="Arial" w:hAnsi="Arial"/>
           <w:b w:val="0"/>
           <w:i w:val="0"/>
           <w:sz w:val="22"/>
@@ -7985,11 +9531,12 @@
     </w:p>
     <w:p>
       <w:pPr>
-        <w:spacing w:after="60"/>
-        <w:ind w:left="720"/>
-      </w:pPr>
-      <w:r>
-        <w:rPr>
+        <w:spacing w:after="80" w:line="276" w:lineRule="auto"/>
+        <w:ind w:left="576"/>
+      </w:pPr>
+      <w:r>
+        <w:rPr>
+          <w:rFonts w:ascii="Arial" w:hAnsi="Arial"/>
           <w:sz w:val="22"/>
         </w:rPr>
         <w:t>• El plugin local_jobboard proporciona una solución completa para la gestión del proceso de contratación docente, desde la publicación de vacantes hasta la formalización de contratos.</w:t>
@@ -7997,11 +9544,12 @@
     </w:p>
     <w:p>
       <w:pPr>
-        <w:spacing w:after="60"/>
-        <w:ind w:left="720"/>
-      </w:pPr>
-      <w:r>
-        <w:rPr>
+        <w:spacing w:after="80" w:line="276" w:lineRule="auto"/>
+        <w:ind w:left="576"/>
+      </w:pPr>
+      <w:r>
+        <w:rPr>
+          <w:rFonts w:ascii="Arial" w:hAnsi="Arial"/>
           <w:sz w:val="22"/>
         </w:rPr>
         <w:t>• El plugin report_platform_usage permite monitorear el uso efectivo de la plataforma, proporcionando métricas valiosas para la toma de decisiones institucionales.</w:t>
@@ -8009,11 +9557,12 @@
     </w:p>
     <w:p>
       <w:pPr>
-        <w:spacing w:after="60"/>
-        <w:ind w:left="720"/>
-      </w:pPr>
-      <w:r>
-        <w:rPr>
+        <w:spacing w:after="80" w:line="276" w:lineRule="auto"/>
+        <w:ind w:left="576"/>
+      </w:pPr>
+      <w:r>
+        <w:rPr>
+          <w:rFonts w:ascii="Arial" w:hAnsi="Arial"/>
           <w:sz w:val="22"/>
         </w:rPr>
         <w:t>• El plugin local_platform_access facilita las pruebas de carga y rendimiento mediante la generación controlada de datos de acceso simulados.</w:t>
@@ -8036,11 +9585,12 @@
     </w:p>
     <w:p>
       <w:pPr>
-        <w:spacing w:after="60"/>
-        <w:ind w:left="720"/>
-      </w:pPr>
-      <w:r>
-        <w:rPr>
+        <w:spacing w:after="80" w:line="276" w:lineRule="auto"/>
+        <w:ind w:left="576"/>
+      </w:pPr>
+      <w:r>
+        <w:rPr>
+          <w:rFonts w:ascii="Arial" w:hAnsi="Arial"/>
           <w:sz w:val="22"/>
         </w:rPr>
         <w:t>• Mantener actualizada la documentación técnica ante cualquier cambio en los plugins.</w:t>
@@ -8048,11 +9598,12 @@
     </w:p>
     <w:p>
       <w:pPr>
-        <w:spacing w:after="60"/>
-        <w:ind w:left="720"/>
-      </w:pPr>
-      <w:r>
-        <w:rPr>
+        <w:spacing w:after="80" w:line="276" w:lineRule="auto"/>
+        <w:ind w:left="576"/>
+      </w:pPr>
+      <w:r>
+        <w:rPr>
+          <w:rFonts w:ascii="Arial" w:hAnsi="Arial"/>
           <w:sz w:val="22"/>
         </w:rPr>
         <w:t>• Realizar pruebas de regresión antes de cada actualización de Moodle.</w:t>
@@ -8060,11 +9611,12 @@
     </w:p>
     <w:p>
       <w:pPr>
-        <w:spacing w:after="60"/>
-        <w:ind w:left="720"/>
-      </w:pPr>
-      <w:r>
-        <w:rPr>
+        <w:spacing w:after="80" w:line="276" w:lineRule="auto"/>
+        <w:ind w:left="576"/>
+      </w:pPr>
+      <w:r>
+        <w:rPr>
+          <w:rFonts w:ascii="Arial" w:hAnsi="Arial"/>
           <w:sz w:val="22"/>
         </w:rPr>
         <w:t>• Implementar pruebas automatizadas para los servicios web críticos.</w:t>
@@ -8072,11 +9624,12 @@
     </w:p>
     <w:p>
       <w:pPr>
-        <w:spacing w:after="60"/>
-        <w:ind w:left="720"/>
-      </w:pPr>
-      <w:r>
-        <w:rPr>
+        <w:spacing w:after="80" w:line="276" w:lineRule="auto"/>
+        <w:ind w:left="576"/>
+      </w:pPr>
+      <w:r>
+        <w:rPr>
+          <w:rFonts w:ascii="Arial" w:hAnsi="Arial"/>
           <w:sz w:val="22"/>
         </w:rPr>
         <w:t>• Monitorear el rendimiento de las consultas a base de datos en producción.</w:t>
@@ -8084,11 +9637,12 @@
     </w:p>
     <w:p>
       <w:pPr>
-        <w:spacing w:after="60"/>
-        <w:ind w:left="720"/>
-      </w:pPr>
-      <w:r>
-        <w:rPr>
+        <w:spacing w:after="80" w:line="276" w:lineRule="auto"/>
+        <w:ind w:left="576"/>
+      </w:pPr>
+      <w:r>
+        <w:rPr>
+          <w:rFonts w:ascii="Arial" w:hAnsi="Arial"/>
           <w:sz w:val="22"/>
         </w:rPr>
         <w:t>• Establecer un proceso de revisión de código para cualquier modificación.</w:t>

--- a/docs/informe_tecnico/output/INFORME_TECNICO_FGCT17_2025.docx
+++ b/docs/informe_tecnico/output/INFORME_TECNICO_FGCT17_2025.docx
@@ -5,6 +5,33 @@
     <w:p/>
     <w:p/>
     <w:p/>
+    <w:p>
+      <w:pPr>
+        <w:jc w:val="center"/>
+      </w:pPr>
+      <w:r>
+        <w:rPr>
+          <w:rFonts w:ascii="Arial" w:hAnsi="Arial"/>
+          <w:b/>
+          <w:color w:val="1B9E88"/>
+          <w:sz w:val="28"/>
+        </w:rPr>
+        <w:t>INSTITUTO SUPERIOR DE EDUCACIÓN RURAL - ISER</w:t>
+      </w:r>
+    </w:p>
+    <w:p>
+      <w:pPr>
+        <w:jc w:val="center"/>
+      </w:pPr>
+      <w:r>
+        <w:rPr>
+          <w:rFonts w:ascii="Arial" w:hAnsi="Arial"/>
+          <w:color w:val="646363"/>
+          <w:sz w:val="24"/>
+        </w:rPr>
+        <w:t>Vicerrectoría Académica</w:t>
+      </w:r>
+    </w:p>
     <w:p/>
     <w:p/>
     <w:p>
@@ -13,6 +40,7 @@
       </w:pPr>
       <w:r>
         <w:rPr>
+          <w:rFonts w:ascii="Arial" w:hAnsi="Arial"/>
           <w:b/>
           <w:color w:val="1B9E88"/>
           <w:sz w:val="56"/>
@@ -27,6 +55,7 @@
       </w:pPr>
       <w:r>
         <w:rPr>
+          <w:rFonts w:ascii="Arial" w:hAnsi="Arial"/>
           <w:b/>
           <w:sz w:val="36"/>
         </w:rPr>
@@ -39,6 +68,7 @@
       </w:pPr>
       <w:r>
         <w:rPr>
+          <w:rFonts w:ascii="Arial" w:hAnsi="Arial"/>
           <w:color w:val="646363"/>
           <w:sz w:val="28"/>
         </w:rPr>
@@ -53,6 +83,7 @@
       </w:pPr>
       <w:r>
         <w:rPr>
+          <w:rFonts w:ascii="Arial" w:hAnsi="Arial"/>
           <w:b/>
           <w:sz w:val="24"/>
         </w:rPr>
@@ -65,10 +96,11 @@
       </w:pPr>
       <w:r>
         <w:rPr>
+          <w:rFonts w:ascii="Arial" w:hAnsi="Arial"/>
           <w:color w:val="1B9E88"/>
           <w:sz w:val="24"/>
         </w:rPr>
-        <w:t>▪ local_jobboard</w:t>
+        <w:t>• local_jobboard</w:t>
       </w:r>
     </w:p>
     <w:p>
@@ -77,10 +109,11 @@
       </w:pPr>
       <w:r>
         <w:rPr>
+          <w:rFonts w:ascii="Arial" w:hAnsi="Arial"/>
           <w:color w:val="1B9E88"/>
           <w:sz w:val="24"/>
         </w:rPr>
-        <w:t>▪ report_platform_usage</w:t>
+        <w:t>• report_platform_usage</w:t>
       </w:r>
     </w:p>
     <w:p>
@@ -89,10 +122,11 @@
       </w:pPr>
       <w:r>
         <w:rPr>
+          <w:rFonts w:ascii="Arial" w:hAnsi="Arial"/>
           <w:color w:val="1B9E88"/>
           <w:sz w:val="24"/>
         </w:rPr>
-        <w:t>▪ local_platform_access</w:t>
+        <w:t>• local_platform_access</w:t>
       </w:r>
     </w:p>
     <w:p/>
@@ -104,9 +138,26 @@
       </w:pPr>
       <w:r>
         <w:rPr>
+          <w:rFonts w:ascii="Arial" w:hAnsi="Arial"/>
+          <w:b/>
           <w:color w:val="646363"/>
           <w:sz w:val="22"/>
         </w:rPr>
+        <w:t>Contrato de Prestación de Servicios No. CD-CPS-066 de 2025</w:t>
+      </w:r>
+    </w:p>
+    <w:p/>
+    <w:p/>
+    <w:p>
+      <w:pPr>
+        <w:jc w:val="center"/>
+      </w:pPr>
+      <w:r>
+        <w:rPr>
+          <w:rFonts w:ascii="Arial" w:hAnsi="Arial"/>
+          <w:color w:val="646363"/>
+          <w:sz w:val="20"/>
+        </w:rPr>
         <w:t>Elaborado por:</w:t>
       </w:r>
     </w:p>
@@ -116,11 +167,12 @@
       </w:pPr>
       <w:r>
         <w:rPr>
+          <w:rFonts w:ascii="Arial" w:hAnsi="Arial"/>
           <w:b/>
           <w:color w:val="1B9E88"/>
           <w:sz w:val="28"/>
         </w:rPr>
-        <w:t>Alonso Arias</w:t>
+        <w:t>PEDRO ALONSO ARIAS BALCUCHO</w:t>
       </w:r>
     </w:p>
     <w:p>
@@ -129,10 +181,24 @@
       </w:pPr>
       <w:r>
         <w:rPr>
+          <w:rFonts w:ascii="Arial" w:hAnsi="Arial"/>
           <w:color w:val="646363"/>
           <w:sz w:val="20"/>
         </w:rPr>
-        <w:t>soporteplataformas@iser.edu.co</w:t>
+        <w:t>C.C. 1.094.277.917</w:t>
+      </w:r>
+    </w:p>
+    <w:p>
+      <w:pPr>
+        <w:jc w:val="center"/>
+      </w:pPr>
+      <w:r>
+        <w:rPr>
+          <w:rFonts w:ascii="Arial" w:hAnsi="Arial"/>
+          <w:color w:val="646363"/>
+          <w:sz w:val="20"/>
+        </w:rPr>
+        <w:t>Contratista - Contrato CD-CPS-066-2025</w:t>
       </w:r>
     </w:p>
     <w:p/>
@@ -143,11 +209,12 @@
       </w:pPr>
       <w:r>
         <w:rPr>
+          <w:rFonts w:ascii="Arial" w:hAnsi="Arial"/>
           <w:b/>
           <w:color w:val="1B9E88"/>
-          <w:sz w:val="40"/>
-        </w:rPr>
-        <w:t>2025</w:t>
+          <w:sz w:val="28"/>
+        </w:rPr>
+        <w:t>Pamplona, 2025</w:t>
       </w:r>
     </w:p>
     <w:p>
@@ -9646,6 +9713,147 @@
           <w:sz w:val="22"/>
         </w:rPr>
         <w:t>• Establecer un proceso de revisión de código para cualquier modificación.</w:t>
+      </w:r>
+    </w:p>
+    <w:p>
+      <w:r>
+        <w:br w:type="page"/>
+      </w:r>
+    </w:p>
+    <w:p/>
+    <w:p/>
+    <w:p/>
+    <w:p/>
+    <w:p/>
+    <w:p/>
+    <w:p/>
+    <w:p/>
+    <w:p>
+      <w:pPr>
+        <w:jc w:val="center"/>
+      </w:pPr>
+      <w:r>
+        <w:rPr>
+          <w:rFonts w:ascii="Arial" w:hAnsi="Arial"/>
+          <w:b/>
+          <w:color w:val="1B9E88"/>
+          <w:sz w:val="28"/>
+        </w:rPr>
+        <w:t>INFORMACIÓN DE CONTACTO</w:t>
+      </w:r>
+    </w:p>
+    <w:p/>
+    <w:p/>
+    <w:p>
+      <w:pPr>
+        <w:jc w:val="center"/>
+      </w:pPr>
+      <w:r>
+        <w:rPr>
+          <w:rFonts w:ascii="Arial" w:hAnsi="Arial"/>
+          <w:b/>
+          <w:sz w:val="32"/>
+        </w:rPr>
+        <w:t>PEDRO ALONSO ARIAS BALCUCHO</w:t>
+      </w:r>
+    </w:p>
+    <w:p>
+      <w:pPr>
+        <w:jc w:val="center"/>
+      </w:pPr>
+      <w:r>
+        <w:rPr>
+          <w:rFonts w:ascii="Arial" w:hAnsi="Arial"/>
+          <w:color w:val="646363"/>
+          <w:sz w:val="22"/>
+        </w:rPr>
+        <w:t>C.C. 1.094.277.917</w:t>
+      </w:r>
+    </w:p>
+    <w:p/>
+    <w:p>
+      <w:pPr>
+        <w:jc w:val="center"/>
+      </w:pPr>
+      <w:r>
+        <w:rPr>
+          <w:rFonts w:ascii="Arial" w:hAnsi="Arial"/>
+          <w:color w:val="646363"/>
+          <w:sz w:val="22"/>
+        </w:rPr>
+        <w:t>Contratista - Contrato CD-CPS-066-2025</w:t>
+      </w:r>
+    </w:p>
+    <w:p/>
+    <w:p/>
+    <w:p>
+      <w:pPr>
+        <w:jc w:val="center"/>
+      </w:pPr>
+      <w:r>
+        <w:rPr>
+          <w:rFonts w:ascii="Arial" w:hAnsi="Arial"/>
+          <w:sz w:val="22"/>
+        </w:rPr>
+        <w:t>Tel: 3112243871</w:t>
+      </w:r>
+    </w:p>
+    <w:p>
+      <w:pPr>
+        <w:jc w:val="center"/>
+      </w:pPr>
+      <w:r>
+        <w:rPr>
+          <w:rFonts w:ascii="Arial" w:hAnsi="Arial"/>
+          <w:color w:val="1B9E88"/>
+          <w:sz w:val="22"/>
+        </w:rPr>
+        <w:t>Correo: alonsoariasb@gmail.com</w:t>
+      </w:r>
+    </w:p>
+    <w:p/>
+    <w:p/>
+    <w:p/>
+    <w:p/>
+    <w:p>
+      <w:pPr>
+        <w:jc w:val="center"/>
+      </w:pPr>
+      <w:r>
+        <w:rPr>
+          <w:rFonts w:ascii="Arial" w:hAnsi="Arial"/>
+          <w:b/>
+          <w:color w:val="1B9E88"/>
+          <w:sz w:val="24"/>
+        </w:rPr>
+        <w:t>INSTITUTO SUPERIOR DE EDUCACIÓN RURAL - ISER</w:t>
+      </w:r>
+    </w:p>
+    <w:p>
+      <w:pPr>
+        <w:jc w:val="center"/>
+      </w:pPr>
+      <w:r>
+        <w:rPr>
+          <w:rFonts w:ascii="Arial" w:hAnsi="Arial"/>
+          <w:color w:val="646363"/>
+          <w:sz w:val="20"/>
+        </w:rPr>
+        <w:t>Pamplona, Norte de Santander - Colombia</w:t>
+      </w:r>
+    </w:p>
+    <w:p>
+      <w:pPr>
+        <w:jc w:val="center"/>
+      </w:pPr>
+      <w:r>
+        <w:rPr>
+          <w:rFonts w:ascii="Arial" w:hAnsi="Arial"/>
+          <w:b/>
+          <w:color w:val="646363"/>
+          <w:sz w:val="24"/>
+        </w:rPr>
+        <w:t>2025</w:t>
       </w:r>
     </w:p>
     <w:sectPr>

--- a/docs/informe_tecnico/output/INFORME_TECNICO_FGCT17_2025.docx
+++ b/docs/informe_tecnico/output/INFORME_TECNICO_FGCT17_2025.docx
@@ -3,8 +3,199 @@
 <w:document xmlns:wpc="http://schemas.microsoft.com/office/word/2010/wordprocessingCanvas" xmlns:cx="http://schemas.microsoft.com/office/drawing/2014/chartex" xmlns:cx1="http://schemas.microsoft.com/office/drawing/2015/9/8/chartex" xmlns:cx2="http://schemas.microsoft.com/office/drawing/2015/10/21/chartex" xmlns:cx3="http://schemas.microsoft.com/office/drawing/2016/5/9/chartex" xmlns:cx4="http://schemas.microsoft.com/office/drawing/2016/5/10/chartex" xmlns:cx5="http://schemas.microsoft.com/office/drawing/2016/5/11/chartex" xmlns:cx6="http://schemas.microsoft.com/office/drawing/2016/5/12/chartex" xmlns:cx7="http://schemas.microsoft.com/office/drawing/2016/5/13/chartex" xmlns:cx8="http://schemas.microsoft.com/office/drawing/2016/5/14/chartex" xmlns:mc="http://schemas.openxmlformats.org/markup-compatibility/2006" xmlns:aink="http://schemas.microsoft.com/office/drawing/2016/ink" xmlns:am3d="http://schemas.microsoft.com/office/drawing/2017/model3d" xmlns:o="urn:schemas-microsoft-com:office:office" xmlns:oel="http://schemas.microsoft.com/office/2019/extlst" xmlns:r="http://schemas.openxmlformats.org/officeDocument/2006/relationships" xmlns:m="http://schemas.openxmlformats.org/officeDocument/2006/math" xmlns:v="urn:schemas-microsoft-com:vml" xmlns:wp14="http://schemas.microsoft.com/office/word/2010/wordprocessingDrawing" xmlns:wp="http://schemas.openxmlformats.org/drawingml/2006/wordprocessingDrawing" xmlns:w10="urn:schemas-microsoft-com:office:word" xmlns:w="http://schemas.openxmlformats.org/wordprocessingml/2006/main" xmlns:w14="http://schemas.microsoft.com/office/word/2010/wordml" xmlns:w15="http://schemas.microsoft.com/office/word/2012/wordml" xmlns:w16cex="http://schemas.microsoft.com/office/word/2018/wordml/cex" xmlns:w16cid="http://schemas.microsoft.com/office/word/2016/wordml/cid" xmlns:w16="http://schemas.microsoft.com/office/word/2018/wordml" xmlns:w16du="http://schemas.microsoft.com/office/word/2023/wordml/word16du" xmlns:w16sdtdh="http://schemas.microsoft.com/office/word/2020/wordml/sdtdatahash" xmlns:w16sdtfl="http://schemas.microsoft.com/office/word/2024/wordml/sdtformatlock" xmlns:w16se="http://schemas.microsoft.com/office/word/2015/wordml/symex" xmlns:wpg="http://schemas.microsoft.com/office/word/2010/wordprocessingGroup" xmlns:wpi="http://schemas.microsoft.com/office/word/2010/wordprocessingInk" xmlns:wne="http://schemas.microsoft.com/office/word/2006/wordml" xmlns:wps="http://schemas.microsoft.com/office/word/2010/wordprocessingShape" mc:Ignorable="w14 w15 w16se w16cid w16 w16cex w16sdtdh w16sdtfl w16du wp14">
   <w:body>
     <w:p/>
+    <w:p>
+      <w:pPr>
+        <w:jc w:val="center"/>
+      </w:pPr>
+      <w:r>
+        <w:rPr>
+          <w:rFonts w:ascii="Arial" w:hAnsi="Arial"/>
+          <w:b/>
+          <w:color w:val="1B9E88"/>
+          <w:sz w:val="32"/>
+        </w:rPr>
+        <w:t>INSTITUTO SUPERIOR DE EDUCACIÓN RURAL</w:t>
+      </w:r>
+    </w:p>
+    <w:p>
+      <w:pPr>
+        <w:jc w:val="center"/>
+      </w:pPr>
+      <w:r>
+        <w:rPr>
+          <w:rFonts w:ascii="Arial" w:hAnsi="Arial"/>
+          <w:b/>
+          <w:color w:val="1B9E88"/>
+          <w:sz w:val="48"/>
+        </w:rPr>
+        <w:t>ISER</w:t>
+      </w:r>
+    </w:p>
+    <w:p>
+      <w:pPr>
+        <w:jc w:val="center"/>
+      </w:pPr>
+      <w:r>
+        <w:rPr>
+          <w:color w:val="FCBD05"/>
+          <w:sz w:val="24"/>
+        </w:rPr>
+        <w:t>══════════════════════════════════════════════════</w:t>
+      </w:r>
+    </w:p>
+    <w:p>
+      <w:pPr>
+        <w:jc w:val="center"/>
+      </w:pPr>
+      <w:r>
+        <w:rPr>
+          <w:rFonts w:ascii="Arial" w:hAnsi="Arial"/>
+          <w:b/>
+          <w:color w:val="646363"/>
+          <w:sz w:val="24"/>
+        </w:rPr>
+        <w:t>VICERRECTORÍA ACADÉMICA</w:t>
+      </w:r>
+    </w:p>
     <w:p/>
     <w:p/>
+    <w:p/>
+    <w:p>
+      <w:pPr>
+        <w:jc w:val="center"/>
+      </w:pPr>
+      <w:r>
+        <w:rPr>
+          <w:rFonts w:ascii="Arial" w:hAnsi="Arial"/>
+          <w:b/>
+          <w:color w:val="1B9E88"/>
+          <w:sz w:val="52"/>
+        </w:rPr>
+        <w:t>INFORME TÉCNICO</w:t>
+      </w:r>
+    </w:p>
+    <w:p>
+      <w:pPr>
+        <w:jc w:val="center"/>
+      </w:pPr>
+      <w:r>
+        <w:rPr>
+          <w:rFonts w:ascii="Arial" w:hAnsi="Arial"/>
+          <w:sz w:val="28"/>
+        </w:rPr>
+        <w:t>Documentación Técnica de Plugins Moodle</w:t>
+      </w:r>
+    </w:p>
+    <w:p>
+      <w:pPr>
+        <w:jc w:val="center"/>
+      </w:pPr>
+      <w:r>
+        <w:rPr>
+          <w:rFonts w:ascii="Arial" w:hAnsi="Arial"/>
+          <w:color w:val="646363"/>
+          <w:sz w:val="24"/>
+        </w:rPr>
+        <w:t>Plataforma Virtual ISER</w:t>
+      </w:r>
+    </w:p>
+    <w:p/>
+    <w:p/>
+    <w:p>
+      <w:pPr>
+        <w:jc w:val="center"/>
+      </w:pPr>
+      <w:r>
+        <w:rPr>
+          <w:rFonts w:ascii="Consolas" w:hAnsi="Consolas"/>
+          <w:color w:val="1B9E88"/>
+          <w:sz w:val="20"/>
+        </w:rPr>
+        <w:t>┌────────────────────────────────────────┐</w:t>
+      </w:r>
+    </w:p>
+    <w:p>
+      <w:pPr>
+        <w:jc w:val="center"/>
+      </w:pPr>
+      <w:r>
+        <w:rPr>
+          <w:rFonts w:ascii="Consolas" w:hAnsi="Consolas"/>
+          <w:color w:val="1B9E88"/>
+          <w:sz w:val="20"/>
+        </w:rPr>
+        <w:t>│       COMPONENTES DOCUMENTADOS       │</w:t>
+      </w:r>
+    </w:p>
+    <w:p>
+      <w:pPr>
+        <w:jc w:val="center"/>
+      </w:pPr>
+      <w:r>
+        <w:rPr>
+          <w:rFonts w:ascii="Consolas" w:hAnsi="Consolas"/>
+          <w:color w:val="1B9E88"/>
+          <w:sz w:val="20"/>
+        </w:rPr>
+        <w:t>│            local_jobboard            │</w:t>
+      </w:r>
+    </w:p>
+    <w:p>
+      <w:pPr>
+        <w:jc w:val="center"/>
+      </w:pPr>
+      <w:r>
+        <w:rPr>
+          <w:rFonts w:ascii="Consolas" w:hAnsi="Consolas"/>
+          <w:color w:val="1B9E88"/>
+          <w:sz w:val="20"/>
+        </w:rPr>
+        <w:t>│        report_platform_usage        │</w:t>
+      </w:r>
+    </w:p>
+    <w:p>
+      <w:pPr>
+        <w:jc w:val="center"/>
+      </w:pPr>
+      <w:r>
+        <w:rPr>
+          <w:rFonts w:ascii="Consolas" w:hAnsi="Consolas"/>
+          <w:color w:val="1B9E88"/>
+          <w:sz w:val="20"/>
+        </w:rPr>
+        <w:t>│        local_platform_access        │</w:t>
+      </w:r>
+    </w:p>
+    <w:p>
+      <w:pPr>
+        <w:jc w:val="center"/>
+      </w:pPr>
+      <w:r>
+        <w:rPr>
+          <w:rFonts w:ascii="Consolas" w:hAnsi="Consolas"/>
+          <w:color w:val="1B9E88"/>
+          <w:sz w:val="20"/>
+        </w:rPr>
+        <w:t>└────────────────────────────────────────┘</w:t>
+      </w:r>
+    </w:p>
+    <w:p/>
+    <w:p/>
+    <w:p/>
+    <w:p>
+      <w:pPr>
+        <w:jc w:val="center"/>
+      </w:pPr>
+      <w:r>
+        <w:rPr>
+          <w:rFonts w:ascii="Arial" w:hAnsi="Arial"/>
+          <w:b/>
+          <w:color w:val="646363"/>
+          <w:sz w:val="22"/>
+        </w:rPr>
+        <w:t>CONTRATO DE PRESTACIÓN DE SERVICIOS</w:t>
+      </w:r>
+    </w:p>
     <w:p>
       <w:pPr>
         <w:jc w:val="center"/>
@@ -16,9 +207,11 @@
           <w:color w:val="1B9E88"/>
           <w:sz w:val="28"/>
         </w:rPr>
-        <w:t>INSTITUTO SUPERIOR DE EDUCACIÓN RURAL - ISER</w:t>
-      </w:r>
-    </w:p>
+        <w:t>No. CD-CPS-066 de 2025</w:t>
+      </w:r>
+    </w:p>
+    <w:p/>
+    <w:p/>
     <w:p>
       <w:pPr>
         <w:jc w:val="center"/>
@@ -27,13 +220,65 @@
         <w:rPr>
           <w:rFonts w:ascii="Arial" w:hAnsi="Arial"/>
           <w:color w:val="646363"/>
-          <w:sz w:val="24"/>
-        </w:rPr>
-        <w:t>Vicerrectoría Académica</w:t>
+          <w:sz w:val="20"/>
+        </w:rPr>
+        <w:t>Presentado por:</w:t>
+      </w:r>
+    </w:p>
+    <w:p>
+      <w:pPr>
+        <w:jc w:val="center"/>
+      </w:pPr>
+      <w:r>
+        <w:rPr>
+          <w:rFonts w:ascii="Arial" w:hAnsi="Arial"/>
+          <w:b/>
+          <w:sz w:val="28"/>
+        </w:rPr>
+        <w:t>PEDRO ALONSO ARIAS BALCUCHO</w:t>
+      </w:r>
+    </w:p>
+    <w:p>
+      <w:pPr>
+        <w:jc w:val="center"/>
+      </w:pPr>
+      <w:r>
+        <w:rPr>
+          <w:rFonts w:ascii="Arial" w:hAnsi="Arial"/>
+          <w:color w:val="646363"/>
+          <w:sz w:val="22"/>
+        </w:rPr>
+        <w:t>C.C. 1.094.277.917</w:t>
       </w:r>
     </w:p>
     <w:p/>
     <w:p/>
+    <w:p/>
+    <w:p>
+      <w:pPr>
+        <w:jc w:val="center"/>
+      </w:pPr>
+      <w:r>
+        <w:rPr>
+          <w:color w:val="FCBD05"/>
+          <w:sz w:val="24"/>
+        </w:rPr>
+        <w:t>══════════════════════════════════════════════════</w:t>
+      </w:r>
+    </w:p>
+    <w:p>
+      <w:pPr>
+        <w:jc w:val="center"/>
+      </w:pPr>
+      <w:r>
+        <w:rPr>
+          <w:rFonts w:ascii="Arial" w:hAnsi="Arial"/>
+          <w:color w:val="646363"/>
+          <w:sz w:val="22"/>
+        </w:rPr>
+        <w:t>Pamplona, Norte de Santander</w:t>
+      </w:r>
+    </w:p>
     <w:p>
       <w:pPr>
         <w:jc w:val="center"/>
@@ -43,178 +288,9 @@
           <w:rFonts w:ascii="Arial" w:hAnsi="Arial"/>
           <w:b/>
           <w:color w:val="1B9E88"/>
-          <w:sz w:val="56"/>
-        </w:rPr>
-        <w:t>INFORME TÉCNICO</w:t>
-      </w:r>
-    </w:p>
-    <w:p/>
-    <w:p>
-      <w:pPr>
-        <w:jc w:val="center"/>
-      </w:pPr>
-      <w:r>
-        <w:rPr>
-          <w:rFonts w:ascii="Arial" w:hAnsi="Arial"/>
-          <w:b/>
-          <w:sz w:val="36"/>
-        </w:rPr>
-        <w:t>Documentación de Plugins Moodle</w:t>
-      </w:r>
-    </w:p>
-    <w:p>
-      <w:pPr>
-        <w:jc w:val="center"/>
-      </w:pPr>
-      <w:r>
-        <w:rPr>
-          <w:rFonts w:ascii="Arial" w:hAnsi="Arial"/>
-          <w:color w:val="646363"/>
-          <w:sz w:val="28"/>
-        </w:rPr>
-        <w:t>Plataforma Virtual ISER</w:t>
-      </w:r>
-    </w:p>
-    <w:p/>
-    <w:p/>
-    <w:p>
-      <w:pPr>
-        <w:jc w:val="center"/>
-      </w:pPr>
-      <w:r>
-        <w:rPr>
-          <w:rFonts w:ascii="Arial" w:hAnsi="Arial"/>
-          <w:b/>
           <w:sz w:val="24"/>
         </w:rPr>
-        <w:t>Plugins documentados:</w:t>
-      </w:r>
-    </w:p>
-    <w:p>
-      <w:pPr>
-        <w:jc w:val="center"/>
-      </w:pPr>
-      <w:r>
-        <w:rPr>
-          <w:rFonts w:ascii="Arial" w:hAnsi="Arial"/>
-          <w:color w:val="1B9E88"/>
-          <w:sz w:val="24"/>
-        </w:rPr>
-        <w:t>• local_jobboard</w:t>
-      </w:r>
-    </w:p>
-    <w:p>
-      <w:pPr>
-        <w:jc w:val="center"/>
-      </w:pPr>
-      <w:r>
-        <w:rPr>
-          <w:rFonts w:ascii="Arial" w:hAnsi="Arial"/>
-          <w:color w:val="1B9E88"/>
-          <w:sz w:val="24"/>
-        </w:rPr>
-        <w:t>• report_platform_usage</w:t>
-      </w:r>
-    </w:p>
-    <w:p>
-      <w:pPr>
-        <w:jc w:val="center"/>
-      </w:pPr>
-      <w:r>
-        <w:rPr>
-          <w:rFonts w:ascii="Arial" w:hAnsi="Arial"/>
-          <w:color w:val="1B9E88"/>
-          <w:sz w:val="24"/>
-        </w:rPr>
-        <w:t>• local_platform_access</w:t>
-      </w:r>
-    </w:p>
-    <w:p/>
-    <w:p/>
-    <w:p/>
-    <w:p>
-      <w:pPr>
-        <w:jc w:val="center"/>
-      </w:pPr>
-      <w:r>
-        <w:rPr>
-          <w:rFonts w:ascii="Arial" w:hAnsi="Arial"/>
-          <w:b/>
-          <w:color w:val="646363"/>
-          <w:sz w:val="22"/>
-        </w:rPr>
-        <w:t>Contrato de Prestación de Servicios No. CD-CPS-066 de 2025</w:t>
-      </w:r>
-    </w:p>
-    <w:p/>
-    <w:p/>
-    <w:p>
-      <w:pPr>
-        <w:jc w:val="center"/>
-      </w:pPr>
-      <w:r>
-        <w:rPr>
-          <w:rFonts w:ascii="Arial" w:hAnsi="Arial"/>
-          <w:color w:val="646363"/>
-          <w:sz w:val="20"/>
-        </w:rPr>
-        <w:t>Elaborado por:</w:t>
-      </w:r>
-    </w:p>
-    <w:p>
-      <w:pPr>
-        <w:jc w:val="center"/>
-      </w:pPr>
-      <w:r>
-        <w:rPr>
-          <w:rFonts w:ascii="Arial" w:hAnsi="Arial"/>
-          <w:b/>
-          <w:color w:val="1B9E88"/>
-          <w:sz w:val="28"/>
-        </w:rPr>
-        <w:t>PEDRO ALONSO ARIAS BALCUCHO</w:t>
-      </w:r>
-    </w:p>
-    <w:p>
-      <w:pPr>
-        <w:jc w:val="center"/>
-      </w:pPr>
-      <w:r>
-        <w:rPr>
-          <w:rFonts w:ascii="Arial" w:hAnsi="Arial"/>
-          <w:color w:val="646363"/>
-          <w:sz w:val="20"/>
-        </w:rPr>
-        <w:t>C.C. 1.094.277.917</w:t>
-      </w:r>
-    </w:p>
-    <w:p>
-      <w:pPr>
-        <w:jc w:val="center"/>
-      </w:pPr>
-      <w:r>
-        <w:rPr>
-          <w:rFonts w:ascii="Arial" w:hAnsi="Arial"/>
-          <w:color w:val="646363"/>
-          <w:sz w:val="20"/>
-        </w:rPr>
-        <w:t>Contratista - Contrato CD-CPS-066-2025</w:t>
-      </w:r>
-    </w:p>
-    <w:p/>
-    <w:p/>
-    <w:p>
-      <w:pPr>
-        <w:jc w:val="center"/>
-      </w:pPr>
-      <w:r>
-        <w:rPr>
-          <w:rFonts w:ascii="Arial" w:hAnsi="Arial"/>
-          <w:b/>
-          <w:color w:val="1B9E88"/>
-          <w:sz w:val="28"/>
-        </w:rPr>
-        <w:t>Pamplona, 2025</w:t>
+        <w:t>Diciembre 2025</w:t>
       </w:r>
     </w:p>
     <w:p>
@@ -9724,6 +9800,187 @@
     <w:p/>
     <w:p/>
     <w:p/>
+    <w:p>
+      <w:pPr>
+        <w:jc w:val="center"/>
+      </w:pPr>
+      <w:r>
+        <w:rPr>
+          <w:rFonts w:ascii="Arial" w:hAnsi="Arial"/>
+          <w:b/>
+          <w:color w:val="1B9E88"/>
+          <w:sz w:val="28"/>
+        </w:rPr>
+        <w:t>INSTITUTO SUPERIOR DE EDUCACIÓN RURAL</w:t>
+      </w:r>
+    </w:p>
+    <w:p>
+      <w:pPr>
+        <w:jc w:val="center"/>
+      </w:pPr>
+      <w:r>
+        <w:rPr>
+          <w:rFonts w:ascii="Arial" w:hAnsi="Arial"/>
+          <w:b/>
+          <w:color w:val="1B9E88"/>
+          <w:sz w:val="40"/>
+        </w:rPr>
+        <w:t>ISER</w:t>
+      </w:r>
+    </w:p>
+    <w:p>
+      <w:pPr>
+        <w:jc w:val="center"/>
+      </w:pPr>
+      <w:r>
+        <w:rPr>
+          <w:color w:val="FCBD05"/>
+          <w:sz w:val="24"/>
+        </w:rPr>
+        <w:t>══════════════════════════════════════════════════</w:t>
+      </w:r>
+    </w:p>
+    <w:p/>
+    <w:p/>
+    <w:p/>
+    <w:p>
+      <w:pPr>
+        <w:jc w:val="center"/>
+      </w:pPr>
+      <w:r>
+        <w:rPr>
+          <w:rFonts w:ascii="Arial" w:hAnsi="Arial"/>
+          <w:b/>
+          <w:color w:val="646363"/>
+          <w:sz w:val="24"/>
+        </w:rPr>
+        <w:t>INFORMACIÓN DEL CONTRATISTA</w:t>
+      </w:r>
+    </w:p>
+    <w:p/>
+    <w:p/>
+    <w:p>
+      <w:pPr>
+        <w:jc w:val="center"/>
+      </w:pPr>
+      <w:r>
+        <w:rPr>
+          <w:rFonts w:ascii="Arial" w:hAnsi="Arial"/>
+          <w:b/>
+          <w:sz w:val="32"/>
+        </w:rPr>
+        <w:t>PEDRO ALONSO ARIAS BALCUCHO</w:t>
+      </w:r>
+    </w:p>
+    <w:p>
+      <w:pPr>
+        <w:jc w:val="center"/>
+      </w:pPr>
+      <w:r>
+        <w:rPr>
+          <w:rFonts w:ascii="Arial" w:hAnsi="Arial"/>
+          <w:color w:val="646363"/>
+          <w:sz w:val="22"/>
+        </w:rPr>
+        <w:t>C.C. 1.094.277.917</w:t>
+      </w:r>
+    </w:p>
+    <w:p/>
+    <w:p>
+      <w:pPr>
+        <w:jc w:val="center"/>
+      </w:pPr>
+      <w:r>
+        <w:rPr>
+          <w:rFonts w:ascii="Arial" w:hAnsi="Arial"/>
+          <w:color w:val="646363"/>
+          <w:sz w:val="20"/>
+        </w:rPr>
+        <w:t>Contrato de Prestación de Servicios</w:t>
+      </w:r>
+    </w:p>
+    <w:p>
+      <w:pPr>
+        <w:jc w:val="center"/>
+      </w:pPr>
+      <w:r>
+        <w:rPr>
+          <w:rFonts w:ascii="Arial" w:hAnsi="Arial"/>
+          <w:b/>
+          <w:color w:val="1B9E88"/>
+          <w:sz w:val="24"/>
+        </w:rPr>
+        <w:t>No. CD-CPS-066-2025</w:t>
+      </w:r>
+    </w:p>
+    <w:p/>
+    <w:p/>
+    <w:p/>
+    <w:p>
+      <w:pPr>
+        <w:jc w:val="center"/>
+      </w:pPr>
+      <w:r>
+        <w:rPr>
+          <w:rFonts w:ascii="Consolas" w:hAnsi="Consolas"/>
+          <w:color w:val="1B9E88"/>
+          <w:sz w:val="20"/>
+        </w:rPr>
+        <w:t>┌────────────────────────────────────┐</w:t>
+      </w:r>
+    </w:p>
+    <w:p>
+      <w:pPr>
+        <w:jc w:val="center"/>
+      </w:pPr>
+      <w:r>
+        <w:rPr>
+          <w:rFonts w:ascii="Consolas" w:hAnsi="Consolas"/>
+          <w:color w:val="1B9E88"/>
+          <w:sz w:val="20"/>
+        </w:rPr>
+        <w:t>│          DATOS DE CONTACTO          │</w:t>
+      </w:r>
+    </w:p>
+    <w:p>
+      <w:pPr>
+        <w:jc w:val="center"/>
+      </w:pPr>
+      <w:r>
+        <w:rPr>
+          <w:rFonts w:ascii="Consolas" w:hAnsi="Consolas"/>
+          <w:color w:val="1B9E88"/>
+          <w:sz w:val="20"/>
+        </w:rPr>
+        <w:t>│     Tel: 3112243871                 │</w:t>
+      </w:r>
+    </w:p>
+    <w:p>
+      <w:pPr>
+        <w:jc w:val="center"/>
+      </w:pPr>
+      <w:r>
+        <w:rPr>
+          <w:rFonts w:ascii="Consolas" w:hAnsi="Consolas"/>
+          <w:color w:val="1B9E88"/>
+          <w:sz w:val="20"/>
+        </w:rPr>
+        <w:t>│     alonsoariasb@gmail.com          │</w:t>
+      </w:r>
+    </w:p>
+    <w:p>
+      <w:pPr>
+        <w:jc w:val="center"/>
+      </w:pPr>
+      <w:r>
+        <w:rPr>
+          <w:rFonts w:ascii="Consolas" w:hAnsi="Consolas"/>
+          <w:color w:val="1B9E88"/>
+          <w:sz w:val="20"/>
+        </w:rPr>
+        <w:t>└────────────────────────────────────┘</w:t>
+      </w:r>
+    </w:p>
     <w:p/>
     <w:p/>
     <w:p/>
@@ -9734,126 +9991,37 @@
       </w:pPr>
       <w:r>
         <w:rPr>
+          <w:color w:val="FCBD05"/>
+          <w:sz w:val="24"/>
+        </w:rPr>
+        <w:t>══════════════════════════════════════════════════</w:t>
+      </w:r>
+    </w:p>
+    <w:p>
+      <w:pPr>
+        <w:jc w:val="center"/>
+      </w:pPr>
+      <w:r>
+        <w:rPr>
+          <w:rFonts w:ascii="Arial" w:hAnsi="Arial"/>
+          <w:color w:val="646363"/>
+          <w:sz w:val="20"/>
+        </w:rPr>
+        <w:t>Pamplona, Norte de Santander - Colombia</w:t>
+      </w:r>
+    </w:p>
+    <w:p>
+      <w:pPr>
+        <w:jc w:val="center"/>
+      </w:pPr>
+      <w:r>
+        <w:rPr>
           <w:rFonts w:ascii="Arial" w:hAnsi="Arial"/>
           <w:b/>
           <w:color w:val="1B9E88"/>
-          <w:sz w:val="28"/>
-        </w:rPr>
-        <w:t>INFORMACIÓN DE CONTACTO</w:t>
-      </w:r>
-    </w:p>
-    <w:p/>
-    <w:p/>
-    <w:p>
-      <w:pPr>
-        <w:jc w:val="center"/>
-      </w:pPr>
-      <w:r>
-        <w:rPr>
-          <w:rFonts w:ascii="Arial" w:hAnsi="Arial"/>
-          <w:b/>
-          <w:sz w:val="32"/>
-        </w:rPr>
-        <w:t>PEDRO ALONSO ARIAS BALCUCHO</w:t>
-      </w:r>
-    </w:p>
-    <w:p>
-      <w:pPr>
-        <w:jc w:val="center"/>
-      </w:pPr>
-      <w:r>
-        <w:rPr>
-          <w:rFonts w:ascii="Arial" w:hAnsi="Arial"/>
-          <w:color w:val="646363"/>
           <w:sz w:val="22"/>
         </w:rPr>
-        <w:t>C.C. 1.094.277.917</w:t>
-      </w:r>
-    </w:p>
-    <w:p/>
-    <w:p>
-      <w:pPr>
-        <w:jc w:val="center"/>
-      </w:pPr>
-      <w:r>
-        <w:rPr>
-          <w:rFonts w:ascii="Arial" w:hAnsi="Arial"/>
-          <w:color w:val="646363"/>
-          <w:sz w:val="22"/>
-        </w:rPr>
-        <w:t>Contratista - Contrato CD-CPS-066-2025</w:t>
-      </w:r>
-    </w:p>
-    <w:p/>
-    <w:p/>
-    <w:p>
-      <w:pPr>
-        <w:jc w:val="center"/>
-      </w:pPr>
-      <w:r>
-        <w:rPr>
-          <w:rFonts w:ascii="Arial" w:hAnsi="Arial"/>
-          <w:sz w:val="22"/>
-        </w:rPr>
-        <w:t>Tel: 3112243871</w:t>
-      </w:r>
-    </w:p>
-    <w:p>
-      <w:pPr>
-        <w:jc w:val="center"/>
-      </w:pPr>
-      <w:r>
-        <w:rPr>
-          <w:rFonts w:ascii="Arial" w:hAnsi="Arial"/>
-          <w:color w:val="1B9E88"/>
-          <w:sz w:val="22"/>
-        </w:rPr>
-        <w:t>Correo: alonsoariasb@gmail.com</w:t>
-      </w:r>
-    </w:p>
-    <w:p/>
-    <w:p/>
-    <w:p/>
-    <w:p/>
-    <w:p>
-      <w:pPr>
-        <w:jc w:val="center"/>
-      </w:pPr>
-      <w:r>
-        <w:rPr>
-          <w:rFonts w:ascii="Arial" w:hAnsi="Arial"/>
-          <w:b/>
-          <w:color w:val="1B9E88"/>
-          <w:sz w:val="24"/>
-        </w:rPr>
-        <w:t>INSTITUTO SUPERIOR DE EDUCACIÓN RURAL - ISER</w:t>
-      </w:r>
-    </w:p>
-    <w:p>
-      <w:pPr>
-        <w:jc w:val="center"/>
-      </w:pPr>
-      <w:r>
-        <w:rPr>
-          <w:rFonts w:ascii="Arial" w:hAnsi="Arial"/>
-          <w:color w:val="646363"/>
-          <w:sz w:val="20"/>
-        </w:rPr>
-        <w:t>Pamplona, Norte de Santander - Colombia</w:t>
-      </w:r>
-    </w:p>
-    <w:p>
-      <w:pPr>
-        <w:jc w:val="center"/>
-      </w:pPr>
-      <w:r>
-        <w:rPr>
-          <w:rFonts w:ascii="Arial" w:hAnsi="Arial"/>
-          <w:b/>
-          <w:color w:val="646363"/>
-          <w:sz w:val="24"/>
-        </w:rPr>
-        <w:t>2025</w:t>
+        <w:t>Diciembre 2025</w:t>
       </w:r>
     </w:p>
     <w:sectPr>

--- a/docs/informe_tecnico/output/INFORME_TECNICO_FGCT17_2025.docx
+++ b/docs/informe_tecnico/output/INFORME_TECNICO_FGCT17_2025.docx
@@ -5103,6 +5103,793 @@
     </w:tbl>
     <w:p/>
     <w:p>
+      <w:pPr>
+        <w:spacing w:before="240" w:after="120"/>
+        <w:outlineLvl w:val="1"/>
+      </w:pPr>
+      <w:r>
+        <w:rPr>
+          <w:rFonts w:ascii="Arial" w:hAnsi="Arial"/>
+          <w:b/>
+          <w:color w:val="646363"/>
+          <w:sz w:val="28"/>
+        </w:rPr>
+        <w:t>5.14 Configuraciones del Plugin</w:t>
+      </w:r>
+    </w:p>
+    <w:p>
+      <w:pPr>
+        <w:spacing w:after="160" w:line="276" w:lineRule="auto"/>
+        <w:jc w:val="both"/>
+      </w:pPr>
+      <w:r>
+        <w:rPr>
+          <w:rFonts w:ascii="Arial" w:hAnsi="Arial"/>
+          <w:b w:val="0"/>
+          <w:i w:val="0"/>
+          <w:sz w:val="22"/>
+        </w:rPr>
+        <w:t>El plugin ofrece 26 configuraciones organizadas en 8 secciones, además de 4 páginas de administración externas.</w:t>
+      </w:r>
+    </w:p>
+    <w:p>
+      <w:r>
+        <w:rPr>
+          <w:i/>
+          <w:color w:val="646363"/>
+          <w:sz w:val="20"/>
+        </w:rPr>
+        <w:t xml:space="preserve">Tabla </w:t>
+      </w:r>
+      <w:r>
+        <w:fldChar w:fldCharType="begin"/>
+      </w:r>
+      <w:r>
+        <w:instrText xml:space="preserve"> SEQ Tabla \* ARABIC </w:instrText>
+      </w:r>
+      <w:r>
+        <w:fldChar w:fldCharType="separate"/>
+      </w:r>
+      <w:r>
+        <w:t>8</w:t>
+      </w:r>
+      <w:r>
+        <w:fldChar w:fldCharType="end"/>
+      </w:r>
+      <w:r>
+        <w:rPr>
+          <w:i/>
+          <w:color w:val="646363"/>
+          <w:sz w:val="20"/>
+        </w:rPr>
+        <w:t>. Secciones de configuración del plugin local_jobboard</w:t>
+      </w:r>
+    </w:p>
+    <w:tbl>
+      <w:tblPr>
+        <w:tblStyle w:val="Tablaconcuadrcula"/>
+        <w:tblW w:type="auto" w:w="0"/>
+        <w:jc w:val="center"/>
+        <w:tblLook w:firstColumn="1" w:firstRow="1" w:lastColumn="0" w:lastRow="0" w:noHBand="0" w:noVBand="1" w:val="04A0"/>
+      </w:tblPr>
+      <w:tblGrid>
+        <w:gridCol w:w="2947"/>
+        <w:gridCol w:w="2947"/>
+        <w:gridCol w:w="2947"/>
+      </w:tblGrid>
+      <w:tr>
+        <w:tc>
+          <w:tcPr>
+            <w:tcW w:type="dxa" w:w="2947"/>
+            <w:shd w:fill="1B9E88"/>
+          </w:tcPr>
+          <w:p>
+            <w:r>
+              <w:rPr>
+                <w:rFonts w:ascii="Arial" w:hAnsi="Arial"/>
+                <w:b/>
+                <w:color w:val="FFFFFF"/>
+                <w:sz w:val="20"/>
+              </w:rPr>
+              <w:t>Sección</w:t>
+            </w:r>
+          </w:p>
+        </w:tc>
+        <w:tc>
+          <w:tcPr>
+            <w:tcW w:type="dxa" w:w="2947"/>
+            <w:shd w:fill="1B9E88"/>
+          </w:tcPr>
+          <w:p>
+            <w:r>
+              <w:rPr>
+                <w:rFonts w:ascii="Arial" w:hAnsi="Arial"/>
+                <w:b/>
+                <w:color w:val="FFFFFF"/>
+                <w:sz w:val="20"/>
+              </w:rPr>
+              <w:t>Configuraciones</w:t>
+            </w:r>
+          </w:p>
+        </w:tc>
+        <w:tc>
+          <w:tcPr>
+            <w:tcW w:type="dxa" w:w="2947"/>
+            <w:shd w:fill="1B9E88"/>
+          </w:tcPr>
+          <w:p>
+            <w:r>
+              <w:rPr>
+                <w:rFonts w:ascii="Arial" w:hAnsi="Arial"/>
+                <w:b/>
+                <w:color w:val="FFFFFF"/>
+                <w:sz w:val="20"/>
+              </w:rPr>
+              <w:t>Propósito</w:t>
+            </w:r>
+          </w:p>
+        </w:tc>
+      </w:tr>
+      <w:tr>
+        <w:tc>
+          <w:tcPr>
+            <w:tcW w:type="dxa" w:w="2947"/>
+          </w:tcPr>
+          <w:p>
+            <w:r>
+              <w:rPr>
+                <w:rFonts w:ascii="Arial" w:hAnsi="Arial"/>
+                <w:sz w:val="20"/>
+              </w:rPr>
+              <w:t>General Settings</w:t>
+            </w:r>
+          </w:p>
+        </w:tc>
+        <w:tc>
+          <w:tcPr>
+            <w:tcW w:type="dxa" w:w="2947"/>
+          </w:tcPr>
+          <w:p>
+            <w:r>
+              <w:rPr>
+                <w:rFonts w:ascii="Arial" w:hAnsi="Arial"/>
+                <w:sz w:val="20"/>
+              </w:rPr>
+              <w:t>3</w:t>
+            </w:r>
+          </w:p>
+        </w:tc>
+        <w:tc>
+          <w:tcPr>
+            <w:tcW w:type="dxa" w:w="2947"/>
+          </w:tcPr>
+          <w:p>
+            <w:r>
+              <w:rPr>
+                <w:rFonts w:ascii="Arial" w:hAnsi="Arial"/>
+                <w:sz w:val="20"/>
+              </w:rPr>
+              <w:t>Habilita el autoregistro específico...</w:t>
+            </w:r>
+          </w:p>
+        </w:tc>
+      </w:tr>
+      <w:tr>
+        <w:tc>
+          <w:tcPr>
+            <w:tcW w:type="dxa" w:w="2947"/>
+          </w:tcPr>
+          <w:p>
+            <w:r>
+              <w:rPr>
+                <w:rFonts w:ascii="Arial" w:hAnsi="Arial"/>
+                <w:sz w:val="20"/>
+              </w:rPr>
+              <w:t>Public Page Settings</w:t>
+            </w:r>
+          </w:p>
+        </w:tc>
+        <w:tc>
+          <w:tcPr>
+            <w:tcW w:type="dxa" w:w="2947"/>
+          </w:tcPr>
+          <w:p>
+            <w:r>
+              <w:rPr>
+                <w:rFonts w:ascii="Arial" w:hAnsi="Arial"/>
+                <w:sz w:val="20"/>
+              </w:rPr>
+              <w:t>4</w:t>
+            </w:r>
+          </w:p>
+        </w:tc>
+        <w:tc>
+          <w:tcPr>
+            <w:tcW w:type="dxa" w:w="2947"/>
+          </w:tcPr>
+          <w:p>
+            <w:r>
+              <w:rPr>
+                <w:rFonts w:ascii="Arial" w:hAnsi="Arial"/>
+                <w:sz w:val="20"/>
+              </w:rPr>
+              <w:t>Habilita la página pública de vacan...</w:t>
+            </w:r>
+          </w:p>
+        </w:tc>
+      </w:tr>
+      <w:tr>
+        <w:tc>
+          <w:tcPr>
+            <w:tcW w:type="dxa" w:w="2947"/>
+          </w:tcPr>
+          <w:p>
+            <w:r>
+              <w:rPr>
+                <w:rFonts w:ascii="Arial" w:hAnsi="Arial"/>
+                <w:sz w:val="20"/>
+              </w:rPr>
+              <w:t>Navigation Settings</w:t>
+            </w:r>
+          </w:p>
+        </w:tc>
+        <w:tc>
+          <w:tcPr>
+            <w:tcW w:type="dxa" w:w="2947"/>
+          </w:tcPr>
+          <w:p>
+            <w:r>
+              <w:rPr>
+                <w:rFonts w:ascii="Arial" w:hAnsi="Arial"/>
+                <w:sz w:val="20"/>
+              </w:rPr>
+              <w:t>2</w:t>
+            </w:r>
+          </w:p>
+        </w:tc>
+        <w:tc>
+          <w:tcPr>
+            <w:tcW w:type="dxa" w:w="2947"/>
+          </w:tcPr>
+          <w:p>
+            <w:r>
+              <w:rPr>
+                <w:rFonts w:ascii="Arial" w:hAnsi="Arial"/>
+                <w:sz w:val="20"/>
+              </w:rPr>
+              <w:t>Muestra en el menú principal de nav...</w:t>
+            </w:r>
+          </w:p>
+        </w:tc>
+      </w:tr>
+      <w:tr>
+        <w:tc>
+          <w:tcPr>
+            <w:tcW w:type="dxa" w:w="2947"/>
+          </w:tcPr>
+          <w:p>
+            <w:r>
+              <w:rPr>
+                <w:rFonts w:ascii="Arial" w:hAnsi="Arial"/>
+                <w:sz w:val="20"/>
+              </w:rPr>
+              <w:t>Application Limits</w:t>
+            </w:r>
+          </w:p>
+        </w:tc>
+        <w:tc>
+          <w:tcPr>
+            <w:tcW w:type="dxa" w:w="2947"/>
+          </w:tcPr>
+          <w:p>
+            <w:r>
+              <w:rPr>
+                <w:rFonts w:ascii="Arial" w:hAnsi="Arial"/>
+                <w:sz w:val="20"/>
+              </w:rPr>
+              <w:t>0</w:t>
+            </w:r>
+          </w:p>
+        </w:tc>
+        <w:tc>
+          <w:tcPr>
+            <w:tcW w:type="dxa" w:w="2947"/>
+          </w:tcPr>
+          <w:p>
+            <w:r>
+              <w:rPr>
+                <w:rFonts w:ascii="Arial" w:hAnsi="Arial"/>
+                <w:sz w:val="20"/>
+              </w:rPr>
+            </w:r>
+          </w:p>
+        </w:tc>
+      </w:tr>
+      <w:tr>
+        <w:tc>
+          <w:tcPr>
+            <w:tcW w:type="dxa" w:w="2947"/>
+          </w:tcPr>
+          <w:p>
+            <w:r>
+              <w:rPr>
+                <w:rFonts w:ascii="Arial" w:hAnsi="Arial"/>
+                <w:sz w:val="20"/>
+              </w:rPr>
+              <w:t>Document Settings</w:t>
+            </w:r>
+          </w:p>
+        </w:tc>
+        <w:tc>
+          <w:tcPr>
+            <w:tcW w:type="dxa" w:w="2947"/>
+          </w:tcPr>
+          <w:p>
+            <w:r>
+              <w:rPr>
+                <w:rFonts w:ascii="Arial" w:hAnsi="Arial"/>
+                <w:sz w:val="20"/>
+              </w:rPr>
+              <w:t>5</w:t>
+            </w:r>
+          </w:p>
+        </w:tc>
+        <w:tc>
+          <w:tcPr>
+            <w:tcW w:type="dxa" w:w="2947"/>
+          </w:tcPr>
+          <w:p>
+            <w:r>
+              <w:rPr>
+                <w:rFonts w:ascii="Arial" w:hAnsi="Arial"/>
+                <w:sz w:val="20"/>
+              </w:rPr>
+              <w:t>Tamaño máximo de archivo</w:t>
+            </w:r>
+          </w:p>
+        </w:tc>
+      </w:tr>
+      <w:tr>
+        <w:tc>
+          <w:tcPr>
+            <w:tcW w:type="dxa" w:w="2947"/>
+          </w:tcPr>
+          <w:p>
+            <w:r>
+              <w:rPr>
+                <w:rFonts w:ascii="Arial" w:hAnsi="Arial"/>
+                <w:sz w:val="20"/>
+              </w:rPr>
+              <w:t>Security Settings</w:t>
+            </w:r>
+          </w:p>
+        </w:tc>
+        <w:tc>
+          <w:tcPr>
+            <w:tcW w:type="dxa" w:w="2947"/>
+          </w:tcPr>
+          <w:p>
+            <w:r>
+              <w:rPr>
+                <w:rFonts w:ascii="Arial" w:hAnsi="Arial"/>
+                <w:sz w:val="20"/>
+              </w:rPr>
+              <w:t>3</w:t>
+            </w:r>
+          </w:p>
+        </w:tc>
+        <w:tc>
+          <w:tcPr>
+            <w:tcW w:type="dxa" w:w="2947"/>
+          </w:tcPr>
+          <w:p>
+            <w:r>
+              <w:rPr>
+                <w:rFonts w:ascii="Arial" w:hAnsi="Arial"/>
+                <w:sz w:val="20"/>
+              </w:rPr>
+              <w:t>Habilita encriptación de datos sens...</w:t>
+            </w:r>
+          </w:p>
+        </w:tc>
+      </w:tr>
+      <w:tr>
+        <w:tc>
+          <w:tcPr>
+            <w:tcW w:type="dxa" w:w="2947"/>
+          </w:tcPr>
+          <w:p>
+            <w:r>
+              <w:rPr>
+                <w:rFonts w:ascii="Arial" w:hAnsi="Arial"/>
+                <w:sz w:val="20"/>
+              </w:rPr>
+              <w:t>reCAPTCHA Enterprise Settings</w:t>
+            </w:r>
+          </w:p>
+        </w:tc>
+        <w:tc>
+          <w:tcPr>
+            <w:tcW w:type="dxa" w:w="2947"/>
+          </w:tcPr>
+          <w:p>
+            <w:r>
+              <w:rPr>
+                <w:rFonts w:ascii="Arial" w:hAnsi="Arial"/>
+                <w:sz w:val="20"/>
+              </w:rPr>
+              <w:t>7</w:t>
+            </w:r>
+          </w:p>
+        </w:tc>
+        <w:tc>
+          <w:tcPr>
+            <w:tcW w:type="dxa" w:w="2947"/>
+          </w:tcPr>
+          <w:p>
+            <w:r>
+              <w:rPr>
+                <w:rFonts w:ascii="Arial" w:hAnsi="Arial"/>
+                <w:sz w:val="20"/>
+              </w:rPr>
+              <w:t>Habilita reCAPTCHA para formularios...</w:t>
+            </w:r>
+          </w:p>
+        </w:tc>
+      </w:tr>
+      <w:tr>
+        <w:tc>
+          <w:tcPr>
+            <w:tcW w:type="dxa" w:w="2947"/>
+          </w:tcPr>
+          <w:p>
+            <w:r>
+              <w:rPr>
+                <w:rFonts w:ascii="Arial" w:hAnsi="Arial"/>
+                <w:sz w:val="20"/>
+              </w:rPr>
+              <w:t>Support Settings</w:t>
+            </w:r>
+          </w:p>
+        </w:tc>
+        <w:tc>
+          <w:tcPr>
+            <w:tcW w:type="dxa" w:w="2947"/>
+          </w:tcPr>
+          <w:p>
+            <w:r>
+              <w:rPr>
+                <w:rFonts w:ascii="Arial" w:hAnsi="Arial"/>
+                <w:sz w:val="20"/>
+              </w:rPr>
+              <w:t>1</w:t>
+            </w:r>
+          </w:p>
+        </w:tc>
+        <w:tc>
+          <w:tcPr>
+            <w:tcW w:type="dxa" w:w="2947"/>
+          </w:tcPr>
+          <w:p>
+            <w:r>
+              <w:rPr>
+                <w:rFonts w:ascii="Arial" w:hAnsi="Arial"/>
+                <w:sz w:val="20"/>
+              </w:rPr>
+              <w:t>Emails de soporte (lista separada p...</w:t>
+            </w:r>
+          </w:p>
+        </w:tc>
+      </w:tr>
+    </w:tbl>
+    <w:p/>
+    <w:p>
+      <w:r>
+        <w:rPr>
+          <w:i/>
+          <w:color w:val="646363"/>
+          <w:sz w:val="20"/>
+        </w:rPr>
+        <w:t xml:space="preserve">Tabla </w:t>
+      </w:r>
+      <w:r>
+        <w:fldChar w:fldCharType="begin"/>
+      </w:r>
+      <w:r>
+        <w:instrText xml:space="preserve"> SEQ Tabla \* ARABIC </w:instrText>
+      </w:r>
+      <w:r>
+        <w:fldChar w:fldCharType="separate"/>
+      </w:r>
+      <w:r>
+        <w:t>9</w:t>
+      </w:r>
+      <w:r>
+        <w:fldChar w:fldCharType="end"/>
+      </w:r>
+      <w:r>
+        <w:rPr>
+          <w:i/>
+          <w:color w:val="646363"/>
+          <w:sz w:val="20"/>
+        </w:rPr>
+        <w:t>. Páginas de administración externas del plugin local_jobboard</w:t>
+      </w:r>
+    </w:p>
+    <w:tbl>
+      <w:tblPr>
+        <w:tblStyle w:val="Tablaconcuadrcula"/>
+        <w:tblW w:type="auto" w:w="0"/>
+        <w:jc w:val="center"/>
+        <w:tblLook w:firstColumn="1" w:firstRow="1" w:lastColumn="0" w:lastRow="0" w:noHBand="0" w:noVBand="1" w:val="04A0"/>
+      </w:tblPr>
+      <w:tblGrid>
+        <w:gridCol w:w="2947"/>
+        <w:gridCol w:w="2947"/>
+        <w:gridCol w:w="2947"/>
+      </w:tblGrid>
+      <w:tr>
+        <w:tc>
+          <w:tcPr>
+            <w:tcW w:type="dxa" w:w="2947"/>
+            <w:shd w:fill="1B9E88"/>
+          </w:tcPr>
+          <w:p>
+            <w:r>
+              <w:rPr>
+                <w:rFonts w:ascii="Arial" w:hAnsi="Arial"/>
+                <w:b/>
+                <w:color w:val="FFFFFF"/>
+                <w:sz w:val="20"/>
+              </w:rPr>
+              <w:t>Página</w:t>
+            </w:r>
+          </w:p>
+        </w:tc>
+        <w:tc>
+          <w:tcPr>
+            <w:tcW w:type="dxa" w:w="2947"/>
+            <w:shd w:fill="1B9E88"/>
+          </w:tcPr>
+          <w:p>
+            <w:r>
+              <w:rPr>
+                <w:rFonts w:ascii="Arial" w:hAnsi="Arial"/>
+                <w:b/>
+                <w:color w:val="FFFFFF"/>
+                <w:sz w:val="20"/>
+              </w:rPr>
+              <w:t>URL</w:t>
+            </w:r>
+          </w:p>
+        </w:tc>
+        <w:tc>
+          <w:tcPr>
+            <w:tcW w:type="dxa" w:w="2947"/>
+            <w:shd w:fill="1B9E88"/>
+          </w:tcPr>
+          <w:p>
+            <w:r>
+              <w:rPr>
+                <w:rFonts w:ascii="Arial" w:hAnsi="Arial"/>
+                <w:b/>
+                <w:color w:val="FFFFFF"/>
+                <w:sz w:val="20"/>
+              </w:rPr>
+              <w:t>Descripción</w:t>
+            </w:r>
+          </w:p>
+        </w:tc>
+      </w:tr>
+      <w:tr>
+        <w:tc>
+          <w:tcPr>
+            <w:tcW w:type="dxa" w:w="2947"/>
+          </w:tcPr>
+          <w:p>
+            <w:r>
+              <w:rPr>
+                <w:rFonts w:ascii="Arial" w:hAnsi="Arial"/>
+                <w:sz w:val="20"/>
+              </w:rPr>
+              <w:t>doctypes</w:t>
+            </w:r>
+          </w:p>
+        </w:tc>
+        <w:tc>
+          <w:tcPr>
+            <w:tcW w:type="dxa" w:w="2947"/>
+          </w:tcPr>
+          <w:p>
+            <w:r>
+              <w:rPr>
+                <w:rFonts w:ascii="Arial" w:hAnsi="Arial"/>
+                <w:sz w:val="20"/>
+              </w:rPr>
+              <w:t>/local/jobboard/admin/doctypes.php</w:t>
+            </w:r>
+          </w:p>
+        </w:tc>
+        <w:tc>
+          <w:tcPr>
+            <w:tcW w:type="dxa" w:w="2947"/>
+          </w:tcPr>
+          <w:p>
+            <w:r>
+              <w:rPr>
+                <w:rFonts w:ascii="Arial" w:hAnsi="Arial"/>
+                <w:sz w:val="20"/>
+              </w:rPr>
+              <w:t>Gestión de tipos de documentos requerido...</w:t>
+            </w:r>
+          </w:p>
+        </w:tc>
+      </w:tr>
+      <w:tr>
+        <w:tc>
+          <w:tcPr>
+            <w:tcW w:type="dxa" w:w="2947"/>
+          </w:tcPr>
+          <w:p>
+            <w:r>
+              <w:rPr>
+                <w:rFonts w:ascii="Arial" w:hAnsi="Arial"/>
+                <w:sz w:val="20"/>
+              </w:rPr>
+              <w:t>templates</w:t>
+            </w:r>
+          </w:p>
+        </w:tc>
+        <w:tc>
+          <w:tcPr>
+            <w:tcW w:type="dxa" w:w="2947"/>
+          </w:tcPr>
+          <w:p>
+            <w:r>
+              <w:rPr>
+                <w:rFonts w:ascii="Arial" w:hAnsi="Arial"/>
+                <w:sz w:val="20"/>
+              </w:rPr>
+              <w:t>/local/jobboard/admin/templates.php</w:t>
+            </w:r>
+          </w:p>
+        </w:tc>
+        <w:tc>
+          <w:tcPr>
+            <w:tcW w:type="dxa" w:w="2947"/>
+          </w:tcPr>
+          <w:p>
+            <w:r>
+              <w:rPr>
+                <w:rFonts w:ascii="Arial" w:hAnsi="Arial"/>
+                <w:sz w:val="20"/>
+              </w:rPr>
+              <w:t>Gestión de plantillas de correo electrón...</w:t>
+            </w:r>
+          </w:p>
+        </w:tc>
+      </w:tr>
+      <w:tr>
+        <w:tc>
+          <w:tcPr>
+            <w:tcW w:type="dxa" w:w="2947"/>
+          </w:tcPr>
+          <w:p>
+            <w:r>
+              <w:rPr>
+                <w:rFonts w:ascii="Arial" w:hAnsi="Arial"/>
+                <w:sz w:val="20"/>
+              </w:rPr>
+              <w:t>exemptions</w:t>
+            </w:r>
+          </w:p>
+        </w:tc>
+        <w:tc>
+          <w:tcPr>
+            <w:tcW w:type="dxa" w:w="2947"/>
+          </w:tcPr>
+          <w:p>
+            <w:r>
+              <w:rPr>
+                <w:rFonts w:ascii="Arial" w:hAnsi="Arial"/>
+                <w:sz w:val="20"/>
+              </w:rPr>
+              <w:t>/local/jobboard/admin/exemptions.php</w:t>
+            </w:r>
+          </w:p>
+        </w:tc>
+        <w:tc>
+          <w:tcPr>
+            <w:tcW w:type="dxa" w:w="2947"/>
+          </w:tcPr>
+          <w:p>
+            <w:r>
+              <w:rPr>
+                <w:rFonts w:ascii="Arial" w:hAnsi="Arial"/>
+                <w:sz w:val="20"/>
+              </w:rPr>
+              <w:t>Gestión de excepciones de documentos</w:t>
+            </w:r>
+          </w:p>
+        </w:tc>
+      </w:tr>
+      <w:tr>
+        <w:tc>
+          <w:tcPr>
+            <w:tcW w:type="dxa" w:w="2947"/>
+          </w:tcPr>
+          <w:p>
+            <w:r>
+              <w:rPr>
+                <w:rFonts w:ascii="Arial" w:hAnsi="Arial"/>
+                <w:sz w:val="20"/>
+              </w:rPr>
+              <w:t>convocatorias</w:t>
+            </w:r>
+          </w:p>
+        </w:tc>
+        <w:tc>
+          <w:tcPr>
+            <w:tcW w:type="dxa" w:w="2947"/>
+          </w:tcPr>
+          <w:p>
+            <w:r>
+              <w:rPr>
+                <w:rFonts w:ascii="Arial" w:hAnsi="Arial"/>
+                <w:sz w:val="20"/>
+              </w:rPr>
+              <w:t>/local/jobboard/index.php?view=convocatorias</w:t>
+            </w:r>
+          </w:p>
+        </w:tc>
+        <w:tc>
+          <w:tcPr>
+            <w:tcW w:type="dxa" w:w="2947"/>
+          </w:tcPr>
+          <w:p>
+            <w:r>
+              <w:rPr>
+                <w:rFonts w:ascii="Arial" w:hAnsi="Arial"/>
+                <w:sz w:val="20"/>
+              </w:rPr>
+              <w:t>Gestión de convocatorias</w:t>
+            </w:r>
+          </w:p>
+        </w:tc>
+      </w:tr>
+    </w:tbl>
+    <w:p/>
+    <w:p>
+      <w:pPr>
+        <w:spacing w:before="240" w:after="120"/>
+        <w:outlineLvl w:val="1"/>
+      </w:pPr>
+      <w:r>
+        <w:rPr>
+          <w:rFonts w:ascii="Arial" w:hAnsi="Arial"/>
+          <w:b/>
+          <w:color w:val="646363"/>
+          <w:sz w:val="28"/>
+        </w:rPr>
+        <w:t>5.15 Resumen Técnico</w:t>
+      </w:r>
+    </w:p>
+    <w:p>
+      <w:pPr>
+        <w:spacing w:after="160" w:line="276" w:lineRule="auto"/>
+        <w:jc w:val="both"/>
+      </w:pPr>
+      <w:r>
+        <w:rPr>
+          <w:rFonts w:ascii="Arial" w:hAnsi="Arial"/>
+          <w:b w:val="0"/>
+          <w:i w:val="0"/>
+          <w:sz w:val="22"/>
+        </w:rPr>
+        <w:t>El siguiente resumen proporciona una visión general de las métricas y características técnicas del plugin local_jobboard:</w:t>
+      </w:r>
+    </w:p>
+    <w:p>
       <w:r>
         <w:br w:type="page"/>
       </w:r>
@@ -5306,7 +6093,7 @@
         <w:fldChar w:fldCharType="separate"/>
       </w:r>
       <w:r>
-        <w:t>8</w:t>
+        <w:t>10</w:t>
       </w:r>
       <w:r>
         <w:fldChar w:fldCharType="end"/>
@@ -5688,7 +6475,7 @@
         <w:fldChar w:fldCharType="separate"/>
       </w:r>
       <w:r>
-        <w:t>9</w:t>
+        <w:t>11</w:t>
       </w:r>
       <w:r>
         <w:fldChar w:fldCharType="end"/>
@@ -5935,7 +6722,7 @@
         <w:fldChar w:fldCharType="separate"/>
       </w:r>
       <w:r>
-        <w:t>10</w:t>
+        <w:t>12</w:t>
       </w:r>
       <w:r>
         <w:fldChar w:fldCharType="end"/>
@@ -6167,7 +6954,7 @@
         <w:fldChar w:fldCharType="separate"/>
       </w:r>
       <w:r>
-        <w:t>11</w:t>
+        <w:t>13</w:t>
       </w:r>
       <w:r>
         <w:fldChar w:fldCharType="end"/>
@@ -6625,7 +7412,7 @@
         <w:fldChar w:fldCharType="separate"/>
       </w:r>
       <w:r>
-        <w:t>12</w:t>
+        <w:t>14</w:t>
       </w:r>
       <w:r>
         <w:fldChar w:fldCharType="end"/>
@@ -6917,7 +7704,7 @@
         <w:fldChar w:fldCharType="separate"/>
       </w:r>
       <w:r>
-        <w:t>13</w:t>
+        <w:t>15</w:t>
       </w:r>
       <w:r>
         <w:fldChar w:fldCharType="end"/>
@@ -7135,7 +7922,7 @@
         <w:fldChar w:fldCharType="separate"/>
       </w:r>
       <w:r>
-        <w:t>14</w:t>
+        <w:t>16</w:t>
       </w:r>
       <w:r>
         <w:fldChar w:fldCharType="end"/>
@@ -7399,7 +8186,7 @@
         <w:fldChar w:fldCharType="separate"/>
       </w:r>
       <w:r>
-        <w:t>15</w:t>
+        <w:t>17</w:t>
       </w:r>
       <w:r>
         <w:fldChar w:fldCharType="end"/>
@@ -7662,6 +8449,1451 @@
           <w:sz w:val="22"/>
         </w:rPr>
         <w:t>• Opción 'Todas las empresas'</w:t>
+      </w:r>
+    </w:p>
+    <w:p>
+      <w:pPr>
+        <w:spacing w:before="240" w:after="120"/>
+        <w:outlineLvl w:val="1"/>
+      </w:pPr>
+      <w:r>
+        <w:rPr>
+          <w:rFonts w:ascii="Arial" w:hAnsi="Arial"/>
+          <w:b/>
+          <w:color w:val="646363"/>
+          <w:sz w:val="28"/>
+        </w:rPr>
+        <w:t>6.15 Interfaz de Usuario</w:t>
+      </w:r>
+    </w:p>
+    <w:p>
+      <w:pPr>
+        <w:spacing w:after="160" w:line="276" w:lineRule="auto"/>
+        <w:jc w:val="both"/>
+      </w:pPr>
+      <w:r>
+        <w:rPr>
+          <w:rFonts w:ascii="Arial" w:hAnsi="Arial"/>
+          <w:b w:val="0"/>
+          <w:i w:val="0"/>
+          <w:sz w:val="22"/>
+        </w:rPr>
+        <w:t>El plugin proporciona varias páginas web para la interacción con el usuario:</w:t>
+      </w:r>
+    </w:p>
+    <w:p>
+      <w:r>
+        <w:rPr>
+          <w:i/>
+          <w:color w:val="646363"/>
+          <w:sz w:val="20"/>
+        </w:rPr>
+        <w:t xml:space="preserve">Tabla </w:t>
+      </w:r>
+      <w:r>
+        <w:fldChar w:fldCharType="begin"/>
+      </w:r>
+      <w:r>
+        <w:instrText xml:space="preserve"> SEQ Tabla \* ARABIC </w:instrText>
+      </w:r>
+      <w:r>
+        <w:fldChar w:fldCharType="separate"/>
+      </w:r>
+      <w:r>
+        <w:t>18</w:t>
+      </w:r>
+      <w:r>
+        <w:fldChar w:fldCharType="end"/>
+      </w:r>
+      <w:r>
+        <w:rPr>
+          <w:i/>
+          <w:color w:val="646363"/>
+          <w:sz w:val="20"/>
+        </w:rPr>
+        <w:t>. Páginas de interfaz del plugin report_platform_usage</w:t>
+      </w:r>
+    </w:p>
+    <w:tbl>
+      <w:tblPr>
+        <w:tblStyle w:val="Tablaconcuadrcula"/>
+        <w:tblW w:type="auto" w:w="0"/>
+        <w:jc w:val="center"/>
+        <w:tblLook w:firstColumn="1" w:firstRow="1" w:lastColumn="0" w:lastRow="0" w:noHBand="0" w:noVBand="1" w:val="04A0"/>
+      </w:tblPr>
+      <w:tblGrid>
+        <w:gridCol w:w="2947"/>
+        <w:gridCol w:w="2947"/>
+        <w:gridCol w:w="2947"/>
+      </w:tblGrid>
+      <w:tr>
+        <w:tc>
+          <w:tcPr>
+            <w:tcW w:type="dxa" w:w="2947"/>
+            <w:shd w:fill="1B9E88"/>
+          </w:tcPr>
+          <w:p>
+            <w:r>
+              <w:rPr>
+                <w:rFonts w:ascii="Arial" w:hAnsi="Arial"/>
+                <w:b/>
+                <w:color w:val="FFFFFF"/>
+                <w:sz w:val="20"/>
+              </w:rPr>
+              <w:t>Página</w:t>
+            </w:r>
+          </w:p>
+        </w:tc>
+        <w:tc>
+          <w:tcPr>
+            <w:tcW w:type="dxa" w:w="2947"/>
+            <w:shd w:fill="1B9E88"/>
+          </w:tcPr>
+          <w:p>
+            <w:r>
+              <w:rPr>
+                <w:rFonts w:ascii="Arial" w:hAnsi="Arial"/>
+                <w:b/>
+                <w:color w:val="FFFFFF"/>
+                <w:sz w:val="20"/>
+              </w:rPr>
+              <w:t>Propósito</w:t>
+            </w:r>
+          </w:p>
+        </w:tc>
+        <w:tc>
+          <w:tcPr>
+            <w:tcW w:type="dxa" w:w="2947"/>
+            <w:shd w:fill="1B9E88"/>
+          </w:tcPr>
+          <w:p>
+            <w:r>
+              <w:rPr>
+                <w:rFonts w:ascii="Arial" w:hAnsi="Arial"/>
+                <w:b/>
+                <w:color w:val="FFFFFF"/>
+                <w:sz w:val="20"/>
+              </w:rPr>
+              <w:t>Componentes</w:t>
+            </w:r>
+          </w:p>
+        </w:tc>
+      </w:tr>
+      <w:tr>
+        <w:tc>
+          <w:tcPr>
+            <w:tcW w:type="dxa" w:w="2947"/>
+          </w:tcPr>
+          <w:p>
+            <w:r>
+              <w:rPr>
+                <w:rFonts w:ascii="Arial" w:hAnsi="Arial"/>
+                <w:sz w:val="20"/>
+              </w:rPr>
+              <w:t>index.php</w:t>
+            </w:r>
+          </w:p>
+        </w:tc>
+        <w:tc>
+          <w:tcPr>
+            <w:tcW w:type="dxa" w:w="2947"/>
+          </w:tcPr>
+          <w:p>
+            <w:r>
+              <w:rPr>
+                <w:rFonts w:ascii="Arial" w:hAnsi="Arial"/>
+                <w:sz w:val="20"/>
+              </w:rPr>
+              <w:t>Dashboard principal del informe</w:t>
+            </w:r>
+          </w:p>
+        </w:tc>
+        <w:tc>
+          <w:tcPr>
+            <w:tcW w:type="dxa" w:w="2947"/>
+          </w:tcPr>
+          <w:p>
+            <w:r>
+              <w:rPr>
+                <w:rFonts w:ascii="Arial" w:hAnsi="Arial"/>
+                <w:sz w:val="20"/>
+              </w:rPr>
+              <w:t>Filtros de fecha y empresa, Tarjetas ...</w:t>
+            </w:r>
+          </w:p>
+        </w:tc>
+      </w:tr>
+      <w:tr>
+        <w:tc>
+          <w:tcPr>
+            <w:tcW w:type="dxa" w:w="2947"/>
+          </w:tcPr>
+          <w:p>
+            <w:r>
+              <w:rPr>
+                <w:rFonts w:ascii="Arial" w:hAnsi="Arial"/>
+                <w:sz w:val="20"/>
+              </w:rPr>
+              <w:t>ajax.php</w:t>
+            </w:r>
+          </w:p>
+        </w:tc>
+        <w:tc>
+          <w:tcPr>
+            <w:tcW w:type="dxa" w:w="2947"/>
+          </w:tcPr>
+          <w:p>
+            <w:r>
+              <w:rPr>
+                <w:rFonts w:ascii="Arial" w:hAnsi="Arial"/>
+                <w:sz w:val="20"/>
+              </w:rPr>
+              <w:t>Endpoint JSON para actualización di...</w:t>
+            </w:r>
+          </w:p>
+        </w:tc>
+        <w:tc>
+          <w:tcPr>
+            <w:tcW w:type="dxa" w:w="2947"/>
+          </w:tcPr>
+          <w:p>
+            <w:r>
+              <w:rPr>
+                <w:rFonts w:ascii="Arial" w:hAnsi="Arial"/>
+                <w:sz w:val="20"/>
+              </w:rPr>
+              <w:t>N/A</w:t>
+            </w:r>
+          </w:p>
+        </w:tc>
+      </w:tr>
+      <w:tr>
+        <w:tc>
+          <w:tcPr>
+            <w:tcW w:type="dxa" w:w="2947"/>
+          </w:tcPr>
+          <w:p>
+            <w:r>
+              <w:rPr>
+                <w:rFonts w:ascii="Arial" w:hAnsi="Arial"/>
+                <w:sz w:val="20"/>
+              </w:rPr>
+              <w:t>export.php</w:t>
+            </w:r>
+          </w:p>
+        </w:tc>
+        <w:tc>
+          <w:tcPr>
+            <w:tcW w:type="dxa" w:w="2947"/>
+          </w:tcPr>
+          <w:p>
+            <w:r>
+              <w:rPr>
+                <w:rFonts w:ascii="Arial" w:hAnsi="Arial"/>
+                <w:sz w:val="20"/>
+              </w:rPr>
+              <w:t>Descarga de datos en Excel/CSV</w:t>
+            </w:r>
+          </w:p>
+        </w:tc>
+        <w:tc>
+          <w:tcPr>
+            <w:tcW w:type="dxa" w:w="2947"/>
+          </w:tcPr>
+          <w:p>
+            <w:r>
+              <w:rPr>
+                <w:rFonts w:ascii="Arial" w:hAnsi="Arial"/>
+                <w:sz w:val="20"/>
+              </w:rPr>
+              <w:t>N/A</w:t>
+            </w:r>
+          </w:p>
+        </w:tc>
+      </w:tr>
+    </w:tbl>
+    <w:p/>
+    <w:p>
+      <w:pPr>
+        <w:spacing w:after="160" w:line="276" w:lineRule="auto"/>
+        <w:jc w:val="both"/>
+      </w:pPr>
+      <w:r>
+        <w:rPr>
+          <w:rFonts w:ascii="Arial" w:hAnsi="Arial"/>
+          <w:b w:val="0"/>
+          <w:i w:val="0"/>
+          <w:sz w:val="22"/>
+        </w:rPr>
+        <w:t>Tecnologías utilizadas en el frontend:</w:t>
+      </w:r>
+    </w:p>
+    <w:p>
+      <w:pPr>
+        <w:spacing w:after="80" w:line="276" w:lineRule="auto"/>
+        <w:ind w:left="576"/>
+      </w:pPr>
+      <w:r>
+        <w:rPr>
+          <w:rFonts w:ascii="Arial" w:hAnsi="Arial"/>
+          <w:sz w:val="22"/>
+        </w:rPr>
+        <w:t>• JavaScript para interactividad AJAX</w:t>
+      </w:r>
+    </w:p>
+    <w:p>
+      <w:pPr>
+        <w:spacing w:after="80" w:line="276" w:lineRule="auto"/>
+        <w:ind w:left="576"/>
+      </w:pPr>
+      <w:r>
+        <w:rPr>
+          <w:rFonts w:ascii="Arial" w:hAnsi="Arial"/>
+          <w:sz w:val="22"/>
+        </w:rPr>
+        <w:t>• Chart.js para gráficos</w:t>
+      </w:r>
+    </w:p>
+    <w:p>
+      <w:pPr>
+        <w:spacing w:after="80" w:line="276" w:lineRule="auto"/>
+        <w:ind w:left="576"/>
+      </w:pPr>
+      <w:r>
+        <w:rPr>
+          <w:rFonts w:ascii="Arial" w:hAnsi="Arial"/>
+          <w:sz w:val="22"/>
+        </w:rPr>
+        <w:t>• CSS personalizado (styles.css)</w:t>
+      </w:r>
+    </w:p>
+    <w:p>
+      <w:pPr>
+        <w:spacing w:after="80" w:line="276" w:lineRule="auto"/>
+        <w:ind w:left="576"/>
+      </w:pPr>
+      <w:r>
+        <w:rPr>
+          <w:rFonts w:ascii="Arial" w:hAnsi="Arial"/>
+          <w:sz w:val="22"/>
+        </w:rPr>
+        <w:t>• Bootstrap de Moodle para layout responsive</w:t>
+      </w:r>
+    </w:p>
+    <w:p>
+      <w:pPr>
+        <w:spacing w:before="240" w:after="120"/>
+        <w:outlineLvl w:val="1"/>
+      </w:pPr>
+      <w:r>
+        <w:rPr>
+          <w:rFonts w:ascii="Arial" w:hAnsi="Arial"/>
+          <w:b/>
+          <w:color w:val="646363"/>
+          <w:sz w:val="28"/>
+        </w:rPr>
+        <w:t>6.16 Configuración de Administración</w:t>
+      </w:r>
+    </w:p>
+    <w:p>
+      <w:pPr>
+        <w:spacing w:after="160" w:line="276" w:lineRule="auto"/>
+        <w:jc w:val="both"/>
+      </w:pPr>
+      <w:r>
+        <w:rPr>
+          <w:rFonts w:ascii="Arial" w:hAnsi="Arial"/>
+          <w:b w:val="0"/>
+          <w:i w:val="0"/>
+          <w:sz w:val="22"/>
+        </w:rPr>
+        <w:t>El plugin se configura desde: Administración del sitio &gt; Informes &gt; Platform Usage Report</w:t>
+      </w:r>
+    </w:p>
+    <w:p>
+      <w:r>
+        <w:rPr>
+          <w:i/>
+          <w:color w:val="646363"/>
+          <w:sz w:val="20"/>
+        </w:rPr>
+        <w:t xml:space="preserve">Tabla </w:t>
+      </w:r>
+      <w:r>
+        <w:fldChar w:fldCharType="begin"/>
+      </w:r>
+      <w:r>
+        <w:instrText xml:space="preserve"> SEQ Tabla \* ARABIC </w:instrText>
+      </w:r>
+      <w:r>
+        <w:fldChar w:fldCharType="separate"/>
+      </w:r>
+      <w:r>
+        <w:t>19</w:t>
+      </w:r>
+      <w:r>
+        <w:fldChar w:fldCharType="end"/>
+      </w:r>
+      <w:r>
+        <w:rPr>
+          <w:i/>
+          <w:color w:val="646363"/>
+          <w:sz w:val="20"/>
+        </w:rPr>
+        <w:t>. Parámetros configurables del plugin report_platform_usage</w:t>
+      </w:r>
+    </w:p>
+    <w:tbl>
+      <w:tblPr>
+        <w:tblStyle w:val="Tablaconcuadrcula"/>
+        <w:tblW w:type="auto" w:w="0"/>
+        <w:jc w:val="center"/>
+        <w:tblLook w:firstColumn="1" w:firstRow="1" w:lastColumn="0" w:lastRow="0" w:noHBand="0" w:noVBand="1" w:val="04A0"/>
+      </w:tblPr>
+      <w:tblGrid>
+        <w:gridCol w:w="2210"/>
+        <w:gridCol w:w="2210"/>
+        <w:gridCol w:w="2210"/>
+        <w:gridCol w:w="2210"/>
+      </w:tblGrid>
+      <w:tr>
+        <w:tc>
+          <w:tcPr>
+            <w:tcW w:type="dxa" w:w="2210"/>
+            <w:shd w:fill="1B9E88"/>
+          </w:tcPr>
+          <w:p>
+            <w:r>
+              <w:rPr>
+                <w:rFonts w:ascii="Arial" w:hAnsi="Arial"/>
+                <w:b/>
+                <w:color w:val="FFFFFF"/>
+                <w:sz w:val="20"/>
+              </w:rPr>
+              <w:t>Parámetro</w:t>
+            </w:r>
+          </w:p>
+        </w:tc>
+        <w:tc>
+          <w:tcPr>
+            <w:tcW w:type="dxa" w:w="2210"/>
+            <w:shd w:fill="1B9E88"/>
+          </w:tcPr>
+          <w:p>
+            <w:r>
+              <w:rPr>
+                <w:rFonts w:ascii="Arial" w:hAnsi="Arial"/>
+                <w:b/>
+                <w:color w:val="FFFFFF"/>
+                <w:sz w:val="20"/>
+              </w:rPr>
+              <w:t>Tipo</w:t>
+            </w:r>
+          </w:p>
+        </w:tc>
+        <w:tc>
+          <w:tcPr>
+            <w:tcW w:type="dxa" w:w="2210"/>
+            <w:shd w:fill="1B9E88"/>
+          </w:tcPr>
+          <w:p>
+            <w:r>
+              <w:rPr>
+                <w:rFonts w:ascii="Arial" w:hAnsi="Arial"/>
+                <w:b/>
+                <w:color w:val="FFFFFF"/>
+                <w:sz w:val="20"/>
+              </w:rPr>
+              <w:t>Defecto</w:t>
+            </w:r>
+          </w:p>
+        </w:tc>
+        <w:tc>
+          <w:tcPr>
+            <w:tcW w:type="dxa" w:w="2210"/>
+            <w:shd w:fill="1B9E88"/>
+          </w:tcPr>
+          <w:p>
+            <w:r>
+              <w:rPr>
+                <w:rFonts w:ascii="Arial" w:hAnsi="Arial"/>
+                <w:b/>
+                <w:color w:val="FFFFFF"/>
+                <w:sz w:val="20"/>
+              </w:rPr>
+              <w:t>Impacto</w:t>
+            </w:r>
+          </w:p>
+        </w:tc>
+      </w:tr>
+      <w:tr>
+        <w:tc>
+          <w:tcPr>
+            <w:tcW w:type="dxa" w:w="2210"/>
+          </w:tcPr>
+          <w:p>
+            <w:r>
+              <w:rPr>
+                <w:rFonts w:ascii="Arial" w:hAnsi="Arial"/>
+                <w:sz w:val="20"/>
+              </w:rPr>
+              <w:t>session_limit</w:t>
+            </w:r>
+          </w:p>
+        </w:tc>
+        <w:tc>
+          <w:tcPr>
+            <w:tcW w:type="dxa" w:w="2210"/>
+          </w:tcPr>
+          <w:p>
+            <w:r>
+              <w:rPr>
+                <w:rFonts w:ascii="Arial" w:hAnsi="Arial"/>
+                <w:sz w:val="20"/>
+              </w:rPr>
+              <w:t>Duración</w:t>
+            </w:r>
+          </w:p>
+        </w:tc>
+        <w:tc>
+          <w:tcPr>
+            <w:tcW w:type="dxa" w:w="2210"/>
+          </w:tcPr>
+          <w:p>
+            <w:r>
+              <w:rPr>
+                <w:rFonts w:ascii="Arial" w:hAnsi="Arial"/>
+                <w:sz w:val="20"/>
+              </w:rPr>
+              <w:t>1 hora</w:t>
+            </w:r>
+          </w:p>
+        </w:tc>
+        <w:tc>
+          <w:tcPr>
+            <w:tcW w:type="dxa" w:w="2210"/>
+          </w:tcPr>
+          <w:p>
+            <w:r>
+              <w:rPr>
+                <w:rFonts w:ascii="Arial" w:hAnsi="Arial"/>
+                <w:sz w:val="20"/>
+              </w:rPr>
+              <w:t>Alto - afecta cálculo de dedicación</w:t>
+            </w:r>
+          </w:p>
+        </w:tc>
+      </w:tr>
+      <w:tr>
+        <w:tc>
+          <w:tcPr>
+            <w:tcW w:type="dxa" w:w="2210"/>
+          </w:tcPr>
+          <w:p>
+            <w:r>
+              <w:rPr>
+                <w:rFonts w:ascii="Arial" w:hAnsi="Arial"/>
+                <w:sz w:val="20"/>
+              </w:rPr>
+              <w:t>ignore_sessions_limit</w:t>
+            </w:r>
+          </w:p>
+        </w:tc>
+        <w:tc>
+          <w:tcPr>
+            <w:tcW w:type="dxa" w:w="2210"/>
+          </w:tcPr>
+          <w:p>
+            <w:r>
+              <w:rPr>
+                <w:rFonts w:ascii="Arial" w:hAnsi="Arial"/>
+                <w:sz w:val="20"/>
+              </w:rPr>
+              <w:t>Duración</w:t>
+            </w:r>
+          </w:p>
+        </w:tc>
+        <w:tc>
+          <w:tcPr>
+            <w:tcW w:type="dxa" w:w="2210"/>
+          </w:tcPr>
+          <w:p>
+            <w:r>
+              <w:rPr>
+                <w:rFonts w:ascii="Arial" w:hAnsi="Arial"/>
+                <w:sz w:val="20"/>
+              </w:rPr>
+              <w:t>1 minuto</w:t>
+            </w:r>
+          </w:p>
+        </w:tc>
+        <w:tc>
+          <w:tcPr>
+            <w:tcW w:type="dxa" w:w="2210"/>
+          </w:tcPr>
+          <w:p>
+            <w:r>
+              <w:rPr>
+                <w:rFonts w:ascii="Arial" w:hAnsi="Arial"/>
+                <w:sz w:val="20"/>
+              </w:rPr>
+              <w:t>Medio - filtra sesiones muy cortas</w:t>
+            </w:r>
+          </w:p>
+        </w:tc>
+      </w:tr>
+      <w:tr>
+        <w:tc>
+          <w:tcPr>
+            <w:tcW w:type="dxa" w:w="2210"/>
+          </w:tcPr>
+          <w:p>
+            <w:r>
+              <w:rPr>
+                <w:rFonts w:ascii="Arial" w:hAnsi="Arial"/>
+                <w:sz w:val="20"/>
+              </w:rPr>
+              <w:t>default_period</w:t>
+            </w:r>
+          </w:p>
+        </w:tc>
+        <w:tc>
+          <w:tcPr>
+            <w:tcW w:type="dxa" w:w="2210"/>
+          </w:tcPr>
+          <w:p>
+            <w:r>
+              <w:rPr>
+                <w:rFonts w:ascii="Arial" w:hAnsi="Arial"/>
+                <w:sz w:val="20"/>
+              </w:rPr>
+              <w:t>Selección</w:t>
+            </w:r>
+          </w:p>
+        </w:tc>
+        <w:tc>
+          <w:tcPr>
+            <w:tcW w:type="dxa" w:w="2210"/>
+          </w:tcPr>
+          <w:p>
+            <w:r>
+              <w:rPr>
+                <w:rFonts w:ascii="Arial" w:hAnsi="Arial"/>
+                <w:sz w:val="20"/>
+              </w:rPr>
+              <w:t>30 días</w:t>
+            </w:r>
+          </w:p>
+        </w:tc>
+        <w:tc>
+          <w:tcPr>
+            <w:tcW w:type="dxa" w:w="2210"/>
+          </w:tcPr>
+          <w:p>
+            <w:r>
+              <w:rPr>
+                <w:rFonts w:ascii="Arial" w:hAnsi="Arial"/>
+                <w:sz w:val="20"/>
+              </w:rPr>
+              <w:t>Bajo - solo afecta vista inicial</w:t>
+            </w:r>
+          </w:p>
+        </w:tc>
+      </w:tr>
+      <w:tr>
+        <w:tc>
+          <w:tcPr>
+            <w:tcW w:type="dxa" w:w="2210"/>
+          </w:tcPr>
+          <w:p>
+            <w:r>
+              <w:rPr>
+                <w:rFonts w:ascii="Arial" w:hAnsi="Arial"/>
+                <w:sz w:val="20"/>
+              </w:rPr>
+              <w:t>top_items_limit</w:t>
+            </w:r>
+          </w:p>
+        </w:tc>
+        <w:tc>
+          <w:tcPr>
+            <w:tcW w:type="dxa" w:w="2210"/>
+          </w:tcPr>
+          <w:p>
+            <w:r>
+              <w:rPr>
+                <w:rFonts w:ascii="Arial" w:hAnsi="Arial"/>
+                <w:sz w:val="20"/>
+              </w:rPr>
+              <w:t>Número</w:t>
+            </w:r>
+          </w:p>
+        </w:tc>
+        <w:tc>
+          <w:tcPr>
+            <w:tcW w:type="dxa" w:w="2210"/>
+          </w:tcPr>
+          <w:p>
+            <w:r>
+              <w:rPr>
+                <w:rFonts w:ascii="Arial" w:hAnsi="Arial"/>
+                <w:sz w:val="20"/>
+              </w:rPr>
+              <w:t>10</w:t>
+            </w:r>
+          </w:p>
+        </w:tc>
+        <w:tc>
+          <w:tcPr>
+            <w:tcW w:type="dxa" w:w="2210"/>
+          </w:tcPr>
+          <w:p>
+            <w:r>
+              <w:rPr>
+                <w:rFonts w:ascii="Arial" w:hAnsi="Arial"/>
+                <w:sz w:val="20"/>
+              </w:rPr>
+              <w:t>Bajo - afecta visualización</w:t>
+            </w:r>
+          </w:p>
+        </w:tc>
+      </w:tr>
+      <w:tr>
+        <w:tc>
+          <w:tcPr>
+            <w:tcW w:type="dxa" w:w="2210"/>
+          </w:tcPr>
+          <w:p>
+            <w:r>
+              <w:rPr>
+                <w:rFonts w:ascii="Arial" w:hAnsi="Arial"/>
+                <w:sz w:val="20"/>
+              </w:rPr>
+              <w:t>enable_cache</w:t>
+            </w:r>
+          </w:p>
+        </w:tc>
+        <w:tc>
+          <w:tcPr>
+            <w:tcW w:type="dxa" w:w="2210"/>
+          </w:tcPr>
+          <w:p>
+            <w:r>
+              <w:rPr>
+                <w:rFonts w:ascii="Arial" w:hAnsi="Arial"/>
+                <w:sz w:val="20"/>
+              </w:rPr>
+              <w:t>Checkbox</w:t>
+            </w:r>
+          </w:p>
+        </w:tc>
+        <w:tc>
+          <w:tcPr>
+            <w:tcW w:type="dxa" w:w="2210"/>
+          </w:tcPr>
+          <w:p>
+            <w:r>
+              <w:rPr>
+                <w:rFonts w:ascii="Arial" w:hAnsi="Arial"/>
+                <w:sz w:val="20"/>
+              </w:rPr>
+              <w:t>Habilitado</w:t>
+            </w:r>
+          </w:p>
+        </w:tc>
+        <w:tc>
+          <w:tcPr>
+            <w:tcW w:type="dxa" w:w="2210"/>
+          </w:tcPr>
+          <w:p>
+            <w:r>
+              <w:rPr>
+                <w:rFonts w:ascii="Arial" w:hAnsi="Arial"/>
+                <w:sz w:val="20"/>
+              </w:rPr>
+              <w:t>Alto - afecta rendimiento significativamente</w:t>
+            </w:r>
+          </w:p>
+        </w:tc>
+      </w:tr>
+    </w:tbl>
+    <w:p/>
+    <w:p>
+      <w:pPr>
+        <w:spacing w:before="240" w:after="120"/>
+        <w:outlineLvl w:val="1"/>
+      </w:pPr>
+      <w:r>
+        <w:rPr>
+          <w:rFonts w:ascii="Arial" w:hAnsi="Arial"/>
+          <w:b/>
+          <w:color w:val="646363"/>
+          <w:sz w:val="28"/>
+        </w:rPr>
+        <w:t>6.17 Rendimiento y Escalabilidad</w:t>
+      </w:r>
+    </w:p>
+    <w:p>
+      <w:pPr>
+        <w:spacing w:after="160" w:line="276" w:lineRule="auto"/>
+        <w:jc w:val="both"/>
+      </w:pPr>
+      <w:r>
+        <w:rPr>
+          <w:rFonts w:ascii="Arial" w:hAnsi="Arial"/>
+          <w:b w:val="0"/>
+          <w:i w:val="0"/>
+          <w:sz w:val="22"/>
+        </w:rPr>
+        <w:t>El plugin implementa diversas optimizaciones para garantizar un buen rendimiento:</w:t>
+      </w:r>
+    </w:p>
+    <w:p>
+      <w:pPr>
+        <w:spacing w:after="80" w:line="276" w:lineRule="auto"/>
+        <w:ind w:left="576"/>
+      </w:pPr>
+      <w:r>
+        <w:rPr>
+          <w:rFonts w:ascii="Arial" w:hAnsi="Arial"/>
+          <w:sz w:val="22"/>
+        </w:rPr>
+        <w:t>• Sistema de caché MUC con dos niveles (reportdata y companyusers)</w:t>
+      </w:r>
+    </w:p>
+    <w:p>
+      <w:pPr>
+        <w:spacing w:after="80" w:line="276" w:lineRule="auto"/>
+        <w:ind w:left="576"/>
+      </w:pPr>
+      <w:r>
+        <w:rPr>
+          <w:rFonts w:ascii="Arial" w:hAnsi="Arial"/>
+          <w:sz w:val="22"/>
+        </w:rPr>
+        <w:t>• Pre-cálculo de dedicación mediante tarea programada</w:t>
+      </w:r>
+    </w:p>
+    <w:p>
+      <w:pPr>
+        <w:spacing w:after="80" w:line="276" w:lineRule="auto"/>
+        <w:ind w:left="576"/>
+      </w:pPr>
+      <w:r>
+        <w:rPr>
+          <w:rFonts w:ascii="Arial" w:hAnsi="Arial"/>
+          <w:sz w:val="22"/>
+        </w:rPr>
+        <w:t>• Índices de base de datos en campos de búsqueda frecuente</w:t>
+      </w:r>
+    </w:p>
+    <w:p>
+      <w:pPr>
+        <w:spacing w:after="80" w:line="276" w:lineRule="auto"/>
+        <w:ind w:left="576"/>
+      </w:pPr>
+      <w:r>
+        <w:rPr>
+          <w:rFonts w:ascii="Arial" w:hAnsi="Arial"/>
+          <w:sz w:val="22"/>
+        </w:rPr>
+        <w:t>• Procesamiento en chunks para grandes volúmenes de datos</w:t>
+      </w:r>
+    </w:p>
+    <w:p>
+      <w:pPr>
+        <w:spacing w:after="80" w:line="276" w:lineRule="auto"/>
+        <w:ind w:left="576"/>
+      </w:pPr>
+      <w:r>
+        <w:rPr>
+          <w:rFonts w:ascii="Arial" w:hAnsi="Arial"/>
+          <w:sz w:val="22"/>
+        </w:rPr>
+        <w:t>• Lazy loading de datos (solo se calculan métricas solicitadas)</w:t>
+      </w:r>
+    </w:p>
+    <w:p>
+      <w:pPr>
+        <w:spacing w:after="80" w:line="276" w:lineRule="auto"/>
+        <w:ind w:left="576"/>
+      </w:pPr>
+      <w:r>
+        <w:rPr>
+          <w:rFonts w:ascii="Arial" w:hAnsi="Arial"/>
+          <w:sz w:val="22"/>
+        </w:rPr>
+        <w:t>• Aceleración estática de caché en memoria</w:t>
+      </w:r>
+    </w:p>
+    <w:p>
+      <w:pPr>
+        <w:spacing w:after="80" w:line="276" w:lineRule="auto"/>
+        <w:ind w:left="576"/>
+      </w:pPr>
+      <w:r>
+        <w:rPr>
+          <w:rFonts w:ascii="Arial" w:hAnsi="Arial"/>
+          <w:sz w:val="22"/>
+        </w:rPr>
+        <w:t>• Datos del informe: 5 minutos</w:t>
+      </w:r>
+    </w:p>
+    <w:p>
+      <w:pPr>
+        <w:spacing w:after="80" w:line="276" w:lineRule="auto"/>
+        <w:ind w:left="576"/>
+      </w:pPr>
+      <w:r>
+        <w:rPr>
+          <w:rFonts w:ascii="Arial" w:hAnsi="Arial"/>
+          <w:sz w:val="22"/>
+        </w:rPr>
+        <w:t>• Listas de usuarios: 10 minutos</w:t>
+      </w:r>
+    </w:p>
+    <w:p>
+      <w:pPr>
+        <w:spacing w:after="80" w:line="276" w:lineRule="auto"/>
+        <w:ind w:left="576"/>
+      </w:pPr>
+      <w:r>
+        <w:rPr>
+          <w:rFonts w:ascii="Arial" w:hAnsi="Arial"/>
+          <w:sz w:val="22"/>
+        </w:rPr>
+        <w:t>• Razón: Balance entre frescura de datos y rendimiento</w:t>
+      </w:r>
+    </w:p>
+    <w:p>
+      <w:pPr>
+        <w:spacing w:before="240" w:after="120"/>
+        <w:outlineLvl w:val="1"/>
+      </w:pPr>
+      <w:r>
+        <w:rPr>
+          <w:rFonts w:ascii="Arial" w:hAnsi="Arial"/>
+          <w:b/>
+          <w:color w:val="646363"/>
+          <w:sz w:val="28"/>
+        </w:rPr>
+        <w:t>6.18 Internacionalización</w:t>
+      </w:r>
+    </w:p>
+    <w:p>
+      <w:pPr>
+        <w:spacing w:after="160" w:line="276" w:lineRule="auto"/>
+        <w:jc w:val="both"/>
+      </w:pPr>
+      <w:r>
+        <w:rPr>
+          <w:rFonts w:ascii="Arial" w:hAnsi="Arial"/>
+          <w:b w:val="0"/>
+          <w:i w:val="0"/>
+          <w:sz w:val="22"/>
+        </w:rPr>
+        <w:t>El plugin soporta 2 idiomas: English (en), Español (es). Contiene aproximadamente ~100 cadenas de texto cadenas de texto con facilidad de traducción Alta - estructura clara y bien organizada.</w:t>
+      </w:r>
+    </w:p>
+    <w:p>
+      <w:pPr>
+        <w:spacing w:before="240" w:after="120"/>
+        <w:outlineLvl w:val="1"/>
+      </w:pPr>
+      <w:r>
+        <w:rPr>
+          <w:rFonts w:ascii="Arial" w:hAnsi="Arial"/>
+          <w:b/>
+          <w:color w:val="646363"/>
+          <w:sz w:val="28"/>
+        </w:rPr>
+        <w:t>6.19 Limitaciones Conocidas</w:t>
+      </w:r>
+    </w:p>
+    <w:p>
+      <w:pPr>
+        <w:spacing w:after="160" w:line="276" w:lineRule="auto"/>
+        <w:jc w:val="both"/>
+      </w:pPr>
+      <w:r>
+        <w:rPr>
+          <w:rFonts w:ascii="Arial" w:hAnsi="Arial"/>
+          <w:b w:val="0"/>
+          <w:i w:val="0"/>
+          <w:sz w:val="22"/>
+        </w:rPr>
+        <w:t>El plugin tiene las siguientes limitaciones que deben considerarse:</w:t>
+      </w:r>
+    </w:p>
+    <w:p>
+      <w:pPr>
+        <w:spacing w:after="80" w:line="276" w:lineRule="auto"/>
+        <w:ind w:left="576"/>
+      </w:pPr>
+      <w:r>
+        <w:rPr>
+          <w:rFonts w:ascii="Arial" w:hAnsi="Arial"/>
+          <w:sz w:val="22"/>
+        </w:rPr>
+        <w:t>• Depende de logstore_standard_log - no funciona con otros log stores</w:t>
+      </w:r>
+    </w:p>
+    <w:p>
+      <w:pPr>
+        <w:spacing w:after="80" w:line="276" w:lineRule="auto"/>
+        <w:ind w:left="576"/>
+      </w:pPr>
+      <w:r>
+        <w:rPr>
+          <w:rFonts w:ascii="Arial" w:hAnsi="Arial"/>
+          <w:sz w:val="22"/>
+        </w:rPr>
+        <w:t>• Cálculo de dedicación es estimación basada en eventos (no tiempo real de pantalla)</w:t>
+      </w:r>
+    </w:p>
+    <w:p>
+      <w:pPr>
+        <w:spacing w:after="80" w:line="276" w:lineRule="auto"/>
+        <w:ind w:left="576"/>
+      </w:pPr>
+      <w:r>
+        <w:rPr>
+          <w:rFonts w:ascii="Arial" w:hAnsi="Arial"/>
+          <w:sz w:val="22"/>
+        </w:rPr>
+        <w:t>• Sesiones muy largas sin interacción pueden sesgar métricas</w:t>
+      </w:r>
+    </w:p>
+    <w:p>
+      <w:pPr>
+        <w:spacing w:after="80" w:line="276" w:lineRule="auto"/>
+        <w:ind w:left="576"/>
+      </w:pPr>
+      <w:r>
+        <w:rPr>
+          <w:rFonts w:ascii="Arial" w:hAnsi="Arial"/>
+          <w:sz w:val="22"/>
+        </w:rPr>
+        <w:t>• En contexto de curso, algunas métricas no aplican (top cursos)</w:t>
+      </w:r>
+    </w:p>
+    <w:p>
+      <w:pPr>
+        <w:spacing w:after="80" w:line="276" w:lineRule="auto"/>
+        <w:ind w:left="576"/>
+      </w:pPr>
+      <w:r>
+        <w:rPr>
+          <w:rFonts w:ascii="Arial" w:hAnsi="Arial"/>
+          <w:sz w:val="22"/>
+        </w:rPr>
+        <w:t>• Excel con gráficos requiere class excel_exporter completa</w:t>
+      </w:r>
+    </w:p>
+    <w:p>
+      <w:pPr>
+        <w:spacing w:after="80" w:line="276" w:lineRule="auto"/>
+        <w:ind w:left="576"/>
+      </w:pPr>
+      <w:r>
+        <w:rPr>
+          <w:rFonts w:ascii="Arial" w:hAnsi="Arial"/>
+          <w:sz w:val="22"/>
+        </w:rPr>
+        <w:t>• No hay plantillas Mustache, interfaz en PHP/HTML tradicional</w:t>
+      </w:r>
+    </w:p>
+    <w:p>
+      <w:pPr>
+        <w:spacing w:before="240" w:after="120"/>
+        <w:outlineLvl w:val="1"/>
+      </w:pPr>
+      <w:r>
+        <w:rPr>
+          <w:rFonts w:ascii="Arial" w:hAnsi="Arial"/>
+          <w:b/>
+          <w:color w:val="646363"/>
+          <w:sz w:val="28"/>
+        </w:rPr>
+        <w:t>6.20 Mejores Prácticas</w:t>
+      </w:r>
+    </w:p>
+    <w:p>
+      <w:pPr>
+        <w:spacing w:after="160" w:line="276" w:lineRule="auto"/>
+        <w:jc w:val="both"/>
+      </w:pPr>
+      <w:r>
+        <w:rPr>
+          <w:rFonts w:ascii="Arial" w:hAnsi="Arial"/>
+          <w:b/>
+          <w:i w:val="0"/>
+          <w:sz w:val="22"/>
+        </w:rPr>
+        <w:t>Configuración recomendada:</w:t>
+      </w:r>
+    </w:p>
+    <w:p>
+      <w:pPr>
+        <w:spacing w:after="80" w:line="276" w:lineRule="auto"/>
+        <w:ind w:left="576"/>
+      </w:pPr>
+      <w:r>
+        <w:rPr>
+          <w:rFonts w:ascii="Arial" w:hAnsi="Arial"/>
+          <w:sz w:val="22"/>
+        </w:rPr>
+        <w:t>• Ajustar session_limit según tipo de contenido del sitio</w:t>
+      </w:r>
+    </w:p>
+    <w:p>
+      <w:pPr>
+        <w:spacing w:after="80" w:line="276" w:lineRule="auto"/>
+        <w:ind w:left="576"/>
+      </w:pPr>
+      <w:r>
+        <w:rPr>
+          <w:rFonts w:ascii="Arial" w:hAnsi="Arial"/>
+          <w:sz w:val="22"/>
+        </w:rPr>
+        <w:t>• Mantener caché habilitado en producción</w:t>
+      </w:r>
+    </w:p>
+    <w:p>
+      <w:pPr>
+        <w:spacing w:after="80" w:line="276" w:lineRule="auto"/>
+        <w:ind w:left="576"/>
+      </w:pPr>
+      <w:r>
+        <w:rPr>
+          <w:rFonts w:ascii="Arial" w:hAnsi="Arial"/>
+          <w:sz w:val="22"/>
+        </w:rPr>
+        <w:t>• Configurar ignore_sessions_limit para filtrar ruido</w:t>
+      </w:r>
+    </w:p>
+    <w:p>
+      <w:pPr>
+        <w:spacing w:after="80" w:line="276" w:lineRule="auto"/>
+        <w:ind w:left="576"/>
+      </w:pPr>
+      <w:r>
+        <w:rPr>
+          <w:rFonts w:ascii="Arial" w:hAnsi="Arial"/>
+          <w:sz w:val="22"/>
+        </w:rPr>
+        <w:t>• Revisar ejecución de tarea programada regularmente</w:t>
+      </w:r>
+    </w:p>
+    <w:p>
+      <w:pPr>
+        <w:spacing w:after="160" w:line="276" w:lineRule="auto"/>
+        <w:jc w:val="both"/>
+      </w:pPr>
+      <w:r>
+        <w:rPr>
+          <w:rFonts w:ascii="Arial" w:hAnsi="Arial"/>
+          <w:b/>
+          <w:i w:val="0"/>
+          <w:sz w:val="22"/>
+        </w:rPr>
+        <w:t>Uso óptimo del plugin:</w:t>
+      </w:r>
+    </w:p>
+    <w:p>
+      <w:pPr>
+        <w:spacing w:after="80" w:line="276" w:lineRule="auto"/>
+        <w:ind w:left="576"/>
+      </w:pPr>
+      <w:r>
+        <w:rPr>
+          <w:rFonts w:ascii="Arial" w:hAnsi="Arial"/>
+          <w:sz w:val="22"/>
+        </w:rPr>
+        <w:t>• Usar filtros de fecha para limitar volumen de datos</w:t>
+      </w:r>
+    </w:p>
+    <w:p>
+      <w:pPr>
+        <w:spacing w:after="80" w:line="276" w:lineRule="auto"/>
+        <w:ind w:left="576"/>
+      </w:pPr>
+      <w:r>
+        <w:rPr>
+          <w:rFonts w:ascii="Arial" w:hAnsi="Arial"/>
+          <w:sz w:val="22"/>
+        </w:rPr>
+        <w:t>• En sitios grandes, filtrar por empresa si usa IOMAD</w:t>
+      </w:r>
+    </w:p>
+    <w:p>
+      <w:pPr>
+        <w:spacing w:after="80" w:line="276" w:lineRule="auto"/>
+        <w:ind w:left="576"/>
+      </w:pPr>
+      <w:r>
+        <w:rPr>
+          <w:rFonts w:ascii="Arial" w:hAnsi="Arial"/>
+          <w:sz w:val="22"/>
+        </w:rPr>
+        <w:t>• Exportar datos regularmente para análisis histórico</w:t>
+      </w:r>
+    </w:p>
+    <w:p>
+      <w:pPr>
+        <w:spacing w:after="80" w:line="276" w:lineRule="auto"/>
+        <w:ind w:left="576"/>
+      </w:pPr>
+      <w:r>
+        <w:rPr>
+          <w:rFonts w:ascii="Arial" w:hAnsi="Arial"/>
+          <w:sz w:val="22"/>
+        </w:rPr>
+        <w:t>• Combinar vista de plataforma y curso para insights completos</w:t>
+      </w:r>
+    </w:p>
+    <w:p>
+      <w:pPr>
+        <w:spacing w:after="160" w:line="276" w:lineRule="auto"/>
+        <w:jc w:val="both"/>
+      </w:pPr>
+      <w:r>
+        <w:rPr>
+          <w:rFonts w:ascii="Arial" w:hAnsi="Arial"/>
+          <w:b/>
+          <w:i w:val="0"/>
+          <w:sz w:val="22"/>
+        </w:rPr>
+        <w:t>Optimización del rendimiento:</w:t>
+      </w:r>
+    </w:p>
+    <w:p>
+      <w:pPr>
+        <w:spacing w:after="80" w:line="276" w:lineRule="auto"/>
+        <w:ind w:left="576"/>
+      </w:pPr>
+      <w:r>
+        <w:rPr>
+          <w:rFonts w:ascii="Arial" w:hAnsi="Arial"/>
+          <w:sz w:val="22"/>
+        </w:rPr>
+        <w:t>• Monitorear tamaño de report_platform_usage_ded</w:t>
+      </w:r>
+    </w:p>
+    <w:p>
+      <w:pPr>
+        <w:spacing w:after="80" w:line="276" w:lineRule="auto"/>
+        <w:ind w:left="576"/>
+      </w:pPr>
+      <w:r>
+        <w:rPr>
+          <w:rFonts w:ascii="Arial" w:hAnsi="Arial"/>
+          <w:sz w:val="22"/>
+        </w:rPr>
+        <w:t>• Considerar purgar datos antiguos periódicamente</w:t>
+      </w:r>
+    </w:p>
+    <w:p>
+      <w:pPr>
+        <w:spacing w:after="80" w:line="276" w:lineRule="auto"/>
+        <w:ind w:left="576"/>
+      </w:pPr>
+      <w:r>
+        <w:rPr>
+          <w:rFonts w:ascii="Arial" w:hAnsi="Arial"/>
+          <w:sz w:val="22"/>
+        </w:rPr>
+        <w:t>• Verificar que tarea programada complete exitosamente</w:t>
+      </w:r>
+    </w:p>
+    <w:p>
+      <w:pPr>
+        <w:spacing w:after="80" w:line="276" w:lineRule="auto"/>
+        <w:ind w:left="576"/>
+      </w:pPr>
+      <w:r>
+        <w:rPr>
+          <w:rFonts w:ascii="Arial" w:hAnsi="Arial"/>
+          <w:sz w:val="22"/>
+        </w:rPr>
+        <w:t>• Ajustar TTL de caché según necesidades</w:t>
+      </w:r>
+    </w:p>
+    <w:p>
+      <w:pPr>
+        <w:spacing w:before="240" w:after="120"/>
+        <w:outlineLvl w:val="1"/>
+      </w:pPr>
+      <w:r>
+        <w:rPr>
+          <w:rFonts w:ascii="Arial" w:hAnsi="Arial"/>
+          <w:b/>
+          <w:color w:val="646363"/>
+          <w:sz w:val="28"/>
+        </w:rPr>
+        <w:t>6.21 Conclusiones del Plugin</w:t>
+      </w:r>
+    </w:p>
+    <w:p>
+      <w:pPr>
+        <w:spacing w:after="160" w:line="276" w:lineRule="auto"/>
+        <w:jc w:val="both"/>
+      </w:pPr>
+      <w:r>
+        <w:rPr>
+          <w:rFonts w:ascii="Arial" w:hAnsi="Arial"/>
+          <w:b/>
+          <w:i w:val="0"/>
+          <w:sz w:val="22"/>
+        </w:rPr>
+        <w:t>Fortalezas principales:</w:t>
+      </w:r>
+    </w:p>
+    <w:p>
+      <w:pPr>
+        <w:spacing w:after="80" w:line="276" w:lineRule="auto"/>
+        <w:ind w:left="576"/>
+      </w:pPr>
+      <w:r>
+        <w:rPr>
+          <w:rFonts w:ascii="Arial" w:hAnsi="Arial"/>
+          <w:sz w:val="22"/>
+        </w:rPr>
+        <w:t>• Plugin robusto y bien diseñado</w:t>
+      </w:r>
+    </w:p>
+    <w:p>
+      <w:pPr>
+        <w:spacing w:after="80" w:line="276" w:lineRule="auto"/>
+        <w:ind w:left="576"/>
+      </w:pPr>
+      <w:r>
+        <w:rPr>
+          <w:rFonts w:ascii="Arial" w:hAnsi="Arial"/>
+          <w:sz w:val="22"/>
+        </w:rPr>
+        <w:t>• Alto rendimiento con sistema de caché</w:t>
+      </w:r>
+    </w:p>
+    <w:p>
+      <w:pPr>
+        <w:spacing w:after="80" w:line="276" w:lineRule="auto"/>
+        <w:ind w:left="576"/>
+      </w:pPr>
+      <w:r>
+        <w:rPr>
+          <w:rFonts w:ascii="Arial" w:hAnsi="Arial"/>
+          <w:sz w:val="22"/>
+        </w:rPr>
+        <w:t>• Métricas completas y útiles</w:t>
+      </w:r>
+    </w:p>
+    <w:p>
+      <w:pPr>
+        <w:spacing w:after="80" w:line="276" w:lineRule="auto"/>
+        <w:ind w:left="576"/>
+      </w:pPr>
+      <w:r>
+        <w:rPr>
+          <w:rFonts w:ascii="Arial" w:hAnsi="Arial"/>
+          <w:sz w:val="22"/>
+        </w:rPr>
+        <w:t>• Buena integración con Moodle e IOMAD</w:t>
+      </w:r>
+    </w:p>
+    <w:p>
+      <w:pPr>
+        <w:spacing w:after="80" w:line="276" w:lineRule="auto"/>
+        <w:ind w:left="576"/>
+      </w:pPr>
+      <w:r>
+        <w:rPr>
+          <w:rFonts w:ascii="Arial" w:hAnsi="Arial"/>
+          <w:sz w:val="22"/>
+        </w:rPr>
+        <w:t>• Código limpio y mantenible</w:t>
+      </w:r>
+    </w:p>
+    <w:p>
+      <w:pPr>
+        <w:spacing w:after="160" w:line="276" w:lineRule="auto"/>
+        <w:jc w:val="both"/>
+      </w:pPr>
+      <w:r>
+        <w:rPr>
+          <w:rFonts w:ascii="Arial" w:hAnsi="Arial"/>
+          <w:b/>
+          <w:i w:val="0"/>
+          <w:sz w:val="22"/>
+        </w:rPr>
+        <w:t>Áreas de mejora identificadas:</w:t>
+      </w:r>
+    </w:p>
+    <w:p>
+      <w:pPr>
+        <w:spacing w:after="80" w:line="276" w:lineRule="auto"/>
+        <w:ind w:left="576"/>
+      </w:pPr>
+      <w:r>
+        <w:rPr>
+          <w:rFonts w:ascii="Arial" w:hAnsi="Arial"/>
+          <w:sz w:val="22"/>
+        </w:rPr>
+        <w:t>• Modernizar frontend con plantillas Mustache</w:t>
+      </w:r>
+    </w:p>
+    <w:p>
+      <w:pPr>
+        <w:spacing w:after="80" w:line="276" w:lineRule="auto"/>
+        <w:ind w:left="576"/>
+      </w:pPr>
+      <w:r>
+        <w:rPr>
+          <w:rFonts w:ascii="Arial" w:hAnsi="Arial"/>
+          <w:sz w:val="22"/>
+        </w:rPr>
+        <w:t>• Añadir más visualizaciones</w:t>
+      </w:r>
+    </w:p>
+    <w:p>
+      <w:pPr>
+        <w:spacing w:after="80" w:line="276" w:lineRule="auto"/>
+        <w:ind w:left="576"/>
+      </w:pPr>
+      <w:r>
+        <w:rPr>
+          <w:rFonts w:ascii="Arial" w:hAnsi="Arial"/>
+          <w:sz w:val="22"/>
+        </w:rPr>
+        <w:t>• Documentación de usuario más extensa</w:t>
+      </w:r>
+    </w:p>
+    <w:p>
+      <w:pPr>
+        <w:spacing w:after="80" w:line="276" w:lineRule="auto"/>
+        <w:ind w:left="576"/>
+      </w:pPr>
+      <w:r>
+        <w:rPr>
+          <w:rFonts w:ascii="Arial" w:hAnsi="Arial"/>
+          <w:sz w:val="22"/>
+        </w:rPr>
+        <w:t>• Tests automatizados</w:t>
+      </w:r>
+    </w:p>
+    <w:p>
+      <w:pPr>
+        <w:spacing w:after="160" w:line="276" w:lineRule="auto"/>
+        <w:jc w:val="both"/>
+      </w:pPr>
+      <w:r>
+        <w:rPr>
+          <w:rFonts w:ascii="Arial" w:hAnsi="Arial"/>
+          <w:b w:val="0"/>
+          <w:i w:val="0"/>
+          <w:sz w:val="22"/>
+        </w:rPr>
+        <w:t>Recomendación: Altamente recomendado para sitios que necesiten análisis detallado de uso, especialmente en entornos corporativos con IOMAD</w:t>
       </w:r>
     </w:p>
     <w:p>
@@ -7853,7 +10085,7 @@
         <w:fldChar w:fldCharType="separate"/>
       </w:r>
       <w:r>
-        <w:t>16</w:t>
+        <w:t>20</w:t>
       </w:r>
       <w:r>
         <w:fldChar w:fldCharType="end"/>
@@ -8235,7 +10467,7 @@
         <w:fldChar w:fldCharType="separate"/>
       </w:r>
       <w:r>
-        <w:t>17</w:t>
+        <w:t>21</w:t>
       </w:r>
       <w:r>
         <w:fldChar w:fldCharType="end"/>
@@ -8693,7 +10925,7 @@
         <w:fldChar w:fldCharType="separate"/>
       </w:r>
       <w:r>
-        <w:t>18</w:t>
+        <w:t>22</w:t>
       </w:r>
       <w:r>
         <w:fldChar w:fldCharType="end"/>
@@ -9087,7 +11319,7 @@
         <w:fldChar w:fldCharType="separate"/>
       </w:r>
       <w:r>
-        <w:t>19</w:t>
+        <w:t>23</w:t>
       </w:r>
       <w:r>
         <w:fldChar w:fldCharType="end"/>
@@ -9635,6 +11867,1525 @@
           <w:sz w:val="22"/>
         </w:rPr>
         <w:t>Funciona en Moodle estándar (ignora tablas IOMAD si no existen)</w:t>
+      </w:r>
+    </w:p>
+    <w:p>
+      <w:pPr>
+        <w:spacing w:before="240" w:after="120"/>
+        <w:outlineLvl w:val="1"/>
+      </w:pPr>
+      <w:r>
+        <w:rPr>
+          <w:rFonts w:ascii="Arial" w:hAnsi="Arial"/>
+          <w:b/>
+          <w:color w:val="646363"/>
+          <w:sz w:val="28"/>
+        </w:rPr>
+        <w:t>7.12 Páginas de Interfaz</w:t>
+      </w:r>
+    </w:p>
+    <w:p>
+      <w:pPr>
+        <w:spacing w:after="160" w:line="276" w:lineRule="auto"/>
+        <w:jc w:val="both"/>
+      </w:pPr>
+      <w:r>
+        <w:rPr>
+          <w:rFonts w:ascii="Arial" w:hAnsi="Arial"/>
+          <w:b w:val="0"/>
+          <w:i w:val="0"/>
+          <w:sz w:val="22"/>
+        </w:rPr>
+        <w:t>El plugin proporciona las siguientes páginas de interfaz:</w:t>
+      </w:r>
+    </w:p>
+    <w:p>
+      <w:r>
+        <w:rPr>
+          <w:i/>
+          <w:color w:val="646363"/>
+          <w:sz w:val="20"/>
+        </w:rPr>
+        <w:t xml:space="preserve">Tabla </w:t>
+      </w:r>
+      <w:r>
+        <w:fldChar w:fldCharType="begin"/>
+      </w:r>
+      <w:r>
+        <w:instrText xml:space="preserve"> SEQ Tabla \* ARABIC </w:instrText>
+      </w:r>
+      <w:r>
+        <w:fldChar w:fldCharType="separate"/>
+      </w:r>
+      <w:r>
+        <w:t>24</w:t>
+      </w:r>
+      <w:r>
+        <w:fldChar w:fldCharType="end"/>
+      </w:r>
+      <w:r>
+        <w:rPr>
+          <w:i/>
+          <w:color w:val="646363"/>
+          <w:sz w:val="20"/>
+        </w:rPr>
+        <w:t>. Páginas de interfaz del plugin local_platform_access</w:t>
+      </w:r>
+    </w:p>
+    <w:tbl>
+      <w:tblPr>
+        <w:tblStyle w:val="Tablaconcuadrcula"/>
+        <w:tblW w:type="auto" w:w="0"/>
+        <w:jc w:val="center"/>
+        <w:tblLook w:firstColumn="1" w:firstRow="1" w:lastColumn="0" w:lastRow="0" w:noHBand="0" w:noVBand="1" w:val="04A0"/>
+      </w:tblPr>
+      <w:tblGrid>
+        <w:gridCol w:w="2947"/>
+        <w:gridCol w:w="2947"/>
+        <w:gridCol w:w="2947"/>
+      </w:tblGrid>
+      <w:tr>
+        <w:tc>
+          <w:tcPr>
+            <w:tcW w:type="dxa" w:w="2947"/>
+            <w:shd w:fill="1B9E88"/>
+          </w:tcPr>
+          <w:p>
+            <w:r>
+              <w:rPr>
+                <w:rFonts w:ascii="Arial" w:hAnsi="Arial"/>
+                <w:b/>
+                <w:color w:val="FFFFFF"/>
+                <w:sz w:val="20"/>
+              </w:rPr>
+              <w:t>Archivo</w:t>
+            </w:r>
+          </w:p>
+        </w:tc>
+        <w:tc>
+          <w:tcPr>
+            <w:tcW w:type="dxa" w:w="2947"/>
+            <w:shd w:fill="1B9E88"/>
+          </w:tcPr>
+          <w:p>
+            <w:r>
+              <w:rPr>
+                <w:rFonts w:ascii="Arial" w:hAnsi="Arial"/>
+                <w:b/>
+                <w:color w:val="FFFFFF"/>
+                <w:sz w:val="20"/>
+              </w:rPr>
+              <w:t>URL</w:t>
+            </w:r>
+          </w:p>
+        </w:tc>
+        <w:tc>
+          <w:tcPr>
+            <w:tcW w:type="dxa" w:w="2947"/>
+            <w:shd w:fill="1B9E88"/>
+          </w:tcPr>
+          <w:p>
+            <w:r>
+              <w:rPr>
+                <w:rFonts w:ascii="Arial" w:hAnsi="Arial"/>
+                <w:b/>
+                <w:color w:val="FFFFFF"/>
+                <w:sz w:val="20"/>
+              </w:rPr>
+              <w:t>Propósito</w:t>
+            </w:r>
+          </w:p>
+        </w:tc>
+      </w:tr>
+      <w:tr>
+        <w:tc>
+          <w:tcPr>
+            <w:tcW w:type="dxa" w:w="2947"/>
+          </w:tcPr>
+          <w:p>
+            <w:r>
+              <w:rPr>
+                <w:rFonts w:ascii="Arial" w:hAnsi="Arial"/>
+                <w:sz w:val="20"/>
+              </w:rPr>
+              <w:t>index.php</w:t>
+            </w:r>
+          </w:p>
+        </w:tc>
+        <w:tc>
+          <w:tcPr>
+            <w:tcW w:type="dxa" w:w="2947"/>
+          </w:tcPr>
+          <w:p>
+            <w:r>
+              <w:rPr>
+                <w:rFonts w:ascii="Arial" w:hAnsi="Arial"/>
+                <w:sz w:val="20"/>
+              </w:rPr>
+              <w:t>/local/platform_access/index.php</w:t>
+            </w:r>
+          </w:p>
+        </w:tc>
+        <w:tc>
+          <w:tcPr>
+            <w:tcW w:type="dxa" w:w="2947"/>
+          </w:tcPr>
+          <w:p>
+            <w:r>
+              <w:rPr>
+                <w:rFonts w:ascii="Arial" w:hAnsi="Arial"/>
+                <w:sz w:val="20"/>
+              </w:rPr>
+              <w:t>Formulario de configuración</w:t>
+            </w:r>
+          </w:p>
+        </w:tc>
+      </w:tr>
+      <w:tr>
+        <w:tc>
+          <w:tcPr>
+            <w:tcW w:type="dxa" w:w="2947"/>
+          </w:tcPr>
+          <w:p>
+            <w:r>
+              <w:rPr>
+                <w:rFonts w:ascii="Arial" w:hAnsi="Arial"/>
+                <w:sz w:val="20"/>
+              </w:rPr>
+              <w:t>generate.php</w:t>
+            </w:r>
+          </w:p>
+        </w:tc>
+        <w:tc>
+          <w:tcPr>
+            <w:tcW w:type="dxa" w:w="2947"/>
+          </w:tcPr>
+          <w:p>
+            <w:r>
+              <w:rPr>
+                <w:rFonts w:ascii="Arial" w:hAnsi="Arial"/>
+                <w:sz w:val="20"/>
+              </w:rPr>
+              <w:t>/local/platform_access/generate.php</w:t>
+            </w:r>
+          </w:p>
+        </w:tc>
+        <w:tc>
+          <w:tcPr>
+            <w:tcW w:type="dxa" w:w="2947"/>
+          </w:tcPr>
+          <w:p>
+            <w:r>
+              <w:rPr>
+                <w:rFonts w:ascii="Arial" w:hAnsi="Arial"/>
+                <w:sz w:val="20"/>
+              </w:rPr>
+              <w:t>Procesamiento y ejecución</w:t>
+            </w:r>
+          </w:p>
+        </w:tc>
+      </w:tr>
+    </w:tbl>
+    <w:p/>
+    <w:p>
+      <w:pPr>
+        <w:spacing w:before="240" w:after="120"/>
+        <w:outlineLvl w:val="1"/>
+      </w:pPr>
+      <w:r>
+        <w:rPr>
+          <w:rFonts w:ascii="Arial" w:hAnsi="Arial"/>
+          <w:b/>
+          <w:color w:val="646363"/>
+          <w:sz w:val="28"/>
+        </w:rPr>
+        <w:t>7.13 Funcionalidades Principales</w:t>
+      </w:r>
+    </w:p>
+    <w:p>
+      <w:pPr>
+        <w:spacing w:after="160" w:line="276" w:lineRule="auto"/>
+        <w:jc w:val="both"/>
+      </w:pPr>
+      <w:r>
+        <w:rPr>
+          <w:rFonts w:ascii="Arial" w:hAnsi="Arial"/>
+          <w:b/>
+          <w:i w:val="0"/>
+          <w:sz w:val="22"/>
+        </w:rPr>
+        <w:t>Generación de accesos:</w:t>
+      </w:r>
+    </w:p>
+    <w:p>
+      <w:pPr>
+        <w:spacing w:after="80" w:line="276" w:lineRule="auto"/>
+        <w:ind w:left="576"/>
+      </w:pPr>
+      <w:r>
+        <w:rPr>
+          <w:rFonts w:ascii="Arial" w:hAnsi="Arial"/>
+          <w:sz w:val="22"/>
+        </w:rPr>
+        <w:t>• login: Inicios de sesión</w:t>
+      </w:r>
+    </w:p>
+    <w:p>
+      <w:pPr>
+        <w:spacing w:after="80" w:line="276" w:lineRule="auto"/>
+        <w:ind w:left="576"/>
+      </w:pPr>
+      <w:r>
+        <w:rPr>
+          <w:rFonts w:ascii="Arial" w:hAnsi="Arial"/>
+          <w:sz w:val="22"/>
+        </w:rPr>
+        <w:t>• course: Accesos a cursos</w:t>
+      </w:r>
+    </w:p>
+    <w:p>
+      <w:pPr>
+        <w:spacing w:after="80" w:line="276" w:lineRule="auto"/>
+        <w:ind w:left="576"/>
+      </w:pPr>
+      <w:r>
+        <w:rPr>
+          <w:rFonts w:ascii="Arial" w:hAnsi="Arial"/>
+          <w:sz w:val="22"/>
+        </w:rPr>
+        <w:t>• activity: Accesos a actividades</w:t>
+      </w:r>
+    </w:p>
+    <w:p>
+      <w:pPr>
+        <w:spacing w:after="80" w:line="276" w:lineRule="auto"/>
+        <w:ind w:left="576"/>
+      </w:pPr>
+      <w:r>
+        <w:rPr>
+          <w:rFonts w:ascii="Arial" w:hAnsi="Arial"/>
+          <w:sz w:val="22"/>
+        </w:rPr>
+        <w:t>• all: Todos los anteriores</w:t>
+      </w:r>
+    </w:p>
+    <w:p>
+      <w:pPr>
+        <w:spacing w:after="160" w:line="276" w:lineRule="auto"/>
+        <w:jc w:val="both"/>
+      </w:pPr>
+      <w:r>
+        <w:rPr>
+          <w:rFonts w:ascii="Arial" w:hAnsi="Arial"/>
+          <w:b w:val="0"/>
+          <w:i w:val="0"/>
+          <w:sz w:val="22"/>
+        </w:rPr>
+        <w:t>Eventos generados:</w:t>
+      </w:r>
+    </w:p>
+    <w:p>
+      <w:pPr>
+        <w:spacing w:after="80" w:line="276" w:lineRule="auto"/>
+        <w:ind w:left="576"/>
+      </w:pPr>
+      <w:r>
+        <w:rPr>
+          <w:rFonts w:ascii="Arial" w:hAnsi="Arial"/>
+          <w:sz w:val="22"/>
+        </w:rPr>
+        <w:t>• \core\event\user_loggedin</w:t>
+      </w:r>
+    </w:p>
+    <w:p>
+      <w:pPr>
+        <w:spacing w:after="80" w:line="276" w:lineRule="auto"/>
+        <w:ind w:left="576"/>
+      </w:pPr>
+      <w:r>
+        <w:rPr>
+          <w:rFonts w:ascii="Arial" w:hAnsi="Arial"/>
+          <w:sz w:val="22"/>
+        </w:rPr>
+        <w:t>• \core\event\user_loggedout</w:t>
+      </w:r>
+    </w:p>
+    <w:p>
+      <w:pPr>
+        <w:spacing w:after="80" w:line="276" w:lineRule="auto"/>
+        <w:ind w:left="576"/>
+      </w:pPr>
+      <w:r>
+        <w:rPr>
+          <w:rFonts w:ascii="Arial" w:hAnsi="Arial"/>
+          <w:sz w:val="22"/>
+        </w:rPr>
+        <w:t>• \core\event\dashboard_viewed</w:t>
+      </w:r>
+    </w:p>
+    <w:p>
+      <w:pPr>
+        <w:spacing w:after="80" w:line="276" w:lineRule="auto"/>
+        <w:ind w:left="576"/>
+      </w:pPr>
+      <w:r>
+        <w:rPr>
+          <w:rFonts w:ascii="Arial" w:hAnsi="Arial"/>
+          <w:sz w:val="22"/>
+        </w:rPr>
+        <w:t>• \core\event\course_viewed</w:t>
+      </w:r>
+    </w:p>
+    <w:p>
+      <w:pPr>
+        <w:spacing w:after="80" w:line="276" w:lineRule="auto"/>
+        <w:ind w:left="576"/>
+      </w:pPr>
+      <w:r>
+        <w:rPr>
+          <w:rFonts w:ascii="Arial" w:hAnsi="Arial"/>
+          <w:sz w:val="22"/>
+        </w:rPr>
+        <w:t>• \core\event\course_completed</w:t>
+      </w:r>
+    </w:p>
+    <w:p>
+      <w:pPr>
+        <w:spacing w:after="80" w:line="276" w:lineRule="auto"/>
+        <w:ind w:left="576"/>
+      </w:pPr>
+      <w:r>
+        <w:rPr>
+          <w:rFonts w:ascii="Arial" w:hAnsi="Arial"/>
+          <w:sz w:val="22"/>
+        </w:rPr>
+        <w:t>• \mod_{modname}\event\course_module_viewed</w:t>
+      </w:r>
+    </w:p>
+    <w:p>
+      <w:pPr>
+        <w:spacing w:after="160" w:line="276" w:lineRule="auto"/>
+        <w:jc w:val="both"/>
+      </w:pPr>
+      <w:r>
+        <w:rPr>
+          <w:rFonts w:ascii="Arial" w:hAnsi="Arial"/>
+          <w:b/>
+          <w:i w:val="0"/>
+          <w:sz w:val="22"/>
+        </w:rPr>
+        <w:t>Eventos avanzados:</w:t>
+      </w:r>
+    </w:p>
+    <w:p>
+      <w:pPr>
+        <w:spacing w:after="80" w:line="276" w:lineRule="auto"/>
+        <w:ind w:left="576"/>
+      </w:pPr>
+      <w:r>
+        <w:rPr>
+          <w:rFonts w:ascii="Arial" w:hAnsi="Arial"/>
+          <w:sz w:val="22"/>
+        </w:rPr>
+        <w:t>• Dashboard: Generación con 70% probabilidad post-login</w:t>
+      </w:r>
+    </w:p>
+    <w:p>
+      <w:pPr>
+        <w:spacing w:after="80" w:line="276" w:lineRule="auto"/>
+        <w:ind w:left="576"/>
+      </w:pPr>
+      <w:r>
+        <w:rPr>
+          <w:rFonts w:ascii="Arial" w:hAnsi="Arial"/>
+          <w:sz w:val="22"/>
+        </w:rPr>
+        <w:t>• Logout: Generación con 50% probabilidad, duración 5min-2hrs</w:t>
+      </w:r>
+    </w:p>
+    <w:p>
+      <w:pPr>
+        <w:spacing w:after="80" w:line="276" w:lineRule="auto"/>
+        <w:ind w:left="576"/>
+      </w:pPr>
+      <w:r>
+        <w:rPr>
+          <w:rFonts w:ascii="Arial" w:hAnsi="Arial"/>
+          <w:sz w:val="22"/>
+        </w:rPr>
+        <w:t>• Completions: Finalizaciones de cursos con % configurable</w:t>
+      </w:r>
+    </w:p>
+    <w:p>
+      <w:pPr>
+        <w:spacing w:before="240" w:after="120"/>
+        <w:outlineLvl w:val="1"/>
+      </w:pPr>
+      <w:r>
+        <w:rPr>
+          <w:rFonts w:ascii="Arial" w:hAnsi="Arial"/>
+          <w:b/>
+          <w:color w:val="646363"/>
+          <w:sz w:val="28"/>
+        </w:rPr>
+        <w:t>7.14 Estadísticas Generadas</w:t>
+      </w:r>
+    </w:p>
+    <w:p>
+      <w:pPr>
+        <w:spacing w:after="160" w:line="276" w:lineRule="auto"/>
+        <w:jc w:val="both"/>
+      </w:pPr>
+      <w:r>
+        <w:rPr>
+          <w:rFonts w:ascii="Arial" w:hAnsi="Arial"/>
+          <w:b w:val="0"/>
+          <w:i w:val="0"/>
+          <w:sz w:val="22"/>
+        </w:rPr>
+        <w:t>El plugin proporciona estadísticas detalladas después de cada ejecución:</w:t>
+      </w:r>
+    </w:p>
+    <w:p>
+      <w:pPr>
+        <w:spacing w:after="80" w:line="276" w:lineRule="auto"/>
+        <w:ind w:left="576"/>
+      </w:pPr>
+      <w:r>
+        <w:rPr>
+          <w:rFonts w:ascii="Arial" w:hAnsi="Arial"/>
+          <w:sz w:val="22"/>
+        </w:rPr>
+        <w:t>• users_processed: Total de usuarios procesados</w:t>
+      </w:r>
+    </w:p>
+    <w:p>
+      <w:pPr>
+        <w:spacing w:after="80" w:line="276" w:lineRule="auto"/>
+        <w:ind w:left="576"/>
+      </w:pPr>
+      <w:r>
+        <w:rPr>
+          <w:rFonts w:ascii="Arial" w:hAnsi="Arial"/>
+          <w:sz w:val="22"/>
+        </w:rPr>
+        <w:t>• users_updated: Usuarios con timecreated actualizado</w:t>
+      </w:r>
+    </w:p>
+    <w:p>
+      <w:pPr>
+        <w:spacing w:after="80" w:line="276" w:lineRule="auto"/>
+        <w:ind w:left="576"/>
+      </w:pPr>
+      <w:r>
+        <w:rPr>
+          <w:rFonts w:ascii="Arial" w:hAnsi="Arial"/>
+          <w:sz w:val="22"/>
+        </w:rPr>
+        <w:t>• users_without_enrollments: Usuarios sin matriculaciones</w:t>
+      </w:r>
+    </w:p>
+    <w:p>
+      <w:pPr>
+        <w:spacing w:after="80" w:line="276" w:lineRule="auto"/>
+        <w:ind w:left="576"/>
+      </w:pPr>
+      <w:r>
+        <w:rPr>
+          <w:rFonts w:ascii="Arial" w:hAnsi="Arial"/>
+          <w:sz w:val="22"/>
+        </w:rPr>
+        <w:t>• records_deleted: Registros eliminados en limpieza</w:t>
+      </w:r>
+    </w:p>
+    <w:p>
+      <w:pPr>
+        <w:spacing w:after="80" w:line="276" w:lineRule="auto"/>
+        <w:ind w:left="576"/>
+      </w:pPr>
+      <w:r>
+        <w:rPr>
+          <w:rFonts w:ascii="Arial" w:hAnsi="Arial"/>
+          <w:sz w:val="22"/>
+        </w:rPr>
+        <w:t>• logins_generated: Inicios de sesión generados</w:t>
+      </w:r>
+    </w:p>
+    <w:p>
+      <w:pPr>
+        <w:spacing w:after="80" w:line="276" w:lineRule="auto"/>
+        <w:ind w:left="576"/>
+      </w:pPr>
+      <w:r>
+        <w:rPr>
+          <w:rFonts w:ascii="Arial" w:hAnsi="Arial"/>
+          <w:sz w:val="22"/>
+        </w:rPr>
+        <w:t>• course_access_generated: Accesos a cursos generados</w:t>
+      </w:r>
+    </w:p>
+    <w:p>
+      <w:pPr>
+        <w:spacing w:after="80" w:line="276" w:lineRule="auto"/>
+        <w:ind w:left="576"/>
+      </w:pPr>
+      <w:r>
+        <w:rPr>
+          <w:rFonts w:ascii="Arial" w:hAnsi="Arial"/>
+          <w:sz w:val="22"/>
+        </w:rPr>
+        <w:t>• activity_access_generated: Accesos a actividades generados</w:t>
+      </w:r>
+    </w:p>
+    <w:p>
+      <w:pPr>
+        <w:spacing w:after="80" w:line="276" w:lineRule="auto"/>
+        <w:ind w:left="576"/>
+      </w:pPr>
+      <w:r>
+        <w:rPr>
+          <w:rFonts w:ascii="Arial" w:hAnsi="Arial"/>
+          <w:sz w:val="22"/>
+        </w:rPr>
+        <w:t>• dashboard_access_generated: Accesos al dashboard generados</w:t>
+      </w:r>
+    </w:p>
+    <w:p>
+      <w:pPr>
+        <w:spacing w:after="80" w:line="276" w:lineRule="auto"/>
+        <w:ind w:left="576"/>
+      </w:pPr>
+      <w:r>
+        <w:rPr>
+          <w:rFonts w:ascii="Arial" w:hAnsi="Arial"/>
+          <w:sz w:val="22"/>
+        </w:rPr>
+        <w:t>• logouts_generated: Cierres de sesión generados</w:t>
+      </w:r>
+    </w:p>
+    <w:p>
+      <w:pPr>
+        <w:spacing w:after="80" w:line="276" w:lineRule="auto"/>
+        <w:ind w:left="576"/>
+      </w:pPr>
+      <w:r>
+        <w:rPr>
+          <w:rFonts w:ascii="Arial" w:hAnsi="Arial"/>
+          <w:sz w:val="22"/>
+        </w:rPr>
+        <w:t>• completions_generated: Finalizaciones de cursos generadas</w:t>
+      </w:r>
+    </w:p>
+    <w:p>
+      <w:pPr>
+        <w:spacing w:before="240" w:after="120"/>
+        <w:outlineLvl w:val="1"/>
+      </w:pPr>
+      <w:r>
+        <w:rPr>
+          <w:rFonts w:ascii="Arial" w:hAnsi="Arial"/>
+          <w:b/>
+          <w:color w:val="646363"/>
+          <w:sz w:val="28"/>
+        </w:rPr>
+        <w:t>7.15 Seguridad y Privacidad</w:t>
+      </w:r>
+    </w:p>
+    <w:p>
+      <w:pPr>
+        <w:spacing w:after="160" w:line="276" w:lineRule="auto"/>
+        <w:jc w:val="both"/>
+      </w:pPr>
+      <w:r>
+        <w:rPr>
+          <w:rFonts w:ascii="Arial" w:hAnsi="Arial"/>
+          <w:b w:val="0"/>
+          <w:i w:val="0"/>
+          <w:sz w:val="22"/>
+        </w:rPr>
+        <w:t>GDPR Compliance: Sí. Almacena datos personales: No.</w:t>
+      </w:r>
+    </w:p>
+    <w:p>
+      <w:pPr>
+        <w:spacing w:after="160" w:line="276" w:lineRule="auto"/>
+        <w:jc w:val="both"/>
+      </w:pPr>
+      <w:r>
+        <w:rPr>
+          <w:rFonts w:ascii="Arial" w:hAnsi="Arial"/>
+          <w:b w:val="0"/>
+          <w:i w:val="0"/>
+          <w:sz w:val="22"/>
+        </w:rPr>
+        <w:t>Controles de seguridad implementados:</w:t>
+      </w:r>
+    </w:p>
+    <w:p>
+      <w:pPr>
+        <w:spacing w:after="80" w:line="276" w:lineRule="auto"/>
+        <w:ind w:left="576"/>
+      </w:pPr>
+      <w:r>
+        <w:rPr>
+          <w:rFonts w:ascii="Arial" w:hAnsi="Arial"/>
+          <w:sz w:val="22"/>
+        </w:rPr>
+        <w:t>• Verificación de login</w:t>
+      </w:r>
+    </w:p>
+    <w:p>
+      <w:pPr>
+        <w:spacing w:after="80" w:line="276" w:lineRule="auto"/>
+        <w:ind w:left="576"/>
+      </w:pPr>
+      <w:r>
+        <w:rPr>
+          <w:rFonts w:ascii="Arial" w:hAnsi="Arial"/>
+          <w:sz w:val="22"/>
+        </w:rPr>
+        <w:t>• Verificación de capacidades</w:t>
+      </w:r>
+    </w:p>
+    <w:p>
+      <w:pPr>
+        <w:spacing w:after="80" w:line="276" w:lineRule="auto"/>
+        <w:ind w:left="576"/>
+      </w:pPr>
+      <w:r>
+        <w:rPr>
+          <w:rFonts w:ascii="Arial" w:hAnsi="Arial"/>
+          <w:sz w:val="22"/>
+        </w:rPr>
+        <w:t>• Validación de sesskey</w:t>
+      </w:r>
+    </w:p>
+    <w:p>
+      <w:pPr>
+        <w:spacing w:after="80" w:line="276" w:lineRule="auto"/>
+        <w:ind w:left="576"/>
+      </w:pPr>
+      <w:r>
+        <w:rPr>
+          <w:rFonts w:ascii="Arial" w:hAnsi="Arial"/>
+          <w:sz w:val="22"/>
+        </w:rPr>
+        <w:t>• Contexto de sistema (solo admins)</w:t>
+      </w:r>
+    </w:p>
+    <w:p>
+      <w:pPr>
+        <w:spacing w:after="80" w:line="276" w:lineRule="auto"/>
+        <w:ind w:left="576"/>
+      </w:pPr>
+      <w:r>
+        <w:rPr>
+          <w:rFonts w:ascii="Arial" w:hAnsi="Arial"/>
+          <w:sz w:val="22"/>
+        </w:rPr>
+        <w:t>• Confirmación antes de ejecución</w:t>
+      </w:r>
+    </w:p>
+    <w:p>
+      <w:pPr>
+        <w:spacing w:after="160" w:line="276" w:lineRule="auto"/>
+        <w:jc w:val="both"/>
+      </w:pPr>
+      <w:r>
+        <w:rPr>
+          <w:rFonts w:ascii="Arial" w:hAnsi="Arial"/>
+          <w:b w:val="0"/>
+          <w:i w:val="0"/>
+          <w:sz w:val="22"/>
+        </w:rPr>
+        <w:t>Riesgos asociados a las capacidades:</w:t>
+      </w:r>
+    </w:p>
+    <w:p>
+      <w:pPr>
+        <w:spacing w:after="80" w:line="276" w:lineRule="auto"/>
+        <w:ind w:left="576"/>
+      </w:pPr>
+      <w:r>
+        <w:rPr>
+          <w:rFonts w:ascii="Arial" w:hAnsi="Arial"/>
+          <w:sz w:val="22"/>
+        </w:rPr>
+        <w:t>• RISK_CONFIG: Puede afectar configuración del sistema</w:t>
+      </w:r>
+    </w:p>
+    <w:p>
+      <w:pPr>
+        <w:spacing w:after="80" w:line="276" w:lineRule="auto"/>
+        <w:ind w:left="576"/>
+      </w:pPr>
+      <w:r>
+        <w:rPr>
+          <w:rFonts w:ascii="Arial" w:hAnsi="Arial"/>
+          <w:sz w:val="22"/>
+        </w:rPr>
+        <w:t>• RISK_DATALOSS: Puede eliminar registros existentes</w:t>
+      </w:r>
+    </w:p>
+    <w:p>
+      <w:pPr>
+        <w:spacing w:after="80" w:line="276" w:lineRule="auto"/>
+        <w:ind w:left="576"/>
+      </w:pPr>
+      <w:r>
+        <w:rPr>
+          <w:rFonts w:ascii="Arial" w:hAnsi="Arial"/>
+          <w:sz w:val="22"/>
+        </w:rPr>
+        <w:t>• RISK_PERSONAL: Accede a información de usuarios</w:t>
+      </w:r>
+    </w:p>
+    <w:p>
+      <w:pPr>
+        <w:spacing w:before="240" w:after="120"/>
+        <w:outlineLvl w:val="1"/>
+      </w:pPr>
+      <w:r>
+        <w:rPr>
+          <w:rFonts w:ascii="Arial" w:hAnsi="Arial"/>
+          <w:b/>
+          <w:color w:val="646363"/>
+          <w:sz w:val="28"/>
+        </w:rPr>
+        <w:t>7.16 Limitaciones y Consideraciones</w:t>
+      </w:r>
+    </w:p>
+    <w:p>
+      <w:pPr>
+        <w:spacing w:after="160" w:line="276" w:lineRule="auto"/>
+        <w:jc w:val="both"/>
+      </w:pPr>
+      <w:r>
+        <w:rPr>
+          <w:rFonts w:ascii="Arial" w:hAnsi="Arial"/>
+          <w:b w:val="0"/>
+          <w:i w:val="0"/>
+          <w:sz w:val="22"/>
+        </w:rPr>
+        <w:t>Es importante considerar las siguientes limitaciones del plugin:</w:t>
+      </w:r>
+    </w:p>
+    <w:p>
+      <w:pPr>
+        <w:spacing w:after="80" w:line="276" w:lineRule="auto"/>
+        <w:ind w:left="576"/>
+      </w:pPr>
+      <w:r>
+        <w:rPr>
+          <w:rFonts w:ascii="Arial" w:hAnsi="Arial"/>
+          <w:sz w:val="22"/>
+        </w:rPr>
+        <w:t>• No genera datos 100% realistas (patrones aleatorios)</w:t>
+      </w:r>
+    </w:p>
+    <w:p>
+      <w:pPr>
+        <w:spacing w:after="80" w:line="276" w:lineRule="auto"/>
+        <w:ind w:left="576"/>
+      </w:pPr>
+      <w:r>
+        <w:rPr>
+          <w:rFonts w:ascii="Arial" w:hAnsi="Arial"/>
+          <w:sz w:val="22"/>
+        </w:rPr>
+        <w:t>• Requiere privilegios de administrador</w:t>
+      </w:r>
+    </w:p>
+    <w:p>
+      <w:pPr>
+        <w:spacing w:after="80" w:line="276" w:lineRule="auto"/>
+        <w:ind w:left="576"/>
+      </w:pPr>
+      <w:r>
+        <w:rPr>
+          <w:rFonts w:ascii="Arial" w:hAnsi="Arial"/>
+          <w:sz w:val="22"/>
+        </w:rPr>
+        <w:t>• Puede consumir mucho tiempo y recursos en grandes volúmenes</w:t>
+      </w:r>
+    </w:p>
+    <w:p>
+      <w:pPr>
+        <w:spacing w:after="80" w:line="276" w:lineRule="auto"/>
+        <w:ind w:left="576"/>
+      </w:pPr>
+      <w:r>
+        <w:rPr>
+          <w:rFonts w:ascii="Arial" w:hAnsi="Arial"/>
+          <w:sz w:val="22"/>
+        </w:rPr>
+        <w:t>• La limpieza elimina TODOS los registros (no es selectiva)</w:t>
+      </w:r>
+    </w:p>
+    <w:p>
+      <w:pPr>
+        <w:spacing w:after="80" w:line="276" w:lineRule="auto"/>
+        <w:ind w:left="576"/>
+      </w:pPr>
+      <w:r>
+        <w:rPr>
+          <w:rFonts w:ascii="Arial" w:hAnsi="Arial"/>
+          <w:sz w:val="22"/>
+        </w:rPr>
+        <w:t>• No valida coherencia de datos (ej: accesos sin matriculación)</w:t>
+      </w:r>
+    </w:p>
+    <w:p>
+      <w:pPr>
+        <w:spacing w:after="80" w:line="276" w:lineRule="auto"/>
+        <w:ind w:left="576"/>
+      </w:pPr>
+      <w:r>
+        <w:rPr>
+          <w:rFonts w:ascii="Arial" w:hAnsi="Arial"/>
+          <w:sz w:val="22"/>
+        </w:rPr>
+        <w:t>• Los timestamps son aleatorios dentro del rango (no cronológicos)</w:t>
+      </w:r>
+    </w:p>
+    <w:p>
+      <w:pPr>
+        <w:spacing w:before="240" w:after="120"/>
+        <w:outlineLvl w:val="1"/>
+      </w:pPr>
+      <w:r>
+        <w:rPr>
+          <w:rFonts w:ascii="Arial" w:hAnsi="Arial"/>
+          <w:b/>
+          <w:color w:val="646363"/>
+          <w:sz w:val="28"/>
+        </w:rPr>
+        <w:t>7.17 Métricas de Código</w:t>
+      </w:r>
+    </w:p>
+    <w:p>
+      <w:r>
+        <w:rPr>
+          <w:i/>
+          <w:color w:val="646363"/>
+          <w:sz w:val="20"/>
+        </w:rPr>
+        <w:t xml:space="preserve">Tabla </w:t>
+      </w:r>
+      <w:r>
+        <w:fldChar w:fldCharType="begin"/>
+      </w:r>
+      <w:r>
+        <w:instrText xml:space="preserve"> SEQ Tabla \* ARABIC </w:instrText>
+      </w:r>
+      <w:r>
+        <w:fldChar w:fldCharType="separate"/>
+      </w:r>
+      <w:r>
+        <w:t>25</w:t>
+      </w:r>
+      <w:r>
+        <w:fldChar w:fldCharType="end"/>
+      </w:r>
+      <w:r>
+        <w:rPr>
+          <w:i/>
+          <w:color w:val="646363"/>
+          <w:sz w:val="20"/>
+        </w:rPr>
+        <w:t>. Métricas de código del plugin local_platform_access</w:t>
+      </w:r>
+    </w:p>
+    <w:tbl>
+      <w:tblPr>
+        <w:tblStyle w:val="Tablaconcuadrcula"/>
+        <w:tblW w:type="auto" w:w="0"/>
+        <w:jc w:val="center"/>
+        <w:tblLook w:firstColumn="1" w:firstRow="1" w:lastColumn="0" w:lastRow="0" w:noHBand="0" w:noVBand="1" w:val="04A0"/>
+      </w:tblPr>
+      <w:tblGrid>
+        <w:gridCol w:w="4420"/>
+        <w:gridCol w:w="4420"/>
+      </w:tblGrid>
+      <w:tr>
+        <w:tc>
+          <w:tcPr>
+            <w:tcW w:type="dxa" w:w="4420"/>
+            <w:shd w:fill="1B9E88"/>
+          </w:tcPr>
+          <w:p>
+            <w:r>
+              <w:rPr>
+                <w:rFonts w:ascii="Arial" w:hAnsi="Arial"/>
+                <w:b/>
+                <w:color w:val="FFFFFF"/>
+                <w:sz w:val="20"/>
+              </w:rPr>
+              <w:t>Métrica</w:t>
+            </w:r>
+          </w:p>
+        </w:tc>
+        <w:tc>
+          <w:tcPr>
+            <w:tcW w:type="dxa" w:w="4420"/>
+            <w:shd w:fill="1B9E88"/>
+          </w:tcPr>
+          <w:p>
+            <w:r>
+              <w:rPr>
+                <w:rFonts w:ascii="Arial" w:hAnsi="Arial"/>
+                <w:b/>
+                <w:color w:val="FFFFFF"/>
+                <w:sz w:val="20"/>
+              </w:rPr>
+              <w:t>Valor</w:t>
+            </w:r>
+          </w:p>
+        </w:tc>
+      </w:tr>
+      <w:tr>
+        <w:tc>
+          <w:tcPr>
+            <w:tcW w:type="dxa" w:w="4420"/>
+          </w:tcPr>
+          <w:p>
+            <w:r>
+              <w:rPr>
+                <w:rFonts w:ascii="Arial" w:hAnsi="Arial"/>
+                <w:sz w:val="20"/>
+              </w:rPr>
+              <w:t>Total Archivos Php</w:t>
+            </w:r>
+          </w:p>
+        </w:tc>
+        <w:tc>
+          <w:tcPr>
+            <w:tcW w:type="dxa" w:w="4420"/>
+          </w:tcPr>
+          <w:p>
+            <w:r>
+              <w:rPr>
+                <w:rFonts w:ascii="Arial" w:hAnsi="Arial"/>
+                <w:sz w:val="20"/>
+              </w:rPr>
+              <w:t>6</w:t>
+            </w:r>
+          </w:p>
+        </w:tc>
+      </w:tr>
+      <w:tr>
+        <w:tc>
+          <w:tcPr>
+            <w:tcW w:type="dxa" w:w="4420"/>
+          </w:tcPr>
+          <w:p>
+            <w:r>
+              <w:rPr>
+                <w:rFonts w:ascii="Arial" w:hAnsi="Arial"/>
+                <w:sz w:val="20"/>
+              </w:rPr>
+              <w:t>Total Clases</w:t>
+            </w:r>
+          </w:p>
+        </w:tc>
+        <w:tc>
+          <w:tcPr>
+            <w:tcW w:type="dxa" w:w="4420"/>
+          </w:tcPr>
+          <w:p>
+            <w:r>
+              <w:rPr>
+                <w:rFonts w:ascii="Arial" w:hAnsi="Arial"/>
+                <w:sz w:val="20"/>
+              </w:rPr>
+              <w:t>3</w:t>
+            </w:r>
+          </w:p>
+        </w:tc>
+      </w:tr>
+      <w:tr>
+        <w:tc>
+          <w:tcPr>
+            <w:tcW w:type="dxa" w:w="4420"/>
+          </w:tcPr>
+          <w:p>
+            <w:r>
+              <w:rPr>
+                <w:rFonts w:ascii="Arial" w:hAnsi="Arial"/>
+                <w:sz w:val="20"/>
+              </w:rPr>
+              <w:t>Lineas Generator</w:t>
+            </w:r>
+          </w:p>
+        </w:tc>
+        <w:tc>
+          <w:tcPr>
+            <w:tcW w:type="dxa" w:w="4420"/>
+          </w:tcPr>
+          <w:p>
+            <w:r>
+              <w:rPr>
+                <w:rFonts w:ascii="Arial" w:hAnsi="Arial"/>
+                <w:sz w:val="20"/>
+              </w:rPr>
+              <w:t>~1019</w:t>
+            </w:r>
+          </w:p>
+        </w:tc>
+      </w:tr>
+      <w:tr>
+        <w:tc>
+          <w:tcPr>
+            <w:tcW w:type="dxa" w:w="4420"/>
+          </w:tcPr>
+          <w:p>
+            <w:r>
+              <w:rPr>
+                <w:rFonts w:ascii="Arial" w:hAnsi="Arial"/>
+                <w:sz w:val="20"/>
+              </w:rPr>
+              <w:t>Lineas Generate Form</w:t>
+            </w:r>
+          </w:p>
+        </w:tc>
+        <w:tc>
+          <w:tcPr>
+            <w:tcW w:type="dxa" w:w="4420"/>
+          </w:tcPr>
+          <w:p>
+            <w:r>
+              <w:rPr>
+                <w:rFonts w:ascii="Arial" w:hAnsi="Arial"/>
+                <w:sz w:val="20"/>
+              </w:rPr>
+              <w:t>~229</w:t>
+            </w:r>
+          </w:p>
+        </w:tc>
+      </w:tr>
+      <w:tr>
+        <w:tc>
+          <w:tcPr>
+            <w:tcW w:type="dxa" w:w="4420"/>
+          </w:tcPr>
+          <w:p>
+            <w:r>
+              <w:rPr>
+                <w:rFonts w:ascii="Arial" w:hAnsi="Arial"/>
+                <w:sz w:val="20"/>
+              </w:rPr>
+              <w:t>Lineas Total Estimadas</w:t>
+            </w:r>
+          </w:p>
+        </w:tc>
+        <w:tc>
+          <w:tcPr>
+            <w:tcW w:type="dxa" w:w="4420"/>
+          </w:tcPr>
+          <w:p>
+            <w:r>
+              <w:rPr>
+                <w:rFonts w:ascii="Arial" w:hAnsi="Arial"/>
+                <w:sz w:val="20"/>
+              </w:rPr>
+              <w:t>~1500</w:t>
+            </w:r>
+          </w:p>
+        </w:tc>
+      </w:tr>
+      <w:tr>
+        <w:tc>
+          <w:tcPr>
+            <w:tcW w:type="dxa" w:w="4420"/>
+          </w:tcPr>
+          <w:p>
+            <w:r>
+              <w:rPr>
+                <w:rFonts w:ascii="Arial" w:hAnsi="Arial"/>
+                <w:sz w:val="20"/>
+              </w:rPr>
+              <w:t>Complejidad</w:t>
+            </w:r>
+          </w:p>
+        </w:tc>
+        <w:tc>
+          <w:tcPr>
+            <w:tcW w:type="dxa" w:w="4420"/>
+          </w:tcPr>
+          <w:p>
+            <w:r>
+              <w:rPr>
+                <w:rFonts w:ascii="Arial" w:hAnsi="Arial"/>
+                <w:sz w:val="20"/>
+              </w:rPr>
+              <w:t>Media-Alta (optimizaciones avanzadas)</w:t>
+            </w:r>
+          </w:p>
+        </w:tc>
+      </w:tr>
+    </w:tbl>
+    <w:p/>
+    <w:p>
+      <w:pPr>
+        <w:spacing w:before="240" w:after="120"/>
+        <w:outlineLvl w:val="1"/>
+      </w:pPr>
+      <w:r>
+        <w:rPr>
+          <w:rFonts w:ascii="Arial" w:hAnsi="Arial"/>
+          <w:b/>
+          <w:color w:val="646363"/>
+          <w:sz w:val="28"/>
+        </w:rPr>
+        <w:t>7.18 Flujo Completo de Ejecución</w:t>
+      </w:r>
+    </w:p>
+    <w:p>
+      <w:pPr>
+        <w:spacing w:after="160" w:line="276" w:lineRule="auto"/>
+        <w:jc w:val="both"/>
+      </w:pPr>
+      <w:r>
+        <w:rPr>
+          <w:rFonts w:ascii="Arial" w:hAnsi="Arial"/>
+          <w:b w:val="0"/>
+          <w:i w:val="0"/>
+          <w:sz w:val="22"/>
+        </w:rPr>
+        <w:t>El siguiente flujo describe el proceso completo de generación de datos:</w:t>
+      </w:r>
+    </w:p>
+    <w:p>
+      <w:pPr>
+        <w:spacing w:after="80" w:line="276" w:lineRule="auto"/>
+        <w:ind w:left="576"/>
+      </w:pPr>
+      <w:r>
+        <w:rPr>
+          <w:rFonts w:ascii="Arial" w:hAnsi="Arial"/>
+          <w:sz w:val="22"/>
+        </w:rPr>
+        <w:t>• Paso 1: Usuario accede a Administración &gt; Development &gt; Platform Access Generator</w:t>
+      </w:r>
+    </w:p>
+    <w:p>
+      <w:pPr>
+        <w:spacing w:after="80" w:line="276" w:lineRule="auto"/>
+        <w:ind w:left="576"/>
+      </w:pPr>
+      <w:r>
+        <w:rPr>
+          <w:rFonts w:ascii="Arial" w:hAnsi="Arial"/>
+          <w:sz w:val="22"/>
+        </w:rPr>
+        <w:t>• Paso 10: Sistema obtiene lista de usuarios a procesar</w:t>
+      </w:r>
+    </w:p>
+    <w:p>
+      <w:pPr>
+        <w:spacing w:after="80" w:line="276" w:lineRule="auto"/>
+        <w:ind w:left="576"/>
+      </w:pPr>
+      <w:r>
+        <w:rPr>
+          <w:rFonts w:ascii="Arial" w:hAnsi="Arial"/>
+          <w:sz w:val="22"/>
+        </w:rPr>
+        <w:t>• Paso 11: Sistema limpia registros existentes (si cleanbeforegenerate=1)</w:t>
+      </w:r>
+    </w:p>
+    <w:p>
+      <w:pPr>
+        <w:spacing w:after="80" w:line="276" w:lineRule="auto"/>
+        <w:ind w:left="576"/>
+      </w:pPr>
+      <w:r>
+        <w:rPr>
+          <w:rFonts w:ascii="Arial" w:hAnsi="Arial"/>
+          <w:sz w:val="22"/>
+        </w:rPr>
+        <w:t>• Paso 12: Sistema pre-carga enrollments y contextos</w:t>
+      </w:r>
+    </w:p>
+    <w:p>
+      <w:pPr>
+        <w:spacing w:after="80" w:line="276" w:lineRule="auto"/>
+        <w:ind w:left="576"/>
+      </w:pPr>
+      <w:r>
+        <w:rPr>
+          <w:rFonts w:ascii="Arial" w:hAnsi="Arial"/>
+          <w:sz w:val="22"/>
+        </w:rPr>
+        <w:t>• Paso 13: Sistema actualiza fechas de creación de usuarios (si updateusercreated=1)</w:t>
+      </w:r>
+    </w:p>
+    <w:p>
+      <w:pPr>
+        <w:spacing w:after="80" w:line="276" w:lineRule="auto"/>
+        <w:ind w:left="576"/>
+      </w:pPr>
+      <w:r>
+        <w:rPr>
+          <w:rFonts w:ascii="Arial" w:hAnsi="Arial"/>
+          <w:sz w:val="22"/>
+        </w:rPr>
+        <w:t>• Paso 14: Sistema procesa cada usuario con callbacks de progreso</w:t>
+      </w:r>
+    </w:p>
+    <w:p>
+      <w:pPr>
+        <w:spacing w:after="80" w:line="276" w:lineRule="auto"/>
+        <w:ind w:left="576"/>
+      </w:pPr>
+      <w:r>
+        <w:rPr>
+          <w:rFonts w:ascii="Arial" w:hAnsi="Arial"/>
+          <w:sz w:val="22"/>
+        </w:rPr>
+        <w:t>• Paso 15: Para cada usuario: genera logins, dashboard, cursos, actividades, completions</w:t>
+      </w:r>
+    </w:p>
+    <w:p>
+      <w:pPr>
+        <w:spacing w:after="80" w:line="276" w:lineRule="auto"/>
+        <w:ind w:left="576"/>
+      </w:pPr>
+      <w:r>
+        <w:rPr>
+          <w:rFonts w:ascii="Arial" w:hAnsi="Arial"/>
+          <w:sz w:val="22"/>
+        </w:rPr>
+        <w:t>• Paso 16: Sistema bufferiza registros y hace flush cada 500</w:t>
+      </w:r>
+    </w:p>
+    <w:p>
+      <w:pPr>
+        <w:spacing w:after="80" w:line="276" w:lineRule="auto"/>
+        <w:ind w:left="576"/>
+      </w:pPr>
+      <w:r>
+        <w:rPr>
+          <w:rFonts w:ascii="Arial" w:hAnsi="Arial"/>
+          <w:sz w:val="22"/>
+        </w:rPr>
+        <w:t>• Paso 17: Sistema actualiza campos de acceso de usuarios</w:t>
+      </w:r>
+    </w:p>
+    <w:p>
+      <w:pPr>
+        <w:spacing w:after="80" w:line="276" w:lineRule="auto"/>
+        <w:ind w:left="576"/>
+      </w:pPr>
+      <w:r>
+        <w:rPr>
+          <w:rFonts w:ascii="Arial" w:hAnsi="Arial"/>
+          <w:sz w:val="22"/>
+        </w:rPr>
+        <w:t>• Paso 18: Sistema muestra tabla de estadísticas</w:t>
+      </w:r>
+    </w:p>
+    <w:p>
+      <w:pPr>
+        <w:spacing w:after="80" w:line="276" w:lineRule="auto"/>
+        <w:ind w:left="576"/>
+      </w:pPr>
+      <w:r>
+        <w:rPr>
+          <w:rFonts w:ascii="Arial" w:hAnsi="Arial"/>
+          <w:sz w:val="22"/>
+        </w:rPr>
+        <w:t>• Paso 19: Usuario ve resumen y puede continuar</w:t>
+      </w:r>
+    </w:p>
+    <w:p>
+      <w:pPr>
+        <w:spacing w:after="80" w:line="276" w:lineRule="auto"/>
+        <w:ind w:left="576"/>
+      </w:pPr>
+      <w:r>
+        <w:rPr>
+          <w:rFonts w:ascii="Arial" w:hAnsi="Arial"/>
+          <w:sz w:val="22"/>
+        </w:rPr>
+        <w:t>• Paso 2: Sistema muestra formulario con opciones de configuración</w:t>
+      </w:r>
+    </w:p>
+    <w:p>
+      <w:pPr>
+        <w:spacing w:before="240" w:after="120"/>
+        <w:outlineLvl w:val="1"/>
+      </w:pPr>
+      <w:r>
+        <w:rPr>
+          <w:rFonts w:ascii="Arial" w:hAnsi="Arial"/>
+          <w:b/>
+          <w:color w:val="646363"/>
+          <w:sz w:val="28"/>
+        </w:rPr>
+        <w:t>7.19 Dependencias</w:t>
+      </w:r>
+    </w:p>
+    <w:p>
+      <w:pPr>
+        <w:spacing w:after="160" w:line="276" w:lineRule="auto"/>
+        <w:jc w:val="both"/>
+      </w:pPr>
+      <w:r>
+        <w:rPr>
+          <w:rFonts w:ascii="Arial" w:hAnsi="Arial"/>
+          <w:b w:val="0"/>
+          <w:i w:val="0"/>
+          <w:sz w:val="22"/>
+        </w:rPr>
+        <w:t>Versión mínima de Moodle requerida: 2024100700+</w:t>
+      </w:r>
+    </w:p>
+    <w:p>
+      <w:pPr>
+        <w:spacing w:after="160" w:line="276" w:lineRule="auto"/>
+        <w:jc w:val="both"/>
+      </w:pPr>
+      <w:r>
+        <w:rPr>
+          <w:rFonts w:ascii="Arial" w:hAnsi="Arial"/>
+          <w:b w:val="0"/>
+          <w:i w:val="0"/>
+          <w:sz w:val="22"/>
+        </w:rPr>
+        <w:t>Plugins opcionales para funcionalidad extendida:</w:t>
+      </w:r>
+    </w:p>
+    <w:p>
+      <w:pPr>
+        <w:spacing w:after="80" w:line="276" w:lineRule="auto"/>
+        <w:ind w:left="576"/>
+      </w:pPr>
+      <w:r>
+        <w:rPr>
+          <w:rFonts w:ascii="Arial" w:hAnsi="Arial"/>
+          <w:sz w:val="22"/>
+        </w:rPr>
+        <w:t>• IOMAD (company, company_users, company_course)</w:t>
+      </w:r>
+    </w:p>
+    <w:p>
+      <w:pPr>
+        <w:spacing w:after="80" w:line="276" w:lineRule="auto"/>
+        <w:ind w:left="576"/>
+      </w:pPr>
+      <w:r>
+        <w:rPr>
+          <w:rFonts w:ascii="Arial" w:hAnsi="Arial"/>
+          <w:sz w:val="22"/>
+        </w:rPr>
+        <w:t>• local_report_user_logins</w:t>
+      </w:r>
+    </w:p>
+    <w:p>
+      <w:pPr>
+        <w:spacing w:before="240" w:after="120"/>
+        <w:outlineLvl w:val="1"/>
+      </w:pPr>
+      <w:r>
+        <w:rPr>
+          <w:rFonts w:ascii="Arial" w:hAnsi="Arial"/>
+          <w:b/>
+          <w:color w:val="646363"/>
+          <w:sz w:val="28"/>
+        </w:rPr>
+        <w:t>7.20 Conclusión</w:t>
+      </w:r>
+    </w:p>
+    <w:p>
+      <w:pPr>
+        <w:spacing w:after="80" w:line="276" w:lineRule="auto"/>
+        <w:ind w:left="576"/>
+      </w:pPr>
+      <w:r>
+        <w:rPr>
+          <w:rFonts w:ascii="Arial" w:hAnsi="Arial"/>
+          <w:sz w:val="22"/>
+        </w:rPr>
+        <w:t>• Calidad Codigo: Alta - Bien estructurado, moderno, optimizado</w:t>
+      </w:r>
+    </w:p>
+    <w:p>
+      <w:pPr>
+        <w:spacing w:after="80" w:line="276" w:lineRule="auto"/>
+        <w:ind w:left="576"/>
+      </w:pPr>
+      <w:r>
+        <w:rPr>
+          <w:rFonts w:ascii="Arial" w:hAnsi="Arial"/>
+          <w:sz w:val="22"/>
+        </w:rPr>
+        <w:t>• Documentacion: Buena - README, comentarios, strings de ayuda</w:t>
+      </w:r>
+    </w:p>
+    <w:p>
+      <w:pPr>
+        <w:spacing w:after="80" w:line="276" w:lineRule="auto"/>
+        <w:ind w:left="576"/>
+      </w:pPr>
+      <w:r>
+        <w:rPr>
+          <w:rFonts w:ascii="Arial" w:hAnsi="Arial"/>
+          <w:sz w:val="22"/>
+        </w:rPr>
+        <w:t>• Mantenibilidad: Alta - Separación de responsabilidades, namespaces</w:t>
+      </w:r>
+    </w:p>
+    <w:p>
+      <w:pPr>
+        <w:spacing w:after="80" w:line="276" w:lineRule="auto"/>
+        <w:ind w:left="576"/>
+      </w:pPr>
+      <w:r>
+        <w:rPr>
+          <w:rFonts w:ascii="Arial" w:hAnsi="Arial"/>
+          <w:sz w:val="22"/>
+        </w:rPr>
+        <w:t>• Rendimiento: Excelente - Múltiples optimizaciones implementadas</w:t>
+      </w:r>
+    </w:p>
+    <w:p>
+      <w:pPr>
+        <w:spacing w:after="80" w:line="276" w:lineRule="auto"/>
+        <w:ind w:left="576"/>
+      </w:pPr>
+      <w:r>
+        <w:rPr>
+          <w:rFonts w:ascii="Arial" w:hAnsi="Arial"/>
+          <w:sz w:val="22"/>
+        </w:rPr>
+        <w:t>• Seguridad: Adecuada - Verificaciones y capabilities correctas</w:t>
+      </w:r>
+    </w:p>
+    <w:p>
+      <w:pPr>
+        <w:spacing w:after="80" w:line="276" w:lineRule="auto"/>
+        <w:ind w:left="576"/>
+      </w:pPr>
+      <w:r>
+        <w:rPr>
+          <w:rFonts w:ascii="Arial" w:hAnsi="Arial"/>
+          <w:sz w:val="22"/>
+        </w:rPr>
+        <w:t>• Usabilidad: Buena - Interfaz clara, progreso visible, estadísticas detalladas</w:t>
+      </w:r>
+    </w:p>
+    <w:p>
+      <w:pPr>
+        <w:spacing w:after="80" w:line="276" w:lineRule="auto"/>
+        <w:ind w:left="576"/>
+      </w:pPr>
+      <w:r>
+        <w:rPr>
+          <w:rFonts w:ascii="Arial" w:hAnsi="Arial"/>
+          <w:sz w:val="22"/>
+        </w:rPr>
+        <w:t>• Integracion Iomad: Excelente - Totalmente integrado con fallback a Moodle estándar</w:t>
       </w:r>
     </w:p>
     <w:p>

--- a/docs/informe_tecnico/output/INFORME_TECNICO_FGCT17_2025.docx
+++ b/docs/informe_tecnico/output/INFORME_TECNICO_FGCT17_2025.docx
@@ -299,6 +299,244 @@
       </w:r>
     </w:p>
     <w:p>
+      <w:r>
+        <w:br w:type="page"/>
+      </w:r>
+    </w:p>
+    <w:p/>
+    <w:p/>
+    <w:p/>
+    <w:p/>
+    <w:p>
+      <w:pPr>
+        <w:jc w:val="center"/>
+      </w:pPr>
+      <w:r>
+        <w:rPr>
+          <w:rFonts w:ascii="Arial" w:hAnsi="Arial"/>
+          <w:b/>
+          <w:color w:val="1B9E88"/>
+          <w:sz w:val="28"/>
+        </w:rPr>
+        <w:t>INSTITUTO SUPERIOR DE EDUCACIÓN RURAL</w:t>
+      </w:r>
+    </w:p>
+    <w:p>
+      <w:pPr>
+        <w:jc w:val="center"/>
+      </w:pPr>
+      <w:r>
+        <w:rPr>
+          <w:rFonts w:ascii="Arial" w:hAnsi="Arial"/>
+          <w:b/>
+          <w:color w:val="1B9E88"/>
+          <w:sz w:val="40"/>
+        </w:rPr>
+        <w:t>ISER</w:t>
+      </w:r>
+    </w:p>
+    <w:p>
+      <w:pPr>
+        <w:jc w:val="center"/>
+      </w:pPr>
+      <w:r>
+        <w:rPr>
+          <w:color w:val="FCBD05"/>
+          <w:sz w:val="24"/>
+        </w:rPr>
+        <w:t>══════════════════════════════════════════════════</w:t>
+      </w:r>
+    </w:p>
+    <w:p/>
+    <w:p/>
+    <w:p/>
+    <w:p>
+      <w:pPr>
+        <w:jc w:val="center"/>
+      </w:pPr>
+      <w:r>
+        <w:rPr>
+          <w:rFonts w:ascii="Arial" w:hAnsi="Arial"/>
+          <w:b/>
+          <w:color w:val="646363"/>
+          <w:sz w:val="24"/>
+        </w:rPr>
+        <w:t>INFORMACIÓN DEL CONTRATISTA</w:t>
+      </w:r>
+    </w:p>
+    <w:p/>
+    <w:p/>
+    <w:p>
+      <w:pPr>
+        <w:jc w:val="center"/>
+      </w:pPr>
+      <w:r>
+        <w:rPr>
+          <w:rFonts w:ascii="Arial" w:hAnsi="Arial"/>
+          <w:b/>
+          <w:sz w:val="32"/>
+        </w:rPr>
+        <w:t>PEDRO ALONSO ARIAS BALCUCHO</w:t>
+      </w:r>
+    </w:p>
+    <w:p>
+      <w:pPr>
+        <w:jc w:val="center"/>
+      </w:pPr>
+      <w:r>
+        <w:rPr>
+          <w:rFonts w:ascii="Arial" w:hAnsi="Arial"/>
+          <w:color w:val="646363"/>
+          <w:sz w:val="22"/>
+        </w:rPr>
+        <w:t>C.C. 1.094.277.917</w:t>
+      </w:r>
+    </w:p>
+    <w:p/>
+    <w:p>
+      <w:pPr>
+        <w:jc w:val="center"/>
+      </w:pPr>
+      <w:r>
+        <w:rPr>
+          <w:rFonts w:ascii="Arial" w:hAnsi="Arial"/>
+          <w:color w:val="646363"/>
+          <w:sz w:val="20"/>
+        </w:rPr>
+        <w:t>Contrato de Prestación de Servicios</w:t>
+      </w:r>
+    </w:p>
+    <w:p>
+      <w:pPr>
+        <w:jc w:val="center"/>
+      </w:pPr>
+      <w:r>
+        <w:rPr>
+          <w:rFonts w:ascii="Arial" w:hAnsi="Arial"/>
+          <w:b/>
+          <w:color w:val="1B9E88"/>
+          <w:sz w:val="24"/>
+        </w:rPr>
+        <w:t>No. CD-CPS-066-2025</w:t>
+      </w:r>
+    </w:p>
+    <w:p/>
+    <w:p/>
+    <w:p/>
+    <w:p>
+      <w:pPr>
+        <w:jc w:val="center"/>
+      </w:pPr>
+      <w:r>
+        <w:rPr>
+          <w:rFonts w:ascii="Consolas" w:hAnsi="Consolas"/>
+          <w:color w:val="1B9E88"/>
+          <w:sz w:val="20"/>
+        </w:rPr>
+        <w:t>┌────────────────────────────────────┐</w:t>
+      </w:r>
+    </w:p>
+    <w:p>
+      <w:pPr>
+        <w:jc w:val="center"/>
+      </w:pPr>
+      <w:r>
+        <w:rPr>
+          <w:rFonts w:ascii="Consolas" w:hAnsi="Consolas"/>
+          <w:color w:val="1B9E88"/>
+          <w:sz w:val="20"/>
+        </w:rPr>
+        <w:t>│          DATOS DE CONTACTO          │</w:t>
+      </w:r>
+    </w:p>
+    <w:p>
+      <w:pPr>
+        <w:jc w:val="center"/>
+      </w:pPr>
+      <w:r>
+        <w:rPr>
+          <w:rFonts w:ascii="Consolas" w:hAnsi="Consolas"/>
+          <w:color w:val="1B9E88"/>
+          <w:sz w:val="20"/>
+        </w:rPr>
+        <w:t>│     Tel: 3112243871                 │</w:t>
+      </w:r>
+    </w:p>
+    <w:p>
+      <w:pPr>
+        <w:jc w:val="center"/>
+      </w:pPr>
+      <w:r>
+        <w:rPr>
+          <w:rFonts w:ascii="Consolas" w:hAnsi="Consolas"/>
+          <w:color w:val="1B9E88"/>
+          <w:sz w:val="20"/>
+        </w:rPr>
+        <w:t>│     alonsoariasb@gmail.com          │</w:t>
+      </w:r>
+    </w:p>
+    <w:p>
+      <w:pPr>
+        <w:jc w:val="center"/>
+      </w:pPr>
+      <w:r>
+        <w:rPr>
+          <w:rFonts w:ascii="Consolas" w:hAnsi="Consolas"/>
+          <w:color w:val="1B9E88"/>
+          <w:sz w:val="20"/>
+        </w:rPr>
+        <w:t>└────────────────────────────────────┘</w:t>
+      </w:r>
+    </w:p>
+    <w:p/>
+    <w:p/>
+    <w:p/>
+    <w:p/>
+    <w:p>
+      <w:pPr>
+        <w:jc w:val="center"/>
+      </w:pPr>
+      <w:r>
+        <w:rPr>
+          <w:color w:val="FCBD05"/>
+          <w:sz w:val="24"/>
+        </w:rPr>
+        <w:t>══════════════════════════════════════════════════</w:t>
+      </w:r>
+    </w:p>
+    <w:p>
+      <w:pPr>
+        <w:jc w:val="center"/>
+      </w:pPr>
+      <w:r>
+        <w:rPr>
+          <w:rFonts w:ascii="Arial" w:hAnsi="Arial"/>
+          <w:color w:val="646363"/>
+          <w:sz w:val="20"/>
+        </w:rPr>
+        <w:t>Pamplona, Norte de Santander - Colombia</w:t>
+      </w:r>
+    </w:p>
+    <w:p>
+      <w:pPr>
+        <w:jc w:val="center"/>
+      </w:pPr>
+      <w:r>
+        <w:rPr>
+          <w:rFonts w:ascii="Arial" w:hAnsi="Arial"/>
+          <w:b/>
+          <w:color w:val="1B9E88"/>
+          <w:sz w:val="22"/>
+        </w:rPr>
+        <w:t>Diciembre 2025</w:t>
+      </w:r>
+    </w:p>
+    <w:p>
+      <w:r>
+        <w:br w:type="page"/>
+      </w:r>
+    </w:p>
+    <w:p>
       <w:pPr>
         <w:spacing w:before="360" w:after="120"/>
         <w:outlineLvl w:val="0"/>
@@ -661,39 +899,6 @@
           <w:sz w:val="22"/>
         </w:rPr>
         <w:t>Los plugins han sido desarrollados siguiendo los estándares de desarrollo de Moodle y utilizando las siguientes tecnologías:</w:t>
-      </w:r>
-    </w:p>
-    <w:p>
-      <w:r>
-        <w:rPr>
-          <w:i/>
-          <w:color w:val="646363"/>
-          <w:sz w:val="20"/>
-        </w:rPr>
-        <w:t xml:space="preserve">Tabla </w:t>
-      </w:r>
-      <w:r>
-        <w:fldChar w:fldCharType="begin"/>
-      </w:r>
-      <w:r>
-        <w:instrText xml:space="preserve"> SEQ Tabla \* ARABIC </w:instrText>
-      </w:r>
-      <w:r>
-        <w:fldChar w:fldCharType="separate"/>
-      </w:r>
-      <w:r>
-        <w:t>1</w:t>
-      </w:r>
-      <w:r>
-        <w:fldChar w:fldCharType="end"/>
-      </w:r>
-      <w:r>
-        <w:rPr>
-          <w:i/>
-          <w:color w:val="646363"/>
-          <w:sz w:val="20"/>
-        </w:rPr>
-        <w:t>. Tecnologías utilizadas en los plugins</w:t>
       </w:r>
     </w:p>
     <w:tbl>
@@ -1026,6 +1231,39 @@
         </w:tc>
       </w:tr>
     </w:tbl>
+    <w:p>
+      <w:r>
+        <w:rPr>
+          <w:i/>
+          <w:color w:val="646363"/>
+          <w:sz w:val="20"/>
+        </w:rPr>
+        <w:t xml:space="preserve">Tabla </w:t>
+      </w:r>
+      <w:r>
+        <w:fldChar w:fldCharType="begin"/>
+      </w:r>
+      <w:r>
+        <w:instrText xml:space="preserve"> SEQ Tabla \* ARABIC </w:instrText>
+      </w:r>
+      <w:r>
+        <w:fldChar w:fldCharType="separate"/>
+      </w:r>
+      <w:r>
+        <w:t>1</w:t>
+      </w:r>
+      <w:r>
+        <w:fldChar w:fldCharType="end"/>
+      </w:r>
+      <w:r>
+        <w:rPr>
+          <w:i/>
+          <w:color w:val="646363"/>
+          <w:sz w:val="20"/>
+        </w:rPr>
+        <w:t>. Tecnologías utilizadas en los plugins</w:t>
+      </w:r>
+    </w:p>
     <w:p/>
     <w:p>
       <w:r>
@@ -1105,39 +1343,6 @@
           <w:sz w:val="28"/>
         </w:rPr>
         <w:t>5.2 Información de Versión</w:t>
-      </w:r>
-    </w:p>
-    <w:p>
-      <w:r>
-        <w:rPr>
-          <w:i/>
-          <w:color w:val="646363"/>
-          <w:sz w:val="20"/>
-        </w:rPr>
-        <w:t xml:space="preserve">Tabla </w:t>
-      </w:r>
-      <w:r>
-        <w:fldChar w:fldCharType="begin"/>
-      </w:r>
-      <w:r>
-        <w:instrText xml:space="preserve"> SEQ Tabla \* ARABIC </w:instrText>
-      </w:r>
-      <w:r>
-        <w:fldChar w:fldCharType="separate"/>
-      </w:r>
-      <w:r>
-        <w:t>2</w:t>
-      </w:r>
-      <w:r>
-        <w:fldChar w:fldCharType="end"/>
-      </w:r>
-      <w:r>
-        <w:rPr>
-          <w:i/>
-          <w:color w:val="646363"/>
-          <w:sz w:val="20"/>
-        </w:rPr>
-        <w:t>. Información de versión del plugin local_jobboard</w:t>
       </w:r>
     </w:p>
     <w:tbl>
@@ -1398,6 +1603,39 @@
         </w:tc>
       </w:tr>
     </w:tbl>
+    <w:p>
+      <w:r>
+        <w:rPr>
+          <w:i/>
+          <w:color w:val="646363"/>
+          <w:sz w:val="20"/>
+        </w:rPr>
+        <w:t xml:space="preserve">Tabla </w:t>
+      </w:r>
+      <w:r>
+        <w:fldChar w:fldCharType="begin"/>
+      </w:r>
+      <w:r>
+        <w:instrText xml:space="preserve"> SEQ Tabla \* ARABIC </w:instrText>
+      </w:r>
+      <w:r>
+        <w:fldChar w:fldCharType="separate"/>
+      </w:r>
+      <w:r>
+        <w:t>2</w:t>
+      </w:r>
+      <w:r>
+        <w:fldChar w:fldCharType="end"/>
+      </w:r>
+      <w:r>
+        <w:rPr>
+          <w:i/>
+          <w:color w:val="646363"/>
+          <w:sz w:val="20"/>
+        </w:rPr>
+        <w:t>. Información de versión del plugin local_jobboard</w:t>
+      </w:r>
+    </w:p>
     <w:p/>
     <w:p>
       <w:pPr>
@@ -1789,39 +2027,6 @@
         <w:t>El plugin utiliza 24 tablas para almacenar la información de vacantes, postulaciones, documentos y configuraciones del sistema.</w:t>
       </w:r>
     </w:p>
-    <w:p>
-      <w:r>
-        <w:rPr>
-          <w:i/>
-          <w:color w:val="646363"/>
-          <w:sz w:val="20"/>
-        </w:rPr>
-        <w:t xml:space="preserve">Tabla </w:t>
-      </w:r>
-      <w:r>
-        <w:fldChar w:fldCharType="begin"/>
-      </w:r>
-      <w:r>
-        <w:instrText xml:space="preserve"> SEQ Tabla \* ARABIC </w:instrText>
-      </w:r>
-      <w:r>
-        <w:fldChar w:fldCharType="separate"/>
-      </w:r>
-      <w:r>
-        <w:t>3</w:t>
-      </w:r>
-      <w:r>
-        <w:fldChar w:fldCharType="end"/>
-      </w:r>
-      <w:r>
-        <w:rPr>
-          <w:i/>
-          <w:color w:val="646363"/>
-          <w:sz w:val="20"/>
-        </w:rPr>
-        <w:t>. Resumen de tablas de base de datos del plugin local_jobboard</w:t>
-      </w:r>
-    </w:p>
     <w:tbl>
       <w:tblPr>
         <w:tblStyle w:val="Tablaconcuadrcula"/>
@@ -2110,6 +2315,39 @@
         </w:tc>
       </w:tr>
     </w:tbl>
+    <w:p>
+      <w:r>
+        <w:rPr>
+          <w:i/>
+          <w:color w:val="646363"/>
+          <w:sz w:val="20"/>
+        </w:rPr>
+        <w:t xml:space="preserve">Tabla </w:t>
+      </w:r>
+      <w:r>
+        <w:fldChar w:fldCharType="begin"/>
+      </w:r>
+      <w:r>
+        <w:instrText xml:space="preserve"> SEQ Tabla \* ARABIC </w:instrText>
+      </w:r>
+      <w:r>
+        <w:fldChar w:fldCharType="separate"/>
+      </w:r>
+      <w:r>
+        <w:t>3</w:t>
+      </w:r>
+      <w:r>
+        <w:fldChar w:fldCharType="end"/>
+      </w:r>
+      <w:r>
+        <w:rPr>
+          <w:i/>
+          <w:color w:val="646363"/>
+          <w:sz w:val="20"/>
+        </w:rPr>
+        <w:t>. Resumen de tablas de base de datos del plugin local_jobboard</w:t>
+      </w:r>
+    </w:p>
     <w:p/>
     <w:p>
       <w:pPr>
@@ -2441,39 +2679,6 @@
       </w:r>
     </w:p>
     <w:p/>
-    <w:p>
-      <w:r>
-        <w:rPr>
-          <w:i/>
-          <w:color w:val="646363"/>
-          <w:sz w:val="20"/>
-        </w:rPr>
-        <w:t xml:space="preserve">Tabla </w:t>
-      </w:r>
-      <w:r>
-        <w:fldChar w:fldCharType="begin"/>
-      </w:r>
-      <w:r>
-        <w:instrText xml:space="preserve"> SEQ Tabla \* ARABIC </w:instrText>
-      </w:r>
-      <w:r>
-        <w:fldChar w:fldCharType="separate"/>
-      </w:r>
-      <w:r>
-        <w:t>4</w:t>
-      </w:r>
-      <w:r>
-        <w:fldChar w:fldCharType="end"/>
-      </w:r>
-      <w:r>
-        <w:rPr>
-          <w:i/>
-          <w:color w:val="646363"/>
-          <w:sz w:val="20"/>
-        </w:rPr>
-        <w:t>. Servicios web del plugin local_jobboard</w:t>
-      </w:r>
-    </w:p>
     <w:tbl>
       <w:tblPr>
         <w:tblStyle w:val="Tablaconcuadrcula"/>
@@ -2760,6 +2965,39 @@
         </w:tc>
       </w:tr>
     </w:tbl>
+    <w:p>
+      <w:r>
+        <w:rPr>
+          <w:i/>
+          <w:color w:val="646363"/>
+          <w:sz w:val="20"/>
+        </w:rPr>
+        <w:t xml:space="preserve">Tabla </w:t>
+      </w:r>
+      <w:r>
+        <w:fldChar w:fldCharType="begin"/>
+      </w:r>
+      <w:r>
+        <w:instrText xml:space="preserve"> SEQ Tabla \* ARABIC </w:instrText>
+      </w:r>
+      <w:r>
+        <w:fldChar w:fldCharType="separate"/>
+      </w:r>
+      <w:r>
+        <w:t>4</w:t>
+      </w:r>
+      <w:r>
+        <w:fldChar w:fldCharType="end"/>
+      </w:r>
+      <w:r>
+        <w:rPr>
+          <w:i/>
+          <w:color w:val="646363"/>
+          <w:sz w:val="20"/>
+        </w:rPr>
+        <w:t>. Servicios web del plugin local_jobboard</w:t>
+      </w:r>
+    </w:p>
     <w:p/>
     <w:p>
       <w:pPr>
@@ -3151,39 +3389,6 @@
         <w:t>El plugin dispara eventos del sistema de Moodle para permitir la integración con otros componentes y el registro de actividad en los logs.</w:t>
       </w:r>
     </w:p>
-    <w:p>
-      <w:r>
-        <w:rPr>
-          <w:i/>
-          <w:color w:val="646363"/>
-          <w:sz w:val="20"/>
-        </w:rPr>
-        <w:t xml:space="preserve">Tabla </w:t>
-      </w:r>
-      <w:r>
-        <w:fldChar w:fldCharType="begin"/>
-      </w:r>
-      <w:r>
-        <w:instrText xml:space="preserve"> SEQ Tabla \* ARABIC </w:instrText>
-      </w:r>
-      <w:r>
-        <w:fldChar w:fldCharType="separate"/>
-      </w:r>
-      <w:r>
-        <w:t>5</w:t>
-      </w:r>
-      <w:r>
-        <w:fldChar w:fldCharType="end"/>
-      </w:r>
-      <w:r>
-        <w:rPr>
-          <w:i/>
-          <w:color w:val="646363"/>
-          <w:sz w:val="20"/>
-        </w:rPr>
-        <w:t>. Eventos del sistema del plugin local_jobboard</w:t>
-      </w:r>
-    </w:p>
     <w:tbl>
       <w:tblPr>
         <w:tblStyle w:val="Tablaconcuadrcula"/>
@@ -3602,6 +3807,39 @@
         </w:tc>
       </w:tr>
     </w:tbl>
+    <w:p>
+      <w:r>
+        <w:rPr>
+          <w:i/>
+          <w:color w:val="646363"/>
+          <w:sz w:val="20"/>
+        </w:rPr>
+        <w:t xml:space="preserve">Tabla </w:t>
+      </w:r>
+      <w:r>
+        <w:fldChar w:fldCharType="begin"/>
+      </w:r>
+      <w:r>
+        <w:instrText xml:space="preserve"> SEQ Tabla \* ARABIC </w:instrText>
+      </w:r>
+      <w:r>
+        <w:fldChar w:fldCharType="separate"/>
+      </w:r>
+      <w:r>
+        <w:t>5</w:t>
+      </w:r>
+      <w:r>
+        <w:fldChar w:fldCharType="end"/>
+      </w:r>
+      <w:r>
+        <w:rPr>
+          <w:i/>
+          <w:color w:val="646363"/>
+          <w:sz w:val="20"/>
+        </w:rPr>
+        <w:t>. Eventos del sistema del plugin local_jobboard</w:t>
+      </w:r>
+    </w:p>
     <w:p/>
     <w:p>
       <w:pPr>
@@ -3726,39 +3964,6 @@
           <w:sz w:val="22"/>
         </w:rPr>
         <w:t>El plugin define 32 capabilities organizadas en 11 categorías para controlar el acceso a las diferentes funcionalidades del sistema.</w:t>
-      </w:r>
-    </w:p>
-    <w:p>
-      <w:r>
-        <w:rPr>
-          <w:i/>
-          <w:color w:val="646363"/>
-          <w:sz w:val="20"/>
-        </w:rPr>
-        <w:t xml:space="preserve">Tabla </w:t>
-      </w:r>
-      <w:r>
-        <w:fldChar w:fldCharType="begin"/>
-      </w:r>
-      <w:r>
-        <w:instrText xml:space="preserve"> SEQ Tabla \* ARABIC </w:instrText>
-      </w:r>
-      <w:r>
-        <w:fldChar w:fldCharType="separate"/>
-      </w:r>
-      <w:r>
-        <w:t>6</w:t>
-      </w:r>
-      <w:r>
-        <w:fldChar w:fldCharType="end"/>
-      </w:r>
-      <w:r>
-        <w:rPr>
-          <w:i/>
-          <w:color w:val="646363"/>
-          <w:sz w:val="20"/>
-        </w:rPr>
-        <w:t>. Principales capabilities del plugin local_jobboard</w:t>
       </w:r>
     </w:p>
     <w:tbl>
@@ -4311,6 +4516,39 @@
         </w:tc>
       </w:tr>
     </w:tbl>
+    <w:p>
+      <w:r>
+        <w:rPr>
+          <w:i/>
+          <w:color w:val="646363"/>
+          <w:sz w:val="20"/>
+        </w:rPr>
+        <w:t xml:space="preserve">Tabla </w:t>
+      </w:r>
+      <w:r>
+        <w:fldChar w:fldCharType="begin"/>
+      </w:r>
+      <w:r>
+        <w:instrText xml:space="preserve"> SEQ Tabla \* ARABIC </w:instrText>
+      </w:r>
+      <w:r>
+        <w:fldChar w:fldCharType="separate"/>
+      </w:r>
+      <w:r>
+        <w:t>6</w:t>
+      </w:r>
+      <w:r>
+        <w:fldChar w:fldCharType="end"/>
+      </w:r>
+      <w:r>
+        <w:rPr>
+          <w:i/>
+          <w:color w:val="646363"/>
+          <w:sz w:val="20"/>
+        </w:rPr>
+        <w:t>. Principales capabilities del plugin local_jobboard</w:t>
+      </w:r>
+    </w:p>
     <w:p/>
     <w:p>
       <w:pPr>
@@ -4340,39 +4578,6 @@
           <w:sz w:val="22"/>
         </w:rPr>
         <w:t>El plugin utiliza 87 plantillas Mustache organizadas por categoría para la capa de presentación, siguiendo el patrón de separación de responsabilidades de Moodle.</w:t>
-      </w:r>
-    </w:p>
-    <w:p>
-      <w:r>
-        <w:rPr>
-          <w:i/>
-          <w:color w:val="646363"/>
-          <w:sz w:val="20"/>
-        </w:rPr>
-        <w:t xml:space="preserve">Tabla </w:t>
-      </w:r>
-      <w:r>
-        <w:fldChar w:fldCharType="begin"/>
-      </w:r>
-      <w:r>
-        <w:instrText xml:space="preserve"> SEQ Tabla \* ARABIC </w:instrText>
-      </w:r>
-      <w:r>
-        <w:fldChar w:fldCharType="separate"/>
-      </w:r>
-      <w:r>
-        <w:t>7</w:t>
-      </w:r>
-      <w:r>
-        <w:fldChar w:fldCharType="end"/>
-      </w:r>
-      <w:r>
-        <w:rPr>
-          <w:i/>
-          <w:color w:val="646363"/>
-          <w:sz w:val="20"/>
-        </w:rPr>
-        <w:t>. Categorías de templates Mustache del plugin local_jobboard</w:t>
       </w:r>
     </w:p>
     <w:tbl>
@@ -5101,6 +5306,39 @@
         </w:tc>
       </w:tr>
     </w:tbl>
+    <w:p>
+      <w:r>
+        <w:rPr>
+          <w:i/>
+          <w:color w:val="646363"/>
+          <w:sz w:val="20"/>
+        </w:rPr>
+        <w:t xml:space="preserve">Tabla </w:t>
+      </w:r>
+      <w:r>
+        <w:fldChar w:fldCharType="begin"/>
+      </w:r>
+      <w:r>
+        <w:instrText xml:space="preserve"> SEQ Tabla \* ARABIC </w:instrText>
+      </w:r>
+      <w:r>
+        <w:fldChar w:fldCharType="separate"/>
+      </w:r>
+      <w:r>
+        <w:t>7</w:t>
+      </w:r>
+      <w:r>
+        <w:fldChar w:fldCharType="end"/>
+      </w:r>
+      <w:r>
+        <w:rPr>
+          <w:i/>
+          <w:color w:val="646363"/>
+          <w:sz w:val="20"/>
+        </w:rPr>
+        <w:t>. Categorías de templates Mustache del plugin local_jobboard</w:t>
+      </w:r>
+    </w:p>
     <w:p/>
     <w:p>
       <w:pPr>
@@ -5130,39 +5368,6 @@
           <w:sz w:val="22"/>
         </w:rPr>
         <w:t>El plugin ofrece 26 configuraciones organizadas en 8 secciones, además de 4 páginas de administración externas.</w:t>
-      </w:r>
-    </w:p>
-    <w:p>
-      <w:r>
-        <w:rPr>
-          <w:i/>
-          <w:color w:val="646363"/>
-          <w:sz w:val="20"/>
-        </w:rPr>
-        <w:t xml:space="preserve">Tabla </w:t>
-      </w:r>
-      <w:r>
-        <w:fldChar w:fldCharType="begin"/>
-      </w:r>
-      <w:r>
-        <w:instrText xml:space="preserve"> SEQ Tabla \* ARABIC </w:instrText>
-      </w:r>
-      <w:r>
-        <w:fldChar w:fldCharType="separate"/>
-      </w:r>
-      <w:r>
-        <w:t>8</w:t>
-      </w:r>
-      <w:r>
-        <w:fldChar w:fldCharType="end"/>
-      </w:r>
-      <w:r>
-        <w:rPr>
-          <w:i/>
-          <w:color w:val="646363"/>
-          <w:sz w:val="20"/>
-        </w:rPr>
-        <w:t>. Secciones de configuración del plugin local_jobboard</w:t>
       </w:r>
     </w:p>
     <w:tbl>
@@ -5582,7 +5787,6 @@
         </w:tc>
       </w:tr>
     </w:tbl>
-    <w:p/>
     <w:p>
       <w:r>
         <w:rPr>
@@ -5602,7 +5806,7 @@
         <w:fldChar w:fldCharType="separate"/>
       </w:r>
       <w:r>
-        <w:t>9</w:t>
+        <w:t>8</w:t>
       </w:r>
       <w:r>
         <w:fldChar w:fldCharType="end"/>
@@ -5613,9 +5817,10 @@
           <w:color w:val="646363"/>
           <w:sz w:val="20"/>
         </w:rPr>
-        <w:t>. Páginas de administración externas del plugin local_jobboard</w:t>
-      </w:r>
-    </w:p>
+        <w:t>. Secciones de configuración del plugin local_jobboard</w:t>
+      </w:r>
+    </w:p>
+    <w:p/>
     <w:tbl>
       <w:tblPr>
         <w:tblStyle w:val="Tablaconcuadrcula"/>
@@ -5858,6 +6063,39 @@
         </w:tc>
       </w:tr>
     </w:tbl>
+    <w:p>
+      <w:r>
+        <w:rPr>
+          <w:i/>
+          <w:color w:val="646363"/>
+          <w:sz w:val="20"/>
+        </w:rPr>
+        <w:t xml:space="preserve">Tabla </w:t>
+      </w:r>
+      <w:r>
+        <w:fldChar w:fldCharType="begin"/>
+      </w:r>
+      <w:r>
+        <w:instrText xml:space="preserve"> SEQ Tabla \* ARABIC </w:instrText>
+      </w:r>
+      <w:r>
+        <w:fldChar w:fldCharType="separate"/>
+      </w:r>
+      <w:r>
+        <w:t>9</w:t>
+      </w:r>
+      <w:r>
+        <w:fldChar w:fldCharType="end"/>
+      </w:r>
+      <w:r>
+        <w:rPr>
+          <w:i/>
+          <w:color w:val="646363"/>
+          <w:sz w:val="20"/>
+        </w:rPr>
+        <w:t>. Páginas de administración externas del plugin local_jobboard</w:t>
+      </w:r>
+    </w:p>
     <w:p/>
     <w:p>
       <w:pPr>
@@ -6074,39 +6312,6 @@
         <w:t>6.3 Información de Versión</w:t>
       </w:r>
     </w:p>
-    <w:p>
-      <w:r>
-        <w:rPr>
-          <w:i/>
-          <w:color w:val="646363"/>
-          <w:sz w:val="20"/>
-        </w:rPr>
-        <w:t xml:space="preserve">Tabla </w:t>
-      </w:r>
-      <w:r>
-        <w:fldChar w:fldCharType="begin"/>
-      </w:r>
-      <w:r>
-        <w:instrText xml:space="preserve"> SEQ Tabla \* ARABIC </w:instrText>
-      </w:r>
-      <w:r>
-        <w:fldChar w:fldCharType="separate"/>
-      </w:r>
-      <w:r>
-        <w:t>10</w:t>
-      </w:r>
-      <w:r>
-        <w:fldChar w:fldCharType="end"/>
-      </w:r>
-      <w:r>
-        <w:rPr>
-          <w:i/>
-          <w:color w:val="646363"/>
-          <w:sz w:val="20"/>
-        </w:rPr>
-        <w:t>. Información de versión del plugin report_platform_usage</w:t>
-      </w:r>
-    </w:p>
     <w:tbl>
       <w:tblPr>
         <w:tblStyle w:val="Tablaconcuadrcula"/>
@@ -6305,6 +6510,39 @@
         </w:tc>
       </w:tr>
     </w:tbl>
+    <w:p>
+      <w:r>
+        <w:rPr>
+          <w:i/>
+          <w:color w:val="646363"/>
+          <w:sz w:val="20"/>
+        </w:rPr>
+        <w:t xml:space="preserve">Tabla </w:t>
+      </w:r>
+      <w:r>
+        <w:fldChar w:fldCharType="begin"/>
+      </w:r>
+      <w:r>
+        <w:instrText xml:space="preserve"> SEQ Tabla \* ARABIC </w:instrText>
+      </w:r>
+      <w:r>
+        <w:fldChar w:fldCharType="separate"/>
+      </w:r>
+      <w:r>
+        <w:t>10</w:t>
+      </w:r>
+      <w:r>
+        <w:fldChar w:fldCharType="end"/>
+      </w:r>
+      <w:r>
+        <w:rPr>
+          <w:i/>
+          <w:color w:val="646363"/>
+          <w:sz w:val="20"/>
+        </w:rPr>
+        <w:t>. Información de versión del plugin report_platform_usage</w:t>
+      </w:r>
+    </w:p>
     <w:p/>
     <w:p>
       <w:pPr>
@@ -6456,39 +6694,6 @@
         <w:t>El plugin implementa varias clases PHP especializadas que encapsulan la lógica de negocio y el acceso a datos.</w:t>
       </w:r>
     </w:p>
-    <w:p>
-      <w:r>
-        <w:rPr>
-          <w:i/>
-          <w:color w:val="646363"/>
-          <w:sz w:val="20"/>
-        </w:rPr>
-        <w:t xml:space="preserve">Tabla </w:t>
-      </w:r>
-      <w:r>
-        <w:fldChar w:fldCharType="begin"/>
-      </w:r>
-      <w:r>
-        <w:instrText xml:space="preserve"> SEQ Tabla \* ARABIC </w:instrText>
-      </w:r>
-      <w:r>
-        <w:fldChar w:fldCharType="separate"/>
-      </w:r>
-      <w:r>
-        <w:t>11</w:t>
-      </w:r>
-      <w:r>
-        <w:fldChar w:fldCharType="end"/>
-      </w:r>
-      <w:r>
-        <w:rPr>
-          <w:i/>
-          <w:color w:val="646363"/>
-          <w:sz w:val="20"/>
-        </w:rPr>
-        <w:t>. Clases principales del plugin report_platform_usage</w:t>
-      </w:r>
-    </w:p>
     <w:tbl>
       <w:tblPr>
         <w:tblStyle w:val="Tablaconcuadrcula"/>
@@ -6687,6 +6892,39 @@
         </w:tc>
       </w:tr>
     </w:tbl>
+    <w:p>
+      <w:r>
+        <w:rPr>
+          <w:i/>
+          <w:color w:val="646363"/>
+          <w:sz w:val="20"/>
+        </w:rPr>
+        <w:t xml:space="preserve">Tabla </w:t>
+      </w:r>
+      <w:r>
+        <w:fldChar w:fldCharType="begin"/>
+      </w:r>
+      <w:r>
+        <w:instrText xml:space="preserve"> SEQ Tabla \* ARABIC </w:instrText>
+      </w:r>
+      <w:r>
+        <w:fldChar w:fldCharType="separate"/>
+      </w:r>
+      <w:r>
+        <w:t>11</w:t>
+      </w:r>
+      <w:r>
+        <w:fldChar w:fldCharType="end"/>
+      </w:r>
+      <w:r>
+        <w:rPr>
+          <w:i/>
+          <w:color w:val="646363"/>
+          <w:sz w:val="20"/>
+        </w:rPr>
+        <w:t>. Clases principales del plugin report_platform_usage</w:t>
+      </w:r>
+    </w:p>
     <w:p/>
     <w:p>
       <w:pPr>
@@ -6701,39 +6939,6 @@
           <w:sz w:val="28"/>
         </w:rPr>
         <w:t>6.6 Arquitectura de Base de Datos</w:t>
-      </w:r>
-    </w:p>
-    <w:p>
-      <w:r>
-        <w:rPr>
-          <w:i/>
-          <w:color w:val="646363"/>
-          <w:sz w:val="20"/>
-        </w:rPr>
-        <w:t xml:space="preserve">Tabla </w:t>
-      </w:r>
-      <w:r>
-        <w:fldChar w:fldCharType="begin"/>
-      </w:r>
-      <w:r>
-        <w:instrText xml:space="preserve"> SEQ Tabla \* ARABIC </w:instrText>
-      </w:r>
-      <w:r>
-        <w:fldChar w:fldCharType="separate"/>
-      </w:r>
-      <w:r>
-        <w:t>12</w:t>
-      </w:r>
-      <w:r>
-        <w:fldChar w:fldCharType="end"/>
-      </w:r>
-      <w:r>
-        <w:rPr>
-          <w:i/>
-          <w:color w:val="646363"/>
-          <w:sz w:val="20"/>
-        </w:rPr>
-        <w:t>. Estructura de la tabla report_platform_usage_ded</w:t>
       </w:r>
     </w:p>
     <w:tbl>
@@ -6904,6 +7109,39 @@
         </w:tc>
       </w:tr>
     </w:tbl>
+    <w:p>
+      <w:r>
+        <w:rPr>
+          <w:i/>
+          <w:color w:val="646363"/>
+          <w:sz w:val="20"/>
+        </w:rPr>
+        <w:t xml:space="preserve">Tabla </w:t>
+      </w:r>
+      <w:r>
+        <w:fldChar w:fldCharType="begin"/>
+      </w:r>
+      <w:r>
+        <w:instrText xml:space="preserve"> SEQ Tabla \* ARABIC </w:instrText>
+      </w:r>
+      <w:r>
+        <w:fldChar w:fldCharType="separate"/>
+      </w:r>
+      <w:r>
+        <w:t>12</w:t>
+      </w:r>
+      <w:r>
+        <w:fldChar w:fldCharType="end"/>
+      </w:r>
+      <w:r>
+        <w:rPr>
+          <w:i/>
+          <w:color w:val="646363"/>
+          <w:sz w:val="20"/>
+        </w:rPr>
+        <w:t>. Estructura de la tabla report_platform_usage_ded</w:t>
+      </w:r>
+    </w:p>
     <w:p/>
     <w:p>
       <w:pPr>
@@ -6933,39 +7171,6 @@
           <w:sz w:val="22"/>
         </w:rPr>
         <w:t>El plugin define capabilities específicas para controlar el acceso a los reportes y la visualización de información sensible.</w:t>
-      </w:r>
-    </w:p>
-    <w:p>
-      <w:r>
-        <w:rPr>
-          <w:i/>
-          <w:color w:val="646363"/>
-          <w:sz w:val="20"/>
-        </w:rPr>
-        <w:t xml:space="preserve">Tabla </w:t>
-      </w:r>
-      <w:r>
-        <w:fldChar w:fldCharType="begin"/>
-      </w:r>
-      <w:r>
-        <w:instrText xml:space="preserve"> SEQ Tabla \* ARABIC </w:instrText>
-      </w:r>
-      <w:r>
-        <w:fldChar w:fldCharType="separate"/>
-      </w:r>
-      <w:r>
-        <w:t>13</w:t>
-      </w:r>
-      <w:r>
-        <w:fldChar w:fldCharType="end"/>
-      </w:r>
-      <w:r>
-        <w:rPr>
-          <w:i/>
-          <w:color w:val="646363"/>
-          <w:sz w:val="20"/>
-        </w:rPr>
-        <w:t>. Capabilities del plugin report_platform_usage</w:t>
       </w:r>
     </w:p>
     <w:tbl>
@@ -7122,6 +7327,39 @@
         </w:tc>
       </w:tr>
     </w:tbl>
+    <w:p>
+      <w:r>
+        <w:rPr>
+          <w:i/>
+          <w:color w:val="646363"/>
+          <w:sz w:val="20"/>
+        </w:rPr>
+        <w:t xml:space="preserve">Tabla </w:t>
+      </w:r>
+      <w:r>
+        <w:fldChar w:fldCharType="begin"/>
+      </w:r>
+      <w:r>
+        <w:instrText xml:space="preserve"> SEQ Tabla \* ARABIC </w:instrText>
+      </w:r>
+      <w:r>
+        <w:fldChar w:fldCharType="separate"/>
+      </w:r>
+      <w:r>
+        <w:t>13</w:t>
+      </w:r>
+      <w:r>
+        <w:fldChar w:fldCharType="end"/>
+      </w:r>
+      <w:r>
+        <w:rPr>
+          <w:i/>
+          <w:color w:val="646363"/>
+          <w:sz w:val="20"/>
+        </w:rPr>
+        <w:t>. Capabilities del plugin report_platform_usage</w:t>
+      </w:r>
+    </w:p>
     <w:p/>
     <w:p>
       <w:pPr>
@@ -7393,39 +7631,6 @@
         <w:t>El plugin proporciona diversas métricas organizadas en categorías para el análisis del uso de la plataforma:</w:t>
       </w:r>
     </w:p>
-    <w:p>
-      <w:r>
-        <w:rPr>
-          <w:i/>
-          <w:color w:val="646363"/>
-          <w:sz w:val="20"/>
-        </w:rPr>
-        <w:t xml:space="preserve">Tabla </w:t>
-      </w:r>
-      <w:r>
-        <w:fldChar w:fldCharType="begin"/>
-      </w:r>
-      <w:r>
-        <w:instrText xml:space="preserve"> SEQ Tabla \* ARABIC </w:instrText>
-      </w:r>
-      <w:r>
-        <w:fldChar w:fldCharType="separate"/>
-      </w:r>
-      <w:r>
-        <w:t>14</w:t>
-      </w:r>
-      <w:r>
-        <w:fldChar w:fldCharType="end"/>
-      </w:r>
-      <w:r>
-        <w:rPr>
-          <w:i/>
-          <w:color w:val="646363"/>
-          <w:sz w:val="20"/>
-        </w:rPr>
-        <w:t>. Categorías de métricas del plugin report_platform_usage</w:t>
-      </w:r>
-    </w:p>
     <w:tbl>
       <w:tblPr>
         <w:tblStyle w:val="Tablaconcuadrcula"/>
@@ -7654,6 +7859,39 @@
         </w:tc>
       </w:tr>
     </w:tbl>
+    <w:p>
+      <w:r>
+        <w:rPr>
+          <w:i/>
+          <w:color w:val="646363"/>
+          <w:sz w:val="20"/>
+        </w:rPr>
+        <w:t xml:space="preserve">Tabla </w:t>
+      </w:r>
+      <w:r>
+        <w:fldChar w:fldCharType="begin"/>
+      </w:r>
+      <w:r>
+        <w:instrText xml:space="preserve"> SEQ Tabla \* ARABIC </w:instrText>
+      </w:r>
+      <w:r>
+        <w:fldChar w:fldCharType="separate"/>
+      </w:r>
+      <w:r>
+        <w:t>14</w:t>
+      </w:r>
+      <w:r>
+        <w:fldChar w:fldCharType="end"/>
+      </w:r>
+      <w:r>
+        <w:rPr>
+          <w:i/>
+          <w:color w:val="646363"/>
+          <w:sz w:val="20"/>
+        </w:rPr>
+        <w:t>. Categorías de métricas del plugin report_platform_usage</w:t>
+      </w:r>
+    </w:p>
     <w:p/>
     <w:p>
       <w:pPr>
@@ -7683,39 +7921,6 @@
           <w:sz w:val="22"/>
         </w:rPr>
         <w:t>Algoritmo que determina tiempo de dedicación analizando patrones de eventos en logs</w:t>
-      </w:r>
-    </w:p>
-    <w:p>
-      <w:r>
-        <w:rPr>
-          <w:i/>
-          <w:color w:val="646363"/>
-          <w:sz w:val="20"/>
-        </w:rPr>
-        <w:t xml:space="preserve">Tabla </w:t>
-      </w:r>
-      <w:r>
-        <w:fldChar w:fldCharType="begin"/>
-      </w:r>
-      <w:r>
-        <w:instrText xml:space="preserve"> SEQ Tabla \* ARABIC </w:instrText>
-      </w:r>
-      <w:r>
-        <w:fldChar w:fldCharType="separate"/>
-      </w:r>
-      <w:r>
-        <w:t>15</w:t>
-      </w:r>
-      <w:r>
-        <w:fldChar w:fldCharType="end"/>
-      </w:r>
-      <w:r>
-        <w:rPr>
-          <w:i/>
-          <w:color w:val="646363"/>
-          <w:sz w:val="20"/>
-        </w:rPr>
-        <w:t>. Parámetros del algoritmo de dedicación</w:t>
       </w:r>
     </w:p>
     <w:tbl>
@@ -7872,6 +8077,39 @@
         </w:tc>
       </w:tr>
     </w:tbl>
+    <w:p>
+      <w:r>
+        <w:rPr>
+          <w:i/>
+          <w:color w:val="646363"/>
+          <w:sz w:val="20"/>
+        </w:rPr>
+        <w:t xml:space="preserve">Tabla </w:t>
+      </w:r>
+      <w:r>
+        <w:fldChar w:fldCharType="begin"/>
+      </w:r>
+      <w:r>
+        <w:instrText xml:space="preserve"> SEQ Tabla \* ARABIC </w:instrText>
+      </w:r>
+      <w:r>
+        <w:fldChar w:fldCharType="separate"/>
+      </w:r>
+      <w:r>
+        <w:t>15</w:t>
+      </w:r>
+      <w:r>
+        <w:fldChar w:fldCharType="end"/>
+      </w:r>
+      <w:r>
+        <w:rPr>
+          <w:i/>
+          <w:color w:val="646363"/>
+          <w:sz w:val="20"/>
+        </w:rPr>
+        <w:t>. Parámetros del algoritmo de dedicación</w:t>
+      </w:r>
+    </w:p>
     <w:p/>
     <w:p>
       <w:pPr>
@@ -7901,39 +8139,6 @@
           <w:sz w:val="22"/>
         </w:rPr>
         <w:t>El plugin implementa un sistema de caché con estrategia "Cache-aside pattern con lazy loading" para optimizar el rendimiento de las consultas.</w:t>
-      </w:r>
-    </w:p>
-    <w:p>
-      <w:r>
-        <w:rPr>
-          <w:i/>
-          <w:color w:val="646363"/>
-          <w:sz w:val="20"/>
-        </w:rPr>
-        <w:t xml:space="preserve">Tabla </w:t>
-      </w:r>
-      <w:r>
-        <w:fldChar w:fldCharType="begin"/>
-      </w:r>
-      <w:r>
-        <w:instrText xml:space="preserve"> SEQ Tabla \* ARABIC </w:instrText>
-      </w:r>
-      <w:r>
-        <w:fldChar w:fldCharType="separate"/>
-      </w:r>
-      <w:r>
-        <w:t>16</w:t>
-      </w:r>
-      <w:r>
-        <w:fldChar w:fldCharType="end"/>
-      </w:r>
-      <w:r>
-        <w:rPr>
-          <w:i/>
-          <w:color w:val="646363"/>
-          <w:sz w:val="20"/>
-        </w:rPr>
-        <w:t>. Definiciones de caché del plugin report_platform_usage</w:t>
       </w:r>
     </w:p>
     <w:tbl>
@@ -8136,6 +8341,39 @@
         </w:tc>
       </w:tr>
     </w:tbl>
+    <w:p>
+      <w:r>
+        <w:rPr>
+          <w:i/>
+          <w:color w:val="646363"/>
+          <w:sz w:val="20"/>
+        </w:rPr>
+        <w:t xml:space="preserve">Tabla </w:t>
+      </w:r>
+      <w:r>
+        <w:fldChar w:fldCharType="begin"/>
+      </w:r>
+      <w:r>
+        <w:instrText xml:space="preserve"> SEQ Tabla \* ARABIC </w:instrText>
+      </w:r>
+      <w:r>
+        <w:fldChar w:fldCharType="separate"/>
+      </w:r>
+      <w:r>
+        <w:t>16</w:t>
+      </w:r>
+      <w:r>
+        <w:fldChar w:fldCharType="end"/>
+      </w:r>
+      <w:r>
+        <w:rPr>
+          <w:i/>
+          <w:color w:val="646363"/>
+          <w:sz w:val="20"/>
+        </w:rPr>
+        <w:t>. Definiciones de caché del plugin report_platform_usage</w:t>
+      </w:r>
+    </w:p>
     <w:p/>
     <w:p>
       <w:pPr>
@@ -8165,39 +8403,6 @@
           <w:sz w:val="22"/>
         </w:rPr>
         <w:t>El plugin está diseñado para satisfacer los siguientes escenarios de uso:</w:t>
-      </w:r>
-    </w:p>
-    <w:p>
-      <w:r>
-        <w:rPr>
-          <w:i/>
-          <w:color w:val="646363"/>
-          <w:sz w:val="20"/>
-        </w:rPr>
-        <w:t xml:space="preserve">Tabla </w:t>
-      </w:r>
-      <w:r>
-        <w:fldChar w:fldCharType="begin"/>
-      </w:r>
-      <w:r>
-        <w:instrText xml:space="preserve"> SEQ Tabla \* ARABIC </w:instrText>
-      </w:r>
-      <w:r>
-        <w:fldChar w:fldCharType="separate"/>
-      </w:r>
-      <w:r>
-        <w:t>17</w:t>
-      </w:r>
-      <w:r>
-        <w:fldChar w:fldCharType="end"/>
-      </w:r>
-      <w:r>
-        <w:rPr>
-          <w:i/>
-          <w:color w:val="646363"/>
-          <w:sz w:val="20"/>
-        </w:rPr>
-        <w:t>. Casos de uso del plugin report_platform_usage</w:t>
       </w:r>
     </w:p>
     <w:tbl>
@@ -8368,6 +8573,39 @@
         </w:tc>
       </w:tr>
     </w:tbl>
+    <w:p>
+      <w:r>
+        <w:rPr>
+          <w:i/>
+          <w:color w:val="646363"/>
+          <w:sz w:val="20"/>
+        </w:rPr>
+        <w:t xml:space="preserve">Tabla </w:t>
+      </w:r>
+      <w:r>
+        <w:fldChar w:fldCharType="begin"/>
+      </w:r>
+      <w:r>
+        <w:instrText xml:space="preserve"> SEQ Tabla \* ARABIC </w:instrText>
+      </w:r>
+      <w:r>
+        <w:fldChar w:fldCharType="separate"/>
+      </w:r>
+      <w:r>
+        <w:t>17</w:t>
+      </w:r>
+      <w:r>
+        <w:fldChar w:fldCharType="end"/>
+      </w:r>
+      <w:r>
+        <w:rPr>
+          <w:i/>
+          <w:color w:val="646363"/>
+          <w:sz w:val="20"/>
+        </w:rPr>
+        <w:t>. Casos de uso del plugin report_platform_usage</w:t>
+      </w:r>
+    </w:p>
     <w:p/>
     <w:p>
       <w:pPr>
@@ -8479,39 +8717,6 @@
           <w:sz w:val="22"/>
         </w:rPr>
         <w:t>El plugin proporciona varias páginas web para la interacción con el usuario:</w:t>
-      </w:r>
-    </w:p>
-    <w:p>
-      <w:r>
-        <w:rPr>
-          <w:i/>
-          <w:color w:val="646363"/>
-          <w:sz w:val="20"/>
-        </w:rPr>
-        <w:t xml:space="preserve">Tabla </w:t>
-      </w:r>
-      <w:r>
-        <w:fldChar w:fldCharType="begin"/>
-      </w:r>
-      <w:r>
-        <w:instrText xml:space="preserve"> SEQ Tabla \* ARABIC </w:instrText>
-      </w:r>
-      <w:r>
-        <w:fldChar w:fldCharType="separate"/>
-      </w:r>
-      <w:r>
-        <w:t>18</w:t>
-      </w:r>
-      <w:r>
-        <w:fldChar w:fldCharType="end"/>
-      </w:r>
-      <w:r>
-        <w:rPr>
-          <w:i/>
-          <w:color w:val="646363"/>
-          <w:sz w:val="20"/>
-        </w:rPr>
-        <w:t>. Páginas de interfaz del plugin report_platform_usage</w:t>
       </w:r>
     </w:p>
     <w:tbl>
@@ -8712,6 +8917,39 @@
         </w:tc>
       </w:tr>
     </w:tbl>
+    <w:p>
+      <w:r>
+        <w:rPr>
+          <w:i/>
+          <w:color w:val="646363"/>
+          <w:sz w:val="20"/>
+        </w:rPr>
+        <w:t xml:space="preserve">Tabla </w:t>
+      </w:r>
+      <w:r>
+        <w:fldChar w:fldCharType="begin"/>
+      </w:r>
+      <w:r>
+        <w:instrText xml:space="preserve"> SEQ Tabla \* ARABIC </w:instrText>
+      </w:r>
+      <w:r>
+        <w:fldChar w:fldCharType="separate"/>
+      </w:r>
+      <w:r>
+        <w:t>18</w:t>
+      </w:r>
+      <w:r>
+        <w:fldChar w:fldCharType="end"/>
+      </w:r>
+      <w:r>
+        <w:rPr>
+          <w:i/>
+          <w:color w:val="646363"/>
+          <w:sz w:val="20"/>
+        </w:rPr>
+        <w:t>. Páginas de interfaz del plugin report_platform_usage</w:t>
+      </w:r>
+    </w:p>
     <w:p/>
     <w:p>
       <w:pPr>
@@ -8808,39 +9046,6 @@
           <w:sz w:val="22"/>
         </w:rPr>
         <w:t>El plugin se configura desde: Administración del sitio &gt; Informes &gt; Platform Usage Report</w:t>
-      </w:r>
-    </w:p>
-    <w:p>
-      <w:r>
-        <w:rPr>
-          <w:i/>
-          <w:color w:val="646363"/>
-          <w:sz w:val="20"/>
-        </w:rPr>
-        <w:t xml:space="preserve">Tabla </w:t>
-      </w:r>
-      <w:r>
-        <w:fldChar w:fldCharType="begin"/>
-      </w:r>
-      <w:r>
-        <w:instrText xml:space="preserve"> SEQ Tabla \* ARABIC </w:instrText>
-      </w:r>
-      <w:r>
-        <w:fldChar w:fldCharType="separate"/>
-      </w:r>
-      <w:r>
-        <w:t>19</w:t>
-      </w:r>
-      <w:r>
-        <w:fldChar w:fldCharType="end"/>
-      </w:r>
-      <w:r>
-        <w:rPr>
-          <w:i/>
-          <w:color w:val="646363"/>
-          <w:sz w:val="20"/>
-        </w:rPr>
-        <w:t>. Parámetros configurables del plugin report_platform_usage</w:t>
       </w:r>
     </w:p>
     <w:tbl>
@@ -9217,6 +9422,39 @@
         </w:tc>
       </w:tr>
     </w:tbl>
+    <w:p>
+      <w:r>
+        <w:rPr>
+          <w:i/>
+          <w:color w:val="646363"/>
+          <w:sz w:val="20"/>
+        </w:rPr>
+        <w:t xml:space="preserve">Tabla </w:t>
+      </w:r>
+      <w:r>
+        <w:fldChar w:fldCharType="begin"/>
+      </w:r>
+      <w:r>
+        <w:instrText xml:space="preserve"> SEQ Tabla \* ARABIC </w:instrText>
+      </w:r>
+      <w:r>
+        <w:fldChar w:fldCharType="separate"/>
+      </w:r>
+      <w:r>
+        <w:t>19</w:t>
+      </w:r>
+      <w:r>
+        <w:fldChar w:fldCharType="end"/>
+      </w:r>
+      <w:r>
+        <w:rPr>
+          <w:i/>
+          <w:color w:val="646363"/>
+          <w:sz w:val="20"/>
+        </w:rPr>
+        <w:t>. Parámetros configurables del plugin report_platform_usage</w:t>
+      </w:r>
+    </w:p>
     <w:p/>
     <w:p>
       <w:pPr>
@@ -10066,39 +10304,6 @@
         <w:t>7.3 Información de Versión</w:t>
       </w:r>
     </w:p>
-    <w:p>
-      <w:r>
-        <w:rPr>
-          <w:i/>
-          <w:color w:val="646363"/>
-          <w:sz w:val="20"/>
-        </w:rPr>
-        <w:t xml:space="preserve">Tabla </w:t>
-      </w:r>
-      <w:r>
-        <w:fldChar w:fldCharType="begin"/>
-      </w:r>
-      <w:r>
-        <w:instrText xml:space="preserve"> SEQ Tabla \* ARABIC </w:instrText>
-      </w:r>
-      <w:r>
-        <w:fldChar w:fldCharType="separate"/>
-      </w:r>
-      <w:r>
-        <w:t>20</w:t>
-      </w:r>
-      <w:r>
-        <w:fldChar w:fldCharType="end"/>
-      </w:r>
-      <w:r>
-        <w:rPr>
-          <w:i/>
-          <w:color w:val="646363"/>
-          <w:sz w:val="20"/>
-        </w:rPr>
-        <w:t>. Información de versión del plugin local_platform_access</w:t>
-      </w:r>
-    </w:p>
     <w:tbl>
       <w:tblPr>
         <w:tblStyle w:val="Tablaconcuadrcula"/>
@@ -10297,6 +10502,39 @@
         </w:tc>
       </w:tr>
     </w:tbl>
+    <w:p>
+      <w:r>
+        <w:rPr>
+          <w:i/>
+          <w:color w:val="646363"/>
+          <w:sz w:val="20"/>
+        </w:rPr>
+        <w:t xml:space="preserve">Tabla </w:t>
+      </w:r>
+      <w:r>
+        <w:fldChar w:fldCharType="begin"/>
+      </w:r>
+      <w:r>
+        <w:instrText xml:space="preserve"> SEQ Tabla \* ARABIC </w:instrText>
+      </w:r>
+      <w:r>
+        <w:fldChar w:fldCharType="separate"/>
+      </w:r>
+      <w:r>
+        <w:t>20</w:t>
+      </w:r>
+      <w:r>
+        <w:fldChar w:fldCharType="end"/>
+      </w:r>
+      <w:r>
+        <w:rPr>
+          <w:i/>
+          <w:color w:val="646363"/>
+          <w:sz w:val="20"/>
+        </w:rPr>
+        <w:t>. Información de versión del plugin local_platform_access</w:t>
+      </w:r>
+    </w:p>
     <w:p/>
     <w:p>
       <w:pPr>
@@ -10448,39 +10686,6 @@
         <w:t>Dado el potencial impacto en el rendimiento de la base de datos, el plugin implementa controles estrictos de acceso.</w:t>
       </w:r>
     </w:p>
-    <w:p>
-      <w:r>
-        <w:rPr>
-          <w:i/>
-          <w:color w:val="646363"/>
-          <w:sz w:val="20"/>
-        </w:rPr>
-        <w:t xml:space="preserve">Tabla </w:t>
-      </w:r>
-      <w:r>
-        <w:fldChar w:fldCharType="begin"/>
-      </w:r>
-      <w:r>
-        <w:instrText xml:space="preserve"> SEQ Tabla \* ARABIC </w:instrText>
-      </w:r>
-      <w:r>
-        <w:fldChar w:fldCharType="separate"/>
-      </w:r>
-      <w:r>
-        <w:t>21</w:t>
-      </w:r>
-      <w:r>
-        <w:fldChar w:fldCharType="end"/>
-      </w:r>
-      <w:r>
-        <w:rPr>
-          <w:i/>
-          <w:color w:val="646363"/>
-          <w:sz w:val="20"/>
-        </w:rPr>
-        <w:t>. Capabilities del plugin local_platform_access</w:t>
-      </w:r>
-    </w:p>
     <w:tbl>
       <w:tblPr>
         <w:tblStyle w:val="Tablaconcuadrcula"/>
@@ -10635,6 +10840,39 @@
         </w:tc>
       </w:tr>
     </w:tbl>
+    <w:p>
+      <w:r>
+        <w:rPr>
+          <w:i/>
+          <w:color w:val="646363"/>
+          <w:sz w:val="20"/>
+        </w:rPr>
+        <w:t xml:space="preserve">Tabla </w:t>
+      </w:r>
+      <w:r>
+        <w:fldChar w:fldCharType="begin"/>
+      </w:r>
+      <w:r>
+        <w:instrText xml:space="preserve"> SEQ Tabla \* ARABIC </w:instrText>
+      </w:r>
+      <w:r>
+        <w:fldChar w:fldCharType="separate"/>
+      </w:r>
+      <w:r>
+        <w:t>21</w:t>
+      </w:r>
+      <w:r>
+        <w:fldChar w:fldCharType="end"/>
+      </w:r>
+      <w:r>
+        <w:rPr>
+          <w:i/>
+          <w:color w:val="646363"/>
+          <w:sz w:val="20"/>
+        </w:rPr>
+        <w:t>. Capabilities del plugin local_platform_access</w:t>
+      </w:r>
+    </w:p>
     <w:p/>
     <w:p>
       <w:pPr>
@@ -10906,39 +11144,6 @@
         <w:t>Para manejar la generación masiva de registros, el plugin implementa varias técnicas de optimización:</w:t>
       </w:r>
     </w:p>
-    <w:p>
-      <w:r>
-        <w:rPr>
-          <w:i/>
-          <w:color w:val="646363"/>
-          <w:sz w:val="20"/>
-        </w:rPr>
-        <w:t xml:space="preserve">Tabla </w:t>
-      </w:r>
-      <w:r>
-        <w:fldChar w:fldCharType="begin"/>
-      </w:r>
-      <w:r>
-        <w:instrText xml:space="preserve"> SEQ Tabla \* ARABIC </w:instrText>
-      </w:r>
-      <w:r>
-        <w:fldChar w:fldCharType="separate"/>
-      </w:r>
-      <w:r>
-        <w:t>22</w:t>
-      </w:r>
-      <w:r>
-        <w:fldChar w:fldCharType="end"/>
-      </w:r>
-      <w:r>
-        <w:rPr>
-          <w:i/>
-          <w:color w:val="646363"/>
-          <w:sz w:val="20"/>
-        </w:rPr>
-        <w:t>. Técnicas de optimización implementadas</w:t>
-      </w:r>
-    </w:p>
     <w:tbl>
       <w:tblPr>
         <w:tblStyle w:val="Tablaconcuadrcula"/>
@@ -11269,6 +11474,39 @@
         </w:tc>
       </w:tr>
     </w:tbl>
+    <w:p>
+      <w:r>
+        <w:rPr>
+          <w:i/>
+          <w:color w:val="646363"/>
+          <w:sz w:val="20"/>
+        </w:rPr>
+        <w:t xml:space="preserve">Tabla </w:t>
+      </w:r>
+      <w:r>
+        <w:fldChar w:fldCharType="begin"/>
+      </w:r>
+      <w:r>
+        <w:instrText xml:space="preserve"> SEQ Tabla \* ARABIC </w:instrText>
+      </w:r>
+      <w:r>
+        <w:fldChar w:fldCharType="separate"/>
+      </w:r>
+      <w:r>
+        <w:t>22</w:t>
+      </w:r>
+      <w:r>
+        <w:fldChar w:fldCharType="end"/>
+      </w:r>
+      <w:r>
+        <w:rPr>
+          <w:i/>
+          <w:color w:val="646363"/>
+          <w:sz w:val="20"/>
+        </w:rPr>
+        <w:t>. Técnicas de optimización implementadas</w:t>
+      </w:r>
+    </w:p>
     <w:p/>
     <w:p>
       <w:pPr>
@@ -11298,39 +11536,6 @@
           <w:sz w:val="22"/>
         </w:rPr>
         <w:t>Este plugin no crea tablas propias, pero utiliza múltiples tablas existentes de Moodle e IOMAD para generar e insertar los registros de acceso.</w:t>
-      </w:r>
-    </w:p>
-    <w:p>
-      <w:r>
-        <w:rPr>
-          <w:i/>
-          <w:color w:val="646363"/>
-          <w:sz w:val="20"/>
-        </w:rPr>
-        <w:t xml:space="preserve">Tabla </w:t>
-      </w:r>
-      <w:r>
-        <w:fldChar w:fldCharType="begin"/>
-      </w:r>
-      <w:r>
-        <w:instrText xml:space="preserve"> SEQ Tabla \* ARABIC </w:instrText>
-      </w:r>
-      <w:r>
-        <w:fldChar w:fldCharType="separate"/>
-      </w:r>
-      <w:r>
-        <w:t>23</w:t>
-      </w:r>
-      <w:r>
-        <w:fldChar w:fldCharType="end"/>
-      </w:r>
-      <w:r>
-        <w:rPr>
-          <w:i/>
-          <w:color w:val="646363"/>
-          <w:sz w:val="20"/>
-        </w:rPr>
-        <w:t>. Tablas de Moodle utilizadas por local_platform_access</w:t>
       </w:r>
     </w:p>
     <w:tbl>
@@ -11663,6 +11868,39 @@
         </w:tc>
       </w:tr>
     </w:tbl>
+    <w:p>
+      <w:r>
+        <w:rPr>
+          <w:i/>
+          <w:color w:val="646363"/>
+          <w:sz w:val="20"/>
+        </w:rPr>
+        <w:t xml:space="preserve">Tabla </w:t>
+      </w:r>
+      <w:r>
+        <w:fldChar w:fldCharType="begin"/>
+      </w:r>
+      <w:r>
+        <w:instrText xml:space="preserve"> SEQ Tabla \* ARABIC </w:instrText>
+      </w:r>
+      <w:r>
+        <w:fldChar w:fldCharType="separate"/>
+      </w:r>
+      <w:r>
+        <w:t>23</w:t>
+      </w:r>
+      <w:r>
+        <w:fldChar w:fldCharType="end"/>
+      </w:r>
+      <w:r>
+        <w:rPr>
+          <w:i/>
+          <w:color w:val="646363"/>
+          <w:sz w:val="20"/>
+        </w:rPr>
+        <w:t>. Tablas de Moodle utilizadas por local_platform_access</w:t>
+      </w:r>
+    </w:p>
     <w:p/>
     <w:p>
       <w:pPr>
@@ -11897,39 +12135,6 @@
           <w:sz w:val="22"/>
         </w:rPr>
         <w:t>El plugin proporciona las siguientes páginas de interfaz:</w:t>
-      </w:r>
-    </w:p>
-    <w:p>
-      <w:r>
-        <w:rPr>
-          <w:i/>
-          <w:color w:val="646363"/>
-          <w:sz w:val="20"/>
-        </w:rPr>
-        <w:t xml:space="preserve">Tabla </w:t>
-      </w:r>
-      <w:r>
-        <w:fldChar w:fldCharType="begin"/>
-      </w:r>
-      <w:r>
-        <w:instrText xml:space="preserve"> SEQ Tabla \* ARABIC </w:instrText>
-      </w:r>
-      <w:r>
-        <w:fldChar w:fldCharType="separate"/>
-      </w:r>
-      <w:r>
-        <w:t>24</w:t>
-      </w:r>
-      <w:r>
-        <w:fldChar w:fldCharType="end"/>
-      </w:r>
-      <w:r>
-        <w:rPr>
-          <w:i/>
-          <w:color w:val="646363"/>
-          <w:sz w:val="20"/>
-        </w:rPr>
-        <w:t>. Páginas de interfaz del plugin local_platform_access</w:t>
       </w:r>
     </w:p>
     <w:tbl>
@@ -12086,6 +12291,39 @@
         </w:tc>
       </w:tr>
     </w:tbl>
+    <w:p>
+      <w:r>
+        <w:rPr>
+          <w:i/>
+          <w:color w:val="646363"/>
+          <w:sz w:val="20"/>
+        </w:rPr>
+        <w:t xml:space="preserve">Tabla </w:t>
+      </w:r>
+      <w:r>
+        <w:fldChar w:fldCharType="begin"/>
+      </w:r>
+      <w:r>
+        <w:instrText xml:space="preserve"> SEQ Tabla \* ARABIC </w:instrText>
+      </w:r>
+      <w:r>
+        <w:fldChar w:fldCharType="separate"/>
+      </w:r>
+      <w:r>
+        <w:t>24</w:t>
+      </w:r>
+      <w:r>
+        <w:fldChar w:fldCharType="end"/>
+      </w:r>
+      <w:r>
+        <w:rPr>
+          <w:i/>
+          <w:color w:val="646363"/>
+          <w:sz w:val="20"/>
+        </w:rPr>
+        <w:t>. Páginas de interfaz del plugin local_platform_access</w:t>
+      </w:r>
+    </w:p>
     <w:p/>
     <w:p>
       <w:pPr>
@@ -12761,39 +12999,6 @@
           <w:sz w:val="28"/>
         </w:rPr>
         <w:t>7.17 Métricas de Código</w:t>
-      </w:r>
-    </w:p>
-    <w:p>
-      <w:r>
-        <w:rPr>
-          <w:i/>
-          <w:color w:val="646363"/>
-          <w:sz w:val="20"/>
-        </w:rPr>
-        <w:t xml:space="preserve">Tabla </w:t>
-      </w:r>
-      <w:r>
-        <w:fldChar w:fldCharType="begin"/>
-      </w:r>
-      <w:r>
-        <w:instrText xml:space="preserve"> SEQ Tabla \* ARABIC </w:instrText>
-      </w:r>
-      <w:r>
-        <w:fldChar w:fldCharType="separate"/>
-      </w:r>
-      <w:r>
-        <w:t>25</w:t>
-      </w:r>
-      <w:r>
-        <w:fldChar w:fldCharType="end"/>
-      </w:r>
-      <w:r>
-        <w:rPr>
-          <w:i/>
-          <w:color w:val="646363"/>
-          <w:sz w:val="20"/>
-        </w:rPr>
-        <w:t>. Métricas de código del plugin local_platform_access</w:t>
       </w:r>
     </w:p>
     <w:tbl>
@@ -13024,6 +13229,39 @@
         </w:tc>
       </w:tr>
     </w:tbl>
+    <w:p>
+      <w:r>
+        <w:rPr>
+          <w:i/>
+          <w:color w:val="646363"/>
+          <w:sz w:val="20"/>
+        </w:rPr>
+        <w:t xml:space="preserve">Tabla </w:t>
+      </w:r>
+      <w:r>
+        <w:fldChar w:fldCharType="begin"/>
+      </w:r>
+      <w:r>
+        <w:instrText xml:space="preserve"> SEQ Tabla \* ARABIC </w:instrText>
+      </w:r>
+      <w:r>
+        <w:fldChar w:fldCharType="separate"/>
+      </w:r>
+      <w:r>
+        <w:t>25</w:t>
+      </w:r>
+      <w:r>
+        <w:fldChar w:fldCharType="end"/>
+      </w:r>
+      <w:r>
+        <w:rPr>
+          <w:i/>
+          <w:color w:val="646363"/>
+          <w:sz w:val="20"/>
+        </w:rPr>
+        <w:t>. Métricas de código del plugin local_platform_access</w:t>
+      </w:r>
+    </w:p>
     <w:p/>
     <w:p>
       <w:pPr>
@@ -13540,239 +13778,6 @@
           <w:sz w:val="22"/>
         </w:rPr>
         <w:t>• Establecer un proceso de revisión de código para cualquier modificación.</w:t>
-      </w:r>
-    </w:p>
-    <w:p>
-      <w:r>
-        <w:br w:type="page"/>
-      </w:r>
-    </w:p>
-    <w:p/>
-    <w:p/>
-    <w:p/>
-    <w:p/>
-    <w:p>
-      <w:pPr>
-        <w:jc w:val="center"/>
-      </w:pPr>
-      <w:r>
-        <w:rPr>
-          <w:rFonts w:ascii="Arial" w:hAnsi="Arial"/>
-          <w:b/>
-          <w:color w:val="1B9E88"/>
-          <w:sz w:val="28"/>
-        </w:rPr>
-        <w:t>INSTITUTO SUPERIOR DE EDUCACIÓN RURAL</w:t>
-      </w:r>
-    </w:p>
-    <w:p>
-      <w:pPr>
-        <w:jc w:val="center"/>
-      </w:pPr>
-      <w:r>
-        <w:rPr>
-          <w:rFonts w:ascii="Arial" w:hAnsi="Arial"/>
-          <w:b/>
-          <w:color w:val="1B9E88"/>
-          <w:sz w:val="40"/>
-        </w:rPr>
-        <w:t>ISER</w:t>
-      </w:r>
-    </w:p>
-    <w:p>
-      <w:pPr>
-        <w:jc w:val="center"/>
-      </w:pPr>
-      <w:r>
-        <w:rPr>
-          <w:color w:val="FCBD05"/>
-          <w:sz w:val="24"/>
-        </w:rPr>
-        <w:t>══════════════════════════════════════════════════</w:t>
-      </w:r>
-    </w:p>
-    <w:p/>
-    <w:p/>
-    <w:p/>
-    <w:p>
-      <w:pPr>
-        <w:jc w:val="center"/>
-      </w:pPr>
-      <w:r>
-        <w:rPr>
-          <w:rFonts w:ascii="Arial" w:hAnsi="Arial"/>
-          <w:b/>
-          <w:color w:val="646363"/>
-          <w:sz w:val="24"/>
-        </w:rPr>
-        <w:t>INFORMACIÓN DEL CONTRATISTA</w:t>
-      </w:r>
-    </w:p>
-    <w:p/>
-    <w:p/>
-    <w:p>
-      <w:pPr>
-        <w:jc w:val="center"/>
-      </w:pPr>
-      <w:r>
-        <w:rPr>
-          <w:rFonts w:ascii="Arial" w:hAnsi="Arial"/>
-          <w:b/>
-          <w:sz w:val="32"/>
-        </w:rPr>
-        <w:t>PEDRO ALONSO ARIAS BALCUCHO</w:t>
-      </w:r>
-    </w:p>
-    <w:p>
-      <w:pPr>
-        <w:jc w:val="center"/>
-      </w:pPr>
-      <w:r>
-        <w:rPr>
-          <w:rFonts w:ascii="Arial" w:hAnsi="Arial"/>
-          <w:color w:val="646363"/>
-          <w:sz w:val="22"/>
-        </w:rPr>
-        <w:t>C.C. 1.094.277.917</w:t>
-      </w:r>
-    </w:p>
-    <w:p/>
-    <w:p>
-      <w:pPr>
-        <w:jc w:val="center"/>
-      </w:pPr>
-      <w:r>
-        <w:rPr>
-          <w:rFonts w:ascii="Arial" w:hAnsi="Arial"/>
-          <w:color w:val="646363"/>
-          <w:sz w:val="20"/>
-        </w:rPr>
-        <w:t>Contrato de Prestación de Servicios</w:t>
-      </w:r>
-    </w:p>
-    <w:p>
-      <w:pPr>
-        <w:jc w:val="center"/>
-      </w:pPr>
-      <w:r>
-        <w:rPr>
-          <w:rFonts w:ascii="Arial" w:hAnsi="Arial"/>
-          <w:b/>
-          <w:color w:val="1B9E88"/>
-          <w:sz w:val="24"/>
-        </w:rPr>
-        <w:t>No. CD-CPS-066-2025</w:t>
-      </w:r>
-    </w:p>
-    <w:p/>
-    <w:p/>
-    <w:p/>
-    <w:p>
-      <w:pPr>
-        <w:jc w:val="center"/>
-      </w:pPr>
-      <w:r>
-        <w:rPr>
-          <w:rFonts w:ascii="Consolas" w:hAnsi="Consolas"/>
-          <w:color w:val="1B9E88"/>
-          <w:sz w:val="20"/>
-        </w:rPr>
-        <w:t>┌────────────────────────────────────┐</w:t>
-      </w:r>
-    </w:p>
-    <w:p>
-      <w:pPr>
-        <w:jc w:val="center"/>
-      </w:pPr>
-      <w:r>
-        <w:rPr>
-          <w:rFonts w:ascii="Consolas" w:hAnsi="Consolas"/>
-          <w:color w:val="1B9E88"/>
-          <w:sz w:val="20"/>
-        </w:rPr>
-        <w:t>│          DATOS DE CONTACTO          │</w:t>
-      </w:r>
-    </w:p>
-    <w:p>
-      <w:pPr>
-        <w:jc w:val="center"/>
-      </w:pPr>
-      <w:r>
-        <w:rPr>
-          <w:rFonts w:ascii="Consolas" w:hAnsi="Consolas"/>
-          <w:color w:val="1B9E88"/>
-          <w:sz w:val="20"/>
-        </w:rPr>
-        <w:t>│     Tel: 3112243871                 │</w:t>
-      </w:r>
-    </w:p>
-    <w:p>
-      <w:pPr>
-        <w:jc w:val="center"/>
-      </w:pPr>
-      <w:r>
-        <w:rPr>
-          <w:rFonts w:ascii="Consolas" w:hAnsi="Consolas"/>
-          <w:color w:val="1B9E88"/>
-          <w:sz w:val="20"/>
-        </w:rPr>
-        <w:t>│     alonsoariasb@gmail.com          │</w:t>
-      </w:r>
-    </w:p>
-    <w:p>
-      <w:pPr>
-        <w:jc w:val="center"/>
-      </w:pPr>
-      <w:r>
-        <w:rPr>
-          <w:rFonts w:ascii="Consolas" w:hAnsi="Consolas"/>
-          <w:color w:val="1B9E88"/>
-          <w:sz w:val="20"/>
-        </w:rPr>
-        <w:t>└────────────────────────────────────┘</w:t>
-      </w:r>
-    </w:p>
-    <w:p/>
-    <w:p/>
-    <w:p/>
-    <w:p/>
-    <w:p>
-      <w:pPr>
-        <w:jc w:val="center"/>
-      </w:pPr>
-      <w:r>
-        <w:rPr>
-          <w:color w:val="FCBD05"/>
-          <w:sz w:val="24"/>
-        </w:rPr>
-        <w:t>══════════════════════════════════════════════════</w:t>
-      </w:r>
-    </w:p>
-    <w:p>
-      <w:pPr>
-        <w:jc w:val="center"/>
-      </w:pPr>
-      <w:r>
-        <w:rPr>
-          <w:rFonts w:ascii="Arial" w:hAnsi="Arial"/>
-          <w:color w:val="646363"/>
-          <w:sz w:val="20"/>
-        </w:rPr>
-        <w:t>Pamplona, Norte de Santander - Colombia</w:t>
-      </w:r>
-    </w:p>
-    <w:p>
-      <w:pPr>
-        <w:jc w:val="center"/>
-      </w:pPr>
-      <w:r>
-        <w:rPr>
-          <w:rFonts w:ascii="Arial" w:hAnsi="Arial"/>
-          <w:b/>
-          <w:color w:val="1B9E88"/>
-          <w:sz w:val="22"/>
-        </w:rPr>
-        <w:t>Diciembre 2025</w:t>
       </w:r>
     </w:p>
     <w:sectPr>

--- a/docs/informe_tecnico/output/INFORME_TECNICO_FGCT17_2025.docx
+++ b/docs/informe_tecnico/output/INFORME_TECNICO_FGCT17_2025.docx
@@ -6124,9 +6124,323 @@
           <w:i w:val="0"/>
           <w:sz w:val="22"/>
         </w:rPr>
-        <w:t>El siguiente resumen proporciona una visión general de las métricas y características técnicas del plugin local_jobboard:</w:t>
-      </w:r>
-    </w:p>
+        <w:t>El siguiente resumen proporciona una visión general de las métricas técnicas del plugin local_jobboard:</w:t>
+      </w:r>
+    </w:p>
+    <w:p>
+      <w:pPr>
+        <w:spacing w:after="80" w:line="276" w:lineRule="auto"/>
+        <w:ind w:left="576"/>
+      </w:pPr>
+      <w:r>
+        <w:rPr>
+          <w:rFonts w:ascii="Arial" w:hAnsi="Arial"/>
+          <w:sz w:val="22"/>
+        </w:rPr>
+        <w:t>• Total de tablas en base de datos: 24</w:t>
+      </w:r>
+    </w:p>
+    <w:p>
+      <w:pPr>
+        <w:spacing w:after="80" w:line="276" w:lineRule="auto"/>
+        <w:ind w:left="576"/>
+      </w:pPr>
+      <w:r>
+        <w:rPr>
+          <w:rFonts w:ascii="Arial" w:hAnsi="Arial"/>
+          <w:sz w:val="22"/>
+        </w:rPr>
+        <w:t>• Capabilities definidas: 11</w:t>
+      </w:r>
+    </w:p>
+    <w:p>
+      <w:pPr>
+        <w:spacing w:after="80" w:line="276" w:lineRule="auto"/>
+        <w:ind w:left="576"/>
+      </w:pPr>
+      <w:r>
+        <w:rPr>
+          <w:rFonts w:ascii="Arial" w:hAnsi="Arial"/>
+          <w:sz w:val="22"/>
+        </w:rPr>
+        <w:t>• Servicios web: 5</w:t>
+      </w:r>
+    </w:p>
+    <w:p>
+      <w:pPr>
+        <w:spacing w:after="80" w:line="276" w:lineRule="auto"/>
+        <w:ind w:left="576"/>
+      </w:pPr>
+      <w:r>
+        <w:rPr>
+          <w:rFonts w:ascii="Arial" w:hAnsi="Arial"/>
+          <w:sz w:val="22"/>
+        </w:rPr>
+        <w:t>• Funciones PHP: 25</w:t>
+      </w:r>
+    </w:p>
+    <w:p>
+      <w:pPr>
+        <w:spacing w:before="240" w:after="120"/>
+        <w:outlineLvl w:val="1"/>
+      </w:pPr>
+      <w:r>
+        <w:rPr>
+          <w:rFonts w:ascii="Arial" w:hAnsi="Arial"/>
+          <w:b/>
+          <w:color w:val="646363"/>
+          <w:sz w:val="28"/>
+        </w:rPr>
+        <w:t>5.16 Clases Principales</w:t>
+      </w:r>
+    </w:p>
+    <w:p>
+      <w:pPr>
+        <w:spacing w:after="160" w:line="276" w:lineRule="auto"/>
+        <w:jc w:val="both"/>
+      </w:pPr>
+      <w:r>
+        <w:rPr>
+          <w:rFonts w:ascii="Arial" w:hAnsi="Arial"/>
+          <w:b w:val="0"/>
+          <w:i w:val="0"/>
+          <w:sz w:val="22"/>
+        </w:rPr>
+        <w:t>El plugin implementa las siguientes clases PHP principales:</w:t>
+      </w:r>
+    </w:p>
+    <w:tbl>
+      <w:tblPr>
+        <w:tblStyle w:val="Tablaconcuadrcula"/>
+        <w:tblW w:type="auto" w:w="0"/>
+        <w:jc w:val="center"/>
+        <w:tblLook w:firstColumn="1" w:firstRow="1" w:lastColumn="0" w:lastRow="0" w:noHBand="0" w:noVBand="1" w:val="04A0"/>
+      </w:tblPr>
+      <w:tblGrid>
+        <w:gridCol w:w="2947"/>
+        <w:gridCol w:w="2947"/>
+        <w:gridCol w:w="2947"/>
+      </w:tblGrid>
+      <w:tr>
+        <w:tc>
+          <w:tcPr>
+            <w:tcW w:type="dxa" w:w="2947"/>
+            <w:shd w:fill="1B9E88"/>
+          </w:tcPr>
+          <w:p>
+            <w:r>
+              <w:rPr>
+                <w:rFonts w:ascii="Arial" w:hAnsi="Arial"/>
+                <w:b/>
+                <w:color w:val="FFFFFF"/>
+                <w:sz w:val="20"/>
+              </w:rPr>
+              <w:t>Clase</w:t>
+            </w:r>
+          </w:p>
+        </w:tc>
+        <w:tc>
+          <w:tcPr>
+            <w:tcW w:type="dxa" w:w="2947"/>
+            <w:shd w:fill="1B9E88"/>
+          </w:tcPr>
+          <w:p>
+            <w:r>
+              <w:rPr>
+                <w:rFonts w:ascii="Arial" w:hAnsi="Arial"/>
+                <w:b/>
+                <w:color w:val="FFFFFF"/>
+                <w:sz w:val="20"/>
+              </w:rPr>
+              <w:t>Namespace</w:t>
+            </w:r>
+          </w:p>
+        </w:tc>
+        <w:tc>
+          <w:tcPr>
+            <w:tcW w:type="dxa" w:w="2947"/>
+            <w:shd w:fill="1B9E88"/>
+          </w:tcPr>
+          <w:p>
+            <w:r>
+              <w:rPr>
+                <w:rFonts w:ascii="Arial" w:hAnsi="Arial"/>
+                <w:b/>
+                <w:color w:val="FFFFFF"/>
+                <w:sz w:val="20"/>
+              </w:rPr>
+              <w:t>Descripción</w:t>
+            </w:r>
+          </w:p>
+        </w:tc>
+      </w:tr>
+      <w:tr>
+        <w:tc>
+          <w:tcPr>
+            <w:tcW w:type="dxa" w:w="2947"/>
+          </w:tcPr>
+          <w:p>
+            <w:r>
+              <w:rPr>
+                <w:rFonts w:ascii="Arial" w:hAnsi="Arial"/>
+                <w:sz w:val="20"/>
+              </w:rPr>
+              <w:t>vacancy</w:t>
+            </w:r>
+          </w:p>
+        </w:tc>
+        <w:tc>
+          <w:tcPr>
+            <w:tcW w:type="dxa" w:w="2947"/>
+          </w:tcPr>
+          <w:p>
+            <w:r>
+              <w:rPr>
+                <w:rFonts w:ascii="Arial" w:hAnsi="Arial"/>
+                <w:sz w:val="20"/>
+              </w:rPr>
+              <w:t>local_jobboard</w:t>
+            </w:r>
+          </w:p>
+        </w:tc>
+        <w:tc>
+          <w:tcPr>
+            <w:tcW w:type="dxa" w:w="2947"/>
+          </w:tcPr>
+          <w:p>
+            <w:r>
+              <w:rPr>
+                <w:rFonts w:ascii="Arial" w:hAnsi="Arial"/>
+                <w:sz w:val="20"/>
+              </w:rPr>
+              <w:t>Clase para gestionar vacantes/convocatorias labora...</w:t>
+            </w:r>
+          </w:p>
+        </w:tc>
+      </w:tr>
+      <w:tr>
+        <w:tc>
+          <w:tcPr>
+            <w:tcW w:type="dxa" w:w="2947"/>
+          </w:tcPr>
+          <w:p>
+            <w:r>
+              <w:rPr>
+                <w:rFonts w:ascii="Arial" w:hAnsi="Arial"/>
+                <w:sz w:val="20"/>
+              </w:rPr>
+              <w:t>application</w:t>
+            </w:r>
+          </w:p>
+        </w:tc>
+        <w:tc>
+          <w:tcPr>
+            <w:tcW w:type="dxa" w:w="2947"/>
+          </w:tcPr>
+          <w:p>
+            <w:r>
+              <w:rPr>
+                <w:rFonts w:ascii="Arial" w:hAnsi="Arial"/>
+                <w:sz w:val="20"/>
+              </w:rPr>
+              <w:t>local_jobboard</w:t>
+            </w:r>
+          </w:p>
+        </w:tc>
+        <w:tc>
+          <w:tcPr>
+            <w:tcW w:type="dxa" w:w="2947"/>
+          </w:tcPr>
+          <w:p>
+            <w:r>
+              <w:rPr>
+                <w:rFonts w:ascii="Arial" w:hAnsi="Arial"/>
+                <w:sz w:val="20"/>
+              </w:rPr>
+              <w:t>Clase para gestionar postulaciones de candidatos a...</w:t>
+            </w:r>
+          </w:p>
+        </w:tc>
+      </w:tr>
+      <w:tr>
+        <w:tc>
+          <w:tcPr>
+            <w:tcW w:type="dxa" w:w="2947"/>
+          </w:tcPr>
+          <w:p>
+            <w:r>
+              <w:rPr>
+                <w:rFonts w:ascii="Arial" w:hAnsi="Arial"/>
+                <w:sz w:val="20"/>
+              </w:rPr>
+              <w:t>additional</w:t>
+            </w:r>
+          </w:p>
+        </w:tc>
+        <w:tc>
+          <w:tcPr>
+            <w:tcW w:type="dxa" w:w="2947"/>
+          </w:tcPr>
+          <w:p>
+            <w:r>
+              <w:rPr>
+                <w:rFonts w:ascii="Arial" w:hAnsi="Arial"/>
+                <w:sz w:val="20"/>
+              </w:rPr>
+              <w:t>local_jobboard</w:t>
+            </w:r>
+          </w:p>
+        </w:tc>
+        <w:tc>
+          <w:tcPr>
+            <w:tcW w:type="dxa" w:w="2947"/>
+          </w:tcPr>
+          <w:p>
+            <w:r>
+              <w:rPr>
+                <w:rFonts w:ascii="Arial" w:hAnsi="Arial"/>
+                <w:sz w:val="20"/>
+              </w:rPr>
+              <w:t>Clases adicionales del plugin local_jobboard que c...</w:t>
+            </w:r>
+          </w:p>
+        </w:tc>
+      </w:tr>
+    </w:tbl>
+    <w:p>
+      <w:r>
+        <w:rPr>
+          <w:i/>
+          <w:color w:val="646363"/>
+          <w:sz w:val="20"/>
+        </w:rPr>
+        <w:t xml:space="preserve">Tabla </w:t>
+      </w:r>
+      <w:r>
+        <w:fldChar w:fldCharType="begin"/>
+      </w:r>
+      <w:r>
+        <w:instrText xml:space="preserve"> SEQ Tabla \* ARABIC </w:instrText>
+      </w:r>
+      <w:r>
+        <w:fldChar w:fldCharType="separate"/>
+      </w:r>
+      <w:r>
+        <w:t>10</w:t>
+      </w:r>
+      <w:r>
+        <w:fldChar w:fldCharType="end"/>
+      </w:r>
+      <w:r>
+        <w:rPr>
+          <w:i/>
+          <w:color w:val="646363"/>
+          <w:sz w:val="20"/>
+        </w:rPr>
+        <w:t>. Clases principales del plugin local_jobboard</w:t>
+      </w:r>
+    </w:p>
+    <w:p/>
     <w:p>
       <w:r>
         <w:br w:type="page"/>
@@ -6529,7 +6843,7 @@
         <w:fldChar w:fldCharType="separate"/>
       </w:r>
       <w:r>
-        <w:t>10</w:t>
+        <w:t>11</w:t>
       </w:r>
       <w:r>
         <w:fldChar w:fldCharType="end"/>
@@ -6911,7 +7225,7 @@
         <w:fldChar w:fldCharType="separate"/>
       </w:r>
       <w:r>
-        <w:t>11</w:t>
+        <w:t>12</w:t>
       </w:r>
       <w:r>
         <w:fldChar w:fldCharType="end"/>
@@ -7128,7 +7442,7 @@
         <w:fldChar w:fldCharType="separate"/>
       </w:r>
       <w:r>
-        <w:t>12</w:t>
+        <w:t>13</w:t>
       </w:r>
       <w:r>
         <w:fldChar w:fldCharType="end"/>
@@ -7346,7 +7660,7 @@
         <w:fldChar w:fldCharType="separate"/>
       </w:r>
       <w:r>
-        <w:t>13</w:t>
+        <w:t>14</w:t>
       </w:r>
       <w:r>
         <w:fldChar w:fldCharType="end"/>
@@ -7878,7 +8192,7 @@
         <w:fldChar w:fldCharType="separate"/>
       </w:r>
       <w:r>
-        <w:t>14</w:t>
+        <w:t>15</w:t>
       </w:r>
       <w:r>
         <w:fldChar w:fldCharType="end"/>
@@ -8096,7 +8410,7 @@
         <w:fldChar w:fldCharType="separate"/>
       </w:r>
       <w:r>
-        <w:t>15</w:t>
+        <w:t>16</w:t>
       </w:r>
       <w:r>
         <w:fldChar w:fldCharType="end"/>
@@ -8360,7 +8674,7 @@
         <w:fldChar w:fldCharType="separate"/>
       </w:r>
       <w:r>
-        <w:t>16</w:t>
+        <w:t>17</w:t>
       </w:r>
       <w:r>
         <w:fldChar w:fldCharType="end"/>
@@ -8592,7 +8906,7 @@
         <w:fldChar w:fldCharType="separate"/>
       </w:r>
       <w:r>
-        <w:t>17</w:t>
+        <w:t>18</w:t>
       </w:r>
       <w:r>
         <w:fldChar w:fldCharType="end"/>
@@ -8936,7 +9250,7 @@
         <w:fldChar w:fldCharType="separate"/>
       </w:r>
       <w:r>
-        <w:t>18</w:t>
+        <w:t>19</w:t>
       </w:r>
       <w:r>
         <w:fldChar w:fldCharType="end"/>
@@ -9441,7 +9755,7 @@
         <w:fldChar w:fldCharType="separate"/>
       </w:r>
       <w:r>
-        <w:t>19</w:t>
+        <w:t>20</w:t>
       </w:r>
       <w:r>
         <w:fldChar w:fldCharType="end"/>
@@ -10521,7 +10835,7 @@
         <w:fldChar w:fldCharType="separate"/>
       </w:r>
       <w:r>
-        <w:t>20</w:t>
+        <w:t>21</w:t>
       </w:r>
       <w:r>
         <w:fldChar w:fldCharType="end"/>
@@ -10859,7 +11173,7 @@
         <w:fldChar w:fldCharType="separate"/>
       </w:r>
       <w:r>
-        <w:t>21</w:t>
+        <w:t>22</w:t>
       </w:r>
       <w:r>
         <w:fldChar w:fldCharType="end"/>
@@ -11493,7 +11807,7 @@
         <w:fldChar w:fldCharType="separate"/>
       </w:r>
       <w:r>
-        <w:t>22</w:t>
+        <w:t>23</w:t>
       </w:r>
       <w:r>
         <w:fldChar w:fldCharType="end"/>
@@ -11887,7 +12201,7 @@
         <w:fldChar w:fldCharType="separate"/>
       </w:r>
       <w:r>
-        <w:t>23</w:t>
+        <w:t>24</w:t>
       </w:r>
       <w:r>
         <w:fldChar w:fldCharType="end"/>
@@ -12310,7 +12624,7 @@
         <w:fldChar w:fldCharType="separate"/>
       </w:r>
       <w:r>
-        <w:t>24</w:t>
+        <w:t>25</w:t>
       </w:r>
       <w:r>
         <w:fldChar w:fldCharType="end"/>
@@ -13248,7 +13562,7 @@
         <w:fldChar w:fldCharType="separate"/>
       </w:r>
       <w:r>
-        <w:t>25</w:t>
+        <w:t>26</w:t>
       </w:r>
       <w:r>
         <w:fldChar w:fldCharType="end"/>

--- a/docs/informe_tecnico/output/INFORME_TECNICO_FGCT17_2025.docx
+++ b/docs/informe_tecnico/output/INFORME_TECNICO_FGCT17_2025.docx
@@ -6442,6 +6442,772 @@
     </w:p>
     <w:p/>
     <w:p>
+      <w:pPr>
+        <w:spacing w:before="240" w:after="120"/>
+        <w:outlineLvl w:val="1"/>
+      </w:pPr>
+      <w:r>
+        <w:rPr>
+          <w:rFonts w:ascii="Arial" w:hAnsi="Arial"/>
+          <w:b/>
+          <w:color w:val="646363"/>
+          <w:sz w:val="28"/>
+        </w:rPr>
+        <w:t>5.17 Funciones PHP</w:t>
+      </w:r>
+    </w:p>
+    <w:p>
+      <w:pPr>
+        <w:spacing w:after="160" w:line="276" w:lineRule="auto"/>
+        <w:jc w:val="both"/>
+      </w:pPr>
+      <w:r>
+        <w:rPr>
+          <w:rFonts w:ascii="Arial" w:hAnsi="Arial"/>
+          <w:b w:val="0"/>
+          <w:i w:val="0"/>
+          <w:sz w:val="22"/>
+        </w:rPr>
+        <w:t>El plugin define 25 funciones PHP en el archivo lib.php para integración con el sistema de navegación y hooks de Moodle:</w:t>
+      </w:r>
+    </w:p>
+    <w:tbl>
+      <w:tblPr>
+        <w:tblStyle w:val="Tablaconcuadrcula"/>
+        <w:tblW w:type="auto" w:w="0"/>
+        <w:jc w:val="center"/>
+        <w:tblLook w:firstColumn="1" w:firstRow="1" w:lastColumn="0" w:lastRow="0" w:noHBand="0" w:noVBand="1" w:val="04A0"/>
+      </w:tblPr>
+      <w:tblGrid>
+        <w:gridCol w:w="2947"/>
+        <w:gridCol w:w="2947"/>
+        <w:gridCol w:w="2947"/>
+      </w:tblGrid>
+      <w:tr>
+        <w:tc>
+          <w:tcPr>
+            <w:tcW w:type="dxa" w:w="2947"/>
+            <w:shd w:fill="1B9E88"/>
+          </w:tcPr>
+          <w:p>
+            <w:r>
+              <w:rPr>
+                <w:rFonts w:ascii="Arial" w:hAnsi="Arial"/>
+                <w:b/>
+                <w:color w:val="FFFFFF"/>
+                <w:sz w:val="20"/>
+              </w:rPr>
+              <w:t>Función</w:t>
+            </w:r>
+          </w:p>
+        </w:tc>
+        <w:tc>
+          <w:tcPr>
+            <w:tcW w:type="dxa" w:w="2947"/>
+            <w:shd w:fill="1B9E88"/>
+          </w:tcPr>
+          <w:p>
+            <w:r>
+              <w:rPr>
+                <w:rFonts w:ascii="Arial" w:hAnsi="Arial"/>
+                <w:b/>
+                <w:color w:val="FFFFFF"/>
+                <w:sz w:val="20"/>
+              </w:rPr>
+              <w:t>Descripción</w:t>
+            </w:r>
+          </w:p>
+        </w:tc>
+        <w:tc>
+          <w:tcPr>
+            <w:tcW w:type="dxa" w:w="2947"/>
+            <w:shd w:fill="1B9E88"/>
+          </w:tcPr>
+          <w:p>
+            <w:r>
+              <w:rPr>
+                <w:rFonts w:ascii="Arial" w:hAnsi="Arial"/>
+                <w:b/>
+                <w:color w:val="FFFFFF"/>
+                <w:sz w:val="20"/>
+              </w:rPr>
+              <w:t>Retorno</w:t>
+            </w:r>
+          </w:p>
+        </w:tc>
+      </w:tr>
+      <w:tr>
+        <w:tc>
+          <w:tcPr>
+            <w:tcW w:type="dxa" w:w="2947"/>
+          </w:tcPr>
+          <w:p>
+            <w:r>
+              <w:rPr>
+                <w:rFonts w:ascii="Arial" w:hAnsi="Arial"/>
+                <w:sz w:val="20"/>
+              </w:rPr>
+              <w:t>user_has_custom_role</w:t>
+            </w:r>
+          </w:p>
+        </w:tc>
+        <w:tc>
+          <w:tcPr>
+            <w:tcW w:type="dxa" w:w="2947"/>
+          </w:tcPr>
+          <w:p>
+            <w:r>
+              <w:rPr>
+                <w:rFonts w:ascii="Arial" w:hAnsi="Arial"/>
+                <w:sz w:val="20"/>
+              </w:rPr>
+              <w:t>Check if user has any of the jobboard cu...</w:t>
+            </w:r>
+          </w:p>
+        </w:tc>
+        <w:tc>
+          <w:tcPr>
+            <w:tcW w:type="dxa" w:w="2947"/>
+          </w:tcPr>
+          <w:p>
+            <w:r>
+              <w:rPr>
+                <w:rFonts w:ascii="Arial" w:hAnsi="Arial"/>
+                <w:sz w:val="20"/>
+              </w:rPr>
+              <w:t>bool</w:t>
+            </w:r>
+          </w:p>
+        </w:tc>
+      </w:tr>
+      <w:tr>
+        <w:tc>
+          <w:tcPr>
+            <w:tcW w:type="dxa" w:w="2947"/>
+          </w:tcPr>
+          <w:p>
+            <w:r>
+              <w:rPr>
+                <w:rFonts w:ascii="Arial" w:hAnsi="Arial"/>
+                <w:sz w:val="20"/>
+              </w:rPr>
+              <w:t>has_open_convocatorias</w:t>
+            </w:r>
+          </w:p>
+        </w:tc>
+        <w:tc>
+          <w:tcPr>
+            <w:tcW w:type="dxa" w:w="2947"/>
+          </w:tcPr>
+          <w:p>
+            <w:r>
+              <w:rPr>
+                <w:rFonts w:ascii="Arial" w:hAnsi="Arial"/>
+                <w:sz w:val="20"/>
+              </w:rPr>
+              <w:t>Check if there are any open convocatoria...</w:t>
+            </w:r>
+          </w:p>
+        </w:tc>
+        <w:tc>
+          <w:tcPr>
+            <w:tcW w:type="dxa" w:w="2947"/>
+          </w:tcPr>
+          <w:p>
+            <w:r>
+              <w:rPr>
+                <w:rFonts w:ascii="Arial" w:hAnsi="Arial"/>
+                <w:sz w:val="20"/>
+              </w:rPr>
+              <w:t>bool</w:t>
+            </w:r>
+          </w:p>
+        </w:tc>
+      </w:tr>
+      <w:tr>
+        <w:tc>
+          <w:tcPr>
+            <w:tcW w:type="dxa" w:w="2947"/>
+          </w:tcPr>
+          <w:p>
+            <w:r>
+              <w:rPr>
+                <w:rFonts w:ascii="Arial" w:hAnsi="Arial"/>
+                <w:sz w:val="20"/>
+              </w:rPr>
+              <w:t>should_show_menu</w:t>
+            </w:r>
+          </w:p>
+        </w:tc>
+        <w:tc>
+          <w:tcPr>
+            <w:tcW w:type="dxa" w:w="2947"/>
+          </w:tcPr>
+          <w:p>
+            <w:r>
+              <w:rPr>
+                <w:rFonts w:ascii="Arial" w:hAnsi="Arial"/>
+                <w:sz w:val="20"/>
+              </w:rPr>
+              <w:t>Check if the jobboard menu should be vis...</w:t>
+            </w:r>
+          </w:p>
+        </w:tc>
+        <w:tc>
+          <w:tcPr>
+            <w:tcW w:type="dxa" w:w="2947"/>
+          </w:tcPr>
+          <w:p>
+            <w:r>
+              <w:rPr>
+                <w:rFonts w:ascii="Arial" w:hAnsi="Arial"/>
+                <w:sz w:val="20"/>
+              </w:rPr>
+              <w:t>bool</w:t>
+            </w:r>
+          </w:p>
+        </w:tc>
+      </w:tr>
+      <w:tr>
+        <w:tc>
+          <w:tcPr>
+            <w:tcW w:type="dxa" w:w="2947"/>
+          </w:tcPr>
+          <w:p>
+            <w:r>
+              <w:rPr>
+                <w:rFonts w:ascii="Arial" w:hAnsi="Arial"/>
+                <w:sz w:val="20"/>
+              </w:rPr>
+              <w:t>extend_navigation</w:t>
+            </w:r>
+          </w:p>
+        </w:tc>
+        <w:tc>
+          <w:tcPr>
+            <w:tcW w:type="dxa" w:w="2947"/>
+          </w:tcPr>
+          <w:p>
+            <w:r>
+              <w:rPr>
+                <w:rFonts w:ascii="Arial" w:hAnsi="Arial"/>
+                <w:sz w:val="20"/>
+              </w:rPr>
+              <w:t>Adds navigation nodes to the main naviga...</w:t>
+            </w:r>
+          </w:p>
+        </w:tc>
+        <w:tc>
+          <w:tcPr>
+            <w:tcW w:type="dxa" w:w="2947"/>
+          </w:tcPr>
+          <w:p>
+            <w:r>
+              <w:rPr>
+                <w:rFonts w:ascii="Arial" w:hAnsi="Arial"/>
+                <w:sz w:val="20"/>
+              </w:rPr>
+              <w:t>void</w:t>
+            </w:r>
+          </w:p>
+        </w:tc>
+      </w:tr>
+      <w:tr>
+        <w:tc>
+          <w:tcPr>
+            <w:tcW w:type="dxa" w:w="2947"/>
+          </w:tcPr>
+          <w:p>
+            <w:r>
+              <w:rPr>
+                <w:rFonts w:ascii="Arial" w:hAnsi="Arial"/>
+                <w:sz w:val="20"/>
+              </w:rPr>
+              <w:t>extend_settings_navigatio</w:t>
+            </w:r>
+          </w:p>
+        </w:tc>
+        <w:tc>
+          <w:tcPr>
+            <w:tcW w:type="dxa" w:w="2947"/>
+          </w:tcPr>
+          <w:p>
+            <w:r>
+              <w:rPr>
+                <w:rFonts w:ascii="Arial" w:hAnsi="Arial"/>
+                <w:sz w:val="20"/>
+              </w:rPr>
+              <w:t>Adds settings to the site admin menu. No...</w:t>
+            </w:r>
+          </w:p>
+        </w:tc>
+        <w:tc>
+          <w:tcPr>
+            <w:tcW w:type="dxa" w:w="2947"/>
+          </w:tcPr>
+          <w:p>
+            <w:r>
+              <w:rPr>
+                <w:rFonts w:ascii="Arial" w:hAnsi="Arial"/>
+                <w:sz w:val="20"/>
+              </w:rPr>
+              <w:t>void</w:t>
+            </w:r>
+          </w:p>
+        </w:tc>
+      </w:tr>
+      <w:tr>
+        <w:tc>
+          <w:tcPr>
+            <w:tcW w:type="dxa" w:w="2947"/>
+          </w:tcPr>
+          <w:p>
+            <w:r>
+              <w:rPr>
+                <w:rFonts w:ascii="Arial" w:hAnsi="Arial"/>
+                <w:sz w:val="20"/>
+              </w:rPr>
+              <w:t>pluginfile</w:t>
+            </w:r>
+          </w:p>
+        </w:tc>
+        <w:tc>
+          <w:tcPr>
+            <w:tcW w:type="dxa" w:w="2947"/>
+          </w:tcPr>
+          <w:p>
+            <w:r>
+              <w:rPr>
+                <w:rFonts w:ascii="Arial" w:hAnsi="Arial"/>
+                <w:sz w:val="20"/>
+              </w:rPr>
+              <w:t>Serves files for the local_jobboard plug...</w:t>
+            </w:r>
+          </w:p>
+        </w:tc>
+        <w:tc>
+          <w:tcPr>
+            <w:tcW w:type="dxa" w:w="2947"/>
+          </w:tcPr>
+          <w:p>
+            <w:r>
+              <w:rPr>
+                <w:rFonts w:ascii="Arial" w:hAnsi="Arial"/>
+                <w:sz w:val="20"/>
+              </w:rPr>
+              <w:t>bool</w:t>
+            </w:r>
+          </w:p>
+        </w:tc>
+      </w:tr>
+      <w:tr>
+        <w:tc>
+          <w:tcPr>
+            <w:tcW w:type="dxa" w:w="2947"/>
+          </w:tcPr>
+          <w:p>
+            <w:r>
+              <w:rPr>
+                <w:rFonts w:ascii="Arial" w:hAnsi="Arial"/>
+                <w:sz w:val="20"/>
+              </w:rPr>
+              <w:t>get_application_statuses</w:t>
+            </w:r>
+          </w:p>
+        </w:tc>
+        <w:tc>
+          <w:tcPr>
+            <w:tcW w:type="dxa" w:w="2947"/>
+          </w:tcPr>
+          <w:p>
+            <w:r>
+              <w:rPr>
+                <w:rFonts w:ascii="Arial" w:hAnsi="Arial"/>
+                <w:sz w:val="20"/>
+              </w:rPr>
+              <w:t>Get the list of application statuses.</w:t>
+            </w:r>
+          </w:p>
+        </w:tc>
+        <w:tc>
+          <w:tcPr>
+            <w:tcW w:type="dxa" w:w="2947"/>
+          </w:tcPr>
+          <w:p>
+            <w:r>
+              <w:rPr>
+                <w:rFonts w:ascii="Arial" w:hAnsi="Arial"/>
+                <w:sz w:val="20"/>
+              </w:rPr>
+              <w:t>array</w:t>
+            </w:r>
+          </w:p>
+        </w:tc>
+      </w:tr>
+      <w:tr>
+        <w:tc>
+          <w:tcPr>
+            <w:tcW w:type="dxa" w:w="2947"/>
+          </w:tcPr>
+          <w:p>
+            <w:r>
+              <w:rPr>
+                <w:rFonts w:ascii="Arial" w:hAnsi="Arial"/>
+                <w:sz w:val="20"/>
+              </w:rPr>
+              <w:t>get_document_statuses</w:t>
+            </w:r>
+          </w:p>
+        </w:tc>
+        <w:tc>
+          <w:tcPr>
+            <w:tcW w:type="dxa" w:w="2947"/>
+          </w:tcPr>
+          <w:p>
+            <w:r>
+              <w:rPr>
+                <w:rFonts w:ascii="Arial" w:hAnsi="Arial"/>
+                <w:sz w:val="20"/>
+              </w:rPr>
+              <w:t>Get the list of document validation stat...</w:t>
+            </w:r>
+          </w:p>
+        </w:tc>
+        <w:tc>
+          <w:tcPr>
+            <w:tcW w:type="dxa" w:w="2947"/>
+          </w:tcPr>
+          <w:p>
+            <w:r>
+              <w:rPr>
+                <w:rFonts w:ascii="Arial" w:hAnsi="Arial"/>
+                <w:sz w:val="20"/>
+              </w:rPr>
+              <w:t>array</w:t>
+            </w:r>
+          </w:p>
+        </w:tc>
+      </w:tr>
+      <w:tr>
+        <w:tc>
+          <w:tcPr>
+            <w:tcW w:type="dxa" w:w="2947"/>
+          </w:tcPr>
+          <w:p>
+            <w:r>
+              <w:rPr>
+                <w:rFonts w:ascii="Arial" w:hAnsi="Arial"/>
+                <w:sz w:val="20"/>
+              </w:rPr>
+              <w:t>get_contract_types</w:t>
+            </w:r>
+          </w:p>
+        </w:tc>
+        <w:tc>
+          <w:tcPr>
+            <w:tcW w:type="dxa" w:w="2947"/>
+          </w:tcPr>
+          <w:p>
+            <w:r>
+              <w:rPr>
+                <w:rFonts w:ascii="Arial" w:hAnsi="Arial"/>
+                <w:sz w:val="20"/>
+              </w:rPr>
+              <w:t>Get the list of contract types.</w:t>
+            </w:r>
+          </w:p>
+        </w:tc>
+        <w:tc>
+          <w:tcPr>
+            <w:tcW w:type="dxa" w:w="2947"/>
+          </w:tcPr>
+          <w:p>
+            <w:r>
+              <w:rPr>
+                <w:rFonts w:ascii="Arial" w:hAnsi="Arial"/>
+                <w:sz w:val="20"/>
+              </w:rPr>
+              <w:t>array</w:t>
+            </w:r>
+          </w:p>
+        </w:tc>
+      </w:tr>
+      <w:tr>
+        <w:tc>
+          <w:tcPr>
+            <w:tcW w:type="dxa" w:w="2947"/>
+          </w:tcPr>
+          <w:p>
+            <w:r>
+              <w:rPr>
+                <w:rFonts w:ascii="Arial" w:hAnsi="Arial"/>
+                <w:sz w:val="20"/>
+              </w:rPr>
+              <w:t>get_modalities</w:t>
+            </w:r>
+          </w:p>
+        </w:tc>
+        <w:tc>
+          <w:tcPr>
+            <w:tcW w:type="dxa" w:w="2947"/>
+          </w:tcPr>
+          <w:p>
+            <w:r>
+              <w:rPr>
+                <w:rFonts w:ascii="Arial" w:hAnsi="Arial"/>
+                <w:sz w:val="20"/>
+              </w:rPr>
+              <w:t>Get available educational modalities.</w:t>
+            </w:r>
+          </w:p>
+        </w:tc>
+        <w:tc>
+          <w:tcPr>
+            <w:tcW w:type="dxa" w:w="2947"/>
+          </w:tcPr>
+          <w:p>
+            <w:r>
+              <w:rPr>
+                <w:rFonts w:ascii="Arial" w:hAnsi="Arial"/>
+                <w:sz w:val="20"/>
+              </w:rPr>
+              <w:t>array</w:t>
+            </w:r>
+          </w:p>
+        </w:tc>
+      </w:tr>
+      <w:tr>
+        <w:tc>
+          <w:tcPr>
+            <w:tcW w:type="dxa" w:w="2947"/>
+          </w:tcPr>
+          <w:p>
+            <w:r>
+              <w:rPr>
+                <w:rFonts w:ascii="Arial" w:hAnsi="Arial"/>
+                <w:sz w:val="20"/>
+              </w:rPr>
+              <w:t>get_allowed_transitions</w:t>
+            </w:r>
+          </w:p>
+        </w:tc>
+        <w:tc>
+          <w:tcPr>
+            <w:tcW w:type="dxa" w:w="2947"/>
+          </w:tcPr>
+          <w:p>
+            <w:r>
+              <w:rPr>
+                <w:rFonts w:ascii="Arial" w:hAnsi="Arial"/>
+                <w:sz w:val="20"/>
+              </w:rPr>
+              <w:t>Get allowed state transitions for applic...</w:t>
+            </w:r>
+          </w:p>
+        </w:tc>
+        <w:tc>
+          <w:tcPr>
+            <w:tcW w:type="dxa" w:w="2947"/>
+          </w:tcPr>
+          <w:p>
+            <w:r>
+              <w:rPr>
+                <w:rFonts w:ascii="Arial" w:hAnsi="Arial"/>
+                <w:sz w:val="20"/>
+              </w:rPr>
+              <w:t>array</w:t>
+            </w:r>
+          </w:p>
+        </w:tc>
+      </w:tr>
+      <w:tr>
+        <w:tc>
+          <w:tcPr>
+            <w:tcW w:type="dxa" w:w="2947"/>
+          </w:tcPr>
+          <w:p>
+            <w:r>
+              <w:rPr>
+                <w:rFonts w:ascii="Arial" w:hAnsi="Arial"/>
+                <w:sz w:val="20"/>
+              </w:rPr>
+              <w:t>is_transition_allowed</w:t>
+            </w:r>
+          </w:p>
+        </w:tc>
+        <w:tc>
+          <w:tcPr>
+            <w:tcW w:type="dxa" w:w="2947"/>
+          </w:tcPr>
+          <w:p>
+            <w:r>
+              <w:rPr>
+                <w:rFonts w:ascii="Arial" w:hAnsi="Arial"/>
+                <w:sz w:val="20"/>
+              </w:rPr>
+              <w:t>Check if a status transition is allowed.</w:t>
+            </w:r>
+          </w:p>
+        </w:tc>
+        <w:tc>
+          <w:tcPr>
+            <w:tcW w:type="dxa" w:w="2947"/>
+          </w:tcPr>
+          <w:p>
+            <w:r>
+              <w:rPr>
+                <w:rFonts w:ascii="Arial" w:hAnsi="Arial"/>
+                <w:sz w:val="20"/>
+              </w:rPr>
+              <w:t>bool</w:t>
+            </w:r>
+          </w:p>
+        </w:tc>
+      </w:tr>
+    </w:tbl>
+    <w:p>
+      <w:r>
+        <w:rPr>
+          <w:i/>
+          <w:color w:val="646363"/>
+          <w:sz w:val="20"/>
+        </w:rPr>
+        <w:t xml:space="preserve">Tabla </w:t>
+      </w:r>
+      <w:r>
+        <w:fldChar w:fldCharType="begin"/>
+      </w:r>
+      <w:r>
+        <w:instrText xml:space="preserve"> SEQ Tabla \* ARABIC </w:instrText>
+      </w:r>
+      <w:r>
+        <w:fldChar w:fldCharType="separate"/>
+      </w:r>
+      <w:r>
+        <w:t>11</w:t>
+      </w:r>
+      <w:r>
+        <w:fldChar w:fldCharType="end"/>
+      </w:r>
+      <w:r>
+        <w:rPr>
+          <w:i/>
+          <w:color w:val="646363"/>
+          <w:sz w:val="20"/>
+        </w:rPr>
+        <w:t>. Funciones PHP principales del plugin local_jobboard</w:t>
+      </w:r>
+    </w:p>
+    <w:p/>
+    <w:p>
+      <w:pPr>
+        <w:spacing w:before="240" w:after="120"/>
+        <w:outlineLvl w:val="1"/>
+      </w:pPr>
+      <w:r>
+        <w:rPr>
+          <w:rFonts w:ascii="Arial" w:hAnsi="Arial"/>
+          <w:b/>
+          <w:color w:val="646363"/>
+          <w:sz w:val="28"/>
+        </w:rPr>
+        <w:t>5.18 Internacionalización</w:t>
+      </w:r>
+    </w:p>
+    <w:p>
+      <w:pPr>
+        <w:spacing w:after="160" w:line="276" w:lineRule="auto"/>
+        <w:jc w:val="both"/>
+      </w:pPr>
+      <w:r>
+        <w:rPr>
+          <w:rFonts w:ascii="Arial" w:hAnsi="Arial"/>
+          <w:b w:val="0"/>
+          <w:i w:val="0"/>
+          <w:sz w:val="22"/>
+        </w:rPr>
+        <w:t>El plugin incluye 8 categorías de cadenas de texto para soporte multiidioma:</w:t>
+      </w:r>
+    </w:p>
+    <w:p>
+      <w:pPr>
+        <w:spacing w:after="80" w:line="276" w:lineRule="auto"/>
+        <w:ind w:left="576"/>
+      </w:pPr>
+      <w:r>
+        <w:rPr>
+          <w:rFonts w:ascii="Arial" w:hAnsi="Arial"/>
+          <w:sz w:val="22"/>
+        </w:rPr>
+        <w:t>• Sistema multiidioma completo (3225+ cadenas)</w:t>
+      </w:r>
+    </w:p>
+    <w:p>
+      <w:pPr>
+        <w:spacing w:after="80" w:line="276" w:lineRule="auto"/>
+        <w:ind w:left="576"/>
+      </w:pPr>
+      <w:r>
+        <w:rPr>
+          <w:rFonts w:ascii="Arial" w:hAnsi="Arial"/>
+          <w:sz w:val="22"/>
+        </w:rPr>
+        <w:t>• Capacidades y permisos detallados</w:t>
+      </w:r>
+    </w:p>
+    <w:p>
+      <w:pPr>
+        <w:spacing w:after="80" w:line="276" w:lineRule="auto"/>
+        <w:ind w:left="576"/>
+      </w:pPr>
+      <w:r>
+        <w:rPr>
+          <w:rFonts w:ascii="Arial" w:hAnsi="Arial"/>
+          <w:sz w:val="22"/>
+        </w:rPr>
+        <w:t>• Estados de workflow v4.0 con revisión Decano y Talento Humano</w:t>
+      </w:r>
+    </w:p>
+    <w:p>
+      <w:pPr>
+        <w:spacing w:after="80" w:line="276" w:lineRule="auto"/>
+        <w:ind w:left="576"/>
+      </w:pPr>
+      <w:r>
+        <w:rPr>
+          <w:rFonts w:ascii="Arial" w:hAnsi="Arial"/>
+          <w:sz w:val="22"/>
+        </w:rPr>
+        <w:t>• Terminología específica para educación (Sede, Centro tutorial, Programa)</w:t>
+      </w:r>
+    </w:p>
+    <w:p>
+      <w:pPr>
+        <w:spacing w:after="80" w:line="276" w:lineRule="auto"/>
+        <w:ind w:left="576"/>
+      </w:pPr>
+      <w:r>
+        <w:rPr>
+          <w:rFonts w:ascii="Arial" w:hAnsi="Arial"/>
+          <w:sz w:val="22"/>
+        </w:rPr>
+        <w:t>• Gestión de convocatorias con documentos PDF oficiales</w:t>
+      </w:r>
+    </w:p>
+    <w:p>
+      <w:pPr>
+        <w:spacing w:after="80" w:line="276" w:lineRule="auto"/>
+        <w:ind w:left="576"/>
+      </w:pPr>
+      <w:r>
+        <w:rPr>
+          <w:rFonts w:ascii="Arial" w:hAnsi="Arial"/>
+          <w:sz w:val="22"/>
+        </w:rPr>
+        <w:t>• Sistema de postulaciones con estados múltiples</w:t>
+      </w:r>
+    </w:p>
+    <w:p>
       <w:r>
         <w:br w:type="page"/>
       </w:r>
@@ -6843,7 +7609,7 @@
         <w:fldChar w:fldCharType="separate"/>
       </w:r>
       <w:r>
-        <w:t>11</w:t>
+        <w:t>12</w:t>
       </w:r>
       <w:r>
         <w:fldChar w:fldCharType="end"/>
@@ -7225,7 +7991,7 @@
         <w:fldChar w:fldCharType="separate"/>
       </w:r>
       <w:r>
-        <w:t>12</w:t>
+        <w:t>13</w:t>
       </w:r>
       <w:r>
         <w:fldChar w:fldCharType="end"/>
@@ -7442,7 +8208,7 @@
         <w:fldChar w:fldCharType="separate"/>
       </w:r>
       <w:r>
-        <w:t>13</w:t>
+        <w:t>14</w:t>
       </w:r>
       <w:r>
         <w:fldChar w:fldCharType="end"/>
@@ -7660,7 +8426,7 @@
         <w:fldChar w:fldCharType="separate"/>
       </w:r>
       <w:r>
-        <w:t>14</w:t>
+        <w:t>15</w:t>
       </w:r>
       <w:r>
         <w:fldChar w:fldCharType="end"/>
@@ -8192,7 +8958,7 @@
         <w:fldChar w:fldCharType="separate"/>
       </w:r>
       <w:r>
-        <w:t>15</w:t>
+        <w:t>16</w:t>
       </w:r>
       <w:r>
         <w:fldChar w:fldCharType="end"/>
@@ -8410,7 +9176,7 @@
         <w:fldChar w:fldCharType="separate"/>
       </w:r>
       <w:r>
-        <w:t>16</w:t>
+        <w:t>17</w:t>
       </w:r>
       <w:r>
         <w:fldChar w:fldCharType="end"/>
@@ -8674,7 +9440,7 @@
         <w:fldChar w:fldCharType="separate"/>
       </w:r>
       <w:r>
-        <w:t>17</w:t>
+        <w:t>18</w:t>
       </w:r>
       <w:r>
         <w:fldChar w:fldCharType="end"/>
@@ -8906,7 +9672,7 @@
         <w:fldChar w:fldCharType="separate"/>
       </w:r>
       <w:r>
-        <w:t>18</w:t>
+        <w:t>19</w:t>
       </w:r>
       <w:r>
         <w:fldChar w:fldCharType="end"/>
@@ -9250,7 +10016,7 @@
         <w:fldChar w:fldCharType="separate"/>
       </w:r>
       <w:r>
-        <w:t>19</w:t>
+        <w:t>20</w:t>
       </w:r>
       <w:r>
         <w:fldChar w:fldCharType="end"/>
@@ -9755,7 +10521,7 @@
         <w:fldChar w:fldCharType="separate"/>
       </w:r>
       <w:r>
-        <w:t>20</w:t>
+        <w:t>21</w:t>
       </w:r>
       <w:r>
         <w:fldChar w:fldCharType="end"/>
@@ -10283,7 +11049,186 @@
           <w:color w:val="646363"/>
           <w:sz w:val="28"/>
         </w:rPr>
-        <w:t>6.21 Conclusiones del Plugin</w:t>
+        <w:t>6.21 Flujo de Datos</w:t>
+      </w:r>
+    </w:p>
+    <w:p>
+      <w:pPr>
+        <w:spacing w:after="160" w:line="276" w:lineRule="auto"/>
+        <w:jc w:val="both"/>
+      </w:pPr>
+      <w:r>
+        <w:rPr>
+          <w:rFonts w:ascii="Arial" w:hAnsi="Arial"/>
+          <w:b w:val="0"/>
+          <w:i w:val="0"/>
+          <w:sz w:val="22"/>
+        </w:rPr>
+        <w:t>El plugin sigue un flujo de datos estructurado para el procesamiento de informes:</w:t>
+      </w:r>
+    </w:p>
+    <w:p>
+      <w:pPr>
+        <w:spacing w:before="240" w:after="120"/>
+        <w:outlineLvl w:val="1"/>
+      </w:pPr>
+      <w:r>
+        <w:rPr>
+          <w:rFonts w:ascii="Arial" w:hAnsi="Arial"/>
+          <w:b/>
+          <w:color w:val="646363"/>
+          <w:sz w:val="28"/>
+        </w:rPr>
+        <w:t>6.22 Mantenimiento y Desarrollo</w:t>
+      </w:r>
+    </w:p>
+    <w:p>
+      <w:pPr>
+        <w:spacing w:before="240" w:after="120"/>
+        <w:outlineLvl w:val="1"/>
+      </w:pPr>
+      <w:r>
+        <w:rPr>
+          <w:rFonts w:ascii="Arial" w:hAnsi="Arial"/>
+          <w:b/>
+          <w:color w:val="646363"/>
+          <w:sz w:val="28"/>
+        </w:rPr>
+        <w:t>6.23 Roadmap y Sugerencias</w:t>
+      </w:r>
+    </w:p>
+    <w:p>
+      <w:pPr>
+        <w:spacing w:after="160" w:line="276" w:lineRule="auto"/>
+        <w:jc w:val="both"/>
+      </w:pPr>
+      <w:r>
+        <w:rPr>
+          <w:rFonts w:ascii="Arial" w:hAnsi="Arial"/>
+          <w:b w:val="0"/>
+          <w:i w:val="0"/>
+          <w:sz w:val="22"/>
+        </w:rPr>
+        <w:t>Sugerencias para futuras mejoras del plugin:</w:t>
+      </w:r>
+    </w:p>
+    <w:p>
+      <w:pPr>
+        <w:spacing w:after="80" w:line="276" w:lineRule="auto"/>
+        <w:ind w:left="576"/>
+      </w:pPr>
+      <w:r>
+        <w:rPr>
+          <w:rFonts w:ascii="Arial" w:hAnsi="Arial"/>
+          <w:sz w:val="22"/>
+        </w:rPr>
+        <w:t>• Implementar plantillas Mustache para mejor separación vista/lógica</w:t>
+      </w:r>
+    </w:p>
+    <w:p>
+      <w:pPr>
+        <w:spacing w:after="80" w:line="276" w:lineRule="auto"/>
+        <w:ind w:left="576"/>
+      </w:pPr>
+      <w:r>
+        <w:rPr>
+          <w:rFonts w:ascii="Arial" w:hAnsi="Arial"/>
+          <w:sz w:val="22"/>
+        </w:rPr>
+        <w:t>• Añadir más tipos de gráficos (barras, pie, etc.)</w:t>
+      </w:r>
+    </w:p>
+    <w:p>
+      <w:pPr>
+        <w:spacing w:after="80" w:line="276" w:lineRule="auto"/>
+        <w:ind w:left="576"/>
+      </w:pPr>
+      <w:r>
+        <w:rPr>
+          <w:rFonts w:ascii="Arial" w:hAnsi="Arial"/>
+          <w:sz w:val="22"/>
+        </w:rPr>
+        <w:t>• Permitir comparación entre períodos</w:t>
+      </w:r>
+    </w:p>
+    <w:p>
+      <w:pPr>
+        <w:spacing w:after="80" w:line="276" w:lineRule="auto"/>
+        <w:ind w:left="576"/>
+      </w:pPr>
+      <w:r>
+        <w:rPr>
+          <w:rFonts w:ascii="Arial" w:hAnsi="Arial"/>
+          <w:sz w:val="22"/>
+        </w:rPr>
+        <w:t>• Dashboard personalizable por usuario</w:t>
+      </w:r>
+    </w:p>
+    <w:p>
+      <w:pPr>
+        <w:spacing w:after="80" w:line="276" w:lineRule="auto"/>
+        <w:ind w:left="576"/>
+      </w:pPr>
+      <w:r>
+        <w:rPr>
+          <w:rFonts w:ascii="Arial" w:hAnsi="Arial"/>
+          <w:sz w:val="22"/>
+        </w:rPr>
+        <w:t>• Exportación programada por email</w:t>
+      </w:r>
+    </w:p>
+    <w:p>
+      <w:pPr>
+        <w:spacing w:after="80" w:line="276" w:lineRule="auto"/>
+        <w:ind w:left="576"/>
+      </w:pPr>
+      <w:r>
+        <w:rPr>
+          <w:rFonts w:ascii="Arial" w:hAnsi="Arial"/>
+          <w:sz w:val="22"/>
+        </w:rPr>
+        <w:t>• API REST para integración con sistemas externos</w:t>
+      </w:r>
+    </w:p>
+    <w:p>
+      <w:pPr>
+        <w:spacing w:after="80" w:line="276" w:lineRule="auto"/>
+        <w:ind w:left="576"/>
+      </w:pPr>
+      <w:r>
+        <w:rPr>
+          <w:rFonts w:ascii="Arial" w:hAnsi="Arial"/>
+          <w:sz w:val="22"/>
+        </w:rPr>
+        <w:t>• Soporte para más log stores además de standard</w:t>
+      </w:r>
+    </w:p>
+    <w:p>
+      <w:pPr>
+        <w:spacing w:after="80" w:line="276" w:lineRule="auto"/>
+        <w:ind w:left="576"/>
+      </w:pPr>
+      <w:r>
+        <w:rPr>
+          <w:rFonts w:ascii="Arial" w:hAnsi="Arial"/>
+          <w:sz w:val="22"/>
+        </w:rPr>
+        <w:t>• Predictive analytics basado en tendencias</w:t>
+      </w:r>
+    </w:p>
+    <w:p>
+      <w:pPr>
+        <w:spacing w:before="240" w:after="120"/>
+        <w:outlineLvl w:val="1"/>
+      </w:pPr>
+      <w:r>
+        <w:rPr>
+          <w:rFonts w:ascii="Arial" w:hAnsi="Arial"/>
+          <w:b/>
+          <w:color w:val="646363"/>
+          <w:sz w:val="28"/>
+        </w:rPr>
+        <w:t>6.24 Conclusiones del Plugin</w:t>
       </w:r>
     </w:p>
     <w:p>
@@ -10835,7 +11780,7 @@
         <w:fldChar w:fldCharType="separate"/>
       </w:r>
       <w:r>
-        <w:t>21</w:t>
+        <w:t>22</w:t>
       </w:r>
       <w:r>
         <w:fldChar w:fldCharType="end"/>
@@ -11173,7 +12118,7 @@
         <w:fldChar w:fldCharType="separate"/>
       </w:r>
       <w:r>
-        <w:t>22</w:t>
+        <w:t>23</w:t>
       </w:r>
       <w:r>
         <w:fldChar w:fldCharType="end"/>
@@ -11807,7 +12752,7 @@
         <w:fldChar w:fldCharType="separate"/>
       </w:r>
       <w:r>
-        <w:t>23</w:t>
+        <w:t>24</w:t>
       </w:r>
       <w:r>
         <w:fldChar w:fldCharType="end"/>
@@ -12201,7 +13146,7 @@
         <w:fldChar w:fldCharType="separate"/>
       </w:r>
       <w:r>
-        <w:t>24</w:t>
+        <w:t>25</w:t>
       </w:r>
       <w:r>
         <w:fldChar w:fldCharType="end"/>
@@ -12624,7 +13569,7 @@
         <w:fldChar w:fldCharType="separate"/>
       </w:r>
       <w:r>
-        <w:t>25</w:t>
+        <w:t>26</w:t>
       </w:r>
       <w:r>
         <w:fldChar w:fldCharType="end"/>
@@ -13562,7 +14507,7 @@
         <w:fldChar w:fldCharType="separate"/>
       </w:r>
       <w:r>
-        <w:t>26</w:t>
+        <w:t>27</w:t>
       </w:r>
       <w:r>
         <w:fldChar w:fldCharType="end"/>
@@ -13846,7 +14791,464 @@
           <w:color w:val="646363"/>
           <w:sz w:val="28"/>
         </w:rPr>
-        <w:t>7.20 Conclusión</w:t>
+        <w:t>7.20 Configuración</w:t>
+      </w:r>
+    </w:p>
+    <w:p>
+      <w:pPr>
+        <w:spacing w:before="240" w:after="120"/>
+        <w:outlineLvl w:val="1"/>
+      </w:pPr>
+      <w:r>
+        <w:rPr>
+          <w:rFonts w:ascii="Arial" w:hAnsi="Arial"/>
+          <w:b/>
+          <w:color w:val="646363"/>
+          <w:sz w:val="28"/>
+        </w:rPr>
+        <w:t>7.21 Internacionalización</w:t>
+      </w:r>
+    </w:p>
+    <w:p>
+      <w:pPr>
+        <w:spacing w:after="160" w:line="276" w:lineRule="auto"/>
+        <w:jc w:val="both"/>
+      </w:pPr>
+      <w:r>
+        <w:rPr>
+          <w:rFonts w:ascii="Arial" w:hAnsi="Arial"/>
+          <w:b w:val="0"/>
+          <w:i w:val="0"/>
+          <w:sz w:val="22"/>
+        </w:rPr>
+        <w:t>El plugin soporta 0 idiomas. Contiene aproximadamente 101 cadenas de texto.</w:t>
+      </w:r>
+    </w:p>
+    <w:p>
+      <w:pPr>
+        <w:spacing w:before="240" w:after="120"/>
+        <w:outlineLvl w:val="1"/>
+      </w:pPr>
+      <w:r>
+        <w:rPr>
+          <w:rFonts w:ascii="Arial" w:hAnsi="Arial"/>
+          <w:b/>
+          <w:color w:val="646363"/>
+          <w:sz w:val="28"/>
+        </w:rPr>
+        <w:t>7.22 Archivos Principales</w:t>
+      </w:r>
+    </w:p>
+    <w:p>
+      <w:pPr>
+        <w:spacing w:after="160" w:line="276" w:lineRule="auto"/>
+        <w:jc w:val="both"/>
+      </w:pPr>
+      <w:r>
+        <w:rPr>
+          <w:rFonts w:ascii="Arial" w:hAnsi="Arial"/>
+          <w:b w:val="0"/>
+          <w:i w:val="0"/>
+          <w:sz w:val="22"/>
+        </w:rPr>
+        <w:t>Los archivos principales del plugin son:</w:t>
+      </w:r>
+    </w:p>
+    <w:tbl>
+      <w:tblPr>
+        <w:tblStyle w:val="Tablaconcuadrcula"/>
+        <w:tblW w:type="auto" w:w="0"/>
+        <w:jc w:val="center"/>
+        <w:tblLook w:firstColumn="1" w:firstRow="1" w:lastColumn="0" w:lastRow="0" w:noHBand="0" w:noVBand="1" w:val="04A0"/>
+      </w:tblPr>
+      <w:tblGrid>
+        <w:gridCol w:w="4420"/>
+        <w:gridCol w:w="4420"/>
+      </w:tblGrid>
+      <w:tr>
+        <w:tc>
+          <w:tcPr>
+            <w:tcW w:type="dxa" w:w="4420"/>
+            <w:shd w:fill="1B9E88"/>
+          </w:tcPr>
+          <w:p>
+            <w:r>
+              <w:rPr>
+                <w:rFonts w:ascii="Arial" w:hAnsi="Arial"/>
+                <w:b/>
+                <w:color w:val="FFFFFF"/>
+                <w:sz w:val="20"/>
+              </w:rPr>
+              <w:t>Archivo</w:t>
+            </w:r>
+          </w:p>
+        </w:tc>
+        <w:tc>
+          <w:tcPr>
+            <w:tcW w:type="dxa" w:w="4420"/>
+            <w:shd w:fill="1B9E88"/>
+          </w:tcPr>
+          <w:p>
+            <w:r>
+              <w:rPr>
+                <w:rFonts w:ascii="Arial" w:hAnsi="Arial"/>
+                <w:b/>
+                <w:color w:val="FFFFFF"/>
+                <w:sz w:val="20"/>
+              </w:rPr>
+              <w:t>Propósito</w:t>
+            </w:r>
+          </w:p>
+        </w:tc>
+      </w:tr>
+      <w:tr>
+        <w:tc>
+          <w:tcPr>
+            <w:tcW w:type="dxa" w:w="4420"/>
+          </w:tcPr>
+          <w:p>
+            <w:r>
+              <w:rPr>
+                <w:rFonts w:ascii="Arial" w:hAnsi="Arial"/>
+                <w:sz w:val="20"/>
+              </w:rPr>
+              <w:t>version.php</w:t>
+            </w:r>
+          </w:p>
+        </w:tc>
+        <w:tc>
+          <w:tcPr>
+            <w:tcW w:type="dxa" w:w="4420"/>
+          </w:tcPr>
+          <w:p>
+            <w:r>
+              <w:rPr>
+                <w:rFonts w:ascii="Arial" w:hAnsi="Arial"/>
+                <w:sz w:val="20"/>
+              </w:rPr>
+              <w:t>Metadatos del plugin</w:t>
+            </w:r>
+          </w:p>
+        </w:tc>
+      </w:tr>
+      <w:tr>
+        <w:tc>
+          <w:tcPr>
+            <w:tcW w:type="dxa" w:w="4420"/>
+          </w:tcPr>
+          <w:p>
+            <w:r>
+              <w:rPr>
+                <w:rFonts w:ascii="Arial" w:hAnsi="Arial"/>
+                <w:sz w:val="20"/>
+              </w:rPr>
+              <w:t>settings.php</w:t>
+            </w:r>
+          </w:p>
+        </w:tc>
+        <w:tc>
+          <w:tcPr>
+            <w:tcW w:type="dxa" w:w="4420"/>
+          </w:tcPr>
+          <w:p>
+            <w:r>
+              <w:rPr>
+                <w:rFonts w:ascii="Arial" w:hAnsi="Arial"/>
+                <w:sz w:val="20"/>
+              </w:rPr>
+              <w:t>Entrada en menú de administración</w:t>
+            </w:r>
+          </w:p>
+        </w:tc>
+      </w:tr>
+      <w:tr>
+        <w:tc>
+          <w:tcPr>
+            <w:tcW w:type="dxa" w:w="4420"/>
+          </w:tcPr>
+          <w:p>
+            <w:r>
+              <w:rPr>
+                <w:rFonts w:ascii="Arial" w:hAnsi="Arial"/>
+                <w:sz w:val="20"/>
+              </w:rPr>
+              <w:t>index.php</w:t>
+            </w:r>
+          </w:p>
+        </w:tc>
+        <w:tc>
+          <w:tcPr>
+            <w:tcW w:type="dxa" w:w="4420"/>
+          </w:tcPr>
+          <w:p>
+            <w:r>
+              <w:rPr>
+                <w:rFonts w:ascii="Arial" w:hAnsi="Arial"/>
+                <w:sz w:val="20"/>
+              </w:rPr>
+              <w:t>Página del formulario</w:t>
+            </w:r>
+          </w:p>
+        </w:tc>
+      </w:tr>
+      <w:tr>
+        <w:tc>
+          <w:tcPr>
+            <w:tcW w:type="dxa" w:w="4420"/>
+          </w:tcPr>
+          <w:p>
+            <w:r>
+              <w:rPr>
+                <w:rFonts w:ascii="Arial" w:hAnsi="Arial"/>
+                <w:sz w:val="20"/>
+              </w:rPr>
+              <w:t>generate.php</w:t>
+            </w:r>
+          </w:p>
+        </w:tc>
+        <w:tc>
+          <w:tcPr>
+            <w:tcW w:type="dxa" w:w="4420"/>
+          </w:tcPr>
+          <w:p>
+            <w:r>
+              <w:rPr>
+                <w:rFonts w:ascii="Arial" w:hAnsi="Arial"/>
+                <w:sz w:val="20"/>
+              </w:rPr>
+              <w:t>Página de procesamiento</w:t>
+            </w:r>
+          </w:p>
+        </w:tc>
+      </w:tr>
+      <w:tr>
+        <w:tc>
+          <w:tcPr>
+            <w:tcW w:type="dxa" w:w="4420"/>
+          </w:tcPr>
+          <w:p>
+            <w:r>
+              <w:rPr>
+                <w:rFonts w:ascii="Arial" w:hAnsi="Arial"/>
+                <w:sz w:val="20"/>
+              </w:rPr>
+              <w:t>styles.css</w:t>
+            </w:r>
+          </w:p>
+        </w:tc>
+        <w:tc>
+          <w:tcPr>
+            <w:tcW w:type="dxa" w:w="4420"/>
+          </w:tcPr>
+          <w:p>
+            <w:r>
+              <w:rPr>
+                <w:rFonts w:ascii="Arial" w:hAnsi="Arial"/>
+                <w:sz w:val="20"/>
+              </w:rPr>
+              <w:t>Estilos personalizados</w:t>
+            </w:r>
+          </w:p>
+        </w:tc>
+      </w:tr>
+      <w:tr>
+        <w:tc>
+          <w:tcPr>
+            <w:tcW w:type="dxa" w:w="4420"/>
+          </w:tcPr>
+          <w:p>
+            <w:r>
+              <w:rPr>
+                <w:rFonts w:ascii="Arial" w:hAnsi="Arial"/>
+                <w:sz w:val="20"/>
+              </w:rPr>
+              <w:t>README.md</w:t>
+            </w:r>
+          </w:p>
+        </w:tc>
+        <w:tc>
+          <w:tcPr>
+            <w:tcW w:type="dxa" w:w="4420"/>
+          </w:tcPr>
+          <w:p>
+            <w:r>
+              <w:rPr>
+                <w:rFonts w:ascii="Arial" w:hAnsi="Arial"/>
+                <w:sz w:val="20"/>
+              </w:rPr>
+              <w:t>Documentación</w:t>
+            </w:r>
+          </w:p>
+        </w:tc>
+      </w:tr>
+      <w:tr>
+        <w:tc>
+          <w:tcPr>
+            <w:tcW w:type="dxa" w:w="4420"/>
+          </w:tcPr>
+          <w:p>
+            <w:r>
+              <w:rPr>
+                <w:rFonts w:ascii="Arial" w:hAnsi="Arial"/>
+                <w:sz w:val="20"/>
+              </w:rPr>
+              <w:t>db/access.php</w:t>
+            </w:r>
+          </w:p>
+        </w:tc>
+        <w:tc>
+          <w:tcPr>
+            <w:tcW w:type="dxa" w:w="4420"/>
+          </w:tcPr>
+          <w:p>
+            <w:r>
+              <w:rPr>
+                <w:rFonts w:ascii="Arial" w:hAnsi="Arial"/>
+                <w:sz w:val="20"/>
+              </w:rPr>
+              <w:t>Definición de capacidades</w:t>
+            </w:r>
+          </w:p>
+        </w:tc>
+      </w:tr>
+      <w:tr>
+        <w:tc>
+          <w:tcPr>
+            <w:tcW w:type="dxa" w:w="4420"/>
+          </w:tcPr>
+          <w:p>
+            <w:r>
+              <w:rPr>
+                <w:rFonts w:ascii="Arial" w:hAnsi="Arial"/>
+                <w:sz w:val="20"/>
+              </w:rPr>
+              <w:t>classes/generator.php</w:t>
+            </w:r>
+          </w:p>
+        </w:tc>
+        <w:tc>
+          <w:tcPr>
+            <w:tcW w:type="dxa" w:w="4420"/>
+          </w:tcPr>
+          <w:p>
+            <w:r>
+              <w:rPr>
+                <w:rFonts w:ascii="Arial" w:hAnsi="Arial"/>
+                <w:sz w:val="20"/>
+              </w:rPr>
+              <w:t>Lógica principal de generación</w:t>
+            </w:r>
+          </w:p>
+        </w:tc>
+      </w:tr>
+      <w:tr>
+        <w:tc>
+          <w:tcPr>
+            <w:tcW w:type="dxa" w:w="4420"/>
+          </w:tcPr>
+          <w:p>
+            <w:r>
+              <w:rPr>
+                <w:rFonts w:ascii="Arial" w:hAnsi="Arial"/>
+                <w:sz w:val="20"/>
+              </w:rPr>
+              <w:t>classes/form/generate_form.php</w:t>
+            </w:r>
+          </w:p>
+        </w:tc>
+        <w:tc>
+          <w:tcPr>
+            <w:tcW w:type="dxa" w:w="4420"/>
+          </w:tcPr>
+          <w:p>
+            <w:r>
+              <w:rPr>
+                <w:rFonts w:ascii="Arial" w:hAnsi="Arial"/>
+                <w:sz w:val="20"/>
+              </w:rPr>
+              <w:t>Formulario de configuración</w:t>
+            </w:r>
+          </w:p>
+        </w:tc>
+      </w:tr>
+      <w:tr>
+        <w:tc>
+          <w:tcPr>
+            <w:tcW w:type="dxa" w:w="4420"/>
+          </w:tcPr>
+          <w:p>
+            <w:r>
+              <w:rPr>
+                <w:rFonts w:ascii="Arial" w:hAnsi="Arial"/>
+                <w:sz w:val="20"/>
+              </w:rPr>
+              <w:t>classes/privacy/provider.php</w:t>
+            </w:r>
+          </w:p>
+        </w:tc>
+        <w:tc>
+          <w:tcPr>
+            <w:tcW w:type="dxa" w:w="4420"/>
+          </w:tcPr>
+          <w:p>
+            <w:r>
+              <w:rPr>
+                <w:rFonts w:ascii="Arial" w:hAnsi="Arial"/>
+                <w:sz w:val="20"/>
+              </w:rPr>
+              <w:t>Cumplimiento GDPR</w:t>
+            </w:r>
+          </w:p>
+        </w:tc>
+      </w:tr>
+    </w:tbl>
+    <w:p>
+      <w:r>
+        <w:rPr>
+          <w:i/>
+          <w:color w:val="646363"/>
+          <w:sz w:val="20"/>
+        </w:rPr>
+        <w:t xml:space="preserve">Tabla </w:t>
+      </w:r>
+      <w:r>
+        <w:fldChar w:fldCharType="begin"/>
+      </w:r>
+      <w:r>
+        <w:instrText xml:space="preserve"> SEQ Tabla \* ARABIC </w:instrText>
+      </w:r>
+      <w:r>
+        <w:fldChar w:fldCharType="separate"/>
+      </w:r>
+      <w:r>
+        <w:t>28</w:t>
+      </w:r>
+      <w:r>
+        <w:fldChar w:fldCharType="end"/>
+      </w:r>
+      <w:r>
+        <w:rPr>
+          <w:i/>
+          <w:color w:val="646363"/>
+          <w:sz w:val="20"/>
+        </w:rPr>
+        <w:t>. Archivos principales del plugin local_platform_access</w:t>
+      </w:r>
+    </w:p>
+    <w:p/>
+    <w:p>
+      <w:pPr>
+        <w:spacing w:before="240" w:after="120"/>
+        <w:outlineLvl w:val="1"/>
+      </w:pPr>
+      <w:r>
+        <w:rPr>
+          <w:rFonts w:ascii="Arial" w:hAnsi="Arial"/>
+          <w:b/>
+          <w:color w:val="646363"/>
+          <w:sz w:val="28"/>
+        </w:rPr>
+        <w:t>7.23 Conclusión</w:t>
       </w:r>
     </w:p>
     <w:p>

--- a/docs/informe_tecnico/output/INFORME_TECNICO_FGCT17_2025.docx
+++ b/docs/informe_tecnico/output/INFORME_TECNICO_FGCT17_2025.docx
@@ -1297,7 +1297,7 @@
           <w:color w:val="646363"/>
           <w:sz w:val="28"/>
         </w:rPr>
-        <w:t>5.1 Descripción General</w:t>
+        <w:t>5.1 Resumen Ejecutivo</w:t>
       </w:r>
     </w:p>
     <w:p>
@@ -1328,6 +1328,88 @@
           <w:sz w:val="22"/>
         </w:rPr>
         <w:t>Este plugin proporciona un sistema completo para la publicación de vacantes docentes, gestión de postulaciones, revisión de documentos y seguimiento de todo el proceso de selección de personal académico.</w:t>
+      </w:r>
+    </w:p>
+    <w:p>
+      <w:pPr>
+        <w:spacing w:after="160" w:line="276" w:lineRule="auto"/>
+        <w:jc w:val="both"/>
+      </w:pPr>
+      <w:r>
+        <w:rPr>
+          <w:rFonts w:ascii="Arial" w:hAnsi="Arial"/>
+          <w:b/>
+          <w:i w:val="0"/>
+          <w:sz w:val="22"/>
+        </w:rPr>
+        <w:t>Métricas principales del plugin:</w:t>
+      </w:r>
+    </w:p>
+    <w:p>
+      <w:pPr>
+        <w:spacing w:after="80" w:line="276" w:lineRule="auto"/>
+        <w:ind w:left="576"/>
+      </w:pPr>
+      <w:r>
+        <w:rPr>
+          <w:rFonts w:ascii="Arial" w:hAnsi="Arial"/>
+          <w:sz w:val="22"/>
+        </w:rPr>
+        <w:t>• Tablas de base de datos: 24</w:t>
+      </w:r>
+    </w:p>
+    <w:p>
+      <w:pPr>
+        <w:spacing w:after="80" w:line="276" w:lineRule="auto"/>
+        <w:ind w:left="576"/>
+      </w:pPr>
+      <w:r>
+        <w:rPr>
+          <w:rFonts w:ascii="Arial" w:hAnsi="Arial"/>
+          <w:sz w:val="22"/>
+        </w:rPr>
+        <w:t>• Capabilities de seguridad: 11</w:t>
+      </w:r>
+    </w:p>
+    <w:p>
+      <w:pPr>
+        <w:spacing w:after="80" w:line="276" w:lineRule="auto"/>
+        <w:ind w:left="576"/>
+      </w:pPr>
+      <w:r>
+        <w:rPr>
+          <w:rFonts w:ascii="Arial" w:hAnsi="Arial"/>
+          <w:sz w:val="22"/>
+        </w:rPr>
+        <w:t>• Servicios web disponibles: 5</w:t>
+      </w:r>
+    </w:p>
+    <w:p>
+      <w:pPr>
+        <w:spacing w:after="80" w:line="276" w:lineRule="auto"/>
+        <w:ind w:left="576"/>
+      </w:pPr>
+      <w:r>
+        <w:rPr>
+          <w:rFonts w:ascii="Arial" w:hAnsi="Arial"/>
+          <w:sz w:val="22"/>
+        </w:rPr>
+        <w:t>• Funciones PHP implementadas: 25</w:t>
+      </w:r>
+    </w:p>
+    <w:p>
+      <w:pPr>
+        <w:spacing w:after="160" w:line="276" w:lineRule="auto"/>
+        <w:jc w:val="both"/>
+      </w:pPr>
+      <w:r>
+        <w:rPr>
+          <w:rFonts w:ascii="Arial" w:hAnsi="Arial"/>
+          <w:b w:val="0"/>
+          <w:i w:val="0"/>
+          <w:sz w:val="22"/>
+        </w:rPr>
+        <w:t>El plugin incluye 87 plantillas Mustache para la interfaz de usuario.</w:t>
       </w:r>
     </w:p>
     <w:p>
@@ -6191,7 +6273,7 @@
           <w:color w:val="646363"/>
           <w:sz w:val="28"/>
         </w:rPr>
-        <w:t>5.16 Clases Principales</w:t>
+        <w:t>5.16 Detalle de Clases PHP</w:t>
       </w:r>
     </w:p>
     <w:p>
@@ -6206,7 +6288,7 @@
           <w:i w:val="0"/>
           <w:sz w:val="22"/>
         </w:rPr>
-        <w:t>El plugin implementa las siguientes clases PHP principales:</w:t>
+        <w:t>A continuación se detallan las clases PHP principales implementadas en el plugin:</w:t>
       </w:r>
     </w:p>
     <w:tbl>
@@ -6252,7 +6334,7 @@
                 <w:color w:val="FFFFFF"/>
                 <w:sz w:val="20"/>
               </w:rPr>
-              <w:t>Namespace</w:t>
+              <w:t>Archivo</w:t>
             </w:r>
           </w:p>
         </w:tc>
@@ -6299,21 +6381,21 @@
                 <w:rFonts w:ascii="Arial" w:hAnsi="Arial"/>
                 <w:sz w:val="20"/>
               </w:rPr>
-              <w:t>local_jobboard</w:t>
-            </w:r>
-          </w:p>
-        </w:tc>
-        <w:tc>
-          <w:tcPr>
-            <w:tcW w:type="dxa" w:w="2947"/>
-          </w:tcPr>
-          <w:p>
-            <w:r>
-              <w:rPr>
-                <w:rFonts w:ascii="Arial" w:hAnsi="Arial"/>
-                <w:sz w:val="20"/>
-              </w:rPr>
-              <w:t>Clase para gestionar vacantes/convocatorias labora...</w:t>
+              <w:t>classes/vacancy.php</w:t>
+            </w:r>
+          </w:p>
+        </w:tc>
+        <w:tc>
+          <w:tcPr>
+            <w:tcW w:type="dxa" w:w="2947"/>
+          </w:tcPr>
+          <w:p>
+            <w:r>
+              <w:rPr>
+                <w:rFonts w:ascii="Arial" w:hAnsi="Arial"/>
+                <w:sz w:val="20"/>
+              </w:rPr>
+              <w:t>Clase para gestionar vacantes/convocatorias l...</w:t>
             </w:r>
           </w:p>
         </w:tc>
@@ -6343,21 +6425,21 @@
                 <w:rFonts w:ascii="Arial" w:hAnsi="Arial"/>
                 <w:sz w:val="20"/>
               </w:rPr>
-              <w:t>local_jobboard</w:t>
-            </w:r>
-          </w:p>
-        </w:tc>
-        <w:tc>
-          <w:tcPr>
-            <w:tcW w:type="dxa" w:w="2947"/>
-          </w:tcPr>
-          <w:p>
-            <w:r>
-              <w:rPr>
-                <w:rFonts w:ascii="Arial" w:hAnsi="Arial"/>
-                <w:sz w:val="20"/>
-              </w:rPr>
-              <w:t>Clase para gestionar postulaciones de candidatos a...</w:t>
+              <w:t>classes/application.php</w:t>
+            </w:r>
+          </w:p>
+        </w:tc>
+        <w:tc>
+          <w:tcPr>
+            <w:tcW w:type="dxa" w:w="2947"/>
+          </w:tcPr>
+          <w:p>
+            <w:r>
+              <w:rPr>
+                <w:rFonts w:ascii="Arial" w:hAnsi="Arial"/>
+                <w:sz w:val="20"/>
+              </w:rPr>
+              <w:t>Clase para gestionar postulaciones de candida...</w:t>
             </w:r>
           </w:p>
         </w:tc>
@@ -6373,35 +6455,651 @@
                 <w:rFonts w:ascii="Arial" w:hAnsi="Arial"/>
                 <w:sz w:val="20"/>
               </w:rPr>
-              <w:t>additional</w:t>
-            </w:r>
-          </w:p>
-        </w:tc>
-        <w:tc>
-          <w:tcPr>
-            <w:tcW w:type="dxa" w:w="2947"/>
-          </w:tcPr>
-          <w:p>
-            <w:r>
-              <w:rPr>
-                <w:rFonts w:ascii="Arial" w:hAnsi="Arial"/>
-                <w:sz w:val="20"/>
-              </w:rPr>
-              <w:t>local_jobboard</w:t>
-            </w:r>
-          </w:p>
-        </w:tc>
-        <w:tc>
-          <w:tcPr>
-            <w:tcW w:type="dxa" w:w="2947"/>
-          </w:tcPr>
-          <w:p>
-            <w:r>
-              <w:rPr>
-                <w:rFonts w:ascii="Arial" w:hAnsi="Arial"/>
-                <w:sz w:val="20"/>
-              </w:rPr>
-              <w:t>Clases adicionales del plugin local_jobboard que c...</w:t>
+              <w:t>N/A</w:t>
+            </w:r>
+          </w:p>
+        </w:tc>
+        <w:tc>
+          <w:tcPr>
+            <w:tcW w:type="dxa" w:w="2947"/>
+          </w:tcPr>
+          <w:p>
+            <w:r>
+              <w:rPr>
+                <w:rFonts w:ascii="Arial" w:hAnsi="Arial"/>
+                <w:sz w:val="20"/>
+              </w:rPr>
+              <w:t>classes/audit.php</w:t>
+            </w:r>
+          </w:p>
+        </w:tc>
+        <w:tc>
+          <w:tcPr>
+            <w:tcW w:type="dxa" w:w="2947"/>
+          </w:tcPr>
+          <w:p>
+            <w:r>
+              <w:rPr>
+                <w:rFonts w:ascii="Arial" w:hAnsi="Arial"/>
+                <w:sz w:val="20"/>
+              </w:rPr>
+              <w:t>Clase para auditoría y registro de todas las ...</w:t>
+            </w:r>
+          </w:p>
+        </w:tc>
+      </w:tr>
+      <w:tr>
+        <w:tc>
+          <w:tcPr>
+            <w:tcW w:type="dxa" w:w="2947"/>
+          </w:tcPr>
+          <w:p>
+            <w:r>
+              <w:rPr>
+                <w:rFonts w:ascii="Arial" w:hAnsi="Arial"/>
+                <w:sz w:val="20"/>
+              </w:rPr>
+              <w:t>N/A</w:t>
+            </w:r>
+          </w:p>
+        </w:tc>
+        <w:tc>
+          <w:tcPr>
+            <w:tcW w:type="dxa" w:w="2947"/>
+          </w:tcPr>
+          <w:p>
+            <w:r>
+              <w:rPr>
+                <w:rFonts w:ascii="Arial" w:hAnsi="Arial"/>
+                <w:sz w:val="20"/>
+              </w:rPr>
+              <w:t>classes/bulk_validator.php</w:t>
+            </w:r>
+          </w:p>
+        </w:tc>
+        <w:tc>
+          <w:tcPr>
+            <w:tcW w:type="dxa" w:w="2947"/>
+          </w:tcPr>
+          <w:p>
+            <w:r>
+              <w:rPr>
+                <w:rFonts w:ascii="Arial" w:hAnsi="Arial"/>
+                <w:sz w:val="20"/>
+              </w:rPr>
+              <w:t>Clase para validación masiva de documentos de...</w:t>
+            </w:r>
+          </w:p>
+        </w:tc>
+      </w:tr>
+      <w:tr>
+        <w:tc>
+          <w:tcPr>
+            <w:tcW w:type="dxa" w:w="2947"/>
+          </w:tcPr>
+          <w:p>
+            <w:r>
+              <w:rPr>
+                <w:rFonts w:ascii="Arial" w:hAnsi="Arial"/>
+                <w:sz w:val="20"/>
+              </w:rPr>
+              <w:t>N/A</w:t>
+            </w:r>
+          </w:p>
+        </w:tc>
+        <w:tc>
+          <w:tcPr>
+            <w:tcW w:type="dxa" w:w="2947"/>
+          </w:tcPr>
+          <w:p>
+            <w:r>
+              <w:rPr>
+                <w:rFonts w:ascii="Arial" w:hAnsi="Arial"/>
+                <w:sz w:val="20"/>
+              </w:rPr>
+              <w:t>classes/convocatoria_exemption.php</w:t>
+            </w:r>
+          </w:p>
+        </w:tc>
+        <w:tc>
+          <w:tcPr>
+            <w:tcW w:type="dxa" w:w="2947"/>
+          </w:tcPr>
+          <w:p>
+            <w:r>
+              <w:rPr>
+                <w:rFonts w:ascii="Arial" w:hAnsi="Arial"/>
+                <w:sz w:val="20"/>
+              </w:rPr>
+              <w:t>Clase para gestionar exenciones específicas d...</w:t>
+            </w:r>
+          </w:p>
+        </w:tc>
+      </w:tr>
+      <w:tr>
+        <w:tc>
+          <w:tcPr>
+            <w:tcW w:type="dxa" w:w="2947"/>
+          </w:tcPr>
+          <w:p>
+            <w:r>
+              <w:rPr>
+                <w:rFonts w:ascii="Arial" w:hAnsi="Arial"/>
+                <w:sz w:val="20"/>
+              </w:rPr>
+              <w:t>N/A</w:t>
+            </w:r>
+          </w:p>
+        </w:tc>
+        <w:tc>
+          <w:tcPr>
+            <w:tcW w:type="dxa" w:w="2947"/>
+          </w:tcPr>
+          <w:p>
+            <w:r>
+              <w:rPr>
+                <w:rFonts w:ascii="Arial" w:hAnsi="Arial"/>
+                <w:sz w:val="20"/>
+              </w:rPr>
+              <w:t>classes/data_export.php</w:t>
+            </w:r>
+          </w:p>
+        </w:tc>
+        <w:tc>
+          <w:tcPr>
+            <w:tcW w:type="dxa" w:w="2947"/>
+          </w:tcPr>
+          <w:p>
+            <w:r>
+              <w:rPr>
+                <w:rFonts w:ascii="Arial" w:hAnsi="Arial"/>
+                <w:sz w:val="20"/>
+              </w:rPr>
+              <w:t>Clase para exportar datos del sistema en dife...</w:t>
+            </w:r>
+          </w:p>
+        </w:tc>
+      </w:tr>
+      <w:tr>
+        <w:tc>
+          <w:tcPr>
+            <w:tcW w:type="dxa" w:w="2947"/>
+          </w:tcPr>
+          <w:p>
+            <w:r>
+              <w:rPr>
+                <w:rFonts w:ascii="Arial" w:hAnsi="Arial"/>
+                <w:sz w:val="20"/>
+              </w:rPr>
+              <w:t>N/A</w:t>
+            </w:r>
+          </w:p>
+        </w:tc>
+        <w:tc>
+          <w:tcPr>
+            <w:tcW w:type="dxa" w:w="2947"/>
+          </w:tcPr>
+          <w:p>
+            <w:r>
+              <w:rPr>
+                <w:rFonts w:ascii="Arial" w:hAnsi="Arial"/>
+                <w:sz w:val="20"/>
+              </w:rPr>
+              <w:t>classes/document.php</w:t>
+            </w:r>
+          </w:p>
+        </w:tc>
+        <w:tc>
+          <w:tcPr>
+            <w:tcW w:type="dxa" w:w="2947"/>
+          </w:tcPr>
+          <w:p>
+            <w:r>
+              <w:rPr>
+                <w:rFonts w:ascii="Arial" w:hAnsi="Arial"/>
+                <w:sz w:val="20"/>
+              </w:rPr>
+              <w:t>Clase para gestionar documentos adjuntos a po...</w:t>
+            </w:r>
+          </w:p>
+        </w:tc>
+      </w:tr>
+      <w:tr>
+        <w:tc>
+          <w:tcPr>
+            <w:tcW w:type="dxa" w:w="2947"/>
+          </w:tcPr>
+          <w:p>
+            <w:r>
+              <w:rPr>
+                <w:rFonts w:ascii="Arial" w:hAnsi="Arial"/>
+                <w:sz w:val="20"/>
+              </w:rPr>
+              <w:t>N/A</w:t>
+            </w:r>
+          </w:p>
+        </w:tc>
+        <w:tc>
+          <w:tcPr>
+            <w:tcW w:type="dxa" w:w="2947"/>
+          </w:tcPr>
+          <w:p>
+            <w:r>
+              <w:rPr>
+                <w:rFonts w:ascii="Arial" w:hAnsi="Arial"/>
+                <w:sz w:val="20"/>
+              </w:rPr>
+              <w:t>classes/document_services.php</w:t>
+            </w:r>
+          </w:p>
+        </w:tc>
+        <w:tc>
+          <w:tcPr>
+            <w:tcW w:type="dxa" w:w="2947"/>
+          </w:tcPr>
+          <w:p>
+            <w:r>
+              <w:rPr>
+                <w:rFonts w:ascii="Arial" w:hAnsi="Arial"/>
+                <w:sz w:val="20"/>
+              </w:rPr>
+              <w:t>Servicios auxiliares para procesamiento de do...</w:t>
+            </w:r>
+          </w:p>
+        </w:tc>
+      </w:tr>
+      <w:tr>
+        <w:tc>
+          <w:tcPr>
+            <w:tcW w:type="dxa" w:w="2947"/>
+          </w:tcPr>
+          <w:p>
+            <w:r>
+              <w:rPr>
+                <w:rFonts w:ascii="Arial" w:hAnsi="Arial"/>
+                <w:sz w:val="20"/>
+              </w:rPr>
+              <w:t>N/A</w:t>
+            </w:r>
+          </w:p>
+        </w:tc>
+        <w:tc>
+          <w:tcPr>
+            <w:tcW w:type="dxa" w:w="2947"/>
+          </w:tcPr>
+          <w:p>
+            <w:r>
+              <w:rPr>
+                <w:rFonts w:ascii="Arial" w:hAnsi="Arial"/>
+                <w:sz w:val="20"/>
+              </w:rPr>
+              <w:t>classes/email_template.php</w:t>
+            </w:r>
+          </w:p>
+        </w:tc>
+        <w:tc>
+          <w:tcPr>
+            <w:tcW w:type="dxa" w:w="2947"/>
+          </w:tcPr>
+          <w:p>
+            <w:r>
+              <w:rPr>
+                <w:rFonts w:ascii="Arial" w:hAnsi="Arial"/>
+                <w:sz w:val="20"/>
+              </w:rPr>
+              <w:t>Clase para gestionar plantillas de correo ele...</w:t>
+            </w:r>
+          </w:p>
+        </w:tc>
+      </w:tr>
+      <w:tr>
+        <w:tc>
+          <w:tcPr>
+            <w:tcW w:type="dxa" w:w="2947"/>
+          </w:tcPr>
+          <w:p>
+            <w:r>
+              <w:rPr>
+                <w:rFonts w:ascii="Arial" w:hAnsi="Arial"/>
+                <w:sz w:val="20"/>
+              </w:rPr>
+              <w:t>N/A</w:t>
+            </w:r>
+          </w:p>
+        </w:tc>
+        <w:tc>
+          <w:tcPr>
+            <w:tcW w:type="dxa" w:w="2947"/>
+          </w:tcPr>
+          <w:p>
+            <w:r>
+              <w:rPr>
+                <w:rFonts w:ascii="Arial" w:hAnsi="Arial"/>
+                <w:sz w:val="20"/>
+              </w:rPr>
+              <w:t>classes/encryption.php</w:t>
+            </w:r>
+          </w:p>
+        </w:tc>
+        <w:tc>
+          <w:tcPr>
+            <w:tcW w:type="dxa" w:w="2947"/>
+          </w:tcPr>
+          <w:p>
+            <w:r>
+              <w:rPr>
+                <w:rFonts w:ascii="Arial" w:hAnsi="Arial"/>
+                <w:sz w:val="20"/>
+              </w:rPr>
+              <w:t>Clase para encriptación AES-256-GCM de archiv...</w:t>
+            </w:r>
+          </w:p>
+        </w:tc>
+      </w:tr>
+      <w:tr>
+        <w:tc>
+          <w:tcPr>
+            <w:tcW w:type="dxa" w:w="2947"/>
+          </w:tcPr>
+          <w:p>
+            <w:r>
+              <w:rPr>
+                <w:rFonts w:ascii="Arial" w:hAnsi="Arial"/>
+                <w:sz w:val="20"/>
+              </w:rPr>
+              <w:t>N/A</w:t>
+            </w:r>
+          </w:p>
+        </w:tc>
+        <w:tc>
+          <w:tcPr>
+            <w:tcW w:type="dxa" w:w="2947"/>
+          </w:tcPr>
+          <w:p>
+            <w:r>
+              <w:rPr>
+                <w:rFonts w:ascii="Arial" w:hAnsi="Arial"/>
+                <w:sz w:val="20"/>
+              </w:rPr>
+              <w:t>classes/exemption.php</w:t>
+            </w:r>
+          </w:p>
+        </w:tc>
+        <w:tc>
+          <w:tcPr>
+            <w:tcW w:type="dxa" w:w="2947"/>
+          </w:tcPr>
+          <w:p>
+            <w:r>
+              <w:rPr>
+                <w:rFonts w:ascii="Arial" w:hAnsi="Arial"/>
+                <w:sz w:val="20"/>
+              </w:rPr>
+              <w:t>Clase para gestionar exenciones de personal h...</w:t>
+            </w:r>
+          </w:p>
+        </w:tc>
+      </w:tr>
+      <w:tr>
+        <w:tc>
+          <w:tcPr>
+            <w:tcW w:type="dxa" w:w="2947"/>
+          </w:tcPr>
+          <w:p>
+            <w:r>
+              <w:rPr>
+                <w:rFonts w:ascii="Arial" w:hAnsi="Arial"/>
+                <w:sz w:val="20"/>
+              </w:rPr>
+              <w:t>N/A</w:t>
+            </w:r>
+          </w:p>
+        </w:tc>
+        <w:tc>
+          <w:tcPr>
+            <w:tcW w:type="dxa" w:w="2947"/>
+          </w:tcPr>
+          <w:p>
+            <w:r>
+              <w:rPr>
+                <w:rFonts w:ascii="Arial" w:hAnsi="Arial"/>
+                <w:sz w:val="20"/>
+              </w:rPr>
+              <w:t>classes/faculty_dean.php</w:t>
+            </w:r>
+          </w:p>
+        </w:tc>
+        <w:tc>
+          <w:tcPr>
+            <w:tcW w:type="dxa" w:w="2947"/>
+          </w:tcPr>
+          <w:p>
+            <w:r>
+              <w:rPr>
+                <w:rFonts w:ascii="Arial" w:hAnsi="Arial"/>
+                <w:sz w:val="20"/>
+              </w:rPr>
+              <w:t>Clase para gestionar asignación de decanos a ...</w:t>
+            </w:r>
+          </w:p>
+        </w:tc>
+      </w:tr>
+      <w:tr>
+        <w:tc>
+          <w:tcPr>
+            <w:tcW w:type="dxa" w:w="2947"/>
+          </w:tcPr>
+          <w:p>
+            <w:r>
+              <w:rPr>
+                <w:rFonts w:ascii="Arial" w:hAnsi="Arial"/>
+                <w:sz w:val="20"/>
+              </w:rPr>
+              <w:t>N/A</w:t>
+            </w:r>
+          </w:p>
+        </w:tc>
+        <w:tc>
+          <w:tcPr>
+            <w:tcW w:type="dxa" w:w="2947"/>
+          </w:tcPr>
+          <w:p>
+            <w:r>
+              <w:rPr>
+                <w:rFonts w:ascii="Arial" w:hAnsi="Arial"/>
+                <w:sz w:val="20"/>
+              </w:rPr>
+              <w:t>classes/interview.php</w:t>
+            </w:r>
+          </w:p>
+        </w:tc>
+        <w:tc>
+          <w:tcPr>
+            <w:tcW w:type="dxa" w:w="2947"/>
+          </w:tcPr>
+          <w:p>
+            <w:r>
+              <w:rPr>
+                <w:rFonts w:ascii="Arial" w:hAnsi="Arial"/>
+                <w:sz w:val="20"/>
+              </w:rPr>
+              <w:t>Clase para programar y gestionar entrevistas ...</w:t>
+            </w:r>
+          </w:p>
+        </w:tc>
+      </w:tr>
+      <w:tr>
+        <w:tc>
+          <w:tcPr>
+            <w:tcW w:type="dxa" w:w="2947"/>
+          </w:tcPr>
+          <w:p>
+            <w:r>
+              <w:rPr>
+                <w:rFonts w:ascii="Arial" w:hAnsi="Arial"/>
+                <w:sz w:val="20"/>
+              </w:rPr>
+              <w:t>N/A</w:t>
+            </w:r>
+          </w:p>
+        </w:tc>
+        <w:tc>
+          <w:tcPr>
+            <w:tcW w:type="dxa" w:w="2947"/>
+          </w:tcPr>
+          <w:p>
+            <w:r>
+              <w:rPr>
+                <w:rFonts w:ascii="Arial" w:hAnsi="Arial"/>
+                <w:sz w:val="20"/>
+              </w:rPr>
+              <w:t>classes/notification.php</w:t>
+            </w:r>
+          </w:p>
+        </w:tc>
+        <w:tc>
+          <w:tcPr>
+            <w:tcW w:type="dxa" w:w="2947"/>
+          </w:tcPr>
+          <w:p>
+            <w:r>
+              <w:rPr>
+                <w:rFonts w:ascii="Arial" w:hAnsi="Arial"/>
+                <w:sz w:val="20"/>
+              </w:rPr>
+              <w:t>Clase para encolar y gestionar notificaciones...</w:t>
+            </w:r>
+          </w:p>
+        </w:tc>
+      </w:tr>
+      <w:tr>
+        <w:tc>
+          <w:tcPr>
+            <w:tcW w:type="dxa" w:w="2947"/>
+          </w:tcPr>
+          <w:p>
+            <w:r>
+              <w:rPr>
+                <w:rFonts w:ascii="Arial" w:hAnsi="Arial"/>
+                <w:sz w:val="20"/>
+              </w:rPr>
+              <w:t>N/A</w:t>
+            </w:r>
+          </w:p>
+        </w:tc>
+        <w:tc>
+          <w:tcPr>
+            <w:tcW w:type="dxa" w:w="2947"/>
+          </w:tcPr>
+          <w:p>
+            <w:r>
+              <w:rPr>
+                <w:rFonts w:ascii="Arial" w:hAnsi="Arial"/>
+                <w:sz w:val="20"/>
+              </w:rPr>
+              <w:t>classes/program_reviewer.php</w:t>
+            </w:r>
+          </w:p>
+        </w:tc>
+        <w:tc>
+          <w:tcPr>
+            <w:tcW w:type="dxa" w:w="2947"/>
+          </w:tcPr>
+          <w:p>
+            <w:r>
+              <w:rPr>
+                <w:rFonts w:ascii="Arial" w:hAnsi="Arial"/>
+                <w:sz w:val="20"/>
+              </w:rPr>
+              <w:t>Clase para gestionar revisores asignados a pr...</w:t>
+            </w:r>
+          </w:p>
+        </w:tc>
+      </w:tr>
+      <w:tr>
+        <w:tc>
+          <w:tcPr>
+            <w:tcW w:type="dxa" w:w="2947"/>
+          </w:tcPr>
+          <w:p>
+            <w:r>
+              <w:rPr>
+                <w:rFonts w:ascii="Arial" w:hAnsi="Arial"/>
+                <w:sz w:val="20"/>
+              </w:rPr>
+              <w:t>N/A</w:t>
+            </w:r>
+          </w:p>
+        </w:tc>
+        <w:tc>
+          <w:tcPr>
+            <w:tcW w:type="dxa" w:w="2947"/>
+          </w:tcPr>
+          <w:p>
+            <w:r>
+              <w:rPr>
+                <w:rFonts w:ascii="Arial" w:hAnsi="Arial"/>
+                <w:sz w:val="20"/>
+              </w:rPr>
+              <w:t>classes/review_notifier.php</w:t>
+            </w:r>
+          </w:p>
+        </w:tc>
+        <w:tc>
+          <w:tcPr>
+            <w:tcW w:type="dxa" w:w="2947"/>
+          </w:tcPr>
+          <w:p>
+            <w:r>
+              <w:rPr>
+                <w:rFonts w:ascii="Arial" w:hAnsi="Arial"/>
+                <w:sz w:val="20"/>
+              </w:rPr>
+              <w:t>Clase para enviar notificaciones consolidadas...</w:t>
+            </w:r>
+          </w:p>
+        </w:tc>
+      </w:tr>
+      <w:tr>
+        <w:tc>
+          <w:tcPr>
+            <w:tcW w:type="dxa" w:w="2947"/>
+          </w:tcPr>
+          <w:p>
+            <w:r>
+              <w:rPr>
+                <w:rFonts w:ascii="Arial" w:hAnsi="Arial"/>
+                <w:sz w:val="20"/>
+              </w:rPr>
+              <w:t>N/A</w:t>
+            </w:r>
+          </w:p>
+        </w:tc>
+        <w:tc>
+          <w:tcPr>
+            <w:tcW w:type="dxa" w:w="2947"/>
+          </w:tcPr>
+          <w:p>
+            <w:r>
+              <w:rPr>
+                <w:rFonts w:ascii="Arial" w:hAnsi="Arial"/>
+                <w:sz w:val="20"/>
+              </w:rPr>
+              <w:t>classes/reviewer.php</w:t>
+            </w:r>
+          </w:p>
+        </w:tc>
+        <w:tc>
+          <w:tcPr>
+            <w:tcW w:type="dxa" w:w="2947"/>
+          </w:tcPr>
+          <w:p>
+            <w:r>
+              <w:rPr>
+                <w:rFonts w:ascii="Arial" w:hAnsi="Arial"/>
+                <w:sz w:val="20"/>
+              </w:rPr>
+              <w:t>Clase para gestionar asignación de revisores ...</w:t>
             </w:r>
           </w:p>
         </w:tc>
@@ -6437,7 +7135,7 @@
           <w:color w:val="646363"/>
           <w:sz w:val="20"/>
         </w:rPr>
-        <w:t>. Clases principales del plugin local_jobboard</w:t>
+        <w:t>. Detalle de clases PHP del plugin local_jobboard</w:t>
       </w:r>
     </w:p>
     <w:p/>
@@ -7205,6 +7903,170 @@
           <w:sz w:val="22"/>
         </w:rPr>
         <w:t>• Sistema de postulaciones con estados múltiples</w:t>
+      </w:r>
+    </w:p>
+    <w:p>
+      <w:pPr>
+        <w:spacing w:before="240" w:after="120"/>
+        <w:outlineLvl w:val="1"/>
+      </w:pPr>
+      <w:r>
+        <w:rPr>
+          <w:rFonts w:ascii="Arial" w:hAnsi="Arial"/>
+          <w:b/>
+          <w:color w:val="646363"/>
+          <w:sz w:val="28"/>
+        </w:rPr>
+        <w:t>5.19 Seguridad y Privacidad</w:t>
+      </w:r>
+    </w:p>
+    <w:p>
+      <w:pPr>
+        <w:spacing w:after="160" w:line="276" w:lineRule="auto"/>
+        <w:jc w:val="both"/>
+      </w:pPr>
+      <w:r>
+        <w:rPr>
+          <w:rFonts w:ascii="Arial" w:hAnsi="Arial"/>
+          <w:b/>
+          <w:i w:val="0"/>
+          <w:sz w:val="22"/>
+        </w:rPr>
+        <w:t>Cumplimiento GDPR:</w:t>
+      </w:r>
+    </w:p>
+    <w:p>
+      <w:pPr>
+        <w:spacing w:after="80" w:line="276" w:lineRule="auto"/>
+        <w:ind w:left="576"/>
+      </w:pPr>
+      <w:r>
+        <w:rPr>
+          <w:rFonts w:ascii="Arial" w:hAnsi="Arial"/>
+          <w:sz w:val="22"/>
+        </w:rPr>
+        <w:t>• Sistema de consentimiento explícito con registro de timestamp, IP y user agent</w:t>
+      </w:r>
+    </w:p>
+    <w:p>
+      <w:pPr>
+        <w:spacing w:after="80" w:line="276" w:lineRule="auto"/>
+        <w:ind w:left="576"/>
+      </w:pPr>
+      <w:r>
+        <w:rPr>
+          <w:rFonts w:ascii="Arial" w:hAnsi="Arial"/>
+          <w:sz w:val="22"/>
+        </w:rPr>
+        <w:t>• Firma digital del usuario al dar consentimiento</w:t>
+      </w:r>
+    </w:p>
+    <w:p>
+      <w:pPr>
+        <w:spacing w:after="80" w:line="276" w:lineRule="auto"/>
+        <w:ind w:left="576"/>
+      </w:pPr>
+      <w:r>
+        <w:rPr>
+          <w:rFonts w:ascii="Arial" w:hAnsi="Arial"/>
+          <w:sz w:val="22"/>
+        </w:rPr>
+        <w:t>• Encriptación opcional de datos sensibles</w:t>
+      </w:r>
+    </w:p>
+    <w:p>
+      <w:pPr>
+        <w:spacing w:after="80" w:line="276" w:lineRule="auto"/>
+        <w:ind w:left="576"/>
+      </w:pPr>
+      <w:r>
+        <w:rPr>
+          <w:rFonts w:ascii="Arial" w:hAnsi="Arial"/>
+          <w:sz w:val="22"/>
+        </w:rPr>
+        <w:t>• Retención de datos configurable (5 años por defecto)</w:t>
+      </w:r>
+    </w:p>
+    <w:p>
+      <w:pPr>
+        <w:spacing w:after="80" w:line="276" w:lineRule="auto"/>
+        <w:ind w:left="576"/>
+      </w:pPr>
+      <w:r>
+        <w:rPr>
+          <w:rFonts w:ascii="Arial" w:hAnsi="Arial"/>
+          <w:sz w:val="22"/>
+        </w:rPr>
+        <w:t>• Campos para almacenar evidencia legal del consentimiento</w:t>
+      </w:r>
+    </w:p>
+    <w:p>
+      <w:pPr>
+        <w:spacing w:after="160" w:line="276" w:lineRule="auto"/>
+        <w:jc w:val="both"/>
+      </w:pPr>
+      <w:r>
+        <w:rPr>
+          <w:rFonts w:ascii="Arial" w:hAnsi="Arial"/>
+          <w:b/>
+          <w:i w:val="0"/>
+          <w:sz w:val="22"/>
+        </w:rPr>
+        <w:t>Configuraciones de seguridad disponibles:</w:t>
+      </w:r>
+    </w:p>
+    <w:p>
+      <w:pPr>
+        <w:spacing w:after="80" w:line="276" w:lineRule="auto"/>
+        <w:ind w:left="576"/>
+      </w:pPr>
+      <w:r>
+        <w:rPr>
+          <w:rFonts w:ascii="Arial" w:hAnsi="Arial"/>
+          <w:sz w:val="22"/>
+        </w:rPr>
+        <w:t>• enableencryption: Habilita encriptación de datos sensibles</w:t>
+      </w:r>
+    </w:p>
+    <w:p>
+      <w:pPr>
+        <w:spacing w:after="80" w:line="276" w:lineRule="auto"/>
+        <w:ind w:left="576"/>
+      </w:pPr>
+      <w:r>
+        <w:rPr>
+          <w:rFonts w:ascii="Arial" w:hAnsi="Arial"/>
+          <w:sz w:val="22"/>
+        </w:rPr>
+        <w:t>• dataretentiondays: Días de retención de datos (5 años por defecto)</w:t>
+      </w:r>
+    </w:p>
+    <w:p>
+      <w:pPr>
+        <w:spacing w:after="80" w:line="276" w:lineRule="auto"/>
+        <w:ind w:left="576"/>
+      </w:pPr>
+      <w:r>
+        <w:rPr>
+          <w:rFonts w:ascii="Arial" w:hAnsi="Arial"/>
+          <w:sz w:val="22"/>
+        </w:rPr>
+        <w:t>• enableapi: Habilita API externa</w:t>
+      </w:r>
+    </w:p>
+    <w:p>
+      <w:pPr>
+        <w:spacing w:after="160" w:line="276" w:lineRule="auto"/>
+        <w:jc w:val="both"/>
+      </w:pPr>
+      <w:r>
+        <w:rPr>
+          <w:rFonts w:ascii="Arial" w:hAnsi="Arial"/>
+          <w:b w:val="0"/>
+          <w:i w:val="0"/>
+          <w:sz w:val="22"/>
+        </w:rPr>
+        <w:t>El plugin define 11 capabilities para control granular de permisos, siguiendo el modelo RBAC (Role-Based Access Control) de Moodle.</w:t>
       </w:r>
     </w:p>
     <w:p>
@@ -8235,7 +9097,7 @@
           <w:color w:val="646363"/>
           <w:sz w:val="28"/>
         </w:rPr>
-        <w:t>6.7 Capabilities y Seguridad</w:t>
+        <w:t>6.7 Seguridad y Privacidad</w:t>
       </w:r>
     </w:p>
     <w:p>
@@ -8250,7 +9112,102 @@
           <w:i w:val="0"/>
           <w:sz w:val="22"/>
         </w:rPr>
-        <w:t>El plugin define capabilities específicas para controlar el acceso a los reportes y la visualización de información sensible.</w:t>
+        <w:t>El plugin implementa medidas de seguridad y privacidad acordes con los estándares de Moodle:</w:t>
+      </w:r>
+    </w:p>
+    <w:p>
+      <w:pPr>
+        <w:spacing w:after="160" w:line="276" w:lineRule="auto"/>
+        <w:jc w:val="both"/>
+      </w:pPr>
+      <w:r>
+        <w:rPr>
+          <w:rFonts w:ascii="Arial" w:hAnsi="Arial"/>
+          <w:b/>
+          <w:i w:val="0"/>
+          <w:sz w:val="22"/>
+        </w:rPr>
+        <w:t>Cumplimiento GDPR:</w:t>
+      </w:r>
+    </w:p>
+    <w:p>
+      <w:pPr>
+        <w:spacing w:after="80" w:line="276" w:lineRule="auto"/>
+        <w:ind w:left="576"/>
+      </w:pPr>
+      <w:r>
+        <w:rPr>
+          <w:rFonts w:ascii="Arial" w:hAnsi="Arial"/>
+          <w:sz w:val="22"/>
+        </w:rPr>
+        <w:t>• No almacena datos personales adicionales (usa logs existentes de Moodle)</w:t>
+      </w:r>
+    </w:p>
+    <w:p>
+      <w:pPr>
+        <w:spacing w:after="80" w:line="276" w:lineRule="auto"/>
+        <w:ind w:left="576"/>
+      </w:pPr>
+      <w:r>
+        <w:rPr>
+          <w:rFonts w:ascii="Arial" w:hAnsi="Arial"/>
+          <w:sz w:val="22"/>
+        </w:rPr>
+        <w:t>• Los datos mostrados son agregados y estadísticos</w:t>
+      </w:r>
+    </w:p>
+    <w:p>
+      <w:pPr>
+        <w:spacing w:after="80" w:line="276" w:lineRule="auto"/>
+        <w:ind w:left="576"/>
+      </w:pPr>
+      <w:r>
+        <w:rPr>
+          <w:rFonts w:ascii="Arial" w:hAnsi="Arial"/>
+          <w:sz w:val="22"/>
+        </w:rPr>
+        <w:t>• Acceso restringido mediante capabilities específicas</w:t>
+      </w:r>
+    </w:p>
+    <w:p>
+      <w:pPr>
+        <w:spacing w:after="80" w:line="276" w:lineRule="auto"/>
+        <w:ind w:left="576"/>
+      </w:pPr>
+      <w:r>
+        <w:rPr>
+          <w:rFonts w:ascii="Arial" w:hAnsi="Arial"/>
+          <w:sz w:val="22"/>
+        </w:rPr>
+        <w:t>• Exportación controlada por permisos de usuario</w:t>
+      </w:r>
+    </w:p>
+    <w:p>
+      <w:pPr>
+        <w:spacing w:after="80" w:line="276" w:lineRule="auto"/>
+        <w:ind w:left="576"/>
+      </w:pPr>
+      <w:r>
+        <w:rPr>
+          <w:rFonts w:ascii="Arial" w:hAnsi="Arial"/>
+          <w:sz w:val="22"/>
+        </w:rPr>
+        <w:t>• Respeta la política de retención de datos de Moodle</w:t>
+      </w:r>
+    </w:p>
+    <w:p>
+      <w:pPr>
+        <w:spacing w:after="160" w:line="276" w:lineRule="auto"/>
+        <w:jc w:val="both"/>
+      </w:pPr>
+      <w:r>
+        <w:rPr>
+          <w:rFonts w:ascii="Arial" w:hAnsi="Arial"/>
+          <w:b/>
+          <w:i w:val="0"/>
+          <w:sz w:val="22"/>
+        </w:rPr>
+        <w:t>Control de acceso mediante capabilities:</w:t>
       </w:r>
     </w:p>
     <w:tbl>
